--- a/plantillas_maestras/02_seguro_vida/liquidacion_o_pago_menor/2_o_mas_ddos_varios/varon/TPL_2156_2025_SEGURO_VIDA_LIQUIDACION_O_PAGO_MENOR_ASEGURADORA_VARON_R2.docx
+++ b/plantillas_maestras/02_seguro_vida/liquidacion_o_pago_menor/2_o_mas_ddos_varios/varon/TPL_2156_2025_SEGURO_VIDA_LIQUIDACION_O_PAGO_MENOR_ASEGURADORA_VARON_R2.docx
@@ -256,7 +256,7 @@
           <w14:ligatures w14:val="none"/>
         </w:rPr>
         <w:tab/>
-        <w:t xml:space="preserve">:       </w:t>
+        <w:t xml:space="preserve">: </w:t>
       </w:r>
       <w:r>
         <w:rPr>
@@ -681,7 +681,7 @@
           <w:lang w:val="es-ES" w:eastAsia="es-ES"/>
           <w14:ligatures w14:val="none"/>
         </w:rPr>
-        <w:t>ntas infracciones a la Ley N°29571, Código de Protección y Defensa del Consumidor (en adelante, Código)</w:t>
+        <w:t>ntas infracciones a la Ley 29571, Código de Protección y Defensa del Consumidor (en adelante, Código)</w:t>
       </w:r>
       <w:r>
         <w:rPr>
@@ -801,7 +801,7 @@
           <w:lang w:eastAsia="es-ES"/>
           <w14:ligatures w14:val="none"/>
         </w:rPr>
-        <w:t xml:space="preserve">el Seguro Protección Familiar – Póliza N° 50997557 </w:t>
+        <w:t xml:space="preserve">el Seguro Protección Familiar – Póliza 50997557 </w:t>
       </w:r>
       <w:r>
         <w:rPr>
@@ -861,7 +861,7 @@
           <w:lang w:eastAsia="es-ES"/>
           <w14:ligatures w14:val="none"/>
         </w:rPr>
-        <w:t xml:space="preserve">por una prima mensual de S/ 114,91 y el Seguro Protección Ahorros – Póliza N° 51012067 </w:t>
+        <w:t xml:space="preserve">por una prima mensual de S/ 114,91 y el Seguro Protección Ahorros – Póliza 51012067 </w:t>
       </w:r>
       <w:r>
         <w:rPr>
@@ -1715,7 +1715,7 @@
           <w:lang w:eastAsia="es-ES"/>
           <w14:ligatures w14:val="none"/>
         </w:rPr>
-        <w:t>N.°</w:t>
+        <w:t/>
       </w:r>
       <w:proofErr w:type="spellEnd"/>
       <w:r>
@@ -1894,7 +1894,7 @@
           <w:lang w:eastAsia="es-ES"/>
           <w14:ligatures w14:val="none"/>
         </w:rPr>
-        <w:t xml:space="preserve"> N° 25-SBS015953 ante Rímac, referida al cobro de primas del </w:t>
+        <w:t xml:space="preserve"> 25-SBS015953 ante Rímac, referida al cobro de primas del </w:t>
       </w:r>
       <w:r>
         <w:rPr>
@@ -2041,7 +2041,7 @@
           <w:lang w:eastAsia="es-ES"/>
           <w14:ligatures w14:val="none"/>
         </w:rPr>
-        <w:t>reclamo N° 25-SBS015953</w:t>
+        <w:t>reclamo 25-SBS015953</w:t>
       </w:r>
       <w:r>
         <w:rPr>
@@ -3428,7 +3428,7 @@
           <w:lang w:eastAsia="es-PE"/>
           <w14:ligatures w14:val="none"/>
         </w:rPr>
-        <w:t>La Secretaría Técnica de la Comisión de Protección al Consumidor N°1 (en adelante, la Secretaría Técnica), en ejercicio de sus facultades</w:t>
+        <w:t>La Secretaría Técnica de la Comisión de Protección al Consumidor 1 (en adelante, la Secretaría Técnica), en ejercicio de sus facultades</w:t>
       </w:r>
       <w:r>
         <w:rPr>
@@ -3481,7 +3481,7 @@
           <w:kern w:val="0"/>
           <w14:ligatures w14:val="none"/>
         </w:rPr>
-        <w:t>N°</w:t>
+        <w:t/>
       </w:r>
       <w:proofErr w:type="spellEnd"/>
       <w:r>
@@ -3542,7 +3542,7 @@
           <w:lang w:eastAsia="es-PE"/>
           <w14:ligatures w14:val="none"/>
         </w:rPr>
-        <w:t xml:space="preserve">) del artículo 56° </w:t>
+        <w:t xml:space="preserve">) del artículo 56 </w:t>
       </w:r>
       <w:r>
         <w:rPr>
@@ -3571,7 +3571,7 @@
           <w:lang w:eastAsia="es-PE"/>
           <w14:ligatures w14:val="none"/>
         </w:rPr>
-        <w:t xml:space="preserve">.  </w:t>
+        <w:t xml:space="preserve">. </w:t>
       </w:r>
     </w:p>
     <w:p>
@@ -3665,7 +3665,7 @@
           <w:kern w:val="0"/>
           <w14:ligatures w14:val="none"/>
         </w:rPr>
-        <w:t>N°</w:t>
+        <w:t/>
       </w:r>
       <w:proofErr w:type="spellEnd"/>
       <w:r>
@@ -3704,7 +3704,7 @@
           <w:lang w:eastAsia="es-PE"/>
           <w14:ligatures w14:val="none"/>
         </w:rPr>
-        <w:t xml:space="preserve">literal c) del artículo 56° </w:t>
+        <w:t xml:space="preserve">literal c) del artículo 56 </w:t>
       </w:r>
       <w:r>
         <w:rPr>
@@ -3796,7 +3796,7 @@
           <w:kern w:val="0"/>
           <w14:ligatures w14:val="none"/>
         </w:rPr>
-        <w:t>N°</w:t>
+        <w:t/>
       </w:r>
       <w:proofErr w:type="spellEnd"/>
       <w:r>
@@ -3831,7 +3831,7 @@
           <w:lang w:eastAsia="es-PE"/>
           <w14:ligatures w14:val="none"/>
         </w:rPr>
-        <w:t>°</w:t>
+        <w:t/>
       </w:r>
       <w:r>
         <w:rPr>
@@ -3849,7 +3849,7 @@
           <w:lang w:eastAsia="es-PE"/>
           <w14:ligatures w14:val="none"/>
         </w:rPr>
-        <w:t>°</w:t>
+        <w:t/>
       </w:r>
       <w:r>
         <w:rPr>
@@ -3888,7 +3888,7 @@
           <w:lang w:eastAsia="es-PE"/>
           <w14:ligatures w14:val="none"/>
         </w:rPr>
-        <w:t xml:space="preserve">  </w:t>
+        <w:t xml:space="preserve"> </w:t>
       </w:r>
     </w:p>
     <w:p>
@@ -3959,7 +3959,7 @@
           <w:kern w:val="0"/>
           <w14:ligatures w14:val="none"/>
         </w:rPr>
-        <w:t>N°</w:t>
+        <w:t/>
       </w:r>
       <w:proofErr w:type="spellEnd"/>
       <w:r>
@@ -3986,7 +3986,7 @@
           <w:lang w:eastAsia="es-PE"/>
           <w14:ligatures w14:val="none"/>
         </w:rPr>
-        <w:t>°</w:t>
+        <w:t/>
       </w:r>
       <w:r>
         <w:rPr>
@@ -4004,7 +4004,7 @@
           <w:lang w:eastAsia="es-PE"/>
           <w14:ligatures w14:val="none"/>
         </w:rPr>
-        <w:t>°</w:t>
+        <w:t/>
       </w:r>
       <w:r>
         <w:rPr>
@@ -4092,7 +4092,7 @@
           <w:kern w:val="0"/>
           <w14:ligatures w14:val="none"/>
         </w:rPr>
-        <w:t>N°</w:t>
+        <w:t/>
       </w:r>
       <w:proofErr w:type="spellEnd"/>
       <w:r>
@@ -4124,7 +4124,7 @@
           <w:lang w:eastAsia="es-PE"/>
           <w14:ligatures w14:val="none"/>
         </w:rPr>
-        <w:t xml:space="preserve">artículo 1°, numeral 1, literal b) </w:t>
+        <w:t xml:space="preserve">artículo 1, numeral 1, literal b) </w:t>
       </w:r>
       <w:bookmarkEnd w:id="4"/>
       <w:r>
@@ -4136,7 +4136,7 @@
           <w:lang w:eastAsia="es-PE"/>
           <w14:ligatures w14:val="none"/>
         </w:rPr>
-        <w:t>y al artículo 2° del Código</w:t>
+        <w:t>y al artículo 2 del Código</w:t>
       </w:r>
       <w:r>
         <w:rPr>
@@ -4159,7 +4159,7 @@
           <w:lang w:eastAsia="es-PE"/>
           <w14:ligatures w14:val="none"/>
         </w:rPr>
-        <w:t xml:space="preserve">.    </w:t>
+        <w:t xml:space="preserve">. </w:t>
       </w:r>
     </w:p>
     <w:p>
@@ -4219,7 +4219,7 @@
           <w:kern w:val="0"/>
           <w14:ligatures w14:val="none"/>
         </w:rPr>
-        <w:t xml:space="preserve"> como una presunta infracción al numeral 88.1° del artículo 88° del Código</w:t>
+        <w:t xml:space="preserve"> como una presunta infracción al numeral 88.1 del artículo 88 del Código</w:t>
       </w:r>
       <w:r>
         <w:rPr>
@@ -4320,7 +4320,7 @@
           <w:kern w:val="0"/>
           <w14:ligatures w14:val="none"/>
         </w:rPr>
-        <w:t>N°</w:t>
+        <w:t/>
       </w:r>
       <w:proofErr w:type="spellEnd"/>
       <w:r>
@@ -4347,7 +4347,7 @@
           <w:lang w:eastAsia="es-PE"/>
           <w14:ligatures w14:val="none"/>
         </w:rPr>
-        <w:t>°</w:t>
+        <w:t/>
       </w:r>
       <w:r>
         <w:rPr>
@@ -4365,7 +4365,7 @@
           <w:lang w:eastAsia="es-PE"/>
           <w14:ligatures w14:val="none"/>
         </w:rPr>
-        <w:t>°</w:t>
+        <w:t/>
       </w:r>
       <w:r>
         <w:rPr>
@@ -4472,7 +4472,7 @@
           <w:kern w:val="0"/>
           <w14:ligatures w14:val="none"/>
         </w:rPr>
-        <w:t>N°</w:t>
+        <w:t/>
       </w:r>
       <w:proofErr w:type="spellEnd"/>
       <w:r>
@@ -4499,7 +4499,7 @@
           <w:lang w:eastAsia="es-PE"/>
           <w14:ligatures w14:val="none"/>
         </w:rPr>
-        <w:t>°</w:t>
+        <w:t/>
       </w:r>
       <w:r>
         <w:rPr>
@@ -4517,7 +4517,7 @@
           <w:lang w:eastAsia="es-PE"/>
           <w14:ligatures w14:val="none"/>
         </w:rPr>
-        <w:t>°</w:t>
+        <w:t/>
       </w:r>
       <w:r>
         <w:rPr>
@@ -4788,7 +4788,7 @@
           <w:lang w:val="es-ES" w:eastAsia="es-ES"/>
           <w14:ligatures w14:val="none"/>
         </w:rPr>
-        <w:t>N°</w:t>
+        <w:t/>
       </w:r>
       <w:proofErr w:type="spellEnd"/>
       <w:r>
@@ -4832,7 +4832,7 @@
           <w:lang w:val="es-ES" w:eastAsia="es-ES"/>
           <w14:ligatures w14:val="none"/>
         </w:rPr>
-        <w:t>N°</w:t>
+        <w:t/>
       </w:r>
       <w:proofErr w:type="spellEnd"/>
       <w:r>
@@ -4876,7 +4876,7 @@
           <w:lang w:val="es-ES" w:eastAsia="es-ES"/>
           <w14:ligatures w14:val="none"/>
         </w:rPr>
-        <w:t>N°</w:t>
+        <w:t/>
       </w:r>
       <w:proofErr w:type="spellEnd"/>
       <w:r>
@@ -4942,7 +4942,7 @@
           <w:lang w:val="es-ES" w:eastAsia="es-ES"/>
           <w14:ligatures w14:val="none"/>
         </w:rPr>
-        <w:t>N°</w:t>
+        <w:t/>
       </w:r>
       <w:proofErr w:type="spellEnd"/>
       <w:r>
@@ -5033,7 +5033,7 @@
           <w:lang w:eastAsia="es-PE"/>
           <w14:ligatures w14:val="none"/>
         </w:rPr>
-        <w:t xml:space="preserve">RESOLUCIÓN DE LA SECRETARÍA TÉCNICA  </w:t>
+        <w:t xml:space="preserve">RESOLUCIÓN DE LA SECRETARÍA TÉCNICA </w:t>
       </w:r>
     </w:p>
     <w:p>
@@ -5272,7 +5272,7 @@
           <w:lang w:val="es-ES" w:eastAsia="es-ES"/>
           <w14:ligatures w14:val="none"/>
         </w:rPr>
-        <w:t xml:space="preserve">la Póliza N° 50997557 </w:t>
+        <w:t xml:space="preserve">la Póliza 50997557 </w:t>
       </w:r>
       <w:r>
         <w:rPr>
@@ -5367,7 +5367,7 @@
           <w:lang w:val="es-ES" w:eastAsia="es-ES"/>
           <w14:ligatures w14:val="none"/>
         </w:rPr>
-        <w:t>la Póliza N° 51012067 respecto al monto de las primas</w:t>
+        <w:t>la Póliza 51012067 respecto al monto de las primas</w:t>
       </w:r>
       <w:r>
         <w:rPr>
@@ -5418,7 +5418,7 @@
           <w:kern w:val="0"/>
           <w14:ligatures w14:val="none"/>
         </w:rPr>
-        <w:t>Presunta infracción a los artículos 18° y 19° de la Ley 29571</w:t>
+        <w:t>Presunta infracción a los artículos 18 y 19 de la Ley 29571</w:t>
       </w:r>
       <w:r>
         <w:rPr>
@@ -5468,7 +5468,7 @@
           <w:lang w:val="es-ES" w:eastAsia="es-ES"/>
           <w14:ligatures w14:val="none"/>
         </w:rPr>
-        <w:t xml:space="preserve">la Póliza N° 51012067 </w:t>
+        <w:t xml:space="preserve">la Póliza 51012067 </w:t>
       </w:r>
       <w:r>
         <w:rPr>
@@ -5541,7 +5541,7 @@
           <w:kern w:val="0"/>
           <w14:ligatures w14:val="none"/>
         </w:rPr>
-        <w:t xml:space="preserve">Presunta infracción a los artículos 18° y 19° de la Ley 29571, Código de Protección y Defensa del Consumidor, en tanto </w:t>
+        <w:t xml:space="preserve">Presunta infracción a los artículos 18 y 19 de la Ley 29571, Código de Protección y Defensa del Consumidor, en tanto </w:t>
       </w:r>
       <w:r>
         <w:rPr>
@@ -5559,7 +5559,7 @@
           <w:lang w:val="es-ES" w:eastAsia="es-ES"/>
           <w14:ligatures w14:val="none"/>
         </w:rPr>
-        <w:t>la Póliza N° 51012067 desde setiembre de 2022,</w:t>
+        <w:t>la Póliza 51012067 desde setiembre de 2022,</w:t>
       </w:r>
       <w:r>
         <w:rPr>
@@ -5616,7 +5616,7 @@
           <w:kern w:val="0"/>
           <w14:ligatures w14:val="none"/>
         </w:rPr>
-        <w:t>Presunta infracción al artículo 1°, numeral 1, literal b) y al artículo 2° de la Ley 29571, Código de Protección y Defensa del Consumidor</w:t>
+        <w:t>Presunta infracción al artículo 1, numeral 1, literal b) y al artículo 2 de la Ley 29571, Código de Protección y Defensa del Consumidor</w:t>
       </w:r>
       <w:r>
         <w:rPr>
@@ -5642,7 +5642,7 @@
           <w:lang w:val="es-ES" w:eastAsia="es-ES"/>
           <w14:ligatures w14:val="none"/>
         </w:rPr>
-        <w:t>la Póliza N° 51012067</w:t>
+        <w:t>la Póliza 51012067</w:t>
       </w:r>
       <w:r>
         <w:rPr>
@@ -5795,7 +5795,7 @@
           <w:kern w:val="0"/>
           <w14:ligatures w14:val="none"/>
         </w:rPr>
-        <w:t xml:space="preserve">Presunta infracción a los artículos 18° y 19° de la Ley 29571, Código de Protección y Defensa del Consumidor, en tanto </w:t>
+        <w:t xml:space="preserve">Presunta infracción a los artículos 18 y 19 de la Ley 29571, Código de Protección y Defensa del Consumidor, en tanto </w:t>
       </w:r>
       <w:r>
         <w:rPr>
@@ -5845,7 +5845,7 @@
           <w:lang w:val="es-ES" w:eastAsia="es-ES"/>
           <w14:ligatures w14:val="none"/>
         </w:rPr>
-        <w:t xml:space="preserve">la Póliza N° 51012067, pese </w:t>
+        <w:t xml:space="preserve">la Póliza 51012067, pese </w:t>
       </w:r>
       <w:r>
         <w:rPr>
@@ -5906,7 +5906,7 @@
           <w:kern w:val="0"/>
           <w14:ligatures w14:val="none"/>
         </w:rPr>
-        <w:t xml:space="preserve">Presunta infracción a los artículos 18° y 19° de la Ley 29571, Código de Protección y Defensa del Consumidor, en tanto </w:t>
+        <w:t xml:space="preserve">Presunta infracción a los artículos 18 y 19 de la Ley 29571, Código de Protección y Defensa del Consumidor, en tanto </w:t>
       </w:r>
       <w:r>
         <w:rPr>
@@ -5924,7 +5924,7 @@
           <w:lang w:val="es-ES" w:eastAsia="es-ES"/>
           <w14:ligatures w14:val="none"/>
         </w:rPr>
-        <w:t>Póliza N° 51012067 desde setiembre de 2022 solo si no deseaba continuar con el seguro</w:t>
+        <w:t>Póliza 51012067 desde setiembre de 2022 solo si no deseaba continuar con el seguro</w:t>
       </w:r>
       <w:r>
         <w:rPr>
@@ -6218,7 +6218,7 @@
           <w:lang w:eastAsia="es-PE"/>
           <w14:ligatures w14:val="none"/>
         </w:rPr>
-        <w:t>°</w:t>
+        <w:t/>
       </w:r>
       <w:r>
         <w:rPr>
@@ -6314,7 +6314,7 @@
           <w:lang w:eastAsia="es-PE"/>
           <w14:ligatures w14:val="none"/>
         </w:rPr>
-        <w:t>°</w:t>
+        <w:t/>
       </w:r>
       <w:r>
         <w:rPr>
@@ -6498,7 +6498,7 @@
           <w:lang w:eastAsia="es-PE"/>
           <w14:ligatures w14:val="none"/>
         </w:rPr>
-        <w:t>°</w:t>
+        <w:t/>
       </w:r>
       <w:r>
         <w:rPr>
@@ -6641,7 +6641,7 @@
           <w:lang w:val="es-ES" w:eastAsia="es-ES"/>
           <w14:ligatures w14:val="none"/>
         </w:rPr>
-        <w:t>N°</w:t>
+        <w:t/>
       </w:r>
       <w:proofErr w:type="spellEnd"/>
       <w:r>
@@ -6685,7 +6685,7 @@
           <w:lang w:val="es-ES" w:eastAsia="es-ES"/>
           <w14:ligatures w14:val="none"/>
         </w:rPr>
-        <w:t>N°</w:t>
+        <w:t/>
       </w:r>
       <w:proofErr w:type="spellEnd"/>
       <w:r>
@@ -6729,7 +6729,7 @@
           <w:lang w:val="es-ES" w:eastAsia="es-ES"/>
           <w14:ligatures w14:val="none"/>
         </w:rPr>
-        <w:t>N°</w:t>
+        <w:t/>
       </w:r>
       <w:proofErr w:type="spellEnd"/>
       <w:r>
@@ -6795,7 +6795,7 @@
           <w:lang w:val="es-ES" w:eastAsia="es-ES"/>
           <w14:ligatures w14:val="none"/>
         </w:rPr>
-        <w:t>N°</w:t>
+        <w:t/>
       </w:r>
       <w:proofErr w:type="spellEnd"/>
       <w:r>
@@ -6885,7 +6885,7 @@
           <w:lang w:eastAsia="es-PE"/>
           <w14:ligatures w14:val="none"/>
         </w:rPr>
-        <w:t>°</w:t>
+        <w:t/>
       </w:r>
       <w:r>
         <w:rPr>
@@ -6926,7 +6926,7 @@
           <w:lang w:eastAsia="es-PE"/>
           <w14:ligatures w14:val="none"/>
         </w:rPr>
-        <w:t>°</w:t>
+        <w:t/>
       </w:r>
       <w:r>
         <w:rPr>
@@ -6946,7 +6946,7 @@
           <w:lang w:eastAsia="es-PE"/>
           <w14:ligatures w14:val="none"/>
         </w:rPr>
-        <w:t>°</w:t>
+        <w:t/>
       </w:r>
       <w:r>
         <w:rPr>
@@ -6966,7 +6966,7 @@
           <w:lang w:eastAsia="es-PE"/>
           <w14:ligatures w14:val="none"/>
         </w:rPr>
-        <w:t>°</w:t>
+        <w:t/>
       </w:r>
       <w:r>
         <w:rPr>
@@ -7019,7 +7019,7 @@
           <w:lang w:eastAsia="es-PE"/>
           <w14:ligatures w14:val="none"/>
         </w:rPr>
-        <w:t>°</w:t>
+        <w:t/>
       </w:r>
       <w:r>
         <w:rPr>
@@ -7110,7 +7110,7 @@
           <w:lang w:eastAsia="es-PE"/>
           <w14:ligatures w14:val="none"/>
         </w:rPr>
-        <w:t>°</w:t>
+        <w:t/>
       </w:r>
       <w:r>
         <w:rPr>
@@ -7202,7 +7202,7 @@
           <w:lang w:eastAsia="es-PE"/>
           <w14:ligatures w14:val="none"/>
         </w:rPr>
-        <w:t>°</w:t>
+        <w:t/>
       </w:r>
       <w:r>
         <w:rPr>
@@ -7210,7 +7210,7 @@
           <w:kern w:val="0"/>
           <w14:ligatures w14:val="none"/>
         </w:rPr>
-        <w:t xml:space="preserve"> del Decreto Legislativo N° 807</w:t>
+        <w:t xml:space="preserve"> del Decreto Legislativo 807</w:t>
       </w:r>
       <w:r>
         <w:rPr>
@@ -7543,7 +7543,7 @@
           <w:lang w:eastAsia="es-PE"/>
           <w14:ligatures w14:val="none"/>
         </w:rPr>
-        <w:t>°</w:t>
+        <w:t/>
       </w:r>
       <w:r>
         <w:rPr>
@@ -7567,7 +7567,7 @@
           <w:lang w:eastAsia="es-PE"/>
           <w14:ligatures w14:val="none"/>
         </w:rPr>
-        <w:t>°</w:t>
+        <w:t/>
       </w:r>
       <w:r>
         <w:rPr>
@@ -7755,7 +7755,7 @@
           <w:kern w:val="0"/>
           <w14:ligatures w14:val="none"/>
         </w:rPr>
-        <w:t> Protección al Consumidor N° 1</w:t>
+        <w:t> Protección al Consumidor 1</w:t>
       </w:r>
     </w:p>
     <w:p>
@@ -7999,7 +7999,7 @@
           <w:szCs w:val="16"/>
         </w:rPr>
         <w:tab/>
-        <w:t xml:space="preserve">Denuncia remitida a esta Comisión mediante MEMORANDUM N° </w:t>
+        <w:t xml:space="preserve">Denuncia remitida a esta Comisión mediante MEMORANDUM </w:t>
       </w:r>
       <w:r>
         <w:rPr>
@@ -8214,7 +8214,7 @@
           <w:sz w:val="16"/>
           <w:szCs w:val="16"/>
         </w:rPr>
-        <w:t xml:space="preserve">  </w:t>
+        <w:t xml:space="preserve"> </w:t>
       </w:r>
       <w:r>
         <w:rPr>
@@ -8243,7 +8243,7 @@
           <w:sz w:val="16"/>
           <w:szCs w:val="16"/>
         </w:rPr>
-        <w:t>N°</w:t>
+        <w:t/>
       </w:r>
       <w:proofErr w:type="spellEnd"/>
       <w:r>
@@ -8265,7 +8265,7 @@
           <w:sz w:val="16"/>
           <w:szCs w:val="16"/>
         </w:rPr>
-        <w:t>N°</w:t>
+        <w:t/>
       </w:r>
       <w:proofErr w:type="spellEnd"/>
       <w:r>
@@ -8337,7 +8337,7 @@
           <w:sz w:val="16"/>
           <w:szCs w:val="16"/>
         </w:rPr>
-        <w:t>N°</w:t>
+        <w:t/>
       </w:r>
       <w:proofErr w:type="spellEnd"/>
       <w:r>
@@ -8431,7 +8431,7 @@
           <w:sz w:val="16"/>
           <w:szCs w:val="16"/>
         </w:rPr>
-        <w:t>N°</w:t>
+        <w:t/>
       </w:r>
       <w:proofErr w:type="spellEnd"/>
       <w:r>
@@ -8628,7 +8628,7 @@
           <w:sz w:val="16"/>
           <w:szCs w:val="16"/>
         </w:rPr>
-        <w:t>N°</w:t>
+        <w:t/>
       </w:r>
       <w:proofErr w:type="spellEnd"/>
       <w:r>
@@ -8650,7 +8650,7 @@
           <w:sz w:val="16"/>
           <w:szCs w:val="16"/>
         </w:rPr>
-        <w:t>N°</w:t>
+        <w:t/>
       </w:r>
       <w:proofErr w:type="spellEnd"/>
       <w:r>
@@ -8661,7 +8661,7 @@
           <w:sz w:val="16"/>
           <w:szCs w:val="16"/>
         </w:rPr>
-        <w:t xml:space="preserve"> 1308   </w:t>
+        <w:t xml:space="preserve"> 1308 </w:t>
       </w:r>
     </w:p>
     <w:p>
@@ -8813,7 +8813,7 @@
           <w:sz w:val="16"/>
           <w:szCs w:val="16"/>
         </w:rPr>
-        <w:t xml:space="preserve">           </w:t>
+        <w:t xml:space="preserve"> </w:t>
       </w:r>
       <w:r>
         <w:rPr>
@@ -8842,7 +8842,7 @@
           <w:sz w:val="16"/>
           <w:szCs w:val="16"/>
         </w:rPr>
-        <w:t>N°</w:t>
+        <w:t/>
       </w:r>
       <w:proofErr w:type="spellEnd"/>
       <w:r>
@@ -8864,7 +8864,7 @@
           <w:sz w:val="16"/>
           <w:szCs w:val="16"/>
         </w:rPr>
-        <w:t>N°</w:t>
+        <w:t/>
       </w:r>
       <w:proofErr w:type="spellEnd"/>
       <w:r>
@@ -8875,7 +8875,7 @@
           <w:sz w:val="16"/>
           <w:szCs w:val="16"/>
         </w:rPr>
-        <w:t xml:space="preserve"> 1308   </w:t>
+        <w:t xml:space="preserve"> 1308 </w:t>
       </w:r>
     </w:p>
     <w:p>
@@ -8899,7 +8899,7 @@
           <w:sz w:val="16"/>
           <w:szCs w:val="16"/>
         </w:rPr>
-        <w:t xml:space="preserve">Artículo 18.- Idoneidad   </w:t>
+        <w:t xml:space="preserve">Artículo 18.- Idoneidad </w:t>
       </w:r>
     </w:p>
     <w:p>
@@ -8919,7 +8919,7 @@
           <w:sz w:val="16"/>
           <w:szCs w:val="16"/>
         </w:rPr>
-        <w:t xml:space="preserve">Se entiende por idoneidad la correspondencia entre lo que un consumidor espera y lo que efectivamente recibe, en función a lo que se le hubiera ofrecido, la publicidad e información transmitida, las condiciones y circunstancias de la transacción, las características y naturaleza del producto o servicio, el precio, entre otros factores, atendiendo a las circunstancias del caso.    </w:t>
+        <w:t xml:space="preserve">Se entiende por idoneidad la correspondencia entre lo que un consumidor espera y lo que efectivamente recibe, en función a lo que se le hubiera ofrecido, la publicidad e información transmitida, las condiciones y circunstancias de la transacción, las características y naturaleza del producto o servicio, el precio, entre otros factores, atendiendo a las circunstancias del caso. </w:t>
       </w:r>
     </w:p>
     <w:p>
@@ -9069,7 +9069,7 @@
           <w:sz w:val="16"/>
           <w:szCs w:val="16"/>
         </w:rPr>
-        <w:t>N°</w:t>
+        <w:t/>
       </w:r>
       <w:proofErr w:type="spellEnd"/>
       <w:r>
@@ -9091,7 +9091,7 @@
           <w:sz w:val="16"/>
           <w:szCs w:val="16"/>
         </w:rPr>
-        <w:t>N°</w:t>
+        <w:t/>
       </w:r>
       <w:proofErr w:type="spellEnd"/>
       <w:r>
@@ -9102,7 +9102,7 @@
           <w:sz w:val="16"/>
           <w:szCs w:val="16"/>
         </w:rPr>
-        <w:t xml:space="preserve"> 1308   </w:t>
+        <w:t xml:space="preserve"> 1308 </w:t>
       </w:r>
     </w:p>
     <w:p>
@@ -9411,7 +9411,7 @@
           <w:sz w:val="16"/>
           <w:szCs w:val="16"/>
         </w:rPr>
-        <w:t xml:space="preserve">LEY N° 29571, CÓDIGO DE PROTECCIÓN Y DEFENSA DEL CONSUMIDOR, publicado el 2 de setiembre de 2010 y modificado por Decreto Legislativo N° 1308 </w:t>
+        <w:t xml:space="preserve">LEY 29571, CÓDIGO DE PROTECCIÓN Y DEFENSA DEL CONSUMIDOR, publicado el 2 de setiembre de 2010 y modificado por Decreto Legislativo 1308 </w:t>
       </w:r>
     </w:p>
     <w:p>
@@ -9509,7 +9509,7 @@
           <w:sz w:val="16"/>
           <w:szCs w:val="16"/>
         </w:rPr>
-        <w:t xml:space="preserve">  </w:t>
+        <w:t xml:space="preserve"> </w:t>
       </w:r>
       <w:r>
         <w:rPr>
@@ -9527,7 +9527,7 @@
           <w:sz w:val="16"/>
           <w:szCs w:val="16"/>
         </w:rPr>
-        <w:t>LEY SOBRE FACULTADES, NORMAS Y ORGANIZACIÓN DEL INDECOPI, APROBADA POR DECRETO LEGISLATIVO N° 807 Artículo 24.-</w:t>
+        <w:t>LEY SOBRE FACULTADES, NORMAS Y ORGANIZACIÓN DEL INDECOPI, APROBADA POR DECRETO LEGISLATIVO 807 Artículo 24.-</w:t>
       </w:r>
       <w:r>
         <w:rPr>
@@ -9712,7 +9712,7 @@
           <w:sz w:val="16"/>
           <w:szCs w:val="16"/>
         </w:rPr>
-        <w:t>Nº</w:t>
+        <w:t/>
       </w:r>
       <w:proofErr w:type="spellEnd"/>
       <w:r>
@@ -9818,7 +9818,7 @@
           <w:sz w:val="16"/>
           <w:szCs w:val="16"/>
         </w:rPr>
-        <w:t>publicado el 2 de setiembre de 2010 y modificado por Decreto Legislativo N° 1308</w:t>
+        <w:t>publicado el 2 de setiembre de 2010 y modificado por Decreto Legislativo 1308</w:t>
       </w:r>
     </w:p>
     <w:p>
@@ -9975,7 +9975,7 @@
           <w:szCs w:val="16"/>
           <w:vertAlign w:val="superscript"/>
         </w:rPr>
-        <w:t xml:space="preserve">  </w:t>
+        <w:t xml:space="preserve"> </w:t>
       </w:r>
       <w:r>
         <w:rPr>
@@ -9983,7 +9983,7 @@
           <w:sz w:val="16"/>
           <w:szCs w:val="16"/>
         </w:rPr>
-        <w:t xml:space="preserve">     </w:t>
+        <w:t xml:space="preserve"> </w:t>
       </w:r>
       <w:r>
         <w:rPr>
@@ -10019,7 +10019,7 @@
           <w:sz w:val="16"/>
           <w:szCs w:val="16"/>
         </w:rPr>
-        <w:t>publicado el 2 de setiembre de 2010 y modificado por Decreto Legislativo N° 1308</w:t>
+        <w:t>publicado el 2 de setiembre de 2010 y modificado por Decreto Legislativo 1308</w:t>
       </w:r>
     </w:p>
     <w:p>
@@ -10062,7 +10062,7 @@
           <w:sz w:val="16"/>
           <w:szCs w:val="16"/>
         </w:rPr>
-        <w:t>El órgano resolutivo puede sancionar las infracciones administrativas a que se refiere el artículo 108º con amonestación y multas de hasta cuatrocientos cincuenta (450) Unidades Impositivas Tributarias (UIT), las cuales son calificadas de la siguiente manera:</w:t>
+        <w:t>El órgano resolutivo puede sancionar las infracciones administrativas a que se refiere el artículo 108 con amonestación y multas de hasta cuatrocientos cincuenta (450) Unidades Impositivas Tributarias (UIT), las cuales son calificadas de la siguiente manera:</w:t>
       </w:r>
     </w:p>
     <w:p>
@@ -10185,7 +10185,7 @@
           <w:sz w:val="16"/>
           <w:szCs w:val="16"/>
         </w:rPr>
-        <w:t xml:space="preserve">        </w:t>
+        <w:t xml:space="preserve"> </w:t>
       </w:r>
       <w:r>
         <w:rPr>
@@ -11002,7 +11002,7 @@
           <w:sz w:val="16"/>
           <w:szCs w:val="16"/>
         </w:rPr>
-        <w:t xml:space="preserve">         </w:t>
+        <w:t xml:space="preserve"> </w:t>
       </w:r>
       <w:r>
         <w:rPr>
@@ -11038,7 +11038,7 @@
           <w:sz w:val="16"/>
           <w:szCs w:val="16"/>
         </w:rPr>
-        <w:t>publicado el 2 de setiembre de 2010 y modificado por Decreto Legislativo N° 1308</w:t>
+        <w:t>publicado el 2 de setiembre de 2010 y modificado por Decreto Legislativo 1308</w:t>
       </w:r>
     </w:p>
     <w:p>
@@ -11246,7 +11246,7 @@
           <w:sz w:val="16"/>
           <w:szCs w:val="16"/>
         </w:rPr>
-        <w:t>Nº</w:t>
+        <w:t/>
       </w:r>
       <w:proofErr w:type="spellEnd"/>
       <w:r>
@@ -11681,7 +11681,7 @@
               <w:sz w:val="16"/>
               <w:szCs w:val="16"/>
             </w:rPr>
-            <w:t xml:space="preserve">CNICA DE LA    </w:t>
+            <w:t xml:space="preserve">CNICA DE LA </w:t>
           </w:r>
         </w:p>
         <w:p>

--- a/plantillas_maestras/02_seguro_vida/liquidacion_o_pago_menor/2_o_mas_ddos_varios/varon/TPL_2156_2025_SEGURO_VIDA_LIQUIDACION_O_PAGO_MENOR_ASEGURADORA_VARON_R2.docx
+++ b/plantillas_maestras/02_seguro_vida/liquidacion_o_pago_menor/2_o_mas_ddos_varios/varon/TPL_2156_2025_SEGURO_VIDA_LIQUIDACION_O_PAGO_MENOR_ASEGURADORA_VARON_R2.docx
@@ -93,7 +93,7 @@
           <w:lang w:eastAsia="es-PE"/>
           <w14:ligatures w14:val="none"/>
         </w:rPr>
-        <w:t>DENUNCIANTE</w:t>
+        <w:t xml:space="preserve">DENUNCIANTE:[DENUNCIANTE] (SEÑOR [APELLIDO])</w:t>
       </w:r>
       <w:r>
         <w:rPr>
@@ -105,7 +105,7 @@
           <w14:ligatures w14:val="none"/>
         </w:rPr>
         <w:tab/>
-        <w:t>:</w:t>
+        <w:t/>
       </w:r>
       <w:r>
         <w:rPr>
@@ -127,40 +127,40 @@
           <w:lang w:eastAsia="es-PE"/>
           <w14:ligatures w14:val="none"/>
         </w:rPr>
-        <w:t>CRISTHIAN MANUEL TRIGOS FERNÁNDEZ</w:t>
-      </w:r>
-      <w:r>
-        <w:rPr>
-          <w:rFonts w:ascii="Arial Narrow" w:eastAsia="Arial Narrow" w:hAnsi="Arial Narrow" w:cs="Arial Narrow"/>
-          <w:b/>
-          <w:color w:val="000000"/>
-          <w:kern w:val="0"/>
-          <w:lang w:eastAsia="es-PE"/>
-          <w14:ligatures w14:val="none"/>
-        </w:rPr>
-        <w:t xml:space="preserve"> (SEÑOR </w:t>
-      </w:r>
-      <w:r>
-        <w:rPr>
-          <w:rFonts w:ascii="Arial Narrow" w:eastAsia="Arial Narrow" w:hAnsi="Arial Narrow" w:cs="Arial Narrow"/>
-          <w:b/>
-          <w:color w:val="000000"/>
-          <w:kern w:val="0"/>
-          <w:lang w:eastAsia="es-PE"/>
-          <w14:ligatures w14:val="none"/>
-        </w:rPr>
-        <w:t>TRIGOS</w:t>
-      </w:r>
-      <w:r>
-        <w:rPr>
-          <w:rFonts w:ascii="Arial Narrow" w:eastAsia="Arial Narrow" w:hAnsi="Arial Narrow" w:cs="Arial Narrow"/>
-          <w:b/>
-          <w:color w:val="000000"/>
-          <w:kern w:val="0"/>
-          <w:lang w:eastAsia="es-PE"/>
-          <w14:ligatures w14:val="none"/>
-        </w:rPr>
-        <w:t>)</w:t>
+        <w:t/>
+      </w:r>
+      <w:r>
+        <w:rPr>
+          <w:rFonts w:ascii="Arial Narrow" w:eastAsia="Arial Narrow" w:hAnsi="Arial Narrow" w:cs="Arial Narrow"/>
+          <w:b/>
+          <w:color w:val="000000"/>
+          <w:kern w:val="0"/>
+          <w:lang w:eastAsia="es-PE"/>
+          <w14:ligatures w14:val="none"/>
+        </w:rPr>
+        <w:t xml:space="preserve"/>
+      </w:r>
+      <w:r>
+        <w:rPr>
+          <w:rFonts w:ascii="Arial Narrow" w:eastAsia="Arial Narrow" w:hAnsi="Arial Narrow" w:cs="Arial Narrow"/>
+          <w:b/>
+          <w:color w:val="000000"/>
+          <w:kern w:val="0"/>
+          <w:lang w:eastAsia="es-PE"/>
+          <w14:ligatures w14:val="none"/>
+        </w:rPr>
+        <w:t/>
+      </w:r>
+      <w:r>
+        <w:rPr>
+          <w:rFonts w:ascii="Arial Narrow" w:eastAsia="Arial Narrow" w:hAnsi="Arial Narrow" w:cs="Arial Narrow"/>
+          <w:b/>
+          <w:color w:val="000000"/>
+          <w:kern w:val="0"/>
+          <w:lang w:eastAsia="es-PE"/>
+          <w14:ligatures w14:val="none"/>
+        </w:rPr>
+        <w:t/>
       </w:r>
     </w:p>
     <w:p>
@@ -548,7 +548,7 @@
           <w:lang w:val="es-ES" w:eastAsia="es-ES"/>
           <w14:ligatures w14:val="none"/>
         </w:rPr>
-        <w:t xml:space="preserve">Mediante </w:t>
+        <w:t xml:space="preserve">Mediante el escrito del 11 de agosto de 2025, el señor [APELLIDO] denunció a Rímac, por presuntas infracciones a la Ley 29571, Código de Protección y Defensa del Consumidor (en adelante, Código), señalando lo siguiente:</w:t>
       </w:r>
       <w:r>
         <w:rPr>
@@ -558,7 +558,7 @@
           <w:lang w:val="es-ES" w:eastAsia="es-ES"/>
           <w14:ligatures w14:val="none"/>
         </w:rPr>
-        <w:t xml:space="preserve">el escrito del </w:t>
+        <w:t xml:space="preserve"/>
       </w:r>
       <w:r>
         <w:rPr>
@@ -568,7 +568,7 @@
           <w:lang w:val="es-ES" w:eastAsia="es-ES"/>
           <w14:ligatures w14:val="none"/>
         </w:rPr>
-        <w:t>11</w:t>
+        <w:t/>
       </w:r>
       <w:r>
         <w:rPr>
@@ -578,7 +578,7 @@
           <w:lang w:val="es-ES" w:eastAsia="es-ES"/>
           <w14:ligatures w14:val="none"/>
         </w:rPr>
-        <w:t xml:space="preserve"> de </w:t>
+        <w:t xml:space="preserve"/>
       </w:r>
       <w:r>
         <w:rPr>
@@ -588,7 +588,7 @@
           <w:lang w:val="es-ES" w:eastAsia="es-ES"/>
           <w14:ligatures w14:val="none"/>
         </w:rPr>
-        <w:t>agosto</w:t>
+        <w:t/>
       </w:r>
       <w:r>
         <w:rPr>
@@ -598,7 +598,7 @@
           <w:lang w:val="es-ES" w:eastAsia="es-ES"/>
           <w14:ligatures w14:val="none"/>
         </w:rPr>
-        <w:t xml:space="preserve"> de 2025</w:t>
+        <w:t xml:space="preserve"/>
       </w:r>
       <w:r>
         <w:rPr>
@@ -617,7 +617,7 @@
           <w:kern w:val="0"/>
           <w14:ligatures w14:val="none"/>
         </w:rPr>
-        <w:t>,</w:t>
+        <w:t/>
       </w:r>
       <w:r>
         <w:rPr>
@@ -625,7 +625,7 @@
           <w:kern w:val="0"/>
           <w14:ligatures w14:val="none"/>
         </w:rPr>
-        <w:t xml:space="preserve"> </w:t>
+        <w:t xml:space="preserve"/>
       </w:r>
       <w:r>
         <w:rPr>
@@ -633,7 +633,7 @@
           <w:kern w:val="0"/>
           <w14:ligatures w14:val="none"/>
         </w:rPr>
-        <w:t xml:space="preserve">el señor Trigos </w:t>
+        <w:t xml:space="preserve"/>
       </w:r>
       <w:r>
         <w:rPr>
@@ -641,7 +641,7 @@
           <w:kern w:val="0"/>
           <w14:ligatures w14:val="none"/>
         </w:rPr>
-        <w:t>d</w:t>
+        <w:t/>
       </w:r>
       <w:r>
         <w:rPr>
@@ -651,7 +651,7 @@
           <w:lang w:val="es-ES" w:eastAsia="es-ES"/>
           <w14:ligatures w14:val="none"/>
         </w:rPr>
-        <w:t>enunció a Rímac</w:t>
+        <w:t/>
       </w:r>
       <w:r>
         <w:rPr>
@@ -661,7 +661,7 @@
           <w:lang w:val="es-ES" w:eastAsia="es-ES"/>
           <w14:ligatures w14:val="none"/>
         </w:rPr>
-        <w:t>,</w:t>
+        <w:t/>
       </w:r>
       <w:r>
         <w:rPr>
@@ -671,7 +671,7 @@
           <w:lang w:val="es-ES" w:eastAsia="es-ES"/>
           <w14:ligatures w14:val="none"/>
         </w:rPr>
-        <w:t xml:space="preserve"> por presu</w:t>
+        <w:t xml:space="preserve"/>
       </w:r>
       <w:r>
         <w:rPr>
@@ -681,7 +681,7 @@
           <w:lang w:val="es-ES" w:eastAsia="es-ES"/>
           <w14:ligatures w14:val="none"/>
         </w:rPr>
-        <w:t>ntas infracciones a la Ley 29571, Código de Protección y Defensa del Consumidor (en adelante, Código)</w:t>
+        <w:t/>
       </w:r>
       <w:r>
         <w:rPr>
@@ -702,7 +702,7 @@
           <w:lang w:val="es-ES" w:eastAsia="es-ES"/>
           <w14:ligatures w14:val="none"/>
         </w:rPr>
-        <w:t xml:space="preserve">, señalando </w:t>
+        <w:t xml:space="preserve"/>
       </w:r>
       <w:r>
         <w:rPr>
@@ -713,7 +713,7 @@
           <w:lang w:val="es-ES" w:eastAsia="es-ES"/>
           <w14:ligatures w14:val="none"/>
         </w:rPr>
-        <w:t>lo siguiente:</w:t>
+        <w:t/>
       </w:r>
     </w:p>
     <w:p>
@@ -2856,7 +2856,7 @@
           <w:kern w:val="0"/>
           <w14:ligatures w14:val="none"/>
         </w:rPr>
-        <w:t xml:space="preserve">El señor Trigos </w:t>
+        <w:t xml:space="preserve">El señor [APELLIDO] solicitó, en calidad de medida correctiva, que Rímac cumpla con: (i) otorgar la devolución íntegra del monto cobrado indebidamente por el Seguro de Protección de Ahorros correspondiente al periodo comprendido entre septiembre del 2022 a enero del 2025, por un total de S/ 3 274,39 por cobros indebidos; (ii) reconocer e indemnizar el daño a la persona (moral) ocasionado por la afectación a su honor, tranquilidad y reputación, por un monto de S/ 15 000,00 soles; (iii) incluir como indemnización el perjuicio económico adicional generado por el préstamo solicitado por para cubrir obligaciones derivadas del cobro indebido, incluyendo el capital, intereses y costos financieros, cuyo monto asciende a S/ 5 270,00; (iv) exhortar a implementar mecanismos de validación expresa para cualquier modificación contractual, garantizando el respeto al principio de la buena fe y transparencia en las relaciones de consumo. Asimismo, requirió el reembolso de costos y costas del presente procedimiento.</w:t>
       </w:r>
       <w:r>
         <w:rPr>
@@ -2866,7 +2866,7 @@
           <w:lang w:val="es-ES" w:eastAsia="es-ES"/>
           <w14:ligatures w14:val="none"/>
         </w:rPr>
-        <w:t xml:space="preserve">solicitó, en calidad de medida correctiva, que </w:t>
+        <w:t xml:space="preserve"/>
       </w:r>
       <w:r>
         <w:rPr>
@@ -2876,7 +2876,7 @@
           <w:lang w:val="es-ES" w:eastAsia="es-ES"/>
           <w14:ligatures w14:val="none"/>
         </w:rPr>
-        <w:t xml:space="preserve">Rímac </w:t>
+        <w:t xml:space="preserve"/>
       </w:r>
       <w:r>
         <w:rPr>
@@ -2886,7 +2886,7 @@
           <w:lang w:val="es-ES" w:eastAsia="es-ES"/>
           <w14:ligatures w14:val="none"/>
         </w:rPr>
-        <w:t>cumpla co</w:t>
+        <w:t/>
       </w:r>
       <w:r>
         <w:rPr>
@@ -2896,7 +2896,7 @@
           <w:lang w:val="es-ES" w:eastAsia="es-ES"/>
           <w14:ligatures w14:val="none"/>
         </w:rPr>
-        <w:t xml:space="preserve">n: (i) otorgar la devolución íntegra del monto cobrado indebidamente por </w:t>
+        <w:t xml:space="preserve"/>
       </w:r>
       <w:r>
         <w:rPr>
@@ -2906,57 +2906,57 @@
           <w:lang w:val="es-ES" w:eastAsia="es-ES"/>
           <w14:ligatures w14:val="none"/>
         </w:rPr>
-        <w:t xml:space="preserve">el </w:t>
-      </w:r>
-      <w:r>
-        <w:rPr>
-          <w:rFonts w:ascii="Arial Narrow" w:eastAsia="Times New Roman" w:hAnsi="Arial Narrow" w:cs="Arial"/>
-          <w:color w:val="000000"/>
-          <w:kern w:val="0"/>
-          <w:lang w:eastAsia="es-ES"/>
-          <w14:ligatures w14:val="none"/>
-        </w:rPr>
-        <w:t xml:space="preserve">Seguro </w:t>
-      </w:r>
-      <w:r>
-        <w:rPr>
-          <w:rFonts w:ascii="Arial Narrow" w:eastAsia="Times New Roman" w:hAnsi="Arial Narrow" w:cs="Arial"/>
-          <w:color w:val="000000"/>
-          <w:kern w:val="0"/>
-          <w:lang w:eastAsia="es-ES"/>
-          <w14:ligatures w14:val="none"/>
-        </w:rPr>
-        <w:t xml:space="preserve">de </w:t>
-      </w:r>
-      <w:r>
-        <w:rPr>
-          <w:rFonts w:ascii="Arial Narrow" w:eastAsia="Times New Roman" w:hAnsi="Arial Narrow" w:cs="Arial"/>
-          <w:color w:val="000000"/>
-          <w:kern w:val="0"/>
-          <w:lang w:eastAsia="es-ES"/>
-          <w14:ligatures w14:val="none"/>
-        </w:rPr>
-        <w:t xml:space="preserve">Protección </w:t>
-      </w:r>
-      <w:r>
-        <w:rPr>
-          <w:rFonts w:ascii="Arial Narrow" w:eastAsia="Times New Roman" w:hAnsi="Arial Narrow" w:cs="Arial"/>
-          <w:color w:val="000000"/>
-          <w:kern w:val="0"/>
-          <w:lang w:eastAsia="es-ES"/>
-          <w14:ligatures w14:val="none"/>
-        </w:rPr>
-        <w:t xml:space="preserve">de </w:t>
-      </w:r>
-      <w:r>
-        <w:rPr>
-          <w:rFonts w:ascii="Arial Narrow" w:eastAsia="Times New Roman" w:hAnsi="Arial Narrow" w:cs="Arial"/>
-          <w:color w:val="000000"/>
-          <w:kern w:val="0"/>
-          <w:lang w:eastAsia="es-ES"/>
-          <w14:ligatures w14:val="none"/>
-        </w:rPr>
-        <w:t>Ahorros</w:t>
+        <w:t xml:space="preserve"/>
+      </w:r>
+      <w:r>
+        <w:rPr>
+          <w:rFonts w:ascii="Arial Narrow" w:eastAsia="Times New Roman" w:hAnsi="Arial Narrow" w:cs="Arial"/>
+          <w:color w:val="000000"/>
+          <w:kern w:val="0"/>
+          <w:lang w:eastAsia="es-ES"/>
+          <w14:ligatures w14:val="none"/>
+        </w:rPr>
+        <w:t xml:space="preserve"/>
+      </w:r>
+      <w:r>
+        <w:rPr>
+          <w:rFonts w:ascii="Arial Narrow" w:eastAsia="Times New Roman" w:hAnsi="Arial Narrow" w:cs="Arial"/>
+          <w:color w:val="000000"/>
+          <w:kern w:val="0"/>
+          <w:lang w:eastAsia="es-ES"/>
+          <w14:ligatures w14:val="none"/>
+        </w:rPr>
+        <w:t xml:space="preserve"/>
+      </w:r>
+      <w:r>
+        <w:rPr>
+          <w:rFonts w:ascii="Arial Narrow" w:eastAsia="Times New Roman" w:hAnsi="Arial Narrow" w:cs="Arial"/>
+          <w:color w:val="000000"/>
+          <w:kern w:val="0"/>
+          <w:lang w:eastAsia="es-ES"/>
+          <w14:ligatures w14:val="none"/>
+        </w:rPr>
+        <w:t xml:space="preserve"/>
+      </w:r>
+      <w:r>
+        <w:rPr>
+          <w:rFonts w:ascii="Arial Narrow" w:eastAsia="Times New Roman" w:hAnsi="Arial Narrow" w:cs="Arial"/>
+          <w:color w:val="000000"/>
+          <w:kern w:val="0"/>
+          <w:lang w:eastAsia="es-ES"/>
+          <w14:ligatures w14:val="none"/>
+        </w:rPr>
+        <w:t xml:space="preserve"/>
+      </w:r>
+      <w:r>
+        <w:rPr>
+          <w:rFonts w:ascii="Arial Narrow" w:eastAsia="Times New Roman" w:hAnsi="Arial Narrow" w:cs="Arial"/>
+          <w:color w:val="000000"/>
+          <w:kern w:val="0"/>
+          <w:lang w:eastAsia="es-ES"/>
+          <w14:ligatures w14:val="none"/>
+        </w:rPr>
+        <w:t/>
       </w:r>
       <w:r>
         <w:rPr>
@@ -2966,7 +2966,7 @@
           <w:lang w:val="es-ES" w:eastAsia="es-ES"/>
           <w14:ligatures w14:val="none"/>
         </w:rPr>
-        <w:t xml:space="preserve"> correspondiente al periodo comprendido entre septiembre del 2022 a enero del 2025, por un total de </w:t>
+        <w:t xml:space="preserve"/>
       </w:r>
       <w:r>
         <w:rPr>
@@ -2976,7 +2976,7 @@
           <w:lang w:val="es-ES" w:eastAsia="es-ES"/>
           <w14:ligatures w14:val="none"/>
         </w:rPr>
-        <w:t>S</w:t>
+        <w:t/>
       </w:r>
       <w:r>
         <w:rPr>
@@ -2986,7 +2986,7 @@
           <w:lang w:val="es-ES" w:eastAsia="es-ES"/>
           <w14:ligatures w14:val="none"/>
         </w:rPr>
-        <w:t>/</w:t>
+        <w:t/>
       </w:r>
       <w:r>
         <w:rPr>
@@ -2996,7 +2996,7 @@
           <w:lang w:val="es-ES" w:eastAsia="es-ES"/>
           <w14:ligatures w14:val="none"/>
         </w:rPr>
-        <w:t xml:space="preserve"> </w:t>
+        <w:t xml:space="preserve"/>
       </w:r>
       <w:r>
         <w:rPr>
@@ -3006,7 +3006,7 @@
           <w:lang w:val="es-ES" w:eastAsia="es-ES"/>
           <w14:ligatures w14:val="none"/>
         </w:rPr>
-        <w:t>3</w:t>
+        <w:t/>
       </w:r>
       <w:r>
         <w:rPr>
@@ -3016,7 +3016,7 @@
           <w:lang w:val="es-ES" w:eastAsia="es-ES"/>
           <w14:ligatures w14:val="none"/>
         </w:rPr>
-        <w:t xml:space="preserve"> </w:t>
+        <w:t xml:space="preserve"/>
       </w:r>
       <w:r>
         <w:rPr>
@@ -3026,7 +3026,7 @@
           <w:lang w:val="es-ES" w:eastAsia="es-ES"/>
           <w14:ligatures w14:val="none"/>
         </w:rPr>
-        <w:t>274</w:t>
+        <w:t/>
       </w:r>
       <w:r>
         <w:rPr>
@@ -3036,7 +3036,7 @@
           <w:lang w:val="es-ES" w:eastAsia="es-ES"/>
           <w14:ligatures w14:val="none"/>
         </w:rPr>
-        <w:t>,</w:t>
+        <w:t/>
       </w:r>
       <w:r>
         <w:rPr>
@@ -3046,7 +3046,7 @@
           <w:lang w:val="es-ES" w:eastAsia="es-ES"/>
           <w14:ligatures w14:val="none"/>
         </w:rPr>
-        <w:t>39 por cobros indebidos</w:t>
+        <w:t/>
       </w:r>
       <w:r>
         <w:rPr>
@@ -3056,7 +3056,7 @@
           <w:lang w:val="es-ES" w:eastAsia="es-ES"/>
           <w14:ligatures w14:val="none"/>
         </w:rPr>
-        <w:t>; (</w:t>
+        <w:t/>
       </w:r>
       <w:proofErr w:type="spellStart"/>
       <w:r>
@@ -3067,7 +3067,7 @@
           <w:lang w:val="es-ES" w:eastAsia="es-ES"/>
           <w14:ligatures w14:val="none"/>
         </w:rPr>
-        <w:t>ii</w:t>
+        <w:t/>
       </w:r>
       <w:proofErr w:type="spellEnd"/>
       <w:r>
@@ -3078,7 +3078,7 @@
           <w:lang w:val="es-ES" w:eastAsia="es-ES"/>
           <w14:ligatures w14:val="none"/>
         </w:rPr>
-        <w:t xml:space="preserve">) reconocer e indemnizar </w:t>
+        <w:t xml:space="preserve"/>
       </w:r>
       <w:r>
         <w:rPr>
@@ -3088,7 +3088,7 @@
           <w:lang w:val="es-ES" w:eastAsia="es-ES"/>
           <w14:ligatures w14:val="none"/>
         </w:rPr>
-        <w:t>el daño a la persona</w:t>
+        <w:t/>
       </w:r>
       <w:r>
         <w:rPr>
@@ -3098,7 +3098,7 @@
           <w:lang w:val="es-ES" w:eastAsia="es-ES"/>
           <w14:ligatures w14:val="none"/>
         </w:rPr>
-        <w:t xml:space="preserve"> (moral)</w:t>
+        <w:t xml:space="preserve"/>
       </w:r>
       <w:r>
         <w:rPr>
@@ -3108,7 +3108,7 @@
           <w:lang w:val="es-ES" w:eastAsia="es-ES"/>
           <w14:ligatures w14:val="none"/>
         </w:rPr>
-        <w:t xml:space="preserve"> ocasionado por la afectación a su honor, tranquilidad y reputación, por un monto de S/</w:t>
+        <w:t xml:space="preserve"/>
       </w:r>
       <w:r>
         <w:rPr>
@@ -3118,7 +3118,7 @@
           <w:lang w:val="es-ES" w:eastAsia="es-ES"/>
           <w14:ligatures w14:val="none"/>
         </w:rPr>
-        <w:t xml:space="preserve"> </w:t>
+        <w:t xml:space="preserve"/>
       </w:r>
       <w:r>
         <w:rPr>
@@ -3128,7 +3128,7 @@
           <w:lang w:val="es-ES" w:eastAsia="es-ES"/>
           <w14:ligatures w14:val="none"/>
         </w:rPr>
-        <w:t>15</w:t>
+        <w:t/>
       </w:r>
       <w:r>
         <w:rPr>
@@ -3138,7 +3138,7 @@
           <w:lang w:val="es-ES" w:eastAsia="es-ES"/>
           <w14:ligatures w14:val="none"/>
         </w:rPr>
-        <w:t xml:space="preserve"> </w:t>
+        <w:t xml:space="preserve"/>
       </w:r>
       <w:r>
         <w:rPr>
@@ -3148,7 +3148,7 @@
           <w:lang w:val="es-ES" w:eastAsia="es-ES"/>
           <w14:ligatures w14:val="none"/>
         </w:rPr>
-        <w:t>000</w:t>
+        <w:t/>
       </w:r>
       <w:r>
         <w:rPr>
@@ -3158,7 +3158,7 @@
           <w:lang w:val="es-ES" w:eastAsia="es-ES"/>
           <w14:ligatures w14:val="none"/>
         </w:rPr>
-        <w:t>,</w:t>
+        <w:t/>
       </w:r>
       <w:r>
         <w:rPr>
@@ -3168,7 +3168,7 @@
           <w:lang w:val="es-ES" w:eastAsia="es-ES"/>
           <w14:ligatures w14:val="none"/>
         </w:rPr>
-        <w:t>00 soles</w:t>
+        <w:t/>
       </w:r>
       <w:r>
         <w:rPr>
@@ -3178,7 +3178,7 @@
           <w:lang w:val="es-ES" w:eastAsia="es-ES"/>
           <w14:ligatures w14:val="none"/>
         </w:rPr>
-        <w:t>; (</w:t>
+        <w:t/>
       </w:r>
       <w:proofErr w:type="spellStart"/>
       <w:r>
@@ -3189,7 +3189,7 @@
           <w:lang w:val="es-ES" w:eastAsia="es-ES"/>
           <w14:ligatures w14:val="none"/>
         </w:rPr>
-        <w:t>iii</w:t>
+        <w:t/>
       </w:r>
       <w:proofErr w:type="spellEnd"/>
       <w:r>
@@ -3200,7 +3200,7 @@
           <w:lang w:val="es-ES" w:eastAsia="es-ES"/>
           <w14:ligatures w14:val="none"/>
         </w:rPr>
-        <w:t xml:space="preserve">) incluir </w:t>
+        <w:t xml:space="preserve"/>
       </w:r>
       <w:r>
         <w:rPr>
@@ -3210,7 +3210,7 @@
           <w:lang w:val="es-ES" w:eastAsia="es-ES"/>
           <w14:ligatures w14:val="none"/>
         </w:rPr>
-        <w:t>como indemnización el perjuicio económico adicional generado por el préstamo solicitado por para cubrir obligaciones derivadas del cobro indebido, incluyendo el capital, intereses y costos financieros, cuyo monto asciende a S/</w:t>
+        <w:t/>
       </w:r>
       <w:r>
         <w:rPr>
@@ -3220,7 +3220,7 @@
           <w:lang w:val="es-ES" w:eastAsia="es-ES"/>
           <w14:ligatures w14:val="none"/>
         </w:rPr>
-        <w:t xml:space="preserve"> </w:t>
+        <w:t xml:space="preserve"/>
       </w:r>
       <w:r>
         <w:rPr>
@@ -3230,7 +3230,7 @@
           <w:lang w:val="es-ES" w:eastAsia="es-ES"/>
           <w14:ligatures w14:val="none"/>
         </w:rPr>
-        <w:t>5</w:t>
+        <w:t/>
       </w:r>
       <w:r>
         <w:rPr>
@@ -3240,7 +3240,7 @@
           <w:lang w:val="es-ES" w:eastAsia="es-ES"/>
           <w14:ligatures w14:val="none"/>
         </w:rPr>
-        <w:t xml:space="preserve"> </w:t>
+        <w:t xml:space="preserve"/>
       </w:r>
       <w:r>
         <w:rPr>
@@ -3250,7 +3250,7 @@
           <w:lang w:val="es-ES" w:eastAsia="es-ES"/>
           <w14:ligatures w14:val="none"/>
         </w:rPr>
-        <w:t>270</w:t>
+        <w:t/>
       </w:r>
       <w:r>
         <w:rPr>
@@ -3260,7 +3260,7 @@
           <w:lang w:val="es-ES" w:eastAsia="es-ES"/>
           <w14:ligatures w14:val="none"/>
         </w:rPr>
-        <w:t>,</w:t>
+        <w:t/>
       </w:r>
       <w:r>
         <w:rPr>
@@ -3270,7 +3270,7 @@
           <w:lang w:val="es-ES" w:eastAsia="es-ES"/>
           <w14:ligatures w14:val="none"/>
         </w:rPr>
-        <w:t>0</w:t>
+        <w:t/>
       </w:r>
       <w:r>
         <w:rPr>
@@ -3280,7 +3280,7 @@
           <w:lang w:val="es-ES" w:eastAsia="es-ES"/>
           <w14:ligatures w14:val="none"/>
         </w:rPr>
-        <w:t>0; (</w:t>
+        <w:t/>
       </w:r>
       <w:proofErr w:type="spellStart"/>
       <w:r>
@@ -3291,7 +3291,7 @@
           <w:lang w:val="es-ES" w:eastAsia="es-ES"/>
           <w14:ligatures w14:val="none"/>
         </w:rPr>
-        <w:t>iv</w:t>
+        <w:t/>
       </w:r>
       <w:proofErr w:type="spellEnd"/>
       <w:r>
@@ -3302,7 +3302,7 @@
           <w:lang w:val="es-ES" w:eastAsia="es-ES"/>
           <w14:ligatures w14:val="none"/>
         </w:rPr>
-        <w:t>) exhortar</w:t>
+        <w:t/>
       </w:r>
       <w:r>
         <w:rPr>
@@ -3312,7 +3312,7 @@
           <w:lang w:val="es-ES" w:eastAsia="es-ES"/>
           <w14:ligatures w14:val="none"/>
         </w:rPr>
-        <w:t xml:space="preserve"> a implementar mecanismos de validación expresa para cualquier modificación contractual, garantizando el respeto al principio de la buena fe y </w:t>
+        <w:t xml:space="preserve"/>
       </w:r>
       <w:r>
         <w:rPr>
@@ -3322,7 +3322,7 @@
           <w:lang w:val="es-ES" w:eastAsia="es-ES"/>
           <w14:ligatures w14:val="none"/>
         </w:rPr>
-        <w:t>transparencia en las relaciones de consumo</w:t>
+        <w:t/>
       </w:r>
       <w:r>
         <w:rPr>
@@ -3332,7 +3332,7 @@
           <w:lang w:val="es-ES" w:eastAsia="es-ES"/>
           <w14:ligatures w14:val="none"/>
         </w:rPr>
-        <w:t>. Asimismo, requirió el reembolso de costos y costas del presente procedimiento.</w:t>
+        <w:t/>
       </w:r>
     </w:p>
     <w:p>
@@ -5071,7 +5071,7 @@
           <w:lang w:eastAsia="es-PE"/>
           <w14:ligatures w14:val="none"/>
         </w:rPr>
-        <w:t xml:space="preserve">PRIMERO: </w:t>
+        <w:t xml:space="preserve">PRIMERO: admitir a trámite la denuncia del 11 de agosto de 2025 interpuesta por el señor [DENUNCIANTE] contra Rímac Seguros y Reaseguros S.A., por lo siguiente:</w:t>
       </w:r>
       <w:r>
         <w:rPr>
@@ -5082,7 +5082,7 @@
           <w:lang w:eastAsia="es-PE"/>
           <w14:ligatures w14:val="none"/>
         </w:rPr>
-        <w:t xml:space="preserve">admitir a trámite la denuncia del </w:t>
+        <w:t xml:space="preserve"/>
       </w:r>
       <w:r>
         <w:rPr>
@@ -5092,7 +5092,7 @@
           <w:lang w:val="es-ES" w:eastAsia="es-ES"/>
           <w14:ligatures w14:val="none"/>
         </w:rPr>
-        <w:t xml:space="preserve">11 de agosto de 2025 </w:t>
+        <w:t xml:space="preserve"/>
       </w:r>
       <w:r>
         <w:rPr>
@@ -5103,7 +5103,7 @@
           <w:lang w:eastAsia="es-PE"/>
           <w14:ligatures w14:val="none"/>
         </w:rPr>
-        <w:t xml:space="preserve">interpuesta por el </w:t>
+        <w:t xml:space="preserve"/>
       </w:r>
       <w:r>
         <w:rPr>
@@ -5113,7 +5113,7 @@
           <w:kern w:val="0"/>
           <w14:ligatures w14:val="none"/>
         </w:rPr>
-        <w:t xml:space="preserve">señor </w:t>
+        <w:t xml:space="preserve"/>
       </w:r>
       <w:r>
         <w:rPr>
@@ -5124,7 +5124,7 @@
           <w:lang w:eastAsia="es-PE"/>
           <w14:ligatures w14:val="none"/>
         </w:rPr>
-        <w:t xml:space="preserve">Cristhian Manuel Trigos Fernández </w:t>
+        <w:t xml:space="preserve"/>
       </w:r>
       <w:r>
         <w:rPr>
@@ -5135,7 +5135,7 @@
           <w:lang w:eastAsia="es-PE"/>
           <w14:ligatures w14:val="none"/>
         </w:rPr>
-        <w:t xml:space="preserve">contra </w:t>
+        <w:t xml:space="preserve"/>
       </w:r>
       <w:r>
         <w:rPr>
@@ -5146,7 +5146,7 @@
           <w:lang w:eastAsia="es-PE"/>
           <w14:ligatures w14:val="none"/>
         </w:rPr>
-        <w:t>Rímac Seguros y Reaseguros S.A.</w:t>
+        <w:t/>
       </w:r>
       <w:r>
         <w:rPr>
@@ -5157,7 +5157,7 @@
           <w:lang w:eastAsia="es-PE"/>
           <w14:ligatures w14:val="none"/>
         </w:rPr>
-        <w:t xml:space="preserve">, </w:t>
+        <w:t xml:space="preserve"/>
       </w:r>
       <w:r>
         <w:rPr>
@@ -5168,7 +5168,7 @@
           <w:lang w:eastAsia="es-PE"/>
           <w14:ligatures w14:val="none"/>
         </w:rPr>
-        <w:t>por lo siguiente:</w:t>
+        <w:t/>
       </w:r>
     </w:p>
     <w:p>
@@ -7355,7 +7355,7 @@
           <w:b/>
           <w:bCs/>
         </w:rPr>
-        <w:t>DÉCIMO</w:t>
+        <w:t xml:space="preserve">DÉCIMO: requerir al señor [DENUNCIANTE] y a Rímac Seguros y Reaseguros S.A. para que, dentro del plazo de dos (2) días hábiles siguientes a la fecha en que reciban la notificación en sus bandejas de correo electrónico, efectúen la confirmación de recepción de la notificación remitida por este despacho a sus correos electrónicos, de conformidad con el segundo párrafo del numeral 4 del artículo 20 del Texto Único Ordenado de la Ley del Procedimiento Administrativo General, aprobado mediante Decreto Supremo 006-2026-JUS, bajo apercibimiento de rehacer el acto de notificación y notificarle conforme al numeral 1 del artículo 20 del citado cuerpo normativo.</w:t>
       </w:r>
       <w:r>
         <w:rPr>
@@ -7365,7 +7365,7 @@
           <w:kern w:val="0"/>
           <w14:ligatures w14:val="none"/>
         </w:rPr>
-        <w:t>:</w:t>
+        <w:t/>
       </w:r>
       <w:r>
         <w:rPr>
@@ -7375,7 +7375,7 @@
           <w:kern w:val="0"/>
           <w14:ligatures w14:val="none"/>
         </w:rPr>
-        <w:t xml:space="preserve"> requerir </w:t>
+        <w:t xml:space="preserve"/>
       </w:r>
       <w:r>
         <w:rPr>
@@ -7385,7 +7385,7 @@
           <w:kern w:val="0"/>
           <w14:ligatures w14:val="none"/>
         </w:rPr>
-        <w:t>a</w:t>
+        <w:t/>
       </w:r>
       <w:r>
         <w:rPr>
@@ -7395,7 +7395,7 @@
           <w:kern w:val="0"/>
           <w14:ligatures w14:val="none"/>
         </w:rPr>
-        <w:t xml:space="preserve">l señor </w:t>
+        <w:t xml:space="preserve"/>
       </w:r>
       <w:r>
         <w:rPr>
@@ -7406,7 +7406,7 @@
           <w:lang w:eastAsia="es-PE"/>
           <w14:ligatures w14:val="none"/>
         </w:rPr>
-        <w:t xml:space="preserve">Cristhian Manuel Trigos Fernández y </w:t>
+        <w:t xml:space="preserve"/>
       </w:r>
       <w:r>
         <w:rPr>
@@ -7417,7 +7417,7 @@
           <w:lang w:eastAsia="es-PE"/>
           <w14:ligatures w14:val="none"/>
         </w:rPr>
-        <w:t xml:space="preserve">a </w:t>
+        <w:t xml:space="preserve"/>
       </w:r>
       <w:r>
         <w:rPr>
@@ -7428,112 +7428,112 @@
           <w:lang w:eastAsia="es-PE"/>
           <w14:ligatures w14:val="none"/>
         </w:rPr>
-        <w:t xml:space="preserve">Rímac Seguros y Reaseguros S.A. </w:t>
+        <w:t xml:space="preserve"/>
       </w:r>
       <w:r>
         <w:rPr>
           <w:rFonts w:ascii="Arial Narrow" w:hAnsi="Arial Narrow"/>
           <w:color w:val="000000"/>
         </w:rPr>
-        <w:t>para que, dentro del plazo de dos (2) días hábiles siguientes a la fecha en que reciba</w:t>
+        <w:t/>
       </w:r>
       <w:r>
         <w:rPr>
           <w:rFonts w:ascii="Arial Narrow" w:hAnsi="Arial Narrow"/>
           <w:color w:val="000000"/>
         </w:rPr>
-        <w:t>n</w:t>
+        <w:t/>
       </w:r>
       <w:r>
         <w:rPr>
           <w:rFonts w:ascii="Arial Narrow" w:hAnsi="Arial Narrow"/>
           <w:color w:val="000000"/>
         </w:rPr>
-        <w:t xml:space="preserve"> la notificación en su</w:t>
+        <w:t xml:space="preserve"/>
       </w:r>
       <w:r>
         <w:rPr>
           <w:rFonts w:ascii="Arial Narrow" w:hAnsi="Arial Narrow"/>
           <w:color w:val="000000"/>
         </w:rPr>
-        <w:t>s</w:t>
+        <w:t/>
       </w:r>
       <w:r>
         <w:rPr>
           <w:rFonts w:ascii="Arial Narrow" w:hAnsi="Arial Narrow"/>
           <w:color w:val="000000"/>
         </w:rPr>
-        <w:t xml:space="preserve"> bandeja</w:t>
+        <w:t xml:space="preserve"/>
       </w:r>
       <w:r>
         <w:rPr>
           <w:rFonts w:ascii="Arial Narrow" w:hAnsi="Arial Narrow"/>
           <w:color w:val="000000"/>
         </w:rPr>
-        <w:t>s</w:t>
+        <w:t/>
       </w:r>
       <w:r>
         <w:rPr>
           <w:rFonts w:ascii="Arial Narrow" w:hAnsi="Arial Narrow"/>
           <w:color w:val="000000"/>
         </w:rPr>
-        <w:t xml:space="preserve"> de correo electrónico, efectúe</w:t>
+        <w:t xml:space="preserve"/>
       </w:r>
       <w:r>
         <w:rPr>
           <w:rFonts w:ascii="Arial Narrow" w:hAnsi="Arial Narrow"/>
           <w:color w:val="000000"/>
         </w:rPr>
-        <w:t>n</w:t>
+        <w:t/>
       </w:r>
       <w:r>
         <w:rPr>
           <w:rFonts w:ascii="Arial Narrow" w:hAnsi="Arial Narrow"/>
           <w:color w:val="000000"/>
         </w:rPr>
-        <w:t xml:space="preserve"> la confirmación de recepción de la notificación remitida por este despacho a su</w:t>
+        <w:t xml:space="preserve"/>
       </w:r>
       <w:r>
         <w:rPr>
           <w:rFonts w:ascii="Arial Narrow" w:hAnsi="Arial Narrow"/>
           <w:color w:val="000000"/>
         </w:rPr>
-        <w:t>s</w:t>
+        <w:t/>
       </w:r>
       <w:r>
         <w:rPr>
           <w:rFonts w:ascii="Arial Narrow" w:hAnsi="Arial Narrow"/>
           <w:color w:val="000000"/>
         </w:rPr>
-        <w:t xml:space="preserve"> correo</w:t>
+        <w:t xml:space="preserve"/>
       </w:r>
       <w:r>
         <w:rPr>
           <w:rFonts w:ascii="Arial Narrow" w:hAnsi="Arial Narrow"/>
           <w:color w:val="000000"/>
         </w:rPr>
-        <w:t>s</w:t>
+        <w:t/>
       </w:r>
       <w:r>
         <w:rPr>
           <w:rFonts w:ascii="Arial Narrow" w:hAnsi="Arial Narrow"/>
           <w:color w:val="000000"/>
         </w:rPr>
-        <w:t xml:space="preserve"> electrónico</w:t>
+        <w:t xml:space="preserve"/>
       </w:r>
       <w:r>
         <w:rPr>
           <w:rFonts w:ascii="Arial Narrow" w:hAnsi="Arial Narrow"/>
           <w:color w:val="000000"/>
         </w:rPr>
-        <w:t>s</w:t>
+        <w:t/>
       </w:r>
       <w:r>
         <w:rPr>
           <w:rFonts w:ascii="Arial Narrow" w:hAnsi="Arial Narrow"/>
           <w:color w:val="000000"/>
         </w:rPr>
-        <w:t>, de conformidad con el segundo párrafo del numeral 4 del artículo 20</w:t>
+        <w:t/>
       </w:r>
       <w:r>
         <w:rPr>
@@ -7550,14 +7550,14 @@
           <w:rFonts w:ascii="Arial Narrow" w:hAnsi="Arial Narrow"/>
           <w:color w:val="000000"/>
         </w:rPr>
-        <w:t xml:space="preserve"> del Texto Único Ordenado de la Ley del Procedimiento Administrativo General, aprobado mediante Decreto Supremo 006-2026-JUS, bajo apercibimiento</w:t>
+        <w:t xml:space="preserve"/>
       </w:r>
       <w:r>
         <w:rPr>
           <w:rFonts w:ascii="Arial Narrow" w:hAnsi="Arial Narrow"/>
           <w:color w:val="000000"/>
         </w:rPr>
-        <w:t xml:space="preserve"> de rehacer el acto de notificación y notificarle conforme al numeral 1 del artículo 20</w:t>
+        <w:t xml:space="preserve"/>
       </w:r>
       <w:r>
         <w:rPr>
@@ -7574,7 +7574,7 @@
           <w:rFonts w:ascii="Arial Narrow" w:hAnsi="Arial Narrow"/>
           <w:color w:val="000000"/>
         </w:rPr>
-        <w:t xml:space="preserve"> del citado cuerpo normativo</w:t>
+        <w:t xml:space="preserve"/>
       </w:r>
       <w:r>
         <w:rPr>
@@ -7587,7 +7587,7 @@
         <w:rPr>
           <w:rFonts w:ascii="Arial Narrow" w:hAnsi="Arial Narrow" w:cs="Arial"/>
         </w:rPr>
-        <w:t>.</w:t>
+        <w:t/>
       </w:r>
     </w:p>
     <w:p>

--- a/plantillas_maestras/02_seguro_vida/liquidacion_o_pago_menor/2_o_mas_ddos_varios/varon/TPL_2156_2025_SEGURO_VIDA_LIQUIDACION_O_PAGO_MENOR_ASEGURADORA_VARON_R2.docx
+++ b/plantillas_maestras/02_seguro_vida/liquidacion_o_pago_menor/2_o_mas_ddos_varios/varon/TPL_2156_2025_SEGURO_VIDA_LIQUIDACION_O_PAGO_MENOR_ASEGURADORA_VARON_R2.docx
@@ -602,6 +602,7 @@
       </w:r>
       <w:r>
         <w:rPr>
+          <w:rStyle w:val="Refdenotaalpie"/>
           <w:rFonts w:ascii="Arial Narrow" w:eastAsia="Times New Roman" w:hAnsi="Arial Narrow" w:cs="Times New Roman"/>
           <w:color w:val="000000"/>
           <w:kern w:val="0"/>
@@ -685,6 +686,7 @@
       </w:r>
       <w:r>
         <w:rPr>
+          <w:rStyle w:val="Refdenotaalpie"/>
           <w:rFonts w:ascii="Arial Narrow" w:eastAsia="Times New Roman" w:hAnsi="Arial Narrow" w:cs="Times New Roman"/>
           <w:color w:val="000000"/>
           <w:kern w:val="0"/>
@@ -3432,6 +3434,7 @@
       </w:r>
       <w:r>
         <w:rPr>
+          <w:rStyle w:val="Refdenotaalpie"/>
           <w:rFonts w:ascii="Arial Narrow" w:eastAsia="Arial Narrow" w:hAnsi="Arial Narrow" w:cs="Arial Narrow"/>
           <w:kern w:val="0"/>
           <w:vertAlign w:val="superscript"/>
@@ -3557,6 +3560,7 @@
       </w:r>
       <w:r>
         <w:rPr>
+          <w:rStyle w:val="Refdenotaalpie"/>
           <w:vertAlign w:val="superscript"/>
           <w:lang w:eastAsia="es-PE"/>
         </w:rPr>
@@ -3861,6 +3865,7 @@
       </w:r>
       <w:r>
         <w:rPr>
+          <w:rStyle w:val="Refdenotaalpie"/>
           <w:rFonts w:ascii="Arial Narrow" w:eastAsia="Arial Narrow" w:hAnsi="Arial Narrow" w:cs="Arial"/>
           <w:kern w:val="0"/>
           <w:vertAlign w:val="superscript"/>
@@ -4140,6 +4145,7 @@
       </w:r>
       <w:r>
         <w:rPr>
+          <w:rStyle w:val="Refdenotaalpie"/>
           <w:rFonts w:ascii="Arial Narrow" w:eastAsia="Arial Narrow" w:hAnsi="Arial Narrow" w:cs="Arial"/>
           <w:bCs/>
           <w:color w:val="000000"/>
@@ -4223,6 +4229,7 @@
       </w:r>
       <w:r>
         <w:rPr>
+          <w:rStyle w:val="Refdenotaalpie"/>
           <w:rFonts w:ascii="Arial Narrow" w:eastAsia="Arial Narrow" w:hAnsi="Arial Narrow" w:cs="Arial"/>
           <w:bCs/>
           <w:color w:val="000000"/>
@@ -4588,6 +4595,7 @@
       </w:r>
       <w:r>
         <w:rPr>
+          <w:rStyle w:val="Refdenotaalpie"/>
           <w:rFonts w:ascii="Arial Narrow" w:eastAsia="Arial Narrow" w:hAnsi="Arial Narrow" w:cs="Arial Narrow"/>
           <w:kern w:val="0"/>
           <w:vertAlign w:val="superscript"/>
@@ -6291,6 +6299,7 @@
       </w:r>
       <w:r>
         <w:rPr>
+          <w:rStyle w:val="Refdenotaalpie"/>
           <w:rFonts w:ascii="Arial Narrow" w:eastAsia="Calibri" w:hAnsi="Arial Narrow" w:cs="Arial"/>
           <w:kern w:val="0"/>
           <w:vertAlign w:val="superscript"/>
@@ -6335,6 +6344,7 @@
       </w:r>
       <w:r>
         <w:rPr>
+          <w:rStyle w:val="Refdenotaalpie"/>
           <w:rFonts w:ascii="Arial Narrow" w:eastAsia="Calibri" w:hAnsi="Arial Narrow" w:cs="Arial"/>
           <w:spacing w:val="-2"/>
           <w:kern w:val="0"/>
@@ -6899,6 +6909,7 @@
       </w:r>
       <w:r>
         <w:rPr>
+          <w:rStyle w:val="Refdenotaalpie"/>
           <w:rFonts w:ascii="Arial Narrow" w:eastAsia="Arial Narrow" w:hAnsi="Arial Narrow" w:cs="Times New Roman"/>
           <w:color w:val="000000"/>
           <w:kern w:val="0"/>
@@ -6980,6 +6991,7 @@
       </w:r>
       <w:r>
         <w:rPr>
+          <w:rStyle w:val="Refdenotaalpie"/>
           <w:rFonts w:ascii="Arial Narrow" w:eastAsia="Arial Narrow" w:hAnsi="Arial Narrow" w:cs="Times New Roman"/>
           <w:color w:val="000000"/>
           <w:kern w:val="0"/>
@@ -7033,6 +7045,7 @@
       </w:r>
       <w:r>
         <w:rPr>
+          <w:rStyle w:val="Refdenotaalpie"/>
           <w:rFonts w:ascii="Arial Narrow" w:eastAsia="Arial Narrow" w:hAnsi="Arial Narrow" w:cs="Times New Roman"/>
           <w:color w:val="000000"/>
           <w:kern w:val="0"/>
@@ -7214,6 +7227,7 @@
       </w:r>
       <w:r>
         <w:rPr>
+          <w:rStyle w:val="Refdenotaalpie"/>
           <w:rFonts w:ascii="Arial Narrow" w:eastAsia="Calibri" w:hAnsi="Arial Narrow" w:cs="Arial"/>
           <w:kern w:val="0"/>
           <w:vertAlign w:val="superscript"/>
@@ -7578,6 +7592,7 @@
       </w:r>
       <w:r>
         <w:rPr>
+          <w:rStyle w:val="Refdenotaalpie"/>
           <w:rFonts w:ascii="Arial Narrow" w:hAnsi="Arial Narrow"/>
           <w:vertAlign w:val="superscript"/>
         </w:rPr>
@@ -7878,14 +7893,14 @@
         <w:tab w:val="right" w:pos="8838"/>
       </w:tabs>
       <w:rPr>
-        <w:rFonts w:ascii="Arial" w:eastAsia="Arial" w:hAnsi="Arial" w:cs="Arial"/>
+        <w:rFonts w:ascii="Arial Narrow" w:eastAsia="Arial" w:hAnsi="Arial Narrow" w:cs="Arial"/>
         <w:sz w:val="16"/>
         <w:szCs w:val="16"/>
       </w:rPr>
     </w:pPr>
     <w:r>
       <w:rPr>
-        <w:rFonts w:ascii="Arial" w:eastAsia="Arial" w:hAnsi="Arial" w:cs="Arial"/>
+        <w:rFonts w:ascii="Arial Narrow" w:eastAsia="Arial" w:hAnsi="Arial Narrow" w:cs="Arial"/>
         <w:sz w:val="16"/>
         <w:szCs w:val="16"/>
       </w:rPr>
@@ -7899,7 +7914,7 @@
     </w:pPr>
     <w:r>
       <w:rPr>
-        <w:rFonts w:ascii="Arial" w:eastAsia="Arial" w:hAnsi="Arial" w:cs="Arial"/>
+        <w:rFonts w:ascii="Arial Narrow" w:eastAsia="Arial" w:hAnsi="Arial Narrow" w:cs="Arial"/>
         <w:sz w:val="16"/>
         <w:szCs w:val="16"/>
       </w:rPr>
@@ -7907,7 +7922,7 @@
     </w:r>
     <w:r>
       <w:rPr>
-        <w:rFonts w:ascii="Arial" w:eastAsia="Arial" w:hAnsi="Arial" w:cs="Arial"/>
+        <w:rFonts w:ascii="Arial Narrow" w:eastAsia="Arial" w:hAnsi="Arial Narrow" w:cs="Arial"/>
         <w:sz w:val="16"/>
         <w:szCs w:val="16"/>
       </w:rPr>
@@ -7915,7 +7930,7 @@
     </w:r>
     <w:r>
       <w:rPr>
-        <w:rFonts w:ascii="Arial" w:eastAsia="Arial" w:hAnsi="Arial" w:cs="Arial"/>
+        <w:rFonts w:ascii="Arial Narrow" w:eastAsia="Arial" w:hAnsi="Arial Narrow" w:cs="Arial"/>
         <w:sz w:val="16"/>
         <w:szCs w:val="16"/>
       </w:rPr>
@@ -7923,7 +7938,7 @@
     </w:r>
     <w:r>
       <w:rPr>
-        <w:rFonts w:ascii="Arial" w:eastAsia="Arial" w:hAnsi="Arial" w:cs="Arial"/>
+        <w:rFonts w:ascii="Arial Narrow" w:eastAsia="Arial" w:hAnsi="Arial Narrow" w:cs="Arial"/>
         <w:sz w:val="16"/>
         <w:szCs w:val="16"/>
       </w:rPr>
@@ -7931,7 +7946,7 @@
     </w:r>
     <w:r>
       <w:rPr>
-        <w:rFonts w:ascii="Arial" w:eastAsia="Arial" w:hAnsi="Arial" w:cs="Arial"/>
+        <w:rFonts w:ascii="Arial Narrow" w:eastAsia="Arial" w:hAnsi="Arial Narrow" w:cs="Arial"/>
         <w:sz w:val="16"/>
         <w:szCs w:val="16"/>
       </w:rPr>
@@ -7981,6 +7996,7 @@
           <w:rFonts w:ascii="Arial Narrow" w:hAnsi="Arial Narrow" w:cs="Arial"/>
           <w:sz w:val="16"/>
           <w:szCs w:val="16"/>
+          <w:vertAlign w:val="superscript"/>
         </w:rPr>
         <w:footnoteRef/>
       </w:r>
@@ -8131,6 +8147,7 @@
           <w:rFonts w:ascii="Arial Narrow" w:hAnsi="Arial Narrow" w:cs="Arial"/>
           <w:sz w:val="16"/>
           <w:szCs w:val="16"/>
+          <w:vertAlign w:val="superscript"/>
         </w:rPr>
         <w:footnoteRef/>
       </w:r>
@@ -8205,6 +8222,7 @@
           <w:rFonts w:ascii="Arial Narrow" w:hAnsi="Arial Narrow" w:cs="Arial"/>
           <w:sz w:val="16"/>
           <w:szCs w:val="16"/>
+          <w:vertAlign w:val="superscript"/>
         </w:rPr>
         <w:footnoteRef/>
       </w:r>
@@ -8590,6 +8608,7 @@
           <w:rFonts w:ascii="Arial Narrow" w:hAnsi="Arial Narrow"/>
           <w:sz w:val="16"/>
           <w:szCs w:val="16"/>
+          <w:vertAlign w:val="superscript"/>
         </w:rPr>
         <w:footnoteRef/>
       </w:r>
@@ -8804,6 +8823,7 @@
           <w:rFonts w:ascii="Arial Narrow" w:hAnsi="Arial Narrow"/>
           <w:sz w:val="16"/>
           <w:szCs w:val="16"/>
+          <w:vertAlign w:val="superscript"/>
         </w:rPr>
         <w:footnoteRef/>
       </w:r>
@@ -9031,6 +9051,7 @@
           <w:rFonts w:ascii="Arial Narrow" w:hAnsi="Arial Narrow"/>
           <w:sz w:val="16"/>
           <w:szCs w:val="16"/>
+          <w:vertAlign w:val="superscript"/>
         </w:rPr>
         <w:footnoteRef/>
       </w:r>
@@ -9384,6 +9405,7 @@
           <w:rFonts w:ascii="Arial Narrow" w:hAnsi="Arial Narrow"/>
           <w:sz w:val="16"/>
           <w:szCs w:val="16"/>
+          <w:vertAlign w:val="superscript"/>
         </w:rPr>
         <w:footnoteRef/>
       </w:r>
@@ -9500,6 +9522,7 @@
           <w:rFonts w:ascii="Arial Narrow" w:hAnsi="Arial Narrow" w:cs="Arial"/>
           <w:sz w:val="16"/>
           <w:szCs w:val="16"/>
+          <w:vertAlign w:val="superscript"/>
         </w:rPr>
         <w:footnoteRef/>
       </w:r>
@@ -9685,6 +9708,7 @@
           <w:rFonts w:ascii="Arial Narrow" w:hAnsi="Arial Narrow" w:cs="Arial"/>
           <w:sz w:val="16"/>
           <w:szCs w:val="16"/>
+          <w:vertAlign w:val="superscript"/>
         </w:rPr>
         <w:footnoteRef/>
       </w:r>
@@ -9773,6 +9797,7 @@
           <w:rFonts w:ascii="Arial Narrow" w:hAnsi="Arial Narrow" w:cs="Arial"/>
           <w:sz w:val="16"/>
           <w:szCs w:val="16"/>
+          <w:vertAlign w:val="superscript"/>
         </w:rPr>
         <w:footnoteRef/>
       </w:r>
@@ -9960,7 +9985,7 @@
       </w:pPr>
       <w:r>
         <w:rPr>
-          <w:rStyle w:val="TextonotapieCar"/>
+          <w:rStyle w:val="Refdenotaalpie"/>
           <w:rFonts w:ascii="Arial Narrow" w:hAnsi="Arial Narrow" w:cs="Arial"/>
           <w:sz w:val="16"/>
           <w:szCs w:val="16"/>
@@ -10176,6 +10201,7 @@
           <w:rFonts w:ascii="Arial Narrow" w:hAnsi="Arial Narrow" w:cs="Arial"/>
           <w:sz w:val="16"/>
           <w:szCs w:val="16"/>
+          <w:vertAlign w:val="superscript"/>
         </w:rPr>
         <w:footnoteRef/>
       </w:r>
@@ -10993,6 +11019,7 @@
           <w:rFonts w:ascii="Arial Narrow" w:hAnsi="Arial Narrow" w:cs="Arial"/>
           <w:sz w:val="16"/>
           <w:szCs w:val="16"/>
+          <w:vertAlign w:val="superscript"/>
         </w:rPr>
         <w:footnoteRef/>
       </w:r>
@@ -11213,6 +11240,7 @@
           <w:bCs/>
           <w:sz w:val="16"/>
           <w:szCs w:val="16"/>
+          <w:vertAlign w:val="superscript"/>
         </w:rPr>
         <w:footnoteRef/>
       </w:r>
@@ -11364,6 +11392,7 @@
           <w:rFonts w:ascii="Arial Narrow" w:hAnsi="Arial Narrow" w:cs="Arial"/>
           <w:sz w:val="16"/>
           <w:szCs w:val="16"/>
+          <w:vertAlign w:val="superscript"/>
         </w:rPr>
         <w:footnoteRef/>
       </w:r>
@@ -13766,6 +13795,17 @@
       <w:szCs w:val="20"/>
     </w:rPr>
   </w:style>
+  <w:style w:type="character" w:styleId="FootnoteReference">
+    <w:name w:val="footnote reference"/>
+    <w:basedOn w:val="Fuentedeprrafopredeter"/>
+    <w:uiPriority w:val="99"/>
+    <w:semiHidden/>
+    <w:unhideWhenUsed/>
+    <w:rPr>
+      <w:rFonts w:ascii="Arial Narrow" w:hAnsi="Arial Narrow"/>
+      <w:vertAlign w:val="superscript"/>
+    </w:rPr>
+  </w:style>
 </w:styles>
 </file>
 

--- a/plantillas_maestras/02_seguro_vida/liquidacion_o_pago_menor/2_o_mas_ddos_varios/varon/TPL_2156_2025_SEGURO_VIDA_LIQUIDACION_O_PAGO_MENOR_ASEGURADORA_VARON_R2.docx
+++ b/plantillas_maestras/02_seguro_vida/liquidacion_o_pago_menor/2_o_mas_ddos_varios/varon/TPL_2156_2025_SEGURO_VIDA_LIQUIDACION_O_PAGO_MENOR_ASEGURADORA_VARON_R2.docx
@@ -1,8 +1,8 @@
 
 <file path=word/document.xml><?xml version="1.0" encoding="utf-8"?>
-<w:document xmlns:wpc="http://schemas.microsoft.com/office/word/2010/wordprocessingCanvas" xmlns:cx="http://schemas.microsoft.com/office/drawing/2014/chartex" xmlns:cx1="http://schemas.microsoft.com/office/drawing/2015/9/8/chartex" xmlns:cx2="http://schemas.microsoft.com/office/drawing/2015/10/21/chartex" xmlns:cx3="http://schemas.microsoft.com/office/drawing/2016/5/9/chartex" xmlns:cx4="http://schemas.microsoft.com/office/drawing/2016/5/10/chartex" xmlns:cx5="http://schemas.microsoft.com/office/drawing/2016/5/11/chartex" xmlns:cx6="http://schemas.microsoft.com/office/drawing/2016/5/12/chartex" xmlns:cx7="http://schemas.microsoft.com/office/drawing/2016/5/13/chartex" xmlns:cx8="http://schemas.microsoft.com/office/drawing/2016/5/14/chartex" xmlns:mc="http://schemas.openxmlformats.org/markup-compatibility/2006" xmlns:aink="http://schemas.microsoft.com/office/drawing/2016/ink" xmlns:am3d="http://schemas.microsoft.com/office/drawing/2017/model3d" xmlns:o="urn:schemas-microsoft-com:office:office" xmlns:oel="http://schemas.microsoft.com/office/2019/extlst" xmlns:r="http://schemas.openxmlformats.org/officeDocument/2006/relationships" xmlns:m="http://schemas.openxmlformats.org/officeDocument/2006/math" xmlns:v="urn:schemas-microsoft-com:vml" xmlns:wp14="http://schemas.microsoft.com/office/word/2010/wordprocessingDrawing" xmlns:wp="http://schemas.openxmlformats.org/drawingml/2006/wordprocessingDrawing" xmlns:w10="urn:schemas-microsoft-com:office:word" xmlns:w="http://schemas.openxmlformats.org/wordprocessingml/2006/main" xmlns:w14="http://schemas.microsoft.com/office/word/2010/wordml" xmlns:w15="http://schemas.microsoft.com/office/word/2012/wordml" xmlns:w16cex="http://schemas.microsoft.com/office/word/2018/wordml/cex" xmlns:w16cid="http://schemas.microsoft.com/office/word/2016/wordml/cid" xmlns:w16="http://schemas.microsoft.com/office/word/2018/wordml" xmlns:w16du="http://schemas.microsoft.com/office/word/2023/wordml/word16du" xmlns:w16sdtdh="http://schemas.microsoft.com/office/word/2020/wordml/sdtdatahash" xmlns:w16sdtfl="http://schemas.microsoft.com/office/word/2024/wordml/sdtformatlock" xmlns:w16se="http://schemas.microsoft.com/office/word/2015/wordml/symex" xmlns:wpg="http://schemas.microsoft.com/office/word/2010/wordprocessingGroup" xmlns:wpi="http://schemas.microsoft.com/office/word/2010/wordprocessingInk" xmlns:wne="http://schemas.microsoft.com/office/word/2006/wordml" xmlns:wps="http://schemas.microsoft.com/office/word/2010/wordprocessingShape" mc:Ignorable="w14 w15 w16se w16cid w16 w16cex w16sdtdh w16sdtfl w16du wp14">
+<w:document xmlns:ns1="http://schemas.openxmlformats.org/markup-compatibility/2006" xmlns:ns2="http://schemas.microsoft.com/office/word/2010/wordml" xmlns:ns3="http://schemas.openxmlformats.org/officeDocument/2006/relationships" xmlns:w="http://schemas.openxmlformats.org/wordprocessingml/2006/main" ns1:Ignorable="w14 w15 w16se w16cid w16 w16cex w16sdtdh w16sdtfl w16du wp14">
   <w:body>
-    <w:p>
+    <w:p ns2:paraId="1B509B2D" ns2:textId="37539347">
       <w:pPr>
         <w:tabs>
           <w:tab w:val="left" w:pos="1701"/>
@@ -14,7 +14,7 @@
           <w:color w:val="000000"/>
           <w:kern w:val="0"/>
           <w:lang w:eastAsia="es-PE"/>
-          <w14:ligatures w14:val="none"/>
+          <ns2:ligatures ns2:val="none"/>
         </w:rPr>
       </w:pPr>
       <w:bookmarkStart w:id="0" w:name="_Hlk80343540"/>
@@ -25,7 +25,7 @@
           <w:color w:val="000000"/>
           <w:kern w:val="0"/>
           <w:lang w:eastAsia="es-PE"/>
-          <w14:ligatures w14:val="none"/>
+          <ns2:ligatures ns2:val="none"/>
         </w:rPr>
         <w:t xml:space="preserve">EXPEDIENTE </w:t>
       </w:r>
@@ -36,7 +36,7 @@
           <w:color w:val="000000"/>
           <w:kern w:val="0"/>
           <w:lang w:eastAsia="es-PE"/>
-          <w14:ligatures w14:val="none"/>
+          <ns2:ligatures ns2:val="none"/>
         </w:rPr>
         <w:tab/>
         <w:t>:</w:t>
@@ -48,7 +48,7 @@
           <w:color w:val="000000"/>
           <w:kern w:val="0"/>
           <w:lang w:eastAsia="es-PE"/>
-          <w14:ligatures w14:val="none"/>
+          <ns2:ligatures ns2:val="none"/>
         </w:rPr>
         <w:tab/>
       </w:r>
@@ -61,12 +61,12 @@
           <w:kern w:val="0"/>
           <w:shd w:val="clear" w:color="auto" w:fill="FFFFFF"/>
           <w:lang w:eastAsia="es-PE"/>
-          <w14:ligatures w14:val="none"/>
+          <ns2:ligatures ns2:val="none"/>
         </w:rPr>
         <w:t>2156-2025/CC1</w:t>
       </w:r>
     </w:p>
-    <w:p>
+    <w:p ns2:paraId="7E5DC22B" ns2:textId="1357D936">
       <w:pPr>
         <w:tabs>
           <w:tab w:val="left" w:pos="1701"/>
@@ -81,17 +81,17 @@
           <w:color w:val="000000"/>
           <w:kern w:val="0"/>
           <w:lang w:eastAsia="es-PE"/>
-          <w14:ligatures w14:val="none"/>
-        </w:rPr>
-      </w:pPr>
-      <w:r>
-        <w:rPr>
-          <w:rFonts w:ascii="Arial Narrow" w:eastAsia="Arial Narrow" w:hAnsi="Arial Narrow" w:cs="Arial Narrow"/>
-          <w:b/>
-          <w:color w:val="000000"/>
-          <w:kern w:val="0"/>
-          <w:lang w:eastAsia="es-PE"/>
-          <w14:ligatures w14:val="none"/>
+          <ns2:ligatures ns2:val="none"/>
+        </w:rPr>
+      </w:pPr>
+      <w:r>
+        <w:rPr>
+          <w:rFonts w:ascii="Arial Narrow" w:eastAsia="Arial Narrow" w:hAnsi="Arial Narrow" w:cs="Arial Narrow"/>
+          <w:b/>
+          <w:color w:val="000000"/>
+          <w:kern w:val="0"/>
+          <w:lang w:eastAsia="es-PE"/>
+          <ns2:ligatures ns2:val="none"/>
         </w:rPr>
         <w:t xml:space="preserve">DENUNCIANTE:[DENUNCIANTE] (SEÑOR [APELLIDO])</w:t>
       </w:r>
@@ -102,7 +102,7 @@
           <w:color w:val="000000"/>
           <w:kern w:val="0"/>
           <w:lang w:eastAsia="es-PE"/>
-          <w14:ligatures w14:val="none"/>
+          <ns2:ligatures ns2:val="none"/>
         </w:rPr>
         <w:tab/>
         <w:t/>
@@ -114,7 +114,7 @@
           <w:color w:val="000000"/>
           <w:kern w:val="0"/>
           <w:lang w:eastAsia="es-PE"/>
-          <w14:ligatures w14:val="none"/>
+          <ns2:ligatures ns2:val="none"/>
         </w:rPr>
         <w:tab/>
       </w:r>
@@ -125,7 +125,7 @@
           <w:color w:val="000000"/>
           <w:kern w:val="0"/>
           <w:lang w:eastAsia="es-PE"/>
-          <w14:ligatures w14:val="none"/>
+          <ns2:ligatures ns2:val="none"/>
         </w:rPr>
         <w:t/>
       </w:r>
@@ -136,7 +136,7 @@
           <w:color w:val="000000"/>
           <w:kern w:val="0"/>
           <w:lang w:eastAsia="es-PE"/>
-          <w14:ligatures w14:val="none"/>
+          <ns2:ligatures ns2:val="none"/>
         </w:rPr>
         <w:t xml:space="preserve"/>
       </w:r>
@@ -147,7 +147,7 @@
           <w:color w:val="000000"/>
           <w:kern w:val="0"/>
           <w:lang w:eastAsia="es-PE"/>
-          <w14:ligatures w14:val="none"/>
+          <ns2:ligatures ns2:val="none"/>
         </w:rPr>
         <w:t/>
       </w:r>
@@ -158,12 +158,12 @@
           <w:color w:val="000000"/>
           <w:kern w:val="0"/>
           <w:lang w:eastAsia="es-PE"/>
-          <w14:ligatures w14:val="none"/>
+          <ns2:ligatures ns2:val="none"/>
         </w:rPr>
         <w:t/>
       </w:r>
     </w:p>
-    <w:p>
+    <w:p ns2:paraId="6DEEEDFE" ns2:textId="77777777">
       <w:pPr>
         <w:tabs>
           <w:tab w:val="left" w:pos="1701"/>
@@ -178,17 +178,17 @@
           <w:color w:val="000000"/>
           <w:kern w:val="0"/>
           <w:lang w:eastAsia="es-PE"/>
-          <w14:ligatures w14:val="none"/>
-        </w:rPr>
-      </w:pPr>
-      <w:r>
-        <w:rPr>
-          <w:rFonts w:ascii="Arial Narrow" w:eastAsia="Arial Narrow" w:hAnsi="Arial Narrow" w:cs="Arial Narrow"/>
-          <w:b/>
-          <w:color w:val="000000"/>
-          <w:kern w:val="0"/>
-          <w:lang w:eastAsia="es-PE"/>
-          <w14:ligatures w14:val="none"/>
+          <ns2:ligatures ns2:val="none"/>
+        </w:rPr>
+      </w:pPr>
+      <w:r>
+        <w:rPr>
+          <w:rFonts w:ascii="Arial Narrow" w:eastAsia="Arial Narrow" w:hAnsi="Arial Narrow" w:cs="Arial Narrow"/>
+          <w:b/>
+          <w:color w:val="000000"/>
+          <w:kern w:val="0"/>
+          <w:lang w:eastAsia="es-PE"/>
+          <ns2:ligatures ns2:val="none"/>
         </w:rPr>
         <w:t>DENUNCIADO</w:t>
       </w:r>
@@ -199,7 +199,7 @@
           <w:color w:val="000000"/>
           <w:kern w:val="0"/>
           <w:lang w:eastAsia="es-PE"/>
-          <w14:ligatures w14:val="none"/>
+          <ns2:ligatures ns2:val="none"/>
         </w:rPr>
         <w:tab/>
         <w:t>:</w:t>
@@ -211,13 +211,13 @@
           <w:color w:val="000000"/>
           <w:kern w:val="0"/>
           <w:lang w:eastAsia="es-PE"/>
-          <w14:ligatures w14:val="none"/>
+          <ns2:ligatures ns2:val="none"/>
         </w:rPr>
         <w:tab/>
         <w:t>RÍMAC SEGUROS Y REASEGUROS S.A. (RÍMAC)</w:t>
       </w:r>
     </w:p>
-    <w:p>
+    <w:p ns2:paraId="022D2B94" ns2:textId="77777777">
       <w:pPr>
         <w:tabs>
           <w:tab w:val="left" w:pos="1701"/>
@@ -232,17 +232,17 @@
           <w:color w:val="000000"/>
           <w:kern w:val="0"/>
           <w:lang w:eastAsia="es-PE"/>
-          <w14:ligatures w14:val="none"/>
-        </w:rPr>
-      </w:pPr>
-      <w:r>
-        <w:rPr>
-          <w:rFonts w:ascii="Arial Narrow" w:eastAsia="Arial Narrow" w:hAnsi="Arial Narrow" w:cs="Arial Narrow"/>
-          <w:b/>
-          <w:color w:val="000000"/>
-          <w:kern w:val="0"/>
-          <w:lang w:eastAsia="es-PE"/>
-          <w14:ligatures w14:val="none"/>
+          <ns2:ligatures ns2:val="none"/>
+        </w:rPr>
+      </w:pPr>
+      <w:r>
+        <w:rPr>
+          <w:rFonts w:ascii="Arial Narrow" w:eastAsia="Arial Narrow" w:hAnsi="Arial Narrow" w:cs="Arial Narrow"/>
+          <w:b/>
+          <w:color w:val="000000"/>
+          <w:kern w:val="0"/>
+          <w:lang w:eastAsia="es-PE"/>
+          <ns2:ligatures ns2:val="none"/>
         </w:rPr>
         <w:t>MATERIAS</w:t>
       </w:r>
@@ -253,7 +253,7 @@
           <w:color w:val="000000"/>
           <w:kern w:val="0"/>
           <w:lang w:eastAsia="es-PE"/>
-          <w14:ligatures w14:val="none"/>
+          <ns2:ligatures ns2:val="none"/>
         </w:rPr>
         <w:tab/>
         <w:t xml:space="preserve">: </w:t>
@@ -265,13 +265,13 @@
           <w:color w:val="000000"/>
           <w:kern w:val="0"/>
           <w:lang w:eastAsia="es-PE"/>
-          <w14:ligatures w14:val="none"/>
+          <ns2:ligatures ns2:val="none"/>
         </w:rPr>
         <w:tab/>
         <w:t>ADMISIÓN A TRÁMITE</w:t>
       </w:r>
     </w:p>
-    <w:p>
+    <w:p ns2:paraId="19ED7B73" ns2:textId="77777777">
       <w:pPr>
         <w:tabs>
           <w:tab w:val="left" w:pos="1701"/>
@@ -286,22 +286,22 @@
           <w:color w:val="000000"/>
           <w:kern w:val="0"/>
           <w:lang w:eastAsia="es-PE"/>
-          <w14:ligatures w14:val="none"/>
-        </w:rPr>
-      </w:pPr>
-      <w:r>
-        <w:rPr>
-          <w:rFonts w:ascii="Arial Narrow" w:eastAsia="Arial Narrow" w:hAnsi="Arial Narrow" w:cs="Arial Narrow"/>
-          <w:b/>
-          <w:color w:val="000000"/>
-          <w:kern w:val="0"/>
-          <w:lang w:eastAsia="es-PE"/>
-          <w14:ligatures w14:val="none"/>
+          <ns2:ligatures ns2:val="none"/>
+        </w:rPr>
+      </w:pPr>
+      <w:r>
+        <w:rPr>
+          <w:rFonts w:ascii="Arial Narrow" w:eastAsia="Arial Narrow" w:hAnsi="Arial Narrow" w:cs="Arial Narrow"/>
+          <w:b/>
+          <w:color w:val="000000"/>
+          <w:kern w:val="0"/>
+          <w:lang w:eastAsia="es-PE"/>
+          <ns2:ligatures ns2:val="none"/>
         </w:rPr>
         <w:t xml:space="preserve">REQUERIMIENTO DE INFORMACIÓN </w:t>
       </w:r>
     </w:p>
-    <w:p>
+    <w:p ns2:paraId="46A5A479" ns2:textId="77777777">
       <w:pPr>
         <w:tabs>
           <w:tab w:val="left" w:pos="1701"/>
@@ -315,17 +315,17 @@
           <w:color w:val="000000"/>
           <w:kern w:val="0"/>
           <w:lang w:eastAsia="es-PE"/>
-          <w14:ligatures w14:val="none"/>
-        </w:rPr>
-      </w:pPr>
-      <w:r>
-        <w:rPr>
-          <w:rFonts w:ascii="Arial Narrow" w:eastAsia="Arial Narrow" w:hAnsi="Arial Narrow" w:cs="Arial Narrow"/>
-          <w:b/>
-          <w:color w:val="000000"/>
-          <w:kern w:val="0"/>
-          <w:lang w:eastAsia="es-PE"/>
-          <w14:ligatures w14:val="none"/>
+          <ns2:ligatures ns2:val="none"/>
+        </w:rPr>
+      </w:pPr>
+      <w:r>
+        <w:rPr>
+          <w:rFonts w:ascii="Arial Narrow" w:eastAsia="Arial Narrow" w:hAnsi="Arial Narrow" w:cs="Arial Narrow"/>
+          <w:b/>
+          <w:color w:val="000000"/>
+          <w:kern w:val="0"/>
+          <w:lang w:eastAsia="es-PE"/>
+          <ns2:ligatures ns2:val="none"/>
         </w:rPr>
         <w:t xml:space="preserve">RESOLUCIÓN </w:t>
       </w:r>
@@ -336,7 +336,7 @@
           <w:color w:val="000000"/>
           <w:kern w:val="0"/>
           <w:lang w:eastAsia="es-PE"/>
-          <w14:ligatures w14:val="none"/>
+          <ns2:ligatures ns2:val="none"/>
         </w:rPr>
         <w:tab/>
         <w:t>:</w:t>
@@ -348,13 +348,13 @@
           <w:color w:val="000000"/>
           <w:kern w:val="0"/>
           <w:lang w:eastAsia="es-PE"/>
-          <w14:ligatures w14:val="none"/>
+          <ns2:ligatures ns2:val="none"/>
         </w:rPr>
         <w:tab/>
         <w:t>2</w:t>
       </w:r>
     </w:p>
-    <w:p>
+    <w:p ns2:paraId="5BA3A18D" ns2:textId="77777777">
       <w:pPr>
         <w:tabs>
           <w:tab w:val="left" w:pos="1014"/>
@@ -367,11 +367,11 @@
           <w:kern w:val="0"/>
           <w:shd w:val="clear" w:color="auto" w:fill="FFFFFF"/>
           <w:lang w:eastAsia="es-PE"/>
-          <w14:ligatures w14:val="none"/>
-        </w:rPr>
-      </w:pPr>
-    </w:p>
-    <w:p>
+          <ns2:ligatures ns2:val="none"/>
+        </w:rPr>
+      </w:pPr>
+    </w:p>
+    <w:p ns2:paraId="2F799822" ns2:textId="2C0D4DD0">
       <w:pPr>
         <w:tabs>
           <w:tab w:val="left" w:pos="1014"/>
@@ -384,7 +384,7 @@
           <w:kern w:val="0"/>
           <w:shd w:val="clear" w:color="auto" w:fill="FFFFFF"/>
           <w:lang w:eastAsia="es-PE"/>
-          <w14:ligatures w14:val="none"/>
+          <ns2:ligatures ns2:val="none"/>
         </w:rPr>
       </w:pPr>
       <w:r>
@@ -394,7 +394,7 @@
           <w:kern w:val="0"/>
           <w:shd w:val="clear" w:color="auto" w:fill="FFFFFF"/>
           <w:lang w:eastAsia="es-PE"/>
-          <w14:ligatures w14:val="none"/>
+          <ns2:ligatures ns2:val="none"/>
         </w:rPr>
         <w:t>Lima</w:t>
       </w:r>
@@ -405,7 +405,7 @@
           <w:kern w:val="0"/>
           <w:shd w:val="clear" w:color="auto" w:fill="FFFFFF"/>
           <w:lang w:eastAsia="es-PE"/>
-          <w14:ligatures w14:val="none"/>
+          <ns2:ligatures ns2:val="none"/>
         </w:rPr>
         <w:t xml:space="preserve">, </w:t>
       </w:r>
@@ -416,7 +416,7 @@
           <w:kern w:val="0"/>
           <w:shd w:val="clear" w:color="auto" w:fill="FFFFFF"/>
           <w:lang w:eastAsia="es-PE"/>
-          <w14:ligatures w14:val="none"/>
+          <ns2:ligatures ns2:val="none"/>
         </w:rPr>
         <w:t>15</w:t>
       </w:r>
@@ -427,7 +427,7 @@
           <w:kern w:val="0"/>
           <w:shd w:val="clear" w:color="auto" w:fill="FFFFFF"/>
           <w:lang w:eastAsia="es-PE"/>
-          <w14:ligatures w14:val="none"/>
+          <ns2:ligatures ns2:val="none"/>
         </w:rPr>
         <w:t xml:space="preserve"> de</w:t>
       </w:r>
@@ -438,7 +438,7 @@
           <w:kern w:val="0"/>
           <w:shd w:val="clear" w:color="auto" w:fill="FFFFFF"/>
           <w:lang w:eastAsia="es-PE"/>
-          <w14:ligatures w14:val="none"/>
+          <ns2:ligatures ns2:val="none"/>
         </w:rPr>
         <w:t xml:space="preserve"> </w:t>
       </w:r>
@@ -449,7 +449,7 @@
           <w:kern w:val="0"/>
           <w:shd w:val="clear" w:color="auto" w:fill="FFFFFF"/>
           <w:lang w:eastAsia="es-PE"/>
-          <w14:ligatures w14:val="none"/>
+          <ns2:ligatures ns2:val="none"/>
         </w:rPr>
         <w:t>octubre</w:t>
       </w:r>
@@ -460,12 +460,12 @@
           <w:kern w:val="0"/>
           <w:shd w:val="clear" w:color="auto" w:fill="FFFFFF"/>
           <w:lang w:eastAsia="es-PE"/>
-          <w14:ligatures w14:val="none"/>
+          <ns2:ligatures ns2:val="none"/>
         </w:rPr>
         <w:t xml:space="preserve"> de 2025</w:t>
       </w:r>
     </w:p>
-    <w:p>
+    <w:p ns2:paraId="66CE1821" ns2:textId="77777777">
       <w:pPr>
         <w:tabs>
           <w:tab w:val="left" w:pos="1014"/>
@@ -477,11 +477,11 @@
           <w:color w:val="000000"/>
           <w:kern w:val="0"/>
           <w:lang w:eastAsia="es-PE"/>
-          <w14:ligatures w14:val="none"/>
-        </w:rPr>
-      </w:pPr>
-    </w:p>
-    <w:p>
+          <ns2:ligatures ns2:val="none"/>
+        </w:rPr>
+      </w:pPr>
+    </w:p>
+    <w:p ns2:paraId="0B80AAA5" ns2:textId="77777777">
       <w:pPr>
         <w:numPr>
           <w:ilvl w:val="0"/>
@@ -495,22 +495,22 @@
           <w:color w:val="000000"/>
           <w:kern w:val="0"/>
           <w:lang w:eastAsia="es-PE"/>
-          <w14:ligatures w14:val="none"/>
-        </w:rPr>
-      </w:pPr>
-      <w:r>
-        <w:rPr>
-          <w:rFonts w:ascii="Arial Narrow" w:eastAsia="Arial Narrow" w:hAnsi="Arial Narrow" w:cs="Arial Narrow"/>
-          <w:b/>
-          <w:color w:val="000000"/>
-          <w:kern w:val="0"/>
-          <w:lang w:eastAsia="es-PE"/>
-          <w14:ligatures w14:val="none"/>
+          <ns2:ligatures ns2:val="none"/>
+        </w:rPr>
+      </w:pPr>
+      <w:r>
+        <w:rPr>
+          <w:rFonts w:ascii="Arial Narrow" w:eastAsia="Arial Narrow" w:hAnsi="Arial Narrow" w:cs="Arial Narrow"/>
+          <w:b/>
+          <w:color w:val="000000"/>
+          <w:kern w:val="0"/>
+          <w:lang w:eastAsia="es-PE"/>
+          <ns2:ligatures ns2:val="none"/>
         </w:rPr>
         <w:t xml:space="preserve">HECHOS </w:t>
       </w:r>
     </w:p>
-    <w:p>
+    <w:p ns2:paraId="621F2AB2" ns2:textId="77777777">
       <w:pPr>
         <w:spacing w:after="0" w:line="240" w:lineRule="auto"/>
         <w:jc w:val="both"/>
@@ -519,11 +519,11 @@
           <w:color w:val="000000"/>
           <w:kern w:val="0"/>
           <w:lang w:eastAsia="es-PE"/>
-          <w14:ligatures w14:val="none"/>
-        </w:rPr>
-      </w:pPr>
-    </w:p>
-    <w:p>
+          <ns2:ligatures ns2:val="none"/>
+        </w:rPr>
+      </w:pPr>
+    </w:p>
+    <w:p ns2:paraId="60B5D5B0" ns2:textId="1E7A1E56">
       <w:pPr>
         <w:numPr>
           <w:ilvl w:val="1"/>
@@ -537,7 +537,7 @@
           <w:color w:val="000000"/>
           <w:kern w:val="0"/>
           <w:lang w:val="es-ES" w:eastAsia="es-ES"/>
-          <w14:ligatures w14:val="none"/>
+          <ns2:ligatures ns2:val="none"/>
         </w:rPr>
       </w:pPr>
       <w:r>
@@ -546,7 +546,7 @@
           <w:color w:val="000000"/>
           <w:kern w:val="0"/>
           <w:lang w:val="es-ES" w:eastAsia="es-ES"/>
-          <w14:ligatures w14:val="none"/>
+          <ns2:ligatures ns2:val="none"/>
         </w:rPr>
         <w:t xml:space="preserve">Mediante el escrito del 11 de agosto de 2025, el señor [APELLIDO] denunció a Rímac, por presuntas infracciones a la Ley 29571, Código de Protección y Defensa del Consumidor (en adelante, Código), señalando lo siguiente:</w:t>
       </w:r>
@@ -556,7 +556,7 @@
           <w:color w:val="000000"/>
           <w:kern w:val="0"/>
           <w:lang w:val="es-ES" w:eastAsia="es-ES"/>
-          <w14:ligatures w14:val="none"/>
+          <ns2:ligatures ns2:val="none"/>
         </w:rPr>
         <w:t xml:space="preserve"/>
       </w:r>
@@ -566,7 +566,7 @@
           <w:color w:val="000000"/>
           <w:kern w:val="0"/>
           <w:lang w:val="es-ES" w:eastAsia="es-ES"/>
-          <w14:ligatures w14:val="none"/>
+          <ns2:ligatures ns2:val="none"/>
         </w:rPr>
         <w:t/>
       </w:r>
@@ -576,7 +576,7 @@
           <w:color w:val="000000"/>
           <w:kern w:val="0"/>
           <w:lang w:val="es-ES" w:eastAsia="es-ES"/>
-          <w14:ligatures w14:val="none"/>
+          <ns2:ligatures ns2:val="none"/>
         </w:rPr>
         <w:t xml:space="preserve"/>
       </w:r>
@@ -586,7 +586,7 @@
           <w:color w:val="000000"/>
           <w:kern w:val="0"/>
           <w:lang w:val="es-ES" w:eastAsia="es-ES"/>
-          <w14:ligatures w14:val="none"/>
+          <ns2:ligatures ns2:val="none"/>
         </w:rPr>
         <w:t/>
       </w:r>
@@ -596,7 +596,7 @@
           <w:color w:val="000000"/>
           <w:kern w:val="0"/>
           <w:lang w:val="es-ES" w:eastAsia="es-ES"/>
-          <w14:ligatures w14:val="none"/>
+          <ns2:ligatures ns2:val="none"/>
         </w:rPr>
         <w:t xml:space="preserve"/>
       </w:r>
@@ -608,7 +608,7 @@
           <w:kern w:val="0"/>
           <w:vertAlign w:val="superscript"/>
           <w:lang w:val="es-ES" w:eastAsia="es-ES"/>
-          <w14:ligatures w14:val="none"/>
+          <ns2:ligatures ns2:val="none"/>
         </w:rPr>
         <w:footnoteReference w:id="1"/>
       </w:r>
@@ -616,7 +616,7 @@
         <w:rPr>
           <w:rFonts w:ascii="Arial Narrow" w:eastAsia="Calibri" w:hAnsi="Arial Narrow" w:cs="Arial"/>
           <w:kern w:val="0"/>
-          <w14:ligatures w14:val="none"/>
+          <ns2:ligatures ns2:val="none"/>
         </w:rPr>
         <w:t/>
       </w:r>
@@ -624,7 +624,7 @@
         <w:rPr>
           <w:rFonts w:ascii="Arial Narrow" w:eastAsia="Calibri" w:hAnsi="Arial Narrow" w:cs="Arial"/>
           <w:kern w:val="0"/>
-          <w14:ligatures w14:val="none"/>
+          <ns2:ligatures ns2:val="none"/>
         </w:rPr>
         <w:t xml:space="preserve"/>
       </w:r>
@@ -632,7 +632,7 @@
         <w:rPr>
           <w:rFonts w:ascii="Arial Narrow" w:eastAsia="Calibri" w:hAnsi="Arial Narrow" w:cs="Arial"/>
           <w:kern w:val="0"/>
-          <w14:ligatures w14:val="none"/>
+          <ns2:ligatures ns2:val="none"/>
         </w:rPr>
         <w:t xml:space="preserve"/>
       </w:r>
@@ -640,7 +640,7 @@
         <w:rPr>
           <w:rFonts w:ascii="Arial Narrow" w:eastAsia="Calibri" w:hAnsi="Arial Narrow" w:cs="Arial"/>
           <w:kern w:val="0"/>
-          <w14:ligatures w14:val="none"/>
+          <ns2:ligatures ns2:val="none"/>
         </w:rPr>
         <w:t/>
       </w:r>
@@ -650,7 +650,7 @@
           <w:color w:val="000000"/>
           <w:kern w:val="0"/>
           <w:lang w:val="es-ES" w:eastAsia="es-ES"/>
-          <w14:ligatures w14:val="none"/>
+          <ns2:ligatures ns2:val="none"/>
         </w:rPr>
         <w:t/>
       </w:r>
@@ -660,7 +660,7 @@
           <w:color w:val="000000"/>
           <w:kern w:val="0"/>
           <w:lang w:val="es-ES" w:eastAsia="es-ES"/>
-          <w14:ligatures w14:val="none"/>
+          <ns2:ligatures ns2:val="none"/>
         </w:rPr>
         <w:t/>
       </w:r>
@@ -670,7 +670,7 @@
           <w:color w:val="000000"/>
           <w:kern w:val="0"/>
           <w:lang w:val="es-ES" w:eastAsia="es-ES"/>
-          <w14:ligatures w14:val="none"/>
+          <ns2:ligatures ns2:val="none"/>
         </w:rPr>
         <w:t xml:space="preserve"/>
       </w:r>
@@ -680,7 +680,7 @@
           <w:color w:val="000000"/>
           <w:kern w:val="0"/>
           <w:lang w:val="es-ES" w:eastAsia="es-ES"/>
-          <w14:ligatures w14:val="none"/>
+          <ns2:ligatures ns2:val="none"/>
         </w:rPr>
         <w:t/>
       </w:r>
@@ -692,7 +692,7 @@
           <w:kern w:val="0"/>
           <w:vertAlign w:val="superscript"/>
           <w:lang w:val="es-ES" w:eastAsia="es-ES"/>
-          <w14:ligatures w14:val="none"/>
+          <ns2:ligatures ns2:val="none"/>
         </w:rPr>
         <w:footnoteReference w:id="2"/>
       </w:r>
@@ -702,7 +702,7 @@
           <w:color w:val="000000"/>
           <w:kern w:val="0"/>
           <w:lang w:val="es-ES" w:eastAsia="es-ES"/>
-          <w14:ligatures w14:val="none"/>
+          <ns2:ligatures ns2:val="none"/>
         </w:rPr>
         <w:t xml:space="preserve"/>
       </w:r>
@@ -713,12 +713,12 @@
           <w:color w:val="000000"/>
           <w:kern w:val="0"/>
           <w:lang w:val="es-ES" w:eastAsia="es-ES"/>
-          <w14:ligatures w14:val="none"/>
+          <ns2:ligatures ns2:val="none"/>
         </w:rPr>
         <w:t/>
       </w:r>
     </w:p>
-    <w:p>
+    <w:p ns2:paraId="3AD3B7C6" ns2:textId="77777777">
       <w:pPr>
         <w:tabs>
           <w:tab w:val="left" w:pos="1134"/>
@@ -730,11 +730,11 @@
           <w:color w:val="000000"/>
           <w:kern w:val="0"/>
           <w:lang w:val="es-ES" w:eastAsia="es-ES"/>
-          <w14:ligatures w14:val="none"/>
-        </w:rPr>
-      </w:pPr>
-    </w:p>
-    <w:p>
+          <ns2:ligatures ns2:val="none"/>
+        </w:rPr>
+      </w:pPr>
+    </w:p>
+    <w:p ns2:paraId="2B9A5EB3" ns2:textId="3FD01723">
       <w:pPr>
         <w:pStyle w:val="Prrafodelista"/>
         <w:numPr>
@@ -752,16 +752,16 @@
           <w:color w:val="000000"/>
           <w:kern w:val="0"/>
           <w:lang w:eastAsia="es-ES"/>
-          <w14:ligatures w14:val="none"/>
-        </w:rPr>
-      </w:pPr>
-      <w:r>
-        <w:rPr>
-          <w:rFonts w:ascii="Arial Narrow" w:eastAsia="Times New Roman" w:hAnsi="Arial Narrow" w:cs="Arial"/>
-          <w:color w:val="000000"/>
-          <w:kern w:val="0"/>
-          <w:lang w:eastAsia="es-ES"/>
-          <w14:ligatures w14:val="none"/>
+          <ns2:ligatures ns2:val="none"/>
+        </w:rPr>
+      </w:pPr>
+      <w:r>
+        <w:rPr>
+          <w:rFonts w:ascii="Arial Narrow" w:eastAsia="Times New Roman" w:hAnsi="Arial Narrow" w:cs="Arial"/>
+          <w:color w:val="000000"/>
+          <w:kern w:val="0"/>
+          <w:lang w:eastAsia="es-ES"/>
+          <ns2:ligatures ns2:val="none"/>
         </w:rPr>
         <w:t xml:space="preserve">El 1 de junio de 2019, </w:t>
       </w:r>
@@ -771,7 +771,7 @@
           <w:color w:val="000000"/>
           <w:kern w:val="0"/>
           <w:lang w:eastAsia="es-ES"/>
-          <w14:ligatures w14:val="none"/>
+          <ns2:ligatures ns2:val="none"/>
         </w:rPr>
         <w:t>adquirió</w:t>
       </w:r>
@@ -781,7 +781,7 @@
           <w:color w:val="000000"/>
           <w:kern w:val="0"/>
           <w:lang w:eastAsia="es-ES"/>
-          <w14:ligatures w14:val="none"/>
+          <ns2:ligatures ns2:val="none"/>
         </w:rPr>
         <w:t xml:space="preserve"> </w:t>
       </w:r>
@@ -791,7 +791,7 @@
           <w:color w:val="000000"/>
           <w:kern w:val="0"/>
           <w:lang w:eastAsia="es-ES"/>
-          <w14:ligatures w14:val="none"/>
+          <ns2:ligatures ns2:val="none"/>
         </w:rPr>
         <w:t xml:space="preserve">con Rímac </w:t>
       </w:r>
@@ -801,7 +801,7 @@
           <w:color w:val="000000"/>
           <w:kern w:val="0"/>
           <w:lang w:eastAsia="es-ES"/>
-          <w14:ligatures w14:val="none"/>
+          <ns2:ligatures ns2:val="none"/>
         </w:rPr>
         <w:t xml:space="preserve">el Seguro Protección Familiar – Póliza 50997557 </w:t>
       </w:r>
@@ -811,7 +811,7 @@
           <w:color w:val="000000"/>
           <w:kern w:val="0"/>
           <w:lang w:eastAsia="es-ES"/>
-          <w14:ligatures w14:val="none"/>
+          <ns2:ligatures ns2:val="none"/>
         </w:rPr>
         <w:t xml:space="preserve">(en adelante, </w:t>
       </w:r>
@@ -821,7 +821,7 @@
           <w:color w:val="000000"/>
           <w:kern w:val="0"/>
           <w:lang w:eastAsia="es-ES"/>
-          <w14:ligatures w14:val="none"/>
+          <ns2:ligatures ns2:val="none"/>
         </w:rPr>
         <w:t>Seguro</w:t>
       </w:r>
@@ -831,7 +831,7 @@
           <w:color w:val="000000"/>
           <w:kern w:val="0"/>
           <w:lang w:eastAsia="es-ES"/>
-          <w14:ligatures w14:val="none"/>
+          <ns2:ligatures ns2:val="none"/>
         </w:rPr>
         <w:t xml:space="preserve"> de</w:t>
       </w:r>
@@ -841,7 +841,7 @@
           <w:color w:val="000000"/>
           <w:kern w:val="0"/>
           <w:lang w:eastAsia="es-ES"/>
-          <w14:ligatures w14:val="none"/>
+          <ns2:ligatures ns2:val="none"/>
         </w:rPr>
         <w:t xml:space="preserve"> Protección Familiar</w:t>
       </w:r>
@@ -851,7 +851,7 @@
           <w:color w:val="000000"/>
           <w:kern w:val="0"/>
           <w:lang w:eastAsia="es-ES"/>
-          <w14:ligatures w14:val="none"/>
+          <ns2:ligatures ns2:val="none"/>
         </w:rPr>
         <w:t xml:space="preserve">) </w:t>
       </w:r>
@@ -861,7 +861,7 @@
           <w:color w:val="000000"/>
           <w:kern w:val="0"/>
           <w:lang w:eastAsia="es-ES"/>
-          <w14:ligatures w14:val="none"/>
+          <ns2:ligatures ns2:val="none"/>
         </w:rPr>
         <w:t xml:space="preserve">por una prima mensual de S/ 114,91 y el Seguro Protección Ahorros – Póliza 51012067 </w:t>
       </w:r>
@@ -871,7 +871,7 @@
           <w:color w:val="000000"/>
           <w:kern w:val="0"/>
           <w:lang w:eastAsia="es-ES"/>
-          <w14:ligatures w14:val="none"/>
+          <ns2:ligatures ns2:val="none"/>
         </w:rPr>
         <w:t xml:space="preserve">(en adelante, </w:t>
       </w:r>
@@ -881,7 +881,7 @@
           <w:color w:val="000000"/>
           <w:kern w:val="0"/>
           <w:lang w:eastAsia="es-ES"/>
-          <w14:ligatures w14:val="none"/>
+          <ns2:ligatures ns2:val="none"/>
         </w:rPr>
         <w:t xml:space="preserve">Seguro </w:t>
       </w:r>
@@ -891,7 +891,7 @@
           <w:color w:val="000000"/>
           <w:kern w:val="0"/>
           <w:lang w:eastAsia="es-ES"/>
-          <w14:ligatures w14:val="none"/>
+          <ns2:ligatures ns2:val="none"/>
         </w:rPr>
         <w:t xml:space="preserve">de </w:t>
       </w:r>
@@ -901,7 +901,7 @@
           <w:color w:val="000000"/>
           <w:kern w:val="0"/>
           <w:lang w:eastAsia="es-ES"/>
-          <w14:ligatures w14:val="none"/>
+          <ns2:ligatures ns2:val="none"/>
         </w:rPr>
         <w:t xml:space="preserve">Protección </w:t>
       </w:r>
@@ -911,7 +911,7 @@
           <w:color w:val="000000"/>
           <w:kern w:val="0"/>
           <w:lang w:eastAsia="es-ES"/>
-          <w14:ligatures w14:val="none"/>
+          <ns2:ligatures ns2:val="none"/>
         </w:rPr>
         <w:t xml:space="preserve">de </w:t>
       </w:r>
@@ -921,7 +921,7 @@
           <w:color w:val="000000"/>
           <w:kern w:val="0"/>
           <w:lang w:eastAsia="es-ES"/>
-          <w14:ligatures w14:val="none"/>
+          <ns2:ligatures ns2:val="none"/>
         </w:rPr>
         <w:t>Ahorros</w:t>
       </w:r>
@@ -931,7 +931,7 @@
           <w:color w:val="000000"/>
           <w:kern w:val="0"/>
           <w:lang w:eastAsia="es-ES"/>
-          <w14:ligatures w14:val="none"/>
+          <ns2:ligatures ns2:val="none"/>
         </w:rPr>
         <w:t xml:space="preserve">) </w:t>
       </w:r>
@@ -941,7 +941,7 @@
           <w:color w:val="000000"/>
           <w:kern w:val="0"/>
           <w:lang w:eastAsia="es-ES"/>
-          <w14:ligatures w14:val="none"/>
+          <ns2:ligatures ns2:val="none"/>
         </w:rPr>
         <w:t xml:space="preserve">por una prima mensual de S/ 112,90. Ambos pagos se efectuaban mediante descuento por planilla a través del Ministerio Público, entidad </w:t>
       </w:r>
@@ -951,7 +951,7 @@
           <w:color w:val="000000"/>
           <w:kern w:val="0"/>
           <w:lang w:eastAsia="es-ES"/>
-          <w14:ligatures w14:val="none"/>
+          <ns2:ligatures ns2:val="none"/>
         </w:rPr>
         <w:t>que era su empleadora</w:t>
       </w:r>
@@ -961,12 +961,12 @@
           <w:color w:val="000000"/>
           <w:kern w:val="0"/>
           <w:lang w:eastAsia="es-ES"/>
-          <w14:ligatures w14:val="none"/>
+          <ns2:ligatures ns2:val="none"/>
         </w:rPr>
         <w:t>.</w:t>
       </w:r>
     </w:p>
-    <w:p>
+    <w:p ns2:paraId="20DAEB27" ns2:textId="77777777">
       <w:pPr>
         <w:pStyle w:val="Prrafodelista"/>
         <w:spacing w:after="0" w:line="240" w:lineRule="auto"/>
@@ -977,11 +977,11 @@
           <w:color w:val="000000"/>
           <w:kern w:val="0"/>
           <w:lang w:eastAsia="es-ES"/>
-          <w14:ligatures w14:val="none"/>
-        </w:rPr>
-      </w:pPr>
-    </w:p>
-    <w:p>
+          <ns2:ligatures ns2:val="none"/>
+        </w:rPr>
+      </w:pPr>
+    </w:p>
+    <w:p ns2:paraId="69957D0F" ns2:textId="4CCCEBA3">
       <w:pPr>
         <w:pStyle w:val="Prrafodelista"/>
         <w:numPr>
@@ -999,16 +999,16 @@
           <w:color w:val="000000"/>
           <w:kern w:val="0"/>
           <w:lang w:eastAsia="es-ES"/>
-          <w14:ligatures w14:val="none"/>
-        </w:rPr>
-      </w:pPr>
-      <w:r>
-        <w:rPr>
-          <w:rFonts w:ascii="Arial Narrow" w:eastAsia="Times New Roman" w:hAnsi="Arial Narrow" w:cs="Arial"/>
-          <w:color w:val="000000"/>
-          <w:kern w:val="0"/>
-          <w:lang w:eastAsia="es-ES"/>
-          <w14:ligatures w14:val="none"/>
+          <ns2:ligatures ns2:val="none"/>
+        </w:rPr>
+      </w:pPr>
+      <w:r>
+        <w:rPr>
+          <w:rFonts w:ascii="Arial Narrow" w:eastAsia="Times New Roman" w:hAnsi="Arial Narrow" w:cs="Arial"/>
+          <w:color w:val="000000"/>
+          <w:kern w:val="0"/>
+          <w:lang w:eastAsia="es-ES"/>
+          <ns2:ligatures ns2:val="none"/>
         </w:rPr>
         <w:t xml:space="preserve">A partir de setiembre de 2022, Rímac modificó la distribución de los aportes sin autorización expresa, reduciendo S/ 17,23 de la prima del </w:t>
       </w:r>
@@ -1018,7 +1018,7 @@
           <w:color w:val="000000"/>
           <w:kern w:val="0"/>
           <w:lang w:eastAsia="es-ES"/>
-          <w14:ligatures w14:val="none"/>
+          <ns2:ligatures ns2:val="none"/>
         </w:rPr>
         <w:t xml:space="preserve">Seguro </w:t>
       </w:r>
@@ -1028,7 +1028,7 @@
           <w:color w:val="000000"/>
           <w:kern w:val="0"/>
           <w:lang w:eastAsia="es-ES"/>
-          <w14:ligatures w14:val="none"/>
+          <ns2:ligatures ns2:val="none"/>
         </w:rPr>
         <w:t xml:space="preserve">de </w:t>
       </w:r>
@@ -1038,7 +1038,7 @@
           <w:color w:val="000000"/>
           <w:kern w:val="0"/>
           <w:lang w:eastAsia="es-ES"/>
-          <w14:ligatures w14:val="none"/>
+          <ns2:ligatures ns2:val="none"/>
         </w:rPr>
         <w:t xml:space="preserve">Protección </w:t>
       </w:r>
@@ -1048,7 +1048,7 @@
           <w:color w:val="000000"/>
           <w:kern w:val="0"/>
           <w:lang w:eastAsia="es-ES"/>
-          <w14:ligatures w14:val="none"/>
+          <ns2:ligatures ns2:val="none"/>
         </w:rPr>
         <w:t xml:space="preserve">de </w:t>
       </w:r>
@@ -1058,7 +1058,7 @@
           <w:color w:val="000000"/>
           <w:kern w:val="0"/>
           <w:lang w:eastAsia="es-ES"/>
-          <w14:ligatures w14:val="none"/>
+          <ns2:ligatures ns2:val="none"/>
         </w:rPr>
         <w:t xml:space="preserve">Ahorros </w:t>
       </w:r>
@@ -1068,7 +1068,7 @@
           <w:color w:val="000000"/>
           <w:kern w:val="0"/>
           <w:lang w:eastAsia="es-ES"/>
-          <w14:ligatures w14:val="none"/>
+          <ns2:ligatures ns2:val="none"/>
         </w:rPr>
         <w:t xml:space="preserve">y aumentando dicho monto en el Seguro Protección Familiar, que </w:t>
       </w:r>
@@ -1078,7 +1078,7 @@
           <w:color w:val="000000"/>
           <w:kern w:val="0"/>
           <w:lang w:eastAsia="es-ES"/>
-          <w14:ligatures w14:val="none"/>
+          <ns2:ligatures ns2:val="none"/>
         </w:rPr>
         <w:t>se elevó</w:t>
       </w:r>
@@ -1088,7 +1088,7 @@
           <w:color w:val="000000"/>
           <w:kern w:val="0"/>
           <w:lang w:eastAsia="es-ES"/>
-          <w14:ligatures w14:val="none"/>
+          <ns2:ligatures ns2:val="none"/>
         </w:rPr>
         <w:t xml:space="preserve"> a S/ 132,14. Posteriormente, </w:t>
       </w:r>
@@ -1098,7 +1098,7 @@
           <w:color w:val="000000"/>
           <w:kern w:val="0"/>
           <w:lang w:eastAsia="es-ES"/>
-          <w14:ligatures w14:val="none"/>
+          <ns2:ligatures ns2:val="none"/>
         </w:rPr>
         <w:t>la compañía aseguradora</w:t>
       </w:r>
@@ -1108,7 +1108,7 @@
           <w:color w:val="000000"/>
           <w:kern w:val="0"/>
           <w:lang w:eastAsia="es-ES"/>
-          <w14:ligatures w14:val="none"/>
+          <ns2:ligatures ns2:val="none"/>
         </w:rPr>
         <w:t xml:space="preserve"> anuló unilateralmente el </w:t>
       </w:r>
@@ -1118,7 +1118,7 @@
           <w:color w:val="000000"/>
           <w:kern w:val="0"/>
           <w:lang w:eastAsia="es-ES"/>
-          <w14:ligatures w14:val="none"/>
+          <ns2:ligatures ns2:val="none"/>
         </w:rPr>
         <w:t xml:space="preserve">Seguro </w:t>
       </w:r>
@@ -1128,7 +1128,7 @@
           <w:color w:val="000000"/>
           <w:kern w:val="0"/>
           <w:lang w:eastAsia="es-ES"/>
-          <w14:ligatures w14:val="none"/>
+          <ns2:ligatures ns2:val="none"/>
         </w:rPr>
         <w:t xml:space="preserve">de </w:t>
       </w:r>
@@ -1138,7 +1138,7 @@
           <w:color w:val="000000"/>
           <w:kern w:val="0"/>
           <w:lang w:eastAsia="es-ES"/>
-          <w14:ligatures w14:val="none"/>
+          <ns2:ligatures ns2:val="none"/>
         </w:rPr>
         <w:t xml:space="preserve">Protección </w:t>
       </w:r>
@@ -1148,7 +1148,7 @@
           <w:color w:val="000000"/>
           <w:kern w:val="0"/>
           <w:lang w:eastAsia="es-ES"/>
-          <w14:ligatures w14:val="none"/>
+          <ns2:ligatures ns2:val="none"/>
         </w:rPr>
         <w:t xml:space="preserve">de </w:t>
       </w:r>
@@ -1158,7 +1158,7 @@
           <w:color w:val="000000"/>
           <w:kern w:val="0"/>
           <w:lang w:eastAsia="es-ES"/>
-          <w14:ligatures w14:val="none"/>
+          <ns2:ligatures ns2:val="none"/>
         </w:rPr>
         <w:t>Ahorros</w:t>
       </w:r>
@@ -1168,7 +1168,7 @@
           <w:color w:val="000000"/>
           <w:kern w:val="0"/>
           <w:lang w:eastAsia="es-ES"/>
-          <w14:ligatures w14:val="none"/>
+          <ns2:ligatures ns2:val="none"/>
         </w:rPr>
         <w:t xml:space="preserve">, </w:t>
       </w:r>
@@ -1178,7 +1178,7 @@
           <w:color w:val="000000"/>
           <w:kern w:val="0"/>
           <w:lang w:eastAsia="es-ES"/>
-          <w14:ligatures w14:val="none"/>
+          <ns2:ligatures ns2:val="none"/>
         </w:rPr>
         <w:t>imputándo</w:t>
       </w:r>
@@ -1188,7 +1188,7 @@
           <w:color w:val="000000"/>
           <w:kern w:val="0"/>
           <w:lang w:eastAsia="es-ES"/>
-          <w14:ligatures w14:val="none"/>
+          <ns2:ligatures ns2:val="none"/>
         </w:rPr>
         <w:t>le</w:t>
       </w:r>
@@ -1198,12 +1198,12 @@
           <w:color w:val="000000"/>
           <w:kern w:val="0"/>
           <w:lang w:eastAsia="es-ES"/>
-          <w14:ligatures w14:val="none"/>
+          <ns2:ligatures ns2:val="none"/>
         </w:rPr>
         <w:t xml:space="preserve"> pagos parciales y morosidad.</w:t>
       </w:r>
     </w:p>
-    <w:p>
+    <w:p ns2:paraId="5337D395" ns2:textId="77777777">
       <w:pPr>
         <w:pStyle w:val="Prrafodelista"/>
         <w:spacing w:line="240" w:lineRule="auto"/>
@@ -1212,11 +1212,11 @@
           <w:color w:val="000000"/>
           <w:kern w:val="0"/>
           <w:lang w:eastAsia="es-ES"/>
-          <w14:ligatures w14:val="none"/>
-        </w:rPr>
-      </w:pPr>
-    </w:p>
-    <w:p>
+          <ns2:ligatures ns2:val="none"/>
+        </w:rPr>
+      </w:pPr>
+    </w:p>
+    <w:p ns2:paraId="72E841F9" ns2:textId="642F187B">
       <w:pPr>
         <w:pStyle w:val="Prrafodelista"/>
         <w:numPr>
@@ -1234,16 +1234,16 @@
           <w:color w:val="000000"/>
           <w:kern w:val="0"/>
           <w:lang w:eastAsia="es-ES"/>
-          <w14:ligatures w14:val="none"/>
-        </w:rPr>
-      </w:pPr>
-      <w:r>
-        <w:rPr>
-          <w:rFonts w:ascii="Arial Narrow" w:eastAsia="Times New Roman" w:hAnsi="Arial Narrow" w:cs="Arial"/>
-          <w:color w:val="000000"/>
-          <w:kern w:val="0"/>
-          <w:lang w:eastAsia="es-ES"/>
-          <w14:ligatures w14:val="none"/>
+          <ns2:ligatures ns2:val="none"/>
+        </w:rPr>
+      </w:pPr>
+      <w:r>
+        <w:rPr>
+          <w:rFonts w:ascii="Arial Narrow" w:eastAsia="Times New Roman" w:hAnsi="Arial Narrow" w:cs="Arial"/>
+          <w:color w:val="000000"/>
+          <w:kern w:val="0"/>
+          <w:lang w:eastAsia="es-ES"/>
+          <ns2:ligatures ns2:val="none"/>
         </w:rPr>
         <w:t xml:space="preserve">Entre septiembre de 2022 y enero de 2025, Rímac efectuó cobros mensuales de S/ 112,91 por concepto del </w:t>
       </w:r>
@@ -1253,7 +1253,7 @@
           <w:color w:val="000000"/>
           <w:kern w:val="0"/>
           <w:lang w:eastAsia="es-ES"/>
-          <w14:ligatures w14:val="none"/>
+          <ns2:ligatures ns2:val="none"/>
         </w:rPr>
         <w:t xml:space="preserve">Seguro </w:t>
       </w:r>
@@ -1263,7 +1263,7 @@
           <w:color w:val="000000"/>
           <w:kern w:val="0"/>
           <w:lang w:eastAsia="es-ES"/>
-          <w14:ligatures w14:val="none"/>
+          <ns2:ligatures ns2:val="none"/>
         </w:rPr>
         <w:t xml:space="preserve">de </w:t>
       </w:r>
@@ -1273,7 +1273,7 @@
           <w:color w:val="000000"/>
           <w:kern w:val="0"/>
           <w:lang w:eastAsia="es-ES"/>
-          <w14:ligatures w14:val="none"/>
+          <ns2:ligatures ns2:val="none"/>
         </w:rPr>
         <w:t xml:space="preserve">Protección </w:t>
       </w:r>
@@ -1283,7 +1283,7 @@
           <w:color w:val="000000"/>
           <w:kern w:val="0"/>
           <w:lang w:eastAsia="es-ES"/>
-          <w14:ligatures w14:val="none"/>
+          <ns2:ligatures ns2:val="none"/>
         </w:rPr>
         <w:t xml:space="preserve">de </w:t>
       </w:r>
@@ -1293,7 +1293,7 @@
           <w:color w:val="000000"/>
           <w:kern w:val="0"/>
           <w:lang w:eastAsia="es-ES"/>
-          <w14:ligatures w14:val="none"/>
+          <ns2:ligatures ns2:val="none"/>
         </w:rPr>
         <w:t>Ahorros</w:t>
       </w:r>
@@ -1303,7 +1303,7 @@
           <w:color w:val="000000"/>
           <w:kern w:val="0"/>
           <w:lang w:eastAsia="es-ES"/>
-          <w14:ligatures w14:val="none"/>
+          <ns2:ligatures ns2:val="none"/>
         </w:rPr>
         <w:t>, pese a que la póliza se encontraba anulada desde septiembre de 2022. El monto total de dichos cobros ascendió a S/ 3 274,39</w:t>
       </w:r>
@@ -1313,12 +1313,12 @@
           <w:color w:val="000000"/>
           <w:kern w:val="0"/>
           <w:lang w:eastAsia="es-ES"/>
-          <w14:ligatures w14:val="none"/>
+          <ns2:ligatures ns2:val="none"/>
         </w:rPr>
         <w:t>.</w:t>
       </w:r>
     </w:p>
-    <w:p>
+    <w:p ns2:paraId="26EB9B9E" ns2:textId="77777777">
       <w:pPr>
         <w:pStyle w:val="Prrafodelista"/>
         <w:spacing w:after="0" w:line="240" w:lineRule="auto"/>
@@ -1329,11 +1329,11 @@
           <w:color w:val="000000"/>
           <w:kern w:val="0"/>
           <w:lang w:eastAsia="es-ES"/>
-          <w14:ligatures w14:val="none"/>
-        </w:rPr>
-      </w:pPr>
-    </w:p>
-    <w:p>
+          <ns2:ligatures ns2:val="none"/>
+        </w:rPr>
+      </w:pPr>
+    </w:p>
+    <w:p ns2:paraId="37BDB6D8" ns2:textId="01923CBD">
       <w:pPr>
         <w:pStyle w:val="Prrafodelista"/>
         <w:numPr>
@@ -1351,16 +1351,16 @@
           <w:color w:val="000000"/>
           <w:kern w:val="0"/>
           <w:lang w:eastAsia="es-ES"/>
-          <w14:ligatures w14:val="none"/>
-        </w:rPr>
-      </w:pPr>
-      <w:r>
-        <w:rPr>
-          <w:rFonts w:ascii="Arial Narrow" w:eastAsia="Times New Roman" w:hAnsi="Arial Narrow" w:cs="Arial"/>
-          <w:color w:val="000000"/>
-          <w:kern w:val="0"/>
-          <w:lang w:eastAsia="es-ES"/>
-          <w14:ligatures w14:val="none"/>
+          <ns2:ligatures ns2:val="none"/>
+        </w:rPr>
+      </w:pPr>
+      <w:r>
+        <w:rPr>
+          <w:rFonts w:ascii="Arial Narrow" w:eastAsia="Times New Roman" w:hAnsi="Arial Narrow" w:cs="Arial"/>
+          <w:color w:val="000000"/>
+          <w:kern w:val="0"/>
+          <w:lang w:eastAsia="es-ES"/>
+          <ns2:ligatures ns2:val="none"/>
         </w:rPr>
         <w:t xml:space="preserve">El 2 de junio de 2023, Rímac </w:t>
       </w:r>
@@ -1370,7 +1370,7 @@
           <w:color w:val="000000"/>
           <w:kern w:val="0"/>
           <w:lang w:eastAsia="es-ES"/>
-          <w14:ligatures w14:val="none"/>
+          <ns2:ligatures ns2:val="none"/>
         </w:rPr>
         <w:t xml:space="preserve">le </w:t>
       </w:r>
@@ -1380,7 +1380,7 @@
           <w:color w:val="000000"/>
           <w:kern w:val="0"/>
           <w:lang w:eastAsia="es-ES"/>
-          <w14:ligatures w14:val="none"/>
+          <ns2:ligatures ns2:val="none"/>
         </w:rPr>
         <w:t xml:space="preserve">remitió un correo electrónico señalando que la anulación del </w:t>
       </w:r>
@@ -1390,7 +1390,7 @@
           <w:color w:val="000000"/>
           <w:kern w:val="0"/>
           <w:lang w:eastAsia="es-ES"/>
-          <w14:ligatures w14:val="none"/>
+          <ns2:ligatures ns2:val="none"/>
         </w:rPr>
         <w:t xml:space="preserve">Seguro </w:t>
       </w:r>
@@ -1400,7 +1400,7 @@
           <w:color w:val="000000"/>
           <w:kern w:val="0"/>
           <w:lang w:eastAsia="es-ES"/>
-          <w14:ligatures w14:val="none"/>
+          <ns2:ligatures ns2:val="none"/>
         </w:rPr>
         <w:t xml:space="preserve">de </w:t>
       </w:r>
@@ -1410,7 +1410,7 @@
           <w:color w:val="000000"/>
           <w:kern w:val="0"/>
           <w:lang w:eastAsia="es-ES"/>
-          <w14:ligatures w14:val="none"/>
+          <ns2:ligatures ns2:val="none"/>
         </w:rPr>
         <w:t xml:space="preserve">Protección </w:t>
       </w:r>
@@ -1420,7 +1420,7 @@
           <w:color w:val="000000"/>
           <w:kern w:val="0"/>
           <w:lang w:eastAsia="es-ES"/>
-          <w14:ligatures w14:val="none"/>
+          <ns2:ligatures ns2:val="none"/>
         </w:rPr>
         <w:t xml:space="preserve">de </w:t>
       </w:r>
@@ -1430,7 +1430,7 @@
           <w:color w:val="000000"/>
           <w:kern w:val="0"/>
           <w:lang w:eastAsia="es-ES"/>
-          <w14:ligatures w14:val="none"/>
+          <ns2:ligatures ns2:val="none"/>
         </w:rPr>
         <w:t xml:space="preserve">Ahorros </w:t>
       </w:r>
@@ -1440,7 +1440,7 @@
           <w:color w:val="000000"/>
           <w:kern w:val="0"/>
           <w:lang w:eastAsia="es-ES"/>
-          <w14:ligatures w14:val="none"/>
+          <ns2:ligatures ns2:val="none"/>
         </w:rPr>
         <w:t xml:space="preserve">se produjo por supuesta morosidad, indicando además que debía validarse con </w:t>
       </w:r>
@@ -1450,7 +1450,7 @@
           <w:color w:val="000000"/>
           <w:kern w:val="0"/>
           <w:lang w:eastAsia="es-ES"/>
-          <w14:ligatures w14:val="none"/>
+          <ns2:ligatures ns2:val="none"/>
         </w:rPr>
         <w:t>su</w:t>
       </w:r>
@@ -1460,12 +1460,12 @@
           <w:color w:val="000000"/>
           <w:kern w:val="0"/>
           <w:lang w:eastAsia="es-ES"/>
-          <w14:ligatures w14:val="none"/>
+          <ns2:ligatures ns2:val="none"/>
         </w:rPr>
         <w:t xml:space="preserve"> empleadora el motivo del incumplimiento del pago.</w:t>
       </w:r>
     </w:p>
-    <w:p>
+    <w:p ns2:paraId="041C4A06" ns2:textId="77777777">
       <w:pPr>
         <w:pStyle w:val="Prrafodelista"/>
         <w:spacing w:after="0" w:line="240" w:lineRule="auto"/>
@@ -1476,11 +1476,11 @@
           <w:color w:val="000000"/>
           <w:kern w:val="0"/>
           <w:lang w:eastAsia="es-ES"/>
-          <w14:ligatures w14:val="none"/>
-        </w:rPr>
-      </w:pPr>
-    </w:p>
-    <w:p>
+          <ns2:ligatures ns2:val="none"/>
+        </w:rPr>
+      </w:pPr>
+    </w:p>
+    <w:p ns2:paraId="4C507B94" ns2:textId="0F220F6F">
       <w:pPr>
         <w:pStyle w:val="Prrafodelista"/>
         <w:numPr>
@@ -1498,16 +1498,16 @@
           <w:color w:val="000000"/>
           <w:kern w:val="0"/>
           <w:lang w:eastAsia="es-ES"/>
-          <w14:ligatures w14:val="none"/>
-        </w:rPr>
-      </w:pPr>
-      <w:r>
-        <w:rPr>
-          <w:rFonts w:ascii="Arial Narrow" w:eastAsia="Times New Roman" w:hAnsi="Arial Narrow" w:cs="Arial"/>
-          <w:color w:val="000000"/>
-          <w:kern w:val="0"/>
-          <w:lang w:eastAsia="es-ES"/>
-          <w14:ligatures w14:val="none"/>
+          <ns2:ligatures ns2:val="none"/>
+        </w:rPr>
+      </w:pPr>
+      <w:r>
+        <w:rPr>
+          <w:rFonts w:ascii="Arial Narrow" w:eastAsia="Times New Roman" w:hAnsi="Arial Narrow" w:cs="Arial"/>
+          <w:color w:val="000000"/>
+          <w:kern w:val="0"/>
+          <w:lang w:eastAsia="es-ES"/>
+          <ns2:ligatures ns2:val="none"/>
         </w:rPr>
         <w:t xml:space="preserve">El 4 de octubre de 2023, Rímac </w:t>
       </w:r>
@@ -1517,7 +1517,7 @@
           <w:color w:val="000000"/>
           <w:kern w:val="0"/>
           <w:lang w:eastAsia="es-ES"/>
-          <w14:ligatures w14:val="none"/>
+          <ns2:ligatures ns2:val="none"/>
         </w:rPr>
         <w:t xml:space="preserve">le </w:t>
       </w:r>
@@ -1527,7 +1527,7 @@
           <w:color w:val="000000"/>
           <w:kern w:val="0"/>
           <w:lang w:eastAsia="es-ES"/>
-          <w14:ligatures w14:val="none"/>
+          <ns2:ligatures ns2:val="none"/>
         </w:rPr>
         <w:t xml:space="preserve">envió </w:t>
       </w:r>
@@ -1537,7 +1537,7 @@
           <w:color w:val="000000"/>
           <w:kern w:val="0"/>
           <w:lang w:eastAsia="es-ES"/>
-          <w14:ligatures w14:val="none"/>
+          <ns2:ligatures ns2:val="none"/>
         </w:rPr>
         <w:t xml:space="preserve">un </w:t>
       </w:r>
@@ -1547,7 +1547,7 @@
           <w:color w:val="000000"/>
           <w:kern w:val="0"/>
           <w:lang w:eastAsia="es-ES"/>
-          <w14:ligatures w14:val="none"/>
+          <ns2:ligatures ns2:val="none"/>
         </w:rPr>
         <w:t>correo electrónico</w:t>
       </w:r>
@@ -1557,7 +1557,7 @@
           <w:color w:val="000000"/>
           <w:kern w:val="0"/>
           <w:lang w:eastAsia="es-ES"/>
-          <w14:ligatures w14:val="none"/>
+          <ns2:ligatures ns2:val="none"/>
         </w:rPr>
         <w:t xml:space="preserve"> adicional</w:t>
       </w:r>
@@ -1567,7 +1567,7 @@
           <w:color w:val="000000"/>
           <w:kern w:val="0"/>
           <w:lang w:eastAsia="es-ES"/>
-          <w14:ligatures w14:val="none"/>
+          <ns2:ligatures ns2:val="none"/>
         </w:rPr>
         <w:t xml:space="preserve"> </w:t>
       </w:r>
@@ -1577,7 +1577,7 @@
           <w:color w:val="000000"/>
           <w:kern w:val="0"/>
           <w:lang w:eastAsia="es-ES"/>
-          <w14:ligatures w14:val="none"/>
+          <ns2:ligatures ns2:val="none"/>
         </w:rPr>
         <w:t>señalando</w:t>
       </w:r>
@@ -1587,7 +1587,7 @@
           <w:color w:val="000000"/>
           <w:kern w:val="0"/>
           <w:lang w:eastAsia="es-ES"/>
-          <w14:ligatures w14:val="none"/>
+          <ns2:ligatures ns2:val="none"/>
         </w:rPr>
         <w:t xml:space="preserve"> que la anulación se debió a reportes de pagos parciales que no cubrían la prima mensual, </w:t>
       </w:r>
@@ -1597,7 +1597,7 @@
           <w:color w:val="000000"/>
           <w:kern w:val="0"/>
           <w:lang w:eastAsia="es-ES"/>
-          <w14:ligatures w14:val="none"/>
+          <ns2:ligatures ns2:val="none"/>
         </w:rPr>
         <w:t>y le</w:t>
       </w:r>
@@ -1607,7 +1607,7 @@
           <w:color w:val="000000"/>
           <w:kern w:val="0"/>
           <w:lang w:eastAsia="es-ES"/>
-          <w14:ligatures w14:val="none"/>
+          <ns2:ligatures ns2:val="none"/>
         </w:rPr>
         <w:t xml:space="preserve"> informó que era posible la rehabilitación del seguro previo pago de cuotas pendientes desde septiembre de 2022 a octubre de 2023, por S/ 336,89</w:t>
       </w:r>
@@ -1617,7 +1617,7 @@
           <w:color w:val="000000"/>
           <w:kern w:val="0"/>
           <w:lang w:eastAsia="es-ES"/>
-          <w14:ligatures w14:val="none"/>
+          <ns2:ligatures ns2:val="none"/>
         </w:rPr>
         <w:t xml:space="preserve">, pese a que </w:t>
       </w:r>
@@ -1627,7 +1627,7 @@
           <w:color w:val="000000"/>
           <w:kern w:val="0"/>
           <w:lang w:eastAsia="es-ES"/>
-          <w14:ligatures w14:val="none"/>
+          <ns2:ligatures ns2:val="none"/>
         </w:rPr>
         <w:t xml:space="preserve">los pagos </w:t>
       </w:r>
@@ -1637,7 +1637,7 @@
           <w:color w:val="000000"/>
           <w:kern w:val="0"/>
           <w:lang w:eastAsia="es-ES"/>
-          <w14:ligatures w14:val="none"/>
+          <ns2:ligatures ns2:val="none"/>
         </w:rPr>
         <w:t xml:space="preserve">de cuotas </w:t>
       </w:r>
@@ -1647,7 +1647,7 @@
           <w:color w:val="000000"/>
           <w:kern w:val="0"/>
           <w:lang w:eastAsia="es-ES"/>
-          <w14:ligatures w14:val="none"/>
+          <ns2:ligatures ns2:val="none"/>
         </w:rPr>
         <w:t>se habían realizado</w:t>
       </w:r>
@@ -1657,12 +1657,12 @@
           <w:color w:val="000000"/>
           <w:kern w:val="0"/>
           <w:lang w:eastAsia="es-ES"/>
-          <w14:ligatures w14:val="none"/>
+          <ns2:ligatures ns2:val="none"/>
         </w:rPr>
         <w:t xml:space="preserve"> con el descuento de planilla.</w:t>
       </w:r>
     </w:p>
-    <w:p>
+    <w:p ns2:paraId="46A1CDD5" ns2:textId="77777777">
       <w:pPr>
         <w:pStyle w:val="Prrafodelista"/>
         <w:spacing w:after="0" w:line="240" w:lineRule="auto"/>
@@ -1673,11 +1673,11 @@
           <w:color w:val="000000"/>
           <w:kern w:val="0"/>
           <w:lang w:eastAsia="es-ES"/>
-          <w14:ligatures w14:val="none"/>
-        </w:rPr>
-      </w:pPr>
-    </w:p>
-    <w:p>
+          <ns2:ligatures ns2:val="none"/>
+        </w:rPr>
+      </w:pPr>
+    </w:p>
+    <w:p ns2:paraId="486241E4" ns2:textId="093EFB42">
       <w:pPr>
         <w:pStyle w:val="Prrafodelista"/>
         <w:numPr>
@@ -1695,16 +1695,16 @@
           <w:color w:val="000000"/>
           <w:kern w:val="0"/>
           <w:lang w:eastAsia="es-ES"/>
-          <w14:ligatures w14:val="none"/>
-        </w:rPr>
-      </w:pPr>
-      <w:r>
-        <w:rPr>
-          <w:rFonts w:ascii="Arial Narrow" w:eastAsia="Times New Roman" w:hAnsi="Arial Narrow" w:cs="Arial"/>
-          <w:color w:val="000000"/>
-          <w:kern w:val="0"/>
-          <w:lang w:eastAsia="es-ES"/>
-          <w14:ligatures w14:val="none"/>
+          <ns2:ligatures ns2:val="none"/>
+        </w:rPr>
+      </w:pPr>
+      <w:r>
+        <w:rPr>
+          <w:rFonts w:ascii="Arial Narrow" w:eastAsia="Times New Roman" w:hAnsi="Arial Narrow" w:cs="Arial"/>
+          <w:color w:val="000000"/>
+          <w:kern w:val="0"/>
+          <w:lang w:eastAsia="es-ES"/>
+          <ns2:ligatures ns2:val="none"/>
         </w:rPr>
         <w:t xml:space="preserve">El 14 de junio de 2024, en el Expediente </w:t>
       </w:r>
@@ -1715,7 +1715,7 @@
           <w:color w:val="000000"/>
           <w:kern w:val="0"/>
           <w:lang w:eastAsia="es-ES"/>
-          <w14:ligatures w14:val="none"/>
+          <ns2:ligatures ns2:val="none"/>
         </w:rPr>
         <w:t/>
       </w:r>
@@ -1726,7 +1726,7 @@
           <w:color w:val="000000"/>
           <w:kern w:val="0"/>
           <w:lang w:eastAsia="es-ES"/>
-          <w14:ligatures w14:val="none"/>
+          <ns2:ligatures ns2:val="none"/>
         </w:rPr>
         <w:t xml:space="preserve"> 425-2024/CC1 tramitado ante Indecopi, </w:t>
       </w:r>
@@ -1736,7 +1736,7 @@
           <w:color w:val="000000"/>
           <w:kern w:val="0"/>
           <w:lang w:eastAsia="es-ES"/>
-          <w14:ligatures w14:val="none"/>
+          <ns2:ligatures ns2:val="none"/>
         </w:rPr>
         <w:t>Rímac</w:t>
       </w:r>
@@ -1746,7 +1746,7 @@
           <w:color w:val="000000"/>
           <w:kern w:val="0"/>
           <w:lang w:eastAsia="es-ES"/>
-          <w14:ligatures w14:val="none"/>
+          <ns2:ligatures ns2:val="none"/>
         </w:rPr>
         <w:t xml:space="preserve"> presentó un escrito mediante el cual se allanó a la imputación de haber anulado el </w:t>
       </w:r>
@@ -1756,7 +1756,7 @@
           <w:color w:val="000000"/>
           <w:kern w:val="0"/>
           <w:lang w:eastAsia="es-ES"/>
-          <w14:ligatures w14:val="none"/>
+          <ns2:ligatures ns2:val="none"/>
         </w:rPr>
         <w:t xml:space="preserve">Seguro </w:t>
       </w:r>
@@ -1766,7 +1766,7 @@
           <w:color w:val="000000"/>
           <w:kern w:val="0"/>
           <w:lang w:eastAsia="es-ES"/>
-          <w14:ligatures w14:val="none"/>
+          <ns2:ligatures ns2:val="none"/>
         </w:rPr>
         <w:t xml:space="preserve">de </w:t>
       </w:r>
@@ -1776,7 +1776,7 @@
           <w:color w:val="000000"/>
           <w:kern w:val="0"/>
           <w:lang w:eastAsia="es-ES"/>
-          <w14:ligatures w14:val="none"/>
+          <ns2:ligatures ns2:val="none"/>
         </w:rPr>
         <w:t xml:space="preserve">Protección </w:t>
       </w:r>
@@ -1786,7 +1786,7 @@
           <w:color w:val="000000"/>
           <w:kern w:val="0"/>
           <w:lang w:eastAsia="es-ES"/>
-          <w14:ligatures w14:val="none"/>
+          <ns2:ligatures ns2:val="none"/>
         </w:rPr>
         <w:t xml:space="preserve">de </w:t>
       </w:r>
@@ -1796,7 +1796,7 @@
           <w:color w:val="000000"/>
           <w:kern w:val="0"/>
           <w:lang w:eastAsia="es-ES"/>
-          <w14:ligatures w14:val="none"/>
+          <ns2:ligatures ns2:val="none"/>
         </w:rPr>
         <w:t xml:space="preserve">Ahorros </w:t>
       </w:r>
@@ -1806,7 +1806,7 @@
           <w:color w:val="000000"/>
           <w:kern w:val="0"/>
           <w:lang w:eastAsia="es-ES"/>
-          <w14:ligatures w14:val="none"/>
+          <ns2:ligatures ns2:val="none"/>
         </w:rPr>
         <w:t>desde septiembre de 2022</w:t>
       </w:r>
@@ -1816,7 +1816,7 @@
           <w:color w:val="000000"/>
           <w:kern w:val="0"/>
           <w:lang w:eastAsia="es-ES"/>
-          <w14:ligatures w14:val="none"/>
+          <ns2:ligatures ns2:val="none"/>
         </w:rPr>
         <w:t xml:space="preserve"> de manera unilateral y arbitraria</w:t>
       </w:r>
@@ -1826,12 +1826,12 @@
           <w:color w:val="000000"/>
           <w:kern w:val="0"/>
           <w:lang w:eastAsia="es-ES"/>
-          <w14:ligatures w14:val="none"/>
+          <ns2:ligatures ns2:val="none"/>
         </w:rPr>
         <w:t>.</w:t>
       </w:r>
     </w:p>
-    <w:p>
+    <w:p ns2:paraId="7C8695AD" ns2:textId="77777777">
       <w:pPr>
         <w:pStyle w:val="Prrafodelista"/>
         <w:spacing w:after="0" w:line="240" w:lineRule="auto"/>
@@ -1842,11 +1842,11 @@
           <w:color w:val="000000"/>
           <w:kern w:val="0"/>
           <w:lang w:eastAsia="es-ES"/>
-          <w14:ligatures w14:val="none"/>
-        </w:rPr>
-      </w:pPr>
-    </w:p>
-    <w:p>
+          <ns2:ligatures ns2:val="none"/>
+        </w:rPr>
+      </w:pPr>
+    </w:p>
+    <w:p ns2:paraId="5229037C" ns2:textId="40C39031">
       <w:pPr>
         <w:pStyle w:val="Prrafodelista"/>
         <w:numPr>
@@ -1864,16 +1864,16 @@
           <w:color w:val="000000"/>
           <w:kern w:val="0"/>
           <w:lang w:eastAsia="es-ES"/>
-          <w14:ligatures w14:val="none"/>
-        </w:rPr>
-      </w:pPr>
-      <w:r>
-        <w:rPr>
-          <w:rFonts w:ascii="Arial Narrow" w:eastAsia="Times New Roman" w:hAnsi="Arial Narrow" w:cs="Arial"/>
-          <w:color w:val="000000"/>
-          <w:kern w:val="0"/>
-          <w:lang w:eastAsia="es-ES"/>
-          <w14:ligatures w14:val="none"/>
+          <ns2:ligatures ns2:val="none"/>
+        </w:rPr>
+      </w:pPr>
+      <w:r>
+        <w:rPr>
+          <w:rFonts w:ascii="Arial Narrow" w:eastAsia="Times New Roman" w:hAnsi="Arial Narrow" w:cs="Arial"/>
+          <w:color w:val="000000"/>
+          <w:kern w:val="0"/>
+          <w:lang w:eastAsia="es-ES"/>
+          <ns2:ligatures ns2:val="none"/>
         </w:rPr>
         <w:lastRenderedPageBreak/>
         <w:t xml:space="preserve">El 12 de junio de 2025, presentó </w:t>
@@ -1884,7 +1884,7 @@
           <w:color w:val="000000"/>
           <w:kern w:val="0"/>
           <w:lang w:eastAsia="es-ES"/>
-          <w14:ligatures w14:val="none"/>
+          <ns2:ligatures ns2:val="none"/>
         </w:rPr>
         <w:t>el reclamo</w:t>
       </w:r>
@@ -1894,7 +1894,7 @@
           <w:color w:val="000000"/>
           <w:kern w:val="0"/>
           <w:lang w:eastAsia="es-ES"/>
-          <w14:ligatures w14:val="none"/>
+          <ns2:ligatures ns2:val="none"/>
         </w:rPr>
         <w:t xml:space="preserve"> 25-SBS015953 ante Rímac, referida al cobro de primas del </w:t>
       </w:r>
@@ -1904,7 +1904,7 @@
           <w:color w:val="000000"/>
           <w:kern w:val="0"/>
           <w:lang w:eastAsia="es-ES"/>
-          <w14:ligatures w14:val="none"/>
+          <ns2:ligatures ns2:val="none"/>
         </w:rPr>
         <w:t xml:space="preserve">Seguro </w:t>
       </w:r>
@@ -1914,7 +1914,7 @@
           <w:color w:val="000000"/>
           <w:kern w:val="0"/>
           <w:lang w:eastAsia="es-ES"/>
-          <w14:ligatures w14:val="none"/>
+          <ns2:ligatures ns2:val="none"/>
         </w:rPr>
         <w:t xml:space="preserve">de </w:t>
       </w:r>
@@ -1924,7 +1924,7 @@
           <w:color w:val="000000"/>
           <w:kern w:val="0"/>
           <w:lang w:eastAsia="es-ES"/>
-          <w14:ligatures w14:val="none"/>
+          <ns2:ligatures ns2:val="none"/>
         </w:rPr>
         <w:t xml:space="preserve">Protección </w:t>
       </w:r>
@@ -1934,7 +1934,7 @@
           <w:color w:val="000000"/>
           <w:kern w:val="0"/>
           <w:lang w:eastAsia="es-ES"/>
-          <w14:ligatures w14:val="none"/>
+          <ns2:ligatures ns2:val="none"/>
         </w:rPr>
         <w:t xml:space="preserve">de </w:t>
       </w:r>
@@ -1944,7 +1944,7 @@
           <w:color w:val="000000"/>
           <w:kern w:val="0"/>
           <w:lang w:eastAsia="es-ES"/>
-          <w14:ligatures w14:val="none"/>
+          <ns2:ligatures ns2:val="none"/>
         </w:rPr>
         <w:t xml:space="preserve">Ahorros </w:t>
       </w:r>
@@ -1954,12 +1954,12 @@
           <w:color w:val="000000"/>
           <w:kern w:val="0"/>
           <w:lang w:eastAsia="es-ES"/>
-          <w14:ligatures w14:val="none"/>
+          <ns2:ligatures ns2:val="none"/>
         </w:rPr>
         <w:t>ya anulado.</w:t>
       </w:r>
     </w:p>
-    <w:p>
+    <w:p ns2:paraId="0A778CC8" ns2:textId="77777777">
       <w:pPr>
         <w:pStyle w:val="Prrafodelista"/>
         <w:spacing w:after="0" w:line="240" w:lineRule="auto"/>
@@ -1970,11 +1970,11 @@
           <w:color w:val="000000"/>
           <w:kern w:val="0"/>
           <w:lang w:eastAsia="es-ES"/>
-          <w14:ligatures w14:val="none"/>
-        </w:rPr>
-      </w:pPr>
-    </w:p>
-    <w:p>
+          <ns2:ligatures ns2:val="none"/>
+        </w:rPr>
+      </w:pPr>
+    </w:p>
+    <w:p ns2:paraId="568C0EA6" ns2:textId="01752555">
       <w:pPr>
         <w:pStyle w:val="Prrafodelista"/>
         <w:numPr>
@@ -1992,16 +1992,16 @@
           <w:color w:val="000000"/>
           <w:kern w:val="0"/>
           <w:lang w:eastAsia="es-ES"/>
-          <w14:ligatures w14:val="none"/>
-        </w:rPr>
-      </w:pPr>
-      <w:r>
-        <w:rPr>
-          <w:rFonts w:ascii="Arial Narrow" w:eastAsia="Times New Roman" w:hAnsi="Arial Narrow" w:cs="Arial"/>
-          <w:color w:val="000000"/>
-          <w:kern w:val="0"/>
-          <w:lang w:eastAsia="es-ES"/>
-          <w14:ligatures w14:val="none"/>
+          <ns2:ligatures ns2:val="none"/>
+        </w:rPr>
+      </w:pPr>
+      <w:r>
+        <w:rPr>
+          <w:rFonts w:ascii="Arial Narrow" w:eastAsia="Times New Roman" w:hAnsi="Arial Narrow" w:cs="Arial"/>
+          <w:color w:val="000000"/>
+          <w:kern w:val="0"/>
+          <w:lang w:eastAsia="es-ES"/>
+          <ns2:ligatures ns2:val="none"/>
         </w:rPr>
         <w:t xml:space="preserve">El 3 de julio de 2025, Rímac emitió una carta </w:t>
       </w:r>
@@ -2011,7 +2011,7 @@
           <w:color w:val="000000"/>
           <w:kern w:val="0"/>
           <w:lang w:eastAsia="es-ES"/>
-          <w14:ligatures w14:val="none"/>
+          <ns2:ligatures ns2:val="none"/>
         </w:rPr>
         <w:t>de</w:t>
       </w:r>
@@ -2021,7 +2021,7 @@
           <w:color w:val="000000"/>
           <w:kern w:val="0"/>
           <w:lang w:eastAsia="es-ES"/>
-          <w14:ligatures w14:val="none"/>
+          <ns2:ligatures ns2:val="none"/>
         </w:rPr>
         <w:t xml:space="preserve"> respuesta a</w:t>
       </w:r>
@@ -2031,7 +2031,7 @@
           <w:color w:val="000000"/>
           <w:kern w:val="0"/>
           <w:lang w:eastAsia="es-ES"/>
-          <w14:ligatures w14:val="none"/>
+          <ns2:ligatures ns2:val="none"/>
         </w:rPr>
         <w:t xml:space="preserve"> su </w:t>
       </w:r>
@@ -2041,7 +2041,7 @@
           <w:color w:val="000000"/>
           <w:kern w:val="0"/>
           <w:lang w:eastAsia="es-ES"/>
-          <w14:ligatures w14:val="none"/>
+          <ns2:ligatures ns2:val="none"/>
         </w:rPr>
         <w:t>reclamo 25-SBS015953</w:t>
       </w:r>
@@ -2051,7 +2051,7 @@
           <w:color w:val="000000"/>
           <w:kern w:val="0"/>
           <w:lang w:eastAsia="es-ES"/>
-          <w14:ligatures w14:val="none"/>
+          <ns2:ligatures ns2:val="none"/>
         </w:rPr>
         <w:t xml:space="preserve">, mediante el cual </w:t>
       </w:r>
@@ -2061,7 +2061,7 @@
           <w:color w:val="000000"/>
           <w:kern w:val="0"/>
           <w:lang w:eastAsia="es-ES"/>
-          <w14:ligatures w14:val="none"/>
+          <ns2:ligatures ns2:val="none"/>
         </w:rPr>
         <w:t>afirmó que hab</w:t>
       </w:r>
@@ -2071,7 +2071,7 @@
           <w:color w:val="000000"/>
           <w:kern w:val="0"/>
           <w:lang w:eastAsia="es-ES"/>
-          <w14:ligatures w14:val="none"/>
+          <ns2:ligatures ns2:val="none"/>
         </w:rPr>
         <w:t>rí</w:t>
       </w:r>
@@ -2081,7 +2081,7 @@
           <w:color w:val="000000"/>
           <w:kern w:val="0"/>
           <w:lang w:eastAsia="es-ES"/>
-          <w14:ligatures w14:val="none"/>
+          <ns2:ligatures ns2:val="none"/>
         </w:rPr>
         <w:t xml:space="preserve">a solicitado en febrero de 2025 la exclusión del </w:t>
       </w:r>
@@ -2091,7 +2091,7 @@
           <w:color w:val="000000"/>
           <w:kern w:val="0"/>
           <w:lang w:eastAsia="es-ES"/>
-          <w14:ligatures w14:val="none"/>
+          <ns2:ligatures ns2:val="none"/>
         </w:rPr>
         <w:t xml:space="preserve">Seguro </w:t>
       </w:r>
@@ -2101,7 +2101,7 @@
           <w:color w:val="000000"/>
           <w:kern w:val="0"/>
           <w:lang w:eastAsia="es-ES"/>
-          <w14:ligatures w14:val="none"/>
+          <ns2:ligatures ns2:val="none"/>
         </w:rPr>
         <w:t xml:space="preserve">de </w:t>
       </w:r>
@@ -2111,7 +2111,7 @@
           <w:color w:val="000000"/>
           <w:kern w:val="0"/>
           <w:lang w:eastAsia="es-ES"/>
-          <w14:ligatures w14:val="none"/>
+          <ns2:ligatures ns2:val="none"/>
         </w:rPr>
         <w:t xml:space="preserve">Protección </w:t>
       </w:r>
@@ -2121,7 +2121,7 @@
           <w:color w:val="000000"/>
           <w:kern w:val="0"/>
           <w:lang w:eastAsia="es-ES"/>
-          <w14:ligatures w14:val="none"/>
+          <ns2:ligatures ns2:val="none"/>
         </w:rPr>
         <w:t xml:space="preserve">de </w:t>
       </w:r>
@@ -2131,7 +2131,7 @@
           <w:color w:val="000000"/>
           <w:kern w:val="0"/>
           <w:lang w:eastAsia="es-ES"/>
-          <w14:ligatures w14:val="none"/>
+          <ns2:ligatures ns2:val="none"/>
         </w:rPr>
         <w:t>Ahorros</w:t>
       </w:r>
@@ -2141,7 +2141,7 @@
           <w:color w:val="000000"/>
           <w:kern w:val="0"/>
           <w:lang w:eastAsia="es-ES"/>
-          <w14:ligatures w14:val="none"/>
+          <ns2:ligatures ns2:val="none"/>
         </w:rPr>
         <w:t xml:space="preserve">, lo cual </w:t>
       </w:r>
@@ -2151,7 +2151,7 @@
           <w:color w:val="000000"/>
           <w:kern w:val="0"/>
           <w:lang w:eastAsia="es-ES"/>
-          <w14:ligatures w14:val="none"/>
+          <ns2:ligatures ns2:val="none"/>
         </w:rPr>
         <w:t>no se ajustaba a la verdad</w:t>
       </w:r>
@@ -2161,7 +2161,7 @@
           <w:color w:val="000000"/>
           <w:kern w:val="0"/>
           <w:lang w:eastAsia="es-ES"/>
-          <w14:ligatures w14:val="none"/>
+          <ns2:ligatures ns2:val="none"/>
         </w:rPr>
         <w:t xml:space="preserve">. Asimismo, en el cuarto párrafo de la carta, Rímac vinculó el reclamo con el Seguro Protección Familiar y no con la devolución de los montos cobrados por el </w:t>
       </w:r>
@@ -2171,7 +2171,7 @@
           <w:color w:val="000000"/>
           <w:kern w:val="0"/>
           <w:lang w:eastAsia="es-ES"/>
-          <w14:ligatures w14:val="none"/>
+          <ns2:ligatures ns2:val="none"/>
         </w:rPr>
         <w:t xml:space="preserve">Seguro </w:t>
       </w:r>
@@ -2181,7 +2181,7 @@
           <w:color w:val="000000"/>
           <w:kern w:val="0"/>
           <w:lang w:eastAsia="es-ES"/>
-          <w14:ligatures w14:val="none"/>
+          <ns2:ligatures ns2:val="none"/>
         </w:rPr>
         <w:t xml:space="preserve">de </w:t>
       </w:r>
@@ -2191,7 +2191,7 @@
           <w:color w:val="000000"/>
           <w:kern w:val="0"/>
           <w:lang w:eastAsia="es-ES"/>
-          <w14:ligatures w14:val="none"/>
+          <ns2:ligatures ns2:val="none"/>
         </w:rPr>
         <w:t xml:space="preserve">Protección </w:t>
       </w:r>
@@ -2201,7 +2201,7 @@
           <w:color w:val="000000"/>
           <w:kern w:val="0"/>
           <w:lang w:eastAsia="es-ES"/>
-          <w14:ligatures w14:val="none"/>
+          <ns2:ligatures ns2:val="none"/>
         </w:rPr>
         <w:t xml:space="preserve">de </w:t>
       </w:r>
@@ -2211,7 +2211,7 @@
           <w:color w:val="000000"/>
           <w:kern w:val="0"/>
           <w:lang w:eastAsia="es-ES"/>
-          <w14:ligatures w14:val="none"/>
+          <ns2:ligatures ns2:val="none"/>
         </w:rPr>
         <w:t>Ahorros</w:t>
       </w:r>
@@ -2221,12 +2221,12 @@
           <w:color w:val="000000"/>
           <w:kern w:val="0"/>
           <w:lang w:eastAsia="es-ES"/>
-          <w14:ligatures w14:val="none"/>
+          <ns2:ligatures ns2:val="none"/>
         </w:rPr>
         <w:t xml:space="preserve">. </w:t>
       </w:r>
     </w:p>
-    <w:p>
+    <w:p ns2:paraId="561AD59D" ns2:textId="77777777">
       <w:pPr>
         <w:pStyle w:val="Prrafodelista"/>
         <w:spacing w:line="240" w:lineRule="auto"/>
@@ -2235,11 +2235,11 @@
           <w:color w:val="000000"/>
           <w:kern w:val="0"/>
           <w:lang w:eastAsia="es-ES"/>
-          <w14:ligatures w14:val="none"/>
-        </w:rPr>
-      </w:pPr>
-    </w:p>
-    <w:p>
+          <ns2:ligatures ns2:val="none"/>
+        </w:rPr>
+      </w:pPr>
+    </w:p>
+    <w:p ns2:paraId="27609B3E" ns2:textId="77168567">
       <w:pPr>
         <w:pStyle w:val="Prrafodelista"/>
         <w:numPr>
@@ -2257,16 +2257,16 @@
           <w:color w:val="000000"/>
           <w:kern w:val="0"/>
           <w:lang w:eastAsia="es-ES"/>
-          <w14:ligatures w14:val="none"/>
-        </w:rPr>
-      </w:pPr>
-      <w:r>
-        <w:rPr>
-          <w:rFonts w:ascii="Arial Narrow" w:eastAsia="Times New Roman" w:hAnsi="Arial Narrow" w:cs="Arial"/>
-          <w:color w:val="000000"/>
-          <w:kern w:val="0"/>
-          <w:lang w:eastAsia="es-ES"/>
-          <w14:ligatures w14:val="none"/>
+          <ns2:ligatures ns2:val="none"/>
+        </w:rPr>
+      </w:pPr>
+      <w:r>
+        <w:rPr>
+          <w:rFonts w:ascii="Arial Narrow" w:eastAsia="Times New Roman" w:hAnsi="Arial Narrow" w:cs="Arial"/>
+          <w:color w:val="000000"/>
+          <w:kern w:val="0"/>
+          <w:lang w:eastAsia="es-ES"/>
+          <ns2:ligatures ns2:val="none"/>
         </w:rPr>
         <w:t>Además, e</w:t>
       </w:r>
@@ -2276,7 +2276,7 @@
           <w:color w:val="000000"/>
           <w:kern w:val="0"/>
           <w:lang w:eastAsia="es-ES"/>
-          <w14:ligatures w14:val="none"/>
+          <ns2:ligatures ns2:val="none"/>
         </w:rPr>
         <w:t>n el sexto párrafo</w:t>
       </w:r>
@@ -2286,7 +2286,7 @@
           <w:color w:val="000000"/>
           <w:kern w:val="0"/>
           <w:lang w:eastAsia="es-ES"/>
-          <w14:ligatures w14:val="none"/>
+          <ns2:ligatures ns2:val="none"/>
         </w:rPr>
         <w:t xml:space="preserve"> de la </w:t>
       </w:r>
@@ -2296,7 +2296,7 @@
           <w:color w:val="000000"/>
           <w:kern w:val="0"/>
           <w:lang w:eastAsia="es-ES"/>
-          <w14:ligatures w14:val="none"/>
+          <ns2:ligatures ns2:val="none"/>
         </w:rPr>
         <w:t xml:space="preserve">carta </w:t>
       </w:r>
@@ -2306,7 +2306,7 @@
           <w:color w:val="000000"/>
           <w:kern w:val="0"/>
           <w:lang w:eastAsia="es-ES"/>
-          <w14:ligatures w14:val="none"/>
+          <ns2:ligatures ns2:val="none"/>
         </w:rPr>
         <w:t>de</w:t>
       </w:r>
@@ -2316,7 +2316,7 @@
           <w:color w:val="000000"/>
           <w:kern w:val="0"/>
           <w:lang w:eastAsia="es-ES"/>
-          <w14:ligatures w14:val="none"/>
+          <ns2:ligatures ns2:val="none"/>
         </w:rPr>
         <w:t xml:space="preserve"> respuesta</w:t>
       </w:r>
@@ -2326,7 +2326,7 @@
           <w:color w:val="000000"/>
           <w:kern w:val="0"/>
           <w:lang w:eastAsia="es-ES"/>
-          <w14:ligatures w14:val="none"/>
+          <ns2:ligatures ns2:val="none"/>
         </w:rPr>
         <w:t xml:space="preserve"> </w:t>
       </w:r>
@@ -2336,7 +2336,7 @@
           <w:color w:val="000000"/>
           <w:kern w:val="0"/>
           <w:lang w:eastAsia="es-ES"/>
-          <w14:ligatures w14:val="none"/>
+          <ns2:ligatures ns2:val="none"/>
         </w:rPr>
         <w:t>a</w:t>
       </w:r>
@@ -2346,7 +2346,7 @@
           <w:color w:val="000000"/>
           <w:kern w:val="0"/>
           <w:lang w:eastAsia="es-ES"/>
-          <w14:ligatures w14:val="none"/>
+          <ns2:ligatures ns2:val="none"/>
         </w:rPr>
         <w:t xml:space="preserve"> su </w:t>
       </w:r>
@@ -2356,7 +2356,7 @@
           <w:color w:val="000000"/>
           <w:kern w:val="0"/>
           <w:lang w:eastAsia="es-ES"/>
-          <w14:ligatures w14:val="none"/>
+          <ns2:ligatures ns2:val="none"/>
         </w:rPr>
         <w:t>reclamo</w:t>
       </w:r>
@@ -2366,7 +2366,7 @@
           <w:color w:val="000000"/>
           <w:kern w:val="0"/>
           <w:lang w:eastAsia="es-ES"/>
-          <w14:ligatures w14:val="none"/>
+          <ns2:ligatures ns2:val="none"/>
         </w:rPr>
         <w:t xml:space="preserve">, </w:t>
       </w:r>
@@ -2376,7 +2376,7 @@
           <w:color w:val="000000"/>
           <w:kern w:val="0"/>
           <w:lang w:eastAsia="es-ES"/>
-          <w14:ligatures w14:val="none"/>
+          <ns2:ligatures ns2:val="none"/>
         </w:rPr>
         <w:t xml:space="preserve">Rímac </w:t>
       </w:r>
@@ -2386,7 +2386,7 @@
           <w:color w:val="000000"/>
           <w:kern w:val="0"/>
           <w:lang w:eastAsia="es-ES"/>
-          <w14:ligatures w14:val="none"/>
+          <ns2:ligatures ns2:val="none"/>
         </w:rPr>
         <w:t xml:space="preserve">le </w:t>
       </w:r>
@@ -2396,7 +2396,7 @@
           <w:color w:val="000000"/>
           <w:kern w:val="0"/>
           <w:lang w:eastAsia="es-ES"/>
-          <w14:ligatures w14:val="none"/>
+          <ns2:ligatures ns2:val="none"/>
         </w:rPr>
         <w:t xml:space="preserve">propuso la rehabilitación del </w:t>
       </w:r>
@@ -2406,7 +2406,7 @@
           <w:color w:val="000000"/>
           <w:kern w:val="0"/>
           <w:lang w:eastAsia="es-ES"/>
-          <w14:ligatures w14:val="none"/>
+          <ns2:ligatures ns2:val="none"/>
         </w:rPr>
         <w:t xml:space="preserve">Seguro </w:t>
       </w:r>
@@ -2416,7 +2416,7 @@
           <w:color w:val="000000"/>
           <w:kern w:val="0"/>
           <w:lang w:eastAsia="es-ES"/>
-          <w14:ligatures w14:val="none"/>
+          <ns2:ligatures ns2:val="none"/>
         </w:rPr>
         <w:t xml:space="preserve">de </w:t>
       </w:r>
@@ -2426,7 +2426,7 @@
           <w:color w:val="000000"/>
           <w:kern w:val="0"/>
           <w:lang w:eastAsia="es-ES"/>
-          <w14:ligatures w14:val="none"/>
+          <ns2:ligatures ns2:val="none"/>
         </w:rPr>
         <w:t xml:space="preserve">Protección </w:t>
       </w:r>
@@ -2436,7 +2436,7 @@
           <w:color w:val="000000"/>
           <w:kern w:val="0"/>
           <w:lang w:eastAsia="es-ES"/>
-          <w14:ligatures w14:val="none"/>
+          <ns2:ligatures ns2:val="none"/>
         </w:rPr>
         <w:t xml:space="preserve">de </w:t>
       </w:r>
@@ -2446,7 +2446,7 @@
           <w:color w:val="000000"/>
           <w:kern w:val="0"/>
           <w:lang w:eastAsia="es-ES"/>
-          <w14:ligatures w14:val="none"/>
+          <ns2:ligatures ns2:val="none"/>
         </w:rPr>
         <w:t>Ahorros</w:t>
       </w:r>
@@ -2456,7 +2456,7 @@
           <w:color w:val="000000"/>
           <w:kern w:val="0"/>
           <w:lang w:eastAsia="es-ES"/>
-          <w14:ligatures w14:val="none"/>
+          <ns2:ligatures ns2:val="none"/>
         </w:rPr>
         <w:t>, señalando que registraba pagos parciales por S/ 95,67 y que para reactivar el contrato debía regularizarse el pago desde septiembre de 2022 y remitirse una autorización de descuento en formato especial.</w:t>
       </w:r>
@@ -2466,7 +2466,7 @@
           <w:color w:val="000000"/>
           <w:kern w:val="0"/>
           <w:lang w:eastAsia="es-ES"/>
-          <w14:ligatures w14:val="none"/>
+          <ns2:ligatures ns2:val="none"/>
         </w:rPr>
         <w:t xml:space="preserve"> No obstante</w:t>
       </w:r>
@@ -2476,7 +2476,7 @@
           <w:color w:val="000000"/>
           <w:kern w:val="0"/>
           <w:lang w:eastAsia="es-ES"/>
-          <w14:ligatures w14:val="none"/>
+          <ns2:ligatures ns2:val="none"/>
         </w:rPr>
         <w:t>, no se adjuntó ningún formato a la carta.</w:t>
       </w:r>
@@ -2486,12 +2486,12 @@
           <w:color w:val="000000"/>
           <w:kern w:val="0"/>
           <w:lang w:eastAsia="es-ES"/>
-          <w14:ligatures w14:val="none"/>
+          <ns2:ligatures ns2:val="none"/>
         </w:rPr>
         <w:t xml:space="preserve"> </w:t>
       </w:r>
     </w:p>
-    <w:p>
+    <w:p ns2:paraId="4030510C" ns2:textId="77777777">
       <w:pPr>
         <w:pStyle w:val="Prrafodelista"/>
         <w:spacing w:after="0" w:line="240" w:lineRule="auto"/>
@@ -2502,11 +2502,11 @@
           <w:color w:val="000000"/>
           <w:kern w:val="0"/>
           <w:lang w:eastAsia="es-ES"/>
-          <w14:ligatures w14:val="none"/>
-        </w:rPr>
-      </w:pPr>
-    </w:p>
-    <w:p>
+          <ns2:ligatures ns2:val="none"/>
+        </w:rPr>
+      </w:pPr>
+    </w:p>
+    <w:p ns2:paraId="7C5FA78C" ns2:textId="3608B263">
       <w:pPr>
         <w:pStyle w:val="Prrafodelista"/>
         <w:numPr>
@@ -2524,16 +2524,16 @@
           <w:color w:val="000000"/>
           <w:kern w:val="0"/>
           <w:lang w:eastAsia="es-ES"/>
-          <w14:ligatures w14:val="none"/>
-        </w:rPr>
-      </w:pPr>
-      <w:r>
-        <w:rPr>
-          <w:rFonts w:ascii="Arial Narrow" w:eastAsia="Times New Roman" w:hAnsi="Arial Narrow" w:cs="Arial"/>
-          <w:color w:val="000000"/>
-          <w:kern w:val="0"/>
-          <w:lang w:eastAsia="es-ES"/>
-          <w14:ligatures w14:val="none"/>
+          <ns2:ligatures ns2:val="none"/>
+        </w:rPr>
+      </w:pPr>
+      <w:r>
+        <w:rPr>
+          <w:rFonts w:ascii="Arial Narrow" w:eastAsia="Times New Roman" w:hAnsi="Arial Narrow" w:cs="Arial"/>
+          <w:color w:val="000000"/>
+          <w:kern w:val="0"/>
+          <w:lang w:eastAsia="es-ES"/>
+          <ns2:ligatures ns2:val="none"/>
         </w:rPr>
         <w:t xml:space="preserve">En el séptimo párrafo de la misma </w:t>
       </w:r>
@@ -2543,7 +2543,7 @@
           <w:color w:val="000000"/>
           <w:kern w:val="0"/>
           <w:lang w:eastAsia="es-ES"/>
-          <w14:ligatures w14:val="none"/>
+          <ns2:ligatures ns2:val="none"/>
         </w:rPr>
         <w:t xml:space="preserve">carta </w:t>
       </w:r>
@@ -2553,7 +2553,7 @@
           <w:color w:val="000000"/>
           <w:kern w:val="0"/>
           <w:lang w:eastAsia="es-ES"/>
-          <w14:ligatures w14:val="none"/>
+          <ns2:ligatures ns2:val="none"/>
         </w:rPr>
         <w:t>de</w:t>
       </w:r>
@@ -2563,7 +2563,7 @@
           <w:color w:val="000000"/>
           <w:kern w:val="0"/>
           <w:lang w:eastAsia="es-ES"/>
-          <w14:ligatures w14:val="none"/>
+          <ns2:ligatures ns2:val="none"/>
         </w:rPr>
         <w:t xml:space="preserve"> respuesta</w:t>
       </w:r>
@@ -2573,7 +2573,7 @@
           <w:color w:val="000000"/>
           <w:kern w:val="0"/>
           <w:lang w:eastAsia="es-ES"/>
-          <w14:ligatures w14:val="none"/>
+          <ns2:ligatures ns2:val="none"/>
         </w:rPr>
         <w:t xml:space="preserve"> </w:t>
       </w:r>
@@ -2583,7 +2583,7 @@
           <w:color w:val="000000"/>
           <w:kern w:val="0"/>
           <w:lang w:eastAsia="es-ES"/>
-          <w14:ligatures w14:val="none"/>
+          <ns2:ligatures ns2:val="none"/>
         </w:rPr>
         <w:t>a</w:t>
       </w:r>
@@ -2593,7 +2593,7 @@
           <w:color w:val="000000"/>
           <w:kern w:val="0"/>
           <w:lang w:eastAsia="es-ES"/>
-          <w14:ligatures w14:val="none"/>
+          <ns2:ligatures ns2:val="none"/>
         </w:rPr>
         <w:t xml:space="preserve"> su </w:t>
       </w:r>
@@ -2603,7 +2603,7 @@
           <w:color w:val="000000"/>
           <w:kern w:val="0"/>
           <w:lang w:eastAsia="es-ES"/>
-          <w14:ligatures w14:val="none"/>
+          <ns2:ligatures ns2:val="none"/>
         </w:rPr>
         <w:t>reclamo</w:t>
       </w:r>
@@ -2613,7 +2613,7 @@
           <w:color w:val="000000"/>
           <w:kern w:val="0"/>
           <w:lang w:eastAsia="es-ES"/>
-          <w14:ligatures w14:val="none"/>
+          <ns2:ligatures ns2:val="none"/>
         </w:rPr>
         <w:t xml:space="preserve">, Rímac indicó que procedería con el reembolso de las primas correspondientes al periodo comprendido entre septiembre de 2022 y enero de 2025 únicamente si decidía no continuar con el </w:t>
       </w:r>
@@ -2623,7 +2623,7 @@
           <w:color w:val="000000"/>
           <w:kern w:val="0"/>
           <w:lang w:eastAsia="es-ES"/>
-          <w14:ligatures w14:val="none"/>
+          <ns2:ligatures ns2:val="none"/>
         </w:rPr>
         <w:t xml:space="preserve">Seguro </w:t>
       </w:r>
@@ -2633,7 +2633,7 @@
           <w:color w:val="000000"/>
           <w:kern w:val="0"/>
           <w:lang w:eastAsia="es-ES"/>
-          <w14:ligatures w14:val="none"/>
+          <ns2:ligatures ns2:val="none"/>
         </w:rPr>
         <w:t xml:space="preserve">de </w:t>
       </w:r>
@@ -2643,7 +2643,7 @@
           <w:color w:val="000000"/>
           <w:kern w:val="0"/>
           <w:lang w:eastAsia="es-ES"/>
-          <w14:ligatures w14:val="none"/>
+          <ns2:ligatures ns2:val="none"/>
         </w:rPr>
         <w:t xml:space="preserve">Protección </w:t>
       </w:r>
@@ -2653,7 +2653,7 @@
           <w:color w:val="000000"/>
           <w:kern w:val="0"/>
           <w:lang w:eastAsia="es-ES"/>
-          <w14:ligatures w14:val="none"/>
+          <ns2:ligatures ns2:val="none"/>
         </w:rPr>
         <w:t xml:space="preserve">de </w:t>
       </w:r>
@@ -2663,7 +2663,7 @@
           <w:color w:val="000000"/>
           <w:kern w:val="0"/>
           <w:lang w:eastAsia="es-ES"/>
-          <w14:ligatures w14:val="none"/>
+          <ns2:ligatures ns2:val="none"/>
         </w:rPr>
         <w:t>Ahorros</w:t>
       </w:r>
@@ -2673,12 +2673,12 @@
           <w:color w:val="000000"/>
           <w:kern w:val="0"/>
           <w:lang w:eastAsia="es-ES"/>
-          <w14:ligatures w14:val="none"/>
+          <ns2:ligatures ns2:val="none"/>
         </w:rPr>
         <w:t>.</w:t>
       </w:r>
     </w:p>
-    <w:p>
+    <w:p ns2:paraId="7CAB999F" ns2:textId="77777777">
       <w:pPr>
         <w:pStyle w:val="Prrafodelista"/>
         <w:spacing w:after="0" w:line="240" w:lineRule="auto"/>
@@ -2689,11 +2689,11 @@
           <w:color w:val="000000"/>
           <w:kern w:val="0"/>
           <w:lang w:eastAsia="es-ES"/>
-          <w14:ligatures w14:val="none"/>
-        </w:rPr>
-      </w:pPr>
-    </w:p>
-    <w:p>
+          <ns2:ligatures ns2:val="none"/>
+        </w:rPr>
+      </w:pPr>
+    </w:p>
+    <w:p ns2:paraId="267DF589" ns2:textId="4740023B">
       <w:pPr>
         <w:pStyle w:val="Prrafodelista"/>
         <w:numPr>
@@ -2711,16 +2711,16 @@
           <w:color w:val="000000"/>
           <w:kern w:val="0"/>
           <w:lang w:eastAsia="es-ES"/>
-          <w14:ligatures w14:val="none"/>
-        </w:rPr>
-      </w:pPr>
-      <w:r>
-        <w:rPr>
-          <w:rFonts w:ascii="Arial Narrow" w:eastAsia="Times New Roman" w:hAnsi="Arial Narrow" w:cs="Arial"/>
-          <w:color w:val="000000"/>
-          <w:kern w:val="0"/>
-          <w:lang w:eastAsia="es-ES"/>
-          <w14:ligatures w14:val="none"/>
+          <ns2:ligatures ns2:val="none"/>
+        </w:rPr>
+      </w:pPr>
+      <w:r>
+        <w:rPr>
+          <w:rFonts w:ascii="Arial Narrow" w:eastAsia="Times New Roman" w:hAnsi="Arial Narrow" w:cs="Arial"/>
+          <w:color w:val="000000"/>
+          <w:kern w:val="0"/>
+          <w:lang w:eastAsia="es-ES"/>
+          <ns2:ligatures ns2:val="none"/>
         </w:rPr>
         <w:t xml:space="preserve">El 19 de abril de 2025, </w:t>
       </w:r>
@@ -2730,7 +2730,7 @@
           <w:color w:val="000000"/>
           <w:kern w:val="0"/>
           <w:lang w:eastAsia="es-ES"/>
-          <w14:ligatures w14:val="none"/>
+          <ns2:ligatures ns2:val="none"/>
         </w:rPr>
         <w:t>adquirió</w:t>
       </w:r>
@@ -2740,7 +2740,7 @@
           <w:color w:val="000000"/>
           <w:kern w:val="0"/>
           <w:lang w:eastAsia="es-ES"/>
-          <w14:ligatures w14:val="none"/>
+          <ns2:ligatures ns2:val="none"/>
         </w:rPr>
         <w:t xml:space="preserve"> </w:t>
       </w:r>
@@ -2750,7 +2750,7 @@
           <w:color w:val="000000"/>
           <w:kern w:val="0"/>
           <w:lang w:eastAsia="es-ES"/>
-          <w14:ligatures w14:val="none"/>
+          <ns2:ligatures ns2:val="none"/>
         </w:rPr>
         <w:t xml:space="preserve">un </w:t>
       </w:r>
@@ -2760,7 +2760,7 @@
           <w:color w:val="000000"/>
           <w:kern w:val="0"/>
           <w:lang w:eastAsia="es-ES"/>
-          <w14:ligatures w14:val="none"/>
+          <ns2:ligatures ns2:val="none"/>
         </w:rPr>
         <w:t>préstamo personal</w:t>
       </w:r>
@@ -2770,7 +2770,7 @@
           <w:color w:val="000000"/>
           <w:kern w:val="0"/>
           <w:lang w:eastAsia="es-ES"/>
-          <w14:ligatures w14:val="none"/>
+          <ns2:ligatures ns2:val="none"/>
         </w:rPr>
         <w:t xml:space="preserve"> </w:t>
       </w:r>
@@ -2780,7 +2780,7 @@
           <w:color w:val="000000"/>
           <w:kern w:val="0"/>
           <w:lang w:eastAsia="es-ES"/>
-          <w14:ligatures w14:val="none"/>
+          <ns2:ligatures ns2:val="none"/>
         </w:rPr>
         <w:t xml:space="preserve">por la suma de </w:t>
       </w:r>
@@ -2790,7 +2790,7 @@
           <w:color w:val="000000"/>
           <w:kern w:val="0"/>
           <w:lang w:eastAsia="es-ES"/>
-          <w14:ligatures w14:val="none"/>
+          <ns2:ligatures ns2:val="none"/>
         </w:rPr>
         <w:t>S/ 5 270,00, a fin de cubrir obligaciones que</w:t>
       </w:r>
@@ -2800,7 +2800,7 @@
           <w:color w:val="000000"/>
           <w:kern w:val="0"/>
           <w:lang w:eastAsia="es-ES"/>
-          <w14:ligatures w14:val="none"/>
+          <ns2:ligatures ns2:val="none"/>
         </w:rPr>
         <w:t xml:space="preserve"> </w:t>
       </w:r>
@@ -2810,12 +2810,12 @@
           <w:color w:val="000000"/>
           <w:kern w:val="0"/>
           <w:lang w:eastAsia="es-ES"/>
-          <w14:ligatures w14:val="none"/>
+          <ns2:ligatures ns2:val="none"/>
         </w:rPr>
         <w:t>habrían podido ser atendidas con los montos cobrados por Rímac entre septiembre de 2022 y enero de 2025.</w:t>
       </w:r>
     </w:p>
-    <w:p>
+    <w:p ns2:paraId="33E14FF7" ns2:textId="77777777">
       <w:pPr>
         <w:tabs>
           <w:tab w:val="left" w:pos="1134"/>
@@ -2827,11 +2827,11 @@
           <w:color w:val="000000"/>
           <w:kern w:val="0"/>
           <w:lang w:eastAsia="es-ES"/>
-          <w14:ligatures w14:val="none"/>
-        </w:rPr>
-      </w:pPr>
-    </w:p>
-    <w:p>
+          <ns2:ligatures ns2:val="none"/>
+        </w:rPr>
+      </w:pPr>
+    </w:p>
+    <w:p ns2:paraId="65C58807" ns2:textId="5A4B5D96">
       <w:pPr>
         <w:numPr>
           <w:ilvl w:val="1"/>
@@ -2849,14 +2849,14 @@
           <w:color w:val="000000"/>
           <w:kern w:val="0"/>
           <w:lang w:val="es-ES" w:eastAsia="es-ES"/>
-          <w14:ligatures w14:val="none"/>
+          <ns2:ligatures ns2:val="none"/>
         </w:rPr>
       </w:pPr>
       <w:r>
         <w:rPr>
           <w:rFonts w:ascii="Arial Narrow" w:eastAsia="Calibri" w:hAnsi="Arial Narrow" w:cs="Arial"/>
           <w:kern w:val="0"/>
-          <w14:ligatures w14:val="none"/>
+          <ns2:ligatures ns2:val="none"/>
         </w:rPr>
         <w:t xml:space="preserve">El señor [APELLIDO] solicitó, en calidad de medida correctiva, que Rímac cumpla con: (i) otorgar la devolución íntegra del monto cobrado indebidamente por el Seguro de Protección de Ahorros correspondiente al periodo comprendido entre septiembre del 2022 a enero del 2025, por un total de S/ 3 274,39 por cobros indebidos; (ii) reconocer e indemnizar el daño a la persona (moral) ocasionado por la afectación a su honor, tranquilidad y reputación, por un monto de S/ 15 000,00 soles; (iii) incluir como indemnización el perjuicio económico adicional generado por el préstamo solicitado por para cubrir obligaciones derivadas del cobro indebido, incluyendo el capital, intereses y costos financieros, cuyo monto asciende a S/ 5 270,00; (iv) exhortar a implementar mecanismos de validación expresa para cualquier modificación contractual, garantizando el respeto al principio de la buena fe y transparencia en las relaciones de consumo. Asimismo, requirió el reembolso de costos y costas del presente procedimiento.</w:t>
       </w:r>
@@ -2866,7 +2866,7 @@
           <w:color w:val="000000"/>
           <w:kern w:val="0"/>
           <w:lang w:val="es-ES" w:eastAsia="es-ES"/>
-          <w14:ligatures w14:val="none"/>
+          <ns2:ligatures ns2:val="none"/>
         </w:rPr>
         <w:t xml:space="preserve"/>
       </w:r>
@@ -2876,7 +2876,7 @@
           <w:color w:val="000000"/>
           <w:kern w:val="0"/>
           <w:lang w:val="es-ES" w:eastAsia="es-ES"/>
-          <w14:ligatures w14:val="none"/>
+          <ns2:ligatures ns2:val="none"/>
         </w:rPr>
         <w:t xml:space="preserve"/>
       </w:r>
@@ -2886,7 +2886,7 @@
           <w:color w:val="000000"/>
           <w:kern w:val="0"/>
           <w:lang w:val="es-ES" w:eastAsia="es-ES"/>
-          <w14:ligatures w14:val="none"/>
+          <ns2:ligatures ns2:val="none"/>
         </w:rPr>
         <w:t/>
       </w:r>
@@ -2896,7 +2896,7 @@
           <w:color w:val="000000"/>
           <w:kern w:val="0"/>
           <w:lang w:val="es-ES" w:eastAsia="es-ES"/>
-          <w14:ligatures w14:val="none"/>
+          <ns2:ligatures ns2:val="none"/>
         </w:rPr>
         <w:t xml:space="preserve"/>
       </w:r>
@@ -2906,7 +2906,7 @@
           <w:color w:val="000000"/>
           <w:kern w:val="0"/>
           <w:lang w:val="es-ES" w:eastAsia="es-ES"/>
-          <w14:ligatures w14:val="none"/>
+          <ns2:ligatures ns2:val="none"/>
         </w:rPr>
         <w:t xml:space="preserve"/>
       </w:r>
@@ -2916,7 +2916,7 @@
           <w:color w:val="000000"/>
           <w:kern w:val="0"/>
           <w:lang w:eastAsia="es-ES"/>
-          <w14:ligatures w14:val="none"/>
+          <ns2:ligatures ns2:val="none"/>
         </w:rPr>
         <w:t xml:space="preserve"/>
       </w:r>
@@ -2926,7 +2926,7 @@
           <w:color w:val="000000"/>
           <w:kern w:val="0"/>
           <w:lang w:eastAsia="es-ES"/>
-          <w14:ligatures w14:val="none"/>
+          <ns2:ligatures ns2:val="none"/>
         </w:rPr>
         <w:t xml:space="preserve"/>
       </w:r>
@@ -2936,7 +2936,7 @@
           <w:color w:val="000000"/>
           <w:kern w:val="0"/>
           <w:lang w:eastAsia="es-ES"/>
-          <w14:ligatures w14:val="none"/>
+          <ns2:ligatures ns2:val="none"/>
         </w:rPr>
         <w:t xml:space="preserve"/>
       </w:r>
@@ -2946,7 +2946,7 @@
           <w:color w:val="000000"/>
           <w:kern w:val="0"/>
           <w:lang w:eastAsia="es-ES"/>
-          <w14:ligatures w14:val="none"/>
+          <ns2:ligatures ns2:val="none"/>
         </w:rPr>
         <w:t xml:space="preserve"/>
       </w:r>
@@ -2956,7 +2956,7 @@
           <w:color w:val="000000"/>
           <w:kern w:val="0"/>
           <w:lang w:eastAsia="es-ES"/>
-          <w14:ligatures w14:val="none"/>
+          <ns2:ligatures ns2:val="none"/>
         </w:rPr>
         <w:t/>
       </w:r>
@@ -2966,7 +2966,7 @@
           <w:color w:val="000000"/>
           <w:kern w:val="0"/>
           <w:lang w:val="es-ES" w:eastAsia="es-ES"/>
-          <w14:ligatures w14:val="none"/>
+          <ns2:ligatures ns2:val="none"/>
         </w:rPr>
         <w:t xml:space="preserve"/>
       </w:r>
@@ -2976,7 +2976,7 @@
           <w:color w:val="000000"/>
           <w:kern w:val="0"/>
           <w:lang w:val="es-ES" w:eastAsia="es-ES"/>
-          <w14:ligatures w14:val="none"/>
+          <ns2:ligatures ns2:val="none"/>
         </w:rPr>
         <w:t/>
       </w:r>
@@ -2986,7 +2986,7 @@
           <w:color w:val="000000"/>
           <w:kern w:val="0"/>
           <w:lang w:val="es-ES" w:eastAsia="es-ES"/>
-          <w14:ligatures w14:val="none"/>
+          <ns2:ligatures ns2:val="none"/>
         </w:rPr>
         <w:t/>
       </w:r>
@@ -2996,7 +2996,7 @@
           <w:color w:val="000000"/>
           <w:kern w:val="0"/>
           <w:lang w:val="es-ES" w:eastAsia="es-ES"/>
-          <w14:ligatures w14:val="none"/>
+          <ns2:ligatures ns2:val="none"/>
         </w:rPr>
         <w:t xml:space="preserve"/>
       </w:r>
@@ -3006,7 +3006,7 @@
           <w:color w:val="000000"/>
           <w:kern w:val="0"/>
           <w:lang w:val="es-ES" w:eastAsia="es-ES"/>
-          <w14:ligatures w14:val="none"/>
+          <ns2:ligatures ns2:val="none"/>
         </w:rPr>
         <w:t/>
       </w:r>
@@ -3016,7 +3016,7 @@
           <w:color w:val="000000"/>
           <w:kern w:val="0"/>
           <w:lang w:val="es-ES" w:eastAsia="es-ES"/>
-          <w14:ligatures w14:val="none"/>
+          <ns2:ligatures ns2:val="none"/>
         </w:rPr>
         <w:t xml:space="preserve"/>
       </w:r>
@@ -3026,7 +3026,7 @@
           <w:color w:val="000000"/>
           <w:kern w:val="0"/>
           <w:lang w:val="es-ES" w:eastAsia="es-ES"/>
-          <w14:ligatures w14:val="none"/>
+          <ns2:ligatures ns2:val="none"/>
         </w:rPr>
         <w:t/>
       </w:r>
@@ -3036,7 +3036,7 @@
           <w:color w:val="000000"/>
           <w:kern w:val="0"/>
           <w:lang w:val="es-ES" w:eastAsia="es-ES"/>
-          <w14:ligatures w14:val="none"/>
+          <ns2:ligatures ns2:val="none"/>
         </w:rPr>
         <w:t/>
       </w:r>
@@ -3046,7 +3046,7 @@
           <w:color w:val="000000"/>
           <w:kern w:val="0"/>
           <w:lang w:val="es-ES" w:eastAsia="es-ES"/>
-          <w14:ligatures w14:val="none"/>
+          <ns2:ligatures ns2:val="none"/>
         </w:rPr>
         <w:t/>
       </w:r>
@@ -3056,7 +3056,7 @@
           <w:color w:val="000000"/>
           <w:kern w:val="0"/>
           <w:lang w:val="es-ES" w:eastAsia="es-ES"/>
-          <w14:ligatures w14:val="none"/>
+          <ns2:ligatures ns2:val="none"/>
         </w:rPr>
         <w:t/>
       </w:r>
@@ -3067,7 +3067,7 @@
           <w:color w:val="000000"/>
           <w:kern w:val="0"/>
           <w:lang w:val="es-ES" w:eastAsia="es-ES"/>
-          <w14:ligatures w14:val="none"/>
+          <ns2:ligatures ns2:val="none"/>
         </w:rPr>
         <w:t/>
       </w:r>
@@ -3078,7 +3078,7 @@
           <w:color w:val="000000"/>
           <w:kern w:val="0"/>
           <w:lang w:val="es-ES" w:eastAsia="es-ES"/>
-          <w14:ligatures w14:val="none"/>
+          <ns2:ligatures ns2:val="none"/>
         </w:rPr>
         <w:t xml:space="preserve"/>
       </w:r>
@@ -3088,7 +3088,7 @@
           <w:color w:val="000000"/>
           <w:kern w:val="0"/>
           <w:lang w:val="es-ES" w:eastAsia="es-ES"/>
-          <w14:ligatures w14:val="none"/>
+          <ns2:ligatures ns2:val="none"/>
         </w:rPr>
         <w:t/>
       </w:r>
@@ -3098,7 +3098,7 @@
           <w:color w:val="000000"/>
           <w:kern w:val="0"/>
           <w:lang w:val="es-ES" w:eastAsia="es-ES"/>
-          <w14:ligatures w14:val="none"/>
+          <ns2:ligatures ns2:val="none"/>
         </w:rPr>
         <w:t xml:space="preserve"/>
       </w:r>
@@ -3108,7 +3108,7 @@
           <w:color w:val="000000"/>
           <w:kern w:val="0"/>
           <w:lang w:val="es-ES" w:eastAsia="es-ES"/>
-          <w14:ligatures w14:val="none"/>
+          <ns2:ligatures ns2:val="none"/>
         </w:rPr>
         <w:t xml:space="preserve"/>
       </w:r>
@@ -3118,7 +3118,7 @@
           <w:color w:val="000000"/>
           <w:kern w:val="0"/>
           <w:lang w:val="es-ES" w:eastAsia="es-ES"/>
-          <w14:ligatures w14:val="none"/>
+          <ns2:ligatures ns2:val="none"/>
         </w:rPr>
         <w:t xml:space="preserve"/>
       </w:r>
@@ -3128,7 +3128,7 @@
           <w:color w:val="000000"/>
           <w:kern w:val="0"/>
           <w:lang w:val="es-ES" w:eastAsia="es-ES"/>
-          <w14:ligatures w14:val="none"/>
+          <ns2:ligatures ns2:val="none"/>
         </w:rPr>
         <w:t/>
       </w:r>
@@ -3138,7 +3138,7 @@
           <w:color w:val="000000"/>
           <w:kern w:val="0"/>
           <w:lang w:val="es-ES" w:eastAsia="es-ES"/>
-          <w14:ligatures w14:val="none"/>
+          <ns2:ligatures ns2:val="none"/>
         </w:rPr>
         <w:t xml:space="preserve"/>
       </w:r>
@@ -3148,7 +3148,7 @@
           <w:color w:val="000000"/>
           <w:kern w:val="0"/>
           <w:lang w:val="es-ES" w:eastAsia="es-ES"/>
-          <w14:ligatures w14:val="none"/>
+          <ns2:ligatures ns2:val="none"/>
         </w:rPr>
         <w:t/>
       </w:r>
@@ -3158,7 +3158,7 @@
           <w:color w:val="000000"/>
           <w:kern w:val="0"/>
           <w:lang w:val="es-ES" w:eastAsia="es-ES"/>
-          <w14:ligatures w14:val="none"/>
+          <ns2:ligatures ns2:val="none"/>
         </w:rPr>
         <w:t/>
       </w:r>
@@ -3168,7 +3168,7 @@
           <w:color w:val="000000"/>
           <w:kern w:val="0"/>
           <w:lang w:val="es-ES" w:eastAsia="es-ES"/>
-          <w14:ligatures w14:val="none"/>
+          <ns2:ligatures ns2:val="none"/>
         </w:rPr>
         <w:t/>
       </w:r>
@@ -3178,7 +3178,7 @@
           <w:color w:val="000000"/>
           <w:kern w:val="0"/>
           <w:lang w:val="es-ES" w:eastAsia="es-ES"/>
-          <w14:ligatures w14:val="none"/>
+          <ns2:ligatures ns2:val="none"/>
         </w:rPr>
         <w:t/>
       </w:r>
@@ -3189,7 +3189,7 @@
           <w:color w:val="000000"/>
           <w:kern w:val="0"/>
           <w:lang w:val="es-ES" w:eastAsia="es-ES"/>
-          <w14:ligatures w14:val="none"/>
+          <ns2:ligatures ns2:val="none"/>
         </w:rPr>
         <w:t/>
       </w:r>
@@ -3200,7 +3200,7 @@
           <w:color w:val="000000"/>
           <w:kern w:val="0"/>
           <w:lang w:val="es-ES" w:eastAsia="es-ES"/>
-          <w14:ligatures w14:val="none"/>
+          <ns2:ligatures ns2:val="none"/>
         </w:rPr>
         <w:t xml:space="preserve"/>
       </w:r>
@@ -3210,7 +3210,7 @@
           <w:color w:val="000000"/>
           <w:kern w:val="0"/>
           <w:lang w:val="es-ES" w:eastAsia="es-ES"/>
-          <w14:ligatures w14:val="none"/>
+          <ns2:ligatures ns2:val="none"/>
         </w:rPr>
         <w:t/>
       </w:r>
@@ -3220,7 +3220,7 @@
           <w:color w:val="000000"/>
           <w:kern w:val="0"/>
           <w:lang w:val="es-ES" w:eastAsia="es-ES"/>
-          <w14:ligatures w14:val="none"/>
+          <ns2:ligatures ns2:val="none"/>
         </w:rPr>
         <w:t xml:space="preserve"/>
       </w:r>
@@ -3230,7 +3230,7 @@
           <w:color w:val="000000"/>
           <w:kern w:val="0"/>
           <w:lang w:val="es-ES" w:eastAsia="es-ES"/>
-          <w14:ligatures w14:val="none"/>
+          <ns2:ligatures ns2:val="none"/>
         </w:rPr>
         <w:t/>
       </w:r>
@@ -3240,7 +3240,7 @@
           <w:color w:val="000000"/>
           <w:kern w:val="0"/>
           <w:lang w:val="es-ES" w:eastAsia="es-ES"/>
-          <w14:ligatures w14:val="none"/>
+          <ns2:ligatures ns2:val="none"/>
         </w:rPr>
         <w:t xml:space="preserve"/>
       </w:r>
@@ -3250,7 +3250,7 @@
           <w:color w:val="000000"/>
           <w:kern w:val="0"/>
           <w:lang w:val="es-ES" w:eastAsia="es-ES"/>
-          <w14:ligatures w14:val="none"/>
+          <ns2:ligatures ns2:val="none"/>
         </w:rPr>
         <w:t/>
       </w:r>
@@ -3260,7 +3260,7 @@
           <w:color w:val="000000"/>
           <w:kern w:val="0"/>
           <w:lang w:val="es-ES" w:eastAsia="es-ES"/>
-          <w14:ligatures w14:val="none"/>
+          <ns2:ligatures ns2:val="none"/>
         </w:rPr>
         <w:t/>
       </w:r>
@@ -3270,7 +3270,7 @@
           <w:color w:val="000000"/>
           <w:kern w:val="0"/>
           <w:lang w:val="es-ES" w:eastAsia="es-ES"/>
-          <w14:ligatures w14:val="none"/>
+          <ns2:ligatures ns2:val="none"/>
         </w:rPr>
         <w:t/>
       </w:r>
@@ -3280,7 +3280,7 @@
           <w:color w:val="000000"/>
           <w:kern w:val="0"/>
           <w:lang w:val="es-ES" w:eastAsia="es-ES"/>
-          <w14:ligatures w14:val="none"/>
+          <ns2:ligatures ns2:val="none"/>
         </w:rPr>
         <w:t/>
       </w:r>
@@ -3291,7 +3291,7 @@
           <w:color w:val="000000"/>
           <w:kern w:val="0"/>
           <w:lang w:val="es-ES" w:eastAsia="es-ES"/>
-          <w14:ligatures w14:val="none"/>
+          <ns2:ligatures ns2:val="none"/>
         </w:rPr>
         <w:t/>
       </w:r>
@@ -3302,7 +3302,7 @@
           <w:color w:val="000000"/>
           <w:kern w:val="0"/>
           <w:lang w:val="es-ES" w:eastAsia="es-ES"/>
-          <w14:ligatures w14:val="none"/>
+          <ns2:ligatures ns2:val="none"/>
         </w:rPr>
         <w:t/>
       </w:r>
@@ -3312,7 +3312,7 @@
           <w:color w:val="000000"/>
           <w:kern w:val="0"/>
           <w:lang w:val="es-ES" w:eastAsia="es-ES"/>
-          <w14:ligatures w14:val="none"/>
+          <ns2:ligatures ns2:val="none"/>
         </w:rPr>
         <w:t xml:space="preserve"/>
       </w:r>
@@ -3322,7 +3322,7 @@
           <w:color w:val="000000"/>
           <w:kern w:val="0"/>
           <w:lang w:val="es-ES" w:eastAsia="es-ES"/>
-          <w14:ligatures w14:val="none"/>
+          <ns2:ligatures ns2:val="none"/>
         </w:rPr>
         <w:t/>
       </w:r>
@@ -3332,12 +3332,12 @@
           <w:color w:val="000000"/>
           <w:kern w:val="0"/>
           <w:lang w:val="es-ES" w:eastAsia="es-ES"/>
-          <w14:ligatures w14:val="none"/>
+          <ns2:ligatures ns2:val="none"/>
         </w:rPr>
         <w:t/>
       </w:r>
     </w:p>
-    <w:p>
+    <w:p ns2:paraId="66005174" ns2:textId="77777777">
       <w:pPr>
         <w:spacing w:after="0" w:line="240" w:lineRule="auto"/>
         <w:contextualSpacing/>
@@ -3348,11 +3348,11 @@
           <w:color w:val="000000"/>
           <w:kern w:val="0"/>
           <w:lang w:eastAsia="es-PE"/>
-          <w14:ligatures w14:val="none"/>
-        </w:rPr>
-      </w:pPr>
-    </w:p>
-    <w:p>
+          <ns2:ligatures ns2:val="none"/>
+        </w:rPr>
+      </w:pPr>
+    </w:p>
+    <w:p ns2:paraId="3541B1F9" ns2:textId="77777777">
       <w:pPr>
         <w:pStyle w:val="Prrafodelista"/>
         <w:numPr>
@@ -3372,22 +3372,22 @@
           <w:color w:val="000000"/>
           <w:kern w:val="0"/>
           <w:lang w:eastAsia="es-PE"/>
-          <w14:ligatures w14:val="none"/>
-        </w:rPr>
-      </w:pPr>
-      <w:r>
-        <w:rPr>
-          <w:rFonts w:ascii="Arial Narrow" w:eastAsia="Arial Narrow" w:hAnsi="Arial Narrow" w:cs="Arial Narrow"/>
-          <w:b/>
-          <w:color w:val="000000"/>
-          <w:kern w:val="0"/>
-          <w:lang w:eastAsia="es-PE"/>
-          <w14:ligatures w14:val="none"/>
+          <ns2:ligatures ns2:val="none"/>
+        </w:rPr>
+      </w:pPr>
+      <w:r>
+        <w:rPr>
+          <w:rFonts w:ascii="Arial Narrow" w:eastAsia="Arial Narrow" w:hAnsi="Arial Narrow" w:cs="Arial Narrow"/>
+          <w:b/>
+          <w:color w:val="000000"/>
+          <w:kern w:val="0"/>
+          <w:lang w:eastAsia="es-PE"/>
+          <ns2:ligatures ns2:val="none"/>
         </w:rPr>
         <w:t>DE LA ADMISIÓN A TRÁMITE DE LA DENUNCIA</w:t>
       </w:r>
     </w:p>
-    <w:p>
+    <w:p ns2:paraId="34556756" ns2:textId="77777777">
       <w:pPr>
         <w:spacing w:after="0" w:line="240" w:lineRule="auto"/>
         <w:ind w:left="567"/>
@@ -3399,11 +3399,11 @@
           <w:color w:val="000000"/>
           <w:kern w:val="0"/>
           <w:lang w:eastAsia="es-PE"/>
-          <w14:ligatures w14:val="none"/>
-        </w:rPr>
-      </w:pPr>
-    </w:p>
-    <w:p>
+          <ns2:ligatures ns2:val="none"/>
+        </w:rPr>
+      </w:pPr>
+    </w:p>
+    <w:p ns2:paraId="77F153FE" ns2:textId="0CDC1BD1">
       <w:pPr>
         <w:pStyle w:val="Prrafodelista"/>
         <w:numPr>
@@ -3416,7 +3416,7 @@
         <w:rPr>
           <w:rFonts w:ascii="Arial Narrow" w:eastAsia="Arial Narrow" w:hAnsi="Arial Narrow" w:cs="Arial Narrow"/>
           <w:kern w:val="0"/>
-          <w14:ligatures w14:val="none"/>
+          <ns2:ligatures ns2:val="none"/>
         </w:rPr>
       </w:pPr>
       <w:bookmarkStart w:id="1" w:name="_Hlk140755208"/>
@@ -3428,7 +3428,7 @@
           <w:color w:val="000000"/>
           <w:kern w:val="0"/>
           <w:lang w:eastAsia="es-PE"/>
-          <w14:ligatures w14:val="none"/>
+          <ns2:ligatures ns2:val="none"/>
         </w:rPr>
         <w:t>La Secretaría Técnica de la Comisión de Protección al Consumidor 1 (en adelante, la Secretaría Técnica), en ejercicio de sus facultades</w:t>
       </w:r>
@@ -3438,7 +3438,7 @@
           <w:rFonts w:ascii="Arial Narrow" w:eastAsia="Arial Narrow" w:hAnsi="Arial Narrow" w:cs="Arial Narrow"/>
           <w:kern w:val="0"/>
           <w:vertAlign w:val="superscript"/>
-          <w14:ligatures w14:val="none"/>
+          <ns2:ligatures ns2:val="none"/>
         </w:rPr>
         <w:footnoteReference w:id="3"/>
       </w:r>
@@ -3448,7 +3448,7 @@
           <w:color w:val="000000"/>
           <w:kern w:val="0"/>
           <w:lang w:eastAsia="es-PE"/>
-          <w14:ligatures w14:val="none"/>
+          <ns2:ligatures ns2:val="none"/>
         </w:rPr>
         <w:t xml:space="preserve">, considera </w:t>
       </w:r>
@@ -3456,7 +3456,7 @@
         <w:rPr>
           <w:rFonts w:ascii="Arial Narrow" w:eastAsia="Arial Narrow" w:hAnsi="Arial Narrow" w:cs="Arial Narrow"/>
           <w:kern w:val="0"/>
-          <w14:ligatures w14:val="none"/>
+          <ns2:ligatures ns2:val="none"/>
         </w:rPr>
         <w:t xml:space="preserve">que el hecho denunciado, consistente en que </w:t>
       </w:r>
@@ -3464,7 +3464,7 @@
         <w:rPr>
           <w:rFonts w:ascii="Arial Narrow" w:eastAsia="Arial Narrow" w:hAnsi="Arial Narrow" w:cs="Arial Narrow"/>
           <w:kern w:val="0"/>
-          <w14:ligatures w14:val="none"/>
+          <ns2:ligatures ns2:val="none"/>
         </w:rPr>
         <w:t xml:space="preserve">la </w:t>
       </w:r>
@@ -3472,7 +3472,7 @@
         <w:rPr>
           <w:rFonts w:ascii="Arial Narrow" w:eastAsia="Arial Narrow" w:hAnsi="Arial Narrow" w:cs="Arial Narrow"/>
           <w:kern w:val="0"/>
-          <w14:ligatures w14:val="none"/>
+          <ns2:ligatures ns2:val="none"/>
         </w:rPr>
         <w:lastRenderedPageBreak/>
         <w:t xml:space="preserve">compañía aseguradora habría modificado unilateralmente y sin previa comunicación al denunciante la Póliza </w:t>
@@ -3482,7 +3482,7 @@
         <w:rPr>
           <w:rFonts w:ascii="Arial Narrow" w:eastAsia="Arial Narrow" w:hAnsi="Arial Narrow" w:cs="Arial Narrow"/>
           <w:kern w:val="0"/>
-          <w14:ligatures w14:val="none"/>
+          <ns2:ligatures ns2:val="none"/>
         </w:rPr>
         <w:t/>
       </w:r>
@@ -3491,7 +3491,7 @@
         <w:rPr>
           <w:rFonts w:ascii="Arial Narrow" w:eastAsia="Arial Narrow" w:hAnsi="Arial Narrow" w:cs="Arial Narrow"/>
           <w:kern w:val="0"/>
-          <w14:ligatures w14:val="none"/>
+          <ns2:ligatures ns2:val="none"/>
         </w:rPr>
         <w:t xml:space="preserve"> 50997557 respecto al monto de las primas</w:t>
       </w:r>
@@ -3499,7 +3499,7 @@
         <w:rPr>
           <w:rFonts w:ascii="Arial Narrow" w:eastAsia="Arial Narrow" w:hAnsi="Arial Narrow" w:cs="Arial Narrow"/>
           <w:kern w:val="0"/>
-          <w14:ligatures w14:val="none"/>
+          <ns2:ligatures ns2:val="none"/>
         </w:rPr>
         <w:t xml:space="preserve">. </w:t>
       </w:r>
@@ -3510,7 +3510,7 @@
           <w:color w:val="000000"/>
           <w:kern w:val="0"/>
           <w:lang w:eastAsia="es-PE"/>
-          <w14:ligatures w14:val="none"/>
+          <ns2:ligatures ns2:val="none"/>
         </w:rPr>
         <w:t xml:space="preserve">Por consiguiente, corresponde calificar el hecho materia de denuncia como una presunta infracción al deber de protección contra los métodos comerciales coercitivos, tipificado en </w:t>
       </w:r>
@@ -3521,7 +3521,7 @@
           <w:kern w:val="0"/>
           <w:shd w:val="clear" w:color="auto" w:fill="FFFFFF"/>
           <w:lang w:eastAsia="es-PE"/>
-          <w14:ligatures w14:val="none"/>
+          <ns2:ligatures ns2:val="none"/>
         </w:rPr>
         <w:t xml:space="preserve">literal </w:t>
       </w:r>
@@ -3532,7 +3532,7 @@
           <w:kern w:val="0"/>
           <w:shd w:val="clear" w:color="auto" w:fill="FFFFFF"/>
           <w:lang w:eastAsia="es-PE"/>
-          <w14:ligatures w14:val="none"/>
+          <ns2:ligatures ns2:val="none"/>
         </w:rPr>
         <w:t>c</w:t>
       </w:r>
@@ -3543,7 +3543,7 @@
           <w:kern w:val="0"/>
           <w:shd w:val="clear" w:color="auto" w:fill="FFFFFF"/>
           <w:lang w:eastAsia="es-PE"/>
-          <w14:ligatures w14:val="none"/>
+          <ns2:ligatures ns2:val="none"/>
         </w:rPr>
         <w:t xml:space="preserve">) del artículo 56 </w:t>
       </w:r>
@@ -3554,7 +3554,7 @@
           <w:color w:val="000000"/>
           <w:kern w:val="0"/>
           <w:lang w:eastAsia="es-PE"/>
-          <w14:ligatures w14:val="none"/>
+          <ns2:ligatures ns2:val="none"/>
         </w:rPr>
         <w:t>del Código</w:t>
       </w:r>
@@ -3573,12 +3573,12 @@
           <w:color w:val="000000"/>
           <w:kern w:val="0"/>
           <w:lang w:eastAsia="es-PE"/>
-          <w14:ligatures w14:val="none"/>
+          <ns2:ligatures ns2:val="none"/>
         </w:rPr>
         <w:t xml:space="preserve">. </w:t>
       </w:r>
     </w:p>
-    <w:p>
+    <w:p ns2:paraId="559C0BC1" ns2:textId="77777777">
       <w:pPr>
         <w:pStyle w:val="Prrafodelista"/>
         <w:spacing w:after="0" w:line="240" w:lineRule="auto"/>
@@ -3587,14 +3587,14 @@
         <w:rPr>
           <w:rFonts w:ascii="Arial Narrow" w:eastAsia="Arial Narrow" w:hAnsi="Arial Narrow" w:cs="Arial Narrow"/>
           <w:kern w:val="0"/>
-          <w14:ligatures w14:val="none"/>
+          <ns2:ligatures ns2:val="none"/>
         </w:rPr>
       </w:pPr>
     </w:p>
     <w:bookmarkEnd w:id="1"/>
     <w:bookmarkEnd w:id="2"/>
     <w:bookmarkEnd w:id="3"/>
-    <w:p>
+    <w:p ns2:paraId="5F4266A4" ns2:textId="6EAE4ED5">
       <w:pPr>
         <w:pStyle w:val="Prrafodelista"/>
         <w:numPr>
@@ -3607,14 +3607,14 @@
         <w:rPr>
           <w:rFonts w:ascii="Arial Narrow" w:eastAsia="Arial Narrow" w:hAnsi="Arial Narrow" w:cs="Arial Narrow"/>
           <w:kern w:val="0"/>
-          <w14:ligatures w14:val="none"/>
-        </w:rPr>
-      </w:pPr>
-      <w:r>
-        <w:rPr>
-          <w:rFonts w:ascii="Arial Narrow" w:eastAsia="Arial Narrow" w:hAnsi="Arial Narrow" w:cs="Arial Narrow"/>
-          <w:kern w:val="0"/>
-          <w14:ligatures w14:val="none"/>
+          <ns2:ligatures ns2:val="none"/>
+        </w:rPr>
+      </w:pPr>
+      <w:r>
+        <w:rPr>
+          <w:rFonts w:ascii="Arial Narrow" w:eastAsia="Arial Narrow" w:hAnsi="Arial Narrow" w:cs="Arial Narrow"/>
+          <w:kern w:val="0"/>
+          <ns2:ligatures ns2:val="none"/>
         </w:rPr>
         <w:t>Además</w:t>
       </w:r>
@@ -3622,7 +3622,7 @@
         <w:rPr>
           <w:rFonts w:ascii="Arial Narrow" w:eastAsia="Arial Narrow" w:hAnsi="Arial Narrow" w:cs="Arial Narrow"/>
           <w:kern w:val="0"/>
-          <w14:ligatures w14:val="none"/>
+          <ns2:ligatures ns2:val="none"/>
         </w:rPr>
         <w:t>, la Secretaría Técnica, en ejercicio de sus facultades</w:t>
       </w:r>
@@ -3632,7 +3632,7 @@
           <w:color w:val="000000"/>
           <w:kern w:val="0"/>
           <w:lang w:eastAsia="es-PE"/>
-          <w14:ligatures w14:val="none"/>
+          <ns2:ligatures ns2:val="none"/>
         </w:rPr>
         <w:t xml:space="preserve">, </w:t>
       </w:r>
@@ -3642,7 +3642,7 @@
           <w:color w:val="000000"/>
           <w:kern w:val="0"/>
           <w:lang w:eastAsia="es-PE"/>
-          <w14:ligatures w14:val="none"/>
+          <ns2:ligatures ns2:val="none"/>
         </w:rPr>
         <w:t xml:space="preserve">considera </w:t>
       </w:r>
@@ -3650,7 +3650,7 @@
         <w:rPr>
           <w:rFonts w:ascii="Arial Narrow" w:eastAsia="Arial Narrow" w:hAnsi="Arial Narrow" w:cs="Arial Narrow"/>
           <w:kern w:val="0"/>
-          <w14:ligatures w14:val="none"/>
+          <ns2:ligatures ns2:val="none"/>
         </w:rPr>
         <w:t xml:space="preserve">que el hecho denunciado, consistente en que </w:t>
       </w:r>
@@ -3658,7 +3658,7 @@
         <w:rPr>
           <w:rFonts w:ascii="Arial Narrow" w:eastAsia="Arial Narrow" w:hAnsi="Arial Narrow" w:cs="Arial Narrow"/>
           <w:kern w:val="0"/>
-          <w14:ligatures w14:val="none"/>
+          <ns2:ligatures ns2:val="none"/>
         </w:rPr>
         <w:t xml:space="preserve">la compañía aseguradora habría modificado unilateralmente y sin previa comunicación al denunciante la Póliza </w:t>
       </w:r>
@@ -3667,7 +3667,7 @@
         <w:rPr>
           <w:rFonts w:ascii="Arial Narrow" w:eastAsia="Arial Narrow" w:hAnsi="Arial Narrow" w:cs="Arial Narrow"/>
           <w:kern w:val="0"/>
-          <w14:ligatures w14:val="none"/>
+          <ns2:ligatures ns2:val="none"/>
         </w:rPr>
         <w:t/>
       </w:r>
@@ -3676,7 +3676,7 @@
         <w:rPr>
           <w:rFonts w:ascii="Arial Narrow" w:eastAsia="Arial Narrow" w:hAnsi="Arial Narrow" w:cs="Arial Narrow"/>
           <w:kern w:val="0"/>
-          <w14:ligatures w14:val="none"/>
+          <ns2:ligatures ns2:val="none"/>
         </w:rPr>
         <w:t xml:space="preserve"> 51012067 respecto al monto de las primas</w:t>
       </w:r>
@@ -3684,7 +3684,7 @@
         <w:rPr>
           <w:rFonts w:ascii="Arial Narrow" w:eastAsia="Arial Narrow" w:hAnsi="Arial Narrow" w:cs="Arial Narrow"/>
           <w:kern w:val="0"/>
-          <w14:ligatures w14:val="none"/>
+          <ns2:ligatures ns2:val="none"/>
         </w:rPr>
         <w:t xml:space="preserve">. </w:t>
       </w:r>
@@ -3695,7 +3695,7 @@
           <w:color w:val="000000"/>
           <w:kern w:val="0"/>
           <w:lang w:eastAsia="es-PE"/>
-          <w14:ligatures w14:val="none"/>
+          <ns2:ligatures ns2:val="none"/>
         </w:rPr>
         <w:t xml:space="preserve">Por consiguiente, corresponde calificar el hecho materia de denuncia como una presunta infracción al deber de protección contra los métodos comerciales coercitivos, tipificado en </w:t>
       </w:r>
@@ -3706,7 +3706,7 @@
           <w:kern w:val="0"/>
           <w:shd w:val="clear" w:color="auto" w:fill="FFFFFF"/>
           <w:lang w:eastAsia="es-PE"/>
-          <w14:ligatures w14:val="none"/>
+          <ns2:ligatures ns2:val="none"/>
         </w:rPr>
         <w:t xml:space="preserve">literal c) del artículo 56 </w:t>
       </w:r>
@@ -3717,7 +3717,7 @@
           <w:color w:val="000000"/>
           <w:kern w:val="0"/>
           <w:lang w:eastAsia="es-PE"/>
-          <w14:ligatures w14:val="none"/>
+          <ns2:ligatures ns2:val="none"/>
         </w:rPr>
         <w:t>del Código</w:t>
       </w:r>
@@ -3725,12 +3725,12 @@
         <w:rPr>
           <w:rFonts w:ascii="Arial Narrow" w:eastAsia="Arial Narrow" w:hAnsi="Arial Narrow" w:cs="Arial Narrow"/>
           <w:kern w:val="0"/>
-          <w14:ligatures w14:val="none"/>
+          <ns2:ligatures ns2:val="none"/>
         </w:rPr>
         <w:t>.</w:t>
       </w:r>
     </w:p>
-    <w:p>
+    <w:p ns2:paraId="116891C0" ns2:textId="77777777">
       <w:pPr>
         <w:pStyle w:val="Prrafodelista"/>
         <w:spacing w:after="0" w:line="240" w:lineRule="auto"/>
@@ -3739,11 +3739,11 @@
         <w:rPr>
           <w:rFonts w:ascii="Arial Narrow" w:eastAsia="Arial Narrow" w:hAnsi="Arial Narrow" w:cs="Arial Narrow"/>
           <w:kern w:val="0"/>
-          <w14:ligatures w14:val="none"/>
-        </w:rPr>
-      </w:pPr>
-    </w:p>
-    <w:p>
+          <ns2:ligatures ns2:val="none"/>
+        </w:rPr>
+      </w:pPr>
+    </w:p>
+    <w:p ns2:paraId="73AC2300" ns2:textId="3FFB7638">
       <w:pPr>
         <w:pStyle w:val="Prrafodelista"/>
         <w:numPr>
@@ -3756,14 +3756,14 @@
         <w:rPr>
           <w:rFonts w:ascii="Arial Narrow" w:eastAsia="Arial Narrow" w:hAnsi="Arial Narrow" w:cs="Arial Narrow"/>
           <w:kern w:val="0"/>
-          <w14:ligatures w14:val="none"/>
-        </w:rPr>
-      </w:pPr>
-      <w:r>
-        <w:rPr>
-          <w:rFonts w:ascii="Arial Narrow" w:eastAsia="Arial Narrow" w:hAnsi="Arial Narrow" w:cs="Arial Narrow"/>
-          <w:kern w:val="0"/>
-          <w14:ligatures w14:val="none"/>
+          <ns2:ligatures ns2:val="none"/>
+        </w:rPr>
+      </w:pPr>
+      <w:r>
+        <w:rPr>
+          <w:rFonts w:ascii="Arial Narrow" w:eastAsia="Arial Narrow" w:hAnsi="Arial Narrow" w:cs="Arial Narrow"/>
+          <w:kern w:val="0"/>
+          <ns2:ligatures ns2:val="none"/>
         </w:rPr>
         <w:t xml:space="preserve">Así también, la Secretaría Técnica, en ejercicio de sus facultades, </w:t>
       </w:r>
@@ -3773,7 +3773,7 @@
           <w:color w:val="000000"/>
           <w:kern w:val="0"/>
           <w:lang w:eastAsia="es-PE"/>
-          <w14:ligatures w14:val="none"/>
+          <ns2:ligatures ns2:val="none"/>
         </w:rPr>
         <w:t xml:space="preserve">considera </w:t>
       </w:r>
@@ -3781,7 +3781,7 @@
         <w:rPr>
           <w:rFonts w:ascii="Arial Narrow" w:eastAsia="Arial Narrow" w:hAnsi="Arial Narrow" w:cs="Arial Narrow"/>
           <w:kern w:val="0"/>
-          <w14:ligatures w14:val="none"/>
+          <ns2:ligatures ns2:val="none"/>
         </w:rPr>
         <w:t xml:space="preserve">que el hecho denunciado, consistente en que </w:t>
       </w:r>
@@ -3789,7 +3789,7 @@
         <w:rPr>
           <w:rFonts w:ascii="Arial Narrow" w:eastAsia="Arial Narrow" w:hAnsi="Arial Narrow" w:cs="Arial Narrow"/>
           <w:kern w:val="0"/>
-          <w14:ligatures w14:val="none"/>
+          <ns2:ligatures ns2:val="none"/>
         </w:rPr>
         <w:t xml:space="preserve">la compañía aseguradora habría anulado injustificadamente la Póliza </w:t>
       </w:r>
@@ -3798,7 +3798,7 @@
         <w:rPr>
           <w:rFonts w:ascii="Arial Narrow" w:eastAsia="Arial Narrow" w:hAnsi="Arial Narrow" w:cs="Arial Narrow"/>
           <w:kern w:val="0"/>
-          <w14:ligatures w14:val="none"/>
+          <ns2:ligatures ns2:val="none"/>
         </w:rPr>
         <w:t/>
       </w:r>
@@ -3807,7 +3807,7 @@
         <w:rPr>
           <w:rFonts w:ascii="Arial Narrow" w:eastAsia="Arial Narrow" w:hAnsi="Arial Narrow" w:cs="Arial Narrow"/>
           <w:kern w:val="0"/>
-          <w14:ligatures w14:val="none"/>
+          <ns2:ligatures ns2:val="none"/>
         </w:rPr>
         <w:t xml:space="preserve"> 51012067 contratada por el denunciante</w:t>
       </w:r>
@@ -3815,7 +3815,7 @@
         <w:rPr>
           <w:rFonts w:ascii="Arial Narrow" w:eastAsia="Arial Narrow" w:hAnsi="Arial Narrow" w:cs="Arial Narrow"/>
           <w:kern w:val="0"/>
-          <w14:ligatures w14:val="none"/>
+          <ns2:ligatures ns2:val="none"/>
         </w:rPr>
         <w:t xml:space="preserve">; involucraría una presunta afectación a sus expectativas, quien no habría encontrado una correspondencia entre lo que esperaba recibir de parte del </w:t>
       </w:r>
@@ -3823,7 +3823,7 @@
         <w:rPr>
           <w:rFonts w:ascii="Arial Narrow" w:eastAsia="Arial Narrow" w:hAnsi="Arial Narrow" w:cs="Arial Narrow"/>
           <w:kern w:val="0"/>
-          <w14:ligatures w14:val="none"/>
+          <ns2:ligatures ns2:val="none"/>
         </w:rPr>
         <w:t>proveedor y lo que realmente recibió. Por consiguiente, corresponde calificar el hecho materia de denuncia como una presunta infracción al deber de idoneidad, tipificado en los artículos 18</w:t>
       </w:r>
@@ -3833,7 +3833,7 @@
           <w:color w:val="000000"/>
           <w:kern w:val="0"/>
           <w:lang w:eastAsia="es-PE"/>
-          <w14:ligatures w14:val="none"/>
+          <ns2:ligatures ns2:val="none"/>
         </w:rPr>
         <w:t/>
       </w:r>
@@ -3841,7 +3841,7 @@
         <w:rPr>
           <w:rFonts w:ascii="Arial Narrow" w:eastAsia="Arial Narrow" w:hAnsi="Arial Narrow" w:cs="Arial Narrow"/>
           <w:kern w:val="0"/>
-          <w14:ligatures w14:val="none"/>
+          <ns2:ligatures ns2:val="none"/>
         </w:rPr>
         <w:t xml:space="preserve"> y 19</w:t>
       </w:r>
@@ -3851,7 +3851,7 @@
           <w:color w:val="000000"/>
           <w:kern w:val="0"/>
           <w:lang w:eastAsia="es-PE"/>
-          <w14:ligatures w14:val="none"/>
+          <ns2:ligatures ns2:val="none"/>
         </w:rPr>
         <w:t/>
       </w:r>
@@ -3859,7 +3859,7 @@
         <w:rPr>
           <w:rFonts w:ascii="Arial Narrow" w:eastAsia="Arial Narrow" w:hAnsi="Arial Narrow" w:cs="Arial Narrow"/>
           <w:kern w:val="0"/>
-          <w14:ligatures w14:val="none"/>
+          <ns2:ligatures ns2:val="none"/>
         </w:rPr>
         <w:t xml:space="preserve"> del Código</w:t>
       </w:r>
@@ -3869,7 +3869,7 @@
           <w:rFonts w:ascii="Arial Narrow" w:eastAsia="Arial Narrow" w:hAnsi="Arial Narrow" w:cs="Arial"/>
           <w:kern w:val="0"/>
           <w:vertAlign w:val="superscript"/>
-          <w14:ligatures w14:val="none"/>
+          <ns2:ligatures ns2:val="none"/>
         </w:rPr>
         <w:footnoteReference w:id="5"/>
       </w:r>
@@ -3880,7 +3880,7 @@
           <w:color w:val="000000"/>
           <w:kern w:val="0"/>
           <w:lang w:eastAsia="es-PE"/>
-          <w14:ligatures w14:val="none"/>
+          <ns2:ligatures ns2:val="none"/>
         </w:rPr>
         <w:t>.</w:t>
       </w:r>
@@ -3891,23 +3891,23 @@
           <w:color w:val="000000"/>
           <w:kern w:val="0"/>
           <w:lang w:eastAsia="es-PE"/>
-          <w14:ligatures w14:val="none"/>
+          <ns2:ligatures ns2:val="none"/>
         </w:rPr>
         <w:t xml:space="preserve"> </w:t>
       </w:r>
     </w:p>
-    <w:p>
-      <w:pPr>
-        <w:spacing w:after="0" w:line="240" w:lineRule="auto"/>
-        <w:jc w:val="both"/>
-        <w:rPr>
-          <w:rFonts w:ascii="Arial Narrow" w:eastAsia="Arial Narrow" w:hAnsi="Arial Narrow" w:cs="Arial Narrow"/>
-          <w:kern w:val="0"/>
-          <w14:ligatures w14:val="none"/>
-        </w:rPr>
-      </w:pPr>
-    </w:p>
-    <w:p>
+    <w:p ns2:paraId="2DC7B64E" ns2:textId="77777777">
+      <w:pPr>
+        <w:spacing w:after="0" w:line="240" w:lineRule="auto"/>
+        <w:jc w:val="both"/>
+        <w:rPr>
+          <w:rFonts w:ascii="Arial Narrow" w:eastAsia="Arial Narrow" w:hAnsi="Arial Narrow" w:cs="Arial Narrow"/>
+          <w:kern w:val="0"/>
+          <ns2:ligatures ns2:val="none"/>
+        </w:rPr>
+      </w:pPr>
+    </w:p>
+    <w:p ns2:paraId="61A99930" ns2:textId="56E4DBEC">
       <w:pPr>
         <w:pStyle w:val="Prrafodelista"/>
         <w:numPr>
@@ -3920,14 +3920,14 @@
         <w:rPr>
           <w:rFonts w:ascii="Arial Narrow" w:eastAsia="Arial Narrow" w:hAnsi="Arial Narrow" w:cs="Arial Narrow"/>
           <w:kern w:val="0"/>
-          <w14:ligatures w14:val="none"/>
-        </w:rPr>
-      </w:pPr>
-      <w:r>
-        <w:rPr>
-          <w:rFonts w:ascii="Arial Narrow" w:eastAsia="Arial Narrow" w:hAnsi="Arial Narrow" w:cs="Arial Narrow"/>
-          <w:kern w:val="0"/>
-          <w14:ligatures w14:val="none"/>
+          <ns2:ligatures ns2:val="none"/>
+        </w:rPr>
+      </w:pPr>
+      <w:r>
+        <w:rPr>
+          <w:rFonts w:ascii="Arial Narrow" w:eastAsia="Arial Narrow" w:hAnsi="Arial Narrow" w:cs="Arial Narrow"/>
+          <w:kern w:val="0"/>
+          <ns2:ligatures ns2:val="none"/>
         </w:rPr>
         <w:t xml:space="preserve">Asimismo, </w:t>
       </w:r>
@@ -3937,7 +3937,7 @@
           <w:color w:val="000000"/>
           <w:kern w:val="0"/>
           <w:lang w:eastAsia="es-PE"/>
-          <w14:ligatures w14:val="none"/>
+          <ns2:ligatures ns2:val="none"/>
         </w:rPr>
         <w:t xml:space="preserve">la Secretaría Técnica, en ejercicio de sus facultades, considera </w:t>
       </w:r>
@@ -3945,7 +3945,7 @@
         <w:rPr>
           <w:rFonts w:ascii="Arial Narrow" w:eastAsia="Arial Narrow" w:hAnsi="Arial Narrow" w:cs="Arial"/>
           <w:kern w:val="0"/>
-          <w14:ligatures w14:val="none"/>
+          <ns2:ligatures ns2:val="none"/>
         </w:rPr>
         <w:t xml:space="preserve">que el hecho denunciado, consistente en que </w:t>
       </w:r>
@@ -3953,7 +3953,7 @@
         <w:rPr>
           <w:rFonts w:ascii="Arial Narrow" w:eastAsia="Arial Narrow" w:hAnsi="Arial Narrow" w:cs="Arial Narrow"/>
           <w:kern w:val="0"/>
-          <w14:ligatures w14:val="none"/>
+          <ns2:ligatures ns2:val="none"/>
         </w:rPr>
         <w:t xml:space="preserve">la compañía aseguradora habría cobrado indebidamente por concepto de primas de la Póliza </w:t>
       </w:r>
@@ -3962,7 +3962,7 @@
         <w:rPr>
           <w:rFonts w:ascii="Arial Narrow" w:eastAsia="Arial Narrow" w:hAnsi="Arial Narrow" w:cs="Arial Narrow"/>
           <w:kern w:val="0"/>
-          <w14:ligatures w14:val="none"/>
+          <ns2:ligatures ns2:val="none"/>
         </w:rPr>
         <w:t/>
       </w:r>
@@ -3971,7 +3971,7 @@
         <w:rPr>
           <w:rFonts w:ascii="Arial Narrow" w:eastAsia="Arial Narrow" w:hAnsi="Arial Narrow" w:cs="Arial Narrow"/>
           <w:kern w:val="0"/>
-          <w14:ligatures w14:val="none"/>
+          <ns2:ligatures ns2:val="none"/>
         </w:rPr>
         <w:t xml:space="preserve"> 51012067 desde setiembre de 2022, pese a que se encontraba anulada</w:t>
       </w:r>
@@ -3979,7 +3979,7 @@
         <w:rPr>
           <w:rFonts w:ascii="Arial Narrow" w:eastAsia="Arial Narrow" w:hAnsi="Arial Narrow" w:cs="Arial Narrow"/>
           <w:kern w:val="0"/>
-          <w14:ligatures w14:val="none"/>
+          <ns2:ligatures ns2:val="none"/>
         </w:rPr>
         <w:t>; involucraría una presunta afectación a sus expectativas, quien no habría encontrado una correspondencia entre lo que esperaba recibir de parte del proveedor y lo que realmente recibió. Por consiguiente, corresponde calificar el hecho materia de denuncia como una presunta infracción al deber de idoneidad, tipificado en los artículos 18</w:t>
       </w:r>
@@ -3989,7 +3989,7 @@
           <w:color w:val="000000"/>
           <w:kern w:val="0"/>
           <w:lang w:eastAsia="es-PE"/>
-          <w14:ligatures w14:val="none"/>
+          <ns2:ligatures ns2:val="none"/>
         </w:rPr>
         <w:t/>
       </w:r>
@@ -3997,7 +3997,7 @@
         <w:rPr>
           <w:rFonts w:ascii="Arial Narrow" w:eastAsia="Arial Narrow" w:hAnsi="Arial Narrow" w:cs="Arial Narrow"/>
           <w:kern w:val="0"/>
-          <w14:ligatures w14:val="none"/>
+          <ns2:ligatures ns2:val="none"/>
         </w:rPr>
         <w:t xml:space="preserve"> y 19</w:t>
       </w:r>
@@ -4007,7 +4007,7 @@
           <w:color w:val="000000"/>
           <w:kern w:val="0"/>
           <w:lang w:eastAsia="es-PE"/>
-          <w14:ligatures w14:val="none"/>
+          <ns2:ligatures ns2:val="none"/>
         </w:rPr>
         <w:t/>
       </w:r>
@@ -4015,7 +4015,7 @@
         <w:rPr>
           <w:rFonts w:ascii="Arial Narrow" w:eastAsia="Arial Narrow" w:hAnsi="Arial Narrow" w:cs="Arial Narrow"/>
           <w:kern w:val="0"/>
-          <w14:ligatures w14:val="none"/>
+          <ns2:ligatures ns2:val="none"/>
         </w:rPr>
         <w:t xml:space="preserve"> del Código</w:t>
       </w:r>
@@ -4023,23 +4023,23 @@
         <w:rPr>
           <w:rFonts w:ascii="Arial Narrow" w:eastAsia="Arial Narrow" w:hAnsi="Arial Narrow" w:cs="Arial"/>
           <w:kern w:val="0"/>
-          <w14:ligatures w14:val="none"/>
+          <ns2:ligatures ns2:val="none"/>
         </w:rPr>
         <w:t>.</w:t>
       </w:r>
     </w:p>
-    <w:p>
-      <w:pPr>
-        <w:spacing w:after="0" w:line="240" w:lineRule="auto"/>
-        <w:jc w:val="both"/>
-        <w:rPr>
-          <w:rFonts w:ascii="Arial Narrow" w:eastAsia="Arial Narrow" w:hAnsi="Arial Narrow" w:cs="Arial Narrow"/>
-          <w:kern w:val="0"/>
-          <w14:ligatures w14:val="none"/>
-        </w:rPr>
-      </w:pPr>
-    </w:p>
-    <w:p>
+    <w:p ns2:paraId="4266B1E3" ns2:textId="77777777">
+      <w:pPr>
+        <w:spacing w:after="0" w:line="240" w:lineRule="auto"/>
+        <w:jc w:val="both"/>
+        <w:rPr>
+          <w:rFonts w:ascii="Arial Narrow" w:eastAsia="Arial Narrow" w:hAnsi="Arial Narrow" w:cs="Arial Narrow"/>
+          <w:kern w:val="0"/>
+          <ns2:ligatures ns2:val="none"/>
+        </w:rPr>
+      </w:pPr>
+    </w:p>
+    <w:p ns2:paraId="78C31712" ns2:textId="2717173D">
       <w:pPr>
         <w:pStyle w:val="Prrafodelista"/>
         <w:numPr>
@@ -4052,16 +4052,16 @@
         <w:rPr>
           <w:rFonts w:ascii="Arial Narrow" w:eastAsia="Arial Narrow" w:hAnsi="Arial Narrow" w:cs="Arial Narrow"/>
           <w:kern w:val="0"/>
-          <w14:ligatures w14:val="none"/>
-        </w:rPr>
-      </w:pPr>
-      <w:r>
-        <w:rPr>
-          <w:rFonts w:ascii="Arial Narrow" w:eastAsia="Times New Roman" w:hAnsi="Arial Narrow" w:cs="Arial"/>
-          <w:color w:val="000000"/>
-          <w:kern w:val="0"/>
-          <w:lang w:eastAsia="es-PE"/>
-          <w14:ligatures w14:val="none"/>
+          <ns2:ligatures ns2:val="none"/>
+        </w:rPr>
+      </w:pPr>
+      <w:r>
+        <w:rPr>
+          <w:rFonts w:ascii="Arial Narrow" w:eastAsia="Times New Roman" w:hAnsi="Arial Narrow" w:cs="Arial"/>
+          <w:color w:val="000000"/>
+          <w:kern w:val="0"/>
+          <w:lang w:eastAsia="es-PE"/>
+          <ns2:ligatures ns2:val="none"/>
         </w:rPr>
         <w:t xml:space="preserve">Además, la Secretaría Técnica, en ejercicio de sus facultades, considera </w:t>
       </w:r>
@@ -4069,7 +4069,7 @@
         <w:rPr>
           <w:rFonts w:ascii="Arial Narrow" w:eastAsia="Arial Narrow" w:hAnsi="Arial Narrow" w:cs="Arial"/>
           <w:kern w:val="0"/>
-          <w14:ligatures w14:val="none"/>
+          <ns2:ligatures ns2:val="none"/>
         </w:rPr>
         <w:t xml:space="preserve">que el hecho denunciado, consistente en que </w:t>
       </w:r>
@@ -4077,7 +4077,7 @@
         <w:rPr>
           <w:rFonts w:ascii="Arial Narrow" w:eastAsia="Arial Narrow" w:hAnsi="Arial Narrow" w:cs="Arial Narrow"/>
           <w:kern w:val="0"/>
-          <w14:ligatures w14:val="none"/>
+          <ns2:ligatures ns2:val="none"/>
         </w:rPr>
         <w:t xml:space="preserve">la compañía aseguradora no habría brindado información veraz en la carta de </w:t>
       </w:r>
@@ -4085,7 +4085,7 @@
         <w:rPr>
           <w:rFonts w:ascii="Arial Narrow" w:eastAsia="Arial Narrow" w:hAnsi="Arial Narrow" w:cs="Arial Narrow"/>
           <w:kern w:val="0"/>
-          <w14:ligatures w14:val="none"/>
+          <ns2:ligatures ns2:val="none"/>
         </w:rPr>
         <w:lastRenderedPageBreak/>
         <w:t xml:space="preserve">fecha 3 de julio de 2025, al señalar que el denunciante la exclusión de la Póliza </w:t>
@@ -4095,7 +4095,7 @@
         <w:rPr>
           <w:rFonts w:ascii="Arial Narrow" w:eastAsia="Arial Narrow" w:hAnsi="Arial Narrow" w:cs="Arial Narrow"/>
           <w:kern w:val="0"/>
-          <w14:ligatures w14:val="none"/>
+          <ns2:ligatures ns2:val="none"/>
         </w:rPr>
         <w:t/>
       </w:r>
@@ -4104,7 +4104,7 @@
         <w:rPr>
           <w:rFonts w:ascii="Arial Narrow" w:eastAsia="Arial Narrow" w:hAnsi="Arial Narrow" w:cs="Arial Narrow"/>
           <w:kern w:val="0"/>
-          <w14:ligatures w14:val="none"/>
+          <ns2:ligatures ns2:val="none"/>
         </w:rPr>
         <w:t xml:space="preserve"> 51012067</w:t>
       </w:r>
@@ -4115,7 +4115,7 @@
           <w:color w:val="000000"/>
           <w:kern w:val="0"/>
           <w:lang w:eastAsia="es-PE"/>
-          <w14:ligatures w14:val="none"/>
+          <ns2:ligatures ns2:val="none"/>
         </w:rPr>
         <w:t xml:space="preserve">. Por consiguiente, corresponde calificar el hecho materia de denuncia como una presunta infracción al deber de información, tipificado en el </w:t>
       </w:r>
@@ -4127,7 +4127,7 @@
           <w:color w:val="000000"/>
           <w:kern w:val="0"/>
           <w:lang w:eastAsia="es-PE"/>
-          <w14:ligatures w14:val="none"/>
+          <ns2:ligatures ns2:val="none"/>
         </w:rPr>
         <w:t xml:space="preserve">artículo 1, numeral 1, literal b) </w:t>
       </w:r>
@@ -4139,7 +4139,7 @@
           <w:color w:val="000000"/>
           <w:kern w:val="0"/>
           <w:lang w:eastAsia="es-PE"/>
-          <w14:ligatures w14:val="none"/>
+          <ns2:ligatures ns2:val="none"/>
         </w:rPr>
         <w:t>y al artículo 2 del Código</w:t>
       </w:r>
@@ -4152,7 +4152,7 @@
           <w:kern w:val="0"/>
           <w:vertAlign w:val="superscript"/>
           <w:lang w:eastAsia="es-PE"/>
-          <w14:ligatures w14:val="none"/>
+          <ns2:ligatures ns2:val="none"/>
         </w:rPr>
         <w:footnoteReference w:id="6"/>
       </w:r>
@@ -4163,23 +4163,23 @@
           <w:color w:val="000000"/>
           <w:kern w:val="0"/>
           <w:lang w:eastAsia="es-PE"/>
-          <w14:ligatures w14:val="none"/>
+          <ns2:ligatures ns2:val="none"/>
         </w:rPr>
         <w:t xml:space="preserve">. </w:t>
       </w:r>
     </w:p>
-    <w:p>
+    <w:p ns2:paraId="7A2CF596" ns2:textId="77777777">
       <w:pPr>
         <w:pStyle w:val="Prrafodelista"/>
         <w:spacing w:line="240" w:lineRule="auto"/>
         <w:rPr>
           <w:rFonts w:ascii="Arial Narrow" w:eastAsia="Arial Narrow" w:hAnsi="Arial Narrow" w:cs="Arial Narrow"/>
           <w:kern w:val="0"/>
-          <w14:ligatures w14:val="none"/>
-        </w:rPr>
-      </w:pPr>
-    </w:p>
-    <w:p>
+          <ns2:ligatures ns2:val="none"/>
+        </w:rPr>
+      </w:pPr>
+    </w:p>
+    <w:p ns2:paraId="07559B21" ns2:textId="7315AFBD">
       <w:pPr>
         <w:pStyle w:val="Prrafodelista"/>
         <w:numPr>
@@ -4192,14 +4192,14 @@
         <w:rPr>
           <w:rFonts w:ascii="Arial Narrow" w:eastAsia="Arial Narrow" w:hAnsi="Arial Narrow" w:cs="Arial Narrow"/>
           <w:kern w:val="0"/>
-          <w14:ligatures w14:val="none"/>
-        </w:rPr>
-      </w:pPr>
-      <w:r>
-        <w:rPr>
-          <w:rFonts w:ascii="Arial Narrow" w:eastAsia="Arial Narrow" w:hAnsi="Arial Narrow" w:cs="Arial Narrow"/>
-          <w:kern w:val="0"/>
-          <w14:ligatures w14:val="none"/>
+          <ns2:ligatures ns2:val="none"/>
+        </w:rPr>
+      </w:pPr>
+      <w:r>
+        <w:rPr>
+          <w:rFonts w:ascii="Arial Narrow" w:eastAsia="Arial Narrow" w:hAnsi="Arial Narrow" w:cs="Arial Narrow"/>
+          <w:kern w:val="0"/>
+          <ns2:ligatures ns2:val="none"/>
         </w:rPr>
         <w:t xml:space="preserve">Asimismo, la Secretaría Técnica, en ejercicio de sus facultades, considera que el hecho denunciado, consistente en que </w:t>
       </w:r>
@@ -4207,7 +4207,7 @@
         <w:rPr>
           <w:rFonts w:ascii="Arial Narrow" w:eastAsia="Arial Narrow" w:hAnsi="Arial Narrow" w:cs="Arial"/>
           <w:kern w:val="0"/>
-          <w14:ligatures w14:val="none"/>
+          <ns2:ligatures ns2:val="none"/>
         </w:rPr>
         <w:t>la compañía aseguradora mediante carta del 3 de julio de 2025 no habría brindado una respuesta adecuada al reclamo presentado por el denunciante, al no pronunciarse sobre el hecho cuestionado</w:t>
       </w:r>
@@ -4215,7 +4215,7 @@
         <w:rPr>
           <w:rFonts w:ascii="Arial Narrow" w:eastAsia="Arial Narrow" w:hAnsi="Arial Narrow" w:cs="Arial"/>
           <w:kern w:val="0"/>
-          <w14:ligatures w14:val="none"/>
+          <ns2:ligatures ns2:val="none"/>
         </w:rPr>
         <w:t>. Por consiguiente, corresponde calificar el hecho materia de denuncia</w:t>
       </w:r>
@@ -4223,7 +4223,7 @@
         <w:rPr>
           <w:rFonts w:ascii="Arial Narrow" w:eastAsia="Arial Narrow" w:hAnsi="Arial Narrow" w:cs="Arial"/>
           <w:kern w:val="0"/>
-          <w14:ligatures w14:val="none"/>
+          <ns2:ligatures ns2:val="none"/>
         </w:rPr>
         <w:t xml:space="preserve"> como una presunta infracción al numeral 88.1 del artículo 88 del Código</w:t>
       </w:r>
@@ -4236,7 +4236,7 @@
           <w:kern w:val="0"/>
           <w:vertAlign w:val="superscript"/>
           <w:lang w:eastAsia="es-PE"/>
-          <w14:ligatures w14:val="none"/>
+          <ns2:ligatures ns2:val="none"/>
         </w:rPr>
         <w:footnoteReference w:id="7"/>
       </w:r>
@@ -4247,22 +4247,22 @@
           <w:color w:val="000000"/>
           <w:kern w:val="0"/>
           <w:lang w:eastAsia="es-PE"/>
-          <w14:ligatures w14:val="none"/>
+          <ns2:ligatures ns2:val="none"/>
         </w:rPr>
         <w:t>.</w:t>
       </w:r>
     </w:p>
-    <w:p>
+    <w:p ns2:paraId="5AE36960" ns2:textId="77777777">
       <w:pPr>
         <w:pStyle w:val="Prrafodelista"/>
         <w:rPr>
           <w:rFonts w:ascii="Arial Narrow" w:eastAsia="Arial Narrow" w:hAnsi="Arial Narrow" w:cs="Arial Narrow"/>
           <w:kern w:val="0"/>
-          <w14:ligatures w14:val="none"/>
-        </w:rPr>
-      </w:pPr>
-    </w:p>
-    <w:p>
+          <ns2:ligatures ns2:val="none"/>
+        </w:rPr>
+      </w:pPr>
+    </w:p>
+    <w:p ns2:paraId="1796E684" ns2:textId="22030123">
       <w:pPr>
         <w:pStyle w:val="Prrafodelista"/>
         <w:numPr>
@@ -4275,14 +4275,14 @@
         <w:rPr>
           <w:rFonts w:ascii="Arial Narrow" w:eastAsia="Arial Narrow" w:hAnsi="Arial Narrow" w:cs="Arial Narrow"/>
           <w:kern w:val="0"/>
-          <w14:ligatures w14:val="none"/>
-        </w:rPr>
-      </w:pPr>
-      <w:r>
-        <w:rPr>
-          <w:rFonts w:ascii="Arial Narrow" w:eastAsia="Arial Narrow" w:hAnsi="Arial Narrow" w:cs="Arial Narrow"/>
-          <w:kern w:val="0"/>
-          <w14:ligatures w14:val="none"/>
+          <ns2:ligatures ns2:val="none"/>
+        </w:rPr>
+      </w:pPr>
+      <w:r>
+        <w:rPr>
+          <w:rFonts w:ascii="Arial Narrow" w:eastAsia="Arial Narrow" w:hAnsi="Arial Narrow" w:cs="Arial Narrow"/>
+          <w:kern w:val="0"/>
+          <ns2:ligatures ns2:val="none"/>
         </w:rPr>
         <w:t>Además</w:t>
       </w:r>
@@ -4290,7 +4290,7 @@
         <w:rPr>
           <w:rFonts w:ascii="Arial Narrow" w:eastAsia="Arial Narrow" w:hAnsi="Arial Narrow" w:cs="Arial Narrow"/>
           <w:kern w:val="0"/>
-          <w14:ligatures w14:val="none"/>
+          <ns2:ligatures ns2:val="none"/>
         </w:rPr>
         <w:t xml:space="preserve">, </w:t>
       </w:r>
@@ -4300,7 +4300,7 @@
           <w:color w:val="000000"/>
           <w:kern w:val="0"/>
           <w:lang w:eastAsia="es-PE"/>
-          <w14:ligatures w14:val="none"/>
+          <ns2:ligatures ns2:val="none"/>
         </w:rPr>
         <w:t xml:space="preserve">la Secretaría Técnica, en ejercicio de sus facultades, considera </w:t>
       </w:r>
@@ -4308,7 +4308,7 @@
         <w:rPr>
           <w:rFonts w:ascii="Arial Narrow" w:eastAsia="Arial Narrow" w:hAnsi="Arial Narrow" w:cs="Arial"/>
           <w:kern w:val="0"/>
-          <w14:ligatures w14:val="none"/>
+          <ns2:ligatures ns2:val="none"/>
         </w:rPr>
         <w:t xml:space="preserve">que el hecho denunciado, consistente en que </w:t>
       </w:r>
@@ -4316,7 +4316,7 @@
         <w:rPr>
           <w:rFonts w:ascii="Arial Narrow" w:eastAsia="Arial Narrow" w:hAnsi="Arial Narrow" w:cs="Arial Narrow"/>
           <w:kern w:val="0"/>
-          <w14:ligatures w14:val="none"/>
+          <ns2:ligatures ns2:val="none"/>
         </w:rPr>
         <w:t xml:space="preserve">la compañía aseguradora habría ofrecido rehabilitar al denunciante la Póliza </w:t>
       </w:r>
@@ -4325,7 +4325,7 @@
         <w:rPr>
           <w:rFonts w:ascii="Arial Narrow" w:eastAsia="Arial Narrow" w:hAnsi="Arial Narrow" w:cs="Arial Narrow"/>
           <w:kern w:val="0"/>
-          <w14:ligatures w14:val="none"/>
+          <ns2:ligatures ns2:val="none"/>
         </w:rPr>
         <w:t/>
       </w:r>
@@ -4334,7 +4334,7 @@
         <w:rPr>
           <w:rFonts w:ascii="Arial Narrow" w:eastAsia="Arial Narrow" w:hAnsi="Arial Narrow" w:cs="Arial Narrow"/>
           <w:kern w:val="0"/>
-          <w14:ligatures w14:val="none"/>
+          <ns2:ligatures ns2:val="none"/>
         </w:rPr>
         <w:t xml:space="preserve"> 51012067, pese a que la póliza no se encontraba suspendida y requería remitir la autorización de descuento en formato especial que no existe</w:t>
       </w:r>
@@ -4342,7 +4342,7 @@
         <w:rPr>
           <w:rFonts w:ascii="Arial Narrow" w:eastAsia="Arial Narrow" w:hAnsi="Arial Narrow" w:cs="Arial Narrow"/>
           <w:kern w:val="0"/>
-          <w14:ligatures w14:val="none"/>
+          <ns2:ligatures ns2:val="none"/>
         </w:rPr>
         <w:t>; involucraría una presunta afectación a sus expectativas, quien no habría encontrado una correspondencia entre lo que esperaba recibir de parte del proveedor y lo que realmente recibió. Por consiguiente, corresponde calificar el hecho materia de denuncia como una presunta infracción al deber de idoneidad, tipificado en los artículos 18</w:t>
       </w:r>
@@ -4352,7 +4352,7 @@
           <w:color w:val="000000"/>
           <w:kern w:val="0"/>
           <w:lang w:eastAsia="es-PE"/>
-          <w14:ligatures w14:val="none"/>
+          <ns2:ligatures ns2:val="none"/>
         </w:rPr>
         <w:t/>
       </w:r>
@@ -4360,7 +4360,7 @@
         <w:rPr>
           <w:rFonts w:ascii="Arial Narrow" w:eastAsia="Arial Narrow" w:hAnsi="Arial Narrow" w:cs="Arial Narrow"/>
           <w:kern w:val="0"/>
-          <w14:ligatures w14:val="none"/>
+          <ns2:ligatures ns2:val="none"/>
         </w:rPr>
         <w:t xml:space="preserve"> y 19</w:t>
       </w:r>
@@ -4370,7 +4370,7 @@
           <w:color w:val="000000"/>
           <w:kern w:val="0"/>
           <w:lang w:eastAsia="es-PE"/>
-          <w14:ligatures w14:val="none"/>
+          <ns2:ligatures ns2:val="none"/>
         </w:rPr>
         <w:t/>
       </w:r>
@@ -4378,7 +4378,7 @@
         <w:rPr>
           <w:rFonts w:ascii="Arial Narrow" w:eastAsia="Arial Narrow" w:hAnsi="Arial Narrow" w:cs="Arial Narrow"/>
           <w:kern w:val="0"/>
-          <w14:ligatures w14:val="none"/>
+          <ns2:ligatures ns2:val="none"/>
         </w:rPr>
         <w:t xml:space="preserve"> del Código</w:t>
       </w:r>
@@ -4386,22 +4386,22 @@
         <w:rPr>
           <w:rFonts w:ascii="Arial Narrow" w:eastAsia="Arial Narrow" w:hAnsi="Arial Narrow" w:cs="Arial"/>
           <w:kern w:val="0"/>
-          <w14:ligatures w14:val="none"/>
+          <ns2:ligatures ns2:val="none"/>
         </w:rPr>
         <w:t>.</w:t>
       </w:r>
     </w:p>
-    <w:p>
+    <w:p ns2:paraId="7C9DCF8E" ns2:textId="77777777">
       <w:pPr>
         <w:pStyle w:val="Prrafodelista"/>
         <w:rPr>
           <w:rFonts w:ascii="Arial Narrow" w:eastAsia="Arial Narrow" w:hAnsi="Arial Narrow" w:cs="Arial Narrow"/>
           <w:kern w:val="0"/>
-          <w14:ligatures w14:val="none"/>
-        </w:rPr>
-      </w:pPr>
-    </w:p>
-    <w:p>
+          <ns2:ligatures ns2:val="none"/>
+        </w:rPr>
+      </w:pPr>
+    </w:p>
+    <w:p ns2:paraId="42EF97C2" ns2:textId="77777777">
       <w:pPr>
         <w:pStyle w:val="Prrafodelista"/>
         <w:spacing w:after="0" w:line="240" w:lineRule="auto"/>
@@ -4410,11 +4410,11 @@
         <w:rPr>
           <w:rFonts w:ascii="Arial Narrow" w:eastAsia="Arial Narrow" w:hAnsi="Arial Narrow" w:cs="Arial Narrow"/>
           <w:kern w:val="0"/>
-          <w14:ligatures w14:val="none"/>
-        </w:rPr>
-      </w:pPr>
-    </w:p>
-    <w:p>
+          <ns2:ligatures ns2:val="none"/>
+        </w:rPr>
+      </w:pPr>
+    </w:p>
+    <w:p ns2:paraId="39FDDBBB" ns2:textId="527B5BA7">
       <w:pPr>
         <w:pStyle w:val="Prrafodelista"/>
         <w:numPr>
@@ -4427,14 +4427,14 @@
         <w:rPr>
           <w:rFonts w:ascii="Arial Narrow" w:eastAsia="Arial Narrow" w:hAnsi="Arial Narrow" w:cs="Arial Narrow"/>
           <w:kern w:val="0"/>
-          <w14:ligatures w14:val="none"/>
-        </w:rPr>
-      </w:pPr>
-      <w:r>
-        <w:rPr>
-          <w:rFonts w:ascii="Arial Narrow" w:eastAsia="Arial Narrow" w:hAnsi="Arial Narrow" w:cs="Arial Narrow"/>
-          <w:kern w:val="0"/>
-          <w14:ligatures w14:val="none"/>
+          <ns2:ligatures ns2:val="none"/>
+        </w:rPr>
+      </w:pPr>
+      <w:r>
+        <w:rPr>
+          <w:rFonts w:ascii="Arial Narrow" w:eastAsia="Arial Narrow" w:hAnsi="Arial Narrow" w:cs="Arial Narrow"/>
+          <w:kern w:val="0"/>
+          <ns2:ligatures ns2:val="none"/>
         </w:rPr>
         <w:t>Adicionalmente</w:t>
       </w:r>
@@ -4442,7 +4442,7 @@
         <w:rPr>
           <w:rFonts w:ascii="Arial Narrow" w:eastAsia="Arial Narrow" w:hAnsi="Arial Narrow" w:cs="Arial Narrow"/>
           <w:kern w:val="0"/>
-          <w14:ligatures w14:val="none"/>
+          <ns2:ligatures ns2:val="none"/>
         </w:rPr>
         <w:t xml:space="preserve">, </w:t>
       </w:r>
@@ -4452,7 +4452,7 @@
           <w:color w:val="000000"/>
           <w:kern w:val="0"/>
           <w:lang w:eastAsia="es-PE"/>
-          <w14:ligatures w14:val="none"/>
+          <ns2:ligatures ns2:val="none"/>
         </w:rPr>
         <w:t xml:space="preserve">la Secretaría Técnica, en ejercicio de sus facultades, considera </w:t>
       </w:r>
@@ -4460,7 +4460,7 @@
         <w:rPr>
           <w:rFonts w:ascii="Arial Narrow" w:eastAsia="Arial Narrow" w:hAnsi="Arial Narrow" w:cs="Arial"/>
           <w:kern w:val="0"/>
-          <w14:ligatures w14:val="none"/>
+          <ns2:ligatures ns2:val="none"/>
         </w:rPr>
         <w:t xml:space="preserve">que el hecho denunciado, consistente en que </w:t>
       </w:r>
@@ -4468,7 +4468,7 @@
         <w:rPr>
           <w:rFonts w:ascii="Arial Narrow" w:eastAsia="Arial Narrow" w:hAnsi="Arial Narrow" w:cs="Arial Narrow"/>
           <w:kern w:val="0"/>
-          <w14:ligatures w14:val="none"/>
+          <ns2:ligatures ns2:val="none"/>
         </w:rPr>
         <w:t xml:space="preserve">la compañía aseguradora habría condicionado indebidamente al denunciante el reembolso de las primas de la Póliza </w:t>
       </w:r>
@@ -4477,7 +4477,7 @@
         <w:rPr>
           <w:rFonts w:ascii="Arial Narrow" w:eastAsia="Arial Narrow" w:hAnsi="Arial Narrow" w:cs="Arial Narrow"/>
           <w:kern w:val="0"/>
-          <w14:ligatures w14:val="none"/>
+          <ns2:ligatures ns2:val="none"/>
         </w:rPr>
         <w:t/>
       </w:r>
@@ -4486,7 +4486,7 @@
         <w:rPr>
           <w:rFonts w:ascii="Arial Narrow" w:eastAsia="Arial Narrow" w:hAnsi="Arial Narrow" w:cs="Arial Narrow"/>
           <w:kern w:val="0"/>
-          <w14:ligatures w14:val="none"/>
+          <ns2:ligatures ns2:val="none"/>
         </w:rPr>
         <w:t xml:space="preserve"> 51012067 desde setiembre de 2022 solo si no deseaba continuar con el seguro</w:t>
       </w:r>
@@ -4494,7 +4494,7 @@
         <w:rPr>
           <w:rFonts w:ascii="Arial Narrow" w:eastAsia="Arial Narrow" w:hAnsi="Arial Narrow" w:cs="Arial Narrow"/>
           <w:kern w:val="0"/>
-          <w14:ligatures w14:val="none"/>
+          <ns2:ligatures ns2:val="none"/>
         </w:rPr>
         <w:t>; involucraría una presunta afectación a sus expectativas, quien no habría encontrado una correspondencia entre lo que esperaba recibir de parte del proveedor y lo que realmente recibió. Por consiguiente, corresponde calificar el hecho materia de denuncia como una presunta infracción al deber de idoneidad, tipificado en los artículos 18</w:t>
       </w:r>
@@ -4504,7 +4504,7 @@
           <w:color w:val="000000"/>
           <w:kern w:val="0"/>
           <w:lang w:eastAsia="es-PE"/>
-          <w14:ligatures w14:val="none"/>
+          <ns2:ligatures ns2:val="none"/>
         </w:rPr>
         <w:t/>
       </w:r>
@@ -4512,7 +4512,7 @@
         <w:rPr>
           <w:rFonts w:ascii="Arial Narrow" w:eastAsia="Arial Narrow" w:hAnsi="Arial Narrow" w:cs="Arial Narrow"/>
           <w:kern w:val="0"/>
-          <w14:ligatures w14:val="none"/>
+          <ns2:ligatures ns2:val="none"/>
         </w:rPr>
         <w:t xml:space="preserve"> y 19</w:t>
       </w:r>
@@ -4522,7 +4522,7 @@
           <w:color w:val="000000"/>
           <w:kern w:val="0"/>
           <w:lang w:eastAsia="es-PE"/>
-          <w14:ligatures w14:val="none"/>
+          <ns2:ligatures ns2:val="none"/>
         </w:rPr>
         <w:t/>
       </w:r>
@@ -4530,7 +4530,7 @@
         <w:rPr>
           <w:rFonts w:ascii="Arial Narrow" w:eastAsia="Arial Narrow" w:hAnsi="Arial Narrow" w:cs="Arial Narrow"/>
           <w:kern w:val="0"/>
-          <w14:ligatures w14:val="none"/>
+          <ns2:ligatures ns2:val="none"/>
         </w:rPr>
         <w:t xml:space="preserve"> del Código</w:t>
       </w:r>
@@ -4538,12 +4538,12 @@
         <w:rPr>
           <w:rFonts w:ascii="Arial Narrow" w:eastAsia="Arial Narrow" w:hAnsi="Arial Narrow" w:cs="Arial"/>
           <w:kern w:val="0"/>
-          <w14:ligatures w14:val="none"/>
+          <ns2:ligatures ns2:val="none"/>
         </w:rPr>
         <w:t>.</w:t>
       </w:r>
     </w:p>
-    <w:p>
+    <w:p ns2:paraId="432038D6" ns2:textId="0A9F6D75">
       <w:pPr>
         <w:spacing w:after="0" w:line="240" w:lineRule="auto"/>
         <w:jc w:val="both"/>
@@ -4551,11 +4551,11 @@
           <w:rFonts w:ascii="Arial Narrow" w:eastAsia="Calibri" w:hAnsi="Arial Narrow" w:cs="Arial Narrow"/>
           <w:kern w:val="0"/>
           <w:lang w:eastAsia="es-PE"/>
-          <w14:ligatures w14:val="none"/>
-        </w:rPr>
-      </w:pPr>
-    </w:p>
-    <w:p>
+          <ns2:ligatures ns2:val="none"/>
+        </w:rPr>
+      </w:pPr>
+    </w:p>
+    <w:p ns2:paraId="463134E5" ns2:textId="77777777">
       <w:pPr>
         <w:pStyle w:val="Prrafodelista"/>
         <w:numPr>
@@ -4569,7 +4569,7 @@
           <w:rFonts w:ascii="Arial Narrow" w:eastAsia="Calibri" w:hAnsi="Arial Narrow" w:cs="Arial Narrow"/>
           <w:kern w:val="0"/>
           <w:lang w:eastAsia="es-PE"/>
-          <w14:ligatures w14:val="none"/>
+          <ns2:ligatures ns2:val="none"/>
         </w:rPr>
       </w:pPr>
       <w:r>
@@ -4578,7 +4578,7 @@
           <w:color w:val="000000"/>
           <w:kern w:val="0"/>
           <w:lang w:eastAsia="es-PE"/>
-          <w14:ligatures w14:val="none"/>
+          <ns2:ligatures ns2:val="none"/>
         </w:rPr>
         <w:lastRenderedPageBreak/>
         <w:t>En tanto la denuncia reúne los requisitos establecidos</w:t>
@@ -4589,7 +4589,7 @@
           <w:color w:val="000000"/>
           <w:kern w:val="0"/>
           <w:lang w:eastAsia="es-PE"/>
-          <w14:ligatures w14:val="none"/>
+          <ns2:ligatures ns2:val="none"/>
         </w:rPr>
         <w:t xml:space="preserve"> por la norma citada, corresponde admitirla a trámite</w:t>
       </w:r>
@@ -4599,7 +4599,7 @@
           <w:rFonts w:ascii="Arial Narrow" w:eastAsia="Arial Narrow" w:hAnsi="Arial Narrow" w:cs="Arial Narrow"/>
           <w:kern w:val="0"/>
           <w:vertAlign w:val="superscript"/>
-          <w14:ligatures w14:val="none"/>
+          <ns2:ligatures ns2:val="none"/>
         </w:rPr>
         <w:footnoteReference w:id="8"/>
       </w:r>
@@ -4609,12 +4609,12 @@
           <w:color w:val="000000"/>
           <w:kern w:val="0"/>
           <w:lang w:eastAsia="es-PE"/>
-          <w14:ligatures w14:val="none"/>
+          <ns2:ligatures ns2:val="none"/>
         </w:rPr>
         <w:t>.</w:t>
       </w:r>
     </w:p>
-    <w:p>
+    <w:p ns2:paraId="68C71625" ns2:textId="77777777">
       <w:pPr>
         <w:spacing w:after="0" w:line="240" w:lineRule="auto"/>
         <w:ind w:left="567"/>
@@ -4625,11 +4625,11 @@
           <w:color w:val="000000"/>
           <w:kern w:val="0"/>
           <w:lang w:eastAsia="es-PE"/>
-          <w14:ligatures w14:val="none"/>
-        </w:rPr>
-      </w:pPr>
-    </w:p>
-    <w:p>
+          <ns2:ligatures ns2:val="none"/>
+        </w:rPr>
+      </w:pPr>
+    </w:p>
+    <w:p ns2:paraId="38A98B4B" ns2:textId="77777777">
       <w:pPr>
         <w:pStyle w:val="Prrafodelista"/>
         <w:numPr>
@@ -4649,17 +4649,17 @@
           <w:color w:val="000000"/>
           <w:kern w:val="0"/>
           <w:lang w:eastAsia="es-PE"/>
-          <w14:ligatures w14:val="none"/>
-        </w:rPr>
-      </w:pPr>
-      <w:r>
-        <w:rPr>
-          <w:rFonts w:ascii="Arial Narrow" w:eastAsia="Arial Narrow" w:hAnsi="Arial Narrow" w:cs="Arial Narrow"/>
-          <w:b/>
-          <w:color w:val="000000"/>
-          <w:kern w:val="0"/>
-          <w:lang w:eastAsia="es-PE"/>
-          <w14:ligatures w14:val="none"/>
+          <ns2:ligatures ns2:val="none"/>
+        </w:rPr>
+      </w:pPr>
+      <w:r>
+        <w:rPr>
+          <w:rFonts w:ascii="Arial Narrow" w:eastAsia="Arial Narrow" w:hAnsi="Arial Narrow" w:cs="Arial Narrow"/>
+          <w:b/>
+          <w:color w:val="000000"/>
+          <w:kern w:val="0"/>
+          <w:lang w:eastAsia="es-PE"/>
+          <ns2:ligatures ns2:val="none"/>
         </w:rPr>
         <w:t>REQUERIMIENTO DE INFORMACI</w:t>
       </w:r>
@@ -4670,7 +4670,7 @@
           <w:color w:val="000000"/>
           <w:kern w:val="0"/>
           <w:lang w:eastAsia="es-PE"/>
-          <w14:ligatures w14:val="none"/>
+          <ns2:ligatures ns2:val="none"/>
         </w:rPr>
         <w:t>Ó</w:t>
       </w:r>
@@ -4681,12 +4681,12 @@
           <w:color w:val="000000"/>
           <w:kern w:val="0"/>
           <w:lang w:eastAsia="es-PE"/>
-          <w14:ligatures w14:val="none"/>
+          <ns2:ligatures ns2:val="none"/>
         </w:rPr>
         <w:t>N</w:t>
       </w:r>
     </w:p>
-    <w:p>
+    <w:p ns2:paraId="5B518DC4" ns2:textId="77777777">
       <w:pPr>
         <w:spacing w:after="0" w:line="240" w:lineRule="auto"/>
         <w:jc w:val="both"/>
@@ -4695,11 +4695,11 @@
           <w:color w:val="000000"/>
           <w:kern w:val="0"/>
           <w:lang w:val="es-ES" w:eastAsia="es-ES"/>
-          <w14:ligatures w14:val="none"/>
-        </w:rPr>
-      </w:pPr>
-    </w:p>
-    <w:p>
+          <ns2:ligatures ns2:val="none"/>
+        </w:rPr>
+      </w:pPr>
+    </w:p>
+    <w:p ns2:paraId="62B88A04" ns2:textId="78ABB122">
       <w:pPr>
         <w:pStyle w:val="Prrafodelista"/>
         <w:numPr>
@@ -4714,7 +4714,7 @@
           <w:color w:val="000000"/>
           <w:kern w:val="0"/>
           <w:lang w:val="es-ES" w:eastAsia="es-ES"/>
-          <w14:ligatures w14:val="none"/>
+          <ns2:ligatures ns2:val="none"/>
         </w:rPr>
       </w:pPr>
       <w:r>
@@ -4723,7 +4723,7 @@
           <w:color w:val="000000"/>
           <w:kern w:val="0"/>
           <w:lang w:val="es-ES" w:eastAsia="es-ES"/>
-          <w14:ligatures w14:val="none"/>
+          <ns2:ligatures ns2:val="none"/>
         </w:rPr>
         <w:t xml:space="preserve">A efectos de tener mayores elementos que sirvan para la resolución definitiva del presente caso, la Secretaría Técnica, en ejercicio de las facultades que la ley le confiere, </w:t>
       </w:r>
@@ -4733,7 +4733,7 @@
           <w:color w:val="000000"/>
           <w:kern w:val="0"/>
           <w:lang w:val="es-ES" w:eastAsia="es-ES"/>
-          <w14:ligatures w14:val="none"/>
+          <ns2:ligatures ns2:val="none"/>
         </w:rPr>
         <w:t xml:space="preserve">conviene requerir </w:t>
       </w:r>
@@ -4743,7 +4743,7 @@
           <w:color w:val="000000"/>
           <w:kern w:val="0"/>
           <w:lang w:val="es-ES" w:eastAsia="es-ES"/>
-          <w14:ligatures w14:val="none"/>
+          <ns2:ligatures ns2:val="none"/>
         </w:rPr>
         <w:t xml:space="preserve">a la compañía aseguradora </w:t>
       </w:r>
@@ -4753,7 +4753,7 @@
           <w:color w:val="000000"/>
           <w:kern w:val="0"/>
           <w:lang w:val="es-ES" w:eastAsia="es-ES"/>
-          <w14:ligatures w14:val="none"/>
+          <ns2:ligatures ns2:val="none"/>
         </w:rPr>
         <w:t>que, en un plazo no mayor de cinco (</w:t>
       </w:r>
@@ -4763,7 +4763,7 @@
           <w:color w:val="000000"/>
           <w:kern w:val="0"/>
           <w:lang w:val="es-ES" w:eastAsia="es-ES"/>
-          <w14:ligatures w14:val="none"/>
+          <ns2:ligatures ns2:val="none"/>
         </w:rPr>
         <w:t xml:space="preserve">5) días hábiles contado a partir del día siguiente de la notificación de la presente resolución, </w:t>
       </w:r>
@@ -4773,7 +4773,7 @@
           <w:color w:val="000000"/>
           <w:kern w:val="0"/>
           <w:lang w:val="es-ES" w:eastAsia="es-ES"/>
-          <w14:ligatures w14:val="none"/>
+          <ns2:ligatures ns2:val="none"/>
         </w:rPr>
         <w:t xml:space="preserve">cumpla con lo siguiente: </w:t>
       </w:r>
@@ -4783,7 +4783,7 @@
           <w:color w:val="000000"/>
           <w:kern w:val="0"/>
           <w:lang w:val="es-ES" w:eastAsia="es-ES"/>
-          <w14:ligatures w14:val="none"/>
+          <ns2:ligatures ns2:val="none"/>
         </w:rPr>
         <w:t xml:space="preserve">(i) presentar una copia completa, legible y debidamente suscrita de la Póliza </w:t>
       </w:r>
@@ -4794,7 +4794,7 @@
           <w:color w:val="000000"/>
           <w:kern w:val="0"/>
           <w:lang w:val="es-ES" w:eastAsia="es-ES"/>
-          <w14:ligatures w14:val="none"/>
+          <ns2:ligatures ns2:val="none"/>
         </w:rPr>
         <w:t/>
       </w:r>
@@ -4805,7 +4805,7 @@
           <w:color w:val="000000"/>
           <w:kern w:val="0"/>
           <w:lang w:val="es-ES" w:eastAsia="es-ES"/>
-          <w14:ligatures w14:val="none"/>
+          <ns2:ligatures ns2:val="none"/>
         </w:rPr>
         <w:t xml:space="preserve"> 50997557 del Seguro Protección Familiar, así como el cargo de remisión de la póliza; (</w:t>
       </w:r>
@@ -4816,7 +4816,7 @@
           <w:color w:val="000000"/>
           <w:kern w:val="0"/>
           <w:lang w:val="es-ES" w:eastAsia="es-ES"/>
-          <w14:ligatures w14:val="none"/>
+          <ns2:ligatures ns2:val="none"/>
         </w:rPr>
         <w:t>ii</w:t>
       </w:r>
@@ -4827,7 +4827,7 @@
           <w:color w:val="000000"/>
           <w:kern w:val="0"/>
           <w:lang w:val="es-ES" w:eastAsia="es-ES"/>
-          <w14:ligatures w14:val="none"/>
+          <ns2:ligatures ns2:val="none"/>
         </w:rPr>
         <w:t xml:space="preserve">) presentar una copia completa, legible y debidamente suscrita de la Póliza </w:t>
       </w:r>
@@ -4838,7 +4838,7 @@
           <w:color w:val="000000"/>
           <w:kern w:val="0"/>
           <w:lang w:val="es-ES" w:eastAsia="es-ES"/>
-          <w14:ligatures w14:val="none"/>
+          <ns2:ligatures ns2:val="none"/>
         </w:rPr>
         <w:t/>
       </w:r>
@@ -4849,7 +4849,7 @@
           <w:color w:val="000000"/>
           <w:kern w:val="0"/>
           <w:lang w:val="es-ES" w:eastAsia="es-ES"/>
-          <w14:ligatures w14:val="none"/>
+          <ns2:ligatures ns2:val="none"/>
         </w:rPr>
         <w:t xml:space="preserve"> 51012067 del Seguro Protección Ahorros, así como el cargo de remisión de la póliza; (</w:t>
       </w:r>
@@ -4860,7 +4860,7 @@
           <w:color w:val="000000"/>
           <w:kern w:val="0"/>
           <w:lang w:val="es-ES" w:eastAsia="es-ES"/>
-          <w14:ligatures w14:val="none"/>
+          <ns2:ligatures ns2:val="none"/>
         </w:rPr>
         <w:t>iii</w:t>
       </w:r>
@@ -4871,7 +4871,7 @@
           <w:color w:val="000000"/>
           <w:kern w:val="0"/>
           <w:lang w:val="es-ES" w:eastAsia="es-ES"/>
-          <w14:ligatures w14:val="none"/>
+          <ns2:ligatures ns2:val="none"/>
         </w:rPr>
         <w:t xml:space="preserve">) presentar los medios probatorios que acrediten que gestionó adecuadamente la solicitud de devolución de los montos cobrados por la Póliza </w:t>
       </w:r>
@@ -4882,7 +4882,7 @@
           <w:color w:val="000000"/>
           <w:kern w:val="0"/>
           <w:lang w:val="es-ES" w:eastAsia="es-ES"/>
-          <w14:ligatures w14:val="none"/>
+          <ns2:ligatures ns2:val="none"/>
         </w:rPr>
         <w:t/>
       </w:r>
@@ -4893,7 +4893,7 @@
           <w:color w:val="000000"/>
           <w:kern w:val="0"/>
           <w:lang w:val="es-ES" w:eastAsia="es-ES"/>
-          <w14:ligatures w14:val="none"/>
+          <ns2:ligatures ns2:val="none"/>
         </w:rPr>
         <w:t xml:space="preserve"> 51012067 del Seguro Protección Ahorros; (</w:t>
       </w:r>
@@ -4904,7 +4904,7 @@
           <w:color w:val="000000"/>
           <w:kern w:val="0"/>
           <w:lang w:val="es-ES" w:eastAsia="es-ES"/>
-          <w14:ligatures w14:val="none"/>
+          <ns2:ligatures ns2:val="none"/>
         </w:rPr>
         <w:t>iii</w:t>
       </w:r>
@@ -4915,7 +4915,7 @@
           <w:color w:val="000000"/>
           <w:kern w:val="0"/>
           <w:lang w:val="es-ES" w:eastAsia="es-ES"/>
-          <w14:ligatures w14:val="none"/>
+          <ns2:ligatures ns2:val="none"/>
         </w:rPr>
         <w:t>) presentar todas las comunicaciones cursadas con la parte denunciante en virtud del hecho materia de denuncia; y, (</w:t>
       </w:r>
@@ -4926,7 +4926,7 @@
           <w:color w:val="000000"/>
           <w:kern w:val="0"/>
           <w:lang w:val="es-ES" w:eastAsia="es-ES"/>
-          <w14:ligatures w14:val="none"/>
+          <ns2:ligatures ns2:val="none"/>
         </w:rPr>
         <w:t>iv</w:t>
       </w:r>
@@ -4937,7 +4937,7 @@
           <w:color w:val="000000"/>
           <w:kern w:val="0"/>
           <w:lang w:val="es-ES" w:eastAsia="es-ES"/>
-          <w14:ligatures w14:val="none"/>
+          <ns2:ligatures ns2:val="none"/>
         </w:rPr>
         <w:t xml:space="preserve">) estado de cuenta o historial de pagos de la Póliza </w:t>
       </w:r>
@@ -4948,7 +4948,7 @@
           <w:color w:val="000000"/>
           <w:kern w:val="0"/>
           <w:lang w:val="es-ES" w:eastAsia="es-ES"/>
-          <w14:ligatures w14:val="none"/>
+          <ns2:ligatures ns2:val="none"/>
         </w:rPr>
         <w:t/>
       </w:r>
@@ -4959,7 +4959,7 @@
           <w:color w:val="000000"/>
           <w:kern w:val="0"/>
           <w:lang w:val="es-ES" w:eastAsia="es-ES"/>
-          <w14:ligatures w14:val="none"/>
+          <ns2:ligatures ns2:val="none"/>
         </w:rPr>
         <w:t xml:space="preserve"> 51012067</w:t>
       </w:r>
@@ -4969,7 +4969,7 @@
           <w:color w:val="000000"/>
           <w:kern w:val="0"/>
           <w:lang w:val="es-ES" w:eastAsia="es-ES"/>
-          <w14:ligatures w14:val="none"/>
+          <ns2:ligatures ns2:val="none"/>
         </w:rPr>
         <w:t>.</w:t>
       </w:r>
@@ -4979,7 +4979,7 @@
           <w:color w:val="000000"/>
           <w:kern w:val="0"/>
           <w:lang w:val="es-ES" w:eastAsia="es-ES"/>
-          <w14:ligatures w14:val="none"/>
+          <ns2:ligatures ns2:val="none"/>
         </w:rPr>
         <w:t xml:space="preserve"> </w:t>
       </w:r>
@@ -4989,12 +4989,12 @@
           <w:color w:val="000000"/>
           <w:kern w:val="0"/>
           <w:lang w:eastAsia="es-ES"/>
-          <w14:ligatures w14:val="none"/>
+          <ns2:ligatures ns2:val="none"/>
         </w:rPr>
         <w:t xml:space="preserve"> </w:t>
       </w:r>
     </w:p>
-    <w:p>
+    <w:p ns2:paraId="5C93B848" ns2:textId="77777777">
       <w:pPr>
         <w:pStyle w:val="Prrafodelista"/>
         <w:spacing w:after="0" w:line="240" w:lineRule="auto"/>
@@ -5005,11 +5005,11 @@
           <w:color w:val="000000"/>
           <w:kern w:val="0"/>
           <w:lang w:val="es-ES" w:eastAsia="es-ES"/>
-          <w14:ligatures w14:val="none"/>
-        </w:rPr>
-      </w:pPr>
-    </w:p>
-    <w:p>
+          <ns2:ligatures ns2:val="none"/>
+        </w:rPr>
+      </w:pPr>
+    </w:p>
+    <w:p ns2:paraId="2A119386" ns2:textId="77777777">
       <w:pPr>
         <w:pStyle w:val="Prrafodelista"/>
         <w:numPr>
@@ -5029,36 +5029,36 @@
           <w:color w:val="000000"/>
           <w:kern w:val="0"/>
           <w:lang w:eastAsia="es-PE"/>
-          <w14:ligatures w14:val="none"/>
-        </w:rPr>
-      </w:pPr>
-      <w:r>
-        <w:rPr>
-          <w:rFonts w:ascii="Arial Narrow" w:eastAsia="Arial Narrow" w:hAnsi="Arial Narrow" w:cs="Arial Narrow"/>
-          <w:b/>
-          <w:color w:val="000000"/>
-          <w:kern w:val="0"/>
-          <w:lang w:eastAsia="es-PE"/>
-          <w14:ligatures w14:val="none"/>
+          <ns2:ligatures ns2:val="none"/>
+        </w:rPr>
+      </w:pPr>
+      <w:r>
+        <w:rPr>
+          <w:rFonts w:ascii="Arial Narrow" w:eastAsia="Arial Narrow" w:hAnsi="Arial Narrow" w:cs="Arial Narrow"/>
+          <w:b/>
+          <w:color w:val="000000"/>
+          <w:kern w:val="0"/>
+          <w:lang w:eastAsia="es-PE"/>
+          <ns2:ligatures ns2:val="none"/>
         </w:rPr>
         <w:t xml:space="preserve">RESOLUCIÓN DE LA SECRETARÍA TÉCNICA </w:t>
       </w:r>
     </w:p>
-    <w:p>
-      <w:pPr>
-        <w:spacing w:after="0" w:line="240" w:lineRule="auto"/>
-        <w:jc w:val="both"/>
-        <w:rPr>
-          <w:rFonts w:ascii="Arial Narrow" w:eastAsia="Arial Narrow" w:hAnsi="Arial Narrow" w:cs="Arial Narrow"/>
-          <w:b/>
-          <w:color w:val="000000"/>
-          <w:kern w:val="0"/>
-          <w:lang w:eastAsia="es-PE"/>
-          <w14:ligatures w14:val="none"/>
-        </w:rPr>
-      </w:pPr>
-    </w:p>
-    <w:p>
+    <w:p ns2:paraId="7F554EB2" ns2:textId="77777777">
+      <w:pPr>
+        <w:spacing w:after="0" w:line="240" w:lineRule="auto"/>
+        <w:jc w:val="both"/>
+        <w:rPr>
+          <w:rFonts w:ascii="Arial Narrow" w:eastAsia="Arial Narrow" w:hAnsi="Arial Narrow" w:cs="Arial Narrow"/>
+          <w:b/>
+          <w:color w:val="000000"/>
+          <w:kern w:val="0"/>
+          <w:lang w:eastAsia="es-PE"/>
+          <ns2:ligatures ns2:val="none"/>
+        </w:rPr>
+      </w:pPr>
+    </w:p>
+    <w:p ns2:paraId="5DCCDD80" ns2:textId="175A4FD8">
       <w:pPr>
         <w:spacing w:after="0" w:line="240" w:lineRule="auto"/>
         <w:jc w:val="both"/>
@@ -5067,17 +5067,17 @@
           <w:color w:val="000000"/>
           <w:kern w:val="0"/>
           <w:lang w:eastAsia="es-PE"/>
-          <w14:ligatures w14:val="none"/>
-        </w:rPr>
-      </w:pPr>
-      <w:r>
-        <w:rPr>
-          <w:rFonts w:ascii="Arial Narrow" w:eastAsia="Arial Narrow" w:hAnsi="Arial Narrow" w:cs="Arial Narrow"/>
-          <w:b/>
-          <w:color w:val="000000"/>
-          <w:kern w:val="0"/>
-          <w:lang w:eastAsia="es-PE"/>
-          <w14:ligatures w14:val="none"/>
+          <ns2:ligatures ns2:val="none"/>
+        </w:rPr>
+      </w:pPr>
+      <w:r>
+        <w:rPr>
+          <w:rFonts w:ascii="Arial Narrow" w:eastAsia="Arial Narrow" w:hAnsi="Arial Narrow" w:cs="Arial Narrow"/>
+          <w:b/>
+          <w:color w:val="000000"/>
+          <w:kern w:val="0"/>
+          <w:lang w:eastAsia="es-PE"/>
+          <ns2:ligatures ns2:val="none"/>
         </w:rPr>
         <w:t xml:space="preserve">PRIMERO: admitir a trámite la denuncia del 11 de agosto de 2025 interpuesta por el señor [DENUNCIANTE] contra Rímac Seguros y Reaseguros S.A., por lo siguiente:</w:t>
       </w:r>
@@ -5088,7 +5088,7 @@
           <w:kern w:val="0"/>
           <w:shd w:val="clear" w:color="auto" w:fill="FFFFFF"/>
           <w:lang w:eastAsia="es-PE"/>
-          <w14:ligatures w14:val="none"/>
+          <ns2:ligatures ns2:val="none"/>
         </w:rPr>
         <w:t xml:space="preserve"/>
       </w:r>
@@ -5098,7 +5098,7 @@
           <w:color w:val="000000"/>
           <w:kern w:val="0"/>
           <w:lang w:val="es-ES" w:eastAsia="es-ES"/>
-          <w14:ligatures w14:val="none"/>
+          <ns2:ligatures ns2:val="none"/>
         </w:rPr>
         <w:t xml:space="preserve"/>
       </w:r>
@@ -5109,7 +5109,7 @@
           <w:kern w:val="0"/>
           <w:shd w:val="clear" w:color="auto" w:fill="FFFFFF"/>
           <w:lang w:eastAsia="es-PE"/>
-          <w14:ligatures w14:val="none"/>
+          <ns2:ligatures ns2:val="none"/>
         </w:rPr>
         <w:t xml:space="preserve"/>
       </w:r>
@@ -5119,7 +5119,7 @@
           <w:bCs/>
           <w:spacing w:val="-3"/>
           <w:kern w:val="0"/>
-          <w14:ligatures w14:val="none"/>
+          <ns2:ligatures ns2:val="none"/>
         </w:rPr>
         <w:t xml:space="preserve"/>
       </w:r>
@@ -5130,7 +5130,7 @@
           <w:kern w:val="0"/>
           <w:shd w:val="clear" w:color="auto" w:fill="FFFFFF"/>
           <w:lang w:eastAsia="es-PE"/>
-          <w14:ligatures w14:val="none"/>
+          <ns2:ligatures ns2:val="none"/>
         </w:rPr>
         <w:t xml:space="preserve"/>
       </w:r>
@@ -5141,7 +5141,7 @@
           <w:kern w:val="0"/>
           <w:shd w:val="clear" w:color="auto" w:fill="FFFFFF"/>
           <w:lang w:eastAsia="es-PE"/>
-          <w14:ligatures w14:val="none"/>
+          <ns2:ligatures ns2:val="none"/>
         </w:rPr>
         <w:t xml:space="preserve"/>
       </w:r>
@@ -5152,7 +5152,7 @@
           <w:kern w:val="0"/>
           <w:shd w:val="clear" w:color="auto" w:fill="FFFFFF"/>
           <w:lang w:eastAsia="es-PE"/>
-          <w14:ligatures w14:val="none"/>
+          <ns2:ligatures ns2:val="none"/>
         </w:rPr>
         <w:t/>
       </w:r>
@@ -5163,7 +5163,7 @@
           <w:kern w:val="0"/>
           <w:shd w:val="clear" w:color="auto" w:fill="FFFFFF"/>
           <w:lang w:eastAsia="es-PE"/>
-          <w14:ligatures w14:val="none"/>
+          <ns2:ligatures ns2:val="none"/>
         </w:rPr>
         <w:t xml:space="preserve"/>
       </w:r>
@@ -5174,12 +5174,12 @@
           <w:kern w:val="0"/>
           <w:shd w:val="clear" w:color="auto" w:fill="FFFFFF"/>
           <w:lang w:eastAsia="es-PE"/>
-          <w14:ligatures w14:val="none"/>
+          <ns2:ligatures ns2:val="none"/>
         </w:rPr>
         <w:t/>
       </w:r>
     </w:p>
-    <w:p>
+    <w:p ns2:paraId="1F345F5F" ns2:textId="77777777">
       <w:pPr>
         <w:spacing w:after="0" w:line="240" w:lineRule="auto"/>
         <w:jc w:val="both"/>
@@ -5188,11 +5188,11 @@
           <w:color w:val="000000"/>
           <w:kern w:val="0"/>
           <w:lang w:eastAsia="es-PE"/>
-          <w14:ligatures w14:val="none"/>
-        </w:rPr>
-      </w:pPr>
-    </w:p>
-    <w:p>
+          <ns2:ligatures ns2:val="none"/>
+        </w:rPr>
+      </w:pPr>
+    </w:p>
+    <w:p ns2:paraId="019CC438" ns2:textId="77777777">
       <w:pPr>
         <w:spacing w:after="0" w:line="240" w:lineRule="auto"/>
         <w:jc w:val="both"/>
@@ -5201,11 +5201,11 @@
           <w:color w:val="000000"/>
           <w:kern w:val="0"/>
           <w:lang w:eastAsia="es-PE"/>
-          <w14:ligatures w14:val="none"/>
-        </w:rPr>
-      </w:pPr>
-    </w:p>
-    <w:p>
+          <ns2:ligatures ns2:val="none"/>
+        </w:rPr>
+      </w:pPr>
+    </w:p>
+    <w:p ns2:paraId="0D1B78B6" ns2:textId="4984F8AE">
       <w:pPr>
         <w:pStyle w:val="Prrafodelista"/>
         <w:numPr>
@@ -5221,14 +5221,14 @@
         <w:rPr>
           <w:rFonts w:ascii="Arial Narrow" w:eastAsia="Arial Narrow" w:hAnsi="Arial Narrow" w:cs="Arial Narrow"/>
           <w:kern w:val="0"/>
-          <w14:ligatures w14:val="none"/>
-        </w:rPr>
-      </w:pPr>
-      <w:r>
-        <w:rPr>
-          <w:rFonts w:ascii="Arial Narrow" w:eastAsia="Arial Narrow" w:hAnsi="Arial Narrow" w:cs="Arial Narrow"/>
-          <w:kern w:val="0"/>
-          <w14:ligatures w14:val="none"/>
+          <ns2:ligatures ns2:val="none"/>
+        </w:rPr>
+      </w:pPr>
+      <w:r>
+        <w:rPr>
+          <w:rFonts w:ascii="Arial Narrow" w:eastAsia="Arial Narrow" w:hAnsi="Arial Narrow" w:cs="Arial Narrow"/>
+          <w:kern w:val="0"/>
+          <ns2:ligatures ns2:val="none"/>
         </w:rPr>
         <w:t xml:space="preserve">Presunta infracción </w:t>
       </w:r>
@@ -5236,7 +5236,7 @@
         <w:rPr>
           <w:rFonts w:ascii="Arial Narrow" w:eastAsia="Arial Narrow" w:hAnsi="Arial Narrow" w:cs="Arial Narrow"/>
           <w:kern w:val="0"/>
-          <w14:ligatures w14:val="none"/>
+          <ns2:ligatures ns2:val="none"/>
         </w:rPr>
         <w:t xml:space="preserve">al literal c) del artículo 56 </w:t>
       </w:r>
@@ -5244,7 +5244,7 @@
         <w:rPr>
           <w:rFonts w:ascii="Arial Narrow" w:eastAsia="Arial Narrow" w:hAnsi="Arial Narrow" w:cs="Arial Narrow"/>
           <w:kern w:val="0"/>
-          <w14:ligatures w14:val="none"/>
+          <ns2:ligatures ns2:val="none"/>
         </w:rPr>
         <w:t xml:space="preserve">de la Ley 29571, Código de Protección y Defensa del Consumidor, en tanto </w:t>
       </w:r>
@@ -5252,7 +5252,7 @@
         <w:rPr>
           <w:rFonts w:ascii="Arial Narrow" w:eastAsia="Arial Narrow" w:hAnsi="Arial Narrow" w:cs="Arial Narrow"/>
           <w:kern w:val="0"/>
-          <w14:ligatures w14:val="none"/>
+          <ns2:ligatures ns2:val="none"/>
         </w:rPr>
         <w:t xml:space="preserve">la compañía aseguradora </w:t>
       </w:r>
@@ -5260,7 +5260,7 @@
         <w:rPr>
           <w:rFonts w:ascii="Arial Narrow" w:eastAsia="Arial Narrow" w:hAnsi="Arial Narrow" w:cs="Arial Narrow"/>
           <w:kern w:val="0"/>
-          <w14:ligatures w14:val="none"/>
+          <ns2:ligatures ns2:val="none"/>
         </w:rPr>
         <w:t xml:space="preserve">habría modificado unilateralmente </w:t>
       </w:r>
@@ -5268,7 +5268,7 @@
         <w:rPr>
           <w:rFonts w:ascii="Arial Narrow" w:eastAsia="Arial Narrow" w:hAnsi="Arial Narrow" w:cs="Arial Narrow"/>
           <w:kern w:val="0"/>
-          <w14:ligatures w14:val="none"/>
+          <ns2:ligatures ns2:val="none"/>
         </w:rPr>
         <w:t xml:space="preserve">y sin previa comunicación al denunciante </w:t>
       </w:r>
@@ -5278,7 +5278,7 @@
           <w:color w:val="000000"/>
           <w:kern w:val="0"/>
           <w:lang w:val="es-ES" w:eastAsia="es-ES"/>
-          <w14:ligatures w14:val="none"/>
+          <ns2:ligatures ns2:val="none"/>
         </w:rPr>
         <w:t xml:space="preserve">la Póliza 50997557 </w:t>
       </w:r>
@@ -5288,7 +5288,7 @@
           <w:color w:val="000000"/>
           <w:kern w:val="0"/>
           <w:lang w:val="es-ES" w:eastAsia="es-ES"/>
-          <w14:ligatures w14:val="none"/>
+          <ns2:ligatures ns2:val="none"/>
         </w:rPr>
         <w:t>respecto al monto de las primas</w:t>
       </w:r>
@@ -5298,12 +5298,12 @@
           <w:color w:val="000000"/>
           <w:kern w:val="0"/>
           <w:lang w:val="es-ES" w:eastAsia="es-ES"/>
-          <w14:ligatures w14:val="none"/>
+          <ns2:ligatures ns2:val="none"/>
         </w:rPr>
         <w:t>.</w:t>
       </w:r>
     </w:p>
-    <w:p>
+    <w:p ns2:paraId="7BD5051B" ns2:textId="77777777">
       <w:pPr>
         <w:pStyle w:val="Prrafodelista"/>
         <w:spacing w:after="0" w:line="240" w:lineRule="auto"/>
@@ -5312,11 +5312,11 @@
         <w:rPr>
           <w:rFonts w:ascii="Arial Narrow" w:eastAsia="Arial Narrow" w:hAnsi="Arial Narrow" w:cs="Arial Narrow"/>
           <w:kern w:val="0"/>
-          <w14:ligatures w14:val="none"/>
-        </w:rPr>
-      </w:pPr>
-    </w:p>
-    <w:p>
+          <ns2:ligatures ns2:val="none"/>
+        </w:rPr>
+      </w:pPr>
+    </w:p>
+    <w:p ns2:paraId="21296AFC" ns2:textId="09C4DC6E">
       <w:pPr>
         <w:pStyle w:val="Prrafodelista"/>
         <w:numPr>
@@ -5332,14 +5332,14 @@
         <w:rPr>
           <w:rFonts w:ascii="Arial Narrow" w:eastAsia="Arial Narrow" w:hAnsi="Arial Narrow" w:cs="Arial Narrow"/>
           <w:kern w:val="0"/>
-          <w14:ligatures w14:val="none"/>
-        </w:rPr>
-      </w:pPr>
-      <w:r>
-        <w:rPr>
-          <w:rFonts w:ascii="Arial Narrow" w:eastAsia="Arial Narrow" w:hAnsi="Arial Narrow" w:cs="Arial Narrow"/>
-          <w:kern w:val="0"/>
-          <w14:ligatures w14:val="none"/>
+          <ns2:ligatures ns2:val="none"/>
+        </w:rPr>
+      </w:pPr>
+      <w:r>
+        <w:rPr>
+          <w:rFonts w:ascii="Arial Narrow" w:eastAsia="Arial Narrow" w:hAnsi="Arial Narrow" w:cs="Arial Narrow"/>
+          <w:kern w:val="0"/>
+          <ns2:ligatures ns2:val="none"/>
         </w:rPr>
         <w:t xml:space="preserve">Presunta infracción </w:t>
       </w:r>
@@ -5347,7 +5347,7 @@
         <w:rPr>
           <w:rFonts w:ascii="Arial Narrow" w:eastAsia="Arial Narrow" w:hAnsi="Arial Narrow" w:cs="Arial Narrow"/>
           <w:kern w:val="0"/>
-          <w14:ligatures w14:val="none"/>
+          <ns2:ligatures ns2:val="none"/>
         </w:rPr>
         <w:t xml:space="preserve">al literal c) del artículo 56 </w:t>
       </w:r>
@@ -5355,7 +5355,7 @@
         <w:rPr>
           <w:rFonts w:ascii="Arial Narrow" w:eastAsia="Arial Narrow" w:hAnsi="Arial Narrow" w:cs="Arial Narrow"/>
           <w:kern w:val="0"/>
-          <w14:ligatures w14:val="none"/>
+          <ns2:ligatures ns2:val="none"/>
         </w:rPr>
         <w:t xml:space="preserve">de la Ley 29571, Código de Protección y Defensa del Consumidor, en tanto </w:t>
       </w:r>
@@ -5363,7 +5363,7 @@
         <w:rPr>
           <w:rFonts w:ascii="Arial Narrow" w:eastAsia="Arial Narrow" w:hAnsi="Arial Narrow" w:cs="Arial Narrow"/>
           <w:kern w:val="0"/>
-          <w14:ligatures w14:val="none"/>
+          <ns2:ligatures ns2:val="none"/>
         </w:rPr>
         <w:t xml:space="preserve">la compañía aseguradora habría modificado unilateralmente y sin previa comunicación al denunciante </w:t>
       </w:r>
@@ -5373,7 +5373,7 @@
           <w:color w:val="000000"/>
           <w:kern w:val="0"/>
           <w:lang w:val="es-ES" w:eastAsia="es-ES"/>
-          <w14:ligatures w14:val="none"/>
+          <ns2:ligatures ns2:val="none"/>
         </w:rPr>
         <w:t>la Póliza 51012067 respecto al monto de las primas</w:t>
       </w:r>
@@ -5383,12 +5383,12 @@
           <w:color w:val="000000"/>
           <w:kern w:val="0"/>
           <w:lang w:val="es-ES" w:eastAsia="es-ES"/>
-          <w14:ligatures w14:val="none"/>
+          <ns2:ligatures ns2:val="none"/>
         </w:rPr>
         <w:t>.</w:t>
       </w:r>
     </w:p>
-    <w:p>
+    <w:p ns2:paraId="2B060638" ns2:textId="77777777">
       <w:pPr>
         <w:pStyle w:val="Prrafodelista"/>
         <w:spacing w:after="0" w:line="240" w:lineRule="auto"/>
@@ -5397,11 +5397,11 @@
         <w:rPr>
           <w:rFonts w:ascii="Arial Narrow" w:eastAsia="Arial Narrow" w:hAnsi="Arial Narrow" w:cs="Arial Narrow"/>
           <w:kern w:val="0"/>
-          <w14:ligatures w14:val="none"/>
-        </w:rPr>
-      </w:pPr>
-    </w:p>
-    <w:p>
+          <ns2:ligatures ns2:val="none"/>
+        </w:rPr>
+      </w:pPr>
+    </w:p>
+    <w:p ns2:paraId="2C9D175B" ns2:textId="4BB317BC">
       <w:pPr>
         <w:pStyle w:val="Prrafodelista"/>
         <w:numPr>
@@ -5417,14 +5417,14 @@
         <w:rPr>
           <w:rFonts w:ascii="Arial Narrow" w:eastAsia="Arial Narrow" w:hAnsi="Arial Narrow" w:cs="Arial Narrow"/>
           <w:kern w:val="0"/>
-          <w14:ligatures w14:val="none"/>
-        </w:rPr>
-      </w:pPr>
-      <w:r>
-        <w:rPr>
-          <w:rFonts w:ascii="Arial Narrow" w:eastAsia="Arial Narrow" w:hAnsi="Arial Narrow" w:cs="Arial Narrow"/>
-          <w:kern w:val="0"/>
-          <w14:ligatures w14:val="none"/>
+          <ns2:ligatures ns2:val="none"/>
+        </w:rPr>
+      </w:pPr>
+      <w:r>
+        <w:rPr>
+          <w:rFonts w:ascii="Arial Narrow" w:eastAsia="Arial Narrow" w:hAnsi="Arial Narrow" w:cs="Arial Narrow"/>
+          <w:kern w:val="0"/>
+          <ns2:ligatures ns2:val="none"/>
         </w:rPr>
         <w:t>Presunta infracción a los artículos 18 y 19 de la Ley 29571</w:t>
       </w:r>
@@ -5432,7 +5432,7 @@
         <w:rPr>
           <w:rFonts w:ascii="Arial Narrow" w:eastAsia="Arial Narrow" w:hAnsi="Arial Narrow" w:cs="Arial Narrow"/>
           <w:kern w:val="0"/>
-          <w14:ligatures w14:val="none"/>
+          <ns2:ligatures ns2:val="none"/>
         </w:rPr>
         <w:t xml:space="preserve">, Código de Protección y Defensa del Consumidor, en tanto </w:t>
       </w:r>
@@ -5440,7 +5440,7 @@
         <w:rPr>
           <w:rFonts w:ascii="Arial Narrow" w:eastAsia="Arial Narrow" w:hAnsi="Arial Narrow" w:cs="Arial Narrow"/>
           <w:kern w:val="0"/>
-          <w14:ligatures w14:val="none"/>
+          <ns2:ligatures ns2:val="none"/>
         </w:rPr>
         <w:t xml:space="preserve">la compañía aseguradora </w:t>
       </w:r>
@@ -5448,7 +5448,7 @@
         <w:rPr>
           <w:rFonts w:ascii="Arial Narrow" w:eastAsia="Arial Narrow" w:hAnsi="Arial Narrow" w:cs="Arial Narrow"/>
           <w:kern w:val="0"/>
-          <w14:ligatures w14:val="none"/>
+          <ns2:ligatures ns2:val="none"/>
         </w:rPr>
         <w:t xml:space="preserve">habría anulado </w:t>
       </w:r>
@@ -5456,7 +5456,7 @@
         <w:rPr>
           <w:rFonts w:ascii="Arial Narrow" w:eastAsia="Arial Narrow" w:hAnsi="Arial Narrow" w:cs="Arial Narrow"/>
           <w:kern w:val="0"/>
-          <w14:ligatures w14:val="none"/>
+          <ns2:ligatures ns2:val="none"/>
         </w:rPr>
         <w:t>injustificadamente</w:t>
       </w:r>
@@ -5464,7 +5464,7 @@
         <w:rPr>
           <w:rFonts w:ascii="Arial Narrow" w:eastAsia="Arial Narrow" w:hAnsi="Arial Narrow" w:cs="Arial Narrow"/>
           <w:kern w:val="0"/>
-          <w14:ligatures w14:val="none"/>
+          <ns2:ligatures ns2:val="none"/>
         </w:rPr>
         <w:t xml:space="preserve"> </w:t>
       </w:r>
@@ -5474,7 +5474,7 @@
           <w:color w:val="000000"/>
           <w:kern w:val="0"/>
           <w:lang w:val="es-ES" w:eastAsia="es-ES"/>
-          <w14:ligatures w14:val="none"/>
+          <ns2:ligatures ns2:val="none"/>
         </w:rPr>
         <w:t xml:space="preserve">la Póliza 51012067 </w:t>
       </w:r>
@@ -5482,7 +5482,7 @@
         <w:rPr>
           <w:rFonts w:ascii="Arial Narrow" w:eastAsia="Arial Narrow" w:hAnsi="Arial Narrow" w:cs="Arial Narrow"/>
           <w:kern w:val="0"/>
-          <w14:ligatures w14:val="none"/>
+          <ns2:ligatures ns2:val="none"/>
         </w:rPr>
         <w:t>contratad</w:t>
       </w:r>
@@ -5490,7 +5490,7 @@
         <w:rPr>
           <w:rFonts w:ascii="Arial Narrow" w:eastAsia="Arial Narrow" w:hAnsi="Arial Narrow" w:cs="Arial Narrow"/>
           <w:kern w:val="0"/>
-          <w14:ligatures w14:val="none"/>
+          <ns2:ligatures ns2:val="none"/>
         </w:rPr>
         <w:t>a</w:t>
       </w:r>
@@ -5498,7 +5498,7 @@
         <w:rPr>
           <w:rFonts w:ascii="Arial Narrow" w:eastAsia="Arial Narrow" w:hAnsi="Arial Narrow" w:cs="Arial Narrow"/>
           <w:kern w:val="0"/>
-          <w14:ligatures w14:val="none"/>
+          <ns2:ligatures ns2:val="none"/>
         </w:rPr>
         <w:t xml:space="preserve"> por el denunciante</w:t>
       </w:r>
@@ -5506,12 +5506,12 @@
         <w:rPr>
           <w:rFonts w:ascii="Arial Narrow" w:eastAsia="Arial Narrow" w:hAnsi="Arial Narrow" w:cs="Arial Narrow"/>
           <w:kern w:val="0"/>
-          <w14:ligatures w14:val="none"/>
+          <ns2:ligatures ns2:val="none"/>
         </w:rPr>
         <w:t>.</w:t>
       </w:r>
     </w:p>
-    <w:p>
+    <w:p ns2:paraId="26AFCA70" ns2:textId="77777777">
       <w:pPr>
         <w:pStyle w:val="Prrafodelista"/>
         <w:spacing w:after="0" w:line="240" w:lineRule="auto"/>
@@ -5520,11 +5520,11 @@
         <w:rPr>
           <w:rFonts w:ascii="Arial Narrow" w:eastAsia="Arial Narrow" w:hAnsi="Arial Narrow" w:cs="Arial Narrow"/>
           <w:kern w:val="0"/>
-          <w14:ligatures w14:val="none"/>
-        </w:rPr>
-      </w:pPr>
-    </w:p>
-    <w:p>
+          <ns2:ligatures ns2:val="none"/>
+        </w:rPr>
+      </w:pPr>
+    </w:p>
+    <w:p ns2:paraId="65E2861F" ns2:textId="66129D19">
       <w:pPr>
         <w:pStyle w:val="Prrafodelista"/>
         <w:numPr>
@@ -5540,14 +5540,14 @@
         <w:rPr>
           <w:rFonts w:ascii="Arial Narrow" w:eastAsia="Arial Narrow" w:hAnsi="Arial Narrow" w:cs="Arial Narrow"/>
           <w:kern w:val="0"/>
-          <w14:ligatures w14:val="none"/>
-        </w:rPr>
-      </w:pPr>
-      <w:r>
-        <w:rPr>
-          <w:rFonts w:ascii="Arial Narrow" w:eastAsia="Arial Narrow" w:hAnsi="Arial Narrow" w:cs="Arial Narrow"/>
-          <w:kern w:val="0"/>
-          <w14:ligatures w14:val="none"/>
+          <ns2:ligatures ns2:val="none"/>
+        </w:rPr>
+      </w:pPr>
+      <w:r>
+        <w:rPr>
+          <w:rFonts w:ascii="Arial Narrow" w:eastAsia="Arial Narrow" w:hAnsi="Arial Narrow" w:cs="Arial Narrow"/>
+          <w:kern w:val="0"/>
+          <ns2:ligatures ns2:val="none"/>
         </w:rPr>
         <w:t xml:space="preserve">Presunta infracción a los artículos 18 y 19 de la Ley 29571, Código de Protección y Defensa del Consumidor, en tanto </w:t>
       </w:r>
@@ -5555,7 +5555,7 @@
         <w:rPr>
           <w:rFonts w:ascii="Arial Narrow" w:eastAsia="Arial Narrow" w:hAnsi="Arial Narrow" w:cs="Arial Narrow"/>
           <w:kern w:val="0"/>
-          <w14:ligatures w14:val="none"/>
+          <ns2:ligatures ns2:val="none"/>
         </w:rPr>
         <w:t xml:space="preserve">la compañía aseguradora habría cobrado indebidamente por concepto de primas de </w:t>
       </w:r>
@@ -5565,7 +5565,7 @@
           <w:color w:val="000000"/>
           <w:kern w:val="0"/>
           <w:lang w:val="es-ES" w:eastAsia="es-ES"/>
-          <w14:ligatures w14:val="none"/>
+          <ns2:ligatures ns2:val="none"/>
         </w:rPr>
         <w:t>la Póliza 51012067 desde setiembre de 2022,</w:t>
       </w:r>
@@ -5573,7 +5573,7 @@
         <w:rPr>
           <w:rFonts w:ascii="Arial Narrow" w:eastAsia="Arial Narrow" w:hAnsi="Arial Narrow" w:cs="Arial Narrow"/>
           <w:kern w:val="0"/>
-          <w14:ligatures w14:val="none"/>
+          <ns2:ligatures ns2:val="none"/>
         </w:rPr>
         <w:t xml:space="preserve"> pese a que se encontraba anulada</w:t>
       </w:r>
@@ -5581,12 +5581,12 @@
         <w:rPr>
           <w:rFonts w:ascii="Arial Narrow" w:eastAsia="Arial Narrow" w:hAnsi="Arial Narrow" w:cs="Arial Narrow"/>
           <w:kern w:val="0"/>
-          <w14:ligatures w14:val="none"/>
+          <ns2:ligatures ns2:val="none"/>
         </w:rPr>
         <w:t>.</w:t>
       </w:r>
     </w:p>
-    <w:p>
+    <w:p ns2:paraId="21702259" ns2:textId="77777777">
       <w:pPr>
         <w:pStyle w:val="Prrafodelista"/>
         <w:spacing w:after="0" w:line="240" w:lineRule="auto"/>
@@ -5595,11 +5595,11 @@
         <w:rPr>
           <w:rFonts w:ascii="Arial Narrow" w:eastAsia="Arial Narrow" w:hAnsi="Arial Narrow" w:cs="Arial Narrow"/>
           <w:kern w:val="0"/>
-          <w14:ligatures w14:val="none"/>
-        </w:rPr>
-      </w:pPr>
-    </w:p>
-    <w:p>
+          <ns2:ligatures ns2:val="none"/>
+        </w:rPr>
+      </w:pPr>
+    </w:p>
+    <w:p ns2:paraId="69551072" ns2:textId="1EEC3F02">
       <w:pPr>
         <w:pStyle w:val="Prrafodelista"/>
         <w:numPr>
@@ -5615,14 +5615,14 @@
         <w:rPr>
           <w:rFonts w:ascii="Arial Narrow" w:eastAsia="Arial Narrow" w:hAnsi="Arial Narrow" w:cs="Arial Narrow"/>
           <w:kern w:val="0"/>
-          <w14:ligatures w14:val="none"/>
-        </w:rPr>
-      </w:pPr>
-      <w:r>
-        <w:rPr>
-          <w:rFonts w:ascii="Arial Narrow" w:eastAsia="Arial Narrow" w:hAnsi="Arial Narrow" w:cs="Arial Narrow"/>
-          <w:kern w:val="0"/>
-          <w14:ligatures w14:val="none"/>
+          <ns2:ligatures ns2:val="none"/>
+        </w:rPr>
+      </w:pPr>
+      <w:r>
+        <w:rPr>
+          <w:rFonts w:ascii="Arial Narrow" w:eastAsia="Arial Narrow" w:hAnsi="Arial Narrow" w:cs="Arial Narrow"/>
+          <w:kern w:val="0"/>
+          <ns2:ligatures ns2:val="none"/>
         </w:rPr>
         <w:t>Presunta infracción al artículo 1, numeral 1, literal b) y al artículo 2 de la Ley 29571, Código de Protección y Defensa del Consumidor</w:t>
       </w:r>
@@ -5630,7 +5630,7 @@
         <w:rPr>
           <w:rFonts w:ascii="Arial Narrow" w:eastAsia="Arial Narrow" w:hAnsi="Arial Narrow" w:cs="Arial Narrow"/>
           <w:kern w:val="0"/>
-          <w14:ligatures w14:val="none"/>
+          <ns2:ligatures ns2:val="none"/>
         </w:rPr>
         <w:t xml:space="preserve">, en tanto </w:t>
       </w:r>
@@ -5638,7 +5638,7 @@
         <w:rPr>
           <w:rFonts w:ascii="Arial Narrow" w:eastAsia="Arial Narrow" w:hAnsi="Arial Narrow" w:cs="Arial Narrow"/>
           <w:kern w:val="0"/>
-          <w14:ligatures w14:val="none"/>
+          <ns2:ligatures ns2:val="none"/>
         </w:rPr>
         <w:t xml:space="preserve">la compañía aseguradora no habría brindado información veraz en la carta de fecha 3 de julio de 2025, al señalar que el denunciante la exclusión de </w:t>
       </w:r>
@@ -5648,7 +5648,7 @@
           <w:color w:val="000000"/>
           <w:kern w:val="0"/>
           <w:lang w:val="es-ES" w:eastAsia="es-ES"/>
-          <w14:ligatures w14:val="none"/>
+          <ns2:ligatures ns2:val="none"/>
         </w:rPr>
         <w:t>la Póliza 51012067</w:t>
       </w:r>
@@ -5658,12 +5658,12 @@
           <w:color w:val="000000"/>
           <w:kern w:val="0"/>
           <w:lang w:val="es-ES" w:eastAsia="es-ES"/>
-          <w14:ligatures w14:val="none"/>
+          <ns2:ligatures ns2:val="none"/>
         </w:rPr>
         <w:t>.</w:t>
       </w:r>
     </w:p>
-    <w:p>
+    <w:p ns2:paraId="2E0AA47D" ns2:textId="77777777">
       <w:pPr>
         <w:pStyle w:val="Prrafodelista"/>
         <w:spacing w:after="0" w:line="240" w:lineRule="auto"/>
@@ -5672,11 +5672,11 @@
         <w:rPr>
           <w:rFonts w:ascii="Arial Narrow" w:eastAsia="Arial Narrow" w:hAnsi="Arial Narrow" w:cs="Arial Narrow"/>
           <w:kern w:val="0"/>
-          <w14:ligatures w14:val="none"/>
-        </w:rPr>
-      </w:pPr>
-    </w:p>
-    <w:p>
+          <ns2:ligatures ns2:val="none"/>
+        </w:rPr>
+      </w:pPr>
+    </w:p>
+    <w:p ns2:paraId="6B56C01F" ns2:textId="6A915087">
       <w:pPr>
         <w:pStyle w:val="Prrafodelista"/>
         <w:numPr>
@@ -5692,14 +5692,14 @@
         <w:rPr>
           <w:rFonts w:ascii="Arial Narrow" w:eastAsia="Arial Narrow" w:hAnsi="Arial Narrow" w:cs="Arial Narrow"/>
           <w:kern w:val="0"/>
-          <w14:ligatures w14:val="none"/>
-        </w:rPr>
-      </w:pPr>
-      <w:r>
-        <w:rPr>
-          <w:rFonts w:ascii="Arial Narrow" w:eastAsia="Arial Narrow" w:hAnsi="Arial Narrow" w:cs="Arial Narrow"/>
-          <w:kern w:val="0"/>
-          <w14:ligatures w14:val="none"/>
+          <ns2:ligatures ns2:val="none"/>
+        </w:rPr>
+      </w:pPr>
+      <w:r>
+        <w:rPr>
+          <w:rFonts w:ascii="Arial Narrow" w:eastAsia="Arial Narrow" w:hAnsi="Arial Narrow" w:cs="Arial Narrow"/>
+          <w:kern w:val="0"/>
+          <ns2:ligatures ns2:val="none"/>
         </w:rPr>
         <w:lastRenderedPageBreak/>
         <w:t>Presunta infracción a</w:t>
@@ -5708,7 +5708,7 @@
         <w:rPr>
           <w:rFonts w:ascii="Arial Narrow" w:eastAsia="Arial Narrow" w:hAnsi="Arial Narrow" w:cs="Arial Narrow"/>
           <w:kern w:val="0"/>
-          <w14:ligatures w14:val="none"/>
+          <ns2:ligatures ns2:val="none"/>
         </w:rPr>
         <w:t xml:space="preserve">l numeral 88.1 del artículo 88 </w:t>
       </w:r>
@@ -5716,7 +5716,7 @@
         <w:rPr>
           <w:rFonts w:ascii="Arial Narrow" w:eastAsia="Arial Narrow" w:hAnsi="Arial Narrow" w:cs="Arial Narrow"/>
           <w:kern w:val="0"/>
-          <w14:ligatures w14:val="none"/>
+          <ns2:ligatures ns2:val="none"/>
         </w:rPr>
         <w:t xml:space="preserve">de la Ley 29571, Código de Protección y Defensa del Consumidor, en tanto </w:t>
       </w:r>
@@ -5724,7 +5724,7 @@
         <w:rPr>
           <w:rFonts w:ascii="Arial Narrow" w:eastAsia="Arial Narrow" w:hAnsi="Arial Narrow" w:cs="Arial Narrow"/>
           <w:kern w:val="0"/>
-          <w14:ligatures w14:val="none"/>
+          <ns2:ligatures ns2:val="none"/>
         </w:rPr>
         <w:t>la compañía aseguradora mediante</w:t>
       </w:r>
@@ -5734,7 +5734,7 @@
           <w:color w:val="000000"/>
           <w:kern w:val="0"/>
           <w:lang w:val="es-ES" w:eastAsia="es-ES"/>
-          <w14:ligatures w14:val="none"/>
+          <ns2:ligatures ns2:val="none"/>
         </w:rPr>
         <w:t xml:space="preserve"> carta del </w:t>
       </w:r>
@@ -5744,7 +5744,7 @@
           <w:color w:val="000000"/>
           <w:kern w:val="0"/>
           <w:lang w:eastAsia="es-ES"/>
-          <w14:ligatures w14:val="none"/>
+          <ns2:ligatures ns2:val="none"/>
         </w:rPr>
         <w:t>3 de julio de 2025</w:t>
       </w:r>
@@ -5752,7 +5752,7 @@
         <w:rPr>
           <w:rFonts w:ascii="Arial Narrow" w:eastAsia="Arial Narrow" w:hAnsi="Arial Narrow" w:cs="Arial Narrow"/>
           <w:kern w:val="0"/>
-          <w14:ligatures w14:val="none"/>
+          <ns2:ligatures ns2:val="none"/>
         </w:rPr>
         <w:t xml:space="preserve"> no habría brindado una respuesta adecuada al reclamo presentado por el denunciante, al no pronunciarse sobre el hecho cuestionado</w:t>
       </w:r>
@@ -5760,12 +5760,12 @@
         <w:rPr>
           <w:rFonts w:ascii="Arial Narrow" w:eastAsia="Arial Narrow" w:hAnsi="Arial Narrow" w:cs="Arial Narrow"/>
           <w:kern w:val="0"/>
-          <w14:ligatures w14:val="none"/>
+          <ns2:ligatures ns2:val="none"/>
         </w:rPr>
         <w:t>.</w:t>
       </w:r>
     </w:p>
-    <w:p>
+    <w:p ns2:paraId="4085E2B3" ns2:textId="77777777">
       <w:pPr>
         <w:pStyle w:val="Prrafodelista"/>
         <w:spacing w:after="0" w:line="240" w:lineRule="auto"/>
@@ -5774,11 +5774,11 @@
         <w:rPr>
           <w:rFonts w:ascii="Arial Narrow" w:eastAsia="Arial Narrow" w:hAnsi="Arial Narrow" w:cs="Arial Narrow"/>
           <w:kern w:val="0"/>
-          <w14:ligatures w14:val="none"/>
-        </w:rPr>
-      </w:pPr>
-    </w:p>
-    <w:p>
+          <ns2:ligatures ns2:val="none"/>
+        </w:rPr>
+      </w:pPr>
+    </w:p>
+    <w:p ns2:paraId="2D2E74AA" ns2:textId="3959BB71">
       <w:pPr>
         <w:pStyle w:val="Prrafodelista"/>
         <w:numPr>
@@ -5794,14 +5794,14 @@
         <w:rPr>
           <w:rFonts w:ascii="Arial Narrow" w:eastAsia="Arial Narrow" w:hAnsi="Arial Narrow" w:cs="Arial Narrow"/>
           <w:kern w:val="0"/>
-          <w14:ligatures w14:val="none"/>
-        </w:rPr>
-      </w:pPr>
-      <w:r>
-        <w:rPr>
-          <w:rFonts w:ascii="Arial Narrow" w:eastAsia="Arial Narrow" w:hAnsi="Arial Narrow" w:cs="Arial Narrow"/>
-          <w:kern w:val="0"/>
-          <w14:ligatures w14:val="none"/>
+          <ns2:ligatures ns2:val="none"/>
+        </w:rPr>
+      </w:pPr>
+      <w:r>
+        <w:rPr>
+          <w:rFonts w:ascii="Arial Narrow" w:eastAsia="Arial Narrow" w:hAnsi="Arial Narrow" w:cs="Arial Narrow"/>
+          <w:kern w:val="0"/>
+          <ns2:ligatures ns2:val="none"/>
         </w:rPr>
         <w:t xml:space="preserve">Presunta infracción a los artículos 18 y 19 de la Ley 29571, Código de Protección y Defensa del Consumidor, en tanto </w:t>
       </w:r>
@@ -5809,7 +5809,7 @@
         <w:rPr>
           <w:rFonts w:ascii="Arial Narrow" w:eastAsia="Arial Narrow" w:hAnsi="Arial Narrow" w:cs="Arial Narrow"/>
           <w:kern w:val="0"/>
-          <w14:ligatures w14:val="none"/>
+          <ns2:ligatures ns2:val="none"/>
         </w:rPr>
         <w:t xml:space="preserve">la compañía aseguradora habría </w:t>
       </w:r>
@@ -5817,7 +5817,7 @@
         <w:rPr>
           <w:rFonts w:ascii="Arial Narrow" w:eastAsia="Arial Narrow" w:hAnsi="Arial Narrow" w:cs="Arial Narrow"/>
           <w:kern w:val="0"/>
-          <w14:ligatures w14:val="none"/>
+          <ns2:ligatures ns2:val="none"/>
         </w:rPr>
         <w:t xml:space="preserve">ofrecido </w:t>
       </w:r>
@@ -5825,7 +5825,7 @@
         <w:rPr>
           <w:rFonts w:ascii="Arial Narrow" w:eastAsia="Arial Narrow" w:hAnsi="Arial Narrow" w:cs="Arial Narrow"/>
           <w:kern w:val="0"/>
-          <w14:ligatures w14:val="none"/>
+          <ns2:ligatures ns2:val="none"/>
         </w:rPr>
         <w:t>rehabilitar</w:t>
       </w:r>
@@ -5833,7 +5833,7 @@
         <w:rPr>
           <w:rFonts w:ascii="Arial Narrow" w:eastAsia="Arial Narrow" w:hAnsi="Arial Narrow" w:cs="Arial Narrow"/>
           <w:kern w:val="0"/>
-          <w14:ligatures w14:val="none"/>
+          <ns2:ligatures ns2:val="none"/>
         </w:rPr>
         <w:t xml:space="preserve"> al denunciante</w:t>
       </w:r>
@@ -5841,7 +5841,7 @@
         <w:rPr>
           <w:rFonts w:ascii="Arial Narrow" w:eastAsia="Arial Narrow" w:hAnsi="Arial Narrow" w:cs="Arial Narrow"/>
           <w:kern w:val="0"/>
-          <w14:ligatures w14:val="none"/>
+          <ns2:ligatures ns2:val="none"/>
         </w:rPr>
         <w:t xml:space="preserve"> </w:t>
       </w:r>
@@ -5851,7 +5851,7 @@
           <w:color w:val="000000"/>
           <w:kern w:val="0"/>
           <w:lang w:val="es-ES" w:eastAsia="es-ES"/>
-          <w14:ligatures w14:val="none"/>
+          <ns2:ligatures ns2:val="none"/>
         </w:rPr>
         <w:t xml:space="preserve">la Póliza 51012067, pese </w:t>
       </w:r>
@@ -5861,7 +5861,7 @@
           <w:color w:val="000000"/>
           <w:kern w:val="0"/>
           <w:lang w:val="es-ES" w:eastAsia="es-ES"/>
-          <w14:ligatures w14:val="none"/>
+          <ns2:ligatures ns2:val="none"/>
         </w:rPr>
         <w:t>a que la póliza no se encontraba suspendida y requería remitir la autorización de descuento en formato especial que no existe</w:t>
       </w:r>
@@ -5871,12 +5871,12 @@
           <w:color w:val="000000"/>
           <w:kern w:val="0"/>
           <w:lang w:val="es-ES" w:eastAsia="es-ES"/>
-          <w14:ligatures w14:val="none"/>
+          <ns2:ligatures ns2:val="none"/>
         </w:rPr>
         <w:t xml:space="preserve">. </w:t>
       </w:r>
     </w:p>
-    <w:p>
+    <w:p ns2:paraId="0D9BCDAF" ns2:textId="77777777">
       <w:pPr>
         <w:pStyle w:val="Prrafodelista"/>
         <w:spacing w:after="0" w:line="240" w:lineRule="auto"/>
@@ -5885,11 +5885,11 @@
         <w:rPr>
           <w:rFonts w:ascii="Arial Narrow" w:eastAsia="Arial Narrow" w:hAnsi="Arial Narrow" w:cs="Arial Narrow"/>
           <w:kern w:val="0"/>
-          <w14:ligatures w14:val="none"/>
-        </w:rPr>
-      </w:pPr>
-    </w:p>
-    <w:p>
+          <ns2:ligatures ns2:val="none"/>
+        </w:rPr>
+      </w:pPr>
+    </w:p>
+    <w:p ns2:paraId="0918FB0C" ns2:textId="3220A419">
       <w:pPr>
         <w:pStyle w:val="Prrafodelista"/>
         <w:numPr>
@@ -5905,14 +5905,14 @@
         <w:rPr>
           <w:rFonts w:ascii="Arial Narrow" w:eastAsia="Arial Narrow" w:hAnsi="Arial Narrow" w:cs="Arial Narrow"/>
           <w:kern w:val="0"/>
-          <w14:ligatures w14:val="none"/>
-        </w:rPr>
-      </w:pPr>
-      <w:r>
-        <w:rPr>
-          <w:rFonts w:ascii="Arial Narrow" w:eastAsia="Arial Narrow" w:hAnsi="Arial Narrow" w:cs="Arial Narrow"/>
-          <w:kern w:val="0"/>
-          <w14:ligatures w14:val="none"/>
+          <ns2:ligatures ns2:val="none"/>
+        </w:rPr>
+      </w:pPr>
+      <w:r>
+        <w:rPr>
+          <w:rFonts w:ascii="Arial Narrow" w:eastAsia="Arial Narrow" w:hAnsi="Arial Narrow" w:cs="Arial Narrow"/>
+          <w:kern w:val="0"/>
+          <ns2:ligatures ns2:val="none"/>
         </w:rPr>
         <w:t xml:space="preserve">Presunta infracción a los artículos 18 y 19 de la Ley 29571, Código de Protección y Defensa del Consumidor, en tanto </w:t>
       </w:r>
@@ -5920,7 +5920,7 @@
         <w:rPr>
           <w:rFonts w:ascii="Arial Narrow" w:eastAsia="Arial Narrow" w:hAnsi="Arial Narrow" w:cs="Arial Narrow"/>
           <w:kern w:val="0"/>
-          <w14:ligatures w14:val="none"/>
+          <ns2:ligatures ns2:val="none"/>
         </w:rPr>
         <w:t xml:space="preserve">la compañía aseguradora habría condicionado indebidamente al denunciante el reembolso de las primas de la </w:t>
       </w:r>
@@ -5930,7 +5930,7 @@
           <w:color w:val="000000"/>
           <w:kern w:val="0"/>
           <w:lang w:val="es-ES" w:eastAsia="es-ES"/>
-          <w14:ligatures w14:val="none"/>
+          <ns2:ligatures ns2:val="none"/>
         </w:rPr>
         <w:t>Póliza 51012067 desde setiembre de 2022 solo si no deseaba continuar con el seguro</w:t>
       </w:r>
@@ -5940,23 +5940,23 @@
           <w:color w:val="000000"/>
           <w:kern w:val="0"/>
           <w:lang w:val="es-ES" w:eastAsia="es-ES"/>
-          <w14:ligatures w14:val="none"/>
+          <ns2:ligatures ns2:val="none"/>
         </w:rPr>
         <w:t>.</w:t>
       </w:r>
     </w:p>
-    <w:p>
-      <w:pPr>
-        <w:spacing w:after="0" w:line="240" w:lineRule="auto"/>
-        <w:jc w:val="both"/>
-        <w:rPr>
-          <w:rFonts w:ascii="Arial Narrow" w:eastAsia="Arial Narrow" w:hAnsi="Arial Narrow" w:cs="Arial Narrow"/>
-          <w:kern w:val="0"/>
-          <w14:ligatures w14:val="none"/>
-        </w:rPr>
-      </w:pPr>
-    </w:p>
-    <w:p>
+    <w:p ns2:paraId="042B3F54" ns2:textId="777BBF33">
+      <w:pPr>
+        <w:spacing w:after="0" w:line="240" w:lineRule="auto"/>
+        <w:jc w:val="both"/>
+        <w:rPr>
+          <w:rFonts w:ascii="Arial Narrow" w:eastAsia="Arial Narrow" w:hAnsi="Arial Narrow" w:cs="Arial Narrow"/>
+          <w:kern w:val="0"/>
+          <ns2:ligatures ns2:val="none"/>
+        </w:rPr>
+      </w:pPr>
+    </w:p>
+    <w:p ns2:paraId="0A292C9F" ns2:textId="43CCE6D7">
       <w:pPr>
         <w:spacing w:line="240" w:lineRule="auto"/>
         <w:contextualSpacing/>
@@ -5964,17 +5964,17 @@
         <w:rPr>
           <w:rFonts w:ascii="Arial Narrow" w:eastAsia="Calibri" w:hAnsi="Arial Narrow" w:cs="Arial"/>
           <w:kern w:val="0"/>
-          <w14:ligatures w14:val="none"/>
-        </w:rPr>
-      </w:pPr>
-      <w:r>
-        <w:rPr>
-          <w:rFonts w:ascii="Arial Narrow" w:eastAsia="Arial Narrow" w:hAnsi="Arial Narrow" w:cs="Arial Narrow"/>
-          <w:b/>
-          <w:color w:val="000000"/>
-          <w:kern w:val="0"/>
-          <w:lang w:eastAsia="es-PE"/>
-          <w14:ligatures w14:val="none"/>
+          <ns2:ligatures ns2:val="none"/>
+        </w:rPr>
+      </w:pPr>
+      <w:r>
+        <w:rPr>
+          <w:rFonts w:ascii="Arial Narrow" w:eastAsia="Arial Narrow" w:hAnsi="Arial Narrow" w:cs="Arial Narrow"/>
+          <w:b/>
+          <w:color w:val="000000"/>
+          <w:kern w:val="0"/>
+          <w:lang w:eastAsia="es-PE"/>
+          <ns2:ligatures ns2:val="none"/>
         </w:rPr>
         <w:t>SEGUNDO:</w:t>
       </w:r>
@@ -5984,7 +5984,7 @@
           <w:color w:val="000000"/>
           <w:kern w:val="0"/>
           <w:lang w:eastAsia="es-PE"/>
-          <w14:ligatures w14:val="none"/>
+          <ns2:ligatures ns2:val="none"/>
         </w:rPr>
         <w:t xml:space="preserve"> tener por ofrecidos los medios probatorios presentados en el escrito de denuncia </w:t>
       </w:r>
@@ -5994,7 +5994,7 @@
           <w:color w:val="000000"/>
           <w:kern w:val="0"/>
           <w:lang w:val="es-ES" w:eastAsia="es-ES"/>
-          <w14:ligatures w14:val="none"/>
+          <ns2:ligatures ns2:val="none"/>
         </w:rPr>
         <w:t xml:space="preserve">del </w:t>
       </w:r>
@@ -6004,7 +6004,7 @@
           <w:color w:val="000000"/>
           <w:kern w:val="0"/>
           <w:lang w:val="es-ES" w:eastAsia="es-ES"/>
-          <w14:ligatures w14:val="none"/>
+          <ns2:ligatures ns2:val="none"/>
         </w:rPr>
         <w:t>11 de agosto de 2025</w:t>
       </w:r>
@@ -6012,12 +6012,12 @@
         <w:rPr>
           <w:rFonts w:ascii="Arial Narrow" w:eastAsia="Calibri" w:hAnsi="Arial Narrow" w:cs="Arial"/>
           <w:kern w:val="0"/>
-          <w14:ligatures w14:val="none"/>
+          <ns2:ligatures ns2:val="none"/>
         </w:rPr>
         <w:t>.</w:t>
       </w:r>
     </w:p>
-    <w:p>
+    <w:p ns2:paraId="68A17E97" ns2:textId="77777777">
       <w:pPr>
         <w:spacing w:line="240" w:lineRule="auto"/>
         <w:contextualSpacing/>
@@ -6027,30 +6027,30 @@
           <w:color w:val="000000"/>
           <w:kern w:val="0"/>
           <w:lang w:eastAsia="es-PE"/>
-          <w14:ligatures w14:val="none"/>
-        </w:rPr>
-      </w:pPr>
-    </w:p>
-    <w:p>
-      <w:pPr>
-        <w:spacing w:after="0" w:line="240" w:lineRule="auto"/>
-        <w:jc w:val="both"/>
-        <w:rPr>
-          <w:rFonts w:ascii="Arial Narrow" w:eastAsia="Arial Narrow" w:hAnsi="Arial Narrow" w:cs="Arial Narrow"/>
-          <w:color w:val="000000"/>
-          <w:kern w:val="0"/>
-          <w:lang w:eastAsia="es-PE"/>
-          <w14:ligatures w14:val="none"/>
-        </w:rPr>
-      </w:pPr>
-      <w:r>
-        <w:rPr>
-          <w:rFonts w:ascii="Arial Narrow" w:eastAsia="Arial Narrow" w:hAnsi="Arial Narrow" w:cs="Arial Narrow"/>
-          <w:b/>
-          <w:color w:val="000000"/>
-          <w:kern w:val="0"/>
-          <w:lang w:eastAsia="es-PE"/>
-          <w14:ligatures w14:val="none"/>
+          <ns2:ligatures ns2:val="none"/>
+        </w:rPr>
+      </w:pPr>
+    </w:p>
+    <w:p ns2:paraId="168254DA" ns2:textId="343B54F1">
+      <w:pPr>
+        <w:spacing w:after="0" w:line="240" w:lineRule="auto"/>
+        <w:jc w:val="both"/>
+        <w:rPr>
+          <w:rFonts w:ascii="Arial Narrow" w:eastAsia="Arial Narrow" w:hAnsi="Arial Narrow" w:cs="Arial Narrow"/>
+          <w:color w:val="000000"/>
+          <w:kern w:val="0"/>
+          <w:lang w:eastAsia="es-PE"/>
+          <ns2:ligatures ns2:val="none"/>
+        </w:rPr>
+      </w:pPr>
+      <w:r>
+        <w:rPr>
+          <w:rFonts w:ascii="Arial Narrow" w:eastAsia="Arial Narrow" w:hAnsi="Arial Narrow" w:cs="Arial Narrow"/>
+          <w:b/>
+          <w:color w:val="000000"/>
+          <w:kern w:val="0"/>
+          <w:lang w:eastAsia="es-PE"/>
+          <ns2:ligatures ns2:val="none"/>
         </w:rPr>
         <w:t xml:space="preserve">TERCERO: </w:t>
       </w:r>
@@ -6060,7 +6060,7 @@
           <w:color w:val="000000"/>
           <w:kern w:val="0"/>
           <w:lang w:eastAsia="es-PE"/>
-          <w14:ligatures w14:val="none"/>
+          <ns2:ligatures ns2:val="none"/>
         </w:rPr>
         <w:t>requerir</w:t>
       </w:r>
@@ -6070,7 +6070,7 @@
           <w:color w:val="000000"/>
           <w:kern w:val="0"/>
           <w:lang w:eastAsia="es-PE"/>
-          <w14:ligatures w14:val="none"/>
+          <ns2:ligatures ns2:val="none"/>
         </w:rPr>
         <w:t xml:space="preserve"> a </w:t>
       </w:r>
@@ -6081,7 +6081,7 @@
           <w:kern w:val="0"/>
           <w:shd w:val="clear" w:color="auto" w:fill="FFFFFF"/>
           <w:lang w:eastAsia="es-PE"/>
-          <w14:ligatures w14:val="none"/>
+          <ns2:ligatures ns2:val="none"/>
         </w:rPr>
         <w:t>Rímac Seguros y Reaseguros S.A.</w:t>
       </w:r>
@@ -6091,12 +6091,12 @@
           <w:color w:val="000000"/>
           <w:kern w:val="0"/>
           <w:lang w:eastAsia="es-PE"/>
-          <w14:ligatures w14:val="none"/>
+          <ns2:ligatures ns2:val="none"/>
         </w:rPr>
         <w:t xml:space="preserve"> que cumpla con lo siguiente:</w:t>
       </w:r>
     </w:p>
-    <w:p>
+    <w:p ns2:paraId="20FDFB8D" ns2:textId="77777777">
       <w:pPr>
         <w:spacing w:after="0" w:line="240" w:lineRule="auto"/>
         <w:jc w:val="both"/>
@@ -6105,11 +6105,11 @@
           <w:color w:val="000000"/>
           <w:kern w:val="0"/>
           <w:lang w:eastAsia="es-PE"/>
-          <w14:ligatures w14:val="none"/>
-        </w:rPr>
-      </w:pPr>
-    </w:p>
-    <w:p>
+          <ns2:ligatures ns2:val="none"/>
+        </w:rPr>
+      </w:pPr>
+    </w:p>
+    <w:p ns2:paraId="4AA80738" ns2:textId="77777777">
       <w:pPr>
         <w:numPr>
           <w:ilvl w:val="0"/>
@@ -6123,21 +6123,21 @@
           <w:color w:val="000000"/>
           <w:kern w:val="0"/>
           <w:lang w:eastAsia="es-PE"/>
-          <w14:ligatures w14:val="none"/>
-        </w:rPr>
-      </w:pPr>
-      <w:r>
-        <w:rPr>
-          <w:rFonts w:ascii="Arial Narrow" w:eastAsia="Arial Narrow" w:hAnsi="Arial Narrow" w:cs="Arial Narrow"/>
-          <w:color w:val="000000"/>
-          <w:kern w:val="0"/>
-          <w:lang w:eastAsia="es-PE"/>
-          <w14:ligatures w14:val="none"/>
+          <ns2:ligatures ns2:val="none"/>
+        </w:rPr>
+      </w:pPr>
+      <w:r>
+        <w:rPr>
+          <w:rFonts w:ascii="Arial Narrow" w:eastAsia="Arial Narrow" w:hAnsi="Arial Narrow" w:cs="Arial Narrow"/>
+          <w:color w:val="000000"/>
+          <w:kern w:val="0"/>
+          <w:lang w:eastAsia="es-PE"/>
+          <ns2:ligatures ns2:val="none"/>
         </w:rPr>
         <w:t>presentar documentos que acrediten su inscripción en los Registros Públicos o una declaración jurada que indique que cuenta con dicha inscripción;</w:t>
       </w:r>
     </w:p>
-    <w:p>
+    <w:p ns2:paraId="2B29D59F" ns2:textId="77777777">
       <w:pPr>
         <w:numPr>
           <w:ilvl w:val="0"/>
@@ -6151,21 +6151,21 @@
           <w:color w:val="000000"/>
           <w:kern w:val="0"/>
           <w:lang w:eastAsia="es-PE"/>
-          <w14:ligatures w14:val="none"/>
-        </w:rPr>
-      </w:pPr>
-      <w:r>
-        <w:rPr>
-          <w:rFonts w:ascii="Arial Narrow" w:eastAsia="Arial Narrow" w:hAnsi="Arial Narrow" w:cs="Arial Narrow"/>
-          <w:color w:val="000000"/>
-          <w:kern w:val="0"/>
-          <w:lang w:eastAsia="es-PE"/>
-          <w14:ligatures w14:val="none"/>
+          <ns2:ligatures ns2:val="none"/>
+        </w:rPr>
+      </w:pPr>
+      <w:r>
+        <w:rPr>
+          <w:rFonts w:ascii="Arial Narrow" w:eastAsia="Arial Narrow" w:hAnsi="Arial Narrow" w:cs="Arial Narrow"/>
+          <w:color w:val="000000"/>
+          <w:kern w:val="0"/>
+          <w:lang w:eastAsia="es-PE"/>
+          <ns2:ligatures ns2:val="none"/>
         </w:rPr>
         <w:t>presentar copia simple de las facultades de representación de su representante legal en el presente procedimiento o la declaración jurada que indique que cuenta con dichas facultades y que estas se encuentran vigentes;</w:t>
       </w:r>
     </w:p>
-    <w:p>
+    <w:p ns2:paraId="7EF50C46" ns2:textId="77777777">
       <w:pPr>
         <w:numPr>
           <w:ilvl w:val="0"/>
@@ -6179,21 +6179,21 @@
           <w:color w:val="000000"/>
           <w:kern w:val="0"/>
           <w:lang w:eastAsia="es-PE"/>
-          <w14:ligatures w14:val="none"/>
-        </w:rPr>
-      </w:pPr>
-      <w:r>
-        <w:rPr>
-          <w:rFonts w:ascii="Arial Narrow" w:eastAsia="Arial Narrow" w:hAnsi="Arial Narrow" w:cs="Arial Narrow"/>
-          <w:color w:val="000000"/>
-          <w:kern w:val="0"/>
-          <w:lang w:eastAsia="es-PE"/>
-          <w14:ligatures w14:val="none"/>
+          <ns2:ligatures ns2:val="none"/>
+        </w:rPr>
+      </w:pPr>
+      <w:r>
+        <w:rPr>
+          <w:rFonts w:ascii="Arial Narrow" w:eastAsia="Arial Narrow" w:hAnsi="Arial Narrow" w:cs="Arial Narrow"/>
+          <w:color w:val="000000"/>
+          <w:kern w:val="0"/>
+          <w:lang w:eastAsia="es-PE"/>
+          <ns2:ligatures ns2:val="none"/>
         </w:rPr>
         <w:t>consignar el Número de Registro Único de Contribuyentes (RUC); y,</w:t>
       </w:r>
     </w:p>
-    <w:p>
+    <w:p ns2:paraId="19E4DFA1" ns2:textId="77777777">
       <w:pPr>
         <w:numPr>
           <w:ilvl w:val="0"/>
@@ -6205,16 +6205,16 @@
         <w:rPr>
           <w:rFonts w:ascii="Arial Narrow" w:eastAsia="Calibri" w:hAnsi="Arial Narrow" w:cs="Arial"/>
           <w:kern w:val="0"/>
-          <w14:ligatures w14:val="none"/>
-        </w:rPr>
-      </w:pPr>
-      <w:r>
-        <w:rPr>
-          <w:rFonts w:ascii="Arial Narrow" w:eastAsia="Arial Narrow" w:hAnsi="Arial Narrow" w:cs="Arial Narrow"/>
-          <w:color w:val="000000"/>
-          <w:kern w:val="0"/>
-          <w:lang w:eastAsia="es-PE"/>
-          <w14:ligatures w14:val="none"/>
+          <ns2:ligatures ns2:val="none"/>
+        </w:rPr>
+      </w:pPr>
+      <w:r>
+        <w:rPr>
+          <w:rFonts w:ascii="Arial Narrow" w:eastAsia="Arial Narrow" w:hAnsi="Arial Narrow" w:cs="Arial Narrow"/>
+          <w:color w:val="000000"/>
+          <w:kern w:val="0"/>
+          <w:lang w:eastAsia="es-PE"/>
+          <ns2:ligatures ns2:val="none"/>
         </w:rPr>
         <w:t>fijar domicilio procesal para el procedimiento, de conformidad con el numeral 1 del artículo 442</w:t>
       </w:r>
@@ -6224,7 +6224,7 @@
           <w:color w:val="000000"/>
           <w:kern w:val="0"/>
           <w:lang w:eastAsia="es-PE"/>
-          <w14:ligatures w14:val="none"/>
+          <ns2:ligatures ns2:val="none"/>
         </w:rPr>
         <w:t/>
       </w:r>
@@ -6234,7 +6234,7 @@
           <w:color w:val="000000"/>
           <w:kern w:val="0"/>
           <w:lang w:eastAsia="es-PE"/>
-          <w14:ligatures w14:val="none"/>
+          <ns2:ligatures ns2:val="none"/>
         </w:rPr>
         <w:t xml:space="preserve"> del Código Procesal Civil. </w:t>
       </w:r>
@@ -6242,7 +6242,7 @@
         <w:rPr>
           <w:rFonts w:ascii="Arial Narrow" w:eastAsia="Calibri" w:hAnsi="Arial Narrow" w:cs="Arial"/>
           <w:kern w:val="0"/>
-          <w14:ligatures w14:val="none"/>
+          <ns2:ligatures ns2:val="none"/>
         </w:rPr>
         <w:t>Para ello podrá señalar domicilio físico o una dirección electrónica a la que pueda remitirse las notificaciones</w:t>
       </w:r>
@@ -6251,12 +6251,12 @@
           <w:rFonts w:ascii="Arial Narrow" w:eastAsia="Arial" w:hAnsi="Arial Narrow" w:cs="Arial"/>
           <w:kern w:val="0"/>
           <w:lang w:val="es"/>
-          <w14:ligatures w14:val="none"/>
+          <ns2:ligatures ns2:val="none"/>
         </w:rPr>
         <w:t>;</w:t>
       </w:r>
     </w:p>
-    <w:p>
+    <w:p ns2:paraId="7C63E340" ns2:textId="77777777">
       <w:pPr>
         <w:numPr>
           <w:ilvl w:val="0"/>
@@ -6268,14 +6268,14 @@
         <w:rPr>
           <w:rFonts w:ascii="Arial Narrow" w:eastAsia="Calibri" w:hAnsi="Arial Narrow" w:cs="Arial"/>
           <w:kern w:val="0"/>
-          <w14:ligatures w14:val="none"/>
+          <ns2:ligatures ns2:val="none"/>
         </w:rPr>
       </w:pPr>
       <w:r>
         <w:rPr>
           <w:rFonts w:ascii="Arial Narrow" w:eastAsia="Calibri" w:hAnsi="Arial Narrow" w:cs="Arial"/>
           <w:kern w:val="0"/>
-          <w14:ligatures w14:val="none"/>
+          <ns2:ligatures ns2:val="none"/>
         </w:rPr>
         <w:t xml:space="preserve">en caso califique como </w:t>
       </w:r>
@@ -6284,7 +6284,7 @@
         <w:rPr>
           <w:rFonts w:ascii="Arial Narrow" w:eastAsia="Calibri" w:hAnsi="Arial Narrow" w:cs="Arial"/>
           <w:kern w:val="0"/>
-          <w14:ligatures w14:val="none"/>
+          <ns2:ligatures ns2:val="none"/>
         </w:rPr>
         <w:t>micro empresa</w:t>
       </w:r>
@@ -6293,7 +6293,7 @@
         <w:rPr>
           <w:rFonts w:ascii="Arial Narrow" w:eastAsia="Calibri" w:hAnsi="Arial Narrow" w:cs="Arial"/>
           <w:kern w:val="0"/>
-          <w14:ligatures w14:val="none"/>
+          <ns2:ligatures ns2:val="none"/>
         </w:rPr>
         <w:t xml:space="preserve"> o pequeña empresa, presentar los documentos que acrediten su volumen de ventas o ingresos brutos percibidos el año anterior relativo a todas sus actividades económicas y el número de trabajadores con el que cuenta</w:t>
       </w:r>
@@ -6303,7 +6303,7 @@
           <w:rFonts w:ascii="Arial Narrow" w:eastAsia="Calibri" w:hAnsi="Arial Narrow" w:cs="Arial"/>
           <w:kern w:val="0"/>
           <w:vertAlign w:val="superscript"/>
-          <w14:ligatures w14:val="none"/>
+          <ns2:ligatures ns2:val="none"/>
         </w:rPr>
         <w:footnoteReference w:id="9"/>
       </w:r>
@@ -6311,7 +6311,7 @@
         <w:rPr>
           <w:rFonts w:ascii="Arial Narrow" w:eastAsia="Calibri" w:hAnsi="Arial Narrow" w:cs="Arial"/>
           <w:kern w:val="0"/>
-          <w14:ligatures w14:val="none"/>
+          <ns2:ligatures ns2:val="none"/>
         </w:rPr>
         <w:t>. Ello, a fin de que la Comisión pueda meritar dicha documentación, conforme lo establece el artículo 110</w:t>
       </w:r>
@@ -6321,7 +6321,7 @@
           <w:color w:val="000000"/>
           <w:kern w:val="0"/>
           <w:lang w:eastAsia="es-PE"/>
-          <w14:ligatures w14:val="none"/>
+          <ns2:ligatures ns2:val="none"/>
         </w:rPr>
         <w:t/>
       </w:r>
@@ -6329,7 +6329,7 @@
         <w:rPr>
           <w:rFonts w:ascii="Arial Narrow" w:eastAsia="Calibri" w:hAnsi="Arial Narrow" w:cs="Arial"/>
           <w:kern w:val="0"/>
-          <w14:ligatures w14:val="none"/>
+          <ns2:ligatures ns2:val="none"/>
         </w:rPr>
         <w:t xml:space="preserve"> del </w:t>
       </w:r>
@@ -6338,7 +6338,7 @@
           <w:rFonts w:ascii="Arial Narrow" w:eastAsia="Calibri" w:hAnsi="Arial Narrow" w:cs="Arial"/>
           <w:spacing w:val="-2"/>
           <w:kern w:val="0"/>
-          <w14:ligatures w14:val="none"/>
+          <ns2:ligatures ns2:val="none"/>
         </w:rPr>
         <w:t>Código</w:t>
       </w:r>
@@ -6349,7 +6349,7 @@
           <w:spacing w:val="-2"/>
           <w:kern w:val="0"/>
           <w:vertAlign w:val="superscript"/>
-          <w14:ligatures w14:val="none"/>
+          <ns2:ligatures ns2:val="none"/>
         </w:rPr>
         <w:footnoteReference w:id="10"/>
       </w:r>
@@ -6358,67 +6358,102 @@
           <w:rFonts w:ascii="Arial Narrow" w:eastAsia="Calibri" w:hAnsi="Arial Narrow" w:cs="Arial"/>
           <w:spacing w:val="-2"/>
           <w:kern w:val="0"/>
-          <w14:ligatures w14:val="none"/>
+          <ns2:ligatures ns2:val="none"/>
         </w:rPr>
         <w:t>.</w:t>
       </w:r>
     </w:p>
+    <w:p ns2:paraId="1F11FE32" ns2:textId="77777777">
+      <w:pPr>
+        <w:spacing w:after="0" w:line="240" w:lineRule="auto"/>
+        <w:ind w:left="567"/>
+        <w:jc w:val="both"/>
+        <w:rPr>
+          <w:rFonts w:ascii="Arial Narrow" w:eastAsia="Arial Narrow" w:hAnsi="Arial Narrow" w:cs="Arial Narrow"/>
+          <w:color w:val="000000"/>
+          <w:kern w:val="0"/>
+          <w:lang w:eastAsia="es-PE"/>
+          <ns2:ligatures ns2:val="none"/>
+        </w:rPr>
+      </w:pPr>
+    </w:p>
     <w:p>
       <w:pPr>
         <w:spacing w:after="0" w:line="240" w:lineRule="auto"/>
-        <w:ind w:left="567"/>
-        <w:jc w:val="both"/>
-        <w:rPr>
-          <w:rFonts w:ascii="Arial Narrow" w:eastAsia="Arial Narrow" w:hAnsi="Arial Narrow" w:cs="Arial Narrow"/>
-          <w:color w:val="000000"/>
-          <w:kern w:val="0"/>
-          <w:lang w:eastAsia="es-PE"/>
-          <w14:ligatures w14:val="none"/>
-        </w:rPr>
-      </w:pPr>
-    </w:p>
-    <w:p>
-      <w:pPr>
-        <w:spacing w:after="0" w:line="240" w:lineRule="auto"/>
-        <w:jc w:val="both"/>
-        <w:rPr>
-          <w:rFonts w:ascii="Arial Narrow" w:eastAsia="Arial Narrow" w:hAnsi="Arial Narrow" w:cs="Arial Narrow"/>
-          <w:color w:val="000000"/>
-          <w:kern w:val="0"/>
-          <w:lang w:eastAsia="es-PE"/>
-          <w14:ligatures w14:val="none"/>
-        </w:rPr>
-      </w:pPr>
-      <w:r>
-        <w:rPr>
-          <w:rFonts w:ascii="Arial Narrow" w:eastAsia="Arial Narrow" w:hAnsi="Arial Narrow" w:cs="Arial Narrow"/>
-          <w:b/>
-          <w:color w:val="000000"/>
-          <w:kern w:val="0"/>
-          <w:lang w:eastAsia="es-PE"/>
-          <w14:ligatures w14:val="none"/>
+        <w:jc w:val="both"/>
+        <w:rPr>
+          <w:rFonts w:ascii="Arial Narrow" w:eastAsia="Arial Narrow" w:hAnsi="Arial Narrow" w:cs="Arial Narrow"/>
+          <w:color w:val="000000"/>
+          <w:kern w:val="0"/>
+          <w:lang w:eastAsia="es-PE"/>
+          <ns2:ligatures ns2:val="none"/>
+        </w:rPr>
+      </w:pPr>
+      <w:r>
+        <w:rPr>
+          <w:rFonts w:ascii="Arial Narrow" w:hAnsi="Arial Narrow" w:cs="Arial Narrow"/>
+          <w:b w:val="1"/>
+          <w:bCs w:val="1"/>
+          <w:sz w:val="20"/>
+          <w:szCs w:val="20"/>
         </w:rPr>
         <w:t xml:space="preserve">CUARTO: </w:t>
       </w:r>
       <w:r>
         <w:rPr>
-          <w:rFonts w:ascii="Arial Narrow" w:eastAsia="Arial Narrow" w:hAnsi="Arial Narrow" w:cs="Arial Narrow"/>
-          <w:color w:val="000000"/>
-          <w:kern w:val="0"/>
-          <w:lang w:eastAsia="es-PE"/>
-          <w14:ligatures w14:val="none"/>
-        </w:rPr>
-        <w:t xml:space="preserve">correr traslado de la denuncia interpuesta </w:t>
-      </w:r>
-      <w:r>
+          <w:rFonts w:ascii="Arial Narrow" w:hAnsi="Arial Narrow" w:cs="Arial Narrow"/>
+          <w:sz w:val="20"/>
+          <w:szCs w:val="20"/>
+        </w:rPr>
+        <w:t xml:space="preserve">correr traslado de la presente resolución a Rímac Seguros y Reaseguros S.A para que, de conformidad con lo dispuesto por el artículo 26° de la Ley sobre Facultades, Normas y Organización del Indecopi, aprobado por Decreto Legislativo N° 8079, presenten sus descargos sobre la imputación de cargos realizada en un plazo no mayor a cinco (5) días hábiles contado a partir del día siguiente de la notificación de la presente resolución, vencido el cual, el Secretario Técnico declarará en rebeldía a los denunciados que no lo hubieran presentado. Debe precisarse que de conformidad con lo establecido por el artículo 223° del Texto Único Ordenado de la Ley N° 27444, Ley del Procedimiento Administrativo General, las alegaciones y los hechos relevantes de la reclamación, salvo que hayan sido específicamente negadas en la contestación, se tendrán por aceptadas o meritadas como ciertas.</w:t>
+      </w:r>
+    </w:p>
+    <w:p ns2:paraId="228F876C" ns2:textId="77777777">
+      <w:pPr>
+        <w:spacing w:after="0" w:line="240" w:lineRule="auto"/>
+        <w:jc w:val="both"/>
+        <w:rPr>
+          <w:rFonts w:ascii="Arial Narrow" w:eastAsia="Arial Narrow" w:hAnsi="Arial Narrow" w:cs="Arial Narrow"/>
+          <w:color w:val="000000"/>
+          <w:kern w:val="0"/>
+          <w:lang w:eastAsia="es-PE"/>
+          <ns2:ligatures ns2:val="none"/>
+        </w:rPr>
+      </w:pPr>
+    </w:p>
+    <w:p ns2:paraId="774AFBA5" ns2:textId="6C387A09">
+      <w:pPr>
+        <w:spacing w:after="0" w:line="240" w:lineRule="auto"/>
+        <w:jc w:val="both"/>
         <w:rPr>
           <w:rFonts w:ascii="Arial Narrow" w:eastAsia="Times New Roman" w:hAnsi="Arial Narrow" w:cs="Arial"/>
           <w:color w:val="000000"/>
           <w:kern w:val="0"/>
           <w:lang w:val="es-ES" w:eastAsia="es-ES"/>
-          <w14:ligatures w14:val="none"/>
-        </w:rPr>
-        <w:t xml:space="preserve">el </w:t>
+          <ns2:ligatures ns2:val="none"/>
+        </w:rPr>
+      </w:pPr>
+      <w:r>
+        <w:rPr>
+          <w:rFonts w:ascii="Arial Narrow" w:eastAsia="Arial Narrow" w:hAnsi="Arial Narrow" w:cs="Arial Narrow"/>
+          <w:b/>
+          <w:color w:val="000000"/>
+          <w:kern w:val="0"/>
+          <w:lang w:eastAsia="es-PE"/>
+          <ns2:ligatures ns2:val="none"/>
+        </w:rPr>
+        <w:t xml:space="preserve">QUINTO: </w:t>
+      </w:r>
+      <w:bookmarkStart w:id="5" w:name="_Hlk188286813"/>
+      <w:r>
+        <w:rPr>
+          <w:rFonts w:ascii="Arial Narrow" w:eastAsia="Times New Roman" w:hAnsi="Arial Narrow" w:cs="Arial"/>
+          <w:color w:val="000000"/>
+          <w:kern w:val="0"/>
+          <w:lang w:eastAsia="es-ES"/>
+          <ns2:ligatures ns2:val="none"/>
+        </w:rPr>
+        <w:t xml:space="preserve">requerir </w:t>
       </w:r>
       <w:r>
         <w:rPr>
@@ -6426,79 +6461,318 @@
           <w:color w:val="000000"/>
           <w:kern w:val="0"/>
           <w:lang w:val="es-ES" w:eastAsia="es-ES"/>
-          <w14:ligatures w14:val="none"/>
-        </w:rPr>
-        <w:t xml:space="preserve">11 de </w:t>
-      </w:r>
+          <ns2:ligatures ns2:val="none"/>
+        </w:rPr>
+        <w:t xml:space="preserve">que, en un </w:t>
+      </w:r>
+      <w:r>
+        <w:rPr>
+          <w:rFonts w:ascii="Arial Narrow" w:eastAsia="Times New Roman" w:hAnsi="Arial Narrow" w:cs="Arial"/>
+          <w:color w:val="000000"/>
+          <w:kern w:val="0"/>
+          <w:lang w:eastAsia="es-ES"/>
+          <ns2:ligatures ns2:val="none"/>
+        </w:rPr>
+        <w:t>plazo no mayor de cinco (5) días hábiles contado a partir del día siguiente de la notificación de la presente resolución</w:t>
+      </w:r>
+      <w:bookmarkEnd w:id="5"/>
+      <w:r>
+        <w:rPr>
+          <w:rFonts w:ascii="Arial Narrow" w:eastAsia="Times New Roman" w:hAnsi="Arial Narrow" w:cs="Arial"/>
+          <w:color w:val="000000"/>
+          <w:kern w:val="0"/>
+          <w:lang w:eastAsia="es-ES"/>
+          <ns2:ligatures ns2:val="none"/>
+        </w:rPr>
+        <w:t xml:space="preserve">, </w:t>
+      </w:r>
+      <w:bookmarkStart w:id="6" w:name="_Hlk188286828"/>
+      <w:r>
+        <w:rPr>
+          <w:rFonts w:ascii="Arial Narrow" w:eastAsia="Times New Roman" w:hAnsi="Arial Narrow" w:cs="Times New Roman"/>
+          <w:color w:val="000000"/>
+          <w:kern w:val="0"/>
+          <w:shd w:val="clear" w:color="auto" w:fill="FFFFFF"/>
+          <w:lang w:eastAsia="es-PE"/>
+          <ns2:ligatures ns2:val="none"/>
+        </w:rPr>
+        <w:t>el proveedor denunciado</w:t>
+      </w:r>
+      <w:r>
+        <w:rPr>
+          <w:rFonts w:ascii="Arial Narrow" w:eastAsia="Times New Roman" w:hAnsi="Arial Narrow" w:cs="Arial"/>
+          <w:color w:val="000000"/>
+          <w:kern w:val="0"/>
+          <w:lang w:eastAsia="es-ES"/>
+          <ns2:ligatures ns2:val="none"/>
+        </w:rPr>
+        <w:t xml:space="preserve"> </w:t>
+      </w:r>
+      <w:bookmarkEnd w:id="6"/>
       <w:r>
         <w:rPr>
           <w:rFonts w:ascii="Arial Narrow" w:eastAsia="Times New Roman" w:hAnsi="Arial Narrow" w:cs="Arial"/>
           <w:color w:val="000000"/>
           <w:kern w:val="0"/>
           <w:lang w:val="es-ES" w:eastAsia="es-ES"/>
-          <w14:ligatures w14:val="none"/>
-        </w:rPr>
-        <w:t>agosto de 2025</w:t>
-      </w:r>
-      <w:r>
-        <w:rPr>
-          <w:rFonts w:ascii="Arial Narrow" w:eastAsia="Calibri" w:hAnsi="Arial Narrow" w:cs="Arial"/>
-          <w:kern w:val="0"/>
-          <w14:ligatures w14:val="none"/>
-        </w:rPr>
-        <w:t xml:space="preserve">, </w:t>
-      </w:r>
-      <w:r>
-        <w:rPr>
-          <w:rFonts w:ascii="Arial Narrow" w:eastAsia="Arial Narrow" w:hAnsi="Arial Narrow" w:cs="Arial Narrow"/>
-          <w:color w:val="000000"/>
-          <w:kern w:val="0"/>
-          <w:lang w:eastAsia="es-PE"/>
-          <w14:ligatures w14:val="none"/>
-        </w:rPr>
-        <w:t>a</w:t>
-      </w:r>
-      <w:r>
-        <w:rPr>
-          <w:rFonts w:ascii="Arial Narrow" w:eastAsia="Times New Roman" w:hAnsi="Arial Narrow" w:cs="Times New Roman"/>
-          <w:color w:val="000000"/>
-          <w:kern w:val="0"/>
-          <w:shd w:val="clear" w:color="auto" w:fill="FFFFFF"/>
-          <w:lang w:eastAsia="es-PE"/>
-          <w14:ligatures w14:val="none"/>
+          <ns2:ligatures ns2:val="none"/>
+        </w:rPr>
+        <w:t xml:space="preserve">cumpla con: </w:t>
+      </w:r>
+      <w:r>
+        <w:rPr>
+          <w:rFonts w:ascii="Arial Narrow" w:eastAsia="Times New Roman" w:hAnsi="Arial Narrow" w:cs="Arial"/>
+          <w:color w:val="000000"/>
+          <w:kern w:val="0"/>
+          <w:lang w:val="es-ES" w:eastAsia="es-ES"/>
+          <ns2:ligatures ns2:val="none"/>
+        </w:rPr>
+        <w:t xml:space="preserve">(i) presentar una copia completa, legible y debidamente suscrita de la Póliza </w:t>
+      </w:r>
+      <w:proofErr w:type="spellStart"/>
+      <w:r>
+        <w:rPr>
+          <w:rFonts w:ascii="Arial Narrow" w:eastAsia="Times New Roman" w:hAnsi="Arial Narrow" w:cs="Arial"/>
+          <w:color w:val="000000"/>
+          <w:kern w:val="0"/>
+          <w:lang w:val="es-ES" w:eastAsia="es-ES"/>
+          <ns2:ligatures ns2:val="none"/>
+        </w:rPr>
+        <w:t/>
+      </w:r>
+      <w:proofErr w:type="spellEnd"/>
+      <w:r>
+        <w:rPr>
+          <w:rFonts w:ascii="Arial Narrow" w:eastAsia="Times New Roman" w:hAnsi="Arial Narrow" w:cs="Arial"/>
+          <w:color w:val="000000"/>
+          <w:kern w:val="0"/>
+          <w:lang w:val="es-ES" w:eastAsia="es-ES"/>
+          <ns2:ligatures ns2:val="none"/>
+        </w:rPr>
+        <w:t xml:space="preserve"> 50997557 del Seguro Protección Familiar, así como el cargo de remisión de la póliza; (</w:t>
+      </w:r>
+      <w:proofErr w:type="spellStart"/>
+      <w:r>
+        <w:rPr>
+          <w:rFonts w:ascii="Arial Narrow" w:eastAsia="Times New Roman" w:hAnsi="Arial Narrow" w:cs="Arial"/>
+          <w:color w:val="000000"/>
+          <w:kern w:val="0"/>
+          <w:lang w:val="es-ES" w:eastAsia="es-ES"/>
+          <ns2:ligatures ns2:val="none"/>
+        </w:rPr>
+        <w:t>ii</w:t>
+      </w:r>
+      <w:proofErr w:type="spellEnd"/>
+      <w:r>
+        <w:rPr>
+          <w:rFonts w:ascii="Arial Narrow" w:eastAsia="Times New Roman" w:hAnsi="Arial Narrow" w:cs="Arial"/>
+          <w:color w:val="000000"/>
+          <w:kern w:val="0"/>
+          <w:lang w:val="es-ES" w:eastAsia="es-ES"/>
+          <ns2:ligatures ns2:val="none"/>
+        </w:rPr>
+        <w:t xml:space="preserve">) presentar una copia completa, legible y debidamente suscrita de la Póliza </w:t>
+      </w:r>
+      <w:proofErr w:type="spellStart"/>
+      <w:r>
+        <w:rPr>
+          <w:rFonts w:ascii="Arial Narrow" w:eastAsia="Times New Roman" w:hAnsi="Arial Narrow" w:cs="Arial"/>
+          <w:color w:val="000000"/>
+          <w:kern w:val="0"/>
+          <w:lang w:val="es-ES" w:eastAsia="es-ES"/>
+          <ns2:ligatures ns2:val="none"/>
+        </w:rPr>
+        <w:t/>
+      </w:r>
+      <w:proofErr w:type="spellEnd"/>
+      <w:r>
+        <w:rPr>
+          <w:rFonts w:ascii="Arial Narrow" w:eastAsia="Times New Roman" w:hAnsi="Arial Narrow" w:cs="Arial"/>
+          <w:color w:val="000000"/>
+          <w:kern w:val="0"/>
+          <w:lang w:val="es-ES" w:eastAsia="es-ES"/>
+          <ns2:ligatures ns2:val="none"/>
+        </w:rPr>
+        <w:t xml:space="preserve"> 51012067 del Seguro Protección Ahorros, así como el cargo de remisión de la póliza; (</w:t>
+      </w:r>
+      <w:proofErr w:type="spellStart"/>
+      <w:r>
+        <w:rPr>
+          <w:rFonts w:ascii="Arial Narrow" w:eastAsia="Times New Roman" w:hAnsi="Arial Narrow" w:cs="Arial"/>
+          <w:color w:val="000000"/>
+          <w:kern w:val="0"/>
+          <w:lang w:val="es-ES" w:eastAsia="es-ES"/>
+          <ns2:ligatures ns2:val="none"/>
+        </w:rPr>
+        <w:t>iii</w:t>
+      </w:r>
+      <w:proofErr w:type="spellEnd"/>
+      <w:r>
+        <w:rPr>
+          <w:rFonts w:ascii="Arial Narrow" w:eastAsia="Times New Roman" w:hAnsi="Arial Narrow" w:cs="Arial"/>
+          <w:color w:val="000000"/>
+          <w:kern w:val="0"/>
+          <w:lang w:val="es-ES" w:eastAsia="es-ES"/>
+          <ns2:ligatures ns2:val="none"/>
+        </w:rPr>
+        <w:t xml:space="preserve">) presentar los medios probatorios que acrediten que gestionó adecuadamente la solicitud de devolución de los montos cobrados por la Póliza </w:t>
+      </w:r>
+      <w:proofErr w:type="spellStart"/>
+      <w:r>
+        <w:rPr>
+          <w:rFonts w:ascii="Arial Narrow" w:eastAsia="Times New Roman" w:hAnsi="Arial Narrow" w:cs="Arial"/>
+          <w:color w:val="000000"/>
+          <w:kern w:val="0"/>
+          <w:lang w:val="es-ES" w:eastAsia="es-ES"/>
+          <ns2:ligatures ns2:val="none"/>
+        </w:rPr>
+        <w:t/>
+      </w:r>
+      <w:proofErr w:type="spellEnd"/>
+      <w:r>
+        <w:rPr>
+          <w:rFonts w:ascii="Arial Narrow" w:eastAsia="Times New Roman" w:hAnsi="Arial Narrow" w:cs="Arial"/>
+          <w:color w:val="000000"/>
+          <w:kern w:val="0"/>
+          <w:lang w:val="es-ES" w:eastAsia="es-ES"/>
+          <ns2:ligatures ns2:val="none"/>
+        </w:rPr>
+        <w:t xml:space="preserve"> 51012067 del Seguro Protección Ahorros; (</w:t>
+      </w:r>
+      <w:proofErr w:type="spellStart"/>
+      <w:r>
+        <w:rPr>
+          <w:rFonts w:ascii="Arial Narrow" w:eastAsia="Times New Roman" w:hAnsi="Arial Narrow" w:cs="Arial"/>
+          <w:color w:val="000000"/>
+          <w:kern w:val="0"/>
+          <w:lang w:val="es-ES" w:eastAsia="es-ES"/>
+          <ns2:ligatures ns2:val="none"/>
+        </w:rPr>
+        <w:t>iii</w:t>
+      </w:r>
+      <w:proofErr w:type="spellEnd"/>
+      <w:r>
+        <w:rPr>
+          <w:rFonts w:ascii="Arial Narrow" w:eastAsia="Times New Roman" w:hAnsi="Arial Narrow" w:cs="Arial"/>
+          <w:color w:val="000000"/>
+          <w:kern w:val="0"/>
+          <w:lang w:val="es-ES" w:eastAsia="es-ES"/>
+          <ns2:ligatures ns2:val="none"/>
+        </w:rPr>
+        <w:t>) presentar todas las comunicaciones cursadas con la parte denunciante en virtud del hecho materia de denuncia; y, (</w:t>
+      </w:r>
+      <w:proofErr w:type="spellStart"/>
+      <w:r>
+        <w:rPr>
+          <w:rFonts w:ascii="Arial Narrow" w:eastAsia="Times New Roman" w:hAnsi="Arial Narrow" w:cs="Arial"/>
+          <w:color w:val="000000"/>
+          <w:kern w:val="0"/>
+          <w:lang w:val="es-ES" w:eastAsia="es-ES"/>
+          <ns2:ligatures ns2:val="none"/>
+        </w:rPr>
+        <w:t>iv</w:t>
+      </w:r>
+      <w:proofErr w:type="spellEnd"/>
+      <w:r>
+        <w:rPr>
+          <w:rFonts w:ascii="Arial Narrow" w:eastAsia="Times New Roman" w:hAnsi="Arial Narrow" w:cs="Arial"/>
+          <w:color w:val="000000"/>
+          <w:kern w:val="0"/>
+          <w:lang w:val="es-ES" w:eastAsia="es-ES"/>
+          <ns2:ligatures ns2:val="none"/>
+        </w:rPr>
+        <w:t xml:space="preserve">) estado de cuenta o historial de pagos de la Póliza </w:t>
+      </w:r>
+      <w:proofErr w:type="spellStart"/>
+      <w:r>
+        <w:rPr>
+          <w:rFonts w:ascii="Arial Narrow" w:eastAsia="Times New Roman" w:hAnsi="Arial Narrow" w:cs="Arial"/>
+          <w:color w:val="000000"/>
+          <w:kern w:val="0"/>
+          <w:lang w:val="es-ES" w:eastAsia="es-ES"/>
+          <ns2:ligatures ns2:val="none"/>
+        </w:rPr>
+        <w:t/>
+      </w:r>
+      <w:proofErr w:type="spellEnd"/>
+      <w:r>
+        <w:rPr>
+          <w:rFonts w:ascii="Arial Narrow" w:eastAsia="Times New Roman" w:hAnsi="Arial Narrow" w:cs="Arial"/>
+          <w:color w:val="000000"/>
+          <w:kern w:val="0"/>
+          <w:lang w:val="es-ES" w:eastAsia="es-ES"/>
+          <ns2:ligatures ns2:val="none"/>
+        </w:rPr>
+        <w:t xml:space="preserve"> 51012067</w:t>
+      </w:r>
+      <w:r>
+        <w:rPr>
+          <w:rFonts w:ascii="Arial Narrow" w:eastAsia="Times New Roman" w:hAnsi="Arial Narrow" w:cs="Arial"/>
+          <w:color w:val="000000"/>
+          <w:kern w:val="0"/>
+          <w:lang w:val="es-ES" w:eastAsia="es-ES"/>
+          <ns2:ligatures ns2:val="none"/>
+        </w:rPr>
+        <w:t>.</w:t>
+      </w:r>
+    </w:p>
+    <w:p ns2:paraId="12A4D8BD" ns2:textId="77777777">
+      <w:pPr>
+        <w:spacing w:after="0" w:line="240" w:lineRule="auto"/>
+        <w:jc w:val="both"/>
+        <w:rPr>
+          <w:rFonts w:ascii="Arial Narrow" w:eastAsia="Arial Narrow" w:hAnsi="Arial Narrow" w:cs="Arial Narrow"/>
+          <w:b/>
+          <w:color w:val="000000"/>
+          <w:kern w:val="0"/>
+          <w:lang w:val="es-ES" w:eastAsia="es-PE"/>
+          <ns2:ligatures ns2:val="none"/>
+        </w:rPr>
+      </w:pPr>
+    </w:p>
+    <w:p ns2:paraId="591B7E6F" ns2:textId="77777777">
+      <w:pPr>
+        <w:spacing w:after="0" w:line="240" w:lineRule="auto"/>
+        <w:jc w:val="both"/>
+        <w:rPr>
+          <w:rFonts w:ascii="Arial Narrow" w:eastAsia="Arial Narrow" w:hAnsi="Arial Narrow" w:cs="Arial Narrow"/>
+          <w:color w:val="000000"/>
+          <w:kern w:val="0"/>
+          <w:lang w:eastAsia="es-PE"/>
+          <ns2:ligatures ns2:val="none"/>
+        </w:rPr>
+      </w:pPr>
+      <w:r>
+        <w:rPr>
+          <w:rFonts w:ascii="Arial Narrow" w:eastAsia="Arial Narrow" w:hAnsi="Arial Narrow" w:cs="Arial Narrow"/>
+          <w:b/>
+          <w:color w:val="000000"/>
+          <w:kern w:val="0"/>
+          <w:lang w:eastAsia="es-PE"/>
+          <ns2:ligatures ns2:val="none"/>
+        </w:rPr>
+        <w:t>SEXTO:</w:t>
+      </w:r>
+      <w:r>
+        <w:rPr>
+          <w:rFonts w:ascii="Arial Narrow" w:eastAsia="Arial Narrow" w:hAnsi="Arial Narrow" w:cs="Arial Narrow"/>
+          <w:color w:val="000000"/>
+          <w:kern w:val="0"/>
+          <w:lang w:eastAsia="es-PE"/>
+          <ns2:ligatures ns2:val="none"/>
         </w:rPr>
         <w:t xml:space="preserve"> </w:t>
       </w:r>
-      <w:r>
-        <w:rPr>
-          <w:rFonts w:ascii="Arial Narrow" w:eastAsia="Times New Roman" w:hAnsi="Arial Narrow" w:cs="Times New Roman"/>
-          <w:color w:val="000000"/>
-          <w:kern w:val="0"/>
-          <w:shd w:val="clear" w:color="auto" w:fill="FFFFFF"/>
-          <w:lang w:eastAsia="es-PE"/>
-          <w14:ligatures w14:val="none"/>
-        </w:rPr>
-        <w:t>Rímac Seguros y Reaseguros S.A.</w:t>
-      </w:r>
-      <w:r>
-        <w:rPr>
-          <w:rFonts w:ascii="Arial Narrow" w:eastAsia="Arial Narrow" w:hAnsi="Arial Narrow" w:cs="Arial Narrow"/>
-          <w:color w:val="000000"/>
-          <w:kern w:val="0"/>
-          <w:lang w:eastAsia="es-PE"/>
-          <w14:ligatures w14:val="none"/>
-        </w:rPr>
-        <w:t>, para que, de conformidad con lo dispuesto por el art</w:t>
-      </w:r>
-      <w:r>
-        <w:rPr>
-          <w:rFonts w:ascii="Arial Narrow" w:eastAsia="Arial Narrow" w:hAnsi="Arial Narrow" w:cs="Arial Narrow"/>
-          <w:color w:val="000000"/>
-          <w:kern w:val="0"/>
-          <w:lang w:eastAsia="es-PE"/>
-          <w14:ligatures w14:val="none"/>
-        </w:rPr>
-        <w:t>ículo 26</w:t>
+      <w:bookmarkStart w:id="7" w:name="_Hlk188286915"/>
+      <w:r>
+        <w:rPr>
+          <w:rFonts w:ascii="Arial Narrow" w:eastAsia="Arial Narrow" w:hAnsi="Arial Narrow" w:cs="Arial Narrow"/>
+          <w:color w:val="000000"/>
+          <w:kern w:val="0"/>
+          <w:lang w:eastAsia="es-PE"/>
+          <ns2:ligatures ns2:val="none"/>
+        </w:rPr>
+        <w:t>informar a las partes que el artículo 110</w:t>
       </w:r>
       <w:r>
         <w:rPr>
@@ -6506,7 +6780,7 @@
           <w:color w:val="000000"/>
           <w:kern w:val="0"/>
           <w:lang w:eastAsia="es-PE"/>
-          <w14:ligatures w14:val="none"/>
+          <ns2:ligatures ns2:val="none"/>
         </w:rPr>
         <w:t/>
       </w:r>
@@ -6516,394 +6790,7 @@
           <w:color w:val="000000"/>
           <w:kern w:val="0"/>
           <w:lang w:eastAsia="es-PE"/>
-          <w14:ligatures w14:val="none"/>
-        </w:rPr>
-        <w:t xml:space="preserve"> de la Ley sobre Facultades, Normas y Organización del Indecopi, aprobada por Decreto Legislativo 807, presente sus descargos en un plazo no mayor de cinco (5) días hábiles contados desde la notificación. </w:t>
-      </w:r>
-    </w:p>
-    <w:p>
-      <w:pPr>
-        <w:spacing w:after="0" w:line="240" w:lineRule="auto"/>
-        <w:jc w:val="both"/>
-        <w:rPr>
-          <w:rFonts w:ascii="Arial Narrow" w:eastAsia="Arial Narrow" w:hAnsi="Arial Narrow" w:cs="Arial Narrow"/>
-          <w:color w:val="000000"/>
-          <w:kern w:val="0"/>
-          <w:lang w:eastAsia="es-PE"/>
-          <w14:ligatures w14:val="none"/>
-        </w:rPr>
-      </w:pPr>
-    </w:p>
-    <w:p>
-      <w:pPr>
-        <w:spacing w:after="0" w:line="240" w:lineRule="auto"/>
-        <w:jc w:val="both"/>
-        <w:rPr>
-          <w:rFonts w:ascii="Arial Narrow" w:eastAsia="Times New Roman" w:hAnsi="Arial Narrow" w:cs="Arial"/>
-          <w:color w:val="000000"/>
-          <w:kern w:val="0"/>
-          <w:lang w:val="es-ES" w:eastAsia="es-ES"/>
-          <w14:ligatures w14:val="none"/>
-        </w:rPr>
-      </w:pPr>
-      <w:r>
-        <w:rPr>
-          <w:rFonts w:ascii="Arial Narrow" w:eastAsia="Arial Narrow" w:hAnsi="Arial Narrow" w:cs="Arial Narrow"/>
-          <w:b/>
-          <w:color w:val="000000"/>
-          <w:kern w:val="0"/>
-          <w:lang w:eastAsia="es-PE"/>
-          <w14:ligatures w14:val="none"/>
-        </w:rPr>
-        <w:t xml:space="preserve">QUINTO: </w:t>
-      </w:r>
-      <w:bookmarkStart w:id="5" w:name="_Hlk188286813"/>
-      <w:r>
-        <w:rPr>
-          <w:rFonts w:ascii="Arial Narrow" w:eastAsia="Times New Roman" w:hAnsi="Arial Narrow" w:cs="Arial"/>
-          <w:color w:val="000000"/>
-          <w:kern w:val="0"/>
-          <w:lang w:eastAsia="es-ES"/>
-          <w14:ligatures w14:val="none"/>
-        </w:rPr>
-        <w:t xml:space="preserve">requerir </w:t>
-      </w:r>
-      <w:r>
-        <w:rPr>
-          <w:rFonts w:ascii="Arial Narrow" w:eastAsia="Times New Roman" w:hAnsi="Arial Narrow" w:cs="Arial"/>
-          <w:color w:val="000000"/>
-          <w:kern w:val="0"/>
-          <w:lang w:val="es-ES" w:eastAsia="es-ES"/>
-          <w14:ligatures w14:val="none"/>
-        </w:rPr>
-        <w:t xml:space="preserve">que, en un </w:t>
-      </w:r>
-      <w:r>
-        <w:rPr>
-          <w:rFonts w:ascii="Arial Narrow" w:eastAsia="Times New Roman" w:hAnsi="Arial Narrow" w:cs="Arial"/>
-          <w:color w:val="000000"/>
-          <w:kern w:val="0"/>
-          <w:lang w:eastAsia="es-ES"/>
-          <w14:ligatures w14:val="none"/>
-        </w:rPr>
-        <w:t>plazo no mayor de cinco (5) días hábiles contado a partir del día siguiente de la notificación de la presente resolución</w:t>
-      </w:r>
-      <w:bookmarkEnd w:id="5"/>
-      <w:r>
-        <w:rPr>
-          <w:rFonts w:ascii="Arial Narrow" w:eastAsia="Times New Roman" w:hAnsi="Arial Narrow" w:cs="Arial"/>
-          <w:color w:val="000000"/>
-          <w:kern w:val="0"/>
-          <w:lang w:eastAsia="es-ES"/>
-          <w14:ligatures w14:val="none"/>
-        </w:rPr>
-        <w:t xml:space="preserve">, </w:t>
-      </w:r>
-      <w:bookmarkStart w:id="6" w:name="_Hlk188286828"/>
-      <w:r>
-        <w:rPr>
-          <w:rFonts w:ascii="Arial Narrow" w:eastAsia="Times New Roman" w:hAnsi="Arial Narrow" w:cs="Times New Roman"/>
-          <w:color w:val="000000"/>
-          <w:kern w:val="0"/>
-          <w:shd w:val="clear" w:color="auto" w:fill="FFFFFF"/>
-          <w:lang w:eastAsia="es-PE"/>
-          <w14:ligatures w14:val="none"/>
-        </w:rPr>
-        <w:t>el proveedor denunciado</w:t>
-      </w:r>
-      <w:r>
-        <w:rPr>
-          <w:rFonts w:ascii="Arial Narrow" w:eastAsia="Times New Roman" w:hAnsi="Arial Narrow" w:cs="Arial"/>
-          <w:color w:val="000000"/>
-          <w:kern w:val="0"/>
-          <w:lang w:eastAsia="es-ES"/>
-          <w14:ligatures w14:val="none"/>
-        </w:rPr>
-        <w:t xml:space="preserve"> </w:t>
-      </w:r>
-      <w:bookmarkEnd w:id="6"/>
-      <w:r>
-        <w:rPr>
-          <w:rFonts w:ascii="Arial Narrow" w:eastAsia="Times New Roman" w:hAnsi="Arial Narrow" w:cs="Arial"/>
-          <w:color w:val="000000"/>
-          <w:kern w:val="0"/>
-          <w:lang w:val="es-ES" w:eastAsia="es-ES"/>
-          <w14:ligatures w14:val="none"/>
-        </w:rPr>
-        <w:t xml:space="preserve">cumpla con: </w:t>
-      </w:r>
-      <w:r>
-        <w:rPr>
-          <w:rFonts w:ascii="Arial Narrow" w:eastAsia="Times New Roman" w:hAnsi="Arial Narrow" w:cs="Arial"/>
-          <w:color w:val="000000"/>
-          <w:kern w:val="0"/>
-          <w:lang w:val="es-ES" w:eastAsia="es-ES"/>
-          <w14:ligatures w14:val="none"/>
-        </w:rPr>
-        <w:t xml:space="preserve">(i) presentar una copia completa, legible y debidamente suscrita de la Póliza </w:t>
-      </w:r>
-      <w:proofErr w:type="spellStart"/>
-      <w:r>
-        <w:rPr>
-          <w:rFonts w:ascii="Arial Narrow" w:eastAsia="Times New Roman" w:hAnsi="Arial Narrow" w:cs="Arial"/>
-          <w:color w:val="000000"/>
-          <w:kern w:val="0"/>
-          <w:lang w:val="es-ES" w:eastAsia="es-ES"/>
-          <w14:ligatures w14:val="none"/>
-        </w:rPr>
-        <w:t/>
-      </w:r>
-      <w:proofErr w:type="spellEnd"/>
-      <w:r>
-        <w:rPr>
-          <w:rFonts w:ascii="Arial Narrow" w:eastAsia="Times New Roman" w:hAnsi="Arial Narrow" w:cs="Arial"/>
-          <w:color w:val="000000"/>
-          <w:kern w:val="0"/>
-          <w:lang w:val="es-ES" w:eastAsia="es-ES"/>
-          <w14:ligatures w14:val="none"/>
-        </w:rPr>
-        <w:t xml:space="preserve"> 50997557 del Seguro Protección Familiar, así como el cargo de remisión de la póliza; (</w:t>
-      </w:r>
-      <w:proofErr w:type="spellStart"/>
-      <w:r>
-        <w:rPr>
-          <w:rFonts w:ascii="Arial Narrow" w:eastAsia="Times New Roman" w:hAnsi="Arial Narrow" w:cs="Arial"/>
-          <w:color w:val="000000"/>
-          <w:kern w:val="0"/>
-          <w:lang w:val="es-ES" w:eastAsia="es-ES"/>
-          <w14:ligatures w14:val="none"/>
-        </w:rPr>
-        <w:t>ii</w:t>
-      </w:r>
-      <w:proofErr w:type="spellEnd"/>
-      <w:r>
-        <w:rPr>
-          <w:rFonts w:ascii="Arial Narrow" w:eastAsia="Times New Roman" w:hAnsi="Arial Narrow" w:cs="Arial"/>
-          <w:color w:val="000000"/>
-          <w:kern w:val="0"/>
-          <w:lang w:val="es-ES" w:eastAsia="es-ES"/>
-          <w14:ligatures w14:val="none"/>
-        </w:rPr>
-        <w:t xml:space="preserve">) presentar una copia completa, legible y debidamente suscrita de la Póliza </w:t>
-      </w:r>
-      <w:proofErr w:type="spellStart"/>
-      <w:r>
-        <w:rPr>
-          <w:rFonts w:ascii="Arial Narrow" w:eastAsia="Times New Roman" w:hAnsi="Arial Narrow" w:cs="Arial"/>
-          <w:color w:val="000000"/>
-          <w:kern w:val="0"/>
-          <w:lang w:val="es-ES" w:eastAsia="es-ES"/>
-          <w14:ligatures w14:val="none"/>
-        </w:rPr>
-        <w:t/>
-      </w:r>
-      <w:proofErr w:type="spellEnd"/>
-      <w:r>
-        <w:rPr>
-          <w:rFonts w:ascii="Arial Narrow" w:eastAsia="Times New Roman" w:hAnsi="Arial Narrow" w:cs="Arial"/>
-          <w:color w:val="000000"/>
-          <w:kern w:val="0"/>
-          <w:lang w:val="es-ES" w:eastAsia="es-ES"/>
-          <w14:ligatures w14:val="none"/>
-        </w:rPr>
-        <w:t xml:space="preserve"> 51012067 del Seguro Protección Ahorros, así como el cargo de remisión de la póliza; (</w:t>
-      </w:r>
-      <w:proofErr w:type="spellStart"/>
-      <w:r>
-        <w:rPr>
-          <w:rFonts w:ascii="Arial Narrow" w:eastAsia="Times New Roman" w:hAnsi="Arial Narrow" w:cs="Arial"/>
-          <w:color w:val="000000"/>
-          <w:kern w:val="0"/>
-          <w:lang w:val="es-ES" w:eastAsia="es-ES"/>
-          <w14:ligatures w14:val="none"/>
-        </w:rPr>
-        <w:t>iii</w:t>
-      </w:r>
-      <w:proofErr w:type="spellEnd"/>
-      <w:r>
-        <w:rPr>
-          <w:rFonts w:ascii="Arial Narrow" w:eastAsia="Times New Roman" w:hAnsi="Arial Narrow" w:cs="Arial"/>
-          <w:color w:val="000000"/>
-          <w:kern w:val="0"/>
-          <w:lang w:val="es-ES" w:eastAsia="es-ES"/>
-          <w14:ligatures w14:val="none"/>
-        </w:rPr>
-        <w:t xml:space="preserve">) presentar los medios probatorios que acrediten que gestionó adecuadamente la solicitud de devolución de los montos cobrados por la Póliza </w:t>
-      </w:r>
-      <w:proofErr w:type="spellStart"/>
-      <w:r>
-        <w:rPr>
-          <w:rFonts w:ascii="Arial Narrow" w:eastAsia="Times New Roman" w:hAnsi="Arial Narrow" w:cs="Arial"/>
-          <w:color w:val="000000"/>
-          <w:kern w:val="0"/>
-          <w:lang w:val="es-ES" w:eastAsia="es-ES"/>
-          <w14:ligatures w14:val="none"/>
-        </w:rPr>
-        <w:t/>
-      </w:r>
-      <w:proofErr w:type="spellEnd"/>
-      <w:r>
-        <w:rPr>
-          <w:rFonts w:ascii="Arial Narrow" w:eastAsia="Times New Roman" w:hAnsi="Arial Narrow" w:cs="Arial"/>
-          <w:color w:val="000000"/>
-          <w:kern w:val="0"/>
-          <w:lang w:val="es-ES" w:eastAsia="es-ES"/>
-          <w14:ligatures w14:val="none"/>
-        </w:rPr>
-        <w:t xml:space="preserve"> 51012067 del Seguro Protección Ahorros; (</w:t>
-      </w:r>
-      <w:proofErr w:type="spellStart"/>
-      <w:r>
-        <w:rPr>
-          <w:rFonts w:ascii="Arial Narrow" w:eastAsia="Times New Roman" w:hAnsi="Arial Narrow" w:cs="Arial"/>
-          <w:color w:val="000000"/>
-          <w:kern w:val="0"/>
-          <w:lang w:val="es-ES" w:eastAsia="es-ES"/>
-          <w14:ligatures w14:val="none"/>
-        </w:rPr>
-        <w:t>iii</w:t>
-      </w:r>
-      <w:proofErr w:type="spellEnd"/>
-      <w:r>
-        <w:rPr>
-          <w:rFonts w:ascii="Arial Narrow" w:eastAsia="Times New Roman" w:hAnsi="Arial Narrow" w:cs="Arial"/>
-          <w:color w:val="000000"/>
-          <w:kern w:val="0"/>
-          <w:lang w:val="es-ES" w:eastAsia="es-ES"/>
-          <w14:ligatures w14:val="none"/>
-        </w:rPr>
-        <w:t>) presentar todas las comunicaciones cursadas con la parte denunciante en virtud del hecho materia de denuncia; y, (</w:t>
-      </w:r>
-      <w:proofErr w:type="spellStart"/>
-      <w:r>
-        <w:rPr>
-          <w:rFonts w:ascii="Arial Narrow" w:eastAsia="Times New Roman" w:hAnsi="Arial Narrow" w:cs="Arial"/>
-          <w:color w:val="000000"/>
-          <w:kern w:val="0"/>
-          <w:lang w:val="es-ES" w:eastAsia="es-ES"/>
-          <w14:ligatures w14:val="none"/>
-        </w:rPr>
-        <w:t>iv</w:t>
-      </w:r>
-      <w:proofErr w:type="spellEnd"/>
-      <w:r>
-        <w:rPr>
-          <w:rFonts w:ascii="Arial Narrow" w:eastAsia="Times New Roman" w:hAnsi="Arial Narrow" w:cs="Arial"/>
-          <w:color w:val="000000"/>
-          <w:kern w:val="0"/>
-          <w:lang w:val="es-ES" w:eastAsia="es-ES"/>
-          <w14:ligatures w14:val="none"/>
-        </w:rPr>
-        <w:t xml:space="preserve">) estado de cuenta o historial de pagos de la Póliza </w:t>
-      </w:r>
-      <w:proofErr w:type="spellStart"/>
-      <w:r>
-        <w:rPr>
-          <w:rFonts w:ascii="Arial Narrow" w:eastAsia="Times New Roman" w:hAnsi="Arial Narrow" w:cs="Arial"/>
-          <w:color w:val="000000"/>
-          <w:kern w:val="0"/>
-          <w:lang w:val="es-ES" w:eastAsia="es-ES"/>
-          <w14:ligatures w14:val="none"/>
-        </w:rPr>
-        <w:t/>
-      </w:r>
-      <w:proofErr w:type="spellEnd"/>
-      <w:r>
-        <w:rPr>
-          <w:rFonts w:ascii="Arial Narrow" w:eastAsia="Times New Roman" w:hAnsi="Arial Narrow" w:cs="Arial"/>
-          <w:color w:val="000000"/>
-          <w:kern w:val="0"/>
-          <w:lang w:val="es-ES" w:eastAsia="es-ES"/>
-          <w14:ligatures w14:val="none"/>
-        </w:rPr>
-        <w:t xml:space="preserve"> 51012067</w:t>
-      </w:r>
-      <w:r>
-        <w:rPr>
-          <w:rFonts w:ascii="Arial Narrow" w:eastAsia="Times New Roman" w:hAnsi="Arial Narrow" w:cs="Arial"/>
-          <w:color w:val="000000"/>
-          <w:kern w:val="0"/>
-          <w:lang w:val="es-ES" w:eastAsia="es-ES"/>
-          <w14:ligatures w14:val="none"/>
-        </w:rPr>
-        <w:t>.</w:t>
-      </w:r>
-    </w:p>
-    <w:p>
-      <w:pPr>
-        <w:spacing w:after="0" w:line="240" w:lineRule="auto"/>
-        <w:jc w:val="both"/>
-        <w:rPr>
-          <w:rFonts w:ascii="Arial Narrow" w:eastAsia="Arial Narrow" w:hAnsi="Arial Narrow" w:cs="Arial Narrow"/>
-          <w:b/>
-          <w:color w:val="000000"/>
-          <w:kern w:val="0"/>
-          <w:lang w:val="es-ES" w:eastAsia="es-PE"/>
-          <w14:ligatures w14:val="none"/>
-        </w:rPr>
-      </w:pPr>
-    </w:p>
-    <w:p>
-      <w:pPr>
-        <w:spacing w:after="0" w:line="240" w:lineRule="auto"/>
-        <w:jc w:val="both"/>
-        <w:rPr>
-          <w:rFonts w:ascii="Arial Narrow" w:eastAsia="Arial Narrow" w:hAnsi="Arial Narrow" w:cs="Arial Narrow"/>
-          <w:color w:val="000000"/>
-          <w:kern w:val="0"/>
-          <w:lang w:eastAsia="es-PE"/>
-          <w14:ligatures w14:val="none"/>
-        </w:rPr>
-      </w:pPr>
-      <w:r>
-        <w:rPr>
-          <w:rFonts w:ascii="Arial Narrow" w:eastAsia="Arial Narrow" w:hAnsi="Arial Narrow" w:cs="Arial Narrow"/>
-          <w:b/>
-          <w:color w:val="000000"/>
-          <w:kern w:val="0"/>
-          <w:lang w:eastAsia="es-PE"/>
-          <w14:ligatures w14:val="none"/>
-        </w:rPr>
-        <w:t>SEXTO:</w:t>
-      </w:r>
-      <w:r>
-        <w:rPr>
-          <w:rFonts w:ascii="Arial Narrow" w:eastAsia="Arial Narrow" w:hAnsi="Arial Narrow" w:cs="Arial Narrow"/>
-          <w:color w:val="000000"/>
-          <w:kern w:val="0"/>
-          <w:lang w:eastAsia="es-PE"/>
-          <w14:ligatures w14:val="none"/>
-        </w:rPr>
-        <w:t xml:space="preserve"> </w:t>
-      </w:r>
-      <w:bookmarkStart w:id="7" w:name="_Hlk188286915"/>
-      <w:r>
-        <w:rPr>
-          <w:rFonts w:ascii="Arial Narrow" w:eastAsia="Arial Narrow" w:hAnsi="Arial Narrow" w:cs="Arial Narrow"/>
-          <w:color w:val="000000"/>
-          <w:kern w:val="0"/>
-          <w:lang w:eastAsia="es-PE"/>
-          <w14:ligatures w14:val="none"/>
-        </w:rPr>
-        <w:t>informar a las partes que el artículo 110</w:t>
-      </w:r>
-      <w:r>
-        <w:rPr>
-          <w:rFonts w:ascii="Arial Narrow" w:eastAsia="Times New Roman" w:hAnsi="Arial Narrow" w:cs="Segoe UI"/>
-          <w:color w:val="000000"/>
-          <w:kern w:val="0"/>
-          <w:lang w:eastAsia="es-PE"/>
-          <w14:ligatures w14:val="none"/>
-        </w:rPr>
-        <w:t/>
-      </w:r>
-      <w:r>
-        <w:rPr>
-          <w:rFonts w:ascii="Arial Narrow" w:eastAsia="Arial Narrow" w:hAnsi="Arial Narrow" w:cs="Arial Narrow"/>
-          <w:color w:val="000000"/>
-          <w:kern w:val="0"/>
-          <w:lang w:eastAsia="es-PE"/>
-          <w14:ligatures w14:val="none"/>
+          <ns2:ligatures ns2:val="none"/>
         </w:rPr>
         <w:t xml:space="preserve"> de la Ley 29571, Código de Protección y Defensa del Consumidor</w:t>
       </w:r>
@@ -6915,7 +6802,7 @@
           <w:kern w:val="0"/>
           <w:vertAlign w:val="superscript"/>
           <w:lang w:eastAsia="es-PE"/>
-          <w14:ligatures w14:val="none"/>
+          <ns2:ligatures ns2:val="none"/>
         </w:rPr>
         <w:footnoteReference w:id="11"/>
       </w:r>
@@ -6925,7 +6812,7 @@
           <w:color w:val="000000"/>
           <w:kern w:val="0"/>
           <w:lang w:eastAsia="es-PE"/>
-          <w14:ligatures w14:val="none"/>
+          <ns2:ligatures ns2:val="none"/>
         </w:rPr>
         <w:t>, faculta a la Comisión a calificar las infracciones de la referida norma como leves, graves o muy graves e imponer sanciones que van desde una amonestación hasta una multa por un máximo de 450 Unidades Impositivas Tributarias, sin perjuicio de las medidas correctivas, reparadoras y complementarias, que puedan ordenarse de acuerdo a lo estipulado en los artículos 114</w:t>
       </w:r>
@@ -6935,7 +6822,7 @@
           <w:color w:val="000000"/>
           <w:kern w:val="0"/>
           <w:lang w:eastAsia="es-PE"/>
-          <w14:ligatures w14:val="none"/>
+          <ns2:ligatures ns2:val="none"/>
         </w:rPr>
         <w:t/>
       </w:r>
@@ -6945,7 +6832,7 @@
           <w:color w:val="000000"/>
           <w:kern w:val="0"/>
           <w:lang w:eastAsia="es-PE"/>
-          <w14:ligatures w14:val="none"/>
+          <ns2:ligatures ns2:val="none"/>
         </w:rPr>
         <w:t>, 115</w:t>
       </w:r>
@@ -6955,7 +6842,7 @@
           <w:color w:val="000000"/>
           <w:kern w:val="0"/>
           <w:lang w:eastAsia="es-PE"/>
-          <w14:ligatures w14:val="none"/>
+          <ns2:ligatures ns2:val="none"/>
         </w:rPr>
         <w:t/>
       </w:r>
@@ -6965,7 +6852,7 @@
           <w:color w:val="000000"/>
           <w:kern w:val="0"/>
           <w:lang w:eastAsia="es-PE"/>
-          <w14:ligatures w14:val="none"/>
+          <ns2:ligatures ns2:val="none"/>
         </w:rPr>
         <w:t xml:space="preserve"> y 116</w:t>
       </w:r>
@@ -6975,7 +6862,7 @@
           <w:color w:val="000000"/>
           <w:kern w:val="0"/>
           <w:lang w:eastAsia="es-PE"/>
-          <w14:ligatures w14:val="none"/>
+          <ns2:ligatures ns2:val="none"/>
         </w:rPr>
         <w:t/>
       </w:r>
@@ -6985,7 +6872,7 @@
           <w:color w:val="000000"/>
           <w:kern w:val="0"/>
           <w:lang w:eastAsia="es-PE"/>
-          <w14:ligatures w14:val="none"/>
+          <ns2:ligatures ns2:val="none"/>
         </w:rPr>
         <w:t xml:space="preserve"> de la referida norma</w:t>
       </w:r>
@@ -6997,7 +6884,7 @@
           <w:kern w:val="0"/>
           <w:vertAlign w:val="superscript"/>
           <w:lang w:eastAsia="es-PE"/>
-          <w14:ligatures w14:val="none"/>
+          <ns2:ligatures ns2:val="none"/>
         </w:rPr>
         <w:footnoteReference w:id="12"/>
       </w:r>
@@ -7007,7 +6894,7 @@
           <w:color w:val="000000"/>
           <w:kern w:val="0"/>
           <w:lang w:eastAsia="es-PE"/>
-          <w14:ligatures w14:val="none"/>
+          <ns2:ligatures ns2:val="none"/>
         </w:rPr>
         <w:t xml:space="preserve">. </w:t>
       </w:r>
@@ -7018,7 +6905,7 @@
           <w:color w:val="000000"/>
           <w:kern w:val="0"/>
           <w:lang w:eastAsia="es-PE"/>
-          <w14:ligatures w14:val="none"/>
+          <ns2:ligatures ns2:val="none"/>
         </w:rPr>
         <w:lastRenderedPageBreak/>
         <w:t>Asimismo, se consideran circunstancias atenuantes para la graduación de la sanción, el allanamiento de la denuncia o el reconocimiento de las pretensiones en ella contenidas, de acuerdo con el artículo 112</w:t>
@@ -7029,7 +6916,7 @@
           <w:color w:val="000000"/>
           <w:kern w:val="0"/>
           <w:lang w:eastAsia="es-PE"/>
-          <w14:ligatures w14:val="none"/>
+          <ns2:ligatures ns2:val="none"/>
         </w:rPr>
         <w:t/>
       </w:r>
@@ -7039,7 +6926,7 @@
           <w:color w:val="000000"/>
           <w:kern w:val="0"/>
           <w:lang w:eastAsia="es-PE"/>
-          <w14:ligatures w14:val="none"/>
+          <ns2:ligatures ns2:val="none"/>
         </w:rPr>
         <w:t xml:space="preserve"> del Código</w:t>
       </w:r>
@@ -7051,7 +6938,7 @@
           <w:kern w:val="0"/>
           <w:vertAlign w:val="superscript"/>
           <w:lang w:eastAsia="es-PE"/>
-          <w14:ligatures w14:val="none"/>
+          <ns2:ligatures ns2:val="none"/>
         </w:rPr>
         <w:footnoteReference w:id="13"/>
       </w:r>
@@ -7061,12 +6948,12 @@
           <w:color w:val="000000"/>
           <w:kern w:val="0"/>
           <w:lang w:eastAsia="es-PE"/>
-          <w14:ligatures w14:val="none"/>
+          <ns2:ligatures ns2:val="none"/>
         </w:rPr>
         <w:t>.</w:t>
       </w:r>
     </w:p>
-    <w:p>
+    <w:p ns2:paraId="0ECE55DF" ns2:textId="77777777">
       <w:pPr>
         <w:shd w:val="clear" w:color="auto" w:fill="FFFFFF"/>
         <w:spacing w:after="0" w:line="240" w:lineRule="auto"/>
@@ -7077,11 +6964,11 @@
           <w:color w:val="000000"/>
           <w:kern w:val="0"/>
           <w:lang w:eastAsia="es-PE"/>
-          <w14:ligatures w14:val="none"/>
-        </w:rPr>
-      </w:pPr>
-    </w:p>
-    <w:p>
+          <ns2:ligatures ns2:val="none"/>
+        </w:rPr>
+      </w:pPr>
+    </w:p>
+    <w:p ns2:paraId="1CC114EB" ns2:textId="77777777">
       <w:pPr>
         <w:shd w:val="clear" w:color="auto" w:fill="FFFFFF"/>
         <w:spacing w:after="0" w:line="240" w:lineRule="auto"/>
@@ -7091,17 +6978,17 @@
           <w:color w:val="000000"/>
           <w:kern w:val="0"/>
           <w:lang w:eastAsia="es-PE"/>
-          <w14:ligatures w14:val="none"/>
-        </w:rPr>
-      </w:pPr>
-      <w:r>
-        <w:rPr>
-          <w:rFonts w:ascii="Arial Narrow" w:eastAsia="Arial Narrow" w:hAnsi="Arial Narrow" w:cs="Arial Narrow"/>
-          <w:b/>
-          <w:color w:val="000000"/>
-          <w:kern w:val="0"/>
-          <w:lang w:eastAsia="es-PE"/>
-          <w14:ligatures w14:val="none"/>
+          <ns2:ligatures ns2:val="none"/>
+        </w:rPr>
+      </w:pPr>
+      <w:r>
+        <w:rPr>
+          <w:rFonts w:ascii="Arial Narrow" w:eastAsia="Arial Narrow" w:hAnsi="Arial Narrow" w:cs="Arial Narrow"/>
+          <w:b/>
+          <w:color w:val="000000"/>
+          <w:kern w:val="0"/>
+          <w:lang w:eastAsia="es-PE"/>
+          <ns2:ligatures ns2:val="none"/>
         </w:rPr>
         <w:t>SÉTIMO:</w:t>
       </w:r>
@@ -7111,7 +6998,7 @@
           <w:color w:val="000000"/>
           <w:kern w:val="0"/>
           <w:lang w:eastAsia="es-PE"/>
-          <w14:ligatures w14:val="none"/>
+          <ns2:ligatures ns2:val="none"/>
         </w:rPr>
         <w:t xml:space="preserve"> informar a las partes que conforme a lo establecido en el artículo 39</w:t>
       </w:r>
@@ -7121,7 +7008,7 @@
           <w:color w:val="000000"/>
           <w:kern w:val="0"/>
           <w:lang w:eastAsia="es-PE"/>
-          <w14:ligatures w14:val="none"/>
+          <ns2:ligatures ns2:val="none"/>
         </w:rPr>
         <w:t/>
       </w:r>
@@ -7131,12 +7018,12 @@
           <w:color w:val="000000"/>
           <w:kern w:val="0"/>
           <w:lang w:eastAsia="es-PE"/>
-          <w14:ligatures w14:val="none"/>
+          <ns2:ligatures ns2:val="none"/>
         </w:rPr>
         <w:t xml:space="preserve"> de la Ley sobre Facultades, Normas y Organización del Indecopi, aprobada por Decreto Legislativo 807, los gastos por los peritajes realizados, actuación de pruebas, inspecciones y otros derivados de la tramitación del proceso serán de cargo de la parte que solicita la prueba, salvo pacto en contrario. En todos los casos, la resolución final determinará si los gastos deben ser asumidos por alguna de las partes, o reembolsados a la otra parte o al Indecopi, según sea el caso, de manera adicional a la sanción que haya podido imponerse. </w:t>
       </w:r>
     </w:p>
-    <w:p>
+    <w:p ns2:paraId="364C4B19" ns2:textId="77777777">
       <w:pPr>
         <w:shd w:val="clear" w:color="auto" w:fill="FFFFFF"/>
         <w:spacing w:after="0" w:line="240" w:lineRule="auto"/>
@@ -7146,11 +7033,11 @@
           <w:color w:val="000000"/>
           <w:kern w:val="0"/>
           <w:lang w:eastAsia="es-PE"/>
-          <w14:ligatures w14:val="none"/>
-        </w:rPr>
-      </w:pPr>
-    </w:p>
-    <w:p>
+          <ns2:ligatures ns2:val="none"/>
+        </w:rPr>
+      </w:pPr>
+    </w:p>
+    <w:p ns2:paraId="27E9BBC0" ns2:textId="77777777">
       <w:pPr>
         <w:suppressAutoHyphens/>
         <w:spacing w:after="0" w:line="240" w:lineRule="auto"/>
@@ -7159,7 +7046,7 @@
           <w:rFonts w:ascii="Arial Narrow" w:eastAsia="Calibri" w:hAnsi="Arial Narrow" w:cs="Arial"/>
           <w:kern w:val="0"/>
           <w:u w:val="single"/>
-          <w14:ligatures w14:val="none"/>
+          <ns2:ligatures ns2:val="none"/>
         </w:rPr>
       </w:pPr>
       <w:r>
@@ -7168,7 +7055,7 @@
           <w:b/>
           <w:bCs/>
           <w:kern w:val="0"/>
-          <w14:ligatures w14:val="none"/>
+          <ns2:ligatures ns2:val="none"/>
         </w:rPr>
         <w:t>OCTAVO</w:t>
       </w:r>
@@ -7177,7 +7064,7 @@
           <w:rFonts w:ascii="Arial Narrow" w:eastAsia="Calibri" w:hAnsi="Arial Narrow" w:cs="Arial"/>
           <w:b/>
           <w:kern w:val="0"/>
-          <w14:ligatures w14:val="none"/>
+          <ns2:ligatures ns2:val="none"/>
         </w:rPr>
         <w:t>:</w:t>
       </w:r>
@@ -7185,7 +7072,7 @@
         <w:rPr>
           <w:rFonts w:ascii="Arial Narrow" w:eastAsia="Calibri" w:hAnsi="Arial Narrow" w:cs="Arial"/>
           <w:kern w:val="0"/>
-          <w14:ligatures w14:val="none"/>
+          <ns2:ligatures ns2:val="none"/>
         </w:rPr>
         <w:t xml:space="preserve"> comunicar a las partes que, </w:t>
       </w:r>
@@ -7194,7 +7081,7 @@
         <w:rPr>
           <w:rFonts w:ascii="Arial Narrow" w:eastAsia="Calibri" w:hAnsi="Arial Narrow" w:cs="Arial"/>
           <w:kern w:val="0"/>
-          <w14:ligatures w14:val="none"/>
+          <ns2:ligatures ns2:val="none"/>
         </w:rPr>
         <w:t>de acuerdo a</w:t>
       </w:r>
@@ -7203,7 +7090,7 @@
         <w:rPr>
           <w:rFonts w:ascii="Arial Narrow" w:eastAsia="Calibri" w:hAnsi="Arial Narrow" w:cs="Arial"/>
           <w:kern w:val="0"/>
-          <w14:ligatures w14:val="none"/>
+          <ns2:ligatures ns2:val="none"/>
         </w:rPr>
         <w:t xml:space="preserve"> lo señalado por el artículo 29</w:t>
       </w:r>
@@ -7213,7 +7100,7 @@
           <w:color w:val="000000"/>
           <w:kern w:val="0"/>
           <w:lang w:eastAsia="es-PE"/>
-          <w14:ligatures w14:val="none"/>
+          <ns2:ligatures ns2:val="none"/>
         </w:rPr>
         <w:t/>
       </w:r>
@@ -7221,7 +7108,7 @@
         <w:rPr>
           <w:rFonts w:ascii="Arial Narrow" w:eastAsia="Calibri" w:hAnsi="Arial Narrow" w:cs="Arial"/>
           <w:kern w:val="0"/>
-          <w14:ligatures w14:val="none"/>
+          <ns2:ligatures ns2:val="none"/>
         </w:rPr>
         <w:t xml:space="preserve"> del Decreto Legislativo 807</w:t>
       </w:r>
@@ -7231,7 +7118,7 @@
           <w:rFonts w:ascii="Arial Narrow" w:eastAsia="Calibri" w:hAnsi="Arial Narrow" w:cs="Arial"/>
           <w:kern w:val="0"/>
           <w:vertAlign w:val="superscript"/>
-          <w14:ligatures w14:val="none"/>
+          <ns2:ligatures ns2:val="none"/>
         </w:rPr>
         <w:footnoteReference w:id="14"/>
       </w:r>
@@ -7239,7 +7126,7 @@
         <w:rPr>
           <w:rFonts w:ascii="Arial Narrow" w:eastAsia="Calibri" w:hAnsi="Arial Narrow" w:cs="Arial"/>
           <w:kern w:val="0"/>
-          <w14:ligatures w14:val="none"/>
+          <ns2:ligatures ns2:val="none"/>
         </w:rPr>
         <w:t xml:space="preserve">, hasta antes de la emisión de la Resolución Final tienen la posibilidad de solicitar una audiencia </w:t>
       </w:r>
@@ -7247,7 +7134,7 @@
         <w:rPr>
           <w:rFonts w:ascii="Arial Narrow" w:eastAsia="Calibri" w:hAnsi="Arial Narrow" w:cs="Arial"/>
           <w:kern w:val="0"/>
-          <w14:ligatures w14:val="none"/>
+          <ns2:ligatures ns2:val="none"/>
         </w:rPr>
         <w:lastRenderedPageBreak/>
         <w:t xml:space="preserve">de conciliación. En caso deleguen a favor de una tercera persona su actuación en la diligencia programada, esta deberá presentar un poder especial con firma legalizada ante Notario Público, donde conste </w:t>
@@ -7257,7 +7144,7 @@
           <w:rFonts w:ascii="Arial Narrow" w:eastAsia="Calibri" w:hAnsi="Arial Narrow" w:cs="Arial"/>
           <w:kern w:val="0"/>
           <w:u w:val="single"/>
-          <w14:ligatures w14:val="none"/>
+          <ns2:ligatures ns2:val="none"/>
         </w:rPr>
         <w:t>expresamente su facultad para asistir y conciliar en su representación</w:t>
       </w:r>
@@ -7266,7 +7153,7 @@
           <w:rFonts w:ascii="Arial Narrow" w:eastAsia="Calibri" w:hAnsi="Arial Narrow" w:cs="Arial"/>
           <w:bCs/>
           <w:kern w:val="0"/>
-          <w14:ligatures w14:val="none"/>
+          <ns2:ligatures ns2:val="none"/>
         </w:rPr>
         <w:t>.</w:t>
       </w:r>
@@ -7276,7 +7163,7 @@
           <w:b/>
           <w:bCs/>
           <w:kern w:val="0"/>
-          <w14:ligatures w14:val="none"/>
+          <ns2:ligatures ns2:val="none"/>
         </w:rPr>
         <w:t xml:space="preserve"> </w:t>
       </w:r>
@@ -7285,12 +7172,12 @@
           <w:rFonts w:ascii="Arial Narrow" w:eastAsia="Calibri" w:hAnsi="Arial Narrow" w:cs="Arial"/>
           <w:kern w:val="0"/>
           <w:u w:val="single"/>
-          <w14:ligatures w14:val="none"/>
+          <ns2:ligatures ns2:val="none"/>
         </w:rPr>
         <w:t xml:space="preserve">Ello bajo apercibimiento de no realizar la audiencia de conciliación y levantar el acta de inasistencia correspondiente. </w:t>
       </w:r>
     </w:p>
-    <w:p>
+    <w:p ns2:paraId="4CD47B08" ns2:textId="77777777">
       <w:pPr>
         <w:suppressAutoHyphens/>
         <w:spacing w:after="0" w:line="240" w:lineRule="auto"/>
@@ -7299,11 +7186,11 @@
           <w:rFonts w:ascii="Arial Narrow" w:eastAsia="Calibri" w:hAnsi="Arial Narrow" w:cs="Arial"/>
           <w:kern w:val="0"/>
           <w:u w:val="single"/>
-          <w14:ligatures w14:val="none"/>
-        </w:rPr>
-      </w:pPr>
-    </w:p>
-    <w:p>
+          <ns2:ligatures ns2:val="none"/>
+        </w:rPr>
+      </w:pPr>
+    </w:p>
+    <w:p ns2:paraId="0E80CA49" ns2:textId="77777777">
       <w:pPr>
         <w:suppressAutoHyphens/>
         <w:spacing w:after="0" w:line="240" w:lineRule="auto"/>
@@ -7313,7 +7200,7 @@
           <w:color w:val="000000"/>
           <w:kern w:val="0"/>
           <w:lang w:eastAsia="es-PE"/>
-          <w14:ligatures w14:val="none"/>
+          <ns2:ligatures ns2:val="none"/>
         </w:rPr>
       </w:pPr>
       <w:r>
@@ -7323,7 +7210,7 @@
           <w:color w:val="000000"/>
           <w:kern w:val="0"/>
           <w:lang w:eastAsia="es-PE"/>
-          <w14:ligatures w14:val="none"/>
+          <ns2:ligatures ns2:val="none"/>
         </w:rPr>
         <w:t>NOVENO:</w:t>
       </w:r>
@@ -7333,14 +7220,14 @@
           <w:color w:val="000000"/>
           <w:kern w:val="0"/>
           <w:lang w:eastAsia="es-PE"/>
-          <w14:ligatures w14:val="none"/>
+          <ns2:ligatures ns2:val="none"/>
         </w:rPr>
         <w:t xml:space="preserve"> poner en conocimiento de las partes que, antes de la emisión de la Resolución Final, tienen la posibilidad de formular su desistimiento o presentar el acuerdo arribado mediante la conciliación, mediación, transacción o cualquier otro que, de forma indubitable, deje constancia que se ha solucionado la controversia materia de denuncia.</w:t>
       </w:r>
       <w:bookmarkStart w:id="8" w:name="h.gjdgxs" w:colFirst="0" w:colLast="0"/>
       <w:bookmarkEnd w:id="8"/>
     </w:p>
-    <w:p>
+    <w:p ns2:paraId="7DDD06F7" ns2:textId="77777777">
       <w:pPr>
         <w:suppressAutoHyphens/>
         <w:spacing w:after="0" w:line="240" w:lineRule="auto"/>
@@ -7350,11 +7237,11 @@
           <w:color w:val="000000"/>
           <w:kern w:val="0"/>
           <w:lang w:eastAsia="es-PE"/>
-          <w14:ligatures w14:val="none"/>
-        </w:rPr>
-      </w:pPr>
-    </w:p>
-    <w:p>
+          <ns2:ligatures ns2:val="none"/>
+        </w:rPr>
+      </w:pPr>
+    </w:p>
+    <w:p ns2:paraId="236137A1" ns2:textId="1725268E">
       <w:pPr>
         <w:suppressAutoHyphens/>
         <w:spacing w:after="0" w:line="240" w:lineRule="auto"/>
@@ -7377,7 +7264,7 @@
           <w:b/>
           <w:spacing w:val="-3"/>
           <w:kern w:val="0"/>
-          <w14:ligatures w14:val="none"/>
+          <ns2:ligatures ns2:val="none"/>
         </w:rPr>
         <w:t/>
       </w:r>
@@ -7387,7 +7274,7 @@
           <w:bCs/>
           <w:spacing w:val="-3"/>
           <w:kern w:val="0"/>
-          <w14:ligatures w14:val="none"/>
+          <ns2:ligatures ns2:val="none"/>
         </w:rPr>
         <w:t xml:space="preserve"/>
       </w:r>
@@ -7397,7 +7284,7 @@
           <w:bCs/>
           <w:spacing w:val="-3"/>
           <w:kern w:val="0"/>
-          <w14:ligatures w14:val="none"/>
+          <ns2:ligatures ns2:val="none"/>
         </w:rPr>
         <w:t/>
       </w:r>
@@ -7407,7 +7294,7 @@
           <w:bCs/>
           <w:spacing w:val="-3"/>
           <w:kern w:val="0"/>
-          <w14:ligatures w14:val="none"/>
+          <ns2:ligatures ns2:val="none"/>
         </w:rPr>
         <w:t xml:space="preserve"/>
       </w:r>
@@ -7418,7 +7305,7 @@
           <w:kern w:val="0"/>
           <w:shd w:val="clear" w:color="auto" w:fill="FFFFFF"/>
           <w:lang w:eastAsia="es-PE"/>
-          <w14:ligatures w14:val="none"/>
+          <ns2:ligatures ns2:val="none"/>
         </w:rPr>
         <w:t xml:space="preserve"/>
       </w:r>
@@ -7429,7 +7316,7 @@
           <w:kern w:val="0"/>
           <w:shd w:val="clear" w:color="auto" w:fill="FFFFFF"/>
           <w:lang w:eastAsia="es-PE"/>
-          <w14:ligatures w14:val="none"/>
+          <ns2:ligatures ns2:val="none"/>
         </w:rPr>
         <w:t xml:space="preserve"/>
       </w:r>
@@ -7440,7 +7327,7 @@
           <w:kern w:val="0"/>
           <w:shd w:val="clear" w:color="auto" w:fill="FFFFFF"/>
           <w:lang w:eastAsia="es-PE"/>
-          <w14:ligatures w14:val="none"/>
+          <ns2:ligatures ns2:val="none"/>
         </w:rPr>
         <w:t xml:space="preserve"/>
       </w:r>
@@ -7555,7 +7442,7 @@
           <w:color w:val="000000"/>
           <w:kern w:val="0"/>
           <w:lang w:eastAsia="es-PE"/>
-          <w14:ligatures w14:val="none"/>
+          <ns2:ligatures ns2:val="none"/>
         </w:rPr>
         <w:t/>
       </w:r>
@@ -7579,7 +7466,7 @@
           <w:color w:val="000000"/>
           <w:kern w:val="0"/>
           <w:lang w:eastAsia="es-PE"/>
-          <w14:ligatures w14:val="none"/>
+          <ns2:ligatures ns2:val="none"/>
         </w:rPr>
         <w:t/>
       </w:r>
@@ -7605,7 +7492,7 @@
         <w:t/>
       </w:r>
     </w:p>
-    <w:p>
+    <w:p ns2:paraId="639FE5BE" ns2:textId="77777777">
       <w:pPr>
         <w:suppressAutoHyphens/>
         <w:spacing w:after="0" w:line="240" w:lineRule="auto"/>
@@ -7615,64 +7502,64 @@
         </w:rPr>
       </w:pPr>
     </w:p>
-    <w:p>
-      <w:pPr>
-        <w:spacing w:after="0" w:line="240" w:lineRule="auto"/>
-        <w:jc w:val="both"/>
-        <w:rPr>
-          <w:rFonts w:ascii="Arial Narrow" w:eastAsia="Arial Narrow" w:hAnsi="Arial Narrow" w:cs="Arial Narrow"/>
-          <w:b/>
-          <w:color w:val="000000"/>
-          <w:kern w:val="0"/>
-          <w:lang w:eastAsia="es-PE"/>
-          <w14:ligatures w14:val="none"/>
-        </w:rPr>
-      </w:pPr>
-    </w:p>
-    <w:p>
-      <w:pPr>
-        <w:spacing w:after="0" w:line="240" w:lineRule="auto"/>
-        <w:jc w:val="both"/>
-        <w:rPr>
-          <w:rFonts w:ascii="Arial Narrow" w:eastAsia="Arial Narrow" w:hAnsi="Arial Narrow" w:cs="Arial Narrow"/>
-          <w:b/>
-          <w:color w:val="000000"/>
-          <w:kern w:val="0"/>
-          <w:lang w:eastAsia="es-PE"/>
-          <w14:ligatures w14:val="none"/>
-        </w:rPr>
-      </w:pPr>
-    </w:p>
-    <w:p>
-      <w:pPr>
-        <w:spacing w:after="0" w:line="240" w:lineRule="auto"/>
-        <w:jc w:val="both"/>
-        <w:rPr>
-          <w:rFonts w:ascii="Arial Narrow" w:eastAsia="Arial Narrow" w:hAnsi="Arial Narrow" w:cs="Arial Narrow"/>
-          <w:b/>
-          <w:color w:val="000000"/>
-          <w:kern w:val="0"/>
-          <w:lang w:eastAsia="es-PE"/>
-          <w14:ligatures w14:val="none"/>
-        </w:rPr>
-      </w:pPr>
-    </w:p>
-    <w:p>
-      <w:pPr>
-        <w:spacing w:after="0" w:line="240" w:lineRule="auto"/>
-        <w:jc w:val="both"/>
-        <w:rPr>
-          <w:rFonts w:ascii="Arial Narrow" w:eastAsia="Arial Narrow" w:hAnsi="Arial Narrow" w:cs="Arial Narrow"/>
-          <w:b/>
-          <w:color w:val="000000"/>
-          <w:kern w:val="0"/>
-          <w:lang w:eastAsia="es-PE"/>
-          <w14:ligatures w14:val="none"/>
+    <w:p ns2:paraId="509D673B" ns2:textId="77777777">
+      <w:pPr>
+        <w:spacing w:after="0" w:line="240" w:lineRule="auto"/>
+        <w:jc w:val="both"/>
+        <w:rPr>
+          <w:rFonts w:ascii="Arial Narrow" w:eastAsia="Arial Narrow" w:hAnsi="Arial Narrow" w:cs="Arial Narrow"/>
+          <w:b/>
+          <w:color w:val="000000"/>
+          <w:kern w:val="0"/>
+          <w:lang w:eastAsia="es-PE"/>
+          <ns2:ligatures ns2:val="none"/>
+        </w:rPr>
+      </w:pPr>
+    </w:p>
+    <w:p ns2:paraId="418E1D52" ns2:textId="77777777">
+      <w:pPr>
+        <w:spacing w:after="0" w:line="240" w:lineRule="auto"/>
+        <w:jc w:val="both"/>
+        <w:rPr>
+          <w:rFonts w:ascii="Arial Narrow" w:eastAsia="Arial Narrow" w:hAnsi="Arial Narrow" w:cs="Arial Narrow"/>
+          <w:b/>
+          <w:color w:val="000000"/>
+          <w:kern w:val="0"/>
+          <w:lang w:eastAsia="es-PE"/>
+          <ns2:ligatures ns2:val="none"/>
+        </w:rPr>
+      </w:pPr>
+    </w:p>
+    <w:p ns2:paraId="0407B94C" ns2:textId="77777777">
+      <w:pPr>
+        <w:spacing w:after="0" w:line="240" w:lineRule="auto"/>
+        <w:jc w:val="both"/>
+        <w:rPr>
+          <w:rFonts w:ascii="Arial Narrow" w:eastAsia="Arial Narrow" w:hAnsi="Arial Narrow" w:cs="Arial Narrow"/>
+          <w:b/>
+          <w:color w:val="000000"/>
+          <w:kern w:val="0"/>
+          <w:lang w:eastAsia="es-PE"/>
+          <ns2:ligatures ns2:val="none"/>
+        </w:rPr>
+      </w:pPr>
+    </w:p>
+    <w:p ns2:paraId="375C384E" ns2:textId="77777777">
+      <w:pPr>
+        <w:spacing w:after="0" w:line="240" w:lineRule="auto"/>
+        <w:jc w:val="both"/>
+        <w:rPr>
+          <w:rFonts w:ascii="Arial Narrow" w:eastAsia="Arial Narrow" w:hAnsi="Arial Narrow" w:cs="Arial Narrow"/>
+          <w:b/>
+          <w:color w:val="000000"/>
+          <w:kern w:val="0"/>
+          <w:lang w:eastAsia="es-PE"/>
+          <ns2:ligatures ns2:val="none"/>
         </w:rPr>
       </w:pPr>
     </w:p>
     <w:bookmarkEnd w:id="0"/>
-    <w:p>
+    <w:p ns2:paraId="3E83B60D" ns2:textId="77777777">
       <w:pPr>
         <w:shd w:val="clear" w:color="auto" w:fill="FFFFFF" w:themeFill="background1"/>
         <w:spacing w:after="0" w:line="240" w:lineRule="auto"/>
@@ -7683,7 +7570,7 @@
           <w:bCs/>
           <w:color w:val="000000"/>
           <w:kern w:val="0"/>
-          <w14:ligatures w14:val="none"/>
+          <ns2:ligatures ns2:val="none"/>
         </w:rPr>
       </w:pPr>
       <w:r>
@@ -7693,12 +7580,12 @@
           <w:bCs/>
           <w:color w:val="000000"/>
           <w:kern w:val="0"/>
-          <w14:ligatures w14:val="none"/>
+          <ns2:ligatures ns2:val="none"/>
         </w:rPr>
         <w:t>JUDITH ALCALDE BRICEÑO</w:t>
       </w:r>
     </w:p>
-    <w:p>
+    <w:p ns2:paraId="5DEBD49B" ns2:textId="77777777">
       <w:pPr>
         <w:shd w:val="clear" w:color="auto" w:fill="FFFFFF" w:themeFill="background1"/>
         <w:spacing w:after="0" w:line="240" w:lineRule="auto"/>
@@ -7709,7 +7596,7 @@
           <w:bCs/>
           <w:color w:val="000000"/>
           <w:kern w:val="0"/>
-          <w14:ligatures w14:val="none"/>
+          <ns2:ligatures ns2:val="none"/>
         </w:rPr>
       </w:pPr>
       <w:r>
@@ -7719,12 +7606,12 @@
           <w:bCs/>
           <w:color w:val="000000"/>
           <w:kern w:val="0"/>
-          <w14:ligatures w14:val="none"/>
+          <ns2:ligatures ns2:val="none"/>
         </w:rPr>
         <w:t>Secretaria Técnica (e)</w:t>
       </w:r>
     </w:p>
-    <w:p>
+    <w:p ns2:paraId="3B482DE1" ns2:textId="77777777">
       <w:pPr>
         <w:shd w:val="clear" w:color="auto" w:fill="FFFFFF" w:themeFill="background1"/>
         <w:spacing w:after="0" w:line="240" w:lineRule="auto"/>
@@ -7735,7 +7622,7 @@
           <w:bCs/>
           <w:color w:val="000000"/>
           <w:kern w:val="0"/>
-          <w14:ligatures w14:val="none"/>
+          <ns2:ligatures ns2:val="none"/>
         </w:rPr>
       </w:pPr>
       <w:r>
@@ -7745,7 +7632,7 @@
           <w:bCs/>
           <w:color w:val="000000"/>
           <w:kern w:val="0"/>
-          <w14:ligatures w14:val="none"/>
+          <ns2:ligatures ns2:val="none"/>
         </w:rPr>
         <w:t>Comisión </w:t>
       </w:r>
@@ -7757,7 +7644,7 @@
           <w:color w:val="000000"/>
           <w:kern w:val="0"/>
           <w:shd w:val="clear" w:color="auto" w:fill="FFFFFF"/>
-          <w14:ligatures w14:val="none"/>
+          <ns2:ligatures ns2:val="none"/>
         </w:rPr>
         <w:t>de</w:t>
       </w:r>
@@ -7768,12 +7655,12 @@
           <w:bCs/>
           <w:color w:val="000000"/>
           <w:kern w:val="0"/>
-          <w14:ligatures w14:val="none"/>
+          <ns2:ligatures ns2:val="none"/>
         </w:rPr>
         <w:t> Protección al Consumidor 1</w:t>
       </w:r>
     </w:p>
-    <w:p>
+    <w:p ns2:paraId="5B14D5F8" ns2:textId="77777777">
       <w:pPr>
         <w:spacing w:after="0" w:line="240" w:lineRule="auto"/>
         <w:jc w:val="both"/>
@@ -7784,11 +7671,11 @@
           <w:color w:val="000000"/>
           <w:kern w:val="0"/>
           <w:lang w:eastAsia="es-PE"/>
-          <w14:ligatures w14:val="none"/>
-        </w:rPr>
-      </w:pPr>
-    </w:p>
-    <w:p>
+          <ns2:ligatures ns2:val="none"/>
+        </w:rPr>
+      </w:pPr>
+    </w:p>
+    <w:p ns2:paraId="49618500" ns2:textId="77777777">
       <w:pPr>
         <w:spacing w:after="0" w:line="240" w:lineRule="auto"/>
         <w:jc w:val="both"/>
@@ -7806,12 +7693,12 @@
           <w:sz w:val="16"/>
           <w:szCs w:val="16"/>
           <w:lang w:eastAsia="es-PE"/>
-          <w14:ligatures w14:val="none"/>
+          <ns2:ligatures ns2:val="none"/>
         </w:rPr>
         <w:t>LSM/JCQ</w:t>
       </w:r>
     </w:p>
-    <w:p>
+    <w:p ns2:paraId="08D2E184" ns2:textId="77777777">
       <w:pPr>
         <w:spacing w:line="240" w:lineRule="auto"/>
         <w:rPr>
@@ -7819,7 +7706,7 @@
         </w:rPr>
       </w:pPr>
     </w:p>
-    <w:p>
+    <w:p ns2:paraId="1D2233A3" ns2:textId="77777777">
       <w:pPr>
         <w:spacing w:line="240" w:lineRule="auto"/>
         <w:rPr>
@@ -7827,7 +7714,7 @@
         </w:rPr>
       </w:pPr>
     </w:p>
-    <w:p>
+    <w:p ns2:paraId="4423ADE9" ns2:textId="77777777">
       <w:pPr>
         <w:spacing w:line="240" w:lineRule="auto"/>
         <w:rPr>
@@ -7835,14 +7722,14 @@
         </w:rPr>
       </w:pPr>
     </w:p>
-    <w:p>
+    <w:p ns2:paraId="74AAB5F4" ns2:textId="77777777">
       <w:pPr>
         <w:spacing w:line="240" w:lineRule="auto"/>
       </w:pPr>
     </w:p>
     <w:sectPr>
-      <w:headerReference w:type="default" r:id="rId8"/>
-      <w:footerReference w:type="default" r:id="rId9"/>
+      <w:headerReference w:type="default" ns3:id="rId8"/>
+      <w:footerReference w:type="default" ns3:id="rId9"/>
       <w:pgSz w:w="11906" w:h="16838"/>
       <w:pgMar w:top="1417" w:right="1701" w:bottom="1417" w:left="1701" w:header="708" w:footer="708" w:gutter="0"/>
       <w:cols w:space="708"/>

--- a/plantillas_maestras/02_seguro_vida/liquidacion_o_pago_menor/2_o_mas_ddos_varios/varon/TPL_2156_2025_SEGURO_VIDA_LIQUIDACION_O_PAGO_MENOR_ASEGURADORA_VARON_R2.docx
+++ b/plantillas_maestras/02_seguro_vida/liquidacion_o_pago_menor/2_o_mas_ddos_varios/varon/TPL_2156_2025_SEGURO_VIDA_LIQUIDACION_O_PAGO_MENOR_ASEGURADORA_VARON_R2.docx
@@ -6405,7 +6405,7 @@
           <w:sz w:val="20"/>
           <w:szCs w:val="20"/>
         </w:rPr>
-        <w:t xml:space="preserve">correr traslado de la presente resolución a Rímac Seguros y Reaseguros S.A para que, de conformidad con lo dispuesto por el artículo 26° de la Ley sobre Facultades, Normas y Organización del Indecopi, aprobado por Decreto Legislativo N° 8079, presenten sus descargos sobre la imputación de cargos realizada en un plazo no mayor a cinco (5) días hábiles contado a partir del día siguiente de la notificación de la presente resolución, vencido el cual, el Secretario Técnico declarará en rebeldía a los denunciados que no lo hubieran presentado. Debe precisarse que de conformidad con lo establecido por el artículo 223° del Texto Único Ordenado de la Ley N° 27444, Ley del Procedimiento Administrativo General, las alegaciones y los hechos relevantes de la reclamación, salvo que hayan sido específicamente negadas en la contestación, se tendrán por aceptadas o meritadas como ciertas.</w:t>
+        <w:t xml:space="preserve">correr traslado de la presente resolución a Rímac Seguros y Reaseguros S.A. para que, de conformidad con lo dispuesto por el artículo 26 de la Ley sobre Facultades, Normas y Organización del Indecopi, aprobada por Decreto Legislativo 807, presente sus descargos sobre la imputación de cargos realizada en un plazo no mayor a cinco (5) días hábiles contado a partir del día siguiente de la notificación de la presente resolución, vencido el cual, el Secretario Técnico declarará en rebeldía al denunciado que no lo hubiera presentado. Debe precisarse que de conformidad con lo establecido por el artículo 223 del Texto Único Ordenado de la Ley 27444, Ley del Procedimiento Administrativo General, las alegaciones y los hechos relevantes de la reclamación, salvo que hayan sido específicamente negadas en la contestación, se tendrán por aceptadas o merituadas como ciertas.</w:t>
       </w:r>
     </w:p>
     <w:p ns2:paraId="228F876C" ns2:textId="77777777">
@@ -7582,7 +7582,7 @@
           <w:kern w:val="0"/>
           <ns2:ligatures ns2:val="none"/>
         </w:rPr>
-        <w:t>JUDITH ALCALDE BRICEÑO</w:t>
+        <w:t xml:space="preserve">LUISA ANALÍ SILVA MALPARTIDA</w:t>
       </w:r>
     </w:p>
     <w:p ns2:paraId="5DEBD49B" ns2:textId="77777777">
@@ -7608,7 +7608,7 @@
           <w:kern w:val="0"/>
           <ns2:ligatures ns2:val="none"/>
         </w:rPr>
-        <w:t>Secretaria Técnica (e)</w:t>
+        <w:t xml:space="preserve">Secretaria Técnica Ad Hoc</w:t>
       </w:r>
     </w:p>
     <w:p ns2:paraId="3B482DE1" ns2:textId="77777777">

--- a/plantillas_maestras/02_seguro_vida/liquidacion_o_pago_menor/2_o_mas_ddos_varios/varon/TPL_2156_2025_SEGURO_VIDA_LIQUIDACION_O_PAGO_MENOR_ASEGURADORA_VARON_R2.docx
+++ b/plantillas_maestras/02_seguro_vida/liquidacion_o_pago_menor/2_o_mas_ddos_varios/varon/TPL_2156_2025_SEGURO_VIDA_LIQUIDACION_O_PAGO_MENOR_ASEGURADORA_VARON_R2.docx
@@ -418,7 +418,7 @@
           <w:lang w:eastAsia="es-PE"/>
           <ns2:ligatures ns2:val="none"/>
         </w:rPr>
-        <w:t>15</w:t>
+        <w:t xml:space="preserve">15 de octubre de 2025</w:t>
       </w:r>
       <w:r>
         <w:rPr>
@@ -429,7 +429,7 @@
           <w:lang w:eastAsia="es-PE"/>
           <ns2:ligatures ns2:val="none"/>
         </w:rPr>
-        <w:t xml:space="preserve"> de</w:t>
+        <w:t xml:space="preserve"/>
       </w:r>
       <w:r>
         <w:rPr>
@@ -440,7 +440,7 @@
           <w:lang w:eastAsia="es-PE"/>
           <ns2:ligatures ns2:val="none"/>
         </w:rPr>
-        <w:t xml:space="preserve"> </w:t>
+        <w:t xml:space="preserve"/>
       </w:r>
       <w:r>
         <w:rPr>
@@ -451,7 +451,7 @@
           <w:lang w:eastAsia="es-PE"/>
           <ns2:ligatures ns2:val="none"/>
         </w:rPr>
-        <w:t>octubre</w:t>
+        <w:t xml:space="preserve"/>
       </w:r>
       <w:r>
         <w:rPr>
@@ -462,7 +462,7 @@
           <w:lang w:eastAsia="es-PE"/>
           <ns2:ligatures ns2:val="none"/>
         </w:rPr>
-        <w:t xml:space="preserve"> de 2025</w:t>
+        <w:t xml:space="preserve"/>
       </w:r>
     </w:p>
     <w:p ns2:paraId="66CE1821" ns2:textId="77777777">
@@ -2858,7 +2858,7 @@
           <w:kern w:val="0"/>
           <ns2:ligatures ns2:val="none"/>
         </w:rPr>
-        <w:t xml:space="preserve">El señor [APELLIDO] solicitó, en calidad de medida correctiva, que Rímac cumpla con: (i) otorgar la devolución íntegra del monto cobrado indebidamente por el Seguro de Protección de Ahorros correspondiente al periodo comprendido entre septiembre del 2022 a enero del 2025, por un total de S/ 3 274,39 por cobros indebidos; (ii) reconocer e indemnizar el daño a la persona (moral) ocasionado por la afectación a su honor, tranquilidad y reputación, por un monto de S/ 15 000,00 soles; (iii) incluir como indemnización el perjuicio económico adicional generado por el préstamo solicitado por para cubrir obligaciones derivadas del cobro indebido, incluyendo el capital, intereses y costos financieros, cuyo monto asciende a S/ 5 270,00; (iv) exhortar a implementar mecanismos de validación expresa para cualquier modificación contractual, garantizando el respeto al principio de la buena fe y transparencia en las relaciones de consumo. Asimismo, requirió el reembolso de costos y costas del presente procedimiento.</w:t>
+        <w:t xml:space="preserve">El señor [APELLIDO] solicitó, en calidad de medida correctiva, que Rímac cumpla con: (i) otorgar la devolución íntegra del monto cobrado indebidamente por el Seguro de Protección de Ahorros correspondiente al periodo comprendido entre septiembre de 2022 a enero de 2025, por un total de S/ 3 274,39 por cobros indebidos; (ii) reconocer e indemnizar el daño a la persona (moral) ocasionado por la afectación a su honor, tranquilidad y reputación, por un monto de S/ 15 000,00 soles; (iii) incluir como indemnización el perjuicio económico adicional generado por el préstamo solicitado por para cubrir obligaciones derivadas del cobro indebido, incluyendo el capital, intereses y costos financieros, cuyo monto asciende a S/ 5 270,00; (iv) exhortar a implementar mecanismos de validación expresa para cualquier modificación contractual, garantizando el respeto al principio de la buena fe y transparencia en las relaciones de consumo. Asimismo, requirió el reembolso de costos y costas del presente procedimiento.</w:t>
       </w:r>
       <w:r>
         <w:rPr>
@@ -7926,7 +7926,7 @@
           <w:sz w:val="16"/>
           <w:szCs w:val="16"/>
         </w:rPr>
-        <w:t>4</w:t>
+        <w:t xml:space="preserve">4 de setiembre de 2025</w:t>
       </w:r>
       <w:r>
         <w:rPr>
@@ -7934,7 +7934,7 @@
           <w:sz w:val="16"/>
           <w:szCs w:val="16"/>
         </w:rPr>
-        <w:t xml:space="preserve"> de </w:t>
+        <w:t xml:space="preserve"/>
       </w:r>
       <w:r>
         <w:rPr>
@@ -7942,7 +7942,7 @@
           <w:sz w:val="16"/>
           <w:szCs w:val="16"/>
         </w:rPr>
-        <w:t>setiembre</w:t>
+        <w:t xml:space="preserve"/>
       </w:r>
       <w:r>
         <w:rPr>
@@ -7950,7 +7950,7 @@
           <w:sz w:val="16"/>
           <w:szCs w:val="16"/>
         </w:rPr>
-        <w:t xml:space="preserve"> del 2025, </w:t>
+        <w:t xml:space="preserve">, </w:t>
       </w:r>
       <w:proofErr w:type="spellStart"/>
       <w:r>
@@ -7959,7 +7959,7 @@
           <w:sz w:val="16"/>
           <w:szCs w:val="16"/>
         </w:rPr>
-        <w:t>recepcionada</w:t>
+        <w:t xml:space="preserve">recibida</w:t>
       </w:r>
       <w:proofErr w:type="spellEnd"/>
       <w:r>
@@ -7976,7 +7976,7 @@
           <w:sz w:val="16"/>
           <w:szCs w:val="16"/>
         </w:rPr>
-        <w:t>4</w:t>
+        <w:t xml:space="preserve">4 de setiembre de 2025</w:t>
       </w:r>
       <w:r>
         <w:rPr>
@@ -7984,7 +7984,7 @@
           <w:sz w:val="16"/>
           <w:szCs w:val="16"/>
         </w:rPr>
-        <w:t xml:space="preserve"> de </w:t>
+        <w:t xml:space="preserve"/>
       </w:r>
       <w:r>
         <w:rPr>
@@ -7992,7 +7992,7 @@
           <w:sz w:val="16"/>
           <w:szCs w:val="16"/>
         </w:rPr>
-        <w:t>setiembre</w:t>
+        <w:t xml:space="preserve"/>
       </w:r>
       <w:r>
         <w:rPr>
@@ -8000,7 +8000,7 @@
           <w:sz w:val="16"/>
           <w:szCs w:val="16"/>
         </w:rPr>
-        <w:t xml:space="preserve"> del 2025.</w:t>
+        <w:t xml:space="preserve">.</w:t>
       </w:r>
     </w:p>
     <w:p>
@@ -8070,7 +8070,7 @@
           <w:sz w:val="16"/>
           <w:szCs w:val="16"/>
         </w:rPr>
-        <w:t>el 2 de setiembre del 2010 en el Diario Oficial El Peruano, vigente desde el 2 de octubre del 2010 y modificado por Decreto Legislativo 1308.</w:t>
+        <w:t xml:space="preserve">el 2 de setiembre de 2010 en el Diario Oficial El Peruano, vigente desde el 2 de octubre de 2010 y modificado por Decreto Legislativo 1308.</w:t>
       </w:r>
     </w:p>
     <w:p>

--- a/plantillas_maestras/02_seguro_vida/liquidacion_o_pago_menor/2_o_mas_ddos_varios/varon/TPL_2156_2025_SEGURO_VIDA_LIQUIDACION_O_PAGO_MENOR_ASEGURADORA_VARON_R2.docx
+++ b/plantillas_maestras/02_seguro_vida/liquidacion_o_pago_menor/2_o_mas_ddos_varios/varon/TPL_2156_2025_SEGURO_VIDA_LIQUIDACION_O_PAGO_MENOR_ASEGURADORA_VARON_R2.docx
@@ -1,8 +1,8 @@
 
 <file path=word/document.xml><?xml version="1.0" encoding="utf-8"?>
-<w:document xmlns:ns1="http://schemas.openxmlformats.org/markup-compatibility/2006" xmlns:ns2="http://schemas.microsoft.com/office/word/2010/wordml" xmlns:ns3="http://schemas.openxmlformats.org/officeDocument/2006/relationships" xmlns:w="http://schemas.openxmlformats.org/wordprocessingml/2006/main" ns1:Ignorable="w14 w15 w16se w16cid w16 w16cex w16sdtdh w16sdtfl w16du wp14">
+<w:document xmlns:mc="http://schemas.openxmlformats.org/markup-compatibility/2006" xmlns:r="http://schemas.openxmlformats.org/officeDocument/2006/relationships" xmlns:w="http://schemas.openxmlformats.org/wordprocessingml/2006/main" xmlns:w14="http://schemas.microsoft.com/office/word/2010/wordml" xmlns:w15="http://schemas.microsoft.com/office/word/2012/wordml" xmlns:w16="http://schemas.microsoft.com/office/word/2018/wordml" xmlns:w16cex="http://schemas.microsoft.com/office/word/2018/wordml/cex" xmlns:w16cid="http://schemas.microsoft.com/office/word/2016/wordml/cid" xmlns:w16du="http://schemas.microsoft.com/office/word/2023/wordml/word16du" xmlns:w16sdtdh="http://schemas.microsoft.com/office/word/2020/wordml/sdtdatahash" xmlns:w16se="http://schemas.microsoft.com/office/word/2015/wordml/symex" xmlns:wp14="http://schemas.microsoft.com/office/word/2010/wordprocessingDrawing" mc:Ignorable="w14 w15 w16se w16cid w16 w16cex w16sdtdh w16du wp14">
   <w:body>
-    <w:p ns2:paraId="1B509B2D" ns2:textId="37539347">
+    <w:p>
       <w:pPr>
         <w:tabs>
           <w:tab w:val="left" w:pos="1701"/>
@@ -14,7 +14,7 @@
           <w:color w:val="000000"/>
           <w:kern w:val="0"/>
           <w:lang w:eastAsia="es-PE"/>
-          <ns2:ligatures ns2:val="none"/>
+          <w14:ligatures w14:val="none"/>
         </w:rPr>
       </w:pPr>
       <w:bookmarkStart w:id="0" w:name="_Hlk80343540"/>
@@ -25,7 +25,7 @@
           <w:color w:val="000000"/>
           <w:kern w:val="0"/>
           <w:lang w:eastAsia="es-PE"/>
-          <ns2:ligatures ns2:val="none"/>
+          <w14:ligatures w14:val="none"/>
         </w:rPr>
         <w:t xml:space="preserve">EXPEDIENTE </w:t>
       </w:r>
@@ -36,7 +36,7 @@
           <w:color w:val="000000"/>
           <w:kern w:val="0"/>
           <w:lang w:eastAsia="es-PE"/>
-          <ns2:ligatures ns2:val="none"/>
+          <w14:ligatures w14:val="none"/>
         </w:rPr>
         <w:tab/>
         <w:t>:</w:t>
@@ -48,7 +48,7 @@
           <w:color w:val="000000"/>
           <w:kern w:val="0"/>
           <w:lang w:eastAsia="es-PE"/>
-          <ns2:ligatures ns2:val="none"/>
+          <w14:ligatures w14:val="none"/>
         </w:rPr>
         <w:tab/>
       </w:r>
@@ -61,12 +61,12 @@
           <w:kern w:val="0"/>
           <w:shd w:val="clear" w:color="auto" w:fill="FFFFFF"/>
           <w:lang w:eastAsia="es-PE"/>
-          <ns2:ligatures ns2:val="none"/>
+          <w14:ligatures w14:val="none"/>
         </w:rPr>
         <w:t>2156-2025/CC1</w:t>
       </w:r>
     </w:p>
-    <w:p ns2:paraId="7E5DC22B" ns2:textId="1357D936">
+    <w:p>
       <w:pPr>
         <w:tabs>
           <w:tab w:val="left" w:pos="1701"/>
@@ -81,7 +81,7 @@
           <w:color w:val="000000"/>
           <w:kern w:val="0"/>
           <w:lang w:eastAsia="es-PE"/>
-          <ns2:ligatures ns2:val="none"/>
+          <w14:ligatures w14:val="none"/>
         </w:rPr>
       </w:pPr>
       <w:r>
@@ -91,79 +91,16 @@
           <w:color w:val="000000"/>
           <w:kern w:val="0"/>
           <w:lang w:eastAsia="es-PE"/>
-          <ns2:ligatures ns2:val="none"/>
-        </w:rPr>
-        <w:t xml:space="preserve">DENUNCIANTE:[DENUNCIANTE] (SEÑOR [APELLIDO])</w:t>
-      </w:r>
-      <w:r>
-        <w:rPr>
-          <w:rFonts w:ascii="Arial Narrow" w:eastAsia="Arial Narrow" w:hAnsi="Arial Narrow" w:cs="Arial Narrow"/>
-          <w:b/>
-          <w:color w:val="000000"/>
-          <w:kern w:val="0"/>
-          <w:lang w:eastAsia="es-PE"/>
-          <ns2:ligatures ns2:val="none"/>
-        </w:rPr>
+          <w14:ligatures w14:val="none"/>
+        </w:rPr>
+        <w:t>DENUNCIANTE</w:t>
         <w:tab/>
-        <w:t/>
-      </w:r>
-      <w:r>
-        <w:rPr>
-          <w:rFonts w:ascii="Arial Narrow" w:eastAsia="Arial Narrow" w:hAnsi="Arial Narrow" w:cs="Arial Narrow"/>
-          <w:b/>
-          <w:color w:val="000000"/>
-          <w:kern w:val="0"/>
-          <w:lang w:eastAsia="es-PE"/>
-          <ns2:ligatures ns2:val="none"/>
-        </w:rPr>
+        <w:t>:</w:t>
         <w:tab/>
-      </w:r>
-      <w:r>
-        <w:rPr>
-          <w:rFonts w:ascii="Arial Narrow" w:eastAsia="Arial Narrow" w:hAnsi="Arial Narrow" w:cs="Arial Narrow"/>
-          <w:b/>
-          <w:color w:val="000000"/>
-          <w:kern w:val="0"/>
-          <w:lang w:eastAsia="es-PE"/>
-          <ns2:ligatures ns2:val="none"/>
-        </w:rPr>
-        <w:t/>
-      </w:r>
-      <w:r>
-        <w:rPr>
-          <w:rFonts w:ascii="Arial Narrow" w:eastAsia="Arial Narrow" w:hAnsi="Arial Narrow" w:cs="Arial Narrow"/>
-          <w:b/>
-          <w:color w:val="000000"/>
-          <w:kern w:val="0"/>
-          <w:lang w:eastAsia="es-PE"/>
-          <ns2:ligatures ns2:val="none"/>
-        </w:rPr>
-        <w:t xml:space="preserve"/>
-      </w:r>
-      <w:r>
-        <w:rPr>
-          <w:rFonts w:ascii="Arial Narrow" w:eastAsia="Arial Narrow" w:hAnsi="Arial Narrow" w:cs="Arial Narrow"/>
-          <w:b/>
-          <w:color w:val="000000"/>
-          <w:kern w:val="0"/>
-          <w:lang w:eastAsia="es-PE"/>
-          <ns2:ligatures ns2:val="none"/>
-        </w:rPr>
-        <w:t/>
-      </w:r>
-      <w:r>
-        <w:rPr>
-          <w:rFonts w:ascii="Arial Narrow" w:eastAsia="Arial Narrow" w:hAnsi="Arial Narrow" w:cs="Arial Narrow"/>
-          <w:b/>
-          <w:color w:val="000000"/>
-          <w:kern w:val="0"/>
-          <w:lang w:eastAsia="es-PE"/>
-          <ns2:ligatures ns2:val="none"/>
-        </w:rPr>
-        <w:t/>
-      </w:r>
-    </w:p>
-    <w:p ns2:paraId="6DEEEDFE" ns2:textId="77777777">
+        <w:t xml:space="preserve">[DENUNCIANTE] (SEÑOR [APELLIDO])</w:t>
+      </w:r>
+    </w:p>
+    <w:p>
       <w:pPr>
         <w:tabs>
           <w:tab w:val="left" w:pos="1701"/>
@@ -178,7 +115,7 @@
           <w:color w:val="000000"/>
           <w:kern w:val="0"/>
           <w:lang w:eastAsia="es-PE"/>
-          <ns2:ligatures ns2:val="none"/>
+          <w14:ligatures w14:val="none"/>
         </w:rPr>
       </w:pPr>
       <w:r>
@@ -188,7 +125,7 @@
           <w:color w:val="000000"/>
           <w:kern w:val="0"/>
           <w:lang w:eastAsia="es-PE"/>
-          <ns2:ligatures ns2:val="none"/>
+          <w14:ligatures w14:val="none"/>
         </w:rPr>
         <w:t>DENUNCIADO</w:t>
       </w:r>
@@ -199,7 +136,7 @@
           <w:color w:val="000000"/>
           <w:kern w:val="0"/>
           <w:lang w:eastAsia="es-PE"/>
-          <ns2:ligatures ns2:val="none"/>
+          <w14:ligatures w14:val="none"/>
         </w:rPr>
         <w:tab/>
         <w:t>:</w:t>
@@ -211,13 +148,13 @@
           <w:color w:val="000000"/>
           <w:kern w:val="0"/>
           <w:lang w:eastAsia="es-PE"/>
-          <ns2:ligatures ns2:val="none"/>
+          <w14:ligatures w14:val="none"/>
         </w:rPr>
         <w:tab/>
         <w:t>RÍMAC SEGUROS Y REASEGUROS S.A. (RÍMAC)</w:t>
       </w:r>
     </w:p>
-    <w:p ns2:paraId="022D2B94" ns2:textId="77777777">
+    <w:p>
       <w:pPr>
         <w:tabs>
           <w:tab w:val="left" w:pos="1701"/>
@@ -232,7 +169,7 @@
           <w:color w:val="000000"/>
           <w:kern w:val="0"/>
           <w:lang w:eastAsia="es-PE"/>
-          <ns2:ligatures ns2:val="none"/>
+          <w14:ligatures w14:val="none"/>
         </w:rPr>
       </w:pPr>
       <w:r>
@@ -242,7 +179,7 @@
           <w:color w:val="000000"/>
           <w:kern w:val="0"/>
           <w:lang w:eastAsia="es-PE"/>
-          <ns2:ligatures ns2:val="none"/>
+          <w14:ligatures w14:val="none"/>
         </w:rPr>
         <w:t>MATERIAS</w:t>
       </w:r>
@@ -253,7 +190,7 @@
           <w:color w:val="000000"/>
           <w:kern w:val="0"/>
           <w:lang w:eastAsia="es-PE"/>
-          <ns2:ligatures ns2:val="none"/>
+          <w14:ligatures w14:val="none"/>
         </w:rPr>
         <w:tab/>
         <w:t xml:space="preserve">: </w:t>
@@ -265,13 +202,13 @@
           <w:color w:val="000000"/>
           <w:kern w:val="0"/>
           <w:lang w:eastAsia="es-PE"/>
-          <ns2:ligatures ns2:val="none"/>
+          <w14:ligatures w14:val="none"/>
         </w:rPr>
         <w:tab/>
         <w:t>ADMISIÓN A TRÁMITE</w:t>
       </w:r>
     </w:p>
-    <w:p ns2:paraId="19ED7B73" ns2:textId="77777777">
+    <w:p>
       <w:pPr>
         <w:tabs>
           <w:tab w:val="left" w:pos="1701"/>
@@ -286,7 +223,7 @@
           <w:color w:val="000000"/>
           <w:kern w:val="0"/>
           <w:lang w:eastAsia="es-PE"/>
-          <ns2:ligatures ns2:val="none"/>
+          <w14:ligatures w14:val="none"/>
         </w:rPr>
       </w:pPr>
       <w:r>
@@ -296,12 +233,12 @@
           <w:color w:val="000000"/>
           <w:kern w:val="0"/>
           <w:lang w:eastAsia="es-PE"/>
-          <ns2:ligatures ns2:val="none"/>
+          <w14:ligatures w14:val="none"/>
         </w:rPr>
         <w:t xml:space="preserve">REQUERIMIENTO DE INFORMACIÓN </w:t>
       </w:r>
     </w:p>
-    <w:p ns2:paraId="46A5A479" ns2:textId="77777777">
+    <w:p>
       <w:pPr>
         <w:tabs>
           <w:tab w:val="left" w:pos="1701"/>
@@ -315,7 +252,7 @@
           <w:color w:val="000000"/>
           <w:kern w:val="0"/>
           <w:lang w:eastAsia="es-PE"/>
-          <ns2:ligatures ns2:val="none"/>
+          <w14:ligatures w14:val="none"/>
         </w:rPr>
       </w:pPr>
       <w:r>
@@ -325,7 +262,7 @@
           <w:color w:val="000000"/>
           <w:kern w:val="0"/>
           <w:lang w:eastAsia="es-PE"/>
-          <ns2:ligatures ns2:val="none"/>
+          <w14:ligatures w14:val="none"/>
         </w:rPr>
         <w:t xml:space="preserve">RESOLUCIÓN </w:t>
       </w:r>
@@ -336,7 +273,7 @@
           <w:color w:val="000000"/>
           <w:kern w:val="0"/>
           <w:lang w:eastAsia="es-PE"/>
-          <ns2:ligatures ns2:val="none"/>
+          <w14:ligatures w14:val="none"/>
         </w:rPr>
         <w:tab/>
         <w:t>:</w:t>
@@ -348,13 +285,13 @@
           <w:color w:val="000000"/>
           <w:kern w:val="0"/>
           <w:lang w:eastAsia="es-PE"/>
-          <ns2:ligatures ns2:val="none"/>
+          <w14:ligatures w14:val="none"/>
         </w:rPr>
         <w:tab/>
         <w:t>2</w:t>
       </w:r>
     </w:p>
-    <w:p ns2:paraId="5BA3A18D" ns2:textId="77777777">
+    <w:p>
       <w:pPr>
         <w:tabs>
           <w:tab w:val="left" w:pos="1014"/>
@@ -367,11 +304,11 @@
           <w:kern w:val="0"/>
           <w:shd w:val="clear" w:color="auto" w:fill="FFFFFF"/>
           <w:lang w:eastAsia="es-PE"/>
-          <ns2:ligatures ns2:val="none"/>
-        </w:rPr>
-      </w:pPr>
-    </w:p>
-    <w:p ns2:paraId="2F799822" ns2:textId="2C0D4DD0">
+          <w14:ligatures w14:val="none"/>
+        </w:rPr>
+      </w:pPr>
+    </w:p>
+    <w:p>
       <w:pPr>
         <w:tabs>
           <w:tab w:val="left" w:pos="1014"/>
@@ -384,7 +321,7 @@
           <w:kern w:val="0"/>
           <w:shd w:val="clear" w:color="auto" w:fill="FFFFFF"/>
           <w:lang w:eastAsia="es-PE"/>
-          <ns2:ligatures ns2:val="none"/>
+          <w14:ligatures w14:val="none"/>
         </w:rPr>
       </w:pPr>
       <w:r>
@@ -394,7 +331,7 @@
           <w:kern w:val="0"/>
           <w:shd w:val="clear" w:color="auto" w:fill="FFFFFF"/>
           <w:lang w:eastAsia="es-PE"/>
-          <ns2:ligatures ns2:val="none"/>
+          <w14:ligatures w14:val="none"/>
         </w:rPr>
         <w:t>Lima</w:t>
       </w:r>
@@ -405,7 +342,7 @@
           <w:kern w:val="0"/>
           <w:shd w:val="clear" w:color="auto" w:fill="FFFFFF"/>
           <w:lang w:eastAsia="es-PE"/>
-          <ns2:ligatures ns2:val="none"/>
+          <w14:ligatures w14:val="none"/>
         </w:rPr>
         <w:t xml:space="preserve">, </w:t>
       </w:r>
@@ -416,7 +353,7 @@
           <w:kern w:val="0"/>
           <w:shd w:val="clear" w:color="auto" w:fill="FFFFFF"/>
           <w:lang w:eastAsia="es-PE"/>
-          <ns2:ligatures ns2:val="none"/>
+          <w14:ligatures w14:val="none"/>
         </w:rPr>
         <w:t xml:space="preserve">15 de octubre de 2025</w:t>
       </w:r>
@@ -427,7 +364,7 @@
           <w:kern w:val="0"/>
           <w:shd w:val="clear" w:color="auto" w:fill="FFFFFF"/>
           <w:lang w:eastAsia="es-PE"/>
-          <ns2:ligatures ns2:val="none"/>
+          <w14:ligatures w14:val="none"/>
         </w:rPr>
         <w:t xml:space="preserve"/>
       </w:r>
@@ -438,7 +375,7 @@
           <w:kern w:val="0"/>
           <w:shd w:val="clear" w:color="auto" w:fill="FFFFFF"/>
           <w:lang w:eastAsia="es-PE"/>
-          <ns2:ligatures ns2:val="none"/>
+          <w14:ligatures w14:val="none"/>
         </w:rPr>
         <w:t xml:space="preserve"/>
       </w:r>
@@ -449,7 +386,7 @@
           <w:kern w:val="0"/>
           <w:shd w:val="clear" w:color="auto" w:fill="FFFFFF"/>
           <w:lang w:eastAsia="es-PE"/>
-          <ns2:ligatures ns2:val="none"/>
+          <w14:ligatures w14:val="none"/>
         </w:rPr>
         <w:t xml:space="preserve"/>
       </w:r>
@@ -460,12 +397,12 @@
           <w:kern w:val="0"/>
           <w:shd w:val="clear" w:color="auto" w:fill="FFFFFF"/>
           <w:lang w:eastAsia="es-PE"/>
-          <ns2:ligatures ns2:val="none"/>
+          <w14:ligatures w14:val="none"/>
         </w:rPr>
         <w:t xml:space="preserve"/>
       </w:r>
     </w:p>
-    <w:p ns2:paraId="66CE1821" ns2:textId="77777777">
+    <w:p>
       <w:pPr>
         <w:tabs>
           <w:tab w:val="left" w:pos="1014"/>
@@ -477,11 +414,11 @@
           <w:color w:val="000000"/>
           <w:kern w:val="0"/>
           <w:lang w:eastAsia="es-PE"/>
-          <ns2:ligatures ns2:val="none"/>
-        </w:rPr>
-      </w:pPr>
-    </w:p>
-    <w:p ns2:paraId="0B80AAA5" ns2:textId="77777777">
+          <w14:ligatures w14:val="none"/>
+        </w:rPr>
+      </w:pPr>
+    </w:p>
+    <w:p>
       <w:pPr>
         <w:numPr>
           <w:ilvl w:val="0"/>
@@ -495,7 +432,7 @@
           <w:color w:val="000000"/>
           <w:kern w:val="0"/>
           <w:lang w:eastAsia="es-PE"/>
-          <ns2:ligatures ns2:val="none"/>
+          <w14:ligatures w14:val="none"/>
         </w:rPr>
       </w:pPr>
       <w:r>
@@ -505,12 +442,12 @@
           <w:color w:val="000000"/>
           <w:kern w:val="0"/>
           <w:lang w:eastAsia="es-PE"/>
-          <ns2:ligatures ns2:val="none"/>
+          <w14:ligatures w14:val="none"/>
         </w:rPr>
         <w:t xml:space="preserve">HECHOS </w:t>
       </w:r>
     </w:p>
-    <w:p ns2:paraId="621F2AB2" ns2:textId="77777777">
+    <w:p>
       <w:pPr>
         <w:spacing w:after="0" w:line="240" w:lineRule="auto"/>
         <w:jc w:val="both"/>
@@ -519,11 +456,11 @@
           <w:color w:val="000000"/>
           <w:kern w:val="0"/>
           <w:lang w:eastAsia="es-PE"/>
-          <ns2:ligatures ns2:val="none"/>
-        </w:rPr>
-      </w:pPr>
-    </w:p>
-    <w:p ns2:paraId="60B5D5B0" ns2:textId="1E7A1E56">
+          <w14:ligatures w14:val="none"/>
+        </w:rPr>
+      </w:pPr>
+    </w:p>
+    <w:p>
       <w:pPr>
         <w:numPr>
           <w:ilvl w:val="1"/>
@@ -537,7 +474,7 @@
           <w:color w:val="000000"/>
           <w:kern w:val="0"/>
           <w:lang w:val="es-ES" w:eastAsia="es-ES"/>
-          <ns2:ligatures ns2:val="none"/>
+          <w14:ligatures w14:val="none"/>
         </w:rPr>
       </w:pPr>
       <w:r>
@@ -546,7 +483,7 @@
           <w:color w:val="000000"/>
           <w:kern w:val="0"/>
           <w:lang w:val="es-ES" w:eastAsia="es-ES"/>
-          <ns2:ligatures ns2:val="none"/>
+          <w14:ligatures w14:val="none"/>
         </w:rPr>
         <w:t xml:space="preserve">Mediante el escrito del 11 de agosto de 2025, el señor [APELLIDO] denunció a Rímac, por presuntas infracciones a la Ley 29571, Código de Protección y Defensa del Consumidor (en adelante, Código), señalando lo siguiente:</w:t>
       </w:r>
@@ -556,7 +493,7 @@
           <w:color w:val="000000"/>
           <w:kern w:val="0"/>
           <w:lang w:val="es-ES" w:eastAsia="es-ES"/>
-          <ns2:ligatures ns2:val="none"/>
+          <w14:ligatures w14:val="none"/>
         </w:rPr>
         <w:t xml:space="preserve"/>
       </w:r>
@@ -566,7 +503,7 @@
           <w:color w:val="000000"/>
           <w:kern w:val="0"/>
           <w:lang w:val="es-ES" w:eastAsia="es-ES"/>
-          <ns2:ligatures ns2:val="none"/>
+          <w14:ligatures w14:val="none"/>
         </w:rPr>
         <w:t/>
       </w:r>
@@ -576,7 +513,7 @@
           <w:color w:val="000000"/>
           <w:kern w:val="0"/>
           <w:lang w:val="es-ES" w:eastAsia="es-ES"/>
-          <ns2:ligatures ns2:val="none"/>
+          <w14:ligatures w14:val="none"/>
         </w:rPr>
         <w:t xml:space="preserve"/>
       </w:r>
@@ -586,7 +523,7 @@
           <w:color w:val="000000"/>
           <w:kern w:val="0"/>
           <w:lang w:val="es-ES" w:eastAsia="es-ES"/>
-          <ns2:ligatures ns2:val="none"/>
+          <w14:ligatures w14:val="none"/>
         </w:rPr>
         <w:t/>
       </w:r>
@@ -596,7 +533,7 @@
           <w:color w:val="000000"/>
           <w:kern w:val="0"/>
           <w:lang w:val="es-ES" w:eastAsia="es-ES"/>
-          <ns2:ligatures ns2:val="none"/>
+          <w14:ligatures w14:val="none"/>
         </w:rPr>
         <w:t xml:space="preserve"/>
       </w:r>
@@ -608,7 +545,7 @@
           <w:kern w:val="0"/>
           <w:vertAlign w:val="superscript"/>
           <w:lang w:val="es-ES" w:eastAsia="es-ES"/>
-          <ns2:ligatures ns2:val="none"/>
+          <w14:ligatures w14:val="none"/>
         </w:rPr>
         <w:footnoteReference w:id="1"/>
       </w:r>
@@ -616,7 +553,7 @@
         <w:rPr>
           <w:rFonts w:ascii="Arial Narrow" w:eastAsia="Calibri" w:hAnsi="Arial Narrow" w:cs="Arial"/>
           <w:kern w:val="0"/>
-          <ns2:ligatures ns2:val="none"/>
+          <w14:ligatures w14:val="none"/>
         </w:rPr>
         <w:t/>
       </w:r>
@@ -624,7 +561,7 @@
         <w:rPr>
           <w:rFonts w:ascii="Arial Narrow" w:eastAsia="Calibri" w:hAnsi="Arial Narrow" w:cs="Arial"/>
           <w:kern w:val="0"/>
-          <ns2:ligatures ns2:val="none"/>
+          <w14:ligatures w14:val="none"/>
         </w:rPr>
         <w:t xml:space="preserve"/>
       </w:r>
@@ -632,7 +569,7 @@
         <w:rPr>
           <w:rFonts w:ascii="Arial Narrow" w:eastAsia="Calibri" w:hAnsi="Arial Narrow" w:cs="Arial"/>
           <w:kern w:val="0"/>
-          <ns2:ligatures ns2:val="none"/>
+          <w14:ligatures w14:val="none"/>
         </w:rPr>
         <w:t xml:space="preserve"/>
       </w:r>
@@ -640,7 +577,7 @@
         <w:rPr>
           <w:rFonts w:ascii="Arial Narrow" w:eastAsia="Calibri" w:hAnsi="Arial Narrow" w:cs="Arial"/>
           <w:kern w:val="0"/>
-          <ns2:ligatures ns2:val="none"/>
+          <w14:ligatures w14:val="none"/>
         </w:rPr>
         <w:t/>
       </w:r>
@@ -650,7 +587,7 @@
           <w:color w:val="000000"/>
           <w:kern w:val="0"/>
           <w:lang w:val="es-ES" w:eastAsia="es-ES"/>
-          <ns2:ligatures ns2:val="none"/>
+          <w14:ligatures w14:val="none"/>
         </w:rPr>
         <w:t/>
       </w:r>
@@ -660,7 +597,7 @@
           <w:color w:val="000000"/>
           <w:kern w:val="0"/>
           <w:lang w:val="es-ES" w:eastAsia="es-ES"/>
-          <ns2:ligatures ns2:val="none"/>
+          <w14:ligatures w14:val="none"/>
         </w:rPr>
         <w:t/>
       </w:r>
@@ -670,7 +607,7 @@
           <w:color w:val="000000"/>
           <w:kern w:val="0"/>
           <w:lang w:val="es-ES" w:eastAsia="es-ES"/>
-          <ns2:ligatures ns2:val="none"/>
+          <w14:ligatures w14:val="none"/>
         </w:rPr>
         <w:t xml:space="preserve"/>
       </w:r>
@@ -680,7 +617,7 @@
           <w:color w:val="000000"/>
           <w:kern w:val="0"/>
           <w:lang w:val="es-ES" w:eastAsia="es-ES"/>
-          <ns2:ligatures ns2:val="none"/>
+          <w14:ligatures w14:val="none"/>
         </w:rPr>
         <w:t/>
       </w:r>
@@ -692,7 +629,7 @@
           <w:kern w:val="0"/>
           <w:vertAlign w:val="superscript"/>
           <w:lang w:val="es-ES" w:eastAsia="es-ES"/>
-          <ns2:ligatures ns2:val="none"/>
+          <w14:ligatures w14:val="none"/>
         </w:rPr>
         <w:footnoteReference w:id="2"/>
       </w:r>
@@ -702,7 +639,7 @@
           <w:color w:val="000000"/>
           <w:kern w:val="0"/>
           <w:lang w:val="es-ES" w:eastAsia="es-ES"/>
-          <ns2:ligatures ns2:val="none"/>
+          <w14:ligatures w14:val="none"/>
         </w:rPr>
         <w:t xml:space="preserve"/>
       </w:r>
@@ -713,12 +650,12 @@
           <w:color w:val="000000"/>
           <w:kern w:val="0"/>
           <w:lang w:val="es-ES" w:eastAsia="es-ES"/>
-          <ns2:ligatures ns2:val="none"/>
+          <w14:ligatures w14:val="none"/>
         </w:rPr>
         <w:t/>
       </w:r>
     </w:p>
-    <w:p ns2:paraId="3AD3B7C6" ns2:textId="77777777">
+    <w:p>
       <w:pPr>
         <w:tabs>
           <w:tab w:val="left" w:pos="1134"/>
@@ -730,11 +667,11 @@
           <w:color w:val="000000"/>
           <w:kern w:val="0"/>
           <w:lang w:val="es-ES" w:eastAsia="es-ES"/>
-          <ns2:ligatures ns2:val="none"/>
-        </w:rPr>
-      </w:pPr>
-    </w:p>
-    <w:p ns2:paraId="2B9A5EB3" ns2:textId="3FD01723">
+          <w14:ligatures w14:val="none"/>
+        </w:rPr>
+      </w:pPr>
+    </w:p>
+    <w:p>
       <w:pPr>
         <w:pStyle w:val="Prrafodelista"/>
         <w:numPr>
@@ -752,16 +689,16 @@
           <w:color w:val="000000"/>
           <w:kern w:val="0"/>
           <w:lang w:eastAsia="es-ES"/>
-          <ns2:ligatures ns2:val="none"/>
-        </w:rPr>
-      </w:pPr>
-      <w:r>
-        <w:rPr>
-          <w:rFonts w:ascii="Arial Narrow" w:eastAsia="Times New Roman" w:hAnsi="Arial Narrow" w:cs="Arial"/>
-          <w:color w:val="000000"/>
-          <w:kern w:val="0"/>
-          <w:lang w:eastAsia="es-ES"/>
-          <ns2:ligatures ns2:val="none"/>
+          <w14:ligatures w14:val="none"/>
+        </w:rPr>
+      </w:pPr>
+      <w:r>
+        <w:rPr>
+          <w:rFonts w:ascii="Arial Narrow" w:eastAsia="Times New Roman" w:hAnsi="Arial Narrow" w:cs="Arial"/>
+          <w:color w:val="000000"/>
+          <w:kern w:val="0"/>
+          <w:lang w:eastAsia="es-ES"/>
+          <w14:ligatures w14:val="none"/>
         </w:rPr>
         <w:t xml:space="preserve">El 1 de junio de 2019, </w:t>
       </w:r>
@@ -771,7 +708,7 @@
           <w:color w:val="000000"/>
           <w:kern w:val="0"/>
           <w:lang w:eastAsia="es-ES"/>
-          <ns2:ligatures ns2:val="none"/>
+          <w14:ligatures w14:val="none"/>
         </w:rPr>
         <w:t>adquirió</w:t>
       </w:r>
@@ -781,7 +718,7 @@
           <w:color w:val="000000"/>
           <w:kern w:val="0"/>
           <w:lang w:eastAsia="es-ES"/>
-          <ns2:ligatures ns2:val="none"/>
+          <w14:ligatures w14:val="none"/>
         </w:rPr>
         <w:t xml:space="preserve"> </w:t>
       </w:r>
@@ -791,7 +728,7 @@
           <w:color w:val="000000"/>
           <w:kern w:val="0"/>
           <w:lang w:eastAsia="es-ES"/>
-          <ns2:ligatures ns2:val="none"/>
+          <w14:ligatures w14:val="none"/>
         </w:rPr>
         <w:t xml:space="preserve">con Rímac </w:t>
       </w:r>
@@ -801,7 +738,7 @@
           <w:color w:val="000000"/>
           <w:kern w:val="0"/>
           <w:lang w:eastAsia="es-ES"/>
-          <ns2:ligatures ns2:val="none"/>
+          <w14:ligatures w14:val="none"/>
         </w:rPr>
         <w:t xml:space="preserve">el Seguro Protección Familiar – Póliza 50997557 </w:t>
       </w:r>
@@ -811,7 +748,7 @@
           <w:color w:val="000000"/>
           <w:kern w:val="0"/>
           <w:lang w:eastAsia="es-ES"/>
-          <ns2:ligatures ns2:val="none"/>
+          <w14:ligatures w14:val="none"/>
         </w:rPr>
         <w:t xml:space="preserve">(en adelante, </w:t>
       </w:r>
@@ -821,7 +758,7 @@
           <w:color w:val="000000"/>
           <w:kern w:val="0"/>
           <w:lang w:eastAsia="es-ES"/>
-          <ns2:ligatures ns2:val="none"/>
+          <w14:ligatures w14:val="none"/>
         </w:rPr>
         <w:t>Seguro</w:t>
       </w:r>
@@ -831,7 +768,7 @@
           <w:color w:val="000000"/>
           <w:kern w:val="0"/>
           <w:lang w:eastAsia="es-ES"/>
-          <ns2:ligatures ns2:val="none"/>
+          <w14:ligatures w14:val="none"/>
         </w:rPr>
         <w:t xml:space="preserve"> de</w:t>
       </w:r>
@@ -841,7 +778,7 @@
           <w:color w:val="000000"/>
           <w:kern w:val="0"/>
           <w:lang w:eastAsia="es-ES"/>
-          <ns2:ligatures ns2:val="none"/>
+          <w14:ligatures w14:val="none"/>
         </w:rPr>
         <w:t xml:space="preserve"> Protección Familiar</w:t>
       </w:r>
@@ -851,7 +788,7 @@
           <w:color w:val="000000"/>
           <w:kern w:val="0"/>
           <w:lang w:eastAsia="es-ES"/>
-          <ns2:ligatures ns2:val="none"/>
+          <w14:ligatures w14:val="none"/>
         </w:rPr>
         <w:t xml:space="preserve">) </w:t>
       </w:r>
@@ -861,7 +798,7 @@
           <w:color w:val="000000"/>
           <w:kern w:val="0"/>
           <w:lang w:eastAsia="es-ES"/>
-          <ns2:ligatures ns2:val="none"/>
+          <w14:ligatures w14:val="none"/>
         </w:rPr>
         <w:t xml:space="preserve">por una prima mensual de S/ 114,91 y el Seguro Protección Ahorros – Póliza 51012067 </w:t>
       </w:r>
@@ -871,7 +808,7 @@
           <w:color w:val="000000"/>
           <w:kern w:val="0"/>
           <w:lang w:eastAsia="es-ES"/>
-          <ns2:ligatures ns2:val="none"/>
+          <w14:ligatures w14:val="none"/>
         </w:rPr>
         <w:t xml:space="preserve">(en adelante, </w:t>
       </w:r>
@@ -881,7 +818,7 @@
           <w:color w:val="000000"/>
           <w:kern w:val="0"/>
           <w:lang w:eastAsia="es-ES"/>
-          <ns2:ligatures ns2:val="none"/>
+          <w14:ligatures w14:val="none"/>
         </w:rPr>
         <w:t xml:space="preserve">Seguro </w:t>
       </w:r>
@@ -891,7 +828,7 @@
           <w:color w:val="000000"/>
           <w:kern w:val="0"/>
           <w:lang w:eastAsia="es-ES"/>
-          <ns2:ligatures ns2:val="none"/>
+          <w14:ligatures w14:val="none"/>
         </w:rPr>
         <w:t xml:space="preserve">de </w:t>
       </w:r>
@@ -901,7 +838,7 @@
           <w:color w:val="000000"/>
           <w:kern w:val="0"/>
           <w:lang w:eastAsia="es-ES"/>
-          <ns2:ligatures ns2:val="none"/>
+          <w14:ligatures w14:val="none"/>
         </w:rPr>
         <w:t xml:space="preserve">Protección </w:t>
       </w:r>
@@ -911,7 +848,7 @@
           <w:color w:val="000000"/>
           <w:kern w:val="0"/>
           <w:lang w:eastAsia="es-ES"/>
-          <ns2:ligatures ns2:val="none"/>
+          <w14:ligatures w14:val="none"/>
         </w:rPr>
         <w:t xml:space="preserve">de </w:t>
       </w:r>
@@ -921,7 +858,7 @@
           <w:color w:val="000000"/>
           <w:kern w:val="0"/>
           <w:lang w:eastAsia="es-ES"/>
-          <ns2:ligatures ns2:val="none"/>
+          <w14:ligatures w14:val="none"/>
         </w:rPr>
         <w:t>Ahorros</w:t>
       </w:r>
@@ -931,7 +868,7 @@
           <w:color w:val="000000"/>
           <w:kern w:val="0"/>
           <w:lang w:eastAsia="es-ES"/>
-          <ns2:ligatures ns2:val="none"/>
+          <w14:ligatures w14:val="none"/>
         </w:rPr>
         <w:t xml:space="preserve">) </w:t>
       </w:r>
@@ -941,7 +878,7 @@
           <w:color w:val="000000"/>
           <w:kern w:val="0"/>
           <w:lang w:eastAsia="es-ES"/>
-          <ns2:ligatures ns2:val="none"/>
+          <w14:ligatures w14:val="none"/>
         </w:rPr>
         <w:t xml:space="preserve">por una prima mensual de S/ 112,90. Ambos pagos se efectuaban mediante descuento por planilla a través del Ministerio Público, entidad </w:t>
       </w:r>
@@ -951,7 +888,7 @@
           <w:color w:val="000000"/>
           <w:kern w:val="0"/>
           <w:lang w:eastAsia="es-ES"/>
-          <ns2:ligatures ns2:val="none"/>
+          <w14:ligatures w14:val="none"/>
         </w:rPr>
         <w:t>que era su empleadora</w:t>
       </w:r>
@@ -961,12 +898,12 @@
           <w:color w:val="000000"/>
           <w:kern w:val="0"/>
           <w:lang w:eastAsia="es-ES"/>
-          <ns2:ligatures ns2:val="none"/>
+          <w14:ligatures w14:val="none"/>
         </w:rPr>
         <w:t>.</w:t>
       </w:r>
     </w:p>
-    <w:p ns2:paraId="20DAEB27" ns2:textId="77777777">
+    <w:p>
       <w:pPr>
         <w:pStyle w:val="Prrafodelista"/>
         <w:spacing w:after="0" w:line="240" w:lineRule="auto"/>
@@ -977,11 +914,11 @@
           <w:color w:val="000000"/>
           <w:kern w:val="0"/>
           <w:lang w:eastAsia="es-ES"/>
-          <ns2:ligatures ns2:val="none"/>
-        </w:rPr>
-      </w:pPr>
-    </w:p>
-    <w:p ns2:paraId="69957D0F" ns2:textId="4CCCEBA3">
+          <w14:ligatures w14:val="none"/>
+        </w:rPr>
+      </w:pPr>
+    </w:p>
+    <w:p>
       <w:pPr>
         <w:pStyle w:val="Prrafodelista"/>
         <w:numPr>
@@ -999,16 +936,16 @@
           <w:color w:val="000000"/>
           <w:kern w:val="0"/>
           <w:lang w:eastAsia="es-ES"/>
-          <ns2:ligatures ns2:val="none"/>
-        </w:rPr>
-      </w:pPr>
-      <w:r>
-        <w:rPr>
-          <w:rFonts w:ascii="Arial Narrow" w:eastAsia="Times New Roman" w:hAnsi="Arial Narrow" w:cs="Arial"/>
-          <w:color w:val="000000"/>
-          <w:kern w:val="0"/>
-          <w:lang w:eastAsia="es-ES"/>
-          <ns2:ligatures ns2:val="none"/>
+          <w14:ligatures w14:val="none"/>
+        </w:rPr>
+      </w:pPr>
+      <w:r>
+        <w:rPr>
+          <w:rFonts w:ascii="Arial Narrow" w:eastAsia="Times New Roman" w:hAnsi="Arial Narrow" w:cs="Arial"/>
+          <w:color w:val="000000"/>
+          <w:kern w:val="0"/>
+          <w:lang w:eastAsia="es-ES"/>
+          <w14:ligatures w14:val="none"/>
         </w:rPr>
         <w:t xml:space="preserve">A partir de setiembre de 2022, Rímac modificó la distribución de los aportes sin autorización expresa, reduciendo S/ 17,23 de la prima del </w:t>
       </w:r>
@@ -1018,7 +955,7 @@
           <w:color w:val="000000"/>
           <w:kern w:val="0"/>
           <w:lang w:eastAsia="es-ES"/>
-          <ns2:ligatures ns2:val="none"/>
+          <w14:ligatures w14:val="none"/>
         </w:rPr>
         <w:t xml:space="preserve">Seguro </w:t>
       </w:r>
@@ -1028,7 +965,7 @@
           <w:color w:val="000000"/>
           <w:kern w:val="0"/>
           <w:lang w:eastAsia="es-ES"/>
-          <ns2:ligatures ns2:val="none"/>
+          <w14:ligatures w14:val="none"/>
         </w:rPr>
         <w:t xml:space="preserve">de </w:t>
       </w:r>
@@ -1038,7 +975,7 @@
           <w:color w:val="000000"/>
           <w:kern w:val="0"/>
           <w:lang w:eastAsia="es-ES"/>
-          <ns2:ligatures ns2:val="none"/>
+          <w14:ligatures w14:val="none"/>
         </w:rPr>
         <w:t xml:space="preserve">Protección </w:t>
       </w:r>
@@ -1048,7 +985,7 @@
           <w:color w:val="000000"/>
           <w:kern w:val="0"/>
           <w:lang w:eastAsia="es-ES"/>
-          <ns2:ligatures ns2:val="none"/>
+          <w14:ligatures w14:val="none"/>
         </w:rPr>
         <w:t xml:space="preserve">de </w:t>
       </w:r>
@@ -1058,7 +995,7 @@
           <w:color w:val="000000"/>
           <w:kern w:val="0"/>
           <w:lang w:eastAsia="es-ES"/>
-          <ns2:ligatures ns2:val="none"/>
+          <w14:ligatures w14:val="none"/>
         </w:rPr>
         <w:t xml:space="preserve">Ahorros </w:t>
       </w:r>
@@ -1068,7 +1005,7 @@
           <w:color w:val="000000"/>
           <w:kern w:val="0"/>
           <w:lang w:eastAsia="es-ES"/>
-          <ns2:ligatures ns2:val="none"/>
+          <w14:ligatures w14:val="none"/>
         </w:rPr>
         <w:t xml:space="preserve">y aumentando dicho monto en el Seguro Protección Familiar, que </w:t>
       </w:r>
@@ -1078,7 +1015,7 @@
           <w:color w:val="000000"/>
           <w:kern w:val="0"/>
           <w:lang w:eastAsia="es-ES"/>
-          <ns2:ligatures ns2:val="none"/>
+          <w14:ligatures w14:val="none"/>
         </w:rPr>
         <w:t>se elevó</w:t>
       </w:r>
@@ -1088,7 +1025,7 @@
           <w:color w:val="000000"/>
           <w:kern w:val="0"/>
           <w:lang w:eastAsia="es-ES"/>
-          <ns2:ligatures ns2:val="none"/>
+          <w14:ligatures w14:val="none"/>
         </w:rPr>
         <w:t xml:space="preserve"> a S/ 132,14. Posteriormente, </w:t>
       </w:r>
@@ -1098,7 +1035,7 @@
           <w:color w:val="000000"/>
           <w:kern w:val="0"/>
           <w:lang w:eastAsia="es-ES"/>
-          <ns2:ligatures ns2:val="none"/>
+          <w14:ligatures w14:val="none"/>
         </w:rPr>
         <w:t>la compañía aseguradora</w:t>
       </w:r>
@@ -1108,7 +1045,7 @@
           <w:color w:val="000000"/>
           <w:kern w:val="0"/>
           <w:lang w:eastAsia="es-ES"/>
-          <ns2:ligatures ns2:val="none"/>
+          <w14:ligatures w14:val="none"/>
         </w:rPr>
         <w:t xml:space="preserve"> anuló unilateralmente el </w:t>
       </w:r>
@@ -1118,7 +1055,7 @@
           <w:color w:val="000000"/>
           <w:kern w:val="0"/>
           <w:lang w:eastAsia="es-ES"/>
-          <ns2:ligatures ns2:val="none"/>
+          <w14:ligatures w14:val="none"/>
         </w:rPr>
         <w:t xml:space="preserve">Seguro </w:t>
       </w:r>
@@ -1128,7 +1065,7 @@
           <w:color w:val="000000"/>
           <w:kern w:val="0"/>
           <w:lang w:eastAsia="es-ES"/>
-          <ns2:ligatures ns2:val="none"/>
+          <w14:ligatures w14:val="none"/>
         </w:rPr>
         <w:t xml:space="preserve">de </w:t>
       </w:r>
@@ -1138,7 +1075,7 @@
           <w:color w:val="000000"/>
           <w:kern w:val="0"/>
           <w:lang w:eastAsia="es-ES"/>
-          <ns2:ligatures ns2:val="none"/>
+          <w14:ligatures w14:val="none"/>
         </w:rPr>
         <w:t xml:space="preserve">Protección </w:t>
       </w:r>
@@ -1148,7 +1085,7 @@
           <w:color w:val="000000"/>
           <w:kern w:val="0"/>
           <w:lang w:eastAsia="es-ES"/>
-          <ns2:ligatures ns2:val="none"/>
+          <w14:ligatures w14:val="none"/>
         </w:rPr>
         <w:t xml:space="preserve">de </w:t>
       </w:r>
@@ -1158,7 +1095,7 @@
           <w:color w:val="000000"/>
           <w:kern w:val="0"/>
           <w:lang w:eastAsia="es-ES"/>
-          <ns2:ligatures ns2:val="none"/>
+          <w14:ligatures w14:val="none"/>
         </w:rPr>
         <w:t>Ahorros</w:t>
       </w:r>
@@ -1168,7 +1105,7 @@
           <w:color w:val="000000"/>
           <w:kern w:val="0"/>
           <w:lang w:eastAsia="es-ES"/>
-          <ns2:ligatures ns2:val="none"/>
+          <w14:ligatures w14:val="none"/>
         </w:rPr>
         <w:t xml:space="preserve">, </w:t>
       </w:r>
@@ -1178,7 +1115,7 @@
           <w:color w:val="000000"/>
           <w:kern w:val="0"/>
           <w:lang w:eastAsia="es-ES"/>
-          <ns2:ligatures ns2:val="none"/>
+          <w14:ligatures w14:val="none"/>
         </w:rPr>
         <w:t>imputándo</w:t>
       </w:r>
@@ -1188,7 +1125,7 @@
           <w:color w:val="000000"/>
           <w:kern w:val="0"/>
           <w:lang w:eastAsia="es-ES"/>
-          <ns2:ligatures ns2:val="none"/>
+          <w14:ligatures w14:val="none"/>
         </w:rPr>
         <w:t>le</w:t>
       </w:r>
@@ -1198,12 +1135,12 @@
           <w:color w:val="000000"/>
           <w:kern w:val="0"/>
           <w:lang w:eastAsia="es-ES"/>
-          <ns2:ligatures ns2:val="none"/>
+          <w14:ligatures w14:val="none"/>
         </w:rPr>
         <w:t xml:space="preserve"> pagos parciales y morosidad.</w:t>
       </w:r>
     </w:p>
-    <w:p ns2:paraId="5337D395" ns2:textId="77777777">
+    <w:p>
       <w:pPr>
         <w:pStyle w:val="Prrafodelista"/>
         <w:spacing w:line="240" w:lineRule="auto"/>
@@ -1212,11 +1149,11 @@
           <w:color w:val="000000"/>
           <w:kern w:val="0"/>
           <w:lang w:eastAsia="es-ES"/>
-          <ns2:ligatures ns2:val="none"/>
-        </w:rPr>
-      </w:pPr>
-    </w:p>
-    <w:p ns2:paraId="72E841F9" ns2:textId="642F187B">
+          <w14:ligatures w14:val="none"/>
+        </w:rPr>
+      </w:pPr>
+    </w:p>
+    <w:p>
       <w:pPr>
         <w:pStyle w:val="Prrafodelista"/>
         <w:numPr>
@@ -1234,16 +1171,16 @@
           <w:color w:val="000000"/>
           <w:kern w:val="0"/>
           <w:lang w:eastAsia="es-ES"/>
-          <ns2:ligatures ns2:val="none"/>
-        </w:rPr>
-      </w:pPr>
-      <w:r>
-        <w:rPr>
-          <w:rFonts w:ascii="Arial Narrow" w:eastAsia="Times New Roman" w:hAnsi="Arial Narrow" w:cs="Arial"/>
-          <w:color w:val="000000"/>
-          <w:kern w:val="0"/>
-          <w:lang w:eastAsia="es-ES"/>
-          <ns2:ligatures ns2:val="none"/>
+          <w14:ligatures w14:val="none"/>
+        </w:rPr>
+      </w:pPr>
+      <w:r>
+        <w:rPr>
+          <w:rFonts w:ascii="Arial Narrow" w:eastAsia="Times New Roman" w:hAnsi="Arial Narrow" w:cs="Arial"/>
+          <w:color w:val="000000"/>
+          <w:kern w:val="0"/>
+          <w:lang w:eastAsia="es-ES"/>
+          <w14:ligatures w14:val="none"/>
         </w:rPr>
         <w:t xml:space="preserve">Entre septiembre de 2022 y enero de 2025, Rímac efectuó cobros mensuales de S/ 112,91 por concepto del </w:t>
       </w:r>
@@ -1253,7 +1190,7 @@
           <w:color w:val="000000"/>
           <w:kern w:val="0"/>
           <w:lang w:eastAsia="es-ES"/>
-          <ns2:ligatures ns2:val="none"/>
+          <w14:ligatures w14:val="none"/>
         </w:rPr>
         <w:t xml:space="preserve">Seguro </w:t>
       </w:r>
@@ -1263,7 +1200,7 @@
           <w:color w:val="000000"/>
           <w:kern w:val="0"/>
           <w:lang w:eastAsia="es-ES"/>
-          <ns2:ligatures ns2:val="none"/>
+          <w14:ligatures w14:val="none"/>
         </w:rPr>
         <w:t xml:space="preserve">de </w:t>
       </w:r>
@@ -1273,7 +1210,7 @@
           <w:color w:val="000000"/>
           <w:kern w:val="0"/>
           <w:lang w:eastAsia="es-ES"/>
-          <ns2:ligatures ns2:val="none"/>
+          <w14:ligatures w14:val="none"/>
         </w:rPr>
         <w:t xml:space="preserve">Protección </w:t>
       </w:r>
@@ -1283,7 +1220,7 @@
           <w:color w:val="000000"/>
           <w:kern w:val="0"/>
           <w:lang w:eastAsia="es-ES"/>
-          <ns2:ligatures ns2:val="none"/>
+          <w14:ligatures w14:val="none"/>
         </w:rPr>
         <w:t xml:space="preserve">de </w:t>
       </w:r>
@@ -1293,7 +1230,7 @@
           <w:color w:val="000000"/>
           <w:kern w:val="0"/>
           <w:lang w:eastAsia="es-ES"/>
-          <ns2:ligatures ns2:val="none"/>
+          <w14:ligatures w14:val="none"/>
         </w:rPr>
         <w:t>Ahorros</w:t>
       </w:r>
@@ -1303,7 +1240,7 @@
           <w:color w:val="000000"/>
           <w:kern w:val="0"/>
           <w:lang w:eastAsia="es-ES"/>
-          <ns2:ligatures ns2:val="none"/>
+          <w14:ligatures w14:val="none"/>
         </w:rPr>
         <w:t>, pese a que la póliza se encontraba anulada desde septiembre de 2022. El monto total de dichos cobros ascendió a S/ 3 274,39</w:t>
       </w:r>
@@ -1313,12 +1250,12 @@
           <w:color w:val="000000"/>
           <w:kern w:val="0"/>
           <w:lang w:eastAsia="es-ES"/>
-          <ns2:ligatures ns2:val="none"/>
+          <w14:ligatures w14:val="none"/>
         </w:rPr>
         <w:t>.</w:t>
       </w:r>
     </w:p>
-    <w:p ns2:paraId="26EB9B9E" ns2:textId="77777777">
+    <w:p>
       <w:pPr>
         <w:pStyle w:val="Prrafodelista"/>
         <w:spacing w:after="0" w:line="240" w:lineRule="auto"/>
@@ -1329,11 +1266,11 @@
           <w:color w:val="000000"/>
           <w:kern w:val="0"/>
           <w:lang w:eastAsia="es-ES"/>
-          <ns2:ligatures ns2:val="none"/>
-        </w:rPr>
-      </w:pPr>
-    </w:p>
-    <w:p ns2:paraId="37BDB6D8" ns2:textId="01923CBD">
+          <w14:ligatures w14:val="none"/>
+        </w:rPr>
+      </w:pPr>
+    </w:p>
+    <w:p>
       <w:pPr>
         <w:pStyle w:val="Prrafodelista"/>
         <w:numPr>
@@ -1351,16 +1288,16 @@
           <w:color w:val="000000"/>
           <w:kern w:val="0"/>
           <w:lang w:eastAsia="es-ES"/>
-          <ns2:ligatures ns2:val="none"/>
-        </w:rPr>
-      </w:pPr>
-      <w:r>
-        <w:rPr>
-          <w:rFonts w:ascii="Arial Narrow" w:eastAsia="Times New Roman" w:hAnsi="Arial Narrow" w:cs="Arial"/>
-          <w:color w:val="000000"/>
-          <w:kern w:val="0"/>
-          <w:lang w:eastAsia="es-ES"/>
-          <ns2:ligatures ns2:val="none"/>
+          <w14:ligatures w14:val="none"/>
+        </w:rPr>
+      </w:pPr>
+      <w:r>
+        <w:rPr>
+          <w:rFonts w:ascii="Arial Narrow" w:eastAsia="Times New Roman" w:hAnsi="Arial Narrow" w:cs="Arial"/>
+          <w:color w:val="000000"/>
+          <w:kern w:val="0"/>
+          <w:lang w:eastAsia="es-ES"/>
+          <w14:ligatures w14:val="none"/>
         </w:rPr>
         <w:t xml:space="preserve">El 2 de junio de 2023, Rímac </w:t>
       </w:r>
@@ -1370,7 +1307,7 @@
           <w:color w:val="000000"/>
           <w:kern w:val="0"/>
           <w:lang w:eastAsia="es-ES"/>
-          <ns2:ligatures ns2:val="none"/>
+          <w14:ligatures w14:val="none"/>
         </w:rPr>
         <w:t xml:space="preserve">le </w:t>
       </w:r>
@@ -1380,7 +1317,7 @@
           <w:color w:val="000000"/>
           <w:kern w:val="0"/>
           <w:lang w:eastAsia="es-ES"/>
-          <ns2:ligatures ns2:val="none"/>
+          <w14:ligatures w14:val="none"/>
         </w:rPr>
         <w:t xml:space="preserve">remitió un correo electrónico señalando que la anulación del </w:t>
       </w:r>
@@ -1390,7 +1327,7 @@
           <w:color w:val="000000"/>
           <w:kern w:val="0"/>
           <w:lang w:eastAsia="es-ES"/>
-          <ns2:ligatures ns2:val="none"/>
+          <w14:ligatures w14:val="none"/>
         </w:rPr>
         <w:t xml:space="preserve">Seguro </w:t>
       </w:r>
@@ -1400,7 +1337,7 @@
           <w:color w:val="000000"/>
           <w:kern w:val="0"/>
           <w:lang w:eastAsia="es-ES"/>
-          <ns2:ligatures ns2:val="none"/>
+          <w14:ligatures w14:val="none"/>
         </w:rPr>
         <w:t xml:space="preserve">de </w:t>
       </w:r>
@@ -1410,7 +1347,7 @@
           <w:color w:val="000000"/>
           <w:kern w:val="0"/>
           <w:lang w:eastAsia="es-ES"/>
-          <ns2:ligatures ns2:val="none"/>
+          <w14:ligatures w14:val="none"/>
         </w:rPr>
         <w:t xml:space="preserve">Protección </w:t>
       </w:r>
@@ -1420,7 +1357,7 @@
           <w:color w:val="000000"/>
           <w:kern w:val="0"/>
           <w:lang w:eastAsia="es-ES"/>
-          <ns2:ligatures ns2:val="none"/>
+          <w14:ligatures w14:val="none"/>
         </w:rPr>
         <w:t xml:space="preserve">de </w:t>
       </w:r>
@@ -1430,7 +1367,7 @@
           <w:color w:val="000000"/>
           <w:kern w:val="0"/>
           <w:lang w:eastAsia="es-ES"/>
-          <ns2:ligatures ns2:val="none"/>
+          <w14:ligatures w14:val="none"/>
         </w:rPr>
         <w:t xml:space="preserve">Ahorros </w:t>
       </w:r>
@@ -1440,7 +1377,7 @@
           <w:color w:val="000000"/>
           <w:kern w:val="0"/>
           <w:lang w:eastAsia="es-ES"/>
-          <ns2:ligatures ns2:val="none"/>
+          <w14:ligatures w14:val="none"/>
         </w:rPr>
         <w:t xml:space="preserve">se produjo por supuesta morosidad, indicando además que debía validarse con </w:t>
       </w:r>
@@ -1450,7 +1387,7 @@
           <w:color w:val="000000"/>
           <w:kern w:val="0"/>
           <w:lang w:eastAsia="es-ES"/>
-          <ns2:ligatures ns2:val="none"/>
+          <w14:ligatures w14:val="none"/>
         </w:rPr>
         <w:t>su</w:t>
       </w:r>
@@ -1460,12 +1397,12 @@
           <w:color w:val="000000"/>
           <w:kern w:val="0"/>
           <w:lang w:eastAsia="es-ES"/>
-          <ns2:ligatures ns2:val="none"/>
+          <w14:ligatures w14:val="none"/>
         </w:rPr>
         <w:t xml:space="preserve"> empleadora el motivo del incumplimiento del pago.</w:t>
       </w:r>
     </w:p>
-    <w:p ns2:paraId="041C4A06" ns2:textId="77777777">
+    <w:p>
       <w:pPr>
         <w:pStyle w:val="Prrafodelista"/>
         <w:spacing w:after="0" w:line="240" w:lineRule="auto"/>
@@ -1476,11 +1413,11 @@
           <w:color w:val="000000"/>
           <w:kern w:val="0"/>
           <w:lang w:eastAsia="es-ES"/>
-          <ns2:ligatures ns2:val="none"/>
-        </w:rPr>
-      </w:pPr>
-    </w:p>
-    <w:p ns2:paraId="4C507B94" ns2:textId="0F220F6F">
+          <w14:ligatures w14:val="none"/>
+        </w:rPr>
+      </w:pPr>
+    </w:p>
+    <w:p>
       <w:pPr>
         <w:pStyle w:val="Prrafodelista"/>
         <w:numPr>
@@ -1498,16 +1435,16 @@
           <w:color w:val="000000"/>
           <w:kern w:val="0"/>
           <w:lang w:eastAsia="es-ES"/>
-          <ns2:ligatures ns2:val="none"/>
-        </w:rPr>
-      </w:pPr>
-      <w:r>
-        <w:rPr>
-          <w:rFonts w:ascii="Arial Narrow" w:eastAsia="Times New Roman" w:hAnsi="Arial Narrow" w:cs="Arial"/>
-          <w:color w:val="000000"/>
-          <w:kern w:val="0"/>
-          <w:lang w:eastAsia="es-ES"/>
-          <ns2:ligatures ns2:val="none"/>
+          <w14:ligatures w14:val="none"/>
+        </w:rPr>
+      </w:pPr>
+      <w:r>
+        <w:rPr>
+          <w:rFonts w:ascii="Arial Narrow" w:eastAsia="Times New Roman" w:hAnsi="Arial Narrow" w:cs="Arial"/>
+          <w:color w:val="000000"/>
+          <w:kern w:val="0"/>
+          <w:lang w:eastAsia="es-ES"/>
+          <w14:ligatures w14:val="none"/>
         </w:rPr>
         <w:t xml:space="preserve">El 4 de octubre de 2023, Rímac </w:t>
       </w:r>
@@ -1517,7 +1454,7 @@
           <w:color w:val="000000"/>
           <w:kern w:val="0"/>
           <w:lang w:eastAsia="es-ES"/>
-          <ns2:ligatures ns2:val="none"/>
+          <w14:ligatures w14:val="none"/>
         </w:rPr>
         <w:t xml:space="preserve">le </w:t>
       </w:r>
@@ -1527,7 +1464,7 @@
           <w:color w:val="000000"/>
           <w:kern w:val="0"/>
           <w:lang w:eastAsia="es-ES"/>
-          <ns2:ligatures ns2:val="none"/>
+          <w14:ligatures w14:val="none"/>
         </w:rPr>
         <w:t xml:space="preserve">envió </w:t>
       </w:r>
@@ -1537,7 +1474,7 @@
           <w:color w:val="000000"/>
           <w:kern w:val="0"/>
           <w:lang w:eastAsia="es-ES"/>
-          <ns2:ligatures ns2:val="none"/>
+          <w14:ligatures w14:val="none"/>
         </w:rPr>
         <w:t xml:space="preserve">un </w:t>
       </w:r>
@@ -1547,7 +1484,7 @@
           <w:color w:val="000000"/>
           <w:kern w:val="0"/>
           <w:lang w:eastAsia="es-ES"/>
-          <ns2:ligatures ns2:val="none"/>
+          <w14:ligatures w14:val="none"/>
         </w:rPr>
         <w:t>correo electrónico</w:t>
       </w:r>
@@ -1557,7 +1494,7 @@
           <w:color w:val="000000"/>
           <w:kern w:val="0"/>
           <w:lang w:eastAsia="es-ES"/>
-          <ns2:ligatures ns2:val="none"/>
+          <w14:ligatures w14:val="none"/>
         </w:rPr>
         <w:t xml:space="preserve"> adicional</w:t>
       </w:r>
@@ -1567,7 +1504,7 @@
           <w:color w:val="000000"/>
           <w:kern w:val="0"/>
           <w:lang w:eastAsia="es-ES"/>
-          <ns2:ligatures ns2:val="none"/>
+          <w14:ligatures w14:val="none"/>
         </w:rPr>
         <w:t xml:space="preserve"> </w:t>
       </w:r>
@@ -1577,7 +1514,7 @@
           <w:color w:val="000000"/>
           <w:kern w:val="0"/>
           <w:lang w:eastAsia="es-ES"/>
-          <ns2:ligatures ns2:val="none"/>
+          <w14:ligatures w14:val="none"/>
         </w:rPr>
         <w:t>señalando</w:t>
       </w:r>
@@ -1587,7 +1524,7 @@
           <w:color w:val="000000"/>
           <w:kern w:val="0"/>
           <w:lang w:eastAsia="es-ES"/>
-          <ns2:ligatures ns2:val="none"/>
+          <w14:ligatures w14:val="none"/>
         </w:rPr>
         <w:t xml:space="preserve"> que la anulación se debió a reportes de pagos parciales que no cubrían la prima mensual, </w:t>
       </w:r>
@@ -1597,7 +1534,7 @@
           <w:color w:val="000000"/>
           <w:kern w:val="0"/>
           <w:lang w:eastAsia="es-ES"/>
-          <ns2:ligatures ns2:val="none"/>
+          <w14:ligatures w14:val="none"/>
         </w:rPr>
         <w:t>y le</w:t>
       </w:r>
@@ -1607,7 +1544,7 @@
           <w:color w:val="000000"/>
           <w:kern w:val="0"/>
           <w:lang w:eastAsia="es-ES"/>
-          <ns2:ligatures ns2:val="none"/>
+          <w14:ligatures w14:val="none"/>
         </w:rPr>
         <w:t xml:space="preserve"> informó que era posible la rehabilitación del seguro previo pago de cuotas pendientes desde septiembre de 2022 a octubre de 2023, por S/ 336,89</w:t>
       </w:r>
@@ -1617,7 +1554,7 @@
           <w:color w:val="000000"/>
           <w:kern w:val="0"/>
           <w:lang w:eastAsia="es-ES"/>
-          <ns2:ligatures ns2:val="none"/>
+          <w14:ligatures w14:val="none"/>
         </w:rPr>
         <w:t xml:space="preserve">, pese a que </w:t>
       </w:r>
@@ -1627,7 +1564,7 @@
           <w:color w:val="000000"/>
           <w:kern w:val="0"/>
           <w:lang w:eastAsia="es-ES"/>
-          <ns2:ligatures ns2:val="none"/>
+          <w14:ligatures w14:val="none"/>
         </w:rPr>
         <w:t xml:space="preserve">los pagos </w:t>
       </w:r>
@@ -1637,7 +1574,7 @@
           <w:color w:val="000000"/>
           <w:kern w:val="0"/>
           <w:lang w:eastAsia="es-ES"/>
-          <ns2:ligatures ns2:val="none"/>
+          <w14:ligatures w14:val="none"/>
         </w:rPr>
         <w:t xml:space="preserve">de cuotas </w:t>
       </w:r>
@@ -1647,7 +1584,7 @@
           <w:color w:val="000000"/>
           <w:kern w:val="0"/>
           <w:lang w:eastAsia="es-ES"/>
-          <ns2:ligatures ns2:val="none"/>
+          <w14:ligatures w14:val="none"/>
         </w:rPr>
         <w:t>se habían realizado</w:t>
       </w:r>
@@ -1657,12 +1594,12 @@
           <w:color w:val="000000"/>
           <w:kern w:val="0"/>
           <w:lang w:eastAsia="es-ES"/>
-          <ns2:ligatures ns2:val="none"/>
+          <w14:ligatures w14:val="none"/>
         </w:rPr>
         <w:t xml:space="preserve"> con el descuento de planilla.</w:t>
       </w:r>
     </w:p>
-    <w:p ns2:paraId="46A1CDD5" ns2:textId="77777777">
+    <w:p>
       <w:pPr>
         <w:pStyle w:val="Prrafodelista"/>
         <w:spacing w:after="0" w:line="240" w:lineRule="auto"/>
@@ -1673,11 +1610,11 @@
           <w:color w:val="000000"/>
           <w:kern w:val="0"/>
           <w:lang w:eastAsia="es-ES"/>
-          <ns2:ligatures ns2:val="none"/>
-        </w:rPr>
-      </w:pPr>
-    </w:p>
-    <w:p ns2:paraId="486241E4" ns2:textId="093EFB42">
+          <w14:ligatures w14:val="none"/>
+        </w:rPr>
+      </w:pPr>
+    </w:p>
+    <w:p>
       <w:pPr>
         <w:pStyle w:val="Prrafodelista"/>
         <w:numPr>
@@ -1695,16 +1632,16 @@
           <w:color w:val="000000"/>
           <w:kern w:val="0"/>
           <w:lang w:eastAsia="es-ES"/>
-          <ns2:ligatures ns2:val="none"/>
-        </w:rPr>
-      </w:pPr>
-      <w:r>
-        <w:rPr>
-          <w:rFonts w:ascii="Arial Narrow" w:eastAsia="Times New Roman" w:hAnsi="Arial Narrow" w:cs="Arial"/>
-          <w:color w:val="000000"/>
-          <w:kern w:val="0"/>
-          <w:lang w:eastAsia="es-ES"/>
-          <ns2:ligatures ns2:val="none"/>
+          <w14:ligatures w14:val="none"/>
+        </w:rPr>
+      </w:pPr>
+      <w:r>
+        <w:rPr>
+          <w:rFonts w:ascii="Arial Narrow" w:eastAsia="Times New Roman" w:hAnsi="Arial Narrow" w:cs="Arial"/>
+          <w:color w:val="000000"/>
+          <w:kern w:val="0"/>
+          <w:lang w:eastAsia="es-ES"/>
+          <w14:ligatures w14:val="none"/>
         </w:rPr>
         <w:t xml:space="preserve">El 14 de junio de 2024, en el Expediente </w:t>
       </w:r>
@@ -1715,7 +1652,7 @@
           <w:color w:val="000000"/>
           <w:kern w:val="0"/>
           <w:lang w:eastAsia="es-ES"/>
-          <ns2:ligatures ns2:val="none"/>
+          <w14:ligatures w14:val="none"/>
         </w:rPr>
         <w:t/>
       </w:r>
@@ -1726,7 +1663,7 @@
           <w:color w:val="000000"/>
           <w:kern w:val="0"/>
           <w:lang w:eastAsia="es-ES"/>
-          <ns2:ligatures ns2:val="none"/>
+          <w14:ligatures w14:val="none"/>
         </w:rPr>
         <w:t xml:space="preserve"> 425-2024/CC1 tramitado ante Indecopi, </w:t>
       </w:r>
@@ -1736,7 +1673,7 @@
           <w:color w:val="000000"/>
           <w:kern w:val="0"/>
           <w:lang w:eastAsia="es-ES"/>
-          <ns2:ligatures ns2:val="none"/>
+          <w14:ligatures w14:val="none"/>
         </w:rPr>
         <w:t>Rímac</w:t>
       </w:r>
@@ -1746,7 +1683,7 @@
           <w:color w:val="000000"/>
           <w:kern w:val="0"/>
           <w:lang w:eastAsia="es-ES"/>
-          <ns2:ligatures ns2:val="none"/>
+          <w14:ligatures w14:val="none"/>
         </w:rPr>
         <w:t xml:space="preserve"> presentó un escrito mediante el cual se allanó a la imputación de haber anulado el </w:t>
       </w:r>
@@ -1756,7 +1693,7 @@
           <w:color w:val="000000"/>
           <w:kern w:val="0"/>
           <w:lang w:eastAsia="es-ES"/>
-          <ns2:ligatures ns2:val="none"/>
+          <w14:ligatures w14:val="none"/>
         </w:rPr>
         <w:t xml:space="preserve">Seguro </w:t>
       </w:r>
@@ -1766,7 +1703,7 @@
           <w:color w:val="000000"/>
           <w:kern w:val="0"/>
           <w:lang w:eastAsia="es-ES"/>
-          <ns2:ligatures ns2:val="none"/>
+          <w14:ligatures w14:val="none"/>
         </w:rPr>
         <w:t xml:space="preserve">de </w:t>
       </w:r>
@@ -1776,7 +1713,7 @@
           <w:color w:val="000000"/>
           <w:kern w:val="0"/>
           <w:lang w:eastAsia="es-ES"/>
-          <ns2:ligatures ns2:val="none"/>
+          <w14:ligatures w14:val="none"/>
         </w:rPr>
         <w:t xml:space="preserve">Protección </w:t>
       </w:r>
@@ -1786,7 +1723,7 @@
           <w:color w:val="000000"/>
           <w:kern w:val="0"/>
           <w:lang w:eastAsia="es-ES"/>
-          <ns2:ligatures ns2:val="none"/>
+          <w14:ligatures w14:val="none"/>
         </w:rPr>
         <w:t xml:space="preserve">de </w:t>
       </w:r>
@@ -1796,7 +1733,7 @@
           <w:color w:val="000000"/>
           <w:kern w:val="0"/>
           <w:lang w:eastAsia="es-ES"/>
-          <ns2:ligatures ns2:val="none"/>
+          <w14:ligatures w14:val="none"/>
         </w:rPr>
         <w:t xml:space="preserve">Ahorros </w:t>
       </w:r>
@@ -1806,7 +1743,7 @@
           <w:color w:val="000000"/>
           <w:kern w:val="0"/>
           <w:lang w:eastAsia="es-ES"/>
-          <ns2:ligatures ns2:val="none"/>
+          <w14:ligatures w14:val="none"/>
         </w:rPr>
         <w:t>desde septiembre de 2022</w:t>
       </w:r>
@@ -1816,7 +1753,7 @@
           <w:color w:val="000000"/>
           <w:kern w:val="0"/>
           <w:lang w:eastAsia="es-ES"/>
-          <ns2:ligatures ns2:val="none"/>
+          <w14:ligatures w14:val="none"/>
         </w:rPr>
         <w:t xml:space="preserve"> de manera unilateral y arbitraria</w:t>
       </w:r>
@@ -1826,12 +1763,12 @@
           <w:color w:val="000000"/>
           <w:kern w:val="0"/>
           <w:lang w:eastAsia="es-ES"/>
-          <ns2:ligatures ns2:val="none"/>
+          <w14:ligatures w14:val="none"/>
         </w:rPr>
         <w:t>.</w:t>
       </w:r>
     </w:p>
-    <w:p ns2:paraId="7C8695AD" ns2:textId="77777777">
+    <w:p>
       <w:pPr>
         <w:pStyle w:val="Prrafodelista"/>
         <w:spacing w:after="0" w:line="240" w:lineRule="auto"/>
@@ -1842,11 +1779,11 @@
           <w:color w:val="000000"/>
           <w:kern w:val="0"/>
           <w:lang w:eastAsia="es-ES"/>
-          <ns2:ligatures ns2:val="none"/>
-        </w:rPr>
-      </w:pPr>
-    </w:p>
-    <w:p ns2:paraId="5229037C" ns2:textId="40C39031">
+          <w14:ligatures w14:val="none"/>
+        </w:rPr>
+      </w:pPr>
+    </w:p>
+    <w:p>
       <w:pPr>
         <w:pStyle w:val="Prrafodelista"/>
         <w:numPr>
@@ -1864,16 +1801,16 @@
           <w:color w:val="000000"/>
           <w:kern w:val="0"/>
           <w:lang w:eastAsia="es-ES"/>
-          <ns2:ligatures ns2:val="none"/>
-        </w:rPr>
-      </w:pPr>
-      <w:r>
-        <w:rPr>
-          <w:rFonts w:ascii="Arial Narrow" w:eastAsia="Times New Roman" w:hAnsi="Arial Narrow" w:cs="Arial"/>
-          <w:color w:val="000000"/>
-          <w:kern w:val="0"/>
-          <w:lang w:eastAsia="es-ES"/>
-          <ns2:ligatures ns2:val="none"/>
+          <w14:ligatures w14:val="none"/>
+        </w:rPr>
+      </w:pPr>
+      <w:r>
+        <w:rPr>
+          <w:rFonts w:ascii="Arial Narrow" w:eastAsia="Times New Roman" w:hAnsi="Arial Narrow" w:cs="Arial"/>
+          <w:color w:val="000000"/>
+          <w:kern w:val="0"/>
+          <w:lang w:eastAsia="es-ES"/>
+          <w14:ligatures w14:val="none"/>
         </w:rPr>
         <w:lastRenderedPageBreak/>
         <w:t xml:space="preserve">El 12 de junio de 2025, presentó </w:t>
@@ -1884,7 +1821,7 @@
           <w:color w:val="000000"/>
           <w:kern w:val="0"/>
           <w:lang w:eastAsia="es-ES"/>
-          <ns2:ligatures ns2:val="none"/>
+          <w14:ligatures w14:val="none"/>
         </w:rPr>
         <w:t>el reclamo</w:t>
       </w:r>
@@ -1894,7 +1831,7 @@
           <w:color w:val="000000"/>
           <w:kern w:val="0"/>
           <w:lang w:eastAsia="es-ES"/>
-          <ns2:ligatures ns2:val="none"/>
+          <w14:ligatures w14:val="none"/>
         </w:rPr>
         <w:t xml:space="preserve"> 25-SBS015953 ante Rímac, referida al cobro de primas del </w:t>
       </w:r>
@@ -1904,7 +1841,7 @@
           <w:color w:val="000000"/>
           <w:kern w:val="0"/>
           <w:lang w:eastAsia="es-ES"/>
-          <ns2:ligatures ns2:val="none"/>
+          <w14:ligatures w14:val="none"/>
         </w:rPr>
         <w:t xml:space="preserve">Seguro </w:t>
       </w:r>
@@ -1914,7 +1851,7 @@
           <w:color w:val="000000"/>
           <w:kern w:val="0"/>
           <w:lang w:eastAsia="es-ES"/>
-          <ns2:ligatures ns2:val="none"/>
+          <w14:ligatures w14:val="none"/>
         </w:rPr>
         <w:t xml:space="preserve">de </w:t>
       </w:r>
@@ -1924,7 +1861,7 @@
           <w:color w:val="000000"/>
           <w:kern w:val="0"/>
           <w:lang w:eastAsia="es-ES"/>
-          <ns2:ligatures ns2:val="none"/>
+          <w14:ligatures w14:val="none"/>
         </w:rPr>
         <w:t xml:space="preserve">Protección </w:t>
       </w:r>
@@ -1934,7 +1871,7 @@
           <w:color w:val="000000"/>
           <w:kern w:val="0"/>
           <w:lang w:eastAsia="es-ES"/>
-          <ns2:ligatures ns2:val="none"/>
+          <w14:ligatures w14:val="none"/>
         </w:rPr>
         <w:t xml:space="preserve">de </w:t>
       </w:r>
@@ -1944,7 +1881,7 @@
           <w:color w:val="000000"/>
           <w:kern w:val="0"/>
           <w:lang w:eastAsia="es-ES"/>
-          <ns2:ligatures ns2:val="none"/>
+          <w14:ligatures w14:val="none"/>
         </w:rPr>
         <w:t xml:space="preserve">Ahorros </w:t>
       </w:r>
@@ -1954,12 +1891,12 @@
           <w:color w:val="000000"/>
           <w:kern w:val="0"/>
           <w:lang w:eastAsia="es-ES"/>
-          <ns2:ligatures ns2:val="none"/>
+          <w14:ligatures w14:val="none"/>
         </w:rPr>
         <w:t>ya anulado.</w:t>
       </w:r>
     </w:p>
-    <w:p ns2:paraId="0A778CC8" ns2:textId="77777777">
+    <w:p>
       <w:pPr>
         <w:pStyle w:val="Prrafodelista"/>
         <w:spacing w:after="0" w:line="240" w:lineRule="auto"/>
@@ -1970,11 +1907,11 @@
           <w:color w:val="000000"/>
           <w:kern w:val="0"/>
           <w:lang w:eastAsia="es-ES"/>
-          <ns2:ligatures ns2:val="none"/>
-        </w:rPr>
-      </w:pPr>
-    </w:p>
-    <w:p ns2:paraId="568C0EA6" ns2:textId="01752555">
+          <w14:ligatures w14:val="none"/>
+        </w:rPr>
+      </w:pPr>
+    </w:p>
+    <w:p>
       <w:pPr>
         <w:pStyle w:val="Prrafodelista"/>
         <w:numPr>
@@ -1992,16 +1929,16 @@
           <w:color w:val="000000"/>
           <w:kern w:val="0"/>
           <w:lang w:eastAsia="es-ES"/>
-          <ns2:ligatures ns2:val="none"/>
-        </w:rPr>
-      </w:pPr>
-      <w:r>
-        <w:rPr>
-          <w:rFonts w:ascii="Arial Narrow" w:eastAsia="Times New Roman" w:hAnsi="Arial Narrow" w:cs="Arial"/>
-          <w:color w:val="000000"/>
-          <w:kern w:val="0"/>
-          <w:lang w:eastAsia="es-ES"/>
-          <ns2:ligatures ns2:val="none"/>
+          <w14:ligatures w14:val="none"/>
+        </w:rPr>
+      </w:pPr>
+      <w:r>
+        <w:rPr>
+          <w:rFonts w:ascii="Arial Narrow" w:eastAsia="Times New Roman" w:hAnsi="Arial Narrow" w:cs="Arial"/>
+          <w:color w:val="000000"/>
+          <w:kern w:val="0"/>
+          <w:lang w:eastAsia="es-ES"/>
+          <w14:ligatures w14:val="none"/>
         </w:rPr>
         <w:t xml:space="preserve">El 3 de julio de 2025, Rímac emitió una carta </w:t>
       </w:r>
@@ -2011,7 +1948,7 @@
           <w:color w:val="000000"/>
           <w:kern w:val="0"/>
           <w:lang w:eastAsia="es-ES"/>
-          <ns2:ligatures ns2:val="none"/>
+          <w14:ligatures w14:val="none"/>
         </w:rPr>
         <w:t>de</w:t>
       </w:r>
@@ -2021,7 +1958,7 @@
           <w:color w:val="000000"/>
           <w:kern w:val="0"/>
           <w:lang w:eastAsia="es-ES"/>
-          <ns2:ligatures ns2:val="none"/>
+          <w14:ligatures w14:val="none"/>
         </w:rPr>
         <w:t xml:space="preserve"> respuesta a</w:t>
       </w:r>
@@ -2031,7 +1968,7 @@
           <w:color w:val="000000"/>
           <w:kern w:val="0"/>
           <w:lang w:eastAsia="es-ES"/>
-          <ns2:ligatures ns2:val="none"/>
+          <w14:ligatures w14:val="none"/>
         </w:rPr>
         <w:t xml:space="preserve"> su </w:t>
       </w:r>
@@ -2041,7 +1978,7 @@
           <w:color w:val="000000"/>
           <w:kern w:val="0"/>
           <w:lang w:eastAsia="es-ES"/>
-          <ns2:ligatures ns2:val="none"/>
+          <w14:ligatures w14:val="none"/>
         </w:rPr>
         <w:t>reclamo 25-SBS015953</w:t>
       </w:r>
@@ -2051,7 +1988,7 @@
           <w:color w:val="000000"/>
           <w:kern w:val="0"/>
           <w:lang w:eastAsia="es-ES"/>
-          <ns2:ligatures ns2:val="none"/>
+          <w14:ligatures w14:val="none"/>
         </w:rPr>
         <w:t xml:space="preserve">, mediante el cual </w:t>
       </w:r>
@@ -2061,7 +1998,7 @@
           <w:color w:val="000000"/>
           <w:kern w:val="0"/>
           <w:lang w:eastAsia="es-ES"/>
-          <ns2:ligatures ns2:val="none"/>
+          <w14:ligatures w14:val="none"/>
         </w:rPr>
         <w:t>afirmó que hab</w:t>
       </w:r>
@@ -2071,7 +2008,7 @@
           <w:color w:val="000000"/>
           <w:kern w:val="0"/>
           <w:lang w:eastAsia="es-ES"/>
-          <ns2:ligatures ns2:val="none"/>
+          <w14:ligatures w14:val="none"/>
         </w:rPr>
         <w:t>rí</w:t>
       </w:r>
@@ -2081,7 +2018,7 @@
           <w:color w:val="000000"/>
           <w:kern w:val="0"/>
           <w:lang w:eastAsia="es-ES"/>
-          <ns2:ligatures ns2:val="none"/>
+          <w14:ligatures w14:val="none"/>
         </w:rPr>
         <w:t xml:space="preserve">a solicitado en febrero de 2025 la exclusión del </w:t>
       </w:r>
@@ -2091,7 +2028,7 @@
           <w:color w:val="000000"/>
           <w:kern w:val="0"/>
           <w:lang w:eastAsia="es-ES"/>
-          <ns2:ligatures ns2:val="none"/>
+          <w14:ligatures w14:val="none"/>
         </w:rPr>
         <w:t xml:space="preserve">Seguro </w:t>
       </w:r>
@@ -2101,7 +2038,7 @@
           <w:color w:val="000000"/>
           <w:kern w:val="0"/>
           <w:lang w:eastAsia="es-ES"/>
-          <ns2:ligatures ns2:val="none"/>
+          <w14:ligatures w14:val="none"/>
         </w:rPr>
         <w:t xml:space="preserve">de </w:t>
       </w:r>
@@ -2111,7 +2048,7 @@
           <w:color w:val="000000"/>
           <w:kern w:val="0"/>
           <w:lang w:eastAsia="es-ES"/>
-          <ns2:ligatures ns2:val="none"/>
+          <w14:ligatures w14:val="none"/>
         </w:rPr>
         <w:t xml:space="preserve">Protección </w:t>
       </w:r>
@@ -2121,7 +2058,7 @@
           <w:color w:val="000000"/>
           <w:kern w:val="0"/>
           <w:lang w:eastAsia="es-ES"/>
-          <ns2:ligatures ns2:val="none"/>
+          <w14:ligatures w14:val="none"/>
         </w:rPr>
         <w:t xml:space="preserve">de </w:t>
       </w:r>
@@ -2131,7 +2068,7 @@
           <w:color w:val="000000"/>
           <w:kern w:val="0"/>
           <w:lang w:eastAsia="es-ES"/>
-          <ns2:ligatures ns2:val="none"/>
+          <w14:ligatures w14:val="none"/>
         </w:rPr>
         <w:t>Ahorros</w:t>
       </w:r>
@@ -2141,7 +2078,7 @@
           <w:color w:val="000000"/>
           <w:kern w:val="0"/>
           <w:lang w:eastAsia="es-ES"/>
-          <ns2:ligatures ns2:val="none"/>
+          <w14:ligatures w14:val="none"/>
         </w:rPr>
         <w:t xml:space="preserve">, lo cual </w:t>
       </w:r>
@@ -2151,7 +2088,7 @@
           <w:color w:val="000000"/>
           <w:kern w:val="0"/>
           <w:lang w:eastAsia="es-ES"/>
-          <ns2:ligatures ns2:val="none"/>
+          <w14:ligatures w14:val="none"/>
         </w:rPr>
         <w:t>no se ajustaba a la verdad</w:t>
       </w:r>
@@ -2161,7 +2098,7 @@
           <w:color w:val="000000"/>
           <w:kern w:val="0"/>
           <w:lang w:eastAsia="es-ES"/>
-          <ns2:ligatures ns2:val="none"/>
+          <w14:ligatures w14:val="none"/>
         </w:rPr>
         <w:t xml:space="preserve">. Asimismo, en el cuarto párrafo de la carta, Rímac vinculó el reclamo con el Seguro Protección Familiar y no con la devolución de los montos cobrados por el </w:t>
       </w:r>
@@ -2171,7 +2108,7 @@
           <w:color w:val="000000"/>
           <w:kern w:val="0"/>
           <w:lang w:eastAsia="es-ES"/>
-          <ns2:ligatures ns2:val="none"/>
+          <w14:ligatures w14:val="none"/>
         </w:rPr>
         <w:t xml:space="preserve">Seguro </w:t>
       </w:r>
@@ -2181,7 +2118,7 @@
           <w:color w:val="000000"/>
           <w:kern w:val="0"/>
           <w:lang w:eastAsia="es-ES"/>
-          <ns2:ligatures ns2:val="none"/>
+          <w14:ligatures w14:val="none"/>
         </w:rPr>
         <w:t xml:space="preserve">de </w:t>
       </w:r>
@@ -2191,7 +2128,7 @@
           <w:color w:val="000000"/>
           <w:kern w:val="0"/>
           <w:lang w:eastAsia="es-ES"/>
-          <ns2:ligatures ns2:val="none"/>
+          <w14:ligatures w14:val="none"/>
         </w:rPr>
         <w:t xml:space="preserve">Protección </w:t>
       </w:r>
@@ -2201,7 +2138,7 @@
           <w:color w:val="000000"/>
           <w:kern w:val="0"/>
           <w:lang w:eastAsia="es-ES"/>
-          <ns2:ligatures ns2:val="none"/>
+          <w14:ligatures w14:val="none"/>
         </w:rPr>
         <w:t xml:space="preserve">de </w:t>
       </w:r>
@@ -2211,7 +2148,7 @@
           <w:color w:val="000000"/>
           <w:kern w:val="0"/>
           <w:lang w:eastAsia="es-ES"/>
-          <ns2:ligatures ns2:val="none"/>
+          <w14:ligatures w14:val="none"/>
         </w:rPr>
         <w:t>Ahorros</w:t>
       </w:r>
@@ -2221,12 +2158,12 @@
           <w:color w:val="000000"/>
           <w:kern w:val="0"/>
           <w:lang w:eastAsia="es-ES"/>
-          <ns2:ligatures ns2:val="none"/>
+          <w14:ligatures w14:val="none"/>
         </w:rPr>
         <w:t xml:space="preserve">. </w:t>
       </w:r>
     </w:p>
-    <w:p ns2:paraId="561AD59D" ns2:textId="77777777">
+    <w:p>
       <w:pPr>
         <w:pStyle w:val="Prrafodelista"/>
         <w:spacing w:line="240" w:lineRule="auto"/>
@@ -2235,11 +2172,11 @@
           <w:color w:val="000000"/>
           <w:kern w:val="0"/>
           <w:lang w:eastAsia="es-ES"/>
-          <ns2:ligatures ns2:val="none"/>
-        </w:rPr>
-      </w:pPr>
-    </w:p>
-    <w:p ns2:paraId="27609B3E" ns2:textId="77168567">
+          <w14:ligatures w14:val="none"/>
+        </w:rPr>
+      </w:pPr>
+    </w:p>
+    <w:p>
       <w:pPr>
         <w:pStyle w:val="Prrafodelista"/>
         <w:numPr>
@@ -2257,16 +2194,16 @@
           <w:color w:val="000000"/>
           <w:kern w:val="0"/>
           <w:lang w:eastAsia="es-ES"/>
-          <ns2:ligatures ns2:val="none"/>
-        </w:rPr>
-      </w:pPr>
-      <w:r>
-        <w:rPr>
-          <w:rFonts w:ascii="Arial Narrow" w:eastAsia="Times New Roman" w:hAnsi="Arial Narrow" w:cs="Arial"/>
-          <w:color w:val="000000"/>
-          <w:kern w:val="0"/>
-          <w:lang w:eastAsia="es-ES"/>
-          <ns2:ligatures ns2:val="none"/>
+          <w14:ligatures w14:val="none"/>
+        </w:rPr>
+      </w:pPr>
+      <w:r>
+        <w:rPr>
+          <w:rFonts w:ascii="Arial Narrow" w:eastAsia="Times New Roman" w:hAnsi="Arial Narrow" w:cs="Arial"/>
+          <w:color w:val="000000"/>
+          <w:kern w:val="0"/>
+          <w:lang w:eastAsia="es-ES"/>
+          <w14:ligatures w14:val="none"/>
         </w:rPr>
         <w:t>Además, e</w:t>
       </w:r>
@@ -2276,7 +2213,7 @@
           <w:color w:val="000000"/>
           <w:kern w:val="0"/>
           <w:lang w:eastAsia="es-ES"/>
-          <ns2:ligatures ns2:val="none"/>
+          <w14:ligatures w14:val="none"/>
         </w:rPr>
         <w:t>n el sexto párrafo</w:t>
       </w:r>
@@ -2286,7 +2223,7 @@
           <w:color w:val="000000"/>
           <w:kern w:val="0"/>
           <w:lang w:eastAsia="es-ES"/>
-          <ns2:ligatures ns2:val="none"/>
+          <w14:ligatures w14:val="none"/>
         </w:rPr>
         <w:t xml:space="preserve"> de la </w:t>
       </w:r>
@@ -2296,7 +2233,7 @@
           <w:color w:val="000000"/>
           <w:kern w:val="0"/>
           <w:lang w:eastAsia="es-ES"/>
-          <ns2:ligatures ns2:val="none"/>
+          <w14:ligatures w14:val="none"/>
         </w:rPr>
         <w:t xml:space="preserve">carta </w:t>
       </w:r>
@@ -2306,7 +2243,7 @@
           <w:color w:val="000000"/>
           <w:kern w:val="0"/>
           <w:lang w:eastAsia="es-ES"/>
-          <ns2:ligatures ns2:val="none"/>
+          <w14:ligatures w14:val="none"/>
         </w:rPr>
         <w:t>de</w:t>
       </w:r>
@@ -2316,7 +2253,7 @@
           <w:color w:val="000000"/>
           <w:kern w:val="0"/>
           <w:lang w:eastAsia="es-ES"/>
-          <ns2:ligatures ns2:val="none"/>
+          <w14:ligatures w14:val="none"/>
         </w:rPr>
         <w:t xml:space="preserve"> respuesta</w:t>
       </w:r>
@@ -2326,7 +2263,7 @@
           <w:color w:val="000000"/>
           <w:kern w:val="0"/>
           <w:lang w:eastAsia="es-ES"/>
-          <ns2:ligatures ns2:val="none"/>
+          <w14:ligatures w14:val="none"/>
         </w:rPr>
         <w:t xml:space="preserve"> </w:t>
       </w:r>
@@ -2336,7 +2273,7 @@
           <w:color w:val="000000"/>
           <w:kern w:val="0"/>
           <w:lang w:eastAsia="es-ES"/>
-          <ns2:ligatures ns2:val="none"/>
+          <w14:ligatures w14:val="none"/>
         </w:rPr>
         <w:t>a</w:t>
       </w:r>
@@ -2346,7 +2283,7 @@
           <w:color w:val="000000"/>
           <w:kern w:val="0"/>
           <w:lang w:eastAsia="es-ES"/>
-          <ns2:ligatures ns2:val="none"/>
+          <w14:ligatures w14:val="none"/>
         </w:rPr>
         <w:t xml:space="preserve"> su </w:t>
       </w:r>
@@ -2356,7 +2293,7 @@
           <w:color w:val="000000"/>
           <w:kern w:val="0"/>
           <w:lang w:eastAsia="es-ES"/>
-          <ns2:ligatures ns2:val="none"/>
+          <w14:ligatures w14:val="none"/>
         </w:rPr>
         <w:t>reclamo</w:t>
       </w:r>
@@ -2366,7 +2303,7 @@
           <w:color w:val="000000"/>
           <w:kern w:val="0"/>
           <w:lang w:eastAsia="es-ES"/>
-          <ns2:ligatures ns2:val="none"/>
+          <w14:ligatures w14:val="none"/>
         </w:rPr>
         <w:t xml:space="preserve">, </w:t>
       </w:r>
@@ -2376,7 +2313,7 @@
           <w:color w:val="000000"/>
           <w:kern w:val="0"/>
           <w:lang w:eastAsia="es-ES"/>
-          <ns2:ligatures ns2:val="none"/>
+          <w14:ligatures w14:val="none"/>
         </w:rPr>
         <w:t xml:space="preserve">Rímac </w:t>
       </w:r>
@@ -2386,7 +2323,7 @@
           <w:color w:val="000000"/>
           <w:kern w:val="0"/>
           <w:lang w:eastAsia="es-ES"/>
-          <ns2:ligatures ns2:val="none"/>
+          <w14:ligatures w14:val="none"/>
         </w:rPr>
         <w:t xml:space="preserve">le </w:t>
       </w:r>
@@ -2396,7 +2333,7 @@
           <w:color w:val="000000"/>
           <w:kern w:val="0"/>
           <w:lang w:eastAsia="es-ES"/>
-          <ns2:ligatures ns2:val="none"/>
+          <w14:ligatures w14:val="none"/>
         </w:rPr>
         <w:t xml:space="preserve">propuso la rehabilitación del </w:t>
       </w:r>
@@ -2406,7 +2343,7 @@
           <w:color w:val="000000"/>
           <w:kern w:val="0"/>
           <w:lang w:eastAsia="es-ES"/>
-          <ns2:ligatures ns2:val="none"/>
+          <w14:ligatures w14:val="none"/>
         </w:rPr>
         <w:t xml:space="preserve">Seguro </w:t>
       </w:r>
@@ -2416,7 +2353,7 @@
           <w:color w:val="000000"/>
           <w:kern w:val="0"/>
           <w:lang w:eastAsia="es-ES"/>
-          <ns2:ligatures ns2:val="none"/>
+          <w14:ligatures w14:val="none"/>
         </w:rPr>
         <w:t xml:space="preserve">de </w:t>
       </w:r>
@@ -2426,7 +2363,7 @@
           <w:color w:val="000000"/>
           <w:kern w:val="0"/>
           <w:lang w:eastAsia="es-ES"/>
-          <ns2:ligatures ns2:val="none"/>
+          <w14:ligatures w14:val="none"/>
         </w:rPr>
         <w:t xml:space="preserve">Protección </w:t>
       </w:r>
@@ -2436,7 +2373,7 @@
           <w:color w:val="000000"/>
           <w:kern w:val="0"/>
           <w:lang w:eastAsia="es-ES"/>
-          <ns2:ligatures ns2:val="none"/>
+          <w14:ligatures w14:val="none"/>
         </w:rPr>
         <w:t xml:space="preserve">de </w:t>
       </w:r>
@@ -2446,7 +2383,7 @@
           <w:color w:val="000000"/>
           <w:kern w:val="0"/>
           <w:lang w:eastAsia="es-ES"/>
-          <ns2:ligatures ns2:val="none"/>
+          <w14:ligatures w14:val="none"/>
         </w:rPr>
         <w:t>Ahorros</w:t>
       </w:r>
@@ -2456,7 +2393,7 @@
           <w:color w:val="000000"/>
           <w:kern w:val="0"/>
           <w:lang w:eastAsia="es-ES"/>
-          <ns2:ligatures ns2:val="none"/>
+          <w14:ligatures w14:val="none"/>
         </w:rPr>
         <w:t>, señalando que registraba pagos parciales por S/ 95,67 y que para reactivar el contrato debía regularizarse el pago desde septiembre de 2022 y remitirse una autorización de descuento en formato especial.</w:t>
       </w:r>
@@ -2466,7 +2403,7 @@
           <w:color w:val="000000"/>
           <w:kern w:val="0"/>
           <w:lang w:eastAsia="es-ES"/>
-          <ns2:ligatures ns2:val="none"/>
+          <w14:ligatures w14:val="none"/>
         </w:rPr>
         <w:t xml:space="preserve"> No obstante</w:t>
       </w:r>
@@ -2476,7 +2413,7 @@
           <w:color w:val="000000"/>
           <w:kern w:val="0"/>
           <w:lang w:eastAsia="es-ES"/>
-          <ns2:ligatures ns2:val="none"/>
+          <w14:ligatures w14:val="none"/>
         </w:rPr>
         <w:t>, no se adjuntó ningún formato a la carta.</w:t>
       </w:r>
@@ -2486,12 +2423,12 @@
           <w:color w:val="000000"/>
           <w:kern w:val="0"/>
           <w:lang w:eastAsia="es-ES"/>
-          <ns2:ligatures ns2:val="none"/>
+          <w14:ligatures w14:val="none"/>
         </w:rPr>
         <w:t xml:space="preserve"> </w:t>
       </w:r>
     </w:p>
-    <w:p ns2:paraId="4030510C" ns2:textId="77777777">
+    <w:p>
       <w:pPr>
         <w:pStyle w:val="Prrafodelista"/>
         <w:spacing w:after="0" w:line="240" w:lineRule="auto"/>
@@ -2502,11 +2439,11 @@
           <w:color w:val="000000"/>
           <w:kern w:val="0"/>
           <w:lang w:eastAsia="es-ES"/>
-          <ns2:ligatures ns2:val="none"/>
-        </w:rPr>
-      </w:pPr>
-    </w:p>
-    <w:p ns2:paraId="7C5FA78C" ns2:textId="3608B263">
+          <w14:ligatures w14:val="none"/>
+        </w:rPr>
+      </w:pPr>
+    </w:p>
+    <w:p>
       <w:pPr>
         <w:pStyle w:val="Prrafodelista"/>
         <w:numPr>
@@ -2524,16 +2461,16 @@
           <w:color w:val="000000"/>
           <w:kern w:val="0"/>
           <w:lang w:eastAsia="es-ES"/>
-          <ns2:ligatures ns2:val="none"/>
-        </w:rPr>
-      </w:pPr>
-      <w:r>
-        <w:rPr>
-          <w:rFonts w:ascii="Arial Narrow" w:eastAsia="Times New Roman" w:hAnsi="Arial Narrow" w:cs="Arial"/>
-          <w:color w:val="000000"/>
-          <w:kern w:val="0"/>
-          <w:lang w:eastAsia="es-ES"/>
-          <ns2:ligatures ns2:val="none"/>
+          <w14:ligatures w14:val="none"/>
+        </w:rPr>
+      </w:pPr>
+      <w:r>
+        <w:rPr>
+          <w:rFonts w:ascii="Arial Narrow" w:eastAsia="Times New Roman" w:hAnsi="Arial Narrow" w:cs="Arial"/>
+          <w:color w:val="000000"/>
+          <w:kern w:val="0"/>
+          <w:lang w:eastAsia="es-ES"/>
+          <w14:ligatures w14:val="none"/>
         </w:rPr>
         <w:t xml:space="preserve">En el séptimo párrafo de la misma </w:t>
       </w:r>
@@ -2543,7 +2480,7 @@
           <w:color w:val="000000"/>
           <w:kern w:val="0"/>
           <w:lang w:eastAsia="es-ES"/>
-          <ns2:ligatures ns2:val="none"/>
+          <w14:ligatures w14:val="none"/>
         </w:rPr>
         <w:t xml:space="preserve">carta </w:t>
       </w:r>
@@ -2553,7 +2490,7 @@
           <w:color w:val="000000"/>
           <w:kern w:val="0"/>
           <w:lang w:eastAsia="es-ES"/>
-          <ns2:ligatures ns2:val="none"/>
+          <w14:ligatures w14:val="none"/>
         </w:rPr>
         <w:t>de</w:t>
       </w:r>
@@ -2563,7 +2500,7 @@
           <w:color w:val="000000"/>
           <w:kern w:val="0"/>
           <w:lang w:eastAsia="es-ES"/>
-          <ns2:ligatures ns2:val="none"/>
+          <w14:ligatures w14:val="none"/>
         </w:rPr>
         <w:t xml:space="preserve"> respuesta</w:t>
       </w:r>
@@ -2573,7 +2510,7 @@
           <w:color w:val="000000"/>
           <w:kern w:val="0"/>
           <w:lang w:eastAsia="es-ES"/>
-          <ns2:ligatures ns2:val="none"/>
+          <w14:ligatures w14:val="none"/>
         </w:rPr>
         <w:t xml:space="preserve"> </w:t>
       </w:r>
@@ -2583,7 +2520,7 @@
           <w:color w:val="000000"/>
           <w:kern w:val="0"/>
           <w:lang w:eastAsia="es-ES"/>
-          <ns2:ligatures ns2:val="none"/>
+          <w14:ligatures w14:val="none"/>
         </w:rPr>
         <w:t>a</w:t>
       </w:r>
@@ -2593,7 +2530,7 @@
           <w:color w:val="000000"/>
           <w:kern w:val="0"/>
           <w:lang w:eastAsia="es-ES"/>
-          <ns2:ligatures ns2:val="none"/>
+          <w14:ligatures w14:val="none"/>
         </w:rPr>
         <w:t xml:space="preserve"> su </w:t>
       </w:r>
@@ -2603,7 +2540,7 @@
           <w:color w:val="000000"/>
           <w:kern w:val="0"/>
           <w:lang w:eastAsia="es-ES"/>
-          <ns2:ligatures ns2:val="none"/>
+          <w14:ligatures w14:val="none"/>
         </w:rPr>
         <w:t>reclamo</w:t>
       </w:r>
@@ -2613,7 +2550,7 @@
           <w:color w:val="000000"/>
           <w:kern w:val="0"/>
           <w:lang w:eastAsia="es-ES"/>
-          <ns2:ligatures ns2:val="none"/>
+          <w14:ligatures w14:val="none"/>
         </w:rPr>
         <w:t xml:space="preserve">, Rímac indicó que procedería con el reembolso de las primas correspondientes al periodo comprendido entre septiembre de 2022 y enero de 2025 únicamente si decidía no continuar con el </w:t>
       </w:r>
@@ -2623,7 +2560,7 @@
           <w:color w:val="000000"/>
           <w:kern w:val="0"/>
           <w:lang w:eastAsia="es-ES"/>
-          <ns2:ligatures ns2:val="none"/>
+          <w14:ligatures w14:val="none"/>
         </w:rPr>
         <w:t xml:space="preserve">Seguro </w:t>
       </w:r>
@@ -2633,7 +2570,7 @@
           <w:color w:val="000000"/>
           <w:kern w:val="0"/>
           <w:lang w:eastAsia="es-ES"/>
-          <ns2:ligatures ns2:val="none"/>
+          <w14:ligatures w14:val="none"/>
         </w:rPr>
         <w:t xml:space="preserve">de </w:t>
       </w:r>
@@ -2643,7 +2580,7 @@
           <w:color w:val="000000"/>
           <w:kern w:val="0"/>
           <w:lang w:eastAsia="es-ES"/>
-          <ns2:ligatures ns2:val="none"/>
+          <w14:ligatures w14:val="none"/>
         </w:rPr>
         <w:t xml:space="preserve">Protección </w:t>
       </w:r>
@@ -2653,7 +2590,7 @@
           <w:color w:val="000000"/>
           <w:kern w:val="0"/>
           <w:lang w:eastAsia="es-ES"/>
-          <ns2:ligatures ns2:val="none"/>
+          <w14:ligatures w14:val="none"/>
         </w:rPr>
         <w:t xml:space="preserve">de </w:t>
       </w:r>
@@ -2663,7 +2600,7 @@
           <w:color w:val="000000"/>
           <w:kern w:val="0"/>
           <w:lang w:eastAsia="es-ES"/>
-          <ns2:ligatures ns2:val="none"/>
+          <w14:ligatures w14:val="none"/>
         </w:rPr>
         <w:t>Ahorros</w:t>
       </w:r>
@@ -2673,12 +2610,12 @@
           <w:color w:val="000000"/>
           <w:kern w:val="0"/>
           <w:lang w:eastAsia="es-ES"/>
-          <ns2:ligatures ns2:val="none"/>
+          <w14:ligatures w14:val="none"/>
         </w:rPr>
         <w:t>.</w:t>
       </w:r>
     </w:p>
-    <w:p ns2:paraId="7CAB999F" ns2:textId="77777777">
+    <w:p>
       <w:pPr>
         <w:pStyle w:val="Prrafodelista"/>
         <w:spacing w:after="0" w:line="240" w:lineRule="auto"/>
@@ -2689,11 +2626,11 @@
           <w:color w:val="000000"/>
           <w:kern w:val="0"/>
           <w:lang w:eastAsia="es-ES"/>
-          <ns2:ligatures ns2:val="none"/>
-        </w:rPr>
-      </w:pPr>
-    </w:p>
-    <w:p ns2:paraId="267DF589" ns2:textId="4740023B">
+          <w14:ligatures w14:val="none"/>
+        </w:rPr>
+      </w:pPr>
+    </w:p>
+    <w:p>
       <w:pPr>
         <w:pStyle w:val="Prrafodelista"/>
         <w:numPr>
@@ -2711,16 +2648,16 @@
           <w:color w:val="000000"/>
           <w:kern w:val="0"/>
           <w:lang w:eastAsia="es-ES"/>
-          <ns2:ligatures ns2:val="none"/>
-        </w:rPr>
-      </w:pPr>
-      <w:r>
-        <w:rPr>
-          <w:rFonts w:ascii="Arial Narrow" w:eastAsia="Times New Roman" w:hAnsi="Arial Narrow" w:cs="Arial"/>
-          <w:color w:val="000000"/>
-          <w:kern w:val="0"/>
-          <w:lang w:eastAsia="es-ES"/>
-          <ns2:ligatures ns2:val="none"/>
+          <w14:ligatures w14:val="none"/>
+        </w:rPr>
+      </w:pPr>
+      <w:r>
+        <w:rPr>
+          <w:rFonts w:ascii="Arial Narrow" w:eastAsia="Times New Roman" w:hAnsi="Arial Narrow" w:cs="Arial"/>
+          <w:color w:val="000000"/>
+          <w:kern w:val="0"/>
+          <w:lang w:eastAsia="es-ES"/>
+          <w14:ligatures w14:val="none"/>
         </w:rPr>
         <w:t xml:space="preserve">El 19 de abril de 2025, </w:t>
       </w:r>
@@ -2730,7 +2667,7 @@
           <w:color w:val="000000"/>
           <w:kern w:val="0"/>
           <w:lang w:eastAsia="es-ES"/>
-          <ns2:ligatures ns2:val="none"/>
+          <w14:ligatures w14:val="none"/>
         </w:rPr>
         <w:t>adquirió</w:t>
       </w:r>
@@ -2740,7 +2677,7 @@
           <w:color w:val="000000"/>
           <w:kern w:val="0"/>
           <w:lang w:eastAsia="es-ES"/>
-          <ns2:ligatures ns2:val="none"/>
+          <w14:ligatures w14:val="none"/>
         </w:rPr>
         <w:t xml:space="preserve"> </w:t>
       </w:r>
@@ -2750,7 +2687,7 @@
           <w:color w:val="000000"/>
           <w:kern w:val="0"/>
           <w:lang w:eastAsia="es-ES"/>
-          <ns2:ligatures ns2:val="none"/>
+          <w14:ligatures w14:val="none"/>
         </w:rPr>
         <w:t xml:space="preserve">un </w:t>
       </w:r>
@@ -2760,7 +2697,7 @@
           <w:color w:val="000000"/>
           <w:kern w:val="0"/>
           <w:lang w:eastAsia="es-ES"/>
-          <ns2:ligatures ns2:val="none"/>
+          <w14:ligatures w14:val="none"/>
         </w:rPr>
         <w:t>préstamo personal</w:t>
       </w:r>
@@ -2770,7 +2707,7 @@
           <w:color w:val="000000"/>
           <w:kern w:val="0"/>
           <w:lang w:eastAsia="es-ES"/>
-          <ns2:ligatures ns2:val="none"/>
+          <w14:ligatures w14:val="none"/>
         </w:rPr>
         <w:t xml:space="preserve"> </w:t>
       </w:r>
@@ -2780,7 +2717,7 @@
           <w:color w:val="000000"/>
           <w:kern w:val="0"/>
           <w:lang w:eastAsia="es-ES"/>
-          <ns2:ligatures ns2:val="none"/>
+          <w14:ligatures w14:val="none"/>
         </w:rPr>
         <w:t xml:space="preserve">por la suma de </w:t>
       </w:r>
@@ -2790,7 +2727,7 @@
           <w:color w:val="000000"/>
           <w:kern w:val="0"/>
           <w:lang w:eastAsia="es-ES"/>
-          <ns2:ligatures ns2:val="none"/>
+          <w14:ligatures w14:val="none"/>
         </w:rPr>
         <w:t>S/ 5 270,00, a fin de cubrir obligaciones que</w:t>
       </w:r>
@@ -2800,7 +2737,7 @@
           <w:color w:val="000000"/>
           <w:kern w:val="0"/>
           <w:lang w:eastAsia="es-ES"/>
-          <ns2:ligatures ns2:val="none"/>
+          <w14:ligatures w14:val="none"/>
         </w:rPr>
         <w:t xml:space="preserve"> </w:t>
       </w:r>
@@ -2810,12 +2747,12 @@
           <w:color w:val="000000"/>
           <w:kern w:val="0"/>
           <w:lang w:eastAsia="es-ES"/>
-          <ns2:ligatures ns2:val="none"/>
+          <w14:ligatures w14:val="none"/>
         </w:rPr>
         <w:t>habrían podido ser atendidas con los montos cobrados por Rímac entre septiembre de 2022 y enero de 2025.</w:t>
       </w:r>
     </w:p>
-    <w:p ns2:paraId="33E14FF7" ns2:textId="77777777">
+    <w:p>
       <w:pPr>
         <w:tabs>
           <w:tab w:val="left" w:pos="1134"/>
@@ -2827,11 +2764,11 @@
           <w:color w:val="000000"/>
           <w:kern w:val="0"/>
           <w:lang w:eastAsia="es-ES"/>
-          <ns2:ligatures ns2:val="none"/>
-        </w:rPr>
-      </w:pPr>
-    </w:p>
-    <w:p ns2:paraId="65C58807" ns2:textId="5A4B5D96">
+          <w14:ligatures w14:val="none"/>
+        </w:rPr>
+      </w:pPr>
+    </w:p>
+    <w:p>
       <w:pPr>
         <w:numPr>
           <w:ilvl w:val="1"/>
@@ -2849,14 +2786,14 @@
           <w:color w:val="000000"/>
           <w:kern w:val="0"/>
           <w:lang w:val="es-ES" w:eastAsia="es-ES"/>
-          <ns2:ligatures ns2:val="none"/>
+          <w14:ligatures w14:val="none"/>
         </w:rPr>
       </w:pPr>
       <w:r>
         <w:rPr>
           <w:rFonts w:ascii="Arial Narrow" w:eastAsia="Calibri" w:hAnsi="Arial Narrow" w:cs="Arial"/>
           <w:kern w:val="0"/>
-          <ns2:ligatures ns2:val="none"/>
+          <w14:ligatures w14:val="none"/>
         </w:rPr>
         <w:t xml:space="preserve">El señor [APELLIDO] solicitó, en calidad de medida correctiva, que Rímac cumpla con: (i) otorgar la devolución íntegra del monto cobrado indebidamente por el Seguro de Protección de Ahorros correspondiente al periodo comprendido entre septiembre de 2022 a enero de 2025, por un total de S/ 3 274,39 por cobros indebidos; (ii) reconocer e indemnizar el daño a la persona (moral) ocasionado por la afectación a su honor, tranquilidad y reputación, por un monto de S/ 15 000,00 soles; (iii) incluir como indemnización el perjuicio económico adicional generado por el préstamo solicitado por para cubrir obligaciones derivadas del cobro indebido, incluyendo el capital, intereses y costos financieros, cuyo monto asciende a S/ 5 270,00; (iv) exhortar a implementar mecanismos de validación expresa para cualquier modificación contractual, garantizando el respeto al principio de la buena fe y transparencia en las relaciones de consumo. Asimismo, requirió el reembolso de costos y costas del presente procedimiento.</w:t>
       </w:r>
@@ -2866,7 +2803,7 @@
           <w:color w:val="000000"/>
           <w:kern w:val="0"/>
           <w:lang w:val="es-ES" w:eastAsia="es-ES"/>
-          <ns2:ligatures ns2:val="none"/>
+          <w14:ligatures w14:val="none"/>
         </w:rPr>
         <w:t xml:space="preserve"/>
       </w:r>
@@ -2876,7 +2813,7 @@
           <w:color w:val="000000"/>
           <w:kern w:val="0"/>
           <w:lang w:val="es-ES" w:eastAsia="es-ES"/>
-          <ns2:ligatures ns2:val="none"/>
+          <w14:ligatures w14:val="none"/>
         </w:rPr>
         <w:t xml:space="preserve"/>
       </w:r>
@@ -2886,7 +2823,7 @@
           <w:color w:val="000000"/>
           <w:kern w:val="0"/>
           <w:lang w:val="es-ES" w:eastAsia="es-ES"/>
-          <ns2:ligatures ns2:val="none"/>
+          <w14:ligatures w14:val="none"/>
         </w:rPr>
         <w:t/>
       </w:r>
@@ -2896,7 +2833,7 @@
           <w:color w:val="000000"/>
           <w:kern w:val="0"/>
           <w:lang w:val="es-ES" w:eastAsia="es-ES"/>
-          <ns2:ligatures ns2:val="none"/>
+          <w14:ligatures w14:val="none"/>
         </w:rPr>
         <w:t xml:space="preserve"/>
       </w:r>
@@ -2906,7 +2843,7 @@
           <w:color w:val="000000"/>
           <w:kern w:val="0"/>
           <w:lang w:val="es-ES" w:eastAsia="es-ES"/>
-          <ns2:ligatures ns2:val="none"/>
+          <w14:ligatures w14:val="none"/>
         </w:rPr>
         <w:t xml:space="preserve"/>
       </w:r>
@@ -2916,7 +2853,7 @@
           <w:color w:val="000000"/>
           <w:kern w:val="0"/>
           <w:lang w:eastAsia="es-ES"/>
-          <ns2:ligatures ns2:val="none"/>
+          <w14:ligatures w14:val="none"/>
         </w:rPr>
         <w:t xml:space="preserve"/>
       </w:r>
@@ -2926,7 +2863,7 @@
           <w:color w:val="000000"/>
           <w:kern w:val="0"/>
           <w:lang w:eastAsia="es-ES"/>
-          <ns2:ligatures ns2:val="none"/>
+          <w14:ligatures w14:val="none"/>
         </w:rPr>
         <w:t xml:space="preserve"/>
       </w:r>
@@ -2936,7 +2873,7 @@
           <w:color w:val="000000"/>
           <w:kern w:val="0"/>
           <w:lang w:eastAsia="es-ES"/>
-          <ns2:ligatures ns2:val="none"/>
+          <w14:ligatures w14:val="none"/>
         </w:rPr>
         <w:t xml:space="preserve"/>
       </w:r>
@@ -2946,7 +2883,7 @@
           <w:color w:val="000000"/>
           <w:kern w:val="0"/>
           <w:lang w:eastAsia="es-ES"/>
-          <ns2:ligatures ns2:val="none"/>
+          <w14:ligatures w14:val="none"/>
         </w:rPr>
         <w:t xml:space="preserve"/>
       </w:r>
@@ -2956,7 +2893,7 @@
           <w:color w:val="000000"/>
           <w:kern w:val="0"/>
           <w:lang w:eastAsia="es-ES"/>
-          <ns2:ligatures ns2:val="none"/>
+          <w14:ligatures w14:val="none"/>
         </w:rPr>
         <w:t/>
       </w:r>
@@ -2966,7 +2903,7 @@
           <w:color w:val="000000"/>
           <w:kern w:val="0"/>
           <w:lang w:val="es-ES" w:eastAsia="es-ES"/>
-          <ns2:ligatures ns2:val="none"/>
+          <w14:ligatures w14:val="none"/>
         </w:rPr>
         <w:t xml:space="preserve"/>
       </w:r>
@@ -2976,7 +2913,7 @@
           <w:color w:val="000000"/>
           <w:kern w:val="0"/>
           <w:lang w:val="es-ES" w:eastAsia="es-ES"/>
-          <ns2:ligatures ns2:val="none"/>
+          <w14:ligatures w14:val="none"/>
         </w:rPr>
         <w:t/>
       </w:r>
@@ -2986,7 +2923,7 @@
           <w:color w:val="000000"/>
           <w:kern w:val="0"/>
           <w:lang w:val="es-ES" w:eastAsia="es-ES"/>
-          <ns2:ligatures ns2:val="none"/>
+          <w14:ligatures w14:val="none"/>
         </w:rPr>
         <w:t/>
       </w:r>
@@ -2996,7 +2933,7 @@
           <w:color w:val="000000"/>
           <w:kern w:val="0"/>
           <w:lang w:val="es-ES" w:eastAsia="es-ES"/>
-          <ns2:ligatures ns2:val="none"/>
+          <w14:ligatures w14:val="none"/>
         </w:rPr>
         <w:t xml:space="preserve"/>
       </w:r>
@@ -3006,7 +2943,7 @@
           <w:color w:val="000000"/>
           <w:kern w:val="0"/>
           <w:lang w:val="es-ES" w:eastAsia="es-ES"/>
-          <ns2:ligatures ns2:val="none"/>
+          <w14:ligatures w14:val="none"/>
         </w:rPr>
         <w:t/>
       </w:r>
@@ -3016,7 +2953,7 @@
           <w:color w:val="000000"/>
           <w:kern w:val="0"/>
           <w:lang w:val="es-ES" w:eastAsia="es-ES"/>
-          <ns2:ligatures ns2:val="none"/>
+          <w14:ligatures w14:val="none"/>
         </w:rPr>
         <w:t xml:space="preserve"/>
       </w:r>
@@ -3026,7 +2963,7 @@
           <w:color w:val="000000"/>
           <w:kern w:val="0"/>
           <w:lang w:val="es-ES" w:eastAsia="es-ES"/>
-          <ns2:ligatures ns2:val="none"/>
+          <w14:ligatures w14:val="none"/>
         </w:rPr>
         <w:t/>
       </w:r>
@@ -3036,7 +2973,7 @@
           <w:color w:val="000000"/>
           <w:kern w:val="0"/>
           <w:lang w:val="es-ES" w:eastAsia="es-ES"/>
-          <ns2:ligatures ns2:val="none"/>
+          <w14:ligatures w14:val="none"/>
         </w:rPr>
         <w:t/>
       </w:r>
@@ -3046,7 +2983,7 @@
           <w:color w:val="000000"/>
           <w:kern w:val="0"/>
           <w:lang w:val="es-ES" w:eastAsia="es-ES"/>
-          <ns2:ligatures ns2:val="none"/>
+          <w14:ligatures w14:val="none"/>
         </w:rPr>
         <w:t/>
       </w:r>
@@ -3056,7 +2993,7 @@
           <w:color w:val="000000"/>
           <w:kern w:val="0"/>
           <w:lang w:val="es-ES" w:eastAsia="es-ES"/>
-          <ns2:ligatures ns2:val="none"/>
+          <w14:ligatures w14:val="none"/>
         </w:rPr>
         <w:t/>
       </w:r>
@@ -3067,7 +3004,7 @@
           <w:color w:val="000000"/>
           <w:kern w:val="0"/>
           <w:lang w:val="es-ES" w:eastAsia="es-ES"/>
-          <ns2:ligatures ns2:val="none"/>
+          <w14:ligatures w14:val="none"/>
         </w:rPr>
         <w:t/>
       </w:r>
@@ -3078,7 +3015,7 @@
           <w:color w:val="000000"/>
           <w:kern w:val="0"/>
           <w:lang w:val="es-ES" w:eastAsia="es-ES"/>
-          <ns2:ligatures ns2:val="none"/>
+          <w14:ligatures w14:val="none"/>
         </w:rPr>
         <w:t xml:space="preserve"/>
       </w:r>
@@ -3088,7 +3025,7 @@
           <w:color w:val="000000"/>
           <w:kern w:val="0"/>
           <w:lang w:val="es-ES" w:eastAsia="es-ES"/>
-          <ns2:ligatures ns2:val="none"/>
+          <w14:ligatures w14:val="none"/>
         </w:rPr>
         <w:t/>
       </w:r>
@@ -3098,7 +3035,7 @@
           <w:color w:val="000000"/>
           <w:kern w:val="0"/>
           <w:lang w:val="es-ES" w:eastAsia="es-ES"/>
-          <ns2:ligatures ns2:val="none"/>
+          <w14:ligatures w14:val="none"/>
         </w:rPr>
         <w:t xml:space="preserve"/>
       </w:r>
@@ -3108,7 +3045,7 @@
           <w:color w:val="000000"/>
           <w:kern w:val="0"/>
           <w:lang w:val="es-ES" w:eastAsia="es-ES"/>
-          <ns2:ligatures ns2:val="none"/>
+          <w14:ligatures w14:val="none"/>
         </w:rPr>
         <w:t xml:space="preserve"/>
       </w:r>
@@ -3118,7 +3055,7 @@
           <w:color w:val="000000"/>
           <w:kern w:val="0"/>
           <w:lang w:val="es-ES" w:eastAsia="es-ES"/>
-          <ns2:ligatures ns2:val="none"/>
+          <w14:ligatures w14:val="none"/>
         </w:rPr>
         <w:t xml:space="preserve"/>
       </w:r>
@@ -3128,7 +3065,7 @@
           <w:color w:val="000000"/>
           <w:kern w:val="0"/>
           <w:lang w:val="es-ES" w:eastAsia="es-ES"/>
-          <ns2:ligatures ns2:val="none"/>
+          <w14:ligatures w14:val="none"/>
         </w:rPr>
         <w:t/>
       </w:r>
@@ -3138,7 +3075,7 @@
           <w:color w:val="000000"/>
           <w:kern w:val="0"/>
           <w:lang w:val="es-ES" w:eastAsia="es-ES"/>
-          <ns2:ligatures ns2:val="none"/>
+          <w14:ligatures w14:val="none"/>
         </w:rPr>
         <w:t xml:space="preserve"/>
       </w:r>
@@ -3148,7 +3085,7 @@
           <w:color w:val="000000"/>
           <w:kern w:val="0"/>
           <w:lang w:val="es-ES" w:eastAsia="es-ES"/>
-          <ns2:ligatures ns2:val="none"/>
+          <w14:ligatures w14:val="none"/>
         </w:rPr>
         <w:t/>
       </w:r>
@@ -3158,7 +3095,7 @@
           <w:color w:val="000000"/>
           <w:kern w:val="0"/>
           <w:lang w:val="es-ES" w:eastAsia="es-ES"/>
-          <ns2:ligatures ns2:val="none"/>
+          <w14:ligatures w14:val="none"/>
         </w:rPr>
         <w:t/>
       </w:r>
@@ -3168,7 +3105,7 @@
           <w:color w:val="000000"/>
           <w:kern w:val="0"/>
           <w:lang w:val="es-ES" w:eastAsia="es-ES"/>
-          <ns2:ligatures ns2:val="none"/>
+          <w14:ligatures w14:val="none"/>
         </w:rPr>
         <w:t/>
       </w:r>
@@ -3178,7 +3115,7 @@
           <w:color w:val="000000"/>
           <w:kern w:val="0"/>
           <w:lang w:val="es-ES" w:eastAsia="es-ES"/>
-          <ns2:ligatures ns2:val="none"/>
+          <w14:ligatures w14:val="none"/>
         </w:rPr>
         <w:t/>
       </w:r>
@@ -3189,7 +3126,7 @@
           <w:color w:val="000000"/>
           <w:kern w:val="0"/>
           <w:lang w:val="es-ES" w:eastAsia="es-ES"/>
-          <ns2:ligatures ns2:val="none"/>
+          <w14:ligatures w14:val="none"/>
         </w:rPr>
         <w:t/>
       </w:r>
@@ -3200,7 +3137,7 @@
           <w:color w:val="000000"/>
           <w:kern w:val="0"/>
           <w:lang w:val="es-ES" w:eastAsia="es-ES"/>
-          <ns2:ligatures ns2:val="none"/>
+          <w14:ligatures w14:val="none"/>
         </w:rPr>
         <w:t xml:space="preserve"/>
       </w:r>
@@ -3210,7 +3147,7 @@
           <w:color w:val="000000"/>
           <w:kern w:val="0"/>
           <w:lang w:val="es-ES" w:eastAsia="es-ES"/>
-          <ns2:ligatures ns2:val="none"/>
+          <w14:ligatures w14:val="none"/>
         </w:rPr>
         <w:t/>
       </w:r>
@@ -3220,7 +3157,7 @@
           <w:color w:val="000000"/>
           <w:kern w:val="0"/>
           <w:lang w:val="es-ES" w:eastAsia="es-ES"/>
-          <ns2:ligatures ns2:val="none"/>
+          <w14:ligatures w14:val="none"/>
         </w:rPr>
         <w:t xml:space="preserve"/>
       </w:r>
@@ -3230,7 +3167,7 @@
           <w:color w:val="000000"/>
           <w:kern w:val="0"/>
           <w:lang w:val="es-ES" w:eastAsia="es-ES"/>
-          <ns2:ligatures ns2:val="none"/>
+          <w14:ligatures w14:val="none"/>
         </w:rPr>
         <w:t/>
       </w:r>
@@ -3240,7 +3177,7 @@
           <w:color w:val="000000"/>
           <w:kern w:val="0"/>
           <w:lang w:val="es-ES" w:eastAsia="es-ES"/>
-          <ns2:ligatures ns2:val="none"/>
+          <w14:ligatures w14:val="none"/>
         </w:rPr>
         <w:t xml:space="preserve"/>
       </w:r>
@@ -3250,7 +3187,7 @@
           <w:color w:val="000000"/>
           <w:kern w:val="0"/>
           <w:lang w:val="es-ES" w:eastAsia="es-ES"/>
-          <ns2:ligatures ns2:val="none"/>
+          <w14:ligatures w14:val="none"/>
         </w:rPr>
         <w:t/>
       </w:r>
@@ -3260,7 +3197,7 @@
           <w:color w:val="000000"/>
           <w:kern w:val="0"/>
           <w:lang w:val="es-ES" w:eastAsia="es-ES"/>
-          <ns2:ligatures ns2:val="none"/>
+          <w14:ligatures w14:val="none"/>
         </w:rPr>
         <w:t/>
       </w:r>
@@ -3270,7 +3207,7 @@
           <w:color w:val="000000"/>
           <w:kern w:val="0"/>
           <w:lang w:val="es-ES" w:eastAsia="es-ES"/>
-          <ns2:ligatures ns2:val="none"/>
+          <w14:ligatures w14:val="none"/>
         </w:rPr>
         <w:t/>
       </w:r>
@@ -3280,7 +3217,7 @@
           <w:color w:val="000000"/>
           <w:kern w:val="0"/>
           <w:lang w:val="es-ES" w:eastAsia="es-ES"/>
-          <ns2:ligatures ns2:val="none"/>
+          <w14:ligatures w14:val="none"/>
         </w:rPr>
         <w:t/>
       </w:r>
@@ -3291,7 +3228,7 @@
           <w:color w:val="000000"/>
           <w:kern w:val="0"/>
           <w:lang w:val="es-ES" w:eastAsia="es-ES"/>
-          <ns2:ligatures ns2:val="none"/>
+          <w14:ligatures w14:val="none"/>
         </w:rPr>
         <w:t/>
       </w:r>
@@ -3302,7 +3239,7 @@
           <w:color w:val="000000"/>
           <w:kern w:val="0"/>
           <w:lang w:val="es-ES" w:eastAsia="es-ES"/>
-          <ns2:ligatures ns2:val="none"/>
+          <w14:ligatures w14:val="none"/>
         </w:rPr>
         <w:t/>
       </w:r>
@@ -3312,7 +3249,7 @@
           <w:color w:val="000000"/>
           <w:kern w:val="0"/>
           <w:lang w:val="es-ES" w:eastAsia="es-ES"/>
-          <ns2:ligatures ns2:val="none"/>
+          <w14:ligatures w14:val="none"/>
         </w:rPr>
         <w:t xml:space="preserve"/>
       </w:r>
@@ -3322,7 +3259,7 @@
           <w:color w:val="000000"/>
           <w:kern w:val="0"/>
           <w:lang w:val="es-ES" w:eastAsia="es-ES"/>
-          <ns2:ligatures ns2:val="none"/>
+          <w14:ligatures w14:val="none"/>
         </w:rPr>
         <w:t/>
       </w:r>
@@ -3332,12 +3269,12 @@
           <w:color w:val="000000"/>
           <w:kern w:val="0"/>
           <w:lang w:val="es-ES" w:eastAsia="es-ES"/>
-          <ns2:ligatures ns2:val="none"/>
+          <w14:ligatures w14:val="none"/>
         </w:rPr>
         <w:t/>
       </w:r>
     </w:p>
-    <w:p ns2:paraId="66005174" ns2:textId="77777777">
+    <w:p>
       <w:pPr>
         <w:spacing w:after="0" w:line="240" w:lineRule="auto"/>
         <w:contextualSpacing/>
@@ -3348,11 +3285,11 @@
           <w:color w:val="000000"/>
           <w:kern w:val="0"/>
           <w:lang w:eastAsia="es-PE"/>
-          <ns2:ligatures ns2:val="none"/>
-        </w:rPr>
-      </w:pPr>
-    </w:p>
-    <w:p ns2:paraId="3541B1F9" ns2:textId="77777777">
+          <w14:ligatures w14:val="none"/>
+        </w:rPr>
+      </w:pPr>
+    </w:p>
+    <w:p>
       <w:pPr>
         <w:pStyle w:val="Prrafodelista"/>
         <w:numPr>
@@ -3372,7 +3309,7 @@
           <w:color w:val="000000"/>
           <w:kern w:val="0"/>
           <w:lang w:eastAsia="es-PE"/>
-          <ns2:ligatures ns2:val="none"/>
+          <w14:ligatures w14:val="none"/>
         </w:rPr>
       </w:pPr>
       <w:r>
@@ -3382,12 +3319,12 @@
           <w:color w:val="000000"/>
           <w:kern w:val="0"/>
           <w:lang w:eastAsia="es-PE"/>
-          <ns2:ligatures ns2:val="none"/>
+          <w14:ligatures w14:val="none"/>
         </w:rPr>
         <w:t>DE LA ADMISIÓN A TRÁMITE DE LA DENUNCIA</w:t>
       </w:r>
     </w:p>
-    <w:p ns2:paraId="34556756" ns2:textId="77777777">
+    <w:p>
       <w:pPr>
         <w:spacing w:after="0" w:line="240" w:lineRule="auto"/>
         <w:ind w:left="567"/>
@@ -3399,11 +3336,11 @@
           <w:color w:val="000000"/>
           <w:kern w:val="0"/>
           <w:lang w:eastAsia="es-PE"/>
-          <ns2:ligatures ns2:val="none"/>
-        </w:rPr>
-      </w:pPr>
-    </w:p>
-    <w:p ns2:paraId="77F153FE" ns2:textId="0CDC1BD1">
+          <w14:ligatures w14:val="none"/>
+        </w:rPr>
+      </w:pPr>
+    </w:p>
+    <w:p>
       <w:pPr>
         <w:pStyle w:val="Prrafodelista"/>
         <w:numPr>
@@ -3416,7 +3353,7 @@
         <w:rPr>
           <w:rFonts w:ascii="Arial Narrow" w:eastAsia="Arial Narrow" w:hAnsi="Arial Narrow" w:cs="Arial Narrow"/>
           <w:kern w:val="0"/>
-          <ns2:ligatures ns2:val="none"/>
+          <w14:ligatures w14:val="none"/>
         </w:rPr>
       </w:pPr>
       <w:bookmarkStart w:id="1" w:name="_Hlk140755208"/>
@@ -3428,7 +3365,7 @@
           <w:color w:val="000000"/>
           <w:kern w:val="0"/>
           <w:lang w:eastAsia="es-PE"/>
-          <ns2:ligatures ns2:val="none"/>
+          <w14:ligatures w14:val="none"/>
         </w:rPr>
         <w:t>La Secretaría Técnica de la Comisión de Protección al Consumidor 1 (en adelante, la Secretaría Técnica), en ejercicio de sus facultades</w:t>
       </w:r>
@@ -3438,7 +3375,7 @@
           <w:rFonts w:ascii="Arial Narrow" w:eastAsia="Arial Narrow" w:hAnsi="Arial Narrow" w:cs="Arial Narrow"/>
           <w:kern w:val="0"/>
           <w:vertAlign w:val="superscript"/>
-          <ns2:ligatures ns2:val="none"/>
+          <w14:ligatures w14:val="none"/>
         </w:rPr>
         <w:footnoteReference w:id="3"/>
       </w:r>
@@ -3448,7 +3385,7 @@
           <w:color w:val="000000"/>
           <w:kern w:val="0"/>
           <w:lang w:eastAsia="es-PE"/>
-          <ns2:ligatures ns2:val="none"/>
+          <w14:ligatures w14:val="none"/>
         </w:rPr>
         <w:t xml:space="preserve">, considera </w:t>
       </w:r>
@@ -3456,7 +3393,7 @@
         <w:rPr>
           <w:rFonts w:ascii="Arial Narrow" w:eastAsia="Arial Narrow" w:hAnsi="Arial Narrow" w:cs="Arial Narrow"/>
           <w:kern w:val="0"/>
-          <ns2:ligatures ns2:val="none"/>
+          <w14:ligatures w14:val="none"/>
         </w:rPr>
         <w:t xml:space="preserve">que el hecho denunciado, consistente en que </w:t>
       </w:r>
@@ -3464,7 +3401,7 @@
         <w:rPr>
           <w:rFonts w:ascii="Arial Narrow" w:eastAsia="Arial Narrow" w:hAnsi="Arial Narrow" w:cs="Arial Narrow"/>
           <w:kern w:val="0"/>
-          <ns2:ligatures ns2:val="none"/>
+          <w14:ligatures w14:val="none"/>
         </w:rPr>
         <w:t xml:space="preserve">la </w:t>
       </w:r>
@@ -3472,7 +3409,7 @@
         <w:rPr>
           <w:rFonts w:ascii="Arial Narrow" w:eastAsia="Arial Narrow" w:hAnsi="Arial Narrow" w:cs="Arial Narrow"/>
           <w:kern w:val="0"/>
-          <ns2:ligatures ns2:val="none"/>
+          <w14:ligatures w14:val="none"/>
         </w:rPr>
         <w:lastRenderedPageBreak/>
         <w:t xml:space="preserve">compañía aseguradora habría modificado unilateralmente y sin previa comunicación al denunciante la Póliza </w:t>
@@ -3482,7 +3419,7 @@
         <w:rPr>
           <w:rFonts w:ascii="Arial Narrow" w:eastAsia="Arial Narrow" w:hAnsi="Arial Narrow" w:cs="Arial Narrow"/>
           <w:kern w:val="0"/>
-          <ns2:ligatures ns2:val="none"/>
+          <w14:ligatures w14:val="none"/>
         </w:rPr>
         <w:t/>
       </w:r>
@@ -3491,7 +3428,7 @@
         <w:rPr>
           <w:rFonts w:ascii="Arial Narrow" w:eastAsia="Arial Narrow" w:hAnsi="Arial Narrow" w:cs="Arial Narrow"/>
           <w:kern w:val="0"/>
-          <ns2:ligatures ns2:val="none"/>
+          <w14:ligatures w14:val="none"/>
         </w:rPr>
         <w:t xml:space="preserve"> 50997557 respecto al monto de las primas</w:t>
       </w:r>
@@ -3499,7 +3436,7 @@
         <w:rPr>
           <w:rFonts w:ascii="Arial Narrow" w:eastAsia="Arial Narrow" w:hAnsi="Arial Narrow" w:cs="Arial Narrow"/>
           <w:kern w:val="0"/>
-          <ns2:ligatures ns2:val="none"/>
+          <w14:ligatures w14:val="none"/>
         </w:rPr>
         <w:t xml:space="preserve">. </w:t>
       </w:r>
@@ -3510,7 +3447,7 @@
           <w:color w:val="000000"/>
           <w:kern w:val="0"/>
           <w:lang w:eastAsia="es-PE"/>
-          <ns2:ligatures ns2:val="none"/>
+          <w14:ligatures w14:val="none"/>
         </w:rPr>
         <w:t xml:space="preserve">Por consiguiente, corresponde calificar el hecho materia de denuncia como una presunta infracción al deber de protección contra los métodos comerciales coercitivos, tipificado en </w:t>
       </w:r>
@@ -3521,7 +3458,7 @@
           <w:kern w:val="0"/>
           <w:shd w:val="clear" w:color="auto" w:fill="FFFFFF"/>
           <w:lang w:eastAsia="es-PE"/>
-          <ns2:ligatures ns2:val="none"/>
+          <w14:ligatures w14:val="none"/>
         </w:rPr>
         <w:t xml:space="preserve">literal </w:t>
       </w:r>
@@ -3532,7 +3469,7 @@
           <w:kern w:val="0"/>
           <w:shd w:val="clear" w:color="auto" w:fill="FFFFFF"/>
           <w:lang w:eastAsia="es-PE"/>
-          <ns2:ligatures ns2:val="none"/>
+          <w14:ligatures w14:val="none"/>
         </w:rPr>
         <w:t>c</w:t>
       </w:r>
@@ -3543,7 +3480,7 @@
           <w:kern w:val="0"/>
           <w:shd w:val="clear" w:color="auto" w:fill="FFFFFF"/>
           <w:lang w:eastAsia="es-PE"/>
-          <ns2:ligatures ns2:val="none"/>
+          <w14:ligatures w14:val="none"/>
         </w:rPr>
         <w:t xml:space="preserve">) del artículo 56 </w:t>
       </w:r>
@@ -3554,7 +3491,7 @@
           <w:color w:val="000000"/>
           <w:kern w:val="0"/>
           <w:lang w:eastAsia="es-PE"/>
-          <ns2:ligatures ns2:val="none"/>
+          <w14:ligatures w14:val="none"/>
         </w:rPr>
         <w:t>del Código</w:t>
       </w:r>
@@ -3573,12 +3510,12 @@
           <w:color w:val="000000"/>
           <w:kern w:val="0"/>
           <w:lang w:eastAsia="es-PE"/>
-          <ns2:ligatures ns2:val="none"/>
+          <w14:ligatures w14:val="none"/>
         </w:rPr>
         <w:t xml:space="preserve">. </w:t>
       </w:r>
     </w:p>
-    <w:p ns2:paraId="559C0BC1" ns2:textId="77777777">
+    <w:p>
       <w:pPr>
         <w:pStyle w:val="Prrafodelista"/>
         <w:spacing w:after="0" w:line="240" w:lineRule="auto"/>
@@ -3587,14 +3524,14 @@
         <w:rPr>
           <w:rFonts w:ascii="Arial Narrow" w:eastAsia="Arial Narrow" w:hAnsi="Arial Narrow" w:cs="Arial Narrow"/>
           <w:kern w:val="0"/>
-          <ns2:ligatures ns2:val="none"/>
+          <w14:ligatures w14:val="none"/>
         </w:rPr>
       </w:pPr>
     </w:p>
     <w:bookmarkEnd w:id="1"/>
     <w:bookmarkEnd w:id="2"/>
     <w:bookmarkEnd w:id="3"/>
-    <w:p ns2:paraId="5F4266A4" ns2:textId="6EAE4ED5">
+    <w:p>
       <w:pPr>
         <w:pStyle w:val="Prrafodelista"/>
         <w:numPr>
@@ -3607,14 +3544,14 @@
         <w:rPr>
           <w:rFonts w:ascii="Arial Narrow" w:eastAsia="Arial Narrow" w:hAnsi="Arial Narrow" w:cs="Arial Narrow"/>
           <w:kern w:val="0"/>
-          <ns2:ligatures ns2:val="none"/>
-        </w:rPr>
-      </w:pPr>
-      <w:r>
-        <w:rPr>
-          <w:rFonts w:ascii="Arial Narrow" w:eastAsia="Arial Narrow" w:hAnsi="Arial Narrow" w:cs="Arial Narrow"/>
-          <w:kern w:val="0"/>
-          <ns2:ligatures ns2:val="none"/>
+          <w14:ligatures w14:val="none"/>
+        </w:rPr>
+      </w:pPr>
+      <w:r>
+        <w:rPr>
+          <w:rFonts w:ascii="Arial Narrow" w:eastAsia="Arial Narrow" w:hAnsi="Arial Narrow" w:cs="Arial Narrow"/>
+          <w:kern w:val="0"/>
+          <w14:ligatures w14:val="none"/>
         </w:rPr>
         <w:t>Además</w:t>
       </w:r>
@@ -3622,7 +3559,7 @@
         <w:rPr>
           <w:rFonts w:ascii="Arial Narrow" w:eastAsia="Arial Narrow" w:hAnsi="Arial Narrow" w:cs="Arial Narrow"/>
           <w:kern w:val="0"/>
-          <ns2:ligatures ns2:val="none"/>
+          <w14:ligatures w14:val="none"/>
         </w:rPr>
         <w:t>, la Secretaría Técnica, en ejercicio de sus facultades</w:t>
       </w:r>
@@ -3632,7 +3569,7 @@
           <w:color w:val="000000"/>
           <w:kern w:val="0"/>
           <w:lang w:eastAsia="es-PE"/>
-          <ns2:ligatures ns2:val="none"/>
+          <w14:ligatures w14:val="none"/>
         </w:rPr>
         <w:t xml:space="preserve">, </w:t>
       </w:r>
@@ -3642,7 +3579,7 @@
           <w:color w:val="000000"/>
           <w:kern w:val="0"/>
           <w:lang w:eastAsia="es-PE"/>
-          <ns2:ligatures ns2:val="none"/>
+          <w14:ligatures w14:val="none"/>
         </w:rPr>
         <w:t xml:space="preserve">considera </w:t>
       </w:r>
@@ -3650,7 +3587,7 @@
         <w:rPr>
           <w:rFonts w:ascii="Arial Narrow" w:eastAsia="Arial Narrow" w:hAnsi="Arial Narrow" w:cs="Arial Narrow"/>
           <w:kern w:val="0"/>
-          <ns2:ligatures ns2:val="none"/>
+          <w14:ligatures w14:val="none"/>
         </w:rPr>
         <w:t xml:space="preserve">que el hecho denunciado, consistente en que </w:t>
       </w:r>
@@ -3658,7 +3595,7 @@
         <w:rPr>
           <w:rFonts w:ascii="Arial Narrow" w:eastAsia="Arial Narrow" w:hAnsi="Arial Narrow" w:cs="Arial Narrow"/>
           <w:kern w:val="0"/>
-          <ns2:ligatures ns2:val="none"/>
+          <w14:ligatures w14:val="none"/>
         </w:rPr>
         <w:t xml:space="preserve">la compañía aseguradora habría modificado unilateralmente y sin previa comunicación al denunciante la Póliza </w:t>
       </w:r>
@@ -3667,7 +3604,7 @@
         <w:rPr>
           <w:rFonts w:ascii="Arial Narrow" w:eastAsia="Arial Narrow" w:hAnsi="Arial Narrow" w:cs="Arial Narrow"/>
           <w:kern w:val="0"/>
-          <ns2:ligatures ns2:val="none"/>
+          <w14:ligatures w14:val="none"/>
         </w:rPr>
         <w:t/>
       </w:r>
@@ -3676,7 +3613,7 @@
         <w:rPr>
           <w:rFonts w:ascii="Arial Narrow" w:eastAsia="Arial Narrow" w:hAnsi="Arial Narrow" w:cs="Arial Narrow"/>
           <w:kern w:val="0"/>
-          <ns2:ligatures ns2:val="none"/>
+          <w14:ligatures w14:val="none"/>
         </w:rPr>
         <w:t xml:space="preserve"> 51012067 respecto al monto de las primas</w:t>
       </w:r>
@@ -3684,7 +3621,7 @@
         <w:rPr>
           <w:rFonts w:ascii="Arial Narrow" w:eastAsia="Arial Narrow" w:hAnsi="Arial Narrow" w:cs="Arial Narrow"/>
           <w:kern w:val="0"/>
-          <ns2:ligatures ns2:val="none"/>
+          <w14:ligatures w14:val="none"/>
         </w:rPr>
         <w:t xml:space="preserve">. </w:t>
       </w:r>
@@ -3695,7 +3632,7 @@
           <w:color w:val="000000"/>
           <w:kern w:val="0"/>
           <w:lang w:eastAsia="es-PE"/>
-          <ns2:ligatures ns2:val="none"/>
+          <w14:ligatures w14:val="none"/>
         </w:rPr>
         <w:t xml:space="preserve">Por consiguiente, corresponde calificar el hecho materia de denuncia como una presunta infracción al deber de protección contra los métodos comerciales coercitivos, tipificado en </w:t>
       </w:r>
@@ -3706,7 +3643,7 @@
           <w:kern w:val="0"/>
           <w:shd w:val="clear" w:color="auto" w:fill="FFFFFF"/>
           <w:lang w:eastAsia="es-PE"/>
-          <ns2:ligatures ns2:val="none"/>
+          <w14:ligatures w14:val="none"/>
         </w:rPr>
         <w:t xml:space="preserve">literal c) del artículo 56 </w:t>
       </w:r>
@@ -3717,7 +3654,7 @@
           <w:color w:val="000000"/>
           <w:kern w:val="0"/>
           <w:lang w:eastAsia="es-PE"/>
-          <ns2:ligatures ns2:val="none"/>
+          <w14:ligatures w14:val="none"/>
         </w:rPr>
         <w:t>del Código</w:t>
       </w:r>
@@ -3725,12 +3662,12 @@
         <w:rPr>
           <w:rFonts w:ascii="Arial Narrow" w:eastAsia="Arial Narrow" w:hAnsi="Arial Narrow" w:cs="Arial Narrow"/>
           <w:kern w:val="0"/>
-          <ns2:ligatures ns2:val="none"/>
+          <w14:ligatures w14:val="none"/>
         </w:rPr>
         <w:t>.</w:t>
       </w:r>
     </w:p>
-    <w:p ns2:paraId="116891C0" ns2:textId="77777777">
+    <w:p>
       <w:pPr>
         <w:pStyle w:val="Prrafodelista"/>
         <w:spacing w:after="0" w:line="240" w:lineRule="auto"/>
@@ -3739,11 +3676,11 @@
         <w:rPr>
           <w:rFonts w:ascii="Arial Narrow" w:eastAsia="Arial Narrow" w:hAnsi="Arial Narrow" w:cs="Arial Narrow"/>
           <w:kern w:val="0"/>
-          <ns2:ligatures ns2:val="none"/>
-        </w:rPr>
-      </w:pPr>
-    </w:p>
-    <w:p ns2:paraId="73AC2300" ns2:textId="3FFB7638">
+          <w14:ligatures w14:val="none"/>
+        </w:rPr>
+      </w:pPr>
+    </w:p>
+    <w:p>
       <w:pPr>
         <w:pStyle w:val="Prrafodelista"/>
         <w:numPr>
@@ -3756,14 +3693,14 @@
         <w:rPr>
           <w:rFonts w:ascii="Arial Narrow" w:eastAsia="Arial Narrow" w:hAnsi="Arial Narrow" w:cs="Arial Narrow"/>
           <w:kern w:val="0"/>
-          <ns2:ligatures ns2:val="none"/>
-        </w:rPr>
-      </w:pPr>
-      <w:r>
-        <w:rPr>
-          <w:rFonts w:ascii="Arial Narrow" w:eastAsia="Arial Narrow" w:hAnsi="Arial Narrow" w:cs="Arial Narrow"/>
-          <w:kern w:val="0"/>
-          <ns2:ligatures ns2:val="none"/>
+          <w14:ligatures w14:val="none"/>
+        </w:rPr>
+      </w:pPr>
+      <w:r>
+        <w:rPr>
+          <w:rFonts w:ascii="Arial Narrow" w:eastAsia="Arial Narrow" w:hAnsi="Arial Narrow" w:cs="Arial Narrow"/>
+          <w:kern w:val="0"/>
+          <w14:ligatures w14:val="none"/>
         </w:rPr>
         <w:t xml:space="preserve">Así también, la Secretaría Técnica, en ejercicio de sus facultades, </w:t>
       </w:r>
@@ -3773,7 +3710,7 @@
           <w:color w:val="000000"/>
           <w:kern w:val="0"/>
           <w:lang w:eastAsia="es-PE"/>
-          <ns2:ligatures ns2:val="none"/>
+          <w14:ligatures w14:val="none"/>
         </w:rPr>
         <w:t xml:space="preserve">considera </w:t>
       </w:r>
@@ -3781,7 +3718,7 @@
         <w:rPr>
           <w:rFonts w:ascii="Arial Narrow" w:eastAsia="Arial Narrow" w:hAnsi="Arial Narrow" w:cs="Arial Narrow"/>
           <w:kern w:val="0"/>
-          <ns2:ligatures ns2:val="none"/>
+          <w14:ligatures w14:val="none"/>
         </w:rPr>
         <w:t xml:space="preserve">que el hecho denunciado, consistente en que </w:t>
       </w:r>
@@ -3789,7 +3726,7 @@
         <w:rPr>
           <w:rFonts w:ascii="Arial Narrow" w:eastAsia="Arial Narrow" w:hAnsi="Arial Narrow" w:cs="Arial Narrow"/>
           <w:kern w:val="0"/>
-          <ns2:ligatures ns2:val="none"/>
+          <w14:ligatures w14:val="none"/>
         </w:rPr>
         <w:t xml:space="preserve">la compañía aseguradora habría anulado injustificadamente la Póliza </w:t>
       </w:r>
@@ -3798,7 +3735,7 @@
         <w:rPr>
           <w:rFonts w:ascii="Arial Narrow" w:eastAsia="Arial Narrow" w:hAnsi="Arial Narrow" w:cs="Arial Narrow"/>
           <w:kern w:val="0"/>
-          <ns2:ligatures ns2:val="none"/>
+          <w14:ligatures w14:val="none"/>
         </w:rPr>
         <w:t/>
       </w:r>
@@ -3807,7 +3744,7 @@
         <w:rPr>
           <w:rFonts w:ascii="Arial Narrow" w:eastAsia="Arial Narrow" w:hAnsi="Arial Narrow" w:cs="Arial Narrow"/>
           <w:kern w:val="0"/>
-          <ns2:ligatures ns2:val="none"/>
+          <w14:ligatures w14:val="none"/>
         </w:rPr>
         <w:t xml:space="preserve"> 51012067 contratada por el denunciante</w:t>
       </w:r>
@@ -3815,7 +3752,7 @@
         <w:rPr>
           <w:rFonts w:ascii="Arial Narrow" w:eastAsia="Arial Narrow" w:hAnsi="Arial Narrow" w:cs="Arial Narrow"/>
           <w:kern w:val="0"/>
-          <ns2:ligatures ns2:val="none"/>
+          <w14:ligatures w14:val="none"/>
         </w:rPr>
         <w:t xml:space="preserve">; involucraría una presunta afectación a sus expectativas, quien no habría encontrado una correspondencia entre lo que esperaba recibir de parte del </w:t>
       </w:r>
@@ -3823,7 +3760,7 @@
         <w:rPr>
           <w:rFonts w:ascii="Arial Narrow" w:eastAsia="Arial Narrow" w:hAnsi="Arial Narrow" w:cs="Arial Narrow"/>
           <w:kern w:val="0"/>
-          <ns2:ligatures ns2:val="none"/>
+          <w14:ligatures w14:val="none"/>
         </w:rPr>
         <w:t>proveedor y lo que realmente recibió. Por consiguiente, corresponde calificar el hecho materia de denuncia como una presunta infracción al deber de idoneidad, tipificado en los artículos 18</w:t>
       </w:r>
@@ -3833,7 +3770,7 @@
           <w:color w:val="000000"/>
           <w:kern w:val="0"/>
           <w:lang w:eastAsia="es-PE"/>
-          <ns2:ligatures ns2:val="none"/>
+          <w14:ligatures w14:val="none"/>
         </w:rPr>
         <w:t/>
       </w:r>
@@ -3841,7 +3778,7 @@
         <w:rPr>
           <w:rFonts w:ascii="Arial Narrow" w:eastAsia="Arial Narrow" w:hAnsi="Arial Narrow" w:cs="Arial Narrow"/>
           <w:kern w:val="0"/>
-          <ns2:ligatures ns2:val="none"/>
+          <w14:ligatures w14:val="none"/>
         </w:rPr>
         <w:t xml:space="preserve"> y 19</w:t>
       </w:r>
@@ -3851,7 +3788,7 @@
           <w:color w:val="000000"/>
           <w:kern w:val="0"/>
           <w:lang w:eastAsia="es-PE"/>
-          <ns2:ligatures ns2:val="none"/>
+          <w14:ligatures w14:val="none"/>
         </w:rPr>
         <w:t/>
       </w:r>
@@ -3859,7 +3796,7 @@
         <w:rPr>
           <w:rFonts w:ascii="Arial Narrow" w:eastAsia="Arial Narrow" w:hAnsi="Arial Narrow" w:cs="Arial Narrow"/>
           <w:kern w:val="0"/>
-          <ns2:ligatures ns2:val="none"/>
+          <w14:ligatures w14:val="none"/>
         </w:rPr>
         <w:t xml:space="preserve"> del Código</w:t>
       </w:r>
@@ -3869,7 +3806,7 @@
           <w:rFonts w:ascii="Arial Narrow" w:eastAsia="Arial Narrow" w:hAnsi="Arial Narrow" w:cs="Arial"/>
           <w:kern w:val="0"/>
           <w:vertAlign w:val="superscript"/>
-          <ns2:ligatures ns2:val="none"/>
+          <w14:ligatures w14:val="none"/>
         </w:rPr>
         <w:footnoteReference w:id="5"/>
       </w:r>
@@ -3880,7 +3817,7 @@
           <w:color w:val="000000"/>
           <w:kern w:val="0"/>
           <w:lang w:eastAsia="es-PE"/>
-          <ns2:ligatures ns2:val="none"/>
+          <w14:ligatures w14:val="none"/>
         </w:rPr>
         <w:t>.</w:t>
       </w:r>
@@ -3891,23 +3828,23 @@
           <w:color w:val="000000"/>
           <w:kern w:val="0"/>
           <w:lang w:eastAsia="es-PE"/>
-          <ns2:ligatures ns2:val="none"/>
+          <w14:ligatures w14:val="none"/>
         </w:rPr>
         <w:t xml:space="preserve"> </w:t>
       </w:r>
     </w:p>
-    <w:p ns2:paraId="2DC7B64E" ns2:textId="77777777">
-      <w:pPr>
-        <w:spacing w:after="0" w:line="240" w:lineRule="auto"/>
-        <w:jc w:val="both"/>
-        <w:rPr>
-          <w:rFonts w:ascii="Arial Narrow" w:eastAsia="Arial Narrow" w:hAnsi="Arial Narrow" w:cs="Arial Narrow"/>
-          <w:kern w:val="0"/>
-          <ns2:ligatures ns2:val="none"/>
-        </w:rPr>
-      </w:pPr>
-    </w:p>
-    <w:p ns2:paraId="61A99930" ns2:textId="56E4DBEC">
+    <w:p>
+      <w:pPr>
+        <w:spacing w:after="0" w:line="240" w:lineRule="auto"/>
+        <w:jc w:val="both"/>
+        <w:rPr>
+          <w:rFonts w:ascii="Arial Narrow" w:eastAsia="Arial Narrow" w:hAnsi="Arial Narrow" w:cs="Arial Narrow"/>
+          <w:kern w:val="0"/>
+          <w14:ligatures w14:val="none"/>
+        </w:rPr>
+      </w:pPr>
+    </w:p>
+    <w:p>
       <w:pPr>
         <w:pStyle w:val="Prrafodelista"/>
         <w:numPr>
@@ -3920,14 +3857,14 @@
         <w:rPr>
           <w:rFonts w:ascii="Arial Narrow" w:eastAsia="Arial Narrow" w:hAnsi="Arial Narrow" w:cs="Arial Narrow"/>
           <w:kern w:val="0"/>
-          <ns2:ligatures ns2:val="none"/>
-        </w:rPr>
-      </w:pPr>
-      <w:r>
-        <w:rPr>
-          <w:rFonts w:ascii="Arial Narrow" w:eastAsia="Arial Narrow" w:hAnsi="Arial Narrow" w:cs="Arial Narrow"/>
-          <w:kern w:val="0"/>
-          <ns2:ligatures ns2:val="none"/>
+          <w14:ligatures w14:val="none"/>
+        </w:rPr>
+      </w:pPr>
+      <w:r>
+        <w:rPr>
+          <w:rFonts w:ascii="Arial Narrow" w:eastAsia="Arial Narrow" w:hAnsi="Arial Narrow" w:cs="Arial Narrow"/>
+          <w:kern w:val="0"/>
+          <w14:ligatures w14:val="none"/>
         </w:rPr>
         <w:t xml:space="preserve">Asimismo, </w:t>
       </w:r>
@@ -3937,7 +3874,7 @@
           <w:color w:val="000000"/>
           <w:kern w:val="0"/>
           <w:lang w:eastAsia="es-PE"/>
-          <ns2:ligatures ns2:val="none"/>
+          <w14:ligatures w14:val="none"/>
         </w:rPr>
         <w:t xml:space="preserve">la Secretaría Técnica, en ejercicio de sus facultades, considera </w:t>
       </w:r>
@@ -3945,7 +3882,7 @@
         <w:rPr>
           <w:rFonts w:ascii="Arial Narrow" w:eastAsia="Arial Narrow" w:hAnsi="Arial Narrow" w:cs="Arial"/>
           <w:kern w:val="0"/>
-          <ns2:ligatures ns2:val="none"/>
+          <w14:ligatures w14:val="none"/>
         </w:rPr>
         <w:t xml:space="preserve">que el hecho denunciado, consistente en que </w:t>
       </w:r>
@@ -3953,7 +3890,7 @@
         <w:rPr>
           <w:rFonts w:ascii="Arial Narrow" w:eastAsia="Arial Narrow" w:hAnsi="Arial Narrow" w:cs="Arial Narrow"/>
           <w:kern w:val="0"/>
-          <ns2:ligatures ns2:val="none"/>
+          <w14:ligatures w14:val="none"/>
         </w:rPr>
         <w:t xml:space="preserve">la compañía aseguradora habría cobrado indebidamente por concepto de primas de la Póliza </w:t>
       </w:r>
@@ -3962,7 +3899,7 @@
         <w:rPr>
           <w:rFonts w:ascii="Arial Narrow" w:eastAsia="Arial Narrow" w:hAnsi="Arial Narrow" w:cs="Arial Narrow"/>
           <w:kern w:val="0"/>
-          <ns2:ligatures ns2:val="none"/>
+          <w14:ligatures w14:val="none"/>
         </w:rPr>
         <w:t/>
       </w:r>
@@ -3971,7 +3908,7 @@
         <w:rPr>
           <w:rFonts w:ascii="Arial Narrow" w:eastAsia="Arial Narrow" w:hAnsi="Arial Narrow" w:cs="Arial Narrow"/>
           <w:kern w:val="0"/>
-          <ns2:ligatures ns2:val="none"/>
+          <w14:ligatures w14:val="none"/>
         </w:rPr>
         <w:t xml:space="preserve"> 51012067 desde setiembre de 2022, pese a que se encontraba anulada</w:t>
       </w:r>
@@ -3979,7 +3916,7 @@
         <w:rPr>
           <w:rFonts w:ascii="Arial Narrow" w:eastAsia="Arial Narrow" w:hAnsi="Arial Narrow" w:cs="Arial Narrow"/>
           <w:kern w:val="0"/>
-          <ns2:ligatures ns2:val="none"/>
+          <w14:ligatures w14:val="none"/>
         </w:rPr>
         <w:t>; involucraría una presunta afectación a sus expectativas, quien no habría encontrado una correspondencia entre lo que esperaba recibir de parte del proveedor y lo que realmente recibió. Por consiguiente, corresponde calificar el hecho materia de denuncia como una presunta infracción al deber de idoneidad, tipificado en los artículos 18</w:t>
       </w:r>
@@ -3989,7 +3926,7 @@
           <w:color w:val="000000"/>
           <w:kern w:val="0"/>
           <w:lang w:eastAsia="es-PE"/>
-          <ns2:ligatures ns2:val="none"/>
+          <w14:ligatures w14:val="none"/>
         </w:rPr>
         <w:t/>
       </w:r>
@@ -3997,7 +3934,7 @@
         <w:rPr>
           <w:rFonts w:ascii="Arial Narrow" w:eastAsia="Arial Narrow" w:hAnsi="Arial Narrow" w:cs="Arial Narrow"/>
           <w:kern w:val="0"/>
-          <ns2:ligatures ns2:val="none"/>
+          <w14:ligatures w14:val="none"/>
         </w:rPr>
         <w:t xml:space="preserve"> y 19</w:t>
       </w:r>
@@ -4007,7 +3944,7 @@
           <w:color w:val="000000"/>
           <w:kern w:val="0"/>
           <w:lang w:eastAsia="es-PE"/>
-          <ns2:ligatures ns2:val="none"/>
+          <w14:ligatures w14:val="none"/>
         </w:rPr>
         <w:t/>
       </w:r>
@@ -4015,7 +3952,7 @@
         <w:rPr>
           <w:rFonts w:ascii="Arial Narrow" w:eastAsia="Arial Narrow" w:hAnsi="Arial Narrow" w:cs="Arial Narrow"/>
           <w:kern w:val="0"/>
-          <ns2:ligatures ns2:val="none"/>
+          <w14:ligatures w14:val="none"/>
         </w:rPr>
         <w:t xml:space="preserve"> del Código</w:t>
       </w:r>
@@ -4023,23 +3960,23 @@
         <w:rPr>
           <w:rFonts w:ascii="Arial Narrow" w:eastAsia="Arial Narrow" w:hAnsi="Arial Narrow" w:cs="Arial"/>
           <w:kern w:val="0"/>
-          <ns2:ligatures ns2:val="none"/>
+          <w14:ligatures w14:val="none"/>
         </w:rPr>
         <w:t>.</w:t>
       </w:r>
     </w:p>
-    <w:p ns2:paraId="4266B1E3" ns2:textId="77777777">
-      <w:pPr>
-        <w:spacing w:after="0" w:line="240" w:lineRule="auto"/>
-        <w:jc w:val="both"/>
-        <w:rPr>
-          <w:rFonts w:ascii="Arial Narrow" w:eastAsia="Arial Narrow" w:hAnsi="Arial Narrow" w:cs="Arial Narrow"/>
-          <w:kern w:val="0"/>
-          <ns2:ligatures ns2:val="none"/>
-        </w:rPr>
-      </w:pPr>
-    </w:p>
-    <w:p ns2:paraId="78C31712" ns2:textId="2717173D">
+    <w:p>
+      <w:pPr>
+        <w:spacing w:after="0" w:line="240" w:lineRule="auto"/>
+        <w:jc w:val="both"/>
+        <w:rPr>
+          <w:rFonts w:ascii="Arial Narrow" w:eastAsia="Arial Narrow" w:hAnsi="Arial Narrow" w:cs="Arial Narrow"/>
+          <w:kern w:val="0"/>
+          <w14:ligatures w14:val="none"/>
+        </w:rPr>
+      </w:pPr>
+    </w:p>
+    <w:p>
       <w:pPr>
         <w:pStyle w:val="Prrafodelista"/>
         <w:numPr>
@@ -4052,16 +3989,16 @@
         <w:rPr>
           <w:rFonts w:ascii="Arial Narrow" w:eastAsia="Arial Narrow" w:hAnsi="Arial Narrow" w:cs="Arial Narrow"/>
           <w:kern w:val="0"/>
-          <ns2:ligatures ns2:val="none"/>
-        </w:rPr>
-      </w:pPr>
-      <w:r>
-        <w:rPr>
-          <w:rFonts w:ascii="Arial Narrow" w:eastAsia="Times New Roman" w:hAnsi="Arial Narrow" w:cs="Arial"/>
-          <w:color w:val="000000"/>
-          <w:kern w:val="0"/>
-          <w:lang w:eastAsia="es-PE"/>
-          <ns2:ligatures ns2:val="none"/>
+          <w14:ligatures w14:val="none"/>
+        </w:rPr>
+      </w:pPr>
+      <w:r>
+        <w:rPr>
+          <w:rFonts w:ascii="Arial Narrow" w:eastAsia="Times New Roman" w:hAnsi="Arial Narrow" w:cs="Arial"/>
+          <w:color w:val="000000"/>
+          <w:kern w:val="0"/>
+          <w:lang w:eastAsia="es-PE"/>
+          <w14:ligatures w14:val="none"/>
         </w:rPr>
         <w:t xml:space="preserve">Además, la Secretaría Técnica, en ejercicio de sus facultades, considera </w:t>
       </w:r>
@@ -4069,7 +4006,7 @@
         <w:rPr>
           <w:rFonts w:ascii="Arial Narrow" w:eastAsia="Arial Narrow" w:hAnsi="Arial Narrow" w:cs="Arial"/>
           <w:kern w:val="0"/>
-          <ns2:ligatures ns2:val="none"/>
+          <w14:ligatures w14:val="none"/>
         </w:rPr>
         <w:t xml:space="preserve">que el hecho denunciado, consistente en que </w:t>
       </w:r>
@@ -4077,7 +4014,7 @@
         <w:rPr>
           <w:rFonts w:ascii="Arial Narrow" w:eastAsia="Arial Narrow" w:hAnsi="Arial Narrow" w:cs="Arial Narrow"/>
           <w:kern w:val="0"/>
-          <ns2:ligatures ns2:val="none"/>
+          <w14:ligatures w14:val="none"/>
         </w:rPr>
         <w:t xml:space="preserve">la compañía aseguradora no habría brindado información veraz en la carta de </w:t>
       </w:r>
@@ -4085,7 +4022,7 @@
         <w:rPr>
           <w:rFonts w:ascii="Arial Narrow" w:eastAsia="Arial Narrow" w:hAnsi="Arial Narrow" w:cs="Arial Narrow"/>
           <w:kern w:val="0"/>
-          <ns2:ligatures ns2:val="none"/>
+          <w14:ligatures w14:val="none"/>
         </w:rPr>
         <w:lastRenderedPageBreak/>
         <w:t xml:space="preserve">fecha 3 de julio de 2025, al señalar que el denunciante la exclusión de la Póliza </w:t>
@@ -4095,7 +4032,7 @@
         <w:rPr>
           <w:rFonts w:ascii="Arial Narrow" w:eastAsia="Arial Narrow" w:hAnsi="Arial Narrow" w:cs="Arial Narrow"/>
           <w:kern w:val="0"/>
-          <ns2:ligatures ns2:val="none"/>
+          <w14:ligatures w14:val="none"/>
         </w:rPr>
         <w:t/>
       </w:r>
@@ -4104,7 +4041,7 @@
         <w:rPr>
           <w:rFonts w:ascii="Arial Narrow" w:eastAsia="Arial Narrow" w:hAnsi="Arial Narrow" w:cs="Arial Narrow"/>
           <w:kern w:val="0"/>
-          <ns2:ligatures ns2:val="none"/>
+          <w14:ligatures w14:val="none"/>
         </w:rPr>
         <w:t xml:space="preserve"> 51012067</w:t>
       </w:r>
@@ -4115,7 +4052,7 @@
           <w:color w:val="000000"/>
           <w:kern w:val="0"/>
           <w:lang w:eastAsia="es-PE"/>
-          <ns2:ligatures ns2:val="none"/>
+          <w14:ligatures w14:val="none"/>
         </w:rPr>
         <w:t xml:space="preserve">. Por consiguiente, corresponde calificar el hecho materia de denuncia como una presunta infracción al deber de información, tipificado en el </w:t>
       </w:r>
@@ -4127,7 +4064,7 @@
           <w:color w:val="000000"/>
           <w:kern w:val="0"/>
           <w:lang w:eastAsia="es-PE"/>
-          <ns2:ligatures ns2:val="none"/>
+          <w14:ligatures w14:val="none"/>
         </w:rPr>
         <w:t xml:space="preserve">artículo 1, numeral 1, literal b) </w:t>
       </w:r>
@@ -4139,7 +4076,7 @@
           <w:color w:val="000000"/>
           <w:kern w:val="0"/>
           <w:lang w:eastAsia="es-PE"/>
-          <ns2:ligatures ns2:val="none"/>
+          <w14:ligatures w14:val="none"/>
         </w:rPr>
         <w:t>y al artículo 2 del Código</w:t>
       </w:r>
@@ -4152,7 +4089,7 @@
           <w:kern w:val="0"/>
           <w:vertAlign w:val="superscript"/>
           <w:lang w:eastAsia="es-PE"/>
-          <ns2:ligatures ns2:val="none"/>
+          <w14:ligatures w14:val="none"/>
         </w:rPr>
         <w:footnoteReference w:id="6"/>
       </w:r>
@@ -4163,23 +4100,23 @@
           <w:color w:val="000000"/>
           <w:kern w:val="0"/>
           <w:lang w:eastAsia="es-PE"/>
-          <ns2:ligatures ns2:val="none"/>
+          <w14:ligatures w14:val="none"/>
         </w:rPr>
         <w:t xml:space="preserve">. </w:t>
       </w:r>
     </w:p>
-    <w:p ns2:paraId="7A2CF596" ns2:textId="77777777">
+    <w:p>
       <w:pPr>
         <w:pStyle w:val="Prrafodelista"/>
         <w:spacing w:line="240" w:lineRule="auto"/>
         <w:rPr>
           <w:rFonts w:ascii="Arial Narrow" w:eastAsia="Arial Narrow" w:hAnsi="Arial Narrow" w:cs="Arial Narrow"/>
           <w:kern w:val="0"/>
-          <ns2:ligatures ns2:val="none"/>
-        </w:rPr>
-      </w:pPr>
-    </w:p>
-    <w:p ns2:paraId="07559B21" ns2:textId="7315AFBD">
+          <w14:ligatures w14:val="none"/>
+        </w:rPr>
+      </w:pPr>
+    </w:p>
+    <w:p>
       <w:pPr>
         <w:pStyle w:val="Prrafodelista"/>
         <w:numPr>
@@ -4192,14 +4129,14 @@
         <w:rPr>
           <w:rFonts w:ascii="Arial Narrow" w:eastAsia="Arial Narrow" w:hAnsi="Arial Narrow" w:cs="Arial Narrow"/>
           <w:kern w:val="0"/>
-          <ns2:ligatures ns2:val="none"/>
-        </w:rPr>
-      </w:pPr>
-      <w:r>
-        <w:rPr>
-          <w:rFonts w:ascii="Arial Narrow" w:eastAsia="Arial Narrow" w:hAnsi="Arial Narrow" w:cs="Arial Narrow"/>
-          <w:kern w:val="0"/>
-          <ns2:ligatures ns2:val="none"/>
+          <w14:ligatures w14:val="none"/>
+        </w:rPr>
+      </w:pPr>
+      <w:r>
+        <w:rPr>
+          <w:rFonts w:ascii="Arial Narrow" w:eastAsia="Arial Narrow" w:hAnsi="Arial Narrow" w:cs="Arial Narrow"/>
+          <w:kern w:val="0"/>
+          <w14:ligatures w14:val="none"/>
         </w:rPr>
         <w:t xml:space="preserve">Asimismo, la Secretaría Técnica, en ejercicio de sus facultades, considera que el hecho denunciado, consistente en que </w:t>
       </w:r>
@@ -4207,7 +4144,7 @@
         <w:rPr>
           <w:rFonts w:ascii="Arial Narrow" w:eastAsia="Arial Narrow" w:hAnsi="Arial Narrow" w:cs="Arial"/>
           <w:kern w:val="0"/>
-          <ns2:ligatures ns2:val="none"/>
+          <w14:ligatures w14:val="none"/>
         </w:rPr>
         <w:t>la compañía aseguradora mediante carta del 3 de julio de 2025 no habría brindado una respuesta adecuada al reclamo presentado por el denunciante, al no pronunciarse sobre el hecho cuestionado</w:t>
       </w:r>
@@ -4215,7 +4152,7 @@
         <w:rPr>
           <w:rFonts w:ascii="Arial Narrow" w:eastAsia="Arial Narrow" w:hAnsi="Arial Narrow" w:cs="Arial"/>
           <w:kern w:val="0"/>
-          <ns2:ligatures ns2:val="none"/>
+          <w14:ligatures w14:val="none"/>
         </w:rPr>
         <w:t>. Por consiguiente, corresponde calificar el hecho materia de denuncia</w:t>
       </w:r>
@@ -4223,7 +4160,7 @@
         <w:rPr>
           <w:rFonts w:ascii="Arial Narrow" w:eastAsia="Arial Narrow" w:hAnsi="Arial Narrow" w:cs="Arial"/>
           <w:kern w:val="0"/>
-          <ns2:ligatures ns2:val="none"/>
+          <w14:ligatures w14:val="none"/>
         </w:rPr>
         <w:t xml:space="preserve"> como una presunta infracción al numeral 88.1 del artículo 88 del Código</w:t>
       </w:r>
@@ -4236,7 +4173,7 @@
           <w:kern w:val="0"/>
           <w:vertAlign w:val="superscript"/>
           <w:lang w:eastAsia="es-PE"/>
-          <ns2:ligatures ns2:val="none"/>
+          <w14:ligatures w14:val="none"/>
         </w:rPr>
         <w:footnoteReference w:id="7"/>
       </w:r>
@@ -4247,22 +4184,22 @@
           <w:color w:val="000000"/>
           <w:kern w:val="0"/>
           <w:lang w:eastAsia="es-PE"/>
-          <ns2:ligatures ns2:val="none"/>
+          <w14:ligatures w14:val="none"/>
         </w:rPr>
         <w:t>.</w:t>
       </w:r>
     </w:p>
-    <w:p ns2:paraId="5AE36960" ns2:textId="77777777">
+    <w:p>
       <w:pPr>
         <w:pStyle w:val="Prrafodelista"/>
         <w:rPr>
           <w:rFonts w:ascii="Arial Narrow" w:eastAsia="Arial Narrow" w:hAnsi="Arial Narrow" w:cs="Arial Narrow"/>
           <w:kern w:val="0"/>
-          <ns2:ligatures ns2:val="none"/>
-        </w:rPr>
-      </w:pPr>
-    </w:p>
-    <w:p ns2:paraId="1796E684" ns2:textId="22030123">
+          <w14:ligatures w14:val="none"/>
+        </w:rPr>
+      </w:pPr>
+    </w:p>
+    <w:p>
       <w:pPr>
         <w:pStyle w:val="Prrafodelista"/>
         <w:numPr>
@@ -4275,14 +4212,14 @@
         <w:rPr>
           <w:rFonts w:ascii="Arial Narrow" w:eastAsia="Arial Narrow" w:hAnsi="Arial Narrow" w:cs="Arial Narrow"/>
           <w:kern w:val="0"/>
-          <ns2:ligatures ns2:val="none"/>
-        </w:rPr>
-      </w:pPr>
-      <w:r>
-        <w:rPr>
-          <w:rFonts w:ascii="Arial Narrow" w:eastAsia="Arial Narrow" w:hAnsi="Arial Narrow" w:cs="Arial Narrow"/>
-          <w:kern w:val="0"/>
-          <ns2:ligatures ns2:val="none"/>
+          <w14:ligatures w14:val="none"/>
+        </w:rPr>
+      </w:pPr>
+      <w:r>
+        <w:rPr>
+          <w:rFonts w:ascii="Arial Narrow" w:eastAsia="Arial Narrow" w:hAnsi="Arial Narrow" w:cs="Arial Narrow"/>
+          <w:kern w:val="0"/>
+          <w14:ligatures w14:val="none"/>
         </w:rPr>
         <w:t>Además</w:t>
       </w:r>
@@ -4290,7 +4227,7 @@
         <w:rPr>
           <w:rFonts w:ascii="Arial Narrow" w:eastAsia="Arial Narrow" w:hAnsi="Arial Narrow" w:cs="Arial Narrow"/>
           <w:kern w:val="0"/>
-          <ns2:ligatures ns2:val="none"/>
+          <w14:ligatures w14:val="none"/>
         </w:rPr>
         <w:t xml:space="preserve">, </w:t>
       </w:r>
@@ -4300,7 +4237,7 @@
           <w:color w:val="000000"/>
           <w:kern w:val="0"/>
           <w:lang w:eastAsia="es-PE"/>
-          <ns2:ligatures ns2:val="none"/>
+          <w14:ligatures w14:val="none"/>
         </w:rPr>
         <w:t xml:space="preserve">la Secretaría Técnica, en ejercicio de sus facultades, considera </w:t>
       </w:r>
@@ -4308,7 +4245,7 @@
         <w:rPr>
           <w:rFonts w:ascii="Arial Narrow" w:eastAsia="Arial Narrow" w:hAnsi="Arial Narrow" w:cs="Arial"/>
           <w:kern w:val="0"/>
-          <ns2:ligatures ns2:val="none"/>
+          <w14:ligatures w14:val="none"/>
         </w:rPr>
         <w:t xml:space="preserve">que el hecho denunciado, consistente en que </w:t>
       </w:r>
@@ -4316,7 +4253,7 @@
         <w:rPr>
           <w:rFonts w:ascii="Arial Narrow" w:eastAsia="Arial Narrow" w:hAnsi="Arial Narrow" w:cs="Arial Narrow"/>
           <w:kern w:val="0"/>
-          <ns2:ligatures ns2:val="none"/>
+          <w14:ligatures w14:val="none"/>
         </w:rPr>
         <w:t xml:space="preserve">la compañía aseguradora habría ofrecido rehabilitar al denunciante la Póliza </w:t>
       </w:r>
@@ -4325,7 +4262,7 @@
         <w:rPr>
           <w:rFonts w:ascii="Arial Narrow" w:eastAsia="Arial Narrow" w:hAnsi="Arial Narrow" w:cs="Arial Narrow"/>
           <w:kern w:val="0"/>
-          <ns2:ligatures ns2:val="none"/>
+          <w14:ligatures w14:val="none"/>
         </w:rPr>
         <w:t/>
       </w:r>
@@ -4334,7 +4271,7 @@
         <w:rPr>
           <w:rFonts w:ascii="Arial Narrow" w:eastAsia="Arial Narrow" w:hAnsi="Arial Narrow" w:cs="Arial Narrow"/>
           <w:kern w:val="0"/>
-          <ns2:ligatures ns2:val="none"/>
+          <w14:ligatures w14:val="none"/>
         </w:rPr>
         <w:t xml:space="preserve"> 51012067, pese a que la póliza no se encontraba suspendida y requería remitir la autorización de descuento en formato especial que no existe</w:t>
       </w:r>
@@ -4342,7 +4279,7 @@
         <w:rPr>
           <w:rFonts w:ascii="Arial Narrow" w:eastAsia="Arial Narrow" w:hAnsi="Arial Narrow" w:cs="Arial Narrow"/>
           <w:kern w:val="0"/>
-          <ns2:ligatures ns2:val="none"/>
+          <w14:ligatures w14:val="none"/>
         </w:rPr>
         <w:t>; involucraría una presunta afectación a sus expectativas, quien no habría encontrado una correspondencia entre lo que esperaba recibir de parte del proveedor y lo que realmente recibió. Por consiguiente, corresponde calificar el hecho materia de denuncia como una presunta infracción al deber de idoneidad, tipificado en los artículos 18</w:t>
       </w:r>
@@ -4352,7 +4289,7 @@
           <w:color w:val="000000"/>
           <w:kern w:val="0"/>
           <w:lang w:eastAsia="es-PE"/>
-          <ns2:ligatures ns2:val="none"/>
+          <w14:ligatures w14:val="none"/>
         </w:rPr>
         <w:t/>
       </w:r>
@@ -4360,7 +4297,7 @@
         <w:rPr>
           <w:rFonts w:ascii="Arial Narrow" w:eastAsia="Arial Narrow" w:hAnsi="Arial Narrow" w:cs="Arial Narrow"/>
           <w:kern w:val="0"/>
-          <ns2:ligatures ns2:val="none"/>
+          <w14:ligatures w14:val="none"/>
         </w:rPr>
         <w:t xml:space="preserve"> y 19</w:t>
       </w:r>
@@ -4370,7 +4307,7 @@
           <w:color w:val="000000"/>
           <w:kern w:val="0"/>
           <w:lang w:eastAsia="es-PE"/>
-          <ns2:ligatures ns2:val="none"/>
+          <w14:ligatures w14:val="none"/>
         </w:rPr>
         <w:t/>
       </w:r>
@@ -4378,7 +4315,7 @@
         <w:rPr>
           <w:rFonts w:ascii="Arial Narrow" w:eastAsia="Arial Narrow" w:hAnsi="Arial Narrow" w:cs="Arial Narrow"/>
           <w:kern w:val="0"/>
-          <ns2:ligatures ns2:val="none"/>
+          <w14:ligatures w14:val="none"/>
         </w:rPr>
         <w:t xml:space="preserve"> del Código</w:t>
       </w:r>
@@ -4386,22 +4323,22 @@
         <w:rPr>
           <w:rFonts w:ascii="Arial Narrow" w:eastAsia="Arial Narrow" w:hAnsi="Arial Narrow" w:cs="Arial"/>
           <w:kern w:val="0"/>
-          <ns2:ligatures ns2:val="none"/>
+          <w14:ligatures w14:val="none"/>
         </w:rPr>
         <w:t>.</w:t>
       </w:r>
     </w:p>
-    <w:p ns2:paraId="7C9DCF8E" ns2:textId="77777777">
+    <w:p>
       <w:pPr>
         <w:pStyle w:val="Prrafodelista"/>
         <w:rPr>
           <w:rFonts w:ascii="Arial Narrow" w:eastAsia="Arial Narrow" w:hAnsi="Arial Narrow" w:cs="Arial Narrow"/>
           <w:kern w:val="0"/>
-          <ns2:ligatures ns2:val="none"/>
-        </w:rPr>
-      </w:pPr>
-    </w:p>
-    <w:p ns2:paraId="42EF97C2" ns2:textId="77777777">
+          <w14:ligatures w14:val="none"/>
+        </w:rPr>
+      </w:pPr>
+    </w:p>
+    <w:p>
       <w:pPr>
         <w:pStyle w:val="Prrafodelista"/>
         <w:spacing w:after="0" w:line="240" w:lineRule="auto"/>
@@ -4410,11 +4347,11 @@
         <w:rPr>
           <w:rFonts w:ascii="Arial Narrow" w:eastAsia="Arial Narrow" w:hAnsi="Arial Narrow" w:cs="Arial Narrow"/>
           <w:kern w:val="0"/>
-          <ns2:ligatures ns2:val="none"/>
-        </w:rPr>
-      </w:pPr>
-    </w:p>
-    <w:p ns2:paraId="39FDDBBB" ns2:textId="527B5BA7">
+          <w14:ligatures w14:val="none"/>
+        </w:rPr>
+      </w:pPr>
+    </w:p>
+    <w:p>
       <w:pPr>
         <w:pStyle w:val="Prrafodelista"/>
         <w:numPr>
@@ -4427,14 +4364,14 @@
         <w:rPr>
           <w:rFonts w:ascii="Arial Narrow" w:eastAsia="Arial Narrow" w:hAnsi="Arial Narrow" w:cs="Arial Narrow"/>
           <w:kern w:val="0"/>
-          <ns2:ligatures ns2:val="none"/>
-        </w:rPr>
-      </w:pPr>
-      <w:r>
-        <w:rPr>
-          <w:rFonts w:ascii="Arial Narrow" w:eastAsia="Arial Narrow" w:hAnsi="Arial Narrow" w:cs="Arial Narrow"/>
-          <w:kern w:val="0"/>
-          <ns2:ligatures ns2:val="none"/>
+          <w14:ligatures w14:val="none"/>
+        </w:rPr>
+      </w:pPr>
+      <w:r>
+        <w:rPr>
+          <w:rFonts w:ascii="Arial Narrow" w:eastAsia="Arial Narrow" w:hAnsi="Arial Narrow" w:cs="Arial Narrow"/>
+          <w:kern w:val="0"/>
+          <w14:ligatures w14:val="none"/>
         </w:rPr>
         <w:t>Adicionalmente</w:t>
       </w:r>
@@ -4442,7 +4379,7 @@
         <w:rPr>
           <w:rFonts w:ascii="Arial Narrow" w:eastAsia="Arial Narrow" w:hAnsi="Arial Narrow" w:cs="Arial Narrow"/>
           <w:kern w:val="0"/>
-          <ns2:ligatures ns2:val="none"/>
+          <w14:ligatures w14:val="none"/>
         </w:rPr>
         <w:t xml:space="preserve">, </w:t>
       </w:r>
@@ -4452,7 +4389,7 @@
           <w:color w:val="000000"/>
           <w:kern w:val="0"/>
           <w:lang w:eastAsia="es-PE"/>
-          <ns2:ligatures ns2:val="none"/>
+          <w14:ligatures w14:val="none"/>
         </w:rPr>
         <w:t xml:space="preserve">la Secretaría Técnica, en ejercicio de sus facultades, considera </w:t>
       </w:r>
@@ -4460,7 +4397,7 @@
         <w:rPr>
           <w:rFonts w:ascii="Arial Narrow" w:eastAsia="Arial Narrow" w:hAnsi="Arial Narrow" w:cs="Arial"/>
           <w:kern w:val="0"/>
-          <ns2:ligatures ns2:val="none"/>
+          <w14:ligatures w14:val="none"/>
         </w:rPr>
         <w:t xml:space="preserve">que el hecho denunciado, consistente en que </w:t>
       </w:r>
@@ -4468,7 +4405,7 @@
         <w:rPr>
           <w:rFonts w:ascii="Arial Narrow" w:eastAsia="Arial Narrow" w:hAnsi="Arial Narrow" w:cs="Arial Narrow"/>
           <w:kern w:val="0"/>
-          <ns2:ligatures ns2:val="none"/>
+          <w14:ligatures w14:val="none"/>
         </w:rPr>
         <w:t xml:space="preserve">la compañía aseguradora habría condicionado indebidamente al denunciante el reembolso de las primas de la Póliza </w:t>
       </w:r>
@@ -4477,7 +4414,7 @@
         <w:rPr>
           <w:rFonts w:ascii="Arial Narrow" w:eastAsia="Arial Narrow" w:hAnsi="Arial Narrow" w:cs="Arial Narrow"/>
           <w:kern w:val="0"/>
-          <ns2:ligatures ns2:val="none"/>
+          <w14:ligatures w14:val="none"/>
         </w:rPr>
         <w:t/>
       </w:r>
@@ -4486,7 +4423,7 @@
         <w:rPr>
           <w:rFonts w:ascii="Arial Narrow" w:eastAsia="Arial Narrow" w:hAnsi="Arial Narrow" w:cs="Arial Narrow"/>
           <w:kern w:val="0"/>
-          <ns2:ligatures ns2:val="none"/>
+          <w14:ligatures w14:val="none"/>
         </w:rPr>
         <w:t xml:space="preserve"> 51012067 desde setiembre de 2022 solo si no deseaba continuar con el seguro</w:t>
       </w:r>
@@ -4494,7 +4431,7 @@
         <w:rPr>
           <w:rFonts w:ascii="Arial Narrow" w:eastAsia="Arial Narrow" w:hAnsi="Arial Narrow" w:cs="Arial Narrow"/>
           <w:kern w:val="0"/>
-          <ns2:ligatures ns2:val="none"/>
+          <w14:ligatures w14:val="none"/>
         </w:rPr>
         <w:t>; involucraría una presunta afectación a sus expectativas, quien no habría encontrado una correspondencia entre lo que esperaba recibir de parte del proveedor y lo que realmente recibió. Por consiguiente, corresponde calificar el hecho materia de denuncia como una presunta infracción al deber de idoneidad, tipificado en los artículos 18</w:t>
       </w:r>
@@ -4504,7 +4441,7 @@
           <w:color w:val="000000"/>
           <w:kern w:val="0"/>
           <w:lang w:eastAsia="es-PE"/>
-          <ns2:ligatures ns2:val="none"/>
+          <w14:ligatures w14:val="none"/>
         </w:rPr>
         <w:t/>
       </w:r>
@@ -4512,7 +4449,7 @@
         <w:rPr>
           <w:rFonts w:ascii="Arial Narrow" w:eastAsia="Arial Narrow" w:hAnsi="Arial Narrow" w:cs="Arial Narrow"/>
           <w:kern w:val="0"/>
-          <ns2:ligatures ns2:val="none"/>
+          <w14:ligatures w14:val="none"/>
         </w:rPr>
         <w:t xml:space="preserve"> y 19</w:t>
       </w:r>
@@ -4522,7 +4459,7 @@
           <w:color w:val="000000"/>
           <w:kern w:val="0"/>
           <w:lang w:eastAsia="es-PE"/>
-          <ns2:ligatures ns2:val="none"/>
+          <w14:ligatures w14:val="none"/>
         </w:rPr>
         <w:t/>
       </w:r>
@@ -4530,7 +4467,7 @@
         <w:rPr>
           <w:rFonts w:ascii="Arial Narrow" w:eastAsia="Arial Narrow" w:hAnsi="Arial Narrow" w:cs="Arial Narrow"/>
           <w:kern w:val="0"/>
-          <ns2:ligatures ns2:val="none"/>
+          <w14:ligatures w14:val="none"/>
         </w:rPr>
         <w:t xml:space="preserve"> del Código</w:t>
       </w:r>
@@ -4538,12 +4475,12 @@
         <w:rPr>
           <w:rFonts w:ascii="Arial Narrow" w:eastAsia="Arial Narrow" w:hAnsi="Arial Narrow" w:cs="Arial"/>
           <w:kern w:val="0"/>
-          <ns2:ligatures ns2:val="none"/>
+          <w14:ligatures w14:val="none"/>
         </w:rPr>
         <w:t>.</w:t>
       </w:r>
     </w:p>
-    <w:p ns2:paraId="432038D6" ns2:textId="0A9F6D75">
+    <w:p>
       <w:pPr>
         <w:spacing w:after="0" w:line="240" w:lineRule="auto"/>
         <w:jc w:val="both"/>
@@ -4551,11 +4488,11 @@
           <w:rFonts w:ascii="Arial Narrow" w:eastAsia="Calibri" w:hAnsi="Arial Narrow" w:cs="Arial Narrow"/>
           <w:kern w:val="0"/>
           <w:lang w:eastAsia="es-PE"/>
-          <ns2:ligatures ns2:val="none"/>
-        </w:rPr>
-      </w:pPr>
-    </w:p>
-    <w:p ns2:paraId="463134E5" ns2:textId="77777777">
+          <w14:ligatures w14:val="none"/>
+        </w:rPr>
+      </w:pPr>
+    </w:p>
+    <w:p>
       <w:pPr>
         <w:pStyle w:val="Prrafodelista"/>
         <w:numPr>
@@ -4569,7 +4506,7 @@
           <w:rFonts w:ascii="Arial Narrow" w:eastAsia="Calibri" w:hAnsi="Arial Narrow" w:cs="Arial Narrow"/>
           <w:kern w:val="0"/>
           <w:lang w:eastAsia="es-PE"/>
-          <ns2:ligatures ns2:val="none"/>
+          <w14:ligatures w14:val="none"/>
         </w:rPr>
       </w:pPr>
       <w:r>
@@ -4578,7 +4515,7 @@
           <w:color w:val="000000"/>
           <w:kern w:val="0"/>
           <w:lang w:eastAsia="es-PE"/>
-          <ns2:ligatures ns2:val="none"/>
+          <w14:ligatures w14:val="none"/>
         </w:rPr>
         <w:lastRenderedPageBreak/>
         <w:t>En tanto la denuncia reúne los requisitos establecidos</w:t>
@@ -4589,7 +4526,7 @@
           <w:color w:val="000000"/>
           <w:kern w:val="0"/>
           <w:lang w:eastAsia="es-PE"/>
-          <ns2:ligatures ns2:val="none"/>
+          <w14:ligatures w14:val="none"/>
         </w:rPr>
         <w:t xml:space="preserve"> por la norma citada, corresponde admitirla a trámite</w:t>
       </w:r>
@@ -4599,7 +4536,7 @@
           <w:rFonts w:ascii="Arial Narrow" w:eastAsia="Arial Narrow" w:hAnsi="Arial Narrow" w:cs="Arial Narrow"/>
           <w:kern w:val="0"/>
           <w:vertAlign w:val="superscript"/>
-          <ns2:ligatures ns2:val="none"/>
+          <w14:ligatures w14:val="none"/>
         </w:rPr>
         <w:footnoteReference w:id="8"/>
       </w:r>
@@ -4609,12 +4546,12 @@
           <w:color w:val="000000"/>
           <w:kern w:val="0"/>
           <w:lang w:eastAsia="es-PE"/>
-          <ns2:ligatures ns2:val="none"/>
+          <w14:ligatures w14:val="none"/>
         </w:rPr>
         <w:t>.</w:t>
       </w:r>
     </w:p>
-    <w:p ns2:paraId="68C71625" ns2:textId="77777777">
+    <w:p>
       <w:pPr>
         <w:spacing w:after="0" w:line="240" w:lineRule="auto"/>
         <w:ind w:left="567"/>
@@ -4625,11 +4562,11 @@
           <w:color w:val="000000"/>
           <w:kern w:val="0"/>
           <w:lang w:eastAsia="es-PE"/>
-          <ns2:ligatures ns2:val="none"/>
-        </w:rPr>
-      </w:pPr>
-    </w:p>
-    <w:p ns2:paraId="38A98B4B" ns2:textId="77777777">
+          <w14:ligatures w14:val="none"/>
+        </w:rPr>
+      </w:pPr>
+    </w:p>
+    <w:p>
       <w:pPr>
         <w:pStyle w:val="Prrafodelista"/>
         <w:numPr>
@@ -4649,7 +4586,7 @@
           <w:color w:val="000000"/>
           <w:kern w:val="0"/>
           <w:lang w:eastAsia="es-PE"/>
-          <ns2:ligatures ns2:val="none"/>
+          <w14:ligatures w14:val="none"/>
         </w:rPr>
       </w:pPr>
       <w:r>
@@ -4659,7 +4596,7 @@
           <w:color w:val="000000"/>
           <w:kern w:val="0"/>
           <w:lang w:eastAsia="es-PE"/>
-          <ns2:ligatures ns2:val="none"/>
+          <w14:ligatures w14:val="none"/>
         </w:rPr>
         <w:t>REQUERIMIENTO DE INFORMACI</w:t>
       </w:r>
@@ -4670,7 +4607,7 @@
           <w:color w:val="000000"/>
           <w:kern w:val="0"/>
           <w:lang w:eastAsia="es-PE"/>
-          <ns2:ligatures ns2:val="none"/>
+          <w14:ligatures w14:val="none"/>
         </w:rPr>
         <w:t>Ó</w:t>
       </w:r>
@@ -4681,12 +4618,12 @@
           <w:color w:val="000000"/>
           <w:kern w:val="0"/>
           <w:lang w:eastAsia="es-PE"/>
-          <ns2:ligatures ns2:val="none"/>
+          <w14:ligatures w14:val="none"/>
         </w:rPr>
         <w:t>N</w:t>
       </w:r>
     </w:p>
-    <w:p ns2:paraId="5B518DC4" ns2:textId="77777777">
+    <w:p>
       <w:pPr>
         <w:spacing w:after="0" w:line="240" w:lineRule="auto"/>
         <w:jc w:val="both"/>
@@ -4695,11 +4632,11 @@
           <w:color w:val="000000"/>
           <w:kern w:val="0"/>
           <w:lang w:val="es-ES" w:eastAsia="es-ES"/>
-          <ns2:ligatures ns2:val="none"/>
-        </w:rPr>
-      </w:pPr>
-    </w:p>
-    <w:p ns2:paraId="62B88A04" ns2:textId="78ABB122">
+          <w14:ligatures w14:val="none"/>
+        </w:rPr>
+      </w:pPr>
+    </w:p>
+    <w:p>
       <w:pPr>
         <w:pStyle w:val="Prrafodelista"/>
         <w:numPr>
@@ -4714,7 +4651,7 @@
           <w:color w:val="000000"/>
           <w:kern w:val="0"/>
           <w:lang w:val="es-ES" w:eastAsia="es-ES"/>
-          <ns2:ligatures ns2:val="none"/>
+          <w14:ligatures w14:val="none"/>
         </w:rPr>
       </w:pPr>
       <w:r>
@@ -4723,7 +4660,7 @@
           <w:color w:val="000000"/>
           <w:kern w:val="0"/>
           <w:lang w:val="es-ES" w:eastAsia="es-ES"/>
-          <ns2:ligatures ns2:val="none"/>
+          <w14:ligatures w14:val="none"/>
         </w:rPr>
         <w:t xml:space="preserve">A efectos de tener mayores elementos que sirvan para la resolución definitiva del presente caso, la Secretaría Técnica, en ejercicio de las facultades que la ley le confiere, </w:t>
       </w:r>
@@ -4733,7 +4670,7 @@
           <w:color w:val="000000"/>
           <w:kern w:val="0"/>
           <w:lang w:val="es-ES" w:eastAsia="es-ES"/>
-          <ns2:ligatures ns2:val="none"/>
+          <w14:ligatures w14:val="none"/>
         </w:rPr>
         <w:t xml:space="preserve">conviene requerir </w:t>
       </w:r>
@@ -4743,7 +4680,7 @@
           <w:color w:val="000000"/>
           <w:kern w:val="0"/>
           <w:lang w:val="es-ES" w:eastAsia="es-ES"/>
-          <ns2:ligatures ns2:val="none"/>
+          <w14:ligatures w14:val="none"/>
         </w:rPr>
         <w:t xml:space="preserve">a la compañía aseguradora </w:t>
       </w:r>
@@ -4753,7 +4690,7 @@
           <w:color w:val="000000"/>
           <w:kern w:val="0"/>
           <w:lang w:val="es-ES" w:eastAsia="es-ES"/>
-          <ns2:ligatures ns2:val="none"/>
+          <w14:ligatures w14:val="none"/>
         </w:rPr>
         <w:t>que, en un plazo no mayor de cinco (</w:t>
       </w:r>
@@ -4763,7 +4700,7 @@
           <w:color w:val="000000"/>
           <w:kern w:val="0"/>
           <w:lang w:val="es-ES" w:eastAsia="es-ES"/>
-          <ns2:ligatures ns2:val="none"/>
+          <w14:ligatures w14:val="none"/>
         </w:rPr>
         <w:t xml:space="preserve">5) días hábiles contado a partir del día siguiente de la notificación de la presente resolución, </w:t>
       </w:r>
@@ -4773,7 +4710,7 @@
           <w:color w:val="000000"/>
           <w:kern w:val="0"/>
           <w:lang w:val="es-ES" w:eastAsia="es-ES"/>
-          <ns2:ligatures ns2:val="none"/>
+          <w14:ligatures w14:val="none"/>
         </w:rPr>
         <w:t xml:space="preserve">cumpla con lo siguiente: </w:t>
       </w:r>
@@ -4783,7 +4720,7 @@
           <w:color w:val="000000"/>
           <w:kern w:val="0"/>
           <w:lang w:val="es-ES" w:eastAsia="es-ES"/>
-          <ns2:ligatures ns2:val="none"/>
+          <w14:ligatures w14:val="none"/>
         </w:rPr>
         <w:t xml:space="preserve">(i) presentar una copia completa, legible y debidamente suscrita de la Póliza </w:t>
       </w:r>
@@ -4794,7 +4731,7 @@
           <w:color w:val="000000"/>
           <w:kern w:val="0"/>
           <w:lang w:val="es-ES" w:eastAsia="es-ES"/>
-          <ns2:ligatures ns2:val="none"/>
+          <w14:ligatures w14:val="none"/>
         </w:rPr>
         <w:t/>
       </w:r>
@@ -4805,7 +4742,7 @@
           <w:color w:val="000000"/>
           <w:kern w:val="0"/>
           <w:lang w:val="es-ES" w:eastAsia="es-ES"/>
-          <ns2:ligatures ns2:val="none"/>
+          <w14:ligatures w14:val="none"/>
         </w:rPr>
         <w:t xml:space="preserve"> 50997557 del Seguro Protección Familiar, así como el cargo de remisión de la póliza; (</w:t>
       </w:r>
@@ -4816,7 +4753,7 @@
           <w:color w:val="000000"/>
           <w:kern w:val="0"/>
           <w:lang w:val="es-ES" w:eastAsia="es-ES"/>
-          <ns2:ligatures ns2:val="none"/>
+          <w14:ligatures w14:val="none"/>
         </w:rPr>
         <w:t>ii</w:t>
       </w:r>
@@ -4827,7 +4764,7 @@
           <w:color w:val="000000"/>
           <w:kern w:val="0"/>
           <w:lang w:val="es-ES" w:eastAsia="es-ES"/>
-          <ns2:ligatures ns2:val="none"/>
+          <w14:ligatures w14:val="none"/>
         </w:rPr>
         <w:t xml:space="preserve">) presentar una copia completa, legible y debidamente suscrita de la Póliza </w:t>
       </w:r>
@@ -4838,7 +4775,7 @@
           <w:color w:val="000000"/>
           <w:kern w:val="0"/>
           <w:lang w:val="es-ES" w:eastAsia="es-ES"/>
-          <ns2:ligatures ns2:val="none"/>
+          <w14:ligatures w14:val="none"/>
         </w:rPr>
         <w:t/>
       </w:r>
@@ -4849,7 +4786,7 @@
           <w:color w:val="000000"/>
           <w:kern w:val="0"/>
           <w:lang w:val="es-ES" w:eastAsia="es-ES"/>
-          <ns2:ligatures ns2:val="none"/>
+          <w14:ligatures w14:val="none"/>
         </w:rPr>
         <w:t xml:space="preserve"> 51012067 del Seguro Protección Ahorros, así como el cargo de remisión de la póliza; (</w:t>
       </w:r>
@@ -4860,7 +4797,7 @@
           <w:color w:val="000000"/>
           <w:kern w:val="0"/>
           <w:lang w:val="es-ES" w:eastAsia="es-ES"/>
-          <ns2:ligatures ns2:val="none"/>
+          <w14:ligatures w14:val="none"/>
         </w:rPr>
         <w:t>iii</w:t>
       </w:r>
@@ -4871,7 +4808,7 @@
           <w:color w:val="000000"/>
           <w:kern w:val="0"/>
           <w:lang w:val="es-ES" w:eastAsia="es-ES"/>
-          <ns2:ligatures ns2:val="none"/>
+          <w14:ligatures w14:val="none"/>
         </w:rPr>
         <w:t xml:space="preserve">) presentar los medios probatorios que acrediten que gestionó adecuadamente la solicitud de devolución de los montos cobrados por la Póliza </w:t>
       </w:r>
@@ -4882,7 +4819,7 @@
           <w:color w:val="000000"/>
           <w:kern w:val="0"/>
           <w:lang w:val="es-ES" w:eastAsia="es-ES"/>
-          <ns2:ligatures ns2:val="none"/>
+          <w14:ligatures w14:val="none"/>
         </w:rPr>
         <w:t/>
       </w:r>
@@ -4893,7 +4830,7 @@
           <w:color w:val="000000"/>
           <w:kern w:val="0"/>
           <w:lang w:val="es-ES" w:eastAsia="es-ES"/>
-          <ns2:ligatures ns2:val="none"/>
+          <w14:ligatures w14:val="none"/>
         </w:rPr>
         <w:t xml:space="preserve"> 51012067 del Seguro Protección Ahorros; (</w:t>
       </w:r>
@@ -4904,7 +4841,7 @@
           <w:color w:val="000000"/>
           <w:kern w:val="0"/>
           <w:lang w:val="es-ES" w:eastAsia="es-ES"/>
-          <ns2:ligatures ns2:val="none"/>
+          <w14:ligatures w14:val="none"/>
         </w:rPr>
         <w:t>iii</w:t>
       </w:r>
@@ -4915,7 +4852,7 @@
           <w:color w:val="000000"/>
           <w:kern w:val="0"/>
           <w:lang w:val="es-ES" w:eastAsia="es-ES"/>
-          <ns2:ligatures ns2:val="none"/>
+          <w14:ligatures w14:val="none"/>
         </w:rPr>
         <w:t>) presentar todas las comunicaciones cursadas con la parte denunciante en virtud del hecho materia de denuncia; y, (</w:t>
       </w:r>
@@ -4926,7 +4863,7 @@
           <w:color w:val="000000"/>
           <w:kern w:val="0"/>
           <w:lang w:val="es-ES" w:eastAsia="es-ES"/>
-          <ns2:ligatures ns2:val="none"/>
+          <w14:ligatures w14:val="none"/>
         </w:rPr>
         <w:t>iv</w:t>
       </w:r>
@@ -4937,7 +4874,7 @@
           <w:color w:val="000000"/>
           <w:kern w:val="0"/>
           <w:lang w:val="es-ES" w:eastAsia="es-ES"/>
-          <ns2:ligatures ns2:val="none"/>
+          <w14:ligatures w14:val="none"/>
         </w:rPr>
         <w:t xml:space="preserve">) estado de cuenta o historial de pagos de la Póliza </w:t>
       </w:r>
@@ -4948,7 +4885,7 @@
           <w:color w:val="000000"/>
           <w:kern w:val="0"/>
           <w:lang w:val="es-ES" w:eastAsia="es-ES"/>
-          <ns2:ligatures ns2:val="none"/>
+          <w14:ligatures w14:val="none"/>
         </w:rPr>
         <w:t/>
       </w:r>
@@ -4959,7 +4896,7 @@
           <w:color w:val="000000"/>
           <w:kern w:val="0"/>
           <w:lang w:val="es-ES" w:eastAsia="es-ES"/>
-          <ns2:ligatures ns2:val="none"/>
+          <w14:ligatures w14:val="none"/>
         </w:rPr>
         <w:t xml:space="preserve"> 51012067</w:t>
       </w:r>
@@ -4969,7 +4906,7 @@
           <w:color w:val="000000"/>
           <w:kern w:val="0"/>
           <w:lang w:val="es-ES" w:eastAsia="es-ES"/>
-          <ns2:ligatures ns2:val="none"/>
+          <w14:ligatures w14:val="none"/>
         </w:rPr>
         <w:t>.</w:t>
       </w:r>
@@ -4979,7 +4916,7 @@
           <w:color w:val="000000"/>
           <w:kern w:val="0"/>
           <w:lang w:val="es-ES" w:eastAsia="es-ES"/>
-          <ns2:ligatures ns2:val="none"/>
+          <w14:ligatures w14:val="none"/>
         </w:rPr>
         <w:t xml:space="preserve"> </w:t>
       </w:r>
@@ -4989,12 +4926,12 @@
           <w:color w:val="000000"/>
           <w:kern w:val="0"/>
           <w:lang w:eastAsia="es-ES"/>
-          <ns2:ligatures ns2:val="none"/>
+          <w14:ligatures w14:val="none"/>
         </w:rPr>
         <w:t xml:space="preserve"> </w:t>
       </w:r>
     </w:p>
-    <w:p ns2:paraId="5C93B848" ns2:textId="77777777">
+    <w:p>
       <w:pPr>
         <w:pStyle w:val="Prrafodelista"/>
         <w:spacing w:after="0" w:line="240" w:lineRule="auto"/>
@@ -5005,11 +4942,11 @@
           <w:color w:val="000000"/>
           <w:kern w:val="0"/>
           <w:lang w:val="es-ES" w:eastAsia="es-ES"/>
-          <ns2:ligatures ns2:val="none"/>
-        </w:rPr>
-      </w:pPr>
-    </w:p>
-    <w:p ns2:paraId="2A119386" ns2:textId="77777777">
+          <w14:ligatures w14:val="none"/>
+        </w:rPr>
+      </w:pPr>
+    </w:p>
+    <w:p>
       <w:pPr>
         <w:pStyle w:val="Prrafodelista"/>
         <w:numPr>
@@ -5029,7 +4966,7 @@
           <w:color w:val="000000"/>
           <w:kern w:val="0"/>
           <w:lang w:eastAsia="es-PE"/>
-          <ns2:ligatures ns2:val="none"/>
+          <w14:ligatures w14:val="none"/>
         </w:rPr>
       </w:pPr>
       <w:r>
@@ -5039,12 +4976,12 @@
           <w:color w:val="000000"/>
           <w:kern w:val="0"/>
           <w:lang w:eastAsia="es-PE"/>
-          <ns2:ligatures ns2:val="none"/>
+          <w14:ligatures w14:val="none"/>
         </w:rPr>
         <w:t xml:space="preserve">RESOLUCIÓN DE LA SECRETARÍA TÉCNICA </w:t>
       </w:r>
     </w:p>
-    <w:p ns2:paraId="7F554EB2" ns2:textId="77777777">
+    <w:p>
       <w:pPr>
         <w:spacing w:after="0" w:line="240" w:lineRule="auto"/>
         <w:jc w:val="both"/>
@@ -5054,11 +4991,11 @@
           <w:color w:val="000000"/>
           <w:kern w:val="0"/>
           <w:lang w:eastAsia="es-PE"/>
-          <ns2:ligatures ns2:val="none"/>
-        </w:rPr>
-      </w:pPr>
-    </w:p>
-    <w:p ns2:paraId="5DCCDD80" ns2:textId="175A4FD8">
+          <w14:ligatures w14:val="none"/>
+        </w:rPr>
+      </w:pPr>
+    </w:p>
+    <w:p>
       <w:pPr>
         <w:spacing w:after="0" w:line="240" w:lineRule="auto"/>
         <w:jc w:val="both"/>
@@ -5067,7 +5004,7 @@
           <w:color w:val="000000"/>
           <w:kern w:val="0"/>
           <w:lang w:eastAsia="es-PE"/>
-          <ns2:ligatures ns2:val="none"/>
+          <w14:ligatures w14:val="none"/>
         </w:rPr>
       </w:pPr>
       <w:r>
@@ -5077,7 +5014,7 @@
           <w:color w:val="000000"/>
           <w:kern w:val="0"/>
           <w:lang w:eastAsia="es-PE"/>
-          <ns2:ligatures ns2:val="none"/>
+          <w14:ligatures w14:val="none"/>
         </w:rPr>
         <w:t xml:space="preserve">PRIMERO: admitir a trámite la denuncia del 11 de agosto de 2025 interpuesta por el señor [DENUNCIANTE] contra Rímac Seguros y Reaseguros S.A., por lo siguiente:</w:t>
       </w:r>
@@ -5088,7 +5025,7 @@
           <w:kern w:val="0"/>
           <w:shd w:val="clear" w:color="auto" w:fill="FFFFFF"/>
           <w:lang w:eastAsia="es-PE"/>
-          <ns2:ligatures ns2:val="none"/>
+          <w14:ligatures w14:val="none"/>
         </w:rPr>
         <w:t xml:space="preserve"/>
       </w:r>
@@ -5098,7 +5035,7 @@
           <w:color w:val="000000"/>
           <w:kern w:val="0"/>
           <w:lang w:val="es-ES" w:eastAsia="es-ES"/>
-          <ns2:ligatures ns2:val="none"/>
+          <w14:ligatures w14:val="none"/>
         </w:rPr>
         <w:t xml:space="preserve"/>
       </w:r>
@@ -5109,7 +5046,7 @@
           <w:kern w:val="0"/>
           <w:shd w:val="clear" w:color="auto" w:fill="FFFFFF"/>
           <w:lang w:eastAsia="es-PE"/>
-          <ns2:ligatures ns2:val="none"/>
+          <w14:ligatures w14:val="none"/>
         </w:rPr>
         <w:t xml:space="preserve"/>
       </w:r>
@@ -5119,7 +5056,7 @@
           <w:bCs/>
           <w:spacing w:val="-3"/>
           <w:kern w:val="0"/>
-          <ns2:ligatures ns2:val="none"/>
+          <w14:ligatures w14:val="none"/>
         </w:rPr>
         <w:t xml:space="preserve"/>
       </w:r>
@@ -5130,7 +5067,7 @@
           <w:kern w:val="0"/>
           <w:shd w:val="clear" w:color="auto" w:fill="FFFFFF"/>
           <w:lang w:eastAsia="es-PE"/>
-          <ns2:ligatures ns2:val="none"/>
+          <w14:ligatures w14:val="none"/>
         </w:rPr>
         <w:t xml:space="preserve"/>
       </w:r>
@@ -5141,7 +5078,7 @@
           <w:kern w:val="0"/>
           <w:shd w:val="clear" w:color="auto" w:fill="FFFFFF"/>
           <w:lang w:eastAsia="es-PE"/>
-          <ns2:ligatures ns2:val="none"/>
+          <w14:ligatures w14:val="none"/>
         </w:rPr>
         <w:t xml:space="preserve"/>
       </w:r>
@@ -5152,7 +5089,7 @@
           <w:kern w:val="0"/>
           <w:shd w:val="clear" w:color="auto" w:fill="FFFFFF"/>
           <w:lang w:eastAsia="es-PE"/>
-          <ns2:ligatures ns2:val="none"/>
+          <w14:ligatures w14:val="none"/>
         </w:rPr>
         <w:t/>
       </w:r>
@@ -5163,7 +5100,7 @@
           <w:kern w:val="0"/>
           <w:shd w:val="clear" w:color="auto" w:fill="FFFFFF"/>
           <w:lang w:eastAsia="es-PE"/>
-          <ns2:ligatures ns2:val="none"/>
+          <w14:ligatures w14:val="none"/>
         </w:rPr>
         <w:t xml:space="preserve"/>
       </w:r>
@@ -5174,12 +5111,12 @@
           <w:kern w:val="0"/>
           <w:shd w:val="clear" w:color="auto" w:fill="FFFFFF"/>
           <w:lang w:eastAsia="es-PE"/>
-          <ns2:ligatures ns2:val="none"/>
+          <w14:ligatures w14:val="none"/>
         </w:rPr>
         <w:t/>
       </w:r>
     </w:p>
-    <w:p ns2:paraId="1F345F5F" ns2:textId="77777777">
+    <w:p>
       <w:pPr>
         <w:spacing w:after="0" w:line="240" w:lineRule="auto"/>
         <w:jc w:val="both"/>
@@ -5188,11 +5125,11 @@
           <w:color w:val="000000"/>
           <w:kern w:val="0"/>
           <w:lang w:eastAsia="es-PE"/>
-          <ns2:ligatures ns2:val="none"/>
-        </w:rPr>
-      </w:pPr>
-    </w:p>
-    <w:p ns2:paraId="019CC438" ns2:textId="77777777">
+          <w14:ligatures w14:val="none"/>
+        </w:rPr>
+      </w:pPr>
+    </w:p>
+    <w:p>
       <w:pPr>
         <w:spacing w:after="0" w:line="240" w:lineRule="auto"/>
         <w:jc w:val="both"/>
@@ -5201,11 +5138,11 @@
           <w:color w:val="000000"/>
           <w:kern w:val="0"/>
           <w:lang w:eastAsia="es-PE"/>
-          <ns2:ligatures ns2:val="none"/>
-        </w:rPr>
-      </w:pPr>
-    </w:p>
-    <w:p ns2:paraId="0D1B78B6" ns2:textId="4984F8AE">
+          <w14:ligatures w14:val="none"/>
+        </w:rPr>
+      </w:pPr>
+    </w:p>
+    <w:p>
       <w:pPr>
         <w:pStyle w:val="Prrafodelista"/>
         <w:numPr>
@@ -5221,14 +5158,14 @@
         <w:rPr>
           <w:rFonts w:ascii="Arial Narrow" w:eastAsia="Arial Narrow" w:hAnsi="Arial Narrow" w:cs="Arial Narrow"/>
           <w:kern w:val="0"/>
-          <ns2:ligatures ns2:val="none"/>
-        </w:rPr>
-      </w:pPr>
-      <w:r>
-        <w:rPr>
-          <w:rFonts w:ascii="Arial Narrow" w:eastAsia="Arial Narrow" w:hAnsi="Arial Narrow" w:cs="Arial Narrow"/>
-          <w:kern w:val="0"/>
-          <ns2:ligatures ns2:val="none"/>
+          <w14:ligatures w14:val="none"/>
+        </w:rPr>
+      </w:pPr>
+      <w:r>
+        <w:rPr>
+          <w:rFonts w:ascii="Arial Narrow" w:eastAsia="Arial Narrow" w:hAnsi="Arial Narrow" w:cs="Arial Narrow"/>
+          <w:kern w:val="0"/>
+          <w14:ligatures w14:val="none"/>
         </w:rPr>
         <w:t xml:space="preserve">Presunta infracción </w:t>
       </w:r>
@@ -5236,7 +5173,7 @@
         <w:rPr>
           <w:rFonts w:ascii="Arial Narrow" w:eastAsia="Arial Narrow" w:hAnsi="Arial Narrow" w:cs="Arial Narrow"/>
           <w:kern w:val="0"/>
-          <ns2:ligatures ns2:val="none"/>
+          <w14:ligatures w14:val="none"/>
         </w:rPr>
         <w:t xml:space="preserve">al literal c) del artículo 56 </w:t>
       </w:r>
@@ -5244,7 +5181,7 @@
         <w:rPr>
           <w:rFonts w:ascii="Arial Narrow" w:eastAsia="Arial Narrow" w:hAnsi="Arial Narrow" w:cs="Arial Narrow"/>
           <w:kern w:val="0"/>
-          <ns2:ligatures ns2:val="none"/>
+          <w14:ligatures w14:val="none"/>
         </w:rPr>
         <w:t xml:space="preserve">de la Ley 29571, Código de Protección y Defensa del Consumidor, en tanto </w:t>
       </w:r>
@@ -5252,7 +5189,7 @@
         <w:rPr>
           <w:rFonts w:ascii="Arial Narrow" w:eastAsia="Arial Narrow" w:hAnsi="Arial Narrow" w:cs="Arial Narrow"/>
           <w:kern w:val="0"/>
-          <ns2:ligatures ns2:val="none"/>
+          <w14:ligatures w14:val="none"/>
         </w:rPr>
         <w:t xml:space="preserve">la compañía aseguradora </w:t>
       </w:r>
@@ -5260,7 +5197,7 @@
         <w:rPr>
           <w:rFonts w:ascii="Arial Narrow" w:eastAsia="Arial Narrow" w:hAnsi="Arial Narrow" w:cs="Arial Narrow"/>
           <w:kern w:val="0"/>
-          <ns2:ligatures ns2:val="none"/>
+          <w14:ligatures w14:val="none"/>
         </w:rPr>
         <w:t xml:space="preserve">habría modificado unilateralmente </w:t>
       </w:r>
@@ -5268,7 +5205,7 @@
         <w:rPr>
           <w:rFonts w:ascii="Arial Narrow" w:eastAsia="Arial Narrow" w:hAnsi="Arial Narrow" w:cs="Arial Narrow"/>
           <w:kern w:val="0"/>
-          <ns2:ligatures ns2:val="none"/>
+          <w14:ligatures w14:val="none"/>
         </w:rPr>
         <w:t xml:space="preserve">y sin previa comunicación al denunciante </w:t>
       </w:r>
@@ -5278,7 +5215,7 @@
           <w:color w:val="000000"/>
           <w:kern w:val="0"/>
           <w:lang w:val="es-ES" w:eastAsia="es-ES"/>
-          <ns2:ligatures ns2:val="none"/>
+          <w14:ligatures w14:val="none"/>
         </w:rPr>
         <w:t xml:space="preserve">la Póliza 50997557 </w:t>
       </w:r>
@@ -5288,7 +5225,7 @@
           <w:color w:val="000000"/>
           <w:kern w:val="0"/>
           <w:lang w:val="es-ES" w:eastAsia="es-ES"/>
-          <ns2:ligatures ns2:val="none"/>
+          <w14:ligatures w14:val="none"/>
         </w:rPr>
         <w:t>respecto al monto de las primas</w:t>
       </w:r>
@@ -5298,12 +5235,12 @@
           <w:color w:val="000000"/>
           <w:kern w:val="0"/>
           <w:lang w:val="es-ES" w:eastAsia="es-ES"/>
-          <ns2:ligatures ns2:val="none"/>
+          <w14:ligatures w14:val="none"/>
         </w:rPr>
         <w:t>.</w:t>
       </w:r>
     </w:p>
-    <w:p ns2:paraId="7BD5051B" ns2:textId="77777777">
+    <w:p>
       <w:pPr>
         <w:pStyle w:val="Prrafodelista"/>
         <w:spacing w:after="0" w:line="240" w:lineRule="auto"/>
@@ -5312,11 +5249,11 @@
         <w:rPr>
           <w:rFonts w:ascii="Arial Narrow" w:eastAsia="Arial Narrow" w:hAnsi="Arial Narrow" w:cs="Arial Narrow"/>
           <w:kern w:val="0"/>
-          <ns2:ligatures ns2:val="none"/>
-        </w:rPr>
-      </w:pPr>
-    </w:p>
-    <w:p ns2:paraId="21296AFC" ns2:textId="09C4DC6E">
+          <w14:ligatures w14:val="none"/>
+        </w:rPr>
+      </w:pPr>
+    </w:p>
+    <w:p>
       <w:pPr>
         <w:pStyle w:val="Prrafodelista"/>
         <w:numPr>
@@ -5332,14 +5269,14 @@
         <w:rPr>
           <w:rFonts w:ascii="Arial Narrow" w:eastAsia="Arial Narrow" w:hAnsi="Arial Narrow" w:cs="Arial Narrow"/>
           <w:kern w:val="0"/>
-          <ns2:ligatures ns2:val="none"/>
-        </w:rPr>
-      </w:pPr>
-      <w:r>
-        <w:rPr>
-          <w:rFonts w:ascii="Arial Narrow" w:eastAsia="Arial Narrow" w:hAnsi="Arial Narrow" w:cs="Arial Narrow"/>
-          <w:kern w:val="0"/>
-          <ns2:ligatures ns2:val="none"/>
+          <w14:ligatures w14:val="none"/>
+        </w:rPr>
+      </w:pPr>
+      <w:r>
+        <w:rPr>
+          <w:rFonts w:ascii="Arial Narrow" w:eastAsia="Arial Narrow" w:hAnsi="Arial Narrow" w:cs="Arial Narrow"/>
+          <w:kern w:val="0"/>
+          <w14:ligatures w14:val="none"/>
         </w:rPr>
         <w:t xml:space="preserve">Presunta infracción </w:t>
       </w:r>
@@ -5347,7 +5284,7 @@
         <w:rPr>
           <w:rFonts w:ascii="Arial Narrow" w:eastAsia="Arial Narrow" w:hAnsi="Arial Narrow" w:cs="Arial Narrow"/>
           <w:kern w:val="0"/>
-          <ns2:ligatures ns2:val="none"/>
+          <w14:ligatures w14:val="none"/>
         </w:rPr>
         <w:t xml:space="preserve">al literal c) del artículo 56 </w:t>
       </w:r>
@@ -5355,7 +5292,7 @@
         <w:rPr>
           <w:rFonts w:ascii="Arial Narrow" w:eastAsia="Arial Narrow" w:hAnsi="Arial Narrow" w:cs="Arial Narrow"/>
           <w:kern w:val="0"/>
-          <ns2:ligatures ns2:val="none"/>
+          <w14:ligatures w14:val="none"/>
         </w:rPr>
         <w:t xml:space="preserve">de la Ley 29571, Código de Protección y Defensa del Consumidor, en tanto </w:t>
       </w:r>
@@ -5363,7 +5300,7 @@
         <w:rPr>
           <w:rFonts w:ascii="Arial Narrow" w:eastAsia="Arial Narrow" w:hAnsi="Arial Narrow" w:cs="Arial Narrow"/>
           <w:kern w:val="0"/>
-          <ns2:ligatures ns2:val="none"/>
+          <w14:ligatures w14:val="none"/>
         </w:rPr>
         <w:t xml:space="preserve">la compañía aseguradora habría modificado unilateralmente y sin previa comunicación al denunciante </w:t>
       </w:r>
@@ -5373,7 +5310,7 @@
           <w:color w:val="000000"/>
           <w:kern w:val="0"/>
           <w:lang w:val="es-ES" w:eastAsia="es-ES"/>
-          <ns2:ligatures ns2:val="none"/>
+          <w14:ligatures w14:val="none"/>
         </w:rPr>
         <w:t>la Póliza 51012067 respecto al monto de las primas</w:t>
       </w:r>
@@ -5383,12 +5320,12 @@
           <w:color w:val="000000"/>
           <w:kern w:val="0"/>
           <w:lang w:val="es-ES" w:eastAsia="es-ES"/>
-          <ns2:ligatures ns2:val="none"/>
+          <w14:ligatures w14:val="none"/>
         </w:rPr>
         <w:t>.</w:t>
       </w:r>
     </w:p>
-    <w:p ns2:paraId="2B060638" ns2:textId="77777777">
+    <w:p>
       <w:pPr>
         <w:pStyle w:val="Prrafodelista"/>
         <w:spacing w:after="0" w:line="240" w:lineRule="auto"/>
@@ -5397,11 +5334,11 @@
         <w:rPr>
           <w:rFonts w:ascii="Arial Narrow" w:eastAsia="Arial Narrow" w:hAnsi="Arial Narrow" w:cs="Arial Narrow"/>
           <w:kern w:val="0"/>
-          <ns2:ligatures ns2:val="none"/>
-        </w:rPr>
-      </w:pPr>
-    </w:p>
-    <w:p ns2:paraId="2C9D175B" ns2:textId="4BB317BC">
+          <w14:ligatures w14:val="none"/>
+        </w:rPr>
+      </w:pPr>
+    </w:p>
+    <w:p>
       <w:pPr>
         <w:pStyle w:val="Prrafodelista"/>
         <w:numPr>
@@ -5417,14 +5354,14 @@
         <w:rPr>
           <w:rFonts w:ascii="Arial Narrow" w:eastAsia="Arial Narrow" w:hAnsi="Arial Narrow" w:cs="Arial Narrow"/>
           <w:kern w:val="0"/>
-          <ns2:ligatures ns2:val="none"/>
-        </w:rPr>
-      </w:pPr>
-      <w:r>
-        <w:rPr>
-          <w:rFonts w:ascii="Arial Narrow" w:eastAsia="Arial Narrow" w:hAnsi="Arial Narrow" w:cs="Arial Narrow"/>
-          <w:kern w:val="0"/>
-          <ns2:ligatures ns2:val="none"/>
+          <w14:ligatures w14:val="none"/>
+        </w:rPr>
+      </w:pPr>
+      <w:r>
+        <w:rPr>
+          <w:rFonts w:ascii="Arial Narrow" w:eastAsia="Arial Narrow" w:hAnsi="Arial Narrow" w:cs="Arial Narrow"/>
+          <w:kern w:val="0"/>
+          <w14:ligatures w14:val="none"/>
         </w:rPr>
         <w:t>Presunta infracción a los artículos 18 y 19 de la Ley 29571</w:t>
       </w:r>
@@ -5432,7 +5369,7 @@
         <w:rPr>
           <w:rFonts w:ascii="Arial Narrow" w:eastAsia="Arial Narrow" w:hAnsi="Arial Narrow" w:cs="Arial Narrow"/>
           <w:kern w:val="0"/>
-          <ns2:ligatures ns2:val="none"/>
+          <w14:ligatures w14:val="none"/>
         </w:rPr>
         <w:t xml:space="preserve">, Código de Protección y Defensa del Consumidor, en tanto </w:t>
       </w:r>
@@ -5440,7 +5377,7 @@
         <w:rPr>
           <w:rFonts w:ascii="Arial Narrow" w:eastAsia="Arial Narrow" w:hAnsi="Arial Narrow" w:cs="Arial Narrow"/>
           <w:kern w:val="0"/>
-          <ns2:ligatures ns2:val="none"/>
+          <w14:ligatures w14:val="none"/>
         </w:rPr>
         <w:t xml:space="preserve">la compañía aseguradora </w:t>
       </w:r>
@@ -5448,7 +5385,7 @@
         <w:rPr>
           <w:rFonts w:ascii="Arial Narrow" w:eastAsia="Arial Narrow" w:hAnsi="Arial Narrow" w:cs="Arial Narrow"/>
           <w:kern w:val="0"/>
-          <ns2:ligatures ns2:val="none"/>
+          <w14:ligatures w14:val="none"/>
         </w:rPr>
         <w:t xml:space="preserve">habría anulado </w:t>
       </w:r>
@@ -5456,7 +5393,7 @@
         <w:rPr>
           <w:rFonts w:ascii="Arial Narrow" w:eastAsia="Arial Narrow" w:hAnsi="Arial Narrow" w:cs="Arial Narrow"/>
           <w:kern w:val="0"/>
-          <ns2:ligatures ns2:val="none"/>
+          <w14:ligatures w14:val="none"/>
         </w:rPr>
         <w:t>injustificadamente</w:t>
       </w:r>
@@ -5464,7 +5401,7 @@
         <w:rPr>
           <w:rFonts w:ascii="Arial Narrow" w:eastAsia="Arial Narrow" w:hAnsi="Arial Narrow" w:cs="Arial Narrow"/>
           <w:kern w:val="0"/>
-          <ns2:ligatures ns2:val="none"/>
+          <w14:ligatures w14:val="none"/>
         </w:rPr>
         <w:t xml:space="preserve"> </w:t>
       </w:r>
@@ -5474,7 +5411,7 @@
           <w:color w:val="000000"/>
           <w:kern w:val="0"/>
           <w:lang w:val="es-ES" w:eastAsia="es-ES"/>
-          <ns2:ligatures ns2:val="none"/>
+          <w14:ligatures w14:val="none"/>
         </w:rPr>
         <w:t xml:space="preserve">la Póliza 51012067 </w:t>
       </w:r>
@@ -5482,7 +5419,7 @@
         <w:rPr>
           <w:rFonts w:ascii="Arial Narrow" w:eastAsia="Arial Narrow" w:hAnsi="Arial Narrow" w:cs="Arial Narrow"/>
           <w:kern w:val="0"/>
-          <ns2:ligatures ns2:val="none"/>
+          <w14:ligatures w14:val="none"/>
         </w:rPr>
         <w:t>contratad</w:t>
       </w:r>
@@ -5490,7 +5427,7 @@
         <w:rPr>
           <w:rFonts w:ascii="Arial Narrow" w:eastAsia="Arial Narrow" w:hAnsi="Arial Narrow" w:cs="Arial Narrow"/>
           <w:kern w:val="0"/>
-          <ns2:ligatures ns2:val="none"/>
+          <w14:ligatures w14:val="none"/>
         </w:rPr>
         <w:t>a</w:t>
       </w:r>
@@ -5498,7 +5435,7 @@
         <w:rPr>
           <w:rFonts w:ascii="Arial Narrow" w:eastAsia="Arial Narrow" w:hAnsi="Arial Narrow" w:cs="Arial Narrow"/>
           <w:kern w:val="0"/>
-          <ns2:ligatures ns2:val="none"/>
+          <w14:ligatures w14:val="none"/>
         </w:rPr>
         <w:t xml:space="preserve"> por el denunciante</w:t>
       </w:r>
@@ -5506,12 +5443,12 @@
         <w:rPr>
           <w:rFonts w:ascii="Arial Narrow" w:eastAsia="Arial Narrow" w:hAnsi="Arial Narrow" w:cs="Arial Narrow"/>
           <w:kern w:val="0"/>
-          <ns2:ligatures ns2:val="none"/>
+          <w14:ligatures w14:val="none"/>
         </w:rPr>
         <w:t>.</w:t>
       </w:r>
     </w:p>
-    <w:p ns2:paraId="26AFCA70" ns2:textId="77777777">
+    <w:p>
       <w:pPr>
         <w:pStyle w:val="Prrafodelista"/>
         <w:spacing w:after="0" w:line="240" w:lineRule="auto"/>
@@ -5520,11 +5457,11 @@
         <w:rPr>
           <w:rFonts w:ascii="Arial Narrow" w:eastAsia="Arial Narrow" w:hAnsi="Arial Narrow" w:cs="Arial Narrow"/>
           <w:kern w:val="0"/>
-          <ns2:ligatures ns2:val="none"/>
-        </w:rPr>
-      </w:pPr>
-    </w:p>
-    <w:p ns2:paraId="65E2861F" ns2:textId="66129D19">
+          <w14:ligatures w14:val="none"/>
+        </w:rPr>
+      </w:pPr>
+    </w:p>
+    <w:p>
       <w:pPr>
         <w:pStyle w:val="Prrafodelista"/>
         <w:numPr>
@@ -5540,14 +5477,14 @@
         <w:rPr>
           <w:rFonts w:ascii="Arial Narrow" w:eastAsia="Arial Narrow" w:hAnsi="Arial Narrow" w:cs="Arial Narrow"/>
           <w:kern w:val="0"/>
-          <ns2:ligatures ns2:val="none"/>
-        </w:rPr>
-      </w:pPr>
-      <w:r>
-        <w:rPr>
-          <w:rFonts w:ascii="Arial Narrow" w:eastAsia="Arial Narrow" w:hAnsi="Arial Narrow" w:cs="Arial Narrow"/>
-          <w:kern w:val="0"/>
-          <ns2:ligatures ns2:val="none"/>
+          <w14:ligatures w14:val="none"/>
+        </w:rPr>
+      </w:pPr>
+      <w:r>
+        <w:rPr>
+          <w:rFonts w:ascii="Arial Narrow" w:eastAsia="Arial Narrow" w:hAnsi="Arial Narrow" w:cs="Arial Narrow"/>
+          <w:kern w:val="0"/>
+          <w14:ligatures w14:val="none"/>
         </w:rPr>
         <w:t xml:space="preserve">Presunta infracción a los artículos 18 y 19 de la Ley 29571, Código de Protección y Defensa del Consumidor, en tanto </w:t>
       </w:r>
@@ -5555,7 +5492,7 @@
         <w:rPr>
           <w:rFonts w:ascii="Arial Narrow" w:eastAsia="Arial Narrow" w:hAnsi="Arial Narrow" w:cs="Arial Narrow"/>
           <w:kern w:val="0"/>
-          <ns2:ligatures ns2:val="none"/>
+          <w14:ligatures w14:val="none"/>
         </w:rPr>
         <w:t xml:space="preserve">la compañía aseguradora habría cobrado indebidamente por concepto de primas de </w:t>
       </w:r>
@@ -5565,7 +5502,7 @@
           <w:color w:val="000000"/>
           <w:kern w:val="0"/>
           <w:lang w:val="es-ES" w:eastAsia="es-ES"/>
-          <ns2:ligatures ns2:val="none"/>
+          <w14:ligatures w14:val="none"/>
         </w:rPr>
         <w:t>la Póliza 51012067 desde setiembre de 2022,</w:t>
       </w:r>
@@ -5573,7 +5510,7 @@
         <w:rPr>
           <w:rFonts w:ascii="Arial Narrow" w:eastAsia="Arial Narrow" w:hAnsi="Arial Narrow" w:cs="Arial Narrow"/>
           <w:kern w:val="0"/>
-          <ns2:ligatures ns2:val="none"/>
+          <w14:ligatures w14:val="none"/>
         </w:rPr>
         <w:t xml:space="preserve"> pese a que se encontraba anulada</w:t>
       </w:r>
@@ -5581,12 +5518,12 @@
         <w:rPr>
           <w:rFonts w:ascii="Arial Narrow" w:eastAsia="Arial Narrow" w:hAnsi="Arial Narrow" w:cs="Arial Narrow"/>
           <w:kern w:val="0"/>
-          <ns2:ligatures ns2:val="none"/>
+          <w14:ligatures w14:val="none"/>
         </w:rPr>
         <w:t>.</w:t>
       </w:r>
     </w:p>
-    <w:p ns2:paraId="21702259" ns2:textId="77777777">
+    <w:p>
       <w:pPr>
         <w:pStyle w:val="Prrafodelista"/>
         <w:spacing w:after="0" w:line="240" w:lineRule="auto"/>
@@ -5595,11 +5532,11 @@
         <w:rPr>
           <w:rFonts w:ascii="Arial Narrow" w:eastAsia="Arial Narrow" w:hAnsi="Arial Narrow" w:cs="Arial Narrow"/>
           <w:kern w:val="0"/>
-          <ns2:ligatures ns2:val="none"/>
-        </w:rPr>
-      </w:pPr>
-    </w:p>
-    <w:p ns2:paraId="69551072" ns2:textId="1EEC3F02">
+          <w14:ligatures w14:val="none"/>
+        </w:rPr>
+      </w:pPr>
+    </w:p>
+    <w:p>
       <w:pPr>
         <w:pStyle w:val="Prrafodelista"/>
         <w:numPr>
@@ -5615,14 +5552,14 @@
         <w:rPr>
           <w:rFonts w:ascii="Arial Narrow" w:eastAsia="Arial Narrow" w:hAnsi="Arial Narrow" w:cs="Arial Narrow"/>
           <w:kern w:val="0"/>
-          <ns2:ligatures ns2:val="none"/>
-        </w:rPr>
-      </w:pPr>
-      <w:r>
-        <w:rPr>
-          <w:rFonts w:ascii="Arial Narrow" w:eastAsia="Arial Narrow" w:hAnsi="Arial Narrow" w:cs="Arial Narrow"/>
-          <w:kern w:val="0"/>
-          <ns2:ligatures ns2:val="none"/>
+          <w14:ligatures w14:val="none"/>
+        </w:rPr>
+      </w:pPr>
+      <w:r>
+        <w:rPr>
+          <w:rFonts w:ascii="Arial Narrow" w:eastAsia="Arial Narrow" w:hAnsi="Arial Narrow" w:cs="Arial Narrow"/>
+          <w:kern w:val="0"/>
+          <w14:ligatures w14:val="none"/>
         </w:rPr>
         <w:t>Presunta infracción al artículo 1, numeral 1, literal b) y al artículo 2 de la Ley 29571, Código de Protección y Defensa del Consumidor</w:t>
       </w:r>
@@ -5630,7 +5567,7 @@
         <w:rPr>
           <w:rFonts w:ascii="Arial Narrow" w:eastAsia="Arial Narrow" w:hAnsi="Arial Narrow" w:cs="Arial Narrow"/>
           <w:kern w:val="0"/>
-          <ns2:ligatures ns2:val="none"/>
+          <w14:ligatures w14:val="none"/>
         </w:rPr>
         <w:t xml:space="preserve">, en tanto </w:t>
       </w:r>
@@ -5638,7 +5575,7 @@
         <w:rPr>
           <w:rFonts w:ascii="Arial Narrow" w:eastAsia="Arial Narrow" w:hAnsi="Arial Narrow" w:cs="Arial Narrow"/>
           <w:kern w:val="0"/>
-          <ns2:ligatures ns2:val="none"/>
+          <w14:ligatures w14:val="none"/>
         </w:rPr>
         <w:t xml:space="preserve">la compañía aseguradora no habría brindado información veraz en la carta de fecha 3 de julio de 2025, al señalar que el denunciante la exclusión de </w:t>
       </w:r>
@@ -5648,7 +5585,7 @@
           <w:color w:val="000000"/>
           <w:kern w:val="0"/>
           <w:lang w:val="es-ES" w:eastAsia="es-ES"/>
-          <ns2:ligatures ns2:val="none"/>
+          <w14:ligatures w14:val="none"/>
         </w:rPr>
         <w:t>la Póliza 51012067</w:t>
       </w:r>
@@ -5658,12 +5595,12 @@
           <w:color w:val="000000"/>
           <w:kern w:val="0"/>
           <w:lang w:val="es-ES" w:eastAsia="es-ES"/>
-          <ns2:ligatures ns2:val="none"/>
+          <w14:ligatures w14:val="none"/>
         </w:rPr>
         <w:t>.</w:t>
       </w:r>
     </w:p>
-    <w:p ns2:paraId="2E0AA47D" ns2:textId="77777777">
+    <w:p>
       <w:pPr>
         <w:pStyle w:val="Prrafodelista"/>
         <w:spacing w:after="0" w:line="240" w:lineRule="auto"/>
@@ -5672,11 +5609,11 @@
         <w:rPr>
           <w:rFonts w:ascii="Arial Narrow" w:eastAsia="Arial Narrow" w:hAnsi="Arial Narrow" w:cs="Arial Narrow"/>
           <w:kern w:val="0"/>
-          <ns2:ligatures ns2:val="none"/>
-        </w:rPr>
-      </w:pPr>
-    </w:p>
-    <w:p ns2:paraId="6B56C01F" ns2:textId="6A915087">
+          <w14:ligatures w14:val="none"/>
+        </w:rPr>
+      </w:pPr>
+    </w:p>
+    <w:p>
       <w:pPr>
         <w:pStyle w:val="Prrafodelista"/>
         <w:numPr>
@@ -5692,14 +5629,14 @@
         <w:rPr>
           <w:rFonts w:ascii="Arial Narrow" w:eastAsia="Arial Narrow" w:hAnsi="Arial Narrow" w:cs="Arial Narrow"/>
           <w:kern w:val="0"/>
-          <ns2:ligatures ns2:val="none"/>
-        </w:rPr>
-      </w:pPr>
-      <w:r>
-        <w:rPr>
-          <w:rFonts w:ascii="Arial Narrow" w:eastAsia="Arial Narrow" w:hAnsi="Arial Narrow" w:cs="Arial Narrow"/>
-          <w:kern w:val="0"/>
-          <ns2:ligatures ns2:val="none"/>
+          <w14:ligatures w14:val="none"/>
+        </w:rPr>
+      </w:pPr>
+      <w:r>
+        <w:rPr>
+          <w:rFonts w:ascii="Arial Narrow" w:eastAsia="Arial Narrow" w:hAnsi="Arial Narrow" w:cs="Arial Narrow"/>
+          <w:kern w:val="0"/>
+          <w14:ligatures w14:val="none"/>
         </w:rPr>
         <w:lastRenderedPageBreak/>
         <w:t>Presunta infracción a</w:t>
@@ -5708,7 +5645,7 @@
         <w:rPr>
           <w:rFonts w:ascii="Arial Narrow" w:eastAsia="Arial Narrow" w:hAnsi="Arial Narrow" w:cs="Arial Narrow"/>
           <w:kern w:val="0"/>
-          <ns2:ligatures ns2:val="none"/>
+          <w14:ligatures w14:val="none"/>
         </w:rPr>
         <w:t xml:space="preserve">l numeral 88.1 del artículo 88 </w:t>
       </w:r>
@@ -5716,7 +5653,7 @@
         <w:rPr>
           <w:rFonts w:ascii="Arial Narrow" w:eastAsia="Arial Narrow" w:hAnsi="Arial Narrow" w:cs="Arial Narrow"/>
           <w:kern w:val="0"/>
-          <ns2:ligatures ns2:val="none"/>
+          <w14:ligatures w14:val="none"/>
         </w:rPr>
         <w:t xml:space="preserve">de la Ley 29571, Código de Protección y Defensa del Consumidor, en tanto </w:t>
       </w:r>
@@ -5724,7 +5661,7 @@
         <w:rPr>
           <w:rFonts w:ascii="Arial Narrow" w:eastAsia="Arial Narrow" w:hAnsi="Arial Narrow" w:cs="Arial Narrow"/>
           <w:kern w:val="0"/>
-          <ns2:ligatures ns2:val="none"/>
+          <w14:ligatures w14:val="none"/>
         </w:rPr>
         <w:t>la compañía aseguradora mediante</w:t>
       </w:r>
@@ -5734,7 +5671,7 @@
           <w:color w:val="000000"/>
           <w:kern w:val="0"/>
           <w:lang w:val="es-ES" w:eastAsia="es-ES"/>
-          <ns2:ligatures ns2:val="none"/>
+          <w14:ligatures w14:val="none"/>
         </w:rPr>
         <w:t xml:space="preserve"> carta del </w:t>
       </w:r>
@@ -5744,7 +5681,7 @@
           <w:color w:val="000000"/>
           <w:kern w:val="0"/>
           <w:lang w:eastAsia="es-ES"/>
-          <ns2:ligatures ns2:val="none"/>
+          <w14:ligatures w14:val="none"/>
         </w:rPr>
         <w:t>3 de julio de 2025</w:t>
       </w:r>
@@ -5752,7 +5689,7 @@
         <w:rPr>
           <w:rFonts w:ascii="Arial Narrow" w:eastAsia="Arial Narrow" w:hAnsi="Arial Narrow" w:cs="Arial Narrow"/>
           <w:kern w:val="0"/>
-          <ns2:ligatures ns2:val="none"/>
+          <w14:ligatures w14:val="none"/>
         </w:rPr>
         <w:t xml:space="preserve"> no habría brindado una respuesta adecuada al reclamo presentado por el denunciante, al no pronunciarse sobre el hecho cuestionado</w:t>
       </w:r>
@@ -5760,12 +5697,12 @@
         <w:rPr>
           <w:rFonts w:ascii="Arial Narrow" w:eastAsia="Arial Narrow" w:hAnsi="Arial Narrow" w:cs="Arial Narrow"/>
           <w:kern w:val="0"/>
-          <ns2:ligatures ns2:val="none"/>
+          <w14:ligatures w14:val="none"/>
         </w:rPr>
         <w:t>.</w:t>
       </w:r>
     </w:p>
-    <w:p ns2:paraId="4085E2B3" ns2:textId="77777777">
+    <w:p>
       <w:pPr>
         <w:pStyle w:val="Prrafodelista"/>
         <w:spacing w:after="0" w:line="240" w:lineRule="auto"/>
@@ -5774,11 +5711,11 @@
         <w:rPr>
           <w:rFonts w:ascii="Arial Narrow" w:eastAsia="Arial Narrow" w:hAnsi="Arial Narrow" w:cs="Arial Narrow"/>
           <w:kern w:val="0"/>
-          <ns2:ligatures ns2:val="none"/>
-        </w:rPr>
-      </w:pPr>
-    </w:p>
-    <w:p ns2:paraId="2D2E74AA" ns2:textId="3959BB71">
+          <w14:ligatures w14:val="none"/>
+        </w:rPr>
+      </w:pPr>
+    </w:p>
+    <w:p>
       <w:pPr>
         <w:pStyle w:val="Prrafodelista"/>
         <w:numPr>
@@ -5794,14 +5731,14 @@
         <w:rPr>
           <w:rFonts w:ascii="Arial Narrow" w:eastAsia="Arial Narrow" w:hAnsi="Arial Narrow" w:cs="Arial Narrow"/>
           <w:kern w:val="0"/>
-          <ns2:ligatures ns2:val="none"/>
-        </w:rPr>
-      </w:pPr>
-      <w:r>
-        <w:rPr>
-          <w:rFonts w:ascii="Arial Narrow" w:eastAsia="Arial Narrow" w:hAnsi="Arial Narrow" w:cs="Arial Narrow"/>
-          <w:kern w:val="0"/>
-          <ns2:ligatures ns2:val="none"/>
+          <w14:ligatures w14:val="none"/>
+        </w:rPr>
+      </w:pPr>
+      <w:r>
+        <w:rPr>
+          <w:rFonts w:ascii="Arial Narrow" w:eastAsia="Arial Narrow" w:hAnsi="Arial Narrow" w:cs="Arial Narrow"/>
+          <w:kern w:val="0"/>
+          <w14:ligatures w14:val="none"/>
         </w:rPr>
         <w:t xml:space="preserve">Presunta infracción a los artículos 18 y 19 de la Ley 29571, Código de Protección y Defensa del Consumidor, en tanto </w:t>
       </w:r>
@@ -5809,7 +5746,7 @@
         <w:rPr>
           <w:rFonts w:ascii="Arial Narrow" w:eastAsia="Arial Narrow" w:hAnsi="Arial Narrow" w:cs="Arial Narrow"/>
           <w:kern w:val="0"/>
-          <ns2:ligatures ns2:val="none"/>
+          <w14:ligatures w14:val="none"/>
         </w:rPr>
         <w:t xml:space="preserve">la compañía aseguradora habría </w:t>
       </w:r>
@@ -5817,7 +5754,7 @@
         <w:rPr>
           <w:rFonts w:ascii="Arial Narrow" w:eastAsia="Arial Narrow" w:hAnsi="Arial Narrow" w:cs="Arial Narrow"/>
           <w:kern w:val="0"/>
-          <ns2:ligatures ns2:val="none"/>
+          <w14:ligatures w14:val="none"/>
         </w:rPr>
         <w:t xml:space="preserve">ofrecido </w:t>
       </w:r>
@@ -5825,7 +5762,7 @@
         <w:rPr>
           <w:rFonts w:ascii="Arial Narrow" w:eastAsia="Arial Narrow" w:hAnsi="Arial Narrow" w:cs="Arial Narrow"/>
           <w:kern w:val="0"/>
-          <ns2:ligatures ns2:val="none"/>
+          <w14:ligatures w14:val="none"/>
         </w:rPr>
         <w:t>rehabilitar</w:t>
       </w:r>
@@ -5833,7 +5770,7 @@
         <w:rPr>
           <w:rFonts w:ascii="Arial Narrow" w:eastAsia="Arial Narrow" w:hAnsi="Arial Narrow" w:cs="Arial Narrow"/>
           <w:kern w:val="0"/>
-          <ns2:ligatures ns2:val="none"/>
+          <w14:ligatures w14:val="none"/>
         </w:rPr>
         <w:t xml:space="preserve"> al denunciante</w:t>
       </w:r>
@@ -5841,7 +5778,7 @@
         <w:rPr>
           <w:rFonts w:ascii="Arial Narrow" w:eastAsia="Arial Narrow" w:hAnsi="Arial Narrow" w:cs="Arial Narrow"/>
           <w:kern w:val="0"/>
-          <ns2:ligatures ns2:val="none"/>
+          <w14:ligatures w14:val="none"/>
         </w:rPr>
         <w:t xml:space="preserve"> </w:t>
       </w:r>
@@ -5851,7 +5788,7 @@
           <w:color w:val="000000"/>
           <w:kern w:val="0"/>
           <w:lang w:val="es-ES" w:eastAsia="es-ES"/>
-          <ns2:ligatures ns2:val="none"/>
+          <w14:ligatures w14:val="none"/>
         </w:rPr>
         <w:t xml:space="preserve">la Póliza 51012067, pese </w:t>
       </w:r>
@@ -5861,7 +5798,7 @@
           <w:color w:val="000000"/>
           <w:kern w:val="0"/>
           <w:lang w:val="es-ES" w:eastAsia="es-ES"/>
-          <ns2:ligatures ns2:val="none"/>
+          <w14:ligatures w14:val="none"/>
         </w:rPr>
         <w:t>a que la póliza no se encontraba suspendida y requería remitir la autorización de descuento en formato especial que no existe</w:t>
       </w:r>
@@ -5871,12 +5808,12 @@
           <w:color w:val="000000"/>
           <w:kern w:val="0"/>
           <w:lang w:val="es-ES" w:eastAsia="es-ES"/>
-          <ns2:ligatures ns2:val="none"/>
+          <w14:ligatures w14:val="none"/>
         </w:rPr>
         <w:t xml:space="preserve">. </w:t>
       </w:r>
     </w:p>
-    <w:p ns2:paraId="0D9BCDAF" ns2:textId="77777777">
+    <w:p>
       <w:pPr>
         <w:pStyle w:val="Prrafodelista"/>
         <w:spacing w:after="0" w:line="240" w:lineRule="auto"/>
@@ -5885,11 +5822,11 @@
         <w:rPr>
           <w:rFonts w:ascii="Arial Narrow" w:eastAsia="Arial Narrow" w:hAnsi="Arial Narrow" w:cs="Arial Narrow"/>
           <w:kern w:val="0"/>
-          <ns2:ligatures ns2:val="none"/>
-        </w:rPr>
-      </w:pPr>
-    </w:p>
-    <w:p ns2:paraId="0918FB0C" ns2:textId="3220A419">
+          <w14:ligatures w14:val="none"/>
+        </w:rPr>
+      </w:pPr>
+    </w:p>
+    <w:p>
       <w:pPr>
         <w:pStyle w:val="Prrafodelista"/>
         <w:numPr>
@@ -5905,14 +5842,14 @@
         <w:rPr>
           <w:rFonts w:ascii="Arial Narrow" w:eastAsia="Arial Narrow" w:hAnsi="Arial Narrow" w:cs="Arial Narrow"/>
           <w:kern w:val="0"/>
-          <ns2:ligatures ns2:val="none"/>
-        </w:rPr>
-      </w:pPr>
-      <w:r>
-        <w:rPr>
-          <w:rFonts w:ascii="Arial Narrow" w:eastAsia="Arial Narrow" w:hAnsi="Arial Narrow" w:cs="Arial Narrow"/>
-          <w:kern w:val="0"/>
-          <ns2:ligatures ns2:val="none"/>
+          <w14:ligatures w14:val="none"/>
+        </w:rPr>
+      </w:pPr>
+      <w:r>
+        <w:rPr>
+          <w:rFonts w:ascii="Arial Narrow" w:eastAsia="Arial Narrow" w:hAnsi="Arial Narrow" w:cs="Arial Narrow"/>
+          <w:kern w:val="0"/>
+          <w14:ligatures w14:val="none"/>
         </w:rPr>
         <w:t xml:space="preserve">Presunta infracción a los artículos 18 y 19 de la Ley 29571, Código de Protección y Defensa del Consumidor, en tanto </w:t>
       </w:r>
@@ -5920,7 +5857,7 @@
         <w:rPr>
           <w:rFonts w:ascii="Arial Narrow" w:eastAsia="Arial Narrow" w:hAnsi="Arial Narrow" w:cs="Arial Narrow"/>
           <w:kern w:val="0"/>
-          <ns2:ligatures ns2:val="none"/>
+          <w14:ligatures w14:val="none"/>
         </w:rPr>
         <w:t xml:space="preserve">la compañía aseguradora habría condicionado indebidamente al denunciante el reembolso de las primas de la </w:t>
       </w:r>
@@ -5930,7 +5867,7 @@
           <w:color w:val="000000"/>
           <w:kern w:val="0"/>
           <w:lang w:val="es-ES" w:eastAsia="es-ES"/>
-          <ns2:ligatures ns2:val="none"/>
+          <w14:ligatures w14:val="none"/>
         </w:rPr>
         <w:t>Póliza 51012067 desde setiembre de 2022 solo si no deseaba continuar con el seguro</w:t>
       </w:r>
@@ -5940,23 +5877,23 @@
           <w:color w:val="000000"/>
           <w:kern w:val="0"/>
           <w:lang w:val="es-ES" w:eastAsia="es-ES"/>
-          <ns2:ligatures ns2:val="none"/>
+          <w14:ligatures w14:val="none"/>
         </w:rPr>
         <w:t>.</w:t>
       </w:r>
     </w:p>
-    <w:p ns2:paraId="042B3F54" ns2:textId="777BBF33">
-      <w:pPr>
-        <w:spacing w:after="0" w:line="240" w:lineRule="auto"/>
-        <w:jc w:val="both"/>
-        <w:rPr>
-          <w:rFonts w:ascii="Arial Narrow" w:eastAsia="Arial Narrow" w:hAnsi="Arial Narrow" w:cs="Arial Narrow"/>
-          <w:kern w:val="0"/>
-          <ns2:ligatures ns2:val="none"/>
-        </w:rPr>
-      </w:pPr>
-    </w:p>
-    <w:p ns2:paraId="0A292C9F" ns2:textId="43CCE6D7">
+    <w:p>
+      <w:pPr>
+        <w:spacing w:after="0" w:line="240" w:lineRule="auto"/>
+        <w:jc w:val="both"/>
+        <w:rPr>
+          <w:rFonts w:ascii="Arial Narrow" w:eastAsia="Arial Narrow" w:hAnsi="Arial Narrow" w:cs="Arial Narrow"/>
+          <w:kern w:val="0"/>
+          <w14:ligatures w14:val="none"/>
+        </w:rPr>
+      </w:pPr>
+    </w:p>
+    <w:p>
       <w:pPr>
         <w:spacing w:line="240" w:lineRule="auto"/>
         <w:contextualSpacing/>
@@ -5964,7 +5901,7 @@
         <w:rPr>
           <w:rFonts w:ascii="Arial Narrow" w:eastAsia="Calibri" w:hAnsi="Arial Narrow" w:cs="Arial"/>
           <w:kern w:val="0"/>
-          <ns2:ligatures ns2:val="none"/>
+          <w14:ligatures w14:val="none"/>
         </w:rPr>
       </w:pPr>
       <w:r>
@@ -5974,7 +5911,7 @@
           <w:color w:val="000000"/>
           <w:kern w:val="0"/>
           <w:lang w:eastAsia="es-PE"/>
-          <ns2:ligatures ns2:val="none"/>
+          <w14:ligatures w14:val="none"/>
         </w:rPr>
         <w:t>SEGUNDO:</w:t>
       </w:r>
@@ -5984,7 +5921,7 @@
           <w:color w:val="000000"/>
           <w:kern w:val="0"/>
           <w:lang w:eastAsia="es-PE"/>
-          <ns2:ligatures ns2:val="none"/>
+          <w14:ligatures w14:val="none"/>
         </w:rPr>
         <w:t xml:space="preserve"> tener por ofrecidos los medios probatorios presentados en el escrito de denuncia </w:t>
       </w:r>
@@ -5994,7 +5931,7 @@
           <w:color w:val="000000"/>
           <w:kern w:val="0"/>
           <w:lang w:val="es-ES" w:eastAsia="es-ES"/>
-          <ns2:ligatures ns2:val="none"/>
+          <w14:ligatures w14:val="none"/>
         </w:rPr>
         <w:t xml:space="preserve">del </w:t>
       </w:r>
@@ -6004,7 +5941,7 @@
           <w:color w:val="000000"/>
           <w:kern w:val="0"/>
           <w:lang w:val="es-ES" w:eastAsia="es-ES"/>
-          <ns2:ligatures ns2:val="none"/>
+          <w14:ligatures w14:val="none"/>
         </w:rPr>
         <w:t>11 de agosto de 2025</w:t>
       </w:r>
@@ -6012,12 +5949,12 @@
         <w:rPr>
           <w:rFonts w:ascii="Arial Narrow" w:eastAsia="Calibri" w:hAnsi="Arial Narrow" w:cs="Arial"/>
           <w:kern w:val="0"/>
-          <ns2:ligatures ns2:val="none"/>
+          <w14:ligatures w14:val="none"/>
         </w:rPr>
         <w:t>.</w:t>
       </w:r>
     </w:p>
-    <w:p ns2:paraId="68A17E97" ns2:textId="77777777">
+    <w:p>
       <w:pPr>
         <w:spacing w:line="240" w:lineRule="auto"/>
         <w:contextualSpacing/>
@@ -6027,20 +5964,20 @@
           <w:color w:val="000000"/>
           <w:kern w:val="0"/>
           <w:lang w:eastAsia="es-PE"/>
-          <ns2:ligatures ns2:val="none"/>
-        </w:rPr>
-      </w:pPr>
-    </w:p>
-    <w:p ns2:paraId="168254DA" ns2:textId="343B54F1">
-      <w:pPr>
-        <w:spacing w:after="0" w:line="240" w:lineRule="auto"/>
-        <w:jc w:val="both"/>
-        <w:rPr>
-          <w:rFonts w:ascii="Arial Narrow" w:eastAsia="Arial Narrow" w:hAnsi="Arial Narrow" w:cs="Arial Narrow"/>
-          <w:color w:val="000000"/>
-          <w:kern w:val="0"/>
-          <w:lang w:eastAsia="es-PE"/>
-          <ns2:ligatures ns2:val="none"/>
+          <w14:ligatures w14:val="none"/>
+        </w:rPr>
+      </w:pPr>
+    </w:p>
+    <w:p>
+      <w:pPr>
+        <w:spacing w:after="0" w:line="240" w:lineRule="auto"/>
+        <w:jc w:val="both"/>
+        <w:rPr>
+          <w:rFonts w:ascii="Arial Narrow" w:eastAsia="Arial Narrow" w:hAnsi="Arial Narrow" w:cs="Arial Narrow"/>
+          <w:color w:val="000000"/>
+          <w:kern w:val="0"/>
+          <w:lang w:eastAsia="es-PE"/>
+          <w14:ligatures w14:val="none"/>
         </w:rPr>
       </w:pPr>
       <w:r>
@@ -6050,7 +5987,7 @@
           <w:color w:val="000000"/>
           <w:kern w:val="0"/>
           <w:lang w:eastAsia="es-PE"/>
-          <ns2:ligatures ns2:val="none"/>
+          <w14:ligatures w14:val="none"/>
         </w:rPr>
         <w:t xml:space="preserve">TERCERO: </w:t>
       </w:r>
@@ -6060,7 +5997,7 @@
           <w:color w:val="000000"/>
           <w:kern w:val="0"/>
           <w:lang w:eastAsia="es-PE"/>
-          <ns2:ligatures ns2:val="none"/>
+          <w14:ligatures w14:val="none"/>
         </w:rPr>
         <w:t>requerir</w:t>
       </w:r>
@@ -6070,7 +6007,7 @@
           <w:color w:val="000000"/>
           <w:kern w:val="0"/>
           <w:lang w:eastAsia="es-PE"/>
-          <ns2:ligatures ns2:val="none"/>
+          <w14:ligatures w14:val="none"/>
         </w:rPr>
         <w:t xml:space="preserve"> a </w:t>
       </w:r>
@@ -6081,7 +6018,7 @@
           <w:kern w:val="0"/>
           <w:shd w:val="clear" w:color="auto" w:fill="FFFFFF"/>
           <w:lang w:eastAsia="es-PE"/>
-          <ns2:ligatures ns2:val="none"/>
+          <w14:ligatures w14:val="none"/>
         </w:rPr>
         <w:t>Rímac Seguros y Reaseguros S.A.</w:t>
       </w:r>
@@ -6091,12 +6028,12 @@
           <w:color w:val="000000"/>
           <w:kern w:val="0"/>
           <w:lang w:eastAsia="es-PE"/>
-          <ns2:ligatures ns2:val="none"/>
+          <w14:ligatures w14:val="none"/>
         </w:rPr>
         <w:t xml:space="preserve"> que cumpla con lo siguiente:</w:t>
       </w:r>
     </w:p>
-    <w:p ns2:paraId="20FDFB8D" ns2:textId="77777777">
+    <w:p>
       <w:pPr>
         <w:spacing w:after="0" w:line="240" w:lineRule="auto"/>
         <w:jc w:val="both"/>
@@ -6105,11 +6042,11 @@
           <w:color w:val="000000"/>
           <w:kern w:val="0"/>
           <w:lang w:eastAsia="es-PE"/>
-          <ns2:ligatures ns2:val="none"/>
-        </w:rPr>
-      </w:pPr>
-    </w:p>
-    <w:p ns2:paraId="4AA80738" ns2:textId="77777777">
+          <w14:ligatures w14:val="none"/>
+        </w:rPr>
+      </w:pPr>
+    </w:p>
+    <w:p>
       <w:pPr>
         <w:numPr>
           <w:ilvl w:val="0"/>
@@ -6123,21 +6060,21 @@
           <w:color w:val="000000"/>
           <w:kern w:val="0"/>
           <w:lang w:eastAsia="es-PE"/>
-          <ns2:ligatures ns2:val="none"/>
-        </w:rPr>
-      </w:pPr>
-      <w:r>
-        <w:rPr>
-          <w:rFonts w:ascii="Arial Narrow" w:eastAsia="Arial Narrow" w:hAnsi="Arial Narrow" w:cs="Arial Narrow"/>
-          <w:color w:val="000000"/>
-          <w:kern w:val="0"/>
-          <w:lang w:eastAsia="es-PE"/>
-          <ns2:ligatures ns2:val="none"/>
+          <w14:ligatures w14:val="none"/>
+        </w:rPr>
+      </w:pPr>
+      <w:r>
+        <w:rPr>
+          <w:rFonts w:ascii="Arial Narrow" w:eastAsia="Arial Narrow" w:hAnsi="Arial Narrow" w:cs="Arial Narrow"/>
+          <w:color w:val="000000"/>
+          <w:kern w:val="0"/>
+          <w:lang w:eastAsia="es-PE"/>
+          <w14:ligatures w14:val="none"/>
         </w:rPr>
         <w:t>presentar documentos que acrediten su inscripción en los Registros Públicos o una declaración jurada que indique que cuenta con dicha inscripción;</w:t>
       </w:r>
     </w:p>
-    <w:p ns2:paraId="2B29D59F" ns2:textId="77777777">
+    <w:p>
       <w:pPr>
         <w:numPr>
           <w:ilvl w:val="0"/>
@@ -6151,21 +6088,21 @@
           <w:color w:val="000000"/>
           <w:kern w:val="0"/>
           <w:lang w:eastAsia="es-PE"/>
-          <ns2:ligatures ns2:val="none"/>
-        </w:rPr>
-      </w:pPr>
-      <w:r>
-        <w:rPr>
-          <w:rFonts w:ascii="Arial Narrow" w:eastAsia="Arial Narrow" w:hAnsi="Arial Narrow" w:cs="Arial Narrow"/>
-          <w:color w:val="000000"/>
-          <w:kern w:val="0"/>
-          <w:lang w:eastAsia="es-PE"/>
-          <ns2:ligatures ns2:val="none"/>
+          <w14:ligatures w14:val="none"/>
+        </w:rPr>
+      </w:pPr>
+      <w:r>
+        <w:rPr>
+          <w:rFonts w:ascii="Arial Narrow" w:eastAsia="Arial Narrow" w:hAnsi="Arial Narrow" w:cs="Arial Narrow"/>
+          <w:color w:val="000000"/>
+          <w:kern w:val="0"/>
+          <w:lang w:eastAsia="es-PE"/>
+          <w14:ligatures w14:val="none"/>
         </w:rPr>
         <w:t>presentar copia simple de las facultades de representación de su representante legal en el presente procedimiento o la declaración jurada que indique que cuenta con dichas facultades y que estas se encuentran vigentes;</w:t>
       </w:r>
     </w:p>
-    <w:p ns2:paraId="7EF50C46" ns2:textId="77777777">
+    <w:p>
       <w:pPr>
         <w:numPr>
           <w:ilvl w:val="0"/>
@@ -6179,21 +6116,21 @@
           <w:color w:val="000000"/>
           <w:kern w:val="0"/>
           <w:lang w:eastAsia="es-PE"/>
-          <ns2:ligatures ns2:val="none"/>
-        </w:rPr>
-      </w:pPr>
-      <w:r>
-        <w:rPr>
-          <w:rFonts w:ascii="Arial Narrow" w:eastAsia="Arial Narrow" w:hAnsi="Arial Narrow" w:cs="Arial Narrow"/>
-          <w:color w:val="000000"/>
-          <w:kern w:val="0"/>
-          <w:lang w:eastAsia="es-PE"/>
-          <ns2:ligatures ns2:val="none"/>
+          <w14:ligatures w14:val="none"/>
+        </w:rPr>
+      </w:pPr>
+      <w:r>
+        <w:rPr>
+          <w:rFonts w:ascii="Arial Narrow" w:eastAsia="Arial Narrow" w:hAnsi="Arial Narrow" w:cs="Arial Narrow"/>
+          <w:color w:val="000000"/>
+          <w:kern w:val="0"/>
+          <w:lang w:eastAsia="es-PE"/>
+          <w14:ligatures w14:val="none"/>
         </w:rPr>
         <w:t>consignar el Número de Registro Único de Contribuyentes (RUC); y,</w:t>
       </w:r>
     </w:p>
-    <w:p ns2:paraId="19E4DFA1" ns2:textId="77777777">
+    <w:p>
       <w:pPr>
         <w:numPr>
           <w:ilvl w:val="0"/>
@@ -6205,16 +6142,16 @@
         <w:rPr>
           <w:rFonts w:ascii="Arial Narrow" w:eastAsia="Calibri" w:hAnsi="Arial Narrow" w:cs="Arial"/>
           <w:kern w:val="0"/>
-          <ns2:ligatures ns2:val="none"/>
-        </w:rPr>
-      </w:pPr>
-      <w:r>
-        <w:rPr>
-          <w:rFonts w:ascii="Arial Narrow" w:eastAsia="Arial Narrow" w:hAnsi="Arial Narrow" w:cs="Arial Narrow"/>
-          <w:color w:val="000000"/>
-          <w:kern w:val="0"/>
-          <w:lang w:eastAsia="es-PE"/>
-          <ns2:ligatures ns2:val="none"/>
+          <w14:ligatures w14:val="none"/>
+        </w:rPr>
+      </w:pPr>
+      <w:r>
+        <w:rPr>
+          <w:rFonts w:ascii="Arial Narrow" w:eastAsia="Arial Narrow" w:hAnsi="Arial Narrow" w:cs="Arial Narrow"/>
+          <w:color w:val="000000"/>
+          <w:kern w:val="0"/>
+          <w:lang w:eastAsia="es-PE"/>
+          <w14:ligatures w14:val="none"/>
         </w:rPr>
         <w:t>fijar domicilio procesal para el procedimiento, de conformidad con el numeral 1 del artículo 442</w:t>
       </w:r>
@@ -6224,7 +6161,7 @@
           <w:color w:val="000000"/>
           <w:kern w:val="0"/>
           <w:lang w:eastAsia="es-PE"/>
-          <ns2:ligatures ns2:val="none"/>
+          <w14:ligatures w14:val="none"/>
         </w:rPr>
         <w:t/>
       </w:r>
@@ -6234,7 +6171,7 @@
           <w:color w:val="000000"/>
           <w:kern w:val="0"/>
           <w:lang w:eastAsia="es-PE"/>
-          <ns2:ligatures ns2:val="none"/>
+          <w14:ligatures w14:val="none"/>
         </w:rPr>
         <w:t xml:space="preserve"> del Código Procesal Civil. </w:t>
       </w:r>
@@ -6242,7 +6179,7 @@
         <w:rPr>
           <w:rFonts w:ascii="Arial Narrow" w:eastAsia="Calibri" w:hAnsi="Arial Narrow" w:cs="Arial"/>
           <w:kern w:val="0"/>
-          <ns2:ligatures ns2:val="none"/>
+          <w14:ligatures w14:val="none"/>
         </w:rPr>
         <w:t>Para ello podrá señalar domicilio físico o una dirección electrónica a la que pueda remitirse las notificaciones</w:t>
       </w:r>
@@ -6251,12 +6188,12 @@
           <w:rFonts w:ascii="Arial Narrow" w:eastAsia="Arial" w:hAnsi="Arial Narrow" w:cs="Arial"/>
           <w:kern w:val="0"/>
           <w:lang w:val="es"/>
-          <ns2:ligatures ns2:val="none"/>
+          <w14:ligatures w14:val="none"/>
         </w:rPr>
         <w:t>;</w:t>
       </w:r>
     </w:p>
-    <w:p ns2:paraId="7C63E340" ns2:textId="77777777">
+    <w:p>
       <w:pPr>
         <w:numPr>
           <w:ilvl w:val="0"/>
@@ -6268,14 +6205,14 @@
         <w:rPr>
           <w:rFonts w:ascii="Arial Narrow" w:eastAsia="Calibri" w:hAnsi="Arial Narrow" w:cs="Arial"/>
           <w:kern w:val="0"/>
-          <ns2:ligatures ns2:val="none"/>
+          <w14:ligatures w14:val="none"/>
         </w:rPr>
       </w:pPr>
       <w:r>
         <w:rPr>
           <w:rFonts w:ascii="Arial Narrow" w:eastAsia="Calibri" w:hAnsi="Arial Narrow" w:cs="Arial"/>
           <w:kern w:val="0"/>
-          <ns2:ligatures ns2:val="none"/>
+          <w14:ligatures w14:val="none"/>
         </w:rPr>
         <w:t xml:space="preserve">en caso califique como </w:t>
       </w:r>
@@ -6284,7 +6221,7 @@
         <w:rPr>
           <w:rFonts w:ascii="Arial Narrow" w:eastAsia="Calibri" w:hAnsi="Arial Narrow" w:cs="Arial"/>
           <w:kern w:val="0"/>
-          <ns2:ligatures ns2:val="none"/>
+          <w14:ligatures w14:val="none"/>
         </w:rPr>
         <w:t>micro empresa</w:t>
       </w:r>
@@ -6293,7 +6230,7 @@
         <w:rPr>
           <w:rFonts w:ascii="Arial Narrow" w:eastAsia="Calibri" w:hAnsi="Arial Narrow" w:cs="Arial"/>
           <w:kern w:val="0"/>
-          <ns2:ligatures ns2:val="none"/>
+          <w14:ligatures w14:val="none"/>
         </w:rPr>
         <w:t xml:space="preserve"> o pequeña empresa, presentar los documentos que acrediten su volumen de ventas o ingresos brutos percibidos el año anterior relativo a todas sus actividades económicas y el número de trabajadores con el que cuenta</w:t>
       </w:r>
@@ -6303,7 +6240,7 @@
           <w:rFonts w:ascii="Arial Narrow" w:eastAsia="Calibri" w:hAnsi="Arial Narrow" w:cs="Arial"/>
           <w:kern w:val="0"/>
           <w:vertAlign w:val="superscript"/>
-          <ns2:ligatures ns2:val="none"/>
+          <w14:ligatures w14:val="none"/>
         </w:rPr>
         <w:footnoteReference w:id="9"/>
       </w:r>
@@ -6311,7 +6248,7 @@
         <w:rPr>
           <w:rFonts w:ascii="Arial Narrow" w:eastAsia="Calibri" w:hAnsi="Arial Narrow" w:cs="Arial"/>
           <w:kern w:val="0"/>
-          <ns2:ligatures ns2:val="none"/>
+          <w14:ligatures w14:val="none"/>
         </w:rPr>
         <w:t>. Ello, a fin de que la Comisión pueda meritar dicha documentación, conforme lo establece el artículo 110</w:t>
       </w:r>
@@ -6321,7 +6258,7 @@
           <w:color w:val="000000"/>
           <w:kern w:val="0"/>
           <w:lang w:eastAsia="es-PE"/>
-          <ns2:ligatures ns2:val="none"/>
+          <w14:ligatures w14:val="none"/>
         </w:rPr>
         <w:t/>
       </w:r>
@@ -6329,7 +6266,7 @@
         <w:rPr>
           <w:rFonts w:ascii="Arial Narrow" w:eastAsia="Calibri" w:hAnsi="Arial Narrow" w:cs="Arial"/>
           <w:kern w:val="0"/>
-          <ns2:ligatures ns2:val="none"/>
+          <w14:ligatures w14:val="none"/>
         </w:rPr>
         <w:t xml:space="preserve"> del </w:t>
       </w:r>
@@ -6338,7 +6275,7 @@
           <w:rFonts w:ascii="Arial Narrow" w:eastAsia="Calibri" w:hAnsi="Arial Narrow" w:cs="Arial"/>
           <w:spacing w:val="-2"/>
           <w:kern w:val="0"/>
-          <ns2:ligatures ns2:val="none"/>
+          <w14:ligatures w14:val="none"/>
         </w:rPr>
         <w:t>Código</w:t>
       </w:r>
@@ -6349,7 +6286,7 @@
           <w:spacing w:val="-2"/>
           <w:kern w:val="0"/>
           <w:vertAlign w:val="superscript"/>
-          <ns2:ligatures ns2:val="none"/>
+          <w14:ligatures w14:val="none"/>
         </w:rPr>
         <w:footnoteReference w:id="10"/>
       </w:r>
@@ -6358,12 +6295,12 @@
           <w:rFonts w:ascii="Arial Narrow" w:eastAsia="Calibri" w:hAnsi="Arial Narrow" w:cs="Arial"/>
           <w:spacing w:val="-2"/>
           <w:kern w:val="0"/>
-          <ns2:ligatures ns2:val="none"/>
+          <w14:ligatures w14:val="none"/>
         </w:rPr>
         <w:t>.</w:t>
       </w:r>
     </w:p>
-    <w:p ns2:paraId="1F11FE32" ns2:textId="77777777">
+    <w:p>
       <w:pPr>
         <w:spacing w:after="0" w:line="240" w:lineRule="auto"/>
         <w:ind w:left="567"/>
@@ -6373,20 +6310,20 @@
           <w:color w:val="000000"/>
           <w:kern w:val="0"/>
           <w:lang w:eastAsia="es-PE"/>
-          <ns2:ligatures ns2:val="none"/>
-        </w:rPr>
-      </w:pPr>
-    </w:p>
-    <w:p>
-      <w:pPr>
-        <w:spacing w:after="0" w:line="240" w:lineRule="auto"/>
-        <w:jc w:val="both"/>
-        <w:rPr>
-          <w:rFonts w:ascii="Arial Narrow" w:eastAsia="Arial Narrow" w:hAnsi="Arial Narrow" w:cs="Arial Narrow"/>
-          <w:color w:val="000000"/>
-          <w:kern w:val="0"/>
-          <w:lang w:eastAsia="es-PE"/>
-          <ns2:ligatures ns2:val="none"/>
+          <w14:ligatures w14:val="none"/>
+        </w:rPr>
+      </w:pPr>
+    </w:p>
+    <w:p>
+      <w:pPr>
+        <w:spacing w:after="0" w:line="240" w:lineRule="auto"/>
+        <w:jc w:val="both"/>
+        <w:rPr>
+          <w:rFonts w:ascii="Arial Narrow" w:eastAsia="Arial Narrow" w:hAnsi="Arial Narrow" w:cs="Arial Narrow"/>
+          <w:color w:val="000000"/>
+          <w:kern w:val="0"/>
+          <w:lang w:eastAsia="es-PE"/>
+          <w14:ligatures w14:val="none"/>
         </w:rPr>
       </w:pPr>
       <w:r>
@@ -6405,32 +6342,72 @@
           <w:sz w:val="20"/>
           <w:szCs w:val="20"/>
         </w:rPr>
-        <w:t xml:space="preserve">correr traslado de la presente resolución a Rímac Seguros y Reaseguros S.A. para que, de conformidad con lo dispuesto por el artículo 26 de la Ley sobre Facultades, Normas y Organización del Indecopi, aprobada por Decreto Legislativo 807, presente sus descargos sobre la imputación de cargos realizada en un plazo no mayor a cinco (5) días hábiles contado a partir del día siguiente de la notificación de la presente resolución, vencido el cual, el Secretario Técnico declarará en rebeldía al denunciado que no lo hubiera presentado. Debe precisarse que de conformidad con lo establecido por el artículo 223 del Texto Único Ordenado de la Ley 27444, Ley del Procedimiento Administrativo General, las alegaciones y los hechos relevantes de la reclamación, salvo que hayan sido específicamente negadas en la contestación, se tendrán por aceptadas o merituadas como ciertas.</w:t>
-      </w:r>
-    </w:p>
-    <w:p ns2:paraId="228F876C" ns2:textId="77777777">
-      <w:pPr>
-        <w:spacing w:after="0" w:line="240" w:lineRule="auto"/>
-        <w:jc w:val="both"/>
-        <w:rPr>
-          <w:rFonts w:ascii="Arial Narrow" w:eastAsia="Arial Narrow" w:hAnsi="Arial Narrow" w:cs="Arial Narrow"/>
-          <w:color w:val="000000"/>
-          <w:kern w:val="0"/>
-          <w:lang w:eastAsia="es-PE"/>
-          <ns2:ligatures ns2:val="none"/>
-        </w:rPr>
-      </w:pPr>
-    </w:p>
-    <w:p ns2:paraId="774AFBA5" ns2:textId="6C387A09">
-      <w:pPr>
-        <w:spacing w:after="0" w:line="240" w:lineRule="auto"/>
-        <w:jc w:val="both"/>
-        <w:rPr>
-          <w:rFonts w:ascii="Arial Narrow" w:eastAsia="Times New Roman" w:hAnsi="Arial Narrow" w:cs="Arial"/>
-          <w:color w:val="000000"/>
-          <w:kern w:val="0"/>
+        <w:t xml:space="preserve">correr traslado de la presente resolución a Rímac Seguros y Reaseguros S.A. para que, de conformidad con lo dispuesto por el artículo 26 de la Ley sobre Facultades, Normas y Organización del Indecopi, aprobada por Decreto Legislativo 807</w:t>
+      </w:r>
+      <w:r>
+        <w:rPr>
+          <w:rStyle w:val="Refdenotaalpie"/>
+          <w:rFonts w:ascii="Arial Narrow" w:eastAsia="Times New Roman" w:hAnsi="Arial Narrow" w:cs="Times New Roman"/>
+          <w:color w:val="000000"/>
+          <w:kern w:val="0"/>
+          <w:vertAlign w:val="superscript"/>
           <w:lang w:val="es-ES" w:eastAsia="es-ES"/>
-          <ns2:ligatures ns2:val="none"/>
+          <w14:ligatures w14:val="none"/>
+        </w:rPr>
+        <w:footnoteReference w:id="16"/>
+      </w:r>
+      <w:r>
+        <w:rPr>
+          <w:rFonts w:ascii="Arial Narrow" w:hAnsi="Arial Narrow" w:cs="Arial Narrow"/>
+          <w:sz w:val="20"/>
+          <w:szCs w:val="20"/>
+        </w:rPr>
+        <w:t xml:space="preserve">, presente sus descargos sobre la imputación de cargos realizada en un plazo no mayor a cinco (5) días hábiles contado a partir del día siguiente de la notificación de la presente resolución, vencido el cual, el Secretario Técnico declarará en rebeldía al denunciado que no lo hubiera presentado. Debe precisarse que de conformidad con lo establecido por el artículo 223 del Texto Único Ordenado de la Ley 27444, Ley del Procedimiento Administrativo General</w:t>
+      </w:r>
+      <w:r>
+        <w:rPr>
+          <w:rStyle w:val="Refdenotaalpie"/>
+          <w:rFonts w:ascii="Arial Narrow" w:eastAsia="Times New Roman" w:hAnsi="Arial Narrow" w:cs="Times New Roman"/>
+          <w:color w:val="000000"/>
+          <w:kern w:val="0"/>
+          <w:vertAlign w:val="superscript"/>
+          <w:lang w:val="es-ES" w:eastAsia="es-ES"/>
+          <w14:ligatures w14:val="none"/>
+        </w:rPr>
+        <w:footnoteReference w:id="17"/>
+      </w:r>
+      <w:r>
+        <w:rPr>
+          <w:rFonts w:ascii="Arial Narrow" w:hAnsi="Arial Narrow" w:cs="Arial Narrow"/>
+          <w:sz w:val="20"/>
+          <w:szCs w:val="20"/>
+        </w:rPr>
+        <w:t xml:space="preserve">, las alegaciones y los hechos relevantes de la reclamación, salvo que hayan sido específicamente negadas en la contestación, se tendrán por aceptadas o merituadas como ciertas.</w:t>
+      </w:r>
+    </w:p>
+    <w:p>
+      <w:pPr>
+        <w:spacing w:after="0" w:line="240" w:lineRule="auto"/>
+        <w:jc w:val="both"/>
+        <w:rPr>
+          <w:rFonts w:ascii="Arial Narrow" w:eastAsia="Arial Narrow" w:hAnsi="Arial Narrow" w:cs="Arial Narrow"/>
+          <w:color w:val="000000"/>
+          <w:kern w:val="0"/>
+          <w:lang w:eastAsia="es-PE"/>
+          <w14:ligatures w14:val="none"/>
+        </w:rPr>
+      </w:pPr>
+    </w:p>
+    <w:p>
+      <w:pPr>
+        <w:spacing w:after="0" w:line="240" w:lineRule="auto"/>
+        <w:jc w:val="both"/>
+        <w:rPr>
+          <w:rFonts w:ascii="Arial Narrow" w:eastAsia="Times New Roman" w:hAnsi="Arial Narrow" w:cs="Arial"/>
+          <w:color w:val="000000"/>
+          <w:kern w:val="0"/>
+          <w:lang w:val="es-ES" w:eastAsia="es-ES"/>
+          <w14:ligatures w14:val="none"/>
         </w:rPr>
       </w:pPr>
       <w:r>
@@ -6440,7 +6417,7 @@
           <w:color w:val="000000"/>
           <w:kern w:val="0"/>
           <w:lang w:eastAsia="es-PE"/>
-          <ns2:ligatures ns2:val="none"/>
+          <w14:ligatures w14:val="none"/>
         </w:rPr>
         <w:t xml:space="preserve">QUINTO: </w:t>
       </w:r>
@@ -6451,7 +6428,7 @@
           <w:color w:val="000000"/>
           <w:kern w:val="0"/>
           <w:lang w:eastAsia="es-ES"/>
-          <ns2:ligatures ns2:val="none"/>
+          <w14:ligatures w14:val="none"/>
         </w:rPr>
         <w:t xml:space="preserve">requerir </w:t>
       </w:r>
@@ -6461,7 +6438,7 @@
           <w:color w:val="000000"/>
           <w:kern w:val="0"/>
           <w:lang w:val="es-ES" w:eastAsia="es-ES"/>
-          <ns2:ligatures ns2:val="none"/>
+          <w14:ligatures w14:val="none"/>
         </w:rPr>
         <w:t xml:space="preserve">que, en un </w:t>
       </w:r>
@@ -6471,7 +6448,7 @@
           <w:color w:val="000000"/>
           <w:kern w:val="0"/>
           <w:lang w:eastAsia="es-ES"/>
-          <ns2:ligatures ns2:val="none"/>
+          <w14:ligatures w14:val="none"/>
         </w:rPr>
         <w:t>plazo no mayor de cinco (5) días hábiles contado a partir del día siguiente de la notificación de la presente resolución</w:t>
       </w:r>
@@ -6482,7 +6459,7 @@
           <w:color w:val="000000"/>
           <w:kern w:val="0"/>
           <w:lang w:eastAsia="es-ES"/>
-          <ns2:ligatures ns2:val="none"/>
+          <w14:ligatures w14:val="none"/>
         </w:rPr>
         <w:t xml:space="preserve">, </w:t>
       </w:r>
@@ -6494,7 +6471,7 @@
           <w:kern w:val="0"/>
           <w:shd w:val="clear" w:color="auto" w:fill="FFFFFF"/>
           <w:lang w:eastAsia="es-PE"/>
-          <ns2:ligatures ns2:val="none"/>
+          <w14:ligatures w14:val="none"/>
         </w:rPr>
         <w:t>el proveedor denunciado</w:t>
       </w:r>
@@ -6504,7 +6481,7 @@
           <w:color w:val="000000"/>
           <w:kern w:val="0"/>
           <w:lang w:eastAsia="es-ES"/>
-          <ns2:ligatures ns2:val="none"/>
+          <w14:ligatures w14:val="none"/>
         </w:rPr>
         <w:t xml:space="preserve"> </w:t>
       </w:r>
@@ -6515,7 +6492,7 @@
           <w:color w:val="000000"/>
           <w:kern w:val="0"/>
           <w:lang w:val="es-ES" w:eastAsia="es-ES"/>
-          <ns2:ligatures ns2:val="none"/>
+          <w14:ligatures w14:val="none"/>
         </w:rPr>
         <w:t xml:space="preserve">cumpla con: </w:t>
       </w:r>
@@ -6525,7 +6502,7 @@
           <w:color w:val="000000"/>
           <w:kern w:val="0"/>
           <w:lang w:val="es-ES" w:eastAsia="es-ES"/>
-          <ns2:ligatures ns2:val="none"/>
+          <w14:ligatures w14:val="none"/>
         </w:rPr>
         <w:t xml:space="preserve">(i) presentar una copia completa, legible y debidamente suscrita de la Póliza </w:t>
       </w:r>
@@ -6536,7 +6513,7 @@
           <w:color w:val="000000"/>
           <w:kern w:val="0"/>
           <w:lang w:val="es-ES" w:eastAsia="es-ES"/>
-          <ns2:ligatures ns2:val="none"/>
+          <w14:ligatures w14:val="none"/>
         </w:rPr>
         <w:t/>
       </w:r>
@@ -6547,7 +6524,7 @@
           <w:color w:val="000000"/>
           <w:kern w:val="0"/>
           <w:lang w:val="es-ES" w:eastAsia="es-ES"/>
-          <ns2:ligatures ns2:val="none"/>
+          <w14:ligatures w14:val="none"/>
         </w:rPr>
         <w:t xml:space="preserve"> 50997557 del Seguro Protección Familiar, así como el cargo de remisión de la póliza; (</w:t>
       </w:r>
@@ -6558,7 +6535,7 @@
           <w:color w:val="000000"/>
           <w:kern w:val="0"/>
           <w:lang w:val="es-ES" w:eastAsia="es-ES"/>
-          <ns2:ligatures ns2:val="none"/>
+          <w14:ligatures w14:val="none"/>
         </w:rPr>
         <w:t>ii</w:t>
       </w:r>
@@ -6569,7 +6546,7 @@
           <w:color w:val="000000"/>
           <w:kern w:val="0"/>
           <w:lang w:val="es-ES" w:eastAsia="es-ES"/>
-          <ns2:ligatures ns2:val="none"/>
+          <w14:ligatures w14:val="none"/>
         </w:rPr>
         <w:t xml:space="preserve">) presentar una copia completa, legible y debidamente suscrita de la Póliza </w:t>
       </w:r>
@@ -6580,7 +6557,7 @@
           <w:color w:val="000000"/>
           <w:kern w:val="0"/>
           <w:lang w:val="es-ES" w:eastAsia="es-ES"/>
-          <ns2:ligatures ns2:val="none"/>
+          <w14:ligatures w14:val="none"/>
         </w:rPr>
         <w:t/>
       </w:r>
@@ -6591,7 +6568,7 @@
           <w:color w:val="000000"/>
           <w:kern w:val="0"/>
           <w:lang w:val="es-ES" w:eastAsia="es-ES"/>
-          <ns2:ligatures ns2:val="none"/>
+          <w14:ligatures w14:val="none"/>
         </w:rPr>
         <w:t xml:space="preserve"> 51012067 del Seguro Protección Ahorros, así como el cargo de remisión de la póliza; (</w:t>
       </w:r>
@@ -6602,7 +6579,7 @@
           <w:color w:val="000000"/>
           <w:kern w:val="0"/>
           <w:lang w:val="es-ES" w:eastAsia="es-ES"/>
-          <ns2:ligatures ns2:val="none"/>
+          <w14:ligatures w14:val="none"/>
         </w:rPr>
         <w:t>iii</w:t>
       </w:r>
@@ -6613,7 +6590,7 @@
           <w:color w:val="000000"/>
           <w:kern w:val="0"/>
           <w:lang w:val="es-ES" w:eastAsia="es-ES"/>
-          <ns2:ligatures ns2:val="none"/>
+          <w14:ligatures w14:val="none"/>
         </w:rPr>
         <w:t xml:space="preserve">) presentar los medios probatorios que acrediten que gestionó adecuadamente la solicitud de devolución de los montos cobrados por la Póliza </w:t>
       </w:r>
@@ -6624,7 +6601,7 @@
           <w:color w:val="000000"/>
           <w:kern w:val="0"/>
           <w:lang w:val="es-ES" w:eastAsia="es-ES"/>
-          <ns2:ligatures ns2:val="none"/>
+          <w14:ligatures w14:val="none"/>
         </w:rPr>
         <w:t/>
       </w:r>
@@ -6635,7 +6612,7 @@
           <w:color w:val="000000"/>
           <w:kern w:val="0"/>
           <w:lang w:val="es-ES" w:eastAsia="es-ES"/>
-          <ns2:ligatures ns2:val="none"/>
+          <w14:ligatures w14:val="none"/>
         </w:rPr>
         <w:t xml:space="preserve"> 51012067 del Seguro Protección Ahorros; (</w:t>
       </w:r>
@@ -6646,7 +6623,7 @@
           <w:color w:val="000000"/>
           <w:kern w:val="0"/>
           <w:lang w:val="es-ES" w:eastAsia="es-ES"/>
-          <ns2:ligatures ns2:val="none"/>
+          <w14:ligatures w14:val="none"/>
         </w:rPr>
         <w:t>iii</w:t>
       </w:r>
@@ -6657,7 +6634,7 @@
           <w:color w:val="000000"/>
           <w:kern w:val="0"/>
           <w:lang w:val="es-ES" w:eastAsia="es-ES"/>
-          <ns2:ligatures ns2:val="none"/>
+          <w14:ligatures w14:val="none"/>
         </w:rPr>
         <w:t>) presentar todas las comunicaciones cursadas con la parte denunciante en virtud del hecho materia de denuncia; y, (</w:t>
       </w:r>
@@ -6668,7 +6645,7 @@
           <w:color w:val="000000"/>
           <w:kern w:val="0"/>
           <w:lang w:val="es-ES" w:eastAsia="es-ES"/>
-          <ns2:ligatures ns2:val="none"/>
+          <w14:ligatures w14:val="none"/>
         </w:rPr>
         <w:t>iv</w:t>
       </w:r>
@@ -6679,7 +6656,7 @@
           <w:color w:val="000000"/>
           <w:kern w:val="0"/>
           <w:lang w:val="es-ES" w:eastAsia="es-ES"/>
-          <ns2:ligatures ns2:val="none"/>
+          <w14:ligatures w14:val="none"/>
         </w:rPr>
         <w:t xml:space="preserve">) estado de cuenta o historial de pagos de la Póliza </w:t>
       </w:r>
@@ -6690,7 +6667,7 @@
           <w:color w:val="000000"/>
           <w:kern w:val="0"/>
           <w:lang w:val="es-ES" w:eastAsia="es-ES"/>
-          <ns2:ligatures ns2:val="none"/>
+          <w14:ligatures w14:val="none"/>
         </w:rPr>
         <w:t/>
       </w:r>
@@ -6701,7 +6678,7 @@
           <w:color w:val="000000"/>
           <w:kern w:val="0"/>
           <w:lang w:val="es-ES" w:eastAsia="es-ES"/>
-          <ns2:ligatures ns2:val="none"/>
+          <w14:ligatures w14:val="none"/>
         </w:rPr>
         <w:t xml:space="preserve"> 51012067</w:t>
       </w:r>
@@ -6711,12 +6688,12 @@
           <w:color w:val="000000"/>
           <w:kern w:val="0"/>
           <w:lang w:val="es-ES" w:eastAsia="es-ES"/>
-          <ns2:ligatures ns2:val="none"/>
+          <w14:ligatures w14:val="none"/>
         </w:rPr>
         <w:t>.</w:t>
       </w:r>
     </w:p>
-    <w:p ns2:paraId="12A4D8BD" ns2:textId="77777777">
+    <w:p>
       <w:pPr>
         <w:spacing w:after="0" w:line="240" w:lineRule="auto"/>
         <w:jc w:val="both"/>
@@ -6726,20 +6703,20 @@
           <w:color w:val="000000"/>
           <w:kern w:val="0"/>
           <w:lang w:val="es-ES" w:eastAsia="es-PE"/>
-          <ns2:ligatures ns2:val="none"/>
-        </w:rPr>
-      </w:pPr>
-    </w:p>
-    <w:p ns2:paraId="591B7E6F" ns2:textId="77777777">
-      <w:pPr>
-        <w:spacing w:after="0" w:line="240" w:lineRule="auto"/>
-        <w:jc w:val="both"/>
-        <w:rPr>
-          <w:rFonts w:ascii="Arial Narrow" w:eastAsia="Arial Narrow" w:hAnsi="Arial Narrow" w:cs="Arial Narrow"/>
-          <w:color w:val="000000"/>
-          <w:kern w:val="0"/>
-          <w:lang w:eastAsia="es-PE"/>
-          <ns2:ligatures ns2:val="none"/>
+          <w14:ligatures w14:val="none"/>
+        </w:rPr>
+      </w:pPr>
+    </w:p>
+    <w:p>
+      <w:pPr>
+        <w:spacing w:after="0" w:line="240" w:lineRule="auto"/>
+        <w:jc w:val="both"/>
+        <w:rPr>
+          <w:rFonts w:ascii="Arial Narrow" w:eastAsia="Arial Narrow" w:hAnsi="Arial Narrow" w:cs="Arial Narrow"/>
+          <w:color w:val="000000"/>
+          <w:kern w:val="0"/>
+          <w:lang w:eastAsia="es-PE"/>
+          <w14:ligatures w14:val="none"/>
         </w:rPr>
       </w:pPr>
       <w:r>
@@ -6749,7 +6726,7 @@
           <w:color w:val="000000"/>
           <w:kern w:val="0"/>
           <w:lang w:eastAsia="es-PE"/>
-          <ns2:ligatures ns2:val="none"/>
+          <w14:ligatures w14:val="none"/>
         </w:rPr>
         <w:t>SEXTO:</w:t>
       </w:r>
@@ -6759,7 +6736,7 @@
           <w:color w:val="000000"/>
           <w:kern w:val="0"/>
           <w:lang w:eastAsia="es-PE"/>
-          <ns2:ligatures ns2:val="none"/>
+          <w14:ligatures w14:val="none"/>
         </w:rPr>
         <w:t xml:space="preserve"> </w:t>
       </w:r>
@@ -6770,7 +6747,7 @@
           <w:color w:val="000000"/>
           <w:kern w:val="0"/>
           <w:lang w:eastAsia="es-PE"/>
-          <ns2:ligatures ns2:val="none"/>
+          <w14:ligatures w14:val="none"/>
         </w:rPr>
         <w:t>informar a las partes que el artículo 110</w:t>
       </w:r>
@@ -6780,7 +6757,7 @@
           <w:color w:val="000000"/>
           <w:kern w:val="0"/>
           <w:lang w:eastAsia="es-PE"/>
-          <ns2:ligatures ns2:val="none"/>
+          <w14:ligatures w14:val="none"/>
         </w:rPr>
         <w:t/>
       </w:r>
@@ -6790,7 +6767,7 @@
           <w:color w:val="000000"/>
           <w:kern w:val="0"/>
           <w:lang w:eastAsia="es-PE"/>
-          <ns2:ligatures ns2:val="none"/>
+          <w14:ligatures w14:val="none"/>
         </w:rPr>
         <w:t xml:space="preserve"> de la Ley 29571, Código de Protección y Defensa del Consumidor</w:t>
       </w:r>
@@ -6802,7 +6779,7 @@
           <w:kern w:val="0"/>
           <w:vertAlign w:val="superscript"/>
           <w:lang w:eastAsia="es-PE"/>
-          <ns2:ligatures ns2:val="none"/>
+          <w14:ligatures w14:val="none"/>
         </w:rPr>
         <w:footnoteReference w:id="11"/>
       </w:r>
@@ -6812,7 +6789,7 @@
           <w:color w:val="000000"/>
           <w:kern w:val="0"/>
           <w:lang w:eastAsia="es-PE"/>
-          <ns2:ligatures ns2:val="none"/>
+          <w14:ligatures w14:val="none"/>
         </w:rPr>
         <w:t>, faculta a la Comisión a calificar las infracciones de la referida norma como leves, graves o muy graves e imponer sanciones que van desde una amonestación hasta una multa por un máximo de 450 Unidades Impositivas Tributarias, sin perjuicio de las medidas correctivas, reparadoras y complementarias, que puedan ordenarse de acuerdo a lo estipulado en los artículos 114</w:t>
       </w:r>
@@ -6822,7 +6799,7 @@
           <w:color w:val="000000"/>
           <w:kern w:val="0"/>
           <w:lang w:eastAsia="es-PE"/>
-          <ns2:ligatures ns2:val="none"/>
+          <w14:ligatures w14:val="none"/>
         </w:rPr>
         <w:t/>
       </w:r>
@@ -6832,7 +6809,7 @@
           <w:color w:val="000000"/>
           <w:kern w:val="0"/>
           <w:lang w:eastAsia="es-PE"/>
-          <ns2:ligatures ns2:val="none"/>
+          <w14:ligatures w14:val="none"/>
         </w:rPr>
         <w:t>, 115</w:t>
       </w:r>
@@ -6842,7 +6819,7 @@
           <w:color w:val="000000"/>
           <w:kern w:val="0"/>
           <w:lang w:eastAsia="es-PE"/>
-          <ns2:ligatures ns2:val="none"/>
+          <w14:ligatures w14:val="none"/>
         </w:rPr>
         <w:t/>
       </w:r>
@@ -6852,7 +6829,7 @@
           <w:color w:val="000000"/>
           <w:kern w:val="0"/>
           <w:lang w:eastAsia="es-PE"/>
-          <ns2:ligatures ns2:val="none"/>
+          <w14:ligatures w14:val="none"/>
         </w:rPr>
         <w:t xml:space="preserve"> y 116</w:t>
       </w:r>
@@ -6862,7 +6839,7 @@
           <w:color w:val="000000"/>
           <w:kern w:val="0"/>
           <w:lang w:eastAsia="es-PE"/>
-          <ns2:ligatures ns2:val="none"/>
+          <w14:ligatures w14:val="none"/>
         </w:rPr>
         <w:t/>
       </w:r>
@@ -6872,7 +6849,7 @@
           <w:color w:val="000000"/>
           <w:kern w:val="0"/>
           <w:lang w:eastAsia="es-PE"/>
-          <ns2:ligatures ns2:val="none"/>
+          <w14:ligatures w14:val="none"/>
         </w:rPr>
         <w:t xml:space="preserve"> de la referida norma</w:t>
       </w:r>
@@ -6884,7 +6861,7 @@
           <w:kern w:val="0"/>
           <w:vertAlign w:val="superscript"/>
           <w:lang w:eastAsia="es-PE"/>
-          <ns2:ligatures ns2:val="none"/>
+          <w14:ligatures w14:val="none"/>
         </w:rPr>
         <w:footnoteReference w:id="12"/>
       </w:r>
@@ -6894,7 +6871,7 @@
           <w:color w:val="000000"/>
           <w:kern w:val="0"/>
           <w:lang w:eastAsia="es-PE"/>
-          <ns2:ligatures ns2:val="none"/>
+          <w14:ligatures w14:val="none"/>
         </w:rPr>
         <w:t xml:space="preserve">. </w:t>
       </w:r>
@@ -6905,7 +6882,7 @@
           <w:color w:val="000000"/>
           <w:kern w:val="0"/>
           <w:lang w:eastAsia="es-PE"/>
-          <ns2:ligatures ns2:val="none"/>
+          <w14:ligatures w14:val="none"/>
         </w:rPr>
         <w:lastRenderedPageBreak/>
         <w:t>Asimismo, se consideran circunstancias atenuantes para la graduación de la sanción, el allanamiento de la denuncia o el reconocimiento de las pretensiones en ella contenidas, de acuerdo con el artículo 112</w:t>
@@ -6916,7 +6893,7 @@
           <w:color w:val="000000"/>
           <w:kern w:val="0"/>
           <w:lang w:eastAsia="es-PE"/>
-          <ns2:ligatures ns2:val="none"/>
+          <w14:ligatures w14:val="none"/>
         </w:rPr>
         <w:t/>
       </w:r>
@@ -6926,7 +6903,7 @@
           <w:color w:val="000000"/>
           <w:kern w:val="0"/>
           <w:lang w:eastAsia="es-PE"/>
-          <ns2:ligatures ns2:val="none"/>
+          <w14:ligatures w14:val="none"/>
         </w:rPr>
         <w:t xml:space="preserve"> del Código</w:t>
       </w:r>
@@ -6938,7 +6915,7 @@
           <w:kern w:val="0"/>
           <w:vertAlign w:val="superscript"/>
           <w:lang w:eastAsia="es-PE"/>
-          <ns2:ligatures ns2:val="none"/>
+          <w14:ligatures w14:val="none"/>
         </w:rPr>
         <w:footnoteReference w:id="13"/>
       </w:r>
@@ -6948,12 +6925,12 @@
           <w:color w:val="000000"/>
           <w:kern w:val="0"/>
           <w:lang w:eastAsia="es-PE"/>
-          <ns2:ligatures ns2:val="none"/>
+          <w14:ligatures w14:val="none"/>
         </w:rPr>
         <w:t>.</w:t>
       </w:r>
     </w:p>
-    <w:p ns2:paraId="0ECE55DF" ns2:textId="77777777">
+    <w:p>
       <w:pPr>
         <w:shd w:val="clear" w:color="auto" w:fill="FFFFFF"/>
         <w:spacing w:after="0" w:line="240" w:lineRule="auto"/>
@@ -6964,11 +6941,11 @@
           <w:color w:val="000000"/>
           <w:kern w:val="0"/>
           <w:lang w:eastAsia="es-PE"/>
-          <ns2:ligatures ns2:val="none"/>
-        </w:rPr>
-      </w:pPr>
-    </w:p>
-    <w:p ns2:paraId="1CC114EB" ns2:textId="77777777">
+          <w14:ligatures w14:val="none"/>
+        </w:rPr>
+      </w:pPr>
+    </w:p>
+    <w:p>
       <w:pPr>
         <w:shd w:val="clear" w:color="auto" w:fill="FFFFFF"/>
         <w:spacing w:after="0" w:line="240" w:lineRule="auto"/>
@@ -6978,7 +6955,7 @@
           <w:color w:val="000000"/>
           <w:kern w:val="0"/>
           <w:lang w:eastAsia="es-PE"/>
-          <ns2:ligatures ns2:val="none"/>
+          <w14:ligatures w14:val="none"/>
         </w:rPr>
       </w:pPr>
       <w:r>
@@ -6988,7 +6965,7 @@
           <w:color w:val="000000"/>
           <w:kern w:val="0"/>
           <w:lang w:eastAsia="es-PE"/>
-          <ns2:ligatures ns2:val="none"/>
+          <w14:ligatures w14:val="none"/>
         </w:rPr>
         <w:t>SÉTIMO:</w:t>
       </w:r>
@@ -6998,7 +6975,7 @@
           <w:color w:val="000000"/>
           <w:kern w:val="0"/>
           <w:lang w:eastAsia="es-PE"/>
-          <ns2:ligatures ns2:val="none"/>
+          <w14:ligatures w14:val="none"/>
         </w:rPr>
         <w:t xml:space="preserve"> informar a las partes que conforme a lo establecido en el artículo 39</w:t>
       </w:r>
@@ -7008,7 +6985,7 @@
           <w:color w:val="000000"/>
           <w:kern w:val="0"/>
           <w:lang w:eastAsia="es-PE"/>
-          <ns2:ligatures ns2:val="none"/>
+          <w14:ligatures w14:val="none"/>
         </w:rPr>
         <w:t/>
       </w:r>
@@ -7018,12 +6995,12 @@
           <w:color w:val="000000"/>
           <w:kern w:val="0"/>
           <w:lang w:eastAsia="es-PE"/>
-          <ns2:ligatures ns2:val="none"/>
+          <w14:ligatures w14:val="none"/>
         </w:rPr>
         <w:t xml:space="preserve"> de la Ley sobre Facultades, Normas y Organización del Indecopi, aprobada por Decreto Legislativo 807, los gastos por los peritajes realizados, actuación de pruebas, inspecciones y otros derivados de la tramitación del proceso serán de cargo de la parte que solicita la prueba, salvo pacto en contrario. En todos los casos, la resolución final determinará si los gastos deben ser asumidos por alguna de las partes, o reembolsados a la otra parte o al Indecopi, según sea el caso, de manera adicional a la sanción que haya podido imponerse. </w:t>
       </w:r>
     </w:p>
-    <w:p ns2:paraId="364C4B19" ns2:textId="77777777">
+    <w:p>
       <w:pPr>
         <w:shd w:val="clear" w:color="auto" w:fill="FFFFFF"/>
         <w:spacing w:after="0" w:line="240" w:lineRule="auto"/>
@@ -7033,11 +7010,11 @@
           <w:color w:val="000000"/>
           <w:kern w:val="0"/>
           <w:lang w:eastAsia="es-PE"/>
-          <ns2:ligatures ns2:val="none"/>
-        </w:rPr>
-      </w:pPr>
-    </w:p>
-    <w:p ns2:paraId="27E9BBC0" ns2:textId="77777777">
+          <w14:ligatures w14:val="none"/>
+        </w:rPr>
+      </w:pPr>
+    </w:p>
+    <w:p>
       <w:pPr>
         <w:suppressAutoHyphens/>
         <w:spacing w:after="0" w:line="240" w:lineRule="auto"/>
@@ -7046,7 +7023,7 @@
           <w:rFonts w:ascii="Arial Narrow" w:eastAsia="Calibri" w:hAnsi="Arial Narrow" w:cs="Arial"/>
           <w:kern w:val="0"/>
           <w:u w:val="single"/>
-          <ns2:ligatures ns2:val="none"/>
+          <w14:ligatures w14:val="none"/>
         </w:rPr>
       </w:pPr>
       <w:r>
@@ -7055,7 +7032,7 @@
           <w:b/>
           <w:bCs/>
           <w:kern w:val="0"/>
-          <ns2:ligatures ns2:val="none"/>
+          <w14:ligatures w14:val="none"/>
         </w:rPr>
         <w:t>OCTAVO</w:t>
       </w:r>
@@ -7064,7 +7041,7 @@
           <w:rFonts w:ascii="Arial Narrow" w:eastAsia="Calibri" w:hAnsi="Arial Narrow" w:cs="Arial"/>
           <w:b/>
           <w:kern w:val="0"/>
-          <ns2:ligatures ns2:val="none"/>
+          <w14:ligatures w14:val="none"/>
         </w:rPr>
         <w:t>:</w:t>
       </w:r>
@@ -7072,7 +7049,7 @@
         <w:rPr>
           <w:rFonts w:ascii="Arial Narrow" w:eastAsia="Calibri" w:hAnsi="Arial Narrow" w:cs="Arial"/>
           <w:kern w:val="0"/>
-          <ns2:ligatures ns2:val="none"/>
+          <w14:ligatures w14:val="none"/>
         </w:rPr>
         <w:t xml:space="preserve"> comunicar a las partes que, </w:t>
       </w:r>
@@ -7081,7 +7058,7 @@
         <w:rPr>
           <w:rFonts w:ascii="Arial Narrow" w:eastAsia="Calibri" w:hAnsi="Arial Narrow" w:cs="Arial"/>
           <w:kern w:val="0"/>
-          <ns2:ligatures ns2:val="none"/>
+          <w14:ligatures w14:val="none"/>
         </w:rPr>
         <w:t>de acuerdo a</w:t>
       </w:r>
@@ -7090,7 +7067,7 @@
         <w:rPr>
           <w:rFonts w:ascii="Arial Narrow" w:eastAsia="Calibri" w:hAnsi="Arial Narrow" w:cs="Arial"/>
           <w:kern w:val="0"/>
-          <ns2:ligatures ns2:val="none"/>
+          <w14:ligatures w14:val="none"/>
         </w:rPr>
         <w:t xml:space="preserve"> lo señalado por el artículo 29</w:t>
       </w:r>
@@ -7100,7 +7077,7 @@
           <w:color w:val="000000"/>
           <w:kern w:val="0"/>
           <w:lang w:eastAsia="es-PE"/>
-          <ns2:ligatures ns2:val="none"/>
+          <w14:ligatures w14:val="none"/>
         </w:rPr>
         <w:t/>
       </w:r>
@@ -7108,7 +7085,7 @@
         <w:rPr>
           <w:rFonts w:ascii="Arial Narrow" w:eastAsia="Calibri" w:hAnsi="Arial Narrow" w:cs="Arial"/>
           <w:kern w:val="0"/>
-          <ns2:ligatures ns2:val="none"/>
+          <w14:ligatures w14:val="none"/>
         </w:rPr>
         <w:t xml:space="preserve"> del Decreto Legislativo 807</w:t>
       </w:r>
@@ -7118,7 +7095,7 @@
           <w:rFonts w:ascii="Arial Narrow" w:eastAsia="Calibri" w:hAnsi="Arial Narrow" w:cs="Arial"/>
           <w:kern w:val="0"/>
           <w:vertAlign w:val="superscript"/>
-          <ns2:ligatures ns2:val="none"/>
+          <w14:ligatures w14:val="none"/>
         </w:rPr>
         <w:footnoteReference w:id="14"/>
       </w:r>
@@ -7126,7 +7103,7 @@
         <w:rPr>
           <w:rFonts w:ascii="Arial Narrow" w:eastAsia="Calibri" w:hAnsi="Arial Narrow" w:cs="Arial"/>
           <w:kern w:val="0"/>
-          <ns2:ligatures ns2:val="none"/>
+          <w14:ligatures w14:val="none"/>
         </w:rPr>
         <w:t xml:space="preserve">, hasta antes de la emisión de la Resolución Final tienen la posibilidad de solicitar una audiencia </w:t>
       </w:r>
@@ -7134,7 +7111,7 @@
         <w:rPr>
           <w:rFonts w:ascii="Arial Narrow" w:eastAsia="Calibri" w:hAnsi="Arial Narrow" w:cs="Arial"/>
           <w:kern w:val="0"/>
-          <ns2:ligatures ns2:val="none"/>
+          <w14:ligatures w14:val="none"/>
         </w:rPr>
         <w:lastRenderedPageBreak/>
         <w:t xml:space="preserve">de conciliación. En caso deleguen a favor de una tercera persona su actuación en la diligencia programada, esta deberá presentar un poder especial con firma legalizada ante Notario Público, donde conste </w:t>
@@ -7144,7 +7121,7 @@
           <w:rFonts w:ascii="Arial Narrow" w:eastAsia="Calibri" w:hAnsi="Arial Narrow" w:cs="Arial"/>
           <w:kern w:val="0"/>
           <w:u w:val="single"/>
-          <ns2:ligatures ns2:val="none"/>
+          <w14:ligatures w14:val="none"/>
         </w:rPr>
         <w:t>expresamente su facultad para asistir y conciliar en su representación</w:t>
       </w:r>
@@ -7153,7 +7130,7 @@
           <w:rFonts w:ascii="Arial Narrow" w:eastAsia="Calibri" w:hAnsi="Arial Narrow" w:cs="Arial"/>
           <w:bCs/>
           <w:kern w:val="0"/>
-          <ns2:ligatures ns2:val="none"/>
+          <w14:ligatures w14:val="none"/>
         </w:rPr>
         <w:t>.</w:t>
       </w:r>
@@ -7163,7 +7140,7 @@
           <w:b/>
           <w:bCs/>
           <w:kern w:val="0"/>
-          <ns2:ligatures ns2:val="none"/>
+          <w14:ligatures w14:val="none"/>
         </w:rPr>
         <w:t xml:space="preserve"> </w:t>
       </w:r>
@@ -7172,12 +7149,12 @@
           <w:rFonts w:ascii="Arial Narrow" w:eastAsia="Calibri" w:hAnsi="Arial Narrow" w:cs="Arial"/>
           <w:kern w:val="0"/>
           <w:u w:val="single"/>
-          <ns2:ligatures ns2:val="none"/>
+          <w14:ligatures w14:val="none"/>
         </w:rPr>
         <w:t xml:space="preserve">Ello bajo apercibimiento de no realizar la audiencia de conciliación y levantar el acta de inasistencia correspondiente. </w:t>
       </w:r>
     </w:p>
-    <w:p ns2:paraId="4CD47B08" ns2:textId="77777777">
+    <w:p>
       <w:pPr>
         <w:suppressAutoHyphens/>
         <w:spacing w:after="0" w:line="240" w:lineRule="auto"/>
@@ -7186,11 +7163,11 @@
           <w:rFonts w:ascii="Arial Narrow" w:eastAsia="Calibri" w:hAnsi="Arial Narrow" w:cs="Arial"/>
           <w:kern w:val="0"/>
           <w:u w:val="single"/>
-          <ns2:ligatures ns2:val="none"/>
-        </w:rPr>
-      </w:pPr>
-    </w:p>
-    <w:p ns2:paraId="0E80CA49" ns2:textId="77777777">
+          <w14:ligatures w14:val="none"/>
+        </w:rPr>
+      </w:pPr>
+    </w:p>
+    <w:p>
       <w:pPr>
         <w:suppressAutoHyphens/>
         <w:spacing w:after="0" w:line="240" w:lineRule="auto"/>
@@ -7200,7 +7177,7 @@
           <w:color w:val="000000"/>
           <w:kern w:val="0"/>
           <w:lang w:eastAsia="es-PE"/>
-          <ns2:ligatures ns2:val="none"/>
+          <w14:ligatures w14:val="none"/>
         </w:rPr>
       </w:pPr>
       <w:r>
@@ -7210,7 +7187,7 @@
           <w:color w:val="000000"/>
           <w:kern w:val="0"/>
           <w:lang w:eastAsia="es-PE"/>
-          <ns2:ligatures ns2:val="none"/>
+          <w14:ligatures w14:val="none"/>
         </w:rPr>
         <w:t>NOVENO:</w:t>
       </w:r>
@@ -7220,14 +7197,14 @@
           <w:color w:val="000000"/>
           <w:kern w:val="0"/>
           <w:lang w:eastAsia="es-PE"/>
-          <ns2:ligatures ns2:val="none"/>
+          <w14:ligatures w14:val="none"/>
         </w:rPr>
         <w:t xml:space="preserve"> poner en conocimiento de las partes que, antes de la emisión de la Resolución Final, tienen la posibilidad de formular su desistimiento o presentar el acuerdo arribado mediante la conciliación, mediación, transacción o cualquier otro que, de forma indubitable, deje constancia que se ha solucionado la controversia materia de denuncia.</w:t>
       </w:r>
       <w:bookmarkStart w:id="8" w:name="h.gjdgxs" w:colFirst="0" w:colLast="0"/>
       <w:bookmarkEnd w:id="8"/>
     </w:p>
-    <w:p ns2:paraId="7DDD06F7" ns2:textId="77777777">
+    <w:p>
       <w:pPr>
         <w:suppressAutoHyphens/>
         <w:spacing w:after="0" w:line="240" w:lineRule="auto"/>
@@ -7237,11 +7214,11 @@
           <w:color w:val="000000"/>
           <w:kern w:val="0"/>
           <w:lang w:eastAsia="es-PE"/>
-          <ns2:ligatures ns2:val="none"/>
-        </w:rPr>
-      </w:pPr>
-    </w:p>
-    <w:p ns2:paraId="236137A1" ns2:textId="1725268E">
+          <w14:ligatures w14:val="none"/>
+        </w:rPr>
+      </w:pPr>
+    </w:p>
+    <w:p>
       <w:pPr>
         <w:suppressAutoHyphens/>
         <w:spacing w:after="0" w:line="240" w:lineRule="auto"/>
@@ -7264,7 +7241,7 @@
           <w:b/>
           <w:spacing w:val="-3"/>
           <w:kern w:val="0"/>
-          <ns2:ligatures ns2:val="none"/>
+          <w14:ligatures w14:val="none"/>
         </w:rPr>
         <w:t/>
       </w:r>
@@ -7274,7 +7251,7 @@
           <w:bCs/>
           <w:spacing w:val="-3"/>
           <w:kern w:val="0"/>
-          <ns2:ligatures ns2:val="none"/>
+          <w14:ligatures w14:val="none"/>
         </w:rPr>
         <w:t xml:space="preserve"/>
       </w:r>
@@ -7284,7 +7261,7 @@
           <w:bCs/>
           <w:spacing w:val="-3"/>
           <w:kern w:val="0"/>
-          <ns2:ligatures ns2:val="none"/>
+          <w14:ligatures w14:val="none"/>
         </w:rPr>
         <w:t/>
       </w:r>
@@ -7294,7 +7271,7 @@
           <w:bCs/>
           <w:spacing w:val="-3"/>
           <w:kern w:val="0"/>
-          <ns2:ligatures ns2:val="none"/>
+          <w14:ligatures w14:val="none"/>
         </w:rPr>
         <w:t xml:space="preserve"/>
       </w:r>
@@ -7305,7 +7282,7 @@
           <w:kern w:val="0"/>
           <w:shd w:val="clear" w:color="auto" w:fill="FFFFFF"/>
           <w:lang w:eastAsia="es-PE"/>
-          <ns2:ligatures ns2:val="none"/>
+          <w14:ligatures w14:val="none"/>
         </w:rPr>
         <w:t xml:space="preserve"/>
       </w:r>
@@ -7316,7 +7293,7 @@
           <w:kern w:val="0"/>
           <w:shd w:val="clear" w:color="auto" w:fill="FFFFFF"/>
           <w:lang w:eastAsia="es-PE"/>
-          <ns2:ligatures ns2:val="none"/>
+          <w14:ligatures w14:val="none"/>
         </w:rPr>
         <w:t xml:space="preserve"/>
       </w:r>
@@ -7327,7 +7304,7 @@
           <w:kern w:val="0"/>
           <w:shd w:val="clear" w:color="auto" w:fill="FFFFFF"/>
           <w:lang w:eastAsia="es-PE"/>
-          <ns2:ligatures ns2:val="none"/>
+          <w14:ligatures w14:val="none"/>
         </w:rPr>
         <w:t xml:space="preserve"/>
       </w:r>
@@ -7442,7 +7419,7 @@
           <w:color w:val="000000"/>
           <w:kern w:val="0"/>
           <w:lang w:eastAsia="es-PE"/>
-          <ns2:ligatures ns2:val="none"/>
+          <w14:ligatures w14:val="none"/>
         </w:rPr>
         <w:t/>
       </w:r>
@@ -7466,7 +7443,7 @@
           <w:color w:val="000000"/>
           <w:kern w:val="0"/>
           <w:lang w:eastAsia="es-PE"/>
-          <ns2:ligatures ns2:val="none"/>
+          <w14:ligatures w14:val="none"/>
         </w:rPr>
         <w:t/>
       </w:r>
@@ -7492,7 +7469,7 @@
         <w:t/>
       </w:r>
     </w:p>
-    <w:p ns2:paraId="639FE5BE" ns2:textId="77777777">
+    <w:p>
       <w:pPr>
         <w:suppressAutoHyphens/>
         <w:spacing w:after="0" w:line="240" w:lineRule="auto"/>
@@ -7502,7 +7479,7 @@
         </w:rPr>
       </w:pPr>
     </w:p>
-    <w:p ns2:paraId="509D673B" ns2:textId="77777777">
+    <w:p>
       <w:pPr>
         <w:spacing w:after="0" w:line="240" w:lineRule="auto"/>
         <w:jc w:val="both"/>
@@ -7512,11 +7489,11 @@
           <w:color w:val="000000"/>
           <w:kern w:val="0"/>
           <w:lang w:eastAsia="es-PE"/>
-          <ns2:ligatures ns2:val="none"/>
-        </w:rPr>
-      </w:pPr>
-    </w:p>
-    <w:p ns2:paraId="418E1D52" ns2:textId="77777777">
+          <w14:ligatures w14:val="none"/>
+        </w:rPr>
+      </w:pPr>
+    </w:p>
+    <w:p>
       <w:pPr>
         <w:spacing w:after="0" w:line="240" w:lineRule="auto"/>
         <w:jc w:val="both"/>
@@ -7526,11 +7503,11 @@
           <w:color w:val="000000"/>
           <w:kern w:val="0"/>
           <w:lang w:eastAsia="es-PE"/>
-          <ns2:ligatures ns2:val="none"/>
-        </w:rPr>
-      </w:pPr>
-    </w:p>
-    <w:p ns2:paraId="0407B94C" ns2:textId="77777777">
+          <w14:ligatures w14:val="none"/>
+        </w:rPr>
+      </w:pPr>
+    </w:p>
+    <w:p>
       <w:pPr>
         <w:spacing w:after="0" w:line="240" w:lineRule="auto"/>
         <w:jc w:val="both"/>
@@ -7540,11 +7517,11 @@
           <w:color w:val="000000"/>
           <w:kern w:val="0"/>
           <w:lang w:eastAsia="es-PE"/>
-          <ns2:ligatures ns2:val="none"/>
-        </w:rPr>
-      </w:pPr>
-    </w:p>
-    <w:p ns2:paraId="375C384E" ns2:textId="77777777">
+          <w14:ligatures w14:val="none"/>
+        </w:rPr>
+      </w:pPr>
+    </w:p>
+    <w:p>
       <w:pPr>
         <w:spacing w:after="0" w:line="240" w:lineRule="auto"/>
         <w:jc w:val="both"/>
@@ -7554,12 +7531,12 @@
           <w:color w:val="000000"/>
           <w:kern w:val="0"/>
           <w:lang w:eastAsia="es-PE"/>
-          <ns2:ligatures ns2:val="none"/>
+          <w14:ligatures w14:val="none"/>
         </w:rPr>
       </w:pPr>
     </w:p>
     <w:bookmarkEnd w:id="0"/>
-    <w:p ns2:paraId="3E83B60D" ns2:textId="77777777">
+    <w:p>
       <w:pPr>
         <w:shd w:val="clear" w:color="auto" w:fill="FFFFFF" w:themeFill="background1"/>
         <w:spacing w:after="0" w:line="240" w:lineRule="auto"/>
@@ -7570,7 +7547,7 @@
           <w:bCs/>
           <w:color w:val="000000"/>
           <w:kern w:val="0"/>
-          <ns2:ligatures ns2:val="none"/>
+          <w14:ligatures w14:val="none"/>
         </w:rPr>
       </w:pPr>
       <w:r>
@@ -7580,12 +7557,12 @@
           <w:bCs/>
           <w:color w:val="000000"/>
           <w:kern w:val="0"/>
-          <ns2:ligatures ns2:val="none"/>
+          <w14:ligatures w14:val="none"/>
         </w:rPr>
         <w:t xml:space="preserve">LUISA ANALÍ SILVA MALPARTIDA</w:t>
       </w:r>
     </w:p>
-    <w:p ns2:paraId="5DEBD49B" ns2:textId="77777777">
+    <w:p>
       <w:pPr>
         <w:shd w:val="clear" w:color="auto" w:fill="FFFFFF" w:themeFill="background1"/>
         <w:spacing w:after="0" w:line="240" w:lineRule="auto"/>
@@ -7596,7 +7573,7 @@
           <w:bCs/>
           <w:color w:val="000000"/>
           <w:kern w:val="0"/>
-          <ns2:ligatures ns2:val="none"/>
+          <w14:ligatures w14:val="none"/>
         </w:rPr>
       </w:pPr>
       <w:r>
@@ -7606,12 +7583,12 @@
           <w:bCs/>
           <w:color w:val="000000"/>
           <w:kern w:val="0"/>
-          <ns2:ligatures ns2:val="none"/>
+          <w14:ligatures w14:val="none"/>
         </w:rPr>
         <w:t xml:space="preserve">Secretaria Técnica Ad Hoc</w:t>
       </w:r>
     </w:p>
-    <w:p ns2:paraId="3B482DE1" ns2:textId="77777777">
+    <w:p>
       <w:pPr>
         <w:shd w:val="clear" w:color="auto" w:fill="FFFFFF" w:themeFill="background1"/>
         <w:spacing w:after="0" w:line="240" w:lineRule="auto"/>
@@ -7622,7 +7599,7 @@
           <w:bCs/>
           <w:color w:val="000000"/>
           <w:kern w:val="0"/>
-          <ns2:ligatures ns2:val="none"/>
+          <w14:ligatures w14:val="none"/>
         </w:rPr>
       </w:pPr>
       <w:r>
@@ -7632,7 +7609,7 @@
           <w:bCs/>
           <w:color w:val="000000"/>
           <w:kern w:val="0"/>
-          <ns2:ligatures ns2:val="none"/>
+          <w14:ligatures w14:val="none"/>
         </w:rPr>
         <w:t>Comisión </w:t>
       </w:r>
@@ -7644,7 +7621,7 @@
           <w:color w:val="000000"/>
           <w:kern w:val="0"/>
           <w:shd w:val="clear" w:color="auto" w:fill="FFFFFF"/>
-          <ns2:ligatures ns2:val="none"/>
+          <w14:ligatures w14:val="none"/>
         </w:rPr>
         <w:t>de</w:t>
       </w:r>
@@ -7655,12 +7632,12 @@
           <w:bCs/>
           <w:color w:val="000000"/>
           <w:kern w:val="0"/>
-          <ns2:ligatures ns2:val="none"/>
+          <w14:ligatures w14:val="none"/>
         </w:rPr>
         <w:t> Protección al Consumidor 1</w:t>
       </w:r>
     </w:p>
-    <w:p ns2:paraId="5B14D5F8" ns2:textId="77777777">
+    <w:p>
       <w:pPr>
         <w:spacing w:after="0" w:line="240" w:lineRule="auto"/>
         <w:jc w:val="both"/>
@@ -7671,11 +7648,11 @@
           <w:color w:val="000000"/>
           <w:kern w:val="0"/>
           <w:lang w:eastAsia="es-PE"/>
-          <ns2:ligatures ns2:val="none"/>
-        </w:rPr>
-      </w:pPr>
-    </w:p>
-    <w:p ns2:paraId="49618500" ns2:textId="77777777">
+          <w14:ligatures w14:val="none"/>
+        </w:rPr>
+      </w:pPr>
+    </w:p>
+    <w:p>
       <w:pPr>
         <w:spacing w:after="0" w:line="240" w:lineRule="auto"/>
         <w:jc w:val="both"/>
@@ -7693,12 +7670,12 @@
           <w:sz w:val="16"/>
           <w:szCs w:val="16"/>
           <w:lang w:eastAsia="es-PE"/>
-          <ns2:ligatures ns2:val="none"/>
+          <w14:ligatures w14:val="none"/>
         </w:rPr>
         <w:t>LSM/JCQ</w:t>
       </w:r>
     </w:p>
-    <w:p ns2:paraId="08D2E184" ns2:textId="77777777">
+    <w:p>
       <w:pPr>
         <w:spacing w:line="240" w:lineRule="auto"/>
         <w:rPr>
@@ -7706,7 +7683,7 @@
         </w:rPr>
       </w:pPr>
     </w:p>
-    <w:p ns2:paraId="1D2233A3" ns2:textId="77777777">
+    <w:p>
       <w:pPr>
         <w:spacing w:line="240" w:lineRule="auto"/>
         <w:rPr>
@@ -7714,7 +7691,7 @@
         </w:rPr>
       </w:pPr>
     </w:p>
-    <w:p ns2:paraId="4423ADE9" ns2:textId="77777777">
+    <w:p>
       <w:pPr>
         <w:spacing w:line="240" w:lineRule="auto"/>
         <w:rPr>
@@ -7722,14 +7699,14 @@
         </w:rPr>
       </w:pPr>
     </w:p>
-    <w:p ns2:paraId="74AAB5F4" ns2:textId="77777777">
+    <w:p>
       <w:pPr>
         <w:spacing w:line="240" w:lineRule="auto"/>
       </w:pPr>
     </w:p>
     <w:sectPr>
-      <w:headerReference w:type="default" ns3:id="rId8"/>
-      <w:footerReference w:type="default" ns3:id="rId9"/>
+      <w:headerReference w:type="default" r:id="rId8"/>
+      <w:footerReference w:type="default" r:id="rId9"/>
       <w:pgSz w:w="11906" w:h="16838"/>
       <w:pgMar w:top="1417" w:right="1701" w:bottom="1417" w:left="1701" w:header="708" w:footer="708" w:gutter="0"/>
       <w:cols w:space="708"/>
@@ -7740,7 +7717,7 @@
 </file>
 
 <file path=word/endnotes.xml><?xml version="1.0" encoding="utf-8"?>
-<w:endnotes xmlns:wpc="http://schemas.microsoft.com/office/word/2010/wordprocessingCanvas" xmlns:cx="http://schemas.microsoft.com/office/drawing/2014/chartex" xmlns:cx1="http://schemas.microsoft.com/office/drawing/2015/9/8/chartex" xmlns:cx2="http://schemas.microsoft.com/office/drawing/2015/10/21/chartex" xmlns:cx3="http://schemas.microsoft.com/office/drawing/2016/5/9/chartex" xmlns:cx4="http://schemas.microsoft.com/office/drawing/2016/5/10/chartex" xmlns:cx5="http://schemas.microsoft.com/office/drawing/2016/5/11/chartex" xmlns:cx6="http://schemas.microsoft.com/office/drawing/2016/5/12/chartex" xmlns:cx7="http://schemas.microsoft.com/office/drawing/2016/5/13/chartex" xmlns:cx8="http://schemas.microsoft.com/office/drawing/2016/5/14/chartex" xmlns:mc="http://schemas.openxmlformats.org/markup-compatibility/2006" xmlns:aink="http://schemas.microsoft.com/office/drawing/2016/ink" xmlns:am3d="http://schemas.microsoft.com/office/drawing/2017/model3d" xmlns:o="urn:schemas-microsoft-com:office:office" xmlns:oel="http://schemas.microsoft.com/office/2019/extlst" xmlns:r="http://schemas.openxmlformats.org/officeDocument/2006/relationships" xmlns:m="http://schemas.openxmlformats.org/officeDocument/2006/math" xmlns:v="urn:schemas-microsoft-com:vml" xmlns:wp14="http://schemas.microsoft.com/office/word/2010/wordprocessingDrawing" xmlns:wp="http://schemas.openxmlformats.org/drawingml/2006/wordprocessingDrawing" xmlns:w10="urn:schemas-microsoft-com:office:word" xmlns:w="http://schemas.openxmlformats.org/wordprocessingml/2006/main" xmlns:w14="http://schemas.microsoft.com/office/word/2010/wordml" xmlns:w15="http://schemas.microsoft.com/office/word/2012/wordml" xmlns:w16cex="http://schemas.microsoft.com/office/word/2018/wordml/cex" xmlns:w16cid="http://schemas.microsoft.com/office/word/2016/wordml/cid" xmlns:w16="http://schemas.microsoft.com/office/word/2018/wordml" xmlns:w16du="http://schemas.microsoft.com/office/word/2023/wordml/word16du" xmlns:w16sdtdh="http://schemas.microsoft.com/office/word/2020/wordml/sdtdatahash" xmlns:w16sdtfl="http://schemas.microsoft.com/office/word/2024/wordml/sdtformatlock" xmlns:w16se="http://schemas.microsoft.com/office/word/2015/wordml/symex" xmlns:wpg="http://schemas.microsoft.com/office/word/2010/wordprocessingGroup" xmlns:wpi="http://schemas.microsoft.com/office/word/2010/wordprocessingInk" xmlns:wne="http://schemas.microsoft.com/office/word/2006/wordml" xmlns:wps="http://schemas.microsoft.com/office/word/2010/wordprocessingShape" mc:Ignorable="w14 w15 w16se w16cid w16 w16cex w16sdtdh w16sdtfl w16du wp14">
+<w:endnotes xmlns:mc="http://schemas.openxmlformats.org/markup-compatibility/2006" xmlns:r="http://schemas.openxmlformats.org/officeDocument/2006/relationships" xmlns:w="http://schemas.openxmlformats.org/wordprocessingml/2006/main" xmlns:w14="http://schemas.microsoft.com/office/word/2010/wordml" xmlns:w15="http://schemas.microsoft.com/office/word/2012/wordml" xmlns:w16="http://schemas.microsoft.com/office/word/2018/wordml" xmlns:w16cex="http://schemas.microsoft.com/office/word/2018/wordml/cex" xmlns:w16cid="http://schemas.microsoft.com/office/word/2016/wordml/cid" xmlns:w16du="http://schemas.microsoft.com/office/word/2023/wordml/word16du" xmlns:w16sdtdh="http://schemas.microsoft.com/office/word/2020/wordml/sdtdatahash" xmlns:w16se="http://schemas.microsoft.com/office/word/2015/wordml/symex" xmlns:wp14="http://schemas.microsoft.com/office/word/2010/wordprocessingDrawing" mc:Ignorable="w14 w15 w16se w16cid w16 w16cex w16sdtdh w16du wp14">
   <w:endnote w:type="separator" w:id="-1">
     <w:p>
       <w:pPr>
@@ -7765,7 +7742,7 @@
 </file>
 
 <file path=word/footer1.xml><?xml version="1.0" encoding="utf-8"?>
-<w:ftr xmlns:wpc="http://schemas.microsoft.com/office/word/2010/wordprocessingCanvas" xmlns:cx="http://schemas.microsoft.com/office/drawing/2014/chartex" xmlns:cx1="http://schemas.microsoft.com/office/drawing/2015/9/8/chartex" xmlns:cx2="http://schemas.microsoft.com/office/drawing/2015/10/21/chartex" xmlns:cx3="http://schemas.microsoft.com/office/drawing/2016/5/9/chartex" xmlns:cx4="http://schemas.microsoft.com/office/drawing/2016/5/10/chartex" xmlns:cx5="http://schemas.microsoft.com/office/drawing/2016/5/11/chartex" xmlns:cx6="http://schemas.microsoft.com/office/drawing/2016/5/12/chartex" xmlns:cx7="http://schemas.microsoft.com/office/drawing/2016/5/13/chartex" xmlns:cx8="http://schemas.microsoft.com/office/drawing/2016/5/14/chartex" xmlns:mc="http://schemas.openxmlformats.org/markup-compatibility/2006" xmlns:aink="http://schemas.microsoft.com/office/drawing/2016/ink" xmlns:am3d="http://schemas.microsoft.com/office/drawing/2017/model3d" xmlns:o="urn:schemas-microsoft-com:office:office" xmlns:oel="http://schemas.microsoft.com/office/2019/extlst" xmlns:r="http://schemas.openxmlformats.org/officeDocument/2006/relationships" xmlns:m="http://schemas.openxmlformats.org/officeDocument/2006/math" xmlns:v="urn:schemas-microsoft-com:vml" xmlns:wp14="http://schemas.microsoft.com/office/word/2010/wordprocessingDrawing" xmlns:wp="http://schemas.openxmlformats.org/drawingml/2006/wordprocessingDrawing" xmlns:w10="urn:schemas-microsoft-com:office:word" xmlns:w="http://schemas.openxmlformats.org/wordprocessingml/2006/main" xmlns:w14="http://schemas.microsoft.com/office/word/2010/wordml" xmlns:w15="http://schemas.microsoft.com/office/word/2012/wordml" xmlns:w16cex="http://schemas.microsoft.com/office/word/2018/wordml/cex" xmlns:w16cid="http://schemas.microsoft.com/office/word/2016/wordml/cid" xmlns:w16="http://schemas.microsoft.com/office/word/2018/wordml" xmlns:w16du="http://schemas.microsoft.com/office/word/2023/wordml/word16du" xmlns:w16sdtdh="http://schemas.microsoft.com/office/word/2020/wordml/sdtdatahash" xmlns:w16sdtfl="http://schemas.microsoft.com/office/word/2024/wordml/sdtformatlock" xmlns:w16se="http://schemas.microsoft.com/office/word/2015/wordml/symex" xmlns:wpg="http://schemas.microsoft.com/office/word/2010/wordprocessingGroup" xmlns:wpi="http://schemas.microsoft.com/office/word/2010/wordprocessingInk" xmlns:wne="http://schemas.microsoft.com/office/word/2006/wordml" xmlns:wps="http://schemas.microsoft.com/office/word/2010/wordprocessingShape" mc:Ignorable="w14 w15 w16se w16cid w16 w16cex w16sdtdh w16sdtfl w16du wp14">
+<w:ftr xmlns:mc="http://schemas.openxmlformats.org/markup-compatibility/2006" xmlns:r="http://schemas.openxmlformats.org/officeDocument/2006/relationships" xmlns:w="http://schemas.openxmlformats.org/wordprocessingml/2006/main" xmlns:w14="http://schemas.microsoft.com/office/word/2010/wordml" xmlns:w15="http://schemas.microsoft.com/office/word/2012/wordml" xmlns:w16="http://schemas.microsoft.com/office/word/2018/wordml" xmlns:w16cex="http://schemas.microsoft.com/office/word/2018/wordml/cex" xmlns:w16cid="http://schemas.microsoft.com/office/word/2016/wordml/cid" xmlns:w16du="http://schemas.microsoft.com/office/word/2023/wordml/word16du" xmlns:w16sdtdh="http://schemas.microsoft.com/office/word/2020/wordml/sdtdatahash" xmlns:w16se="http://schemas.microsoft.com/office/word/2015/wordml/symex" xmlns:wp14="http://schemas.microsoft.com/office/word/2010/wordprocessingDrawing" mc:Ignorable="w14 w15 w16se w16cid w16 w16cex w16sdtdh w16du wp14">
   <w:p>
     <w:pPr>
       <w:pBdr>
@@ -7844,7 +7821,7 @@
 </file>
 
 <file path=word/footnotes.xml><?xml version="1.0" encoding="utf-8"?>
-<w:footnotes xmlns:wpc="http://schemas.microsoft.com/office/word/2010/wordprocessingCanvas" xmlns:cx="http://schemas.microsoft.com/office/drawing/2014/chartex" xmlns:cx1="http://schemas.microsoft.com/office/drawing/2015/9/8/chartex" xmlns:cx2="http://schemas.microsoft.com/office/drawing/2015/10/21/chartex" xmlns:cx3="http://schemas.microsoft.com/office/drawing/2016/5/9/chartex" xmlns:cx4="http://schemas.microsoft.com/office/drawing/2016/5/10/chartex" xmlns:cx5="http://schemas.microsoft.com/office/drawing/2016/5/11/chartex" xmlns:cx6="http://schemas.microsoft.com/office/drawing/2016/5/12/chartex" xmlns:cx7="http://schemas.microsoft.com/office/drawing/2016/5/13/chartex" xmlns:cx8="http://schemas.microsoft.com/office/drawing/2016/5/14/chartex" xmlns:mc="http://schemas.openxmlformats.org/markup-compatibility/2006" xmlns:aink="http://schemas.microsoft.com/office/drawing/2016/ink" xmlns:am3d="http://schemas.microsoft.com/office/drawing/2017/model3d" xmlns:o="urn:schemas-microsoft-com:office:office" xmlns:oel="http://schemas.microsoft.com/office/2019/extlst" xmlns:r="http://schemas.openxmlformats.org/officeDocument/2006/relationships" xmlns:m="http://schemas.openxmlformats.org/officeDocument/2006/math" xmlns:v="urn:schemas-microsoft-com:vml" xmlns:wp14="http://schemas.microsoft.com/office/word/2010/wordprocessingDrawing" xmlns:wp="http://schemas.openxmlformats.org/drawingml/2006/wordprocessingDrawing" xmlns:w10="urn:schemas-microsoft-com:office:word" xmlns:w="http://schemas.openxmlformats.org/wordprocessingml/2006/main" xmlns:w14="http://schemas.microsoft.com/office/word/2010/wordml" xmlns:w15="http://schemas.microsoft.com/office/word/2012/wordml" xmlns:w16cex="http://schemas.microsoft.com/office/word/2018/wordml/cex" xmlns:w16cid="http://schemas.microsoft.com/office/word/2016/wordml/cid" xmlns:w16="http://schemas.microsoft.com/office/word/2018/wordml" xmlns:w16du="http://schemas.microsoft.com/office/word/2023/wordml/word16du" xmlns:w16sdtdh="http://schemas.microsoft.com/office/word/2020/wordml/sdtdatahash" xmlns:w16sdtfl="http://schemas.microsoft.com/office/word/2024/wordml/sdtformatlock" xmlns:w16se="http://schemas.microsoft.com/office/word/2015/wordml/symex" xmlns:wpg="http://schemas.microsoft.com/office/word/2010/wordprocessingGroup" xmlns:wpi="http://schemas.microsoft.com/office/word/2010/wordprocessingInk" xmlns:wne="http://schemas.microsoft.com/office/word/2006/wordml" xmlns:wps="http://schemas.microsoft.com/office/word/2010/wordprocessingShape" mc:Ignorable="w14 w15 w16se w16cid w16 w16cex w16sdtdh w16sdtfl w16du wp14">
+<w:footnotes xmlns:mc="http://schemas.openxmlformats.org/markup-compatibility/2006" xmlns:r="http://schemas.openxmlformats.org/officeDocument/2006/relationships" xmlns:w="http://schemas.openxmlformats.org/wordprocessingml/2006/main" xmlns:w14="http://schemas.microsoft.com/office/word/2010/wordml" xmlns:w15="http://schemas.microsoft.com/office/word/2012/wordml" xmlns:w16="http://schemas.microsoft.com/office/word/2018/wordml" xmlns:w16cex="http://schemas.microsoft.com/office/word/2018/wordml/cex" xmlns:w16cid="http://schemas.microsoft.com/office/word/2016/wordml/cid" xmlns:w16du="http://schemas.microsoft.com/office/word/2023/wordml/word16du" xmlns:w16sdtdh="http://schemas.microsoft.com/office/word/2020/wordml/sdtdatahash" xmlns:w16se="http://schemas.microsoft.com/office/word/2015/wordml/symex" xmlns:wp14="http://schemas.microsoft.com/office/word/2010/wordprocessingDrawing" mc:Ignorable="w14 w15 w16se w16cid w16 w16cex w16sdtdh w16du wp14">
   <w:footnote w:type="separator" w:id="-1">
     <w:p>
       <w:pPr>
@@ -9858,6 +9835,161 @@
       </w:pPr>
     </w:p>
   </w:footnote>
+  <w:footnote w:id="16">
+    <w:p>
+      <w:pPr>
+        <w:pStyle w:val="Textonotapie"/>
+        <w:ind w:left="567" w:hanging="567"/>
+        <w:jc w:val="both"/>
+      </w:pPr>
+      <w:r>
+        <w:rPr>
+          <w:rStyle w:val="Refdenotaalpie"/>
+          <w:rFonts w:ascii="Arial Narrow" w:hAnsi="Arial Narrow" w:cs="Arial"/>
+          <w:sz w:val="16"/>
+          <w:szCs w:val="16"/>
+          <w:vertAlign w:val="superscript"/>
+        </w:rPr>
+        <w:footnoteRef/>
+      </w:r>
+      <w:r>
+        <w:rPr>
+          <w:rFonts w:ascii="Arial Narrow" w:hAnsi="Arial Narrow" w:cs="Arial"/>
+          <w:sz w:val="16"/>
+          <w:szCs w:val="16"/>
+        </w:rPr>
+        <w:tab/>
+      </w:r>
+      <w:r>
+        <w:rPr>
+          <w:rFonts w:ascii="Arial Narrow" w:hAnsi="Arial Narrow" w:cs="Arial"/>
+          <w:b/>
+          <w:bCs/>
+          <w:sz w:val="16"/>
+          <w:szCs w:val="16"/>
+        </w:rPr>
+        <w:t xml:space="preserve">DECRETO LEGISLATIVO 807, LEY SOBRE FACULTADES, NORMAS Y ORGANIZACIÓN DEL INDECOPI, publicado el 18 de abril de 1996</w:t>
+      </w:r>
+    </w:p>
+    <w:p>
+      <w:pPr>
+        <w:pStyle w:val="Textonotapie"/>
+        <w:ind w:left="567" w:hanging="567"/>
+        <w:jc w:val="both"/>
+      </w:pPr>
+      <w:r>
+        <w:rPr>
+          <w:rFonts w:ascii="Arial Narrow" w:hAnsi="Arial Narrow" w:cs="Arial"/>
+          <w:sz w:val="16"/>
+          <w:szCs w:val="16"/>
+        </w:rPr>
+        <w:tab/>
+      </w:r>
+      <w:r>
+        <w:rPr>
+          <w:rFonts w:ascii="Arial Narrow" w:hAnsi="Arial Narrow" w:cs="Arial"/>
+          <w:b/>
+          <w:bCs/>
+          <w:sz w:val="16"/>
+          <w:szCs w:val="16"/>
+        </w:rPr>
+        <w:t xml:space="preserve">Artículo 26.-</w:t>
+      </w:r>
+      <w:r>
+        <w:rPr>
+          <w:rFonts w:ascii="Arial Narrow" w:hAnsi="Arial Narrow" w:cs="Arial"/>
+          <w:sz w:val="16"/>
+          <w:szCs w:val="16"/>
+        </w:rPr>
+        <w:t xml:space="preserve"> Una vez admitida a trámite la denuncia, se correrá traslado de la misma al denunciado, a fin de que éste presente su descargo. El plazo para la presentación del descargo será de cinco (5) días contados desde la notificación, vencido el cual, el Secretario Técnico declarará en rebeldía al denunciado que no lo hubiera presentado.</w:t>
+      </w:r>
+    </w:p>
+  </w:footnote>
+  <w:footnote w:id="17">
+    <w:p>
+      <w:pPr>
+        <w:pStyle w:val="Textonotapie"/>
+        <w:ind w:left="567" w:hanging="567"/>
+        <w:jc w:val="both"/>
+      </w:pPr>
+      <w:r>
+        <w:rPr>
+          <w:rStyle w:val="Refdenotaalpie"/>
+          <w:rFonts w:ascii="Arial Narrow" w:hAnsi="Arial Narrow" w:cs="Arial"/>
+          <w:sz w:val="16"/>
+          <w:szCs w:val="16"/>
+          <w:vertAlign w:val="superscript"/>
+        </w:rPr>
+        <w:footnoteRef/>
+      </w:r>
+      <w:r>
+        <w:rPr>
+          <w:rFonts w:ascii="Arial Narrow" w:hAnsi="Arial Narrow" w:cs="Arial"/>
+          <w:sz w:val="16"/>
+          <w:szCs w:val="16"/>
+        </w:rPr>
+        <w:tab/>
+      </w:r>
+      <w:r>
+        <w:rPr>
+          <w:rFonts w:ascii="Arial Narrow" w:hAnsi="Arial Narrow" w:cs="Arial"/>
+          <w:b/>
+          <w:bCs/>
+          <w:sz w:val="16"/>
+          <w:szCs w:val="16"/>
+        </w:rPr>
+        <w:t xml:space="preserve">DECRETO SUPREMO 006-2026-JUS, TEXTO ÚNICO ORDENADO DE LA LEY 27444, LEY DEL PROCEDIMIENTO ADMINISTRATIVO GENERAL, publicado el 30 de abril de 2026</w:t>
+      </w:r>
+    </w:p>
+    <w:p>
+      <w:pPr>
+        <w:pStyle w:val="Textonotapie"/>
+        <w:ind w:left="567" w:hanging="567"/>
+        <w:jc w:val="both"/>
+      </w:pPr>
+      <w:r>
+        <w:rPr>
+          <w:rFonts w:ascii="Arial Narrow" w:hAnsi="Arial Narrow" w:cs="Arial"/>
+          <w:sz w:val="16"/>
+          <w:szCs w:val="16"/>
+        </w:rPr>
+        <w:tab/>
+      </w:r>
+      <w:r>
+        <w:rPr>
+          <w:rFonts w:ascii="Arial Narrow" w:hAnsi="Arial Narrow" w:cs="Arial"/>
+          <w:b/>
+          <w:bCs/>
+          <w:sz w:val="16"/>
+          <w:szCs w:val="16"/>
+        </w:rPr>
+        <w:t xml:space="preserve">Artículo 223.- Contestación de la reclamación</w:t>
+      </w:r>
+    </w:p>
+    <w:p>
+      <w:pPr>
+        <w:pStyle w:val="Textonotapie"/>
+        <w:ind w:left="567" w:hanging="567"/>
+        <w:jc w:val="both"/>
+      </w:pPr>
+      <w:r>
+        <w:rPr>
+          <w:rFonts w:ascii="Arial Narrow" w:hAnsi="Arial Narrow" w:cs="Arial"/>
+          <w:sz w:val="16"/>
+          <w:szCs w:val="16"/>
+        </w:rPr>
+        <w:tab/>
+      </w:r>
+      <w:r>
+        <w:rPr>
+          <w:rFonts w:ascii="Arial Narrow" w:hAnsi="Arial Narrow" w:cs="Arial"/>
+          <w:sz w:val="16"/>
+          <w:szCs w:val="16"/>
+        </w:rPr>
+        <w:t xml:space="preserve">223.1 El reclamado deberá presentar la contestación de la reclamación dentro de los quince (15) días posteriores a la notificación de ésta; vencido este plazo, la Administración declarará en rebeldía al reclamado que no la hubiera presentado. La contestación deberá contener los requisitos de los escritos previstos en el artículo 113 de la presente Ley, así como la absolución de todos los asuntos controvertidos de hecho y de derecho, Las alegaciones y los hechos relevantes de la reclamación, salvo que hayan sido específicamente negadas en la contestación, se tendrán por aceptadas o merituadas como ciertas.</w:t>
+      </w:r>
+    </w:p>
+  </w:footnote>
   <w:footnote w:id="11">
     <w:p>
       <w:pPr>
@@ -11420,7 +11552,7 @@
 </file>
 
 <file path=word/header1.xml><?xml version="1.0" encoding="utf-8"?>
-<w:hdr xmlns:wpc="http://schemas.microsoft.com/office/word/2010/wordprocessingCanvas" xmlns:cx="http://schemas.microsoft.com/office/drawing/2014/chartex" xmlns:cx1="http://schemas.microsoft.com/office/drawing/2015/9/8/chartex" xmlns:cx2="http://schemas.microsoft.com/office/drawing/2015/10/21/chartex" xmlns:cx3="http://schemas.microsoft.com/office/drawing/2016/5/9/chartex" xmlns:cx4="http://schemas.microsoft.com/office/drawing/2016/5/10/chartex" xmlns:cx5="http://schemas.microsoft.com/office/drawing/2016/5/11/chartex" xmlns:cx6="http://schemas.microsoft.com/office/drawing/2016/5/12/chartex" xmlns:cx7="http://schemas.microsoft.com/office/drawing/2016/5/13/chartex" xmlns:cx8="http://schemas.microsoft.com/office/drawing/2016/5/14/chartex" xmlns:mc="http://schemas.openxmlformats.org/markup-compatibility/2006" xmlns:aink="http://schemas.microsoft.com/office/drawing/2016/ink" xmlns:am3d="http://schemas.microsoft.com/office/drawing/2017/model3d" xmlns:o="urn:schemas-microsoft-com:office:office" xmlns:oel="http://schemas.microsoft.com/office/2019/extlst" xmlns:r="http://schemas.openxmlformats.org/officeDocument/2006/relationships" xmlns:m="http://schemas.openxmlformats.org/officeDocument/2006/math" xmlns:v="urn:schemas-microsoft-com:vml" xmlns:wp14="http://schemas.microsoft.com/office/word/2010/wordprocessingDrawing" xmlns:wp="http://schemas.openxmlformats.org/drawingml/2006/wordprocessingDrawing" xmlns:w10="urn:schemas-microsoft-com:office:word" xmlns:w="http://schemas.openxmlformats.org/wordprocessingml/2006/main" xmlns:w14="http://schemas.microsoft.com/office/word/2010/wordml" xmlns:w15="http://schemas.microsoft.com/office/word/2012/wordml" xmlns:w16cex="http://schemas.microsoft.com/office/word/2018/wordml/cex" xmlns:w16cid="http://schemas.microsoft.com/office/word/2016/wordml/cid" xmlns:w16="http://schemas.microsoft.com/office/word/2018/wordml" xmlns:w16du="http://schemas.microsoft.com/office/word/2023/wordml/word16du" xmlns:w16sdtdh="http://schemas.microsoft.com/office/word/2020/wordml/sdtdatahash" xmlns:w16sdtfl="http://schemas.microsoft.com/office/word/2024/wordml/sdtformatlock" xmlns:w16se="http://schemas.microsoft.com/office/word/2015/wordml/symex" xmlns:wpg="http://schemas.microsoft.com/office/word/2010/wordprocessingGroup" xmlns:wpi="http://schemas.microsoft.com/office/word/2010/wordprocessingInk" xmlns:wne="http://schemas.microsoft.com/office/word/2006/wordml" xmlns:wps="http://schemas.microsoft.com/office/word/2010/wordprocessingShape" mc:Ignorable="w14 w15 w16se w16cid w16 w16cex w16sdtdh w16sdtfl w16du wp14">
+<w:hdr xmlns:a="http://schemas.openxmlformats.org/drawingml/2006/main" xmlns:a14="http://schemas.microsoft.com/office/drawing/2010/main" xmlns:mc="http://schemas.openxmlformats.org/markup-compatibility/2006" xmlns:pic="http://schemas.openxmlformats.org/drawingml/2006/picture" xmlns:r="http://schemas.openxmlformats.org/officeDocument/2006/relationships" xmlns:w="http://schemas.openxmlformats.org/wordprocessingml/2006/main" xmlns:w14="http://schemas.microsoft.com/office/word/2010/wordml" xmlns:w15="http://schemas.microsoft.com/office/word/2012/wordml" xmlns:w16="http://schemas.microsoft.com/office/word/2018/wordml" xmlns:w16cex="http://schemas.microsoft.com/office/word/2018/wordml/cex" xmlns:w16cid="http://schemas.microsoft.com/office/word/2016/wordml/cid" xmlns:w16du="http://schemas.microsoft.com/office/word/2023/wordml/word16du" xmlns:w16sdtdh="http://schemas.microsoft.com/office/word/2020/wordml/sdtdatahash" xmlns:w16se="http://schemas.microsoft.com/office/word/2015/wordml/symex" xmlns:wp="http://schemas.openxmlformats.org/drawingml/2006/wordprocessingDrawing" xmlns:wp14="http://schemas.microsoft.com/office/word/2010/wordprocessingDrawing" mc:Ignorable="w14 w15 w16se w16cid w16 w16cex w16sdtdh w16du wp14">
   <w:tbl>
     <w:tblPr>
       <w:tblW w:w="8645" w:type="dxa"/>

--- a/plantillas_maestras/02_seguro_vida/liquidacion_o_pago_menor/2_o_mas_ddos_varios/varon/TPL_2156_2025_SEGURO_VIDA_LIQUIDACION_O_PAGO_MENOR_ASEGURADORA_VARON_R2.docx
+++ b/plantillas_maestras/02_seguro_vida/liquidacion_o_pago_menor/2_o_mas_ddos_varios/varon/TPL_2156_2025_SEGURO_VIDA_LIQUIDACION_O_PAGO_MENOR_ASEGURADORA_VARON_R2.docx
@@ -557,67 +557,7 @@
           <w:lang w:val="es-ES" w:eastAsia="es-ES"/>
           <w14:ligatures w14:val="none"/>
         </w:rPr>
-        <w:t xml:space="preserve">Mediante el escrito del 11 de agosto de 2025, el señor [APELLIDO] denunció a Rímac, por presuntas infracciones a la Ley 29571, Código de Protección y Defensa del Consumidor (en adelante, Código), señalando lo siguiente:</w:t>
-      </w:r>
-      <w:r>
-        <w:rPr>
-          <w:rFonts w:ascii="Arial Narrow" w:eastAsia="Arial Narrow" w:hAnsi="Arial Narrow" w:cs="Arial Narrow"/>
-          <w:color w:val="000000"/>
-          <w:kern w:val="0"/>
-          <w:sz w:val="22"/>
-          <w:szCs w:val="22"/>
-          <w:lang w:val="es-ES" w:eastAsia="es-ES"/>
-          <w14:ligatures w14:val="none"/>
-        </w:rPr>
-        <w:t xml:space="preserve"/>
-      </w:r>
-      <w:r>
-        <w:rPr>
-          <w:rFonts w:ascii="Arial Narrow" w:eastAsia="Arial Narrow" w:hAnsi="Arial Narrow" w:cs="Arial Narrow"/>
-          <w:color w:val="000000"/>
-          <w:kern w:val="0"/>
-          <w:sz w:val="22"/>
-          <w:szCs w:val="22"/>
-          <w:lang w:val="es-ES" w:eastAsia="es-ES"/>
-          <w14:ligatures w14:val="none"/>
-        </w:rPr>
-        <w:t/>
-      </w:r>
-      <w:r>
-        <w:rPr>
-          <w:rFonts w:ascii="Arial Narrow" w:eastAsia="Arial Narrow" w:hAnsi="Arial Narrow" w:cs="Arial Narrow"/>
-          <w:color w:val="000000"/>
-          <w:kern w:val="0"/>
-          <w:sz w:val="22"/>
-          <w:szCs w:val="22"/>
-          <w:lang w:val="es-ES" w:eastAsia="es-ES"/>
-          <w14:ligatures w14:val="none"/>
-        </w:rPr>
-        <w:t xml:space="preserve"/>
-      </w:r>
-      <w:r>
-        <w:rPr>
-          <w:rFonts w:ascii="Arial Narrow" w:eastAsia="Arial Narrow" w:hAnsi="Arial Narrow" w:cs="Arial Narrow"/>
-          <w:color w:val="000000"/>
-          <w:kern w:val="0"/>
-          <w:sz w:val="22"/>
-          <w:szCs w:val="22"/>
-          <w:lang w:val="es-ES" w:eastAsia="es-ES"/>
-          <w14:ligatures w14:val="none"/>
-        </w:rPr>
-        <w:t/>
-      </w:r>
-      <w:r>
-        <w:rPr>
-          <w:rFonts w:ascii="Arial Narrow" w:eastAsia="Arial Narrow" w:hAnsi="Arial Narrow" w:cs="Arial Narrow"/>
-          <w:color w:val="000000"/>
-          <w:kern w:val="0"/>
-          <w:sz w:val="22"/>
-          <w:szCs w:val="22"/>
-          <w:lang w:val="es-ES" w:eastAsia="es-ES"/>
-          <w14:ligatures w14:val="none"/>
-        </w:rPr>
-        <w:t xml:space="preserve"/>
+        <w:t xml:space="preserve">Mediante el escrito del 11 de agosto de 2025, el señor [APELLIDO] denunció a Rímac, por presuntas infracciones a la Ley 29571, Código de Protección y Defensa del Consumidor</w:t>
       </w:r>
       <w:r>
         <w:rPr>
@@ -636,90 +576,74 @@
       <w:r>
         <w:rPr>
           <w:rFonts w:ascii="Arial Narrow" w:eastAsia="Arial Narrow" w:hAnsi="Arial Narrow" w:cs="Arial Narrow"/>
-          <w:kern w:val="0"/>
-          <w14:ligatures w14:val="none"/>
-          <w:sz w:val="22"/>
-          <w:szCs w:val="22"/>
+          <w:color w:val="000000"/>
+          <w:kern w:val="0"/>
+          <w:sz w:val="22"/>
+          <w:szCs w:val="22"/>
+          <w:lang w:val="es-ES" w:eastAsia="es-ES"/>
+          <w14:ligatures w14:val="none"/>
+        </w:rPr>
+        <w:t xml:space="preserve"> (en adelante, Código), señalando lo siguiente:</w:t>
+      </w:r>
+      <w:r>
+        <w:rPr>
+          <w:rFonts w:ascii="Arial Narrow" w:eastAsia="Arial Narrow" w:hAnsi="Arial Narrow" w:cs="Arial Narrow"/>
+          <w:color w:val="000000"/>
+          <w:kern w:val="0"/>
+          <w:sz w:val="22"/>
+          <w:szCs w:val="22"/>
+          <w:lang w:val="es-ES" w:eastAsia="es-ES"/>
+          <w14:ligatures w14:val="none"/>
+        </w:rPr>
+        <w:t xml:space="preserve"/>
+      </w:r>
+      <w:r>
+        <w:rPr>
+          <w:rFonts w:ascii="Arial Narrow" w:eastAsia="Arial Narrow" w:hAnsi="Arial Narrow" w:cs="Arial Narrow"/>
+          <w:color w:val="000000"/>
+          <w:kern w:val="0"/>
+          <w:sz w:val="22"/>
+          <w:szCs w:val="22"/>
+          <w:lang w:val="es-ES" w:eastAsia="es-ES"/>
+          <w14:ligatures w14:val="none"/>
         </w:rPr>
         <w:t/>
       </w:r>
       <w:r>
         <w:rPr>
           <w:rFonts w:ascii="Arial Narrow" w:eastAsia="Arial Narrow" w:hAnsi="Arial Narrow" w:cs="Arial Narrow"/>
-          <w:kern w:val="0"/>
-          <w14:ligatures w14:val="none"/>
-          <w:sz w:val="22"/>
-          <w:szCs w:val="22"/>
+          <w:color w:val="000000"/>
+          <w:kern w:val="0"/>
+          <w:sz w:val="22"/>
+          <w:szCs w:val="22"/>
+          <w:lang w:val="es-ES" w:eastAsia="es-ES"/>
+          <w14:ligatures w14:val="none"/>
         </w:rPr>
         <w:t xml:space="preserve"/>
       </w:r>
       <w:r>
         <w:rPr>
           <w:rFonts w:ascii="Arial Narrow" w:eastAsia="Arial Narrow" w:hAnsi="Arial Narrow" w:cs="Arial Narrow"/>
-          <w:kern w:val="0"/>
-          <w14:ligatures w14:val="none"/>
-          <w:sz w:val="22"/>
-          <w:szCs w:val="22"/>
+          <w:color w:val="000000"/>
+          <w:kern w:val="0"/>
+          <w:sz w:val="22"/>
+          <w:szCs w:val="22"/>
+          <w:lang w:val="es-ES" w:eastAsia="es-ES"/>
+          <w14:ligatures w14:val="none"/>
+        </w:rPr>
+        <w:t/>
+      </w:r>
+      <w:r>
+        <w:rPr>
+          <w:rFonts w:ascii="Arial Narrow" w:eastAsia="Arial Narrow" w:hAnsi="Arial Narrow" w:cs="Arial Narrow"/>
+          <w:color w:val="000000"/>
+          <w:kern w:val="0"/>
+          <w:sz w:val="22"/>
+          <w:szCs w:val="22"/>
+          <w:lang w:val="es-ES" w:eastAsia="es-ES"/>
+          <w14:ligatures w14:val="none"/>
         </w:rPr>
         <w:t xml:space="preserve"/>
-      </w:r>
-      <w:r>
-        <w:rPr>
-          <w:rFonts w:ascii="Arial Narrow" w:eastAsia="Arial Narrow" w:hAnsi="Arial Narrow" w:cs="Arial Narrow"/>
-          <w:kern w:val="0"/>
-          <w14:ligatures w14:val="none"/>
-          <w:sz w:val="22"/>
-          <w:szCs w:val="22"/>
-        </w:rPr>
-        <w:t/>
-      </w:r>
-      <w:r>
-        <w:rPr>
-          <w:rFonts w:ascii="Arial Narrow" w:eastAsia="Arial Narrow" w:hAnsi="Arial Narrow" w:cs="Arial Narrow"/>
-          <w:color w:val="000000"/>
-          <w:kern w:val="0"/>
-          <w:sz w:val="22"/>
-          <w:szCs w:val="22"/>
-          <w:lang w:val="es-ES" w:eastAsia="es-ES"/>
-          <w14:ligatures w14:val="none"/>
-        </w:rPr>
-        <w:t/>
-      </w:r>
-      <w:r>
-        <w:rPr>
-          <w:rFonts w:ascii="Arial Narrow" w:eastAsia="Arial Narrow" w:hAnsi="Arial Narrow" w:cs="Arial Narrow"/>
-          <w:color w:val="000000"/>
-          <w:kern w:val="0"/>
-          <w:sz w:val="22"/>
-          <w:szCs w:val="22"/>
-          <w:lang w:val="es-ES" w:eastAsia="es-ES"/>
-          <w14:ligatures w14:val="none"/>
-        </w:rPr>
-        <w:t/>
-      </w:r>
-      <w:r>
-        <w:rPr>
-          <w:rFonts w:ascii="Arial Narrow" w:eastAsia="Arial Narrow" w:hAnsi="Arial Narrow" w:cs="Arial Narrow"/>
-          <w:color w:val="000000"/>
-          <w:kern w:val="0"/>
-          <w:sz w:val="22"/>
-          <w:szCs w:val="22"/>
-          <w:lang w:val="es-ES" w:eastAsia="es-ES"/>
-          <w14:ligatures w14:val="none"/>
-        </w:rPr>
-        <w:t xml:space="preserve"/>
-      </w:r>
-      <w:r>
-        <w:rPr>
-          <w:rFonts w:ascii="Arial Narrow" w:eastAsia="Arial Narrow" w:hAnsi="Arial Narrow" w:cs="Arial Narrow"/>
-          <w:color w:val="000000"/>
-          <w:kern w:val="0"/>
-          <w:sz w:val="22"/>
-          <w:szCs w:val="22"/>
-          <w:lang w:val="es-ES" w:eastAsia="es-ES"/>
-          <w14:ligatures w14:val="none"/>
-        </w:rPr>
-        <w:t/>
       </w:r>
       <w:r>
         <w:rPr>
@@ -734,6 +658,94 @@
           <w14:ligatures w14:val="none"/>
         </w:rPr>
         <w:footnoteReference w:id="2"/>
+      </w:r>
+      <w:r>
+        <w:rPr>
+          <w:rFonts w:ascii="Arial Narrow" w:eastAsia="Arial Narrow" w:hAnsi="Arial Narrow" w:cs="Arial Narrow"/>
+          <w:kern w:val="0"/>
+          <w14:ligatures w14:val="none"/>
+          <w:sz w:val="22"/>
+          <w:szCs w:val="22"/>
+        </w:rPr>
+        <w:t/>
+      </w:r>
+      <w:r>
+        <w:rPr>
+          <w:rFonts w:ascii="Arial Narrow" w:eastAsia="Arial Narrow" w:hAnsi="Arial Narrow" w:cs="Arial Narrow"/>
+          <w:kern w:val="0"/>
+          <w14:ligatures w14:val="none"/>
+          <w:sz w:val="22"/>
+          <w:szCs w:val="22"/>
+        </w:rPr>
+        <w:t xml:space="preserve"/>
+      </w:r>
+      <w:r>
+        <w:rPr>
+          <w:rFonts w:ascii="Arial Narrow" w:eastAsia="Arial Narrow" w:hAnsi="Arial Narrow" w:cs="Arial Narrow"/>
+          <w:kern w:val="0"/>
+          <w14:ligatures w14:val="none"/>
+          <w:sz w:val="22"/>
+          <w:szCs w:val="22"/>
+        </w:rPr>
+        <w:t xml:space="preserve"/>
+      </w:r>
+      <w:r>
+        <w:rPr>
+          <w:rFonts w:ascii="Arial Narrow" w:eastAsia="Arial Narrow" w:hAnsi="Arial Narrow" w:cs="Arial Narrow"/>
+          <w:kern w:val="0"/>
+          <w14:ligatures w14:val="none"/>
+          <w:sz w:val="22"/>
+          <w:szCs w:val="22"/>
+        </w:rPr>
+        <w:t/>
+      </w:r>
+      <w:r>
+        <w:rPr>
+          <w:rFonts w:ascii="Arial Narrow" w:eastAsia="Arial Narrow" w:hAnsi="Arial Narrow" w:cs="Arial Narrow"/>
+          <w:color w:val="000000"/>
+          <w:kern w:val="0"/>
+          <w:sz w:val="22"/>
+          <w:szCs w:val="22"/>
+          <w:lang w:val="es-ES" w:eastAsia="es-ES"/>
+          <w14:ligatures w14:val="none"/>
+        </w:rPr>
+        <w:t/>
+      </w:r>
+      <w:r>
+        <w:rPr>
+          <w:rFonts w:ascii="Arial Narrow" w:eastAsia="Arial Narrow" w:hAnsi="Arial Narrow" w:cs="Arial Narrow"/>
+          <w:color w:val="000000"/>
+          <w:kern w:val="0"/>
+          <w:sz w:val="22"/>
+          <w:szCs w:val="22"/>
+          <w:lang w:val="es-ES" w:eastAsia="es-ES"/>
+          <w14:ligatures w14:val="none"/>
+        </w:rPr>
+        <w:t/>
+      </w:r>
+      <w:r>
+        <w:rPr>
+          <w:rFonts w:ascii="Arial Narrow" w:eastAsia="Arial Narrow" w:hAnsi="Arial Narrow" w:cs="Arial Narrow"/>
+          <w:color w:val="000000"/>
+          <w:kern w:val="0"/>
+          <w:sz w:val="22"/>
+          <w:szCs w:val="22"/>
+          <w:lang w:val="es-ES" w:eastAsia="es-ES"/>
+          <w14:ligatures w14:val="none"/>
+        </w:rPr>
+        <w:t xml:space="preserve"/>
+      </w:r>
+      <w:r>
+        <w:rPr>
+          <w:rFonts w:ascii="Arial Narrow" w:eastAsia="Arial Narrow" w:hAnsi="Arial Narrow" w:cs="Arial Narrow"/>
+          <w:color w:val="000000"/>
+          <w:kern w:val="0"/>
+          <w:sz w:val="22"/>
+          <w:szCs w:val="22"/>
+          <w:lang w:val="es-ES" w:eastAsia="es-ES"/>
+          <w14:ligatures w14:val="none"/>
+        </w:rPr>
+        <w:t/>
       </w:r>
       <w:r>
         <w:rPr>
@@ -5138,21 +5150,6 @@
     <w:p>
       <w:pPr>
         <w:pStyle w:val="Prrafodelista"/>
-        <w:spacing w:after="0" w:line="240" w:lineRule="auto"/>
-        <w:ind w:left="567"/>
-        <w:jc w:val="both"/>
-        <w:rPr>
-          <w:rFonts w:ascii="Arial Narrow" w:eastAsia="Arial Narrow" w:hAnsi="Arial Narrow" w:cs="Arial Narrow"/>
-          <w:kern w:val="0"/>
-          <w14:ligatures w14:val="none"/>
-          <w:sz w:val="22"/>
-          <w:szCs w:val="22"/>
-        </w:rPr>
-      </w:pPr>
-    </w:p>
-    <w:p>
-      <w:pPr>
-        <w:pStyle w:val="Prrafodelista"/>
         <w:numPr>
           <w:ilvl w:val="0"/>
           <w:numId w:val="9"/>
@@ -5933,7 +5930,19 @@
           <w:lang w:eastAsia="es-PE"/>
           <w14:ligatures w14:val="none"/>
         </w:rPr>
-        <w:t xml:space="preserve">PRIMERO: admitir a trámite la denuncia del 11 de agosto de 2025 interpuesta por el señor [DENUNCIANTE] contra Rímac Seguros y Reaseguros S.A., por lo siguiente:</w:t>
+        <w:t xml:space="preserve">PRIMERO:</w:t>
+      </w:r>
+      <w:r>
+        <w:rPr>
+          <w:rFonts w:ascii="Arial Narrow" w:eastAsia="Arial Narrow" w:hAnsi="Arial Narrow" w:cs="Arial Narrow"/>
+          <w:color w:val="000000"/>
+          <w:kern w:val="0"/>
+          <w:sz w:val="22"/>
+          <w:szCs w:val="22"/>
+          <w:lang w:eastAsia="es-PE"/>
+          <w14:ligatures w14:val="none"/>
+        </w:rPr>
+        <w:t xml:space="preserve"> admitir a trámite la denuncia del 11 de agosto de 2025 interpuesta por el señor [DENUNCIANTE] contra Rímac Seguros y Reaseguros S.A., por lo siguiente:</w:t>
       </w:r>
       <w:r>
         <w:rPr>
@@ -5976,7 +5985,6 @@
       <w:r>
         <w:rPr>
           <w:rFonts w:ascii="Arial Narrow" w:eastAsia="Arial Narrow" w:hAnsi="Arial Narrow" w:cs="Arial Narrow"/>
-          <w:bCs/>
           <w:spacing w:val="-3"/>
           <w:kern w:val="0"/>
           <w14:ligatures w14:val="none"/>
@@ -6050,21 +6058,6 @@
         </w:rPr>
         <w:t/>
       </w:r>
-    </w:p>
-    <w:p>
-      <w:pPr>
-        <w:spacing w:after="0" w:line="240" w:lineRule="auto"/>
-        <w:jc w:val="both"/>
-        <w:rPr>
-          <w:rFonts w:ascii="Arial Narrow" w:eastAsia="Arial Narrow" w:hAnsi="Arial Narrow" w:cs="Arial Narrow"/>
-          <w:color w:val="000000"/>
-          <w:kern w:val="0"/>
-          <w:sz w:val="22"/>
-          <w:szCs w:val="22"/>
-          <w:lang w:eastAsia="es-PE"/>
-          <w14:ligatures w14:val="none"/>
-        </w:rPr>
-      </w:pPr>
     </w:p>
     <w:p>
       <w:pPr>
@@ -7092,7 +7085,19 @@
           <w:lang w:eastAsia="es-PE"/>
           <w14:ligatures w14:val="none"/>
         </w:rPr>
-        <w:t xml:space="preserve">TERCERO: </w:t>
+        <w:t xml:space="preserve">TERCERO:</w:t>
+      </w:r>
+      <w:r>
+        <w:rPr>
+          <w:rFonts w:ascii="Arial Narrow" w:eastAsia="Arial Narrow" w:hAnsi="Arial Narrow" w:cs="Arial Narrow"/>
+          <w:color w:val="000000"/>
+          <w:kern w:val="0"/>
+          <w:sz w:val="22"/>
+          <w:szCs w:val="22"/>
+          <w:lang w:eastAsia="es-PE"/>
+          <w14:ligatures w14:val="none"/>
+        </w:rPr>
+        <w:t xml:space="preserve"> </w:t>
       </w:r>
       <w:r>
         <w:rPr>
@@ -7497,7 +7502,15 @@
           <w:sz w:val="22"/>
           <w:szCs w:val="22"/>
         </w:rPr>
-        <w:t xml:space="preserve">CUARTO: </w:t>
+        <w:t xml:space="preserve">CUARTO:</w:t>
+      </w:r>
+      <w:r>
+        <w:rPr>
+          <w:rFonts w:ascii="Arial Narrow" w:eastAsia="Arial Narrow" w:hAnsi="Arial Narrow" w:cs="Arial Narrow"/>
+          <w:sz w:val="22"/>
+          <w:szCs w:val="22"/>
+        </w:rPr>
+        <w:t xml:space="preserve"> </w:t>
       </w:r>
       <w:r>
         <w:rPr>
@@ -7519,7 +7532,7 @@
           <w:lang w:val="es-ES" w:eastAsia="es-ES"/>
           <w14:ligatures w14:val="none"/>
         </w:rPr>
-        <w:footnoteReference w:id="16"/>
+        <w:footnoteReference w:id="11"/>
       </w:r>
       <w:r>
         <w:rPr>
@@ -7541,7 +7554,7 @@
           <w:lang w:val="es-ES" w:eastAsia="es-ES"/>
           <w14:ligatures w14:val="none"/>
         </w:rPr>
-        <w:footnoteReference w:id="17"/>
+        <w:footnoteReference w:id="12"/>
       </w:r>
       <w:r>
         <w:rPr>
@@ -7592,7 +7605,19 @@
           <w:lang w:eastAsia="es-PE"/>
           <w14:ligatures w14:val="none"/>
         </w:rPr>
-        <w:t xml:space="preserve">QUINTO: </w:t>
+        <w:t xml:space="preserve">QUINTO:</w:t>
+      </w:r>
+      <w:r>
+        <w:rPr>
+          <w:rFonts w:ascii="Arial Narrow" w:eastAsia="Arial Narrow" w:hAnsi="Arial Narrow" w:cs="Arial Narrow"/>
+          <w:color w:val="000000"/>
+          <w:kern w:val="0"/>
+          <w:sz w:val="22"/>
+          <w:szCs w:val="22"/>
+          <w:lang w:eastAsia="es-PE"/>
+          <w14:ligatures w14:val="none"/>
+        </w:rPr>
+        <w:t xml:space="preserve"> </w:t>
       </w:r>
       <w:bookmarkStart w:id="5" w:name="_Hlk188286813"/>
       <w:r>
@@ -8020,7 +8045,7 @@
           <w:lang w:eastAsia="es-PE"/>
           <w14:ligatures w14:val="none"/>
         </w:rPr>
-        <w:footnoteReference w:id="11"/>
+        <w:footnoteReference w:id="13"/>
       </w:r>
       <w:r>
         <w:rPr>
@@ -8118,7 +8143,7 @@
           <w:lang w:eastAsia="es-PE"/>
           <w14:ligatures w14:val="none"/>
         </w:rPr>
-        <w:footnoteReference w:id="12"/>
+        <w:footnoteReference w:id="14"/>
       </w:r>
       <w:r>
         <w:rPr>
@@ -8182,7 +8207,7 @@
           <w:lang w:eastAsia="es-PE"/>
           <w14:ligatures w14:val="none"/>
         </w:rPr>
-        <w:footnoteReference w:id="13"/>
+        <w:footnoteReference w:id="15"/>
       </w:r>
       <w:r>
         <w:rPr>
@@ -8396,7 +8421,7 @@
           <w:vertAlign w:val="superscript"/>
           <w14:ligatures w14:val="none"/>
         </w:rPr>
-        <w:footnoteReference w:id="14"/>
+        <w:footnoteReference w:id="16"/>
       </w:r>
       <w:r>
         <w:rPr>
@@ -8425,29 +8450,139 @@
           <w:kern w:val="0"/>
           <w:sz w:val="22"/>
           <w:szCs w:val="22"/>
+          <w14:ligatures w14:val="none"/>
+        </w:rPr>
+        <w:t>expresamente su facultad para asistir y conciliar en su representación</w:t>
+      </w:r>
+      <w:r>
+        <w:rPr>
+          <w:rFonts w:ascii="Arial Narrow" w:eastAsia="Arial Narrow" w:hAnsi="Arial Narrow" w:cs="Arial Narrow"/>
+          <w:kern w:val="0"/>
+          <w14:ligatures w14:val="none"/>
+          <w:sz w:val="22"/>
+          <w:szCs w:val="22"/>
+        </w:rPr>
+        <w:t>.</w:t>
+      </w:r>
+      <w:r>
+        <w:rPr>
+          <w:rFonts w:ascii="Arial Narrow" w:eastAsia="Arial Narrow" w:hAnsi="Arial Narrow" w:cs="Arial Narrow"/>
+          <w:kern w:val="0"/>
+          <w14:ligatures w14:val="none"/>
+          <w:sz w:val="22"/>
+          <w:szCs w:val="22"/>
+        </w:rPr>
+        <w:t xml:space="preserve"> </w:t>
+      </w:r>
+      <w:r>
+        <w:rPr>
+          <w:rFonts w:ascii="Arial Narrow" w:eastAsia="Arial Narrow" w:hAnsi="Arial Narrow" w:cs="Arial Narrow"/>
+          <w:kern w:val="0"/>
+          <w:sz w:val="22"/>
+          <w:szCs w:val="22"/>
+          <w14:ligatures w14:val="none"/>
+        </w:rPr>
+        <w:t xml:space="preserve">Ello bajo apercibimiento de no realizar la audiencia de conciliación y levantar el acta de inasistencia correspondiente. </w:t>
+      </w:r>
+    </w:p>
+    <w:p>
+      <w:pPr>
+        <w:suppressAutoHyphens/>
+        <w:spacing w:after="0" w:line="240" w:lineRule="auto"/>
+        <w:jc w:val="both"/>
+        <w:rPr>
+          <w:rFonts w:ascii="Arial Narrow" w:eastAsia="Arial Narrow" w:hAnsi="Arial Narrow" w:cs="Arial Narrow"/>
+          <w:kern w:val="0"/>
+          <w:sz w:val="22"/>
+          <w:szCs w:val="22"/>
           <w:u w:val="single"/>
           <w14:ligatures w14:val="none"/>
         </w:rPr>
-        <w:t>expresamente su facultad para asistir y conciliar en su representación</w:t>
-      </w:r>
-      <w:r>
-        <w:rPr>
-          <w:rFonts w:ascii="Arial Narrow" w:eastAsia="Arial Narrow" w:hAnsi="Arial Narrow" w:cs="Arial Narrow"/>
-          <w:bCs/>
-          <w:kern w:val="0"/>
-          <w14:ligatures w14:val="none"/>
-          <w:sz w:val="22"/>
-          <w:szCs w:val="22"/>
-        </w:rPr>
-        <w:t>.</w:t>
-      </w:r>
+      </w:pPr>
+    </w:p>
+    <w:p>
+      <w:pPr>
+        <w:suppressAutoHyphens/>
+        <w:spacing w:after="0" w:line="240" w:lineRule="auto"/>
+        <w:jc w:val="both"/>
+        <w:rPr>
+          <w:rFonts w:ascii="Arial Narrow" w:eastAsia="Arial Narrow" w:hAnsi="Arial Narrow" w:cs="Arial Narrow"/>
+          <w:color w:val="000000"/>
+          <w:kern w:val="0"/>
+          <w:sz w:val="22"/>
+          <w:szCs w:val="22"/>
+          <w:lang w:eastAsia="es-PE"/>
+          <w14:ligatures w14:val="none"/>
+        </w:rPr>
+      </w:pPr>
+      <w:r>
+        <w:rPr>
+          <w:rFonts w:ascii="Arial Narrow" w:eastAsia="Arial Narrow" w:hAnsi="Arial Narrow" w:cs="Arial Narrow"/>
+          <w:b/>
+          <w:color w:val="000000"/>
+          <w:kern w:val="0"/>
+          <w:sz w:val="22"/>
+          <w:szCs w:val="22"/>
+          <w:lang w:eastAsia="es-PE"/>
+          <w14:ligatures w14:val="none"/>
+        </w:rPr>
+        <w:t>NOVENO:</w:t>
+      </w:r>
+      <w:r>
+        <w:rPr>
+          <w:rFonts w:ascii="Arial Narrow" w:eastAsia="Arial Narrow" w:hAnsi="Arial Narrow" w:cs="Arial Narrow"/>
+          <w:color w:val="000000"/>
+          <w:kern w:val="0"/>
+          <w:sz w:val="22"/>
+          <w:szCs w:val="22"/>
+          <w:lang w:eastAsia="es-PE"/>
+          <w14:ligatures w14:val="none"/>
+        </w:rPr>
+        <w:t xml:space="preserve"> poner en conocimiento de las partes que, antes de la emisión de la Resolución Final, tienen la posibilidad de formular su desistimiento o presentar el acuerdo arribado mediante la conciliación, mediación, transacción o cualquier otro que, de forma indubitable, deje constancia que se ha solucionado la controversia materia de denuncia.</w:t>
+      </w:r>
+      <w:bookmarkStart w:id="8" w:name="h.gjdgxs" w:colFirst="0" w:colLast="0"/>
+      <w:bookmarkEnd w:id="8"/>
+    </w:p>
+    <w:p>
+      <w:pPr>
+        <w:suppressAutoHyphens/>
+        <w:spacing w:after="0" w:line="240" w:lineRule="auto"/>
+        <w:jc w:val="both"/>
+        <w:rPr>
+          <w:rFonts w:ascii="Arial Narrow" w:eastAsia="Arial Narrow" w:hAnsi="Arial Narrow" w:cs="Arial Narrow"/>
+          <w:color w:val="000000"/>
+          <w:kern w:val="0"/>
+          <w:sz w:val="22"/>
+          <w:szCs w:val="22"/>
+          <w:lang w:eastAsia="es-PE"/>
+          <w14:ligatures w14:val="none"/>
+        </w:rPr>
+      </w:pPr>
+    </w:p>
+    <w:p>
+      <w:pPr>
+        <w:suppressAutoHyphens/>
+        <w:spacing w:after="0" w:line="240" w:lineRule="auto"/>
+        <w:jc w:val="both"/>
+        <w:rPr>
+          <w:rFonts w:ascii="Arial Narrow" w:eastAsia="Arial Narrow" w:hAnsi="Arial Narrow" w:cs="Arial Narrow"/>
+          <w:sz w:val="22"/>
+          <w:szCs w:val="22"/>
+        </w:rPr>
+      </w:pPr>
       <w:r>
         <w:rPr>
           <w:rFonts w:ascii="Arial Narrow" w:eastAsia="Arial Narrow" w:hAnsi="Arial Narrow" w:cs="Arial Narrow"/>
           <w:b/>
           <w:bCs/>
-          <w:kern w:val="0"/>
-          <w14:ligatures w14:val="none"/>
+          <w:sz w:val="22"/>
+          <w:szCs w:val="22"/>
+        </w:rPr>
+        <w:t xml:space="preserve">DÉCIMO:</w:t>
+      </w:r>
+      <w:r>
+        <w:rPr>
+          <w:rFonts w:ascii="Arial Narrow" w:eastAsia="Arial Narrow" w:hAnsi="Arial Narrow" w:cs="Arial Narrow"/>
           <w:sz w:val="22"/>
           <w:szCs w:val="22"/>
         </w:rPr>
@@ -8456,13 +8591,297 @@
       <w:r>
         <w:rPr>
           <w:rFonts w:ascii="Arial Narrow" w:eastAsia="Arial Narrow" w:hAnsi="Arial Narrow" w:cs="Arial Narrow"/>
-          <w:kern w:val="0"/>
-          <w:sz w:val="22"/>
-          <w:szCs w:val="22"/>
-          <w:u w:val="single"/>
-          <w14:ligatures w14:val="none"/>
-        </w:rPr>
-        <w:t xml:space="preserve">Ello bajo apercibimiento de no realizar la audiencia de conciliación y levantar el acta de inasistencia correspondiente. </w:t>
+          <w:sz w:val="22"/>
+          <w:szCs w:val="22"/>
+        </w:rPr>
+        <w:t xml:space="preserve">requerir al señor [DENUNCIANTE] y a Rímac Seguros y Reaseguros S.A. para que, dentro del plazo de dos (2) días hábiles siguientes a la fecha en que reciban la notificación en sus bandejas de correo electrónico, efectúen la confirmación de recepción de la notificación remitida por este despacho a sus correos electrónicos, de conformidad con el segundo párrafo del numeral 4 del artículo 20 del Texto Único Ordenado de la Ley del Procedimiento Administrativo General, aprobado mediante Decreto Supremo 006-2026-JUS, bajo apercibimiento de rehacer el acto de notificación y notificarles conforme al numeral 1 del artículo 20 del citado cuerpo normativo.</w:t>
+      </w:r>
+      <w:r>
+        <w:rPr>
+          <w:rFonts w:ascii="Arial Narrow" w:eastAsia="Arial Narrow" w:hAnsi="Arial Narrow" w:cs="Arial Narrow"/>
+          <w:spacing w:val="-3"/>
+          <w:kern w:val="0"/>
+          <w14:ligatures w14:val="none"/>
+          <w:sz w:val="22"/>
+          <w:szCs w:val="22"/>
+        </w:rPr>
+        <w:t/>
+      </w:r>
+      <w:r>
+        <w:rPr>
+          <w:rFonts w:ascii="Arial Narrow" w:eastAsia="Arial Narrow" w:hAnsi="Arial Narrow" w:cs="Arial Narrow"/>
+          <w:spacing w:val="-3"/>
+          <w:kern w:val="0"/>
+          <w14:ligatures w14:val="none"/>
+          <w:sz w:val="22"/>
+          <w:szCs w:val="22"/>
+        </w:rPr>
+        <w:t xml:space="preserve"/>
+      </w:r>
+      <w:r>
+        <w:rPr>
+          <w:rFonts w:ascii="Arial Narrow" w:eastAsia="Arial Narrow" w:hAnsi="Arial Narrow" w:cs="Arial Narrow"/>
+          <w:spacing w:val="-3"/>
+          <w:kern w:val="0"/>
+          <w14:ligatures w14:val="none"/>
+          <w:sz w:val="22"/>
+          <w:szCs w:val="22"/>
+        </w:rPr>
+        <w:t/>
+      </w:r>
+      <w:r>
+        <w:rPr>
+          <w:rFonts w:ascii="Arial Narrow" w:eastAsia="Arial Narrow" w:hAnsi="Arial Narrow" w:cs="Arial Narrow"/>
+          <w:spacing w:val="-3"/>
+          <w:kern w:val="0"/>
+          <w14:ligatures w14:val="none"/>
+          <w:sz w:val="22"/>
+          <w:szCs w:val="22"/>
+        </w:rPr>
+        <w:t xml:space="preserve"/>
+      </w:r>
+      <w:r>
+        <w:rPr>
+          <w:rFonts w:ascii="Arial Narrow" w:eastAsia="Arial Narrow" w:hAnsi="Arial Narrow" w:cs="Arial Narrow"/>
+          <w:color w:val="000000"/>
+          <w:kern w:val="0"/>
+          <w:sz w:val="22"/>
+          <w:szCs w:val="22"/>
+          <w:shd w:val="clear" w:color="auto" w:fill="FFFFFF"/>
+          <w:lang w:eastAsia="es-PE"/>
+          <w14:ligatures w14:val="none"/>
+        </w:rPr>
+        <w:t xml:space="preserve"/>
+      </w:r>
+      <w:r>
+        <w:rPr>
+          <w:rFonts w:ascii="Arial Narrow" w:eastAsia="Arial Narrow" w:hAnsi="Arial Narrow" w:cs="Arial Narrow"/>
+          <w:color w:val="000000"/>
+          <w:kern w:val="0"/>
+          <w:sz w:val="22"/>
+          <w:szCs w:val="22"/>
+          <w:shd w:val="clear" w:color="auto" w:fill="FFFFFF"/>
+          <w:lang w:eastAsia="es-PE"/>
+          <w14:ligatures w14:val="none"/>
+        </w:rPr>
+        <w:t xml:space="preserve"/>
+      </w:r>
+      <w:r>
+        <w:rPr>
+          <w:rFonts w:ascii="Arial Narrow" w:eastAsia="Arial Narrow" w:hAnsi="Arial Narrow" w:cs="Arial Narrow"/>
+          <w:color w:val="000000"/>
+          <w:kern w:val="0"/>
+          <w:sz w:val="22"/>
+          <w:szCs w:val="22"/>
+          <w:shd w:val="clear" w:color="auto" w:fill="FFFFFF"/>
+          <w:lang w:eastAsia="es-PE"/>
+          <w14:ligatures w14:val="none"/>
+        </w:rPr>
+        <w:t xml:space="preserve"/>
+      </w:r>
+      <w:r>
+        <w:rPr>
+          <w:rFonts w:ascii="Arial Narrow" w:eastAsia="Arial Narrow" w:hAnsi="Arial Narrow" w:cs="Arial Narrow"/>
+          <w:color w:val="000000"/>
+          <w:sz w:val="22"/>
+          <w:szCs w:val="22"/>
+        </w:rPr>
+        <w:t/>
+      </w:r>
+      <w:r>
+        <w:rPr>
+          <w:rFonts w:ascii="Arial Narrow" w:eastAsia="Arial Narrow" w:hAnsi="Arial Narrow" w:cs="Arial Narrow"/>
+          <w:color w:val="000000"/>
+          <w:sz w:val="22"/>
+          <w:szCs w:val="22"/>
+        </w:rPr>
+        <w:t/>
+      </w:r>
+      <w:r>
+        <w:rPr>
+          <w:rFonts w:ascii="Arial Narrow" w:eastAsia="Arial Narrow" w:hAnsi="Arial Narrow" w:cs="Arial Narrow"/>
+          <w:color w:val="000000"/>
+          <w:sz w:val="22"/>
+          <w:szCs w:val="22"/>
+        </w:rPr>
+        <w:t xml:space="preserve"/>
+      </w:r>
+      <w:r>
+        <w:rPr>
+          <w:rFonts w:ascii="Arial Narrow" w:eastAsia="Arial Narrow" w:hAnsi="Arial Narrow" w:cs="Arial Narrow"/>
+          <w:color w:val="000000"/>
+          <w:sz w:val="22"/>
+          <w:szCs w:val="22"/>
+        </w:rPr>
+        <w:t/>
+      </w:r>
+      <w:r>
+        <w:rPr>
+          <w:rFonts w:ascii="Arial Narrow" w:eastAsia="Arial Narrow" w:hAnsi="Arial Narrow" w:cs="Arial Narrow"/>
+          <w:color w:val="000000"/>
+          <w:sz w:val="22"/>
+          <w:szCs w:val="22"/>
+        </w:rPr>
+        <w:t xml:space="preserve"/>
+      </w:r>
+      <w:r>
+        <w:rPr>
+          <w:rFonts w:ascii="Arial Narrow" w:eastAsia="Arial Narrow" w:hAnsi="Arial Narrow" w:cs="Arial Narrow"/>
+          <w:color w:val="000000"/>
+          <w:sz w:val="22"/>
+          <w:szCs w:val="22"/>
+        </w:rPr>
+        <w:t/>
+      </w:r>
+      <w:r>
+        <w:rPr>
+          <w:rFonts w:ascii="Arial Narrow" w:eastAsia="Arial Narrow" w:hAnsi="Arial Narrow" w:cs="Arial Narrow"/>
+          <w:color w:val="000000"/>
+          <w:sz w:val="22"/>
+          <w:szCs w:val="22"/>
+        </w:rPr>
+        <w:t xml:space="preserve"/>
+      </w:r>
+      <w:r>
+        <w:rPr>
+          <w:rFonts w:ascii="Arial Narrow" w:eastAsia="Arial Narrow" w:hAnsi="Arial Narrow" w:cs="Arial Narrow"/>
+          <w:color w:val="000000"/>
+          <w:sz w:val="22"/>
+          <w:szCs w:val="22"/>
+        </w:rPr>
+        <w:t/>
+      </w:r>
+      <w:r>
+        <w:rPr>
+          <w:rFonts w:ascii="Arial Narrow" w:eastAsia="Arial Narrow" w:hAnsi="Arial Narrow" w:cs="Arial Narrow"/>
+          <w:color w:val="000000"/>
+          <w:sz w:val="22"/>
+          <w:szCs w:val="22"/>
+        </w:rPr>
+        <w:t xml:space="preserve"/>
+      </w:r>
+      <w:r>
+        <w:rPr>
+          <w:rFonts w:ascii="Arial Narrow" w:eastAsia="Arial Narrow" w:hAnsi="Arial Narrow" w:cs="Arial Narrow"/>
+          <w:color w:val="000000"/>
+          <w:sz w:val="22"/>
+          <w:szCs w:val="22"/>
+        </w:rPr>
+        <w:t/>
+      </w:r>
+      <w:r>
+        <w:rPr>
+          <w:rFonts w:ascii="Arial Narrow" w:eastAsia="Arial Narrow" w:hAnsi="Arial Narrow" w:cs="Arial Narrow"/>
+          <w:color w:val="000000"/>
+          <w:sz w:val="22"/>
+          <w:szCs w:val="22"/>
+        </w:rPr>
+        <w:t xml:space="preserve"/>
+      </w:r>
+      <w:r>
+        <w:rPr>
+          <w:rFonts w:ascii="Arial Narrow" w:eastAsia="Arial Narrow" w:hAnsi="Arial Narrow" w:cs="Arial Narrow"/>
+          <w:color w:val="000000"/>
+          <w:sz w:val="22"/>
+          <w:szCs w:val="22"/>
+        </w:rPr>
+        <w:t/>
+      </w:r>
+      <w:r>
+        <w:rPr>
+          <w:rFonts w:ascii="Arial Narrow" w:eastAsia="Arial Narrow" w:hAnsi="Arial Narrow" w:cs="Arial Narrow"/>
+          <w:color w:val="000000"/>
+          <w:sz w:val="22"/>
+          <w:szCs w:val="22"/>
+        </w:rPr>
+        <w:t xml:space="preserve"/>
+      </w:r>
+      <w:r>
+        <w:rPr>
+          <w:rFonts w:ascii="Arial Narrow" w:eastAsia="Arial Narrow" w:hAnsi="Arial Narrow" w:cs="Arial Narrow"/>
+          <w:color w:val="000000"/>
+          <w:sz w:val="22"/>
+          <w:szCs w:val="22"/>
+        </w:rPr>
+        <w:t/>
+      </w:r>
+      <w:r>
+        <w:rPr>
+          <w:rFonts w:ascii="Arial Narrow" w:eastAsia="Arial Narrow" w:hAnsi="Arial Narrow" w:cs="Arial Narrow"/>
+          <w:color w:val="000000"/>
+          <w:sz w:val="22"/>
+          <w:szCs w:val="22"/>
+        </w:rPr>
+        <w:t/>
+      </w:r>
+      <w:r>
+        <w:rPr>
+          <w:rFonts w:ascii="Arial Narrow" w:eastAsia="Arial Narrow" w:hAnsi="Arial Narrow" w:cs="Arial Narrow"/>
+          <w:color w:val="000000"/>
+          <w:kern w:val="0"/>
+          <w:sz w:val="22"/>
+          <w:szCs w:val="22"/>
+          <w:lang w:eastAsia="es-PE"/>
+          <w14:ligatures w14:val="none"/>
+        </w:rPr>
+        <w:t/>
+      </w:r>
+      <w:r>
+        <w:rPr>
+          <w:rFonts w:ascii="Arial Narrow" w:eastAsia="Arial Narrow" w:hAnsi="Arial Narrow" w:cs="Arial Narrow"/>
+          <w:color w:val="000000"/>
+          <w:sz w:val="22"/>
+          <w:szCs w:val="22"/>
+        </w:rPr>
+        <w:t xml:space="preserve"/>
+      </w:r>
+      <w:r>
+        <w:rPr>
+          <w:rFonts w:ascii="Arial Narrow" w:eastAsia="Arial Narrow" w:hAnsi="Arial Narrow" w:cs="Arial Narrow"/>
+          <w:color w:val="000000"/>
+          <w:sz w:val="22"/>
+          <w:szCs w:val="22"/>
+        </w:rPr>
+        <w:t xml:space="preserve"/>
+      </w:r>
+      <w:r>
+        <w:rPr>
+          <w:rFonts w:ascii="Arial Narrow" w:eastAsia="Arial Narrow" w:hAnsi="Arial Narrow" w:cs="Arial Narrow"/>
+          <w:color w:val="000000"/>
+          <w:kern w:val="0"/>
+          <w:sz w:val="22"/>
+          <w:szCs w:val="22"/>
+          <w:lang w:eastAsia="es-PE"/>
+          <w14:ligatures w14:val="none"/>
+        </w:rPr>
+        <w:t/>
+      </w:r>
+      <w:r>
+        <w:rPr>
+          <w:rFonts w:ascii="Arial Narrow" w:eastAsia="Arial Narrow" w:hAnsi="Arial Narrow" w:cs="Arial Narrow"/>
+          <w:color w:val="000000"/>
+          <w:sz w:val="22"/>
+          <w:szCs w:val="22"/>
+        </w:rPr>
+        <w:t xml:space="preserve"/>
+      </w:r>
+      <w:r>
+        <w:rPr>
+          <w:rStyle w:val="Refdenotaalpie"/>
+          <w:rFonts w:ascii="Arial Narrow" w:eastAsia="Arial Narrow" w:hAnsi="Arial Narrow" w:cs="Arial Narrow"/>
+          <w:sz w:val="22"/>
+          <w:szCs w:val="22"/>
+          <w:vertAlign w:val="superscript"/>
+        </w:rPr>
+        <w:footnoteReference w:id="17"/>
+      </w:r>
+      <w:r>
+        <w:rPr>
+          <w:rFonts w:ascii="Arial Narrow" w:eastAsia="Arial Narrow" w:hAnsi="Arial Narrow" w:cs="Arial Narrow"/>
+          <w:sz w:val="22"/>
+          <w:szCs w:val="22"/>
+        </w:rPr>
+        <w:t/>
       </w:r>
     </w:p>
     <w:p>
@@ -8472,32 +8891,17 @@
         <w:jc w:val="both"/>
         <w:rPr>
           <w:rFonts w:ascii="Arial Narrow" w:eastAsia="Arial Narrow" w:hAnsi="Arial Narrow" w:cs="Arial Narrow"/>
-          <w:kern w:val="0"/>
-          <w:sz w:val="22"/>
-          <w:szCs w:val="22"/>
-          <w:u w:val="single"/>
-          <w14:ligatures w14:val="none"/>
-        </w:rPr>
-      </w:pPr>
-    </w:p>
-    <w:p>
-      <w:pPr>
-        <w:suppressAutoHyphens/>
+          <w:sz w:val="22"/>
+          <w:szCs w:val="22"/>
+        </w:rPr>
+      </w:pPr>
+    </w:p>
+    <w:p>
+      <w:pPr>
         <w:spacing w:after="0" w:line="240" w:lineRule="auto"/>
         <w:jc w:val="both"/>
         <w:rPr>
           <w:rFonts w:ascii="Arial Narrow" w:eastAsia="Arial Narrow" w:hAnsi="Arial Narrow" w:cs="Arial Narrow"/>
-          <w:color w:val="000000"/>
-          <w:kern w:val="0"/>
-          <w:sz w:val="22"/>
-          <w:szCs w:val="22"/>
-          <w:lang w:eastAsia="es-PE"/>
-          <w14:ligatures w14:val="none"/>
-        </w:rPr>
-      </w:pPr>
-      <w:r>
-        <w:rPr>
-          <w:rFonts w:ascii="Arial Narrow" w:eastAsia="Arial Narrow" w:hAnsi="Arial Narrow" w:cs="Arial Narrow"/>
           <w:b/>
           <w:color w:val="000000"/>
           <w:kern w:val="0"/>
@@ -8506,433 +8910,87 @@
           <w:lang w:eastAsia="es-PE"/>
           <w14:ligatures w14:val="none"/>
         </w:rPr>
-        <w:t>NOVENO:</w:t>
-      </w:r>
-      <w:r>
-        <w:rPr>
-          <w:rFonts w:ascii="Arial Narrow" w:eastAsia="Arial Narrow" w:hAnsi="Arial Narrow" w:cs="Arial Narrow"/>
-          <w:color w:val="000000"/>
-          <w:kern w:val="0"/>
-          <w:sz w:val="22"/>
-          <w:szCs w:val="22"/>
-          <w:lang w:eastAsia="es-PE"/>
-          <w14:ligatures w14:val="none"/>
-        </w:rPr>
-        <w:t xml:space="preserve"> poner en conocimiento de las partes que, antes de la emisión de la Resolución Final, tienen la posibilidad de formular su desistimiento o presentar el acuerdo arribado mediante la conciliación, mediación, transacción o cualquier otro que, de forma indubitable, deje constancia que se ha solucionado la controversia materia de denuncia.</w:t>
-      </w:r>
-      <w:bookmarkStart w:id="8" w:name="h.gjdgxs" w:colFirst="0" w:colLast="0"/>
-      <w:bookmarkEnd w:id="8"/>
-    </w:p>
-    <w:p>
-      <w:pPr>
-        <w:suppressAutoHyphens/>
+      </w:pPr>
+    </w:p>
+    <w:p>
+      <w:pPr>
         <w:spacing w:after="0" w:line="240" w:lineRule="auto"/>
         <w:jc w:val="both"/>
         <w:rPr>
           <w:rFonts w:ascii="Arial Narrow" w:eastAsia="Arial Narrow" w:hAnsi="Arial Narrow" w:cs="Arial Narrow"/>
-          <w:color w:val="000000"/>
-          <w:kern w:val="0"/>
-          <w:sz w:val="22"/>
-          <w:szCs w:val="22"/>
-          <w:lang w:eastAsia="es-PE"/>
-          <w14:ligatures w14:val="none"/>
-        </w:rPr>
-      </w:pPr>
-    </w:p>
-    <w:p>
-      <w:pPr>
-        <w:suppressAutoHyphens/>
+          <w:b/>
+          <w:color w:val="000000"/>
+          <w:kern w:val="0"/>
+          <w:sz w:val="22"/>
+          <w:szCs w:val="22"/>
+          <w:lang w:eastAsia="es-PE"/>
+          <w14:ligatures w14:val="none"/>
+        </w:rPr>
+      </w:pPr>
+    </w:p>
+    <w:p>
+      <w:pPr>
         <w:spacing w:after="0" w:line="240" w:lineRule="auto"/>
         <w:jc w:val="both"/>
         <w:rPr>
           <w:rFonts w:ascii="Arial Narrow" w:eastAsia="Arial Narrow" w:hAnsi="Arial Narrow" w:cs="Arial Narrow"/>
-          <w:sz w:val="22"/>
-          <w:szCs w:val="22"/>
-        </w:rPr>
-      </w:pPr>
-      <w:r>
+          <w:b/>
+          <w:color w:val="000000"/>
+          <w:kern w:val="0"/>
+          <w:sz w:val="22"/>
+          <w:szCs w:val="22"/>
+          <w:lang w:eastAsia="es-PE"/>
+          <w14:ligatures w14:val="none"/>
+        </w:rPr>
+      </w:pPr>
+    </w:p>
+    <w:p>
+      <w:pPr>
+        <w:spacing w:after="0" w:line="240" w:lineRule="auto"/>
+        <w:jc w:val="both"/>
+        <w:rPr>
+          <w:rFonts w:ascii="Arial Narrow" w:eastAsia="Arial Narrow" w:hAnsi="Arial Narrow" w:cs="Arial Narrow"/>
+          <w:b/>
+          <w:color w:val="000000"/>
+          <w:kern w:val="0"/>
+          <w:sz w:val="22"/>
+          <w:szCs w:val="22"/>
+          <w:lang w:eastAsia="es-PE"/>
+          <w14:ligatures w14:val="none"/>
+        </w:rPr>
+      </w:pPr>
+    </w:p>
+    <w:bookmarkEnd w:id="0"/>
+    <w:p>
+      <w:pPr>
+        <w:shd w:val="clear" w:color="auto" w:fill="FFFFFF" w:themeFill="background1"/>
+        <w:spacing w:after="0" w:line="240" w:lineRule="auto"/>
+        <w:jc w:val="center"/>
         <w:rPr>
           <w:rFonts w:ascii="Arial Narrow" w:eastAsia="Arial Narrow" w:hAnsi="Arial Narrow" w:cs="Arial Narrow"/>
           <w:b/>
           <w:bCs/>
-          <w:sz w:val="22"/>
-          <w:szCs w:val="22"/>
-        </w:rPr>
-        <w:t xml:space="preserve">DÉCIMO: </w:t>
-      </w:r>
-      <w:r>
-        <w:rPr>
-          <w:rFonts w:ascii="Arial Narrow" w:eastAsia="Arial Narrow" w:hAnsi="Arial Narrow" w:cs="Arial Narrow"/>
-          <w:sz w:val="22"/>
-          <w:szCs w:val="22"/>
-        </w:rPr>
-        <w:t xml:space="preserve">requerir al señor [DENUNCIANTE] y a Rímac Seguros y Reaseguros S.A. para que, dentro del plazo de dos (2) días hábiles siguientes a la fecha en que reciban la notificación en sus bandejas de correo electrónico, efectúen la confirmación de recepción de la notificación remitida por este despacho a sus correos electrónicos, de conformidad con el segundo párrafo del numeral 4 del artículo 20 del Texto Único Ordenado de la Ley del Procedimiento Administrativo General, aprobado mediante Decreto Supremo 006-2026-JUS, bajo apercibimiento de rehacer el acto de notificación y notificarle conforme al numeral 1 del artículo 20 del citado cuerpo normativo.</w:t>
-      </w:r>
-      <w:r>
-        <w:rPr>
-          <w:rFonts w:ascii="Arial Narrow" w:eastAsia="Arial Narrow" w:hAnsi="Arial Narrow" w:cs="Arial Narrow"/>
-          <w:spacing w:val="-3"/>
-          <w:kern w:val="0"/>
-          <w14:ligatures w14:val="none"/>
-          <w:sz w:val="22"/>
-          <w:szCs w:val="22"/>
-        </w:rPr>
-        <w:t/>
-      </w:r>
-      <w:r>
-        <w:rPr>
-          <w:rFonts w:ascii="Arial Narrow" w:eastAsia="Arial Narrow" w:hAnsi="Arial Narrow" w:cs="Arial Narrow"/>
-          <w:spacing w:val="-3"/>
-          <w:kern w:val="0"/>
-          <w14:ligatures w14:val="none"/>
-          <w:sz w:val="22"/>
-          <w:szCs w:val="22"/>
-        </w:rPr>
-        <w:t xml:space="preserve"/>
-      </w:r>
-      <w:r>
-        <w:rPr>
-          <w:rFonts w:ascii="Arial Narrow" w:eastAsia="Arial Narrow" w:hAnsi="Arial Narrow" w:cs="Arial Narrow"/>
-          <w:spacing w:val="-3"/>
-          <w:kern w:val="0"/>
-          <w14:ligatures w14:val="none"/>
-          <w:sz w:val="22"/>
-          <w:szCs w:val="22"/>
-        </w:rPr>
-        <w:t/>
-      </w:r>
-      <w:r>
-        <w:rPr>
-          <w:rFonts w:ascii="Arial Narrow" w:eastAsia="Arial Narrow" w:hAnsi="Arial Narrow" w:cs="Arial Narrow"/>
-          <w:spacing w:val="-3"/>
-          <w:kern w:val="0"/>
-          <w14:ligatures w14:val="none"/>
-          <w:sz w:val="22"/>
-          <w:szCs w:val="22"/>
-        </w:rPr>
-        <w:t xml:space="preserve"/>
-      </w:r>
-      <w:r>
-        <w:rPr>
-          <w:rFonts w:ascii="Arial Narrow" w:eastAsia="Arial Narrow" w:hAnsi="Arial Narrow" w:cs="Arial Narrow"/>
-          <w:color w:val="000000"/>
-          <w:kern w:val="0"/>
-          <w:sz w:val="22"/>
-          <w:szCs w:val="22"/>
-          <w:shd w:val="clear" w:color="auto" w:fill="FFFFFF"/>
-          <w:lang w:eastAsia="es-PE"/>
-          <w14:ligatures w14:val="none"/>
-        </w:rPr>
-        <w:t xml:space="preserve"/>
-      </w:r>
-      <w:r>
-        <w:rPr>
-          <w:rFonts w:ascii="Arial Narrow" w:eastAsia="Arial Narrow" w:hAnsi="Arial Narrow" w:cs="Arial Narrow"/>
-          <w:color w:val="000000"/>
-          <w:kern w:val="0"/>
-          <w:sz w:val="22"/>
-          <w:szCs w:val="22"/>
-          <w:shd w:val="clear" w:color="auto" w:fill="FFFFFF"/>
-          <w:lang w:eastAsia="es-PE"/>
-          <w14:ligatures w14:val="none"/>
-        </w:rPr>
-        <w:t xml:space="preserve"/>
-      </w:r>
-      <w:r>
-        <w:rPr>
-          <w:rFonts w:ascii="Arial Narrow" w:eastAsia="Arial Narrow" w:hAnsi="Arial Narrow" w:cs="Arial Narrow"/>
-          <w:color w:val="000000"/>
-          <w:kern w:val="0"/>
-          <w:sz w:val="22"/>
-          <w:szCs w:val="22"/>
-          <w:shd w:val="clear" w:color="auto" w:fill="FFFFFF"/>
-          <w:lang w:eastAsia="es-PE"/>
-          <w14:ligatures w14:val="none"/>
-        </w:rPr>
-        <w:t xml:space="preserve"/>
-      </w:r>
-      <w:r>
-        <w:rPr>
-          <w:rFonts w:ascii="Arial Narrow" w:eastAsia="Arial Narrow" w:hAnsi="Arial Narrow" w:cs="Arial Narrow"/>
-          <w:color w:val="000000"/>
-          <w:sz w:val="22"/>
-          <w:szCs w:val="22"/>
-        </w:rPr>
-        <w:t/>
-      </w:r>
-      <w:r>
-        <w:rPr>
-          <w:rFonts w:ascii="Arial Narrow" w:eastAsia="Arial Narrow" w:hAnsi="Arial Narrow" w:cs="Arial Narrow"/>
-          <w:color w:val="000000"/>
-          <w:sz w:val="22"/>
-          <w:szCs w:val="22"/>
-        </w:rPr>
-        <w:t/>
-      </w:r>
-      <w:r>
-        <w:rPr>
-          <w:rFonts w:ascii="Arial Narrow" w:eastAsia="Arial Narrow" w:hAnsi="Arial Narrow" w:cs="Arial Narrow"/>
-          <w:color w:val="000000"/>
-          <w:sz w:val="22"/>
-          <w:szCs w:val="22"/>
-        </w:rPr>
-        <w:t xml:space="preserve"/>
-      </w:r>
-      <w:r>
-        <w:rPr>
-          <w:rFonts w:ascii="Arial Narrow" w:eastAsia="Arial Narrow" w:hAnsi="Arial Narrow" w:cs="Arial Narrow"/>
-          <w:color w:val="000000"/>
-          <w:sz w:val="22"/>
-          <w:szCs w:val="22"/>
-        </w:rPr>
-        <w:t/>
-      </w:r>
-      <w:r>
-        <w:rPr>
-          <w:rFonts w:ascii="Arial Narrow" w:eastAsia="Arial Narrow" w:hAnsi="Arial Narrow" w:cs="Arial Narrow"/>
-          <w:color w:val="000000"/>
-          <w:sz w:val="22"/>
-          <w:szCs w:val="22"/>
-        </w:rPr>
-        <w:t xml:space="preserve"/>
-      </w:r>
-      <w:r>
-        <w:rPr>
-          <w:rFonts w:ascii="Arial Narrow" w:eastAsia="Arial Narrow" w:hAnsi="Arial Narrow" w:cs="Arial Narrow"/>
-          <w:color w:val="000000"/>
-          <w:sz w:val="22"/>
-          <w:szCs w:val="22"/>
-        </w:rPr>
-        <w:t/>
-      </w:r>
-      <w:r>
-        <w:rPr>
-          <w:rFonts w:ascii="Arial Narrow" w:eastAsia="Arial Narrow" w:hAnsi="Arial Narrow" w:cs="Arial Narrow"/>
-          <w:color w:val="000000"/>
-          <w:sz w:val="22"/>
-          <w:szCs w:val="22"/>
-        </w:rPr>
-        <w:t xml:space="preserve"/>
-      </w:r>
-      <w:r>
-        <w:rPr>
-          <w:rFonts w:ascii="Arial Narrow" w:eastAsia="Arial Narrow" w:hAnsi="Arial Narrow" w:cs="Arial Narrow"/>
-          <w:color w:val="000000"/>
-          <w:sz w:val="22"/>
-          <w:szCs w:val="22"/>
-        </w:rPr>
-        <w:t/>
-      </w:r>
-      <w:r>
-        <w:rPr>
-          <w:rFonts w:ascii="Arial Narrow" w:eastAsia="Arial Narrow" w:hAnsi="Arial Narrow" w:cs="Arial Narrow"/>
-          <w:color w:val="000000"/>
-          <w:sz w:val="22"/>
-          <w:szCs w:val="22"/>
-        </w:rPr>
-        <w:t xml:space="preserve"/>
-      </w:r>
-      <w:r>
-        <w:rPr>
-          <w:rFonts w:ascii="Arial Narrow" w:eastAsia="Arial Narrow" w:hAnsi="Arial Narrow" w:cs="Arial Narrow"/>
-          <w:color w:val="000000"/>
-          <w:sz w:val="22"/>
-          <w:szCs w:val="22"/>
-        </w:rPr>
-        <w:t/>
-      </w:r>
-      <w:r>
-        <w:rPr>
-          <w:rFonts w:ascii="Arial Narrow" w:eastAsia="Arial Narrow" w:hAnsi="Arial Narrow" w:cs="Arial Narrow"/>
-          <w:color w:val="000000"/>
-          <w:sz w:val="22"/>
-          <w:szCs w:val="22"/>
-        </w:rPr>
-        <w:t xml:space="preserve"/>
-      </w:r>
-      <w:r>
-        <w:rPr>
-          <w:rFonts w:ascii="Arial Narrow" w:eastAsia="Arial Narrow" w:hAnsi="Arial Narrow" w:cs="Arial Narrow"/>
-          <w:color w:val="000000"/>
-          <w:sz w:val="22"/>
-          <w:szCs w:val="22"/>
-        </w:rPr>
-        <w:t/>
-      </w:r>
-      <w:r>
-        <w:rPr>
-          <w:rFonts w:ascii="Arial Narrow" w:eastAsia="Arial Narrow" w:hAnsi="Arial Narrow" w:cs="Arial Narrow"/>
-          <w:color w:val="000000"/>
-          <w:sz w:val="22"/>
-          <w:szCs w:val="22"/>
-        </w:rPr>
-        <w:t xml:space="preserve"/>
-      </w:r>
-      <w:r>
-        <w:rPr>
-          <w:rFonts w:ascii="Arial Narrow" w:eastAsia="Arial Narrow" w:hAnsi="Arial Narrow" w:cs="Arial Narrow"/>
-          <w:color w:val="000000"/>
-          <w:sz w:val="22"/>
-          <w:szCs w:val="22"/>
-        </w:rPr>
-        <w:t/>
-      </w:r>
-      <w:r>
-        <w:rPr>
-          <w:rFonts w:ascii="Arial Narrow" w:eastAsia="Arial Narrow" w:hAnsi="Arial Narrow" w:cs="Arial Narrow"/>
-          <w:color w:val="000000"/>
-          <w:sz w:val="22"/>
-          <w:szCs w:val="22"/>
-        </w:rPr>
-        <w:t/>
-      </w:r>
-      <w:r>
-        <w:rPr>
-          <w:rFonts w:ascii="Arial Narrow" w:eastAsia="Arial Narrow" w:hAnsi="Arial Narrow" w:cs="Arial Narrow"/>
-          <w:color w:val="000000"/>
-          <w:kern w:val="0"/>
-          <w:sz w:val="22"/>
-          <w:szCs w:val="22"/>
-          <w:lang w:eastAsia="es-PE"/>
-          <w14:ligatures w14:val="none"/>
-        </w:rPr>
-        <w:t/>
-      </w:r>
-      <w:r>
-        <w:rPr>
-          <w:rFonts w:ascii="Arial Narrow" w:eastAsia="Arial Narrow" w:hAnsi="Arial Narrow" w:cs="Arial Narrow"/>
-          <w:color w:val="000000"/>
-          <w:sz w:val="22"/>
-          <w:szCs w:val="22"/>
-        </w:rPr>
-        <w:t xml:space="preserve"/>
-      </w:r>
-      <w:r>
-        <w:rPr>
-          <w:rFonts w:ascii="Arial Narrow" w:eastAsia="Arial Narrow" w:hAnsi="Arial Narrow" w:cs="Arial Narrow"/>
-          <w:color w:val="000000"/>
-          <w:sz w:val="22"/>
-          <w:szCs w:val="22"/>
-        </w:rPr>
-        <w:t xml:space="preserve"/>
-      </w:r>
-      <w:r>
-        <w:rPr>
-          <w:rFonts w:ascii="Arial Narrow" w:eastAsia="Arial Narrow" w:hAnsi="Arial Narrow" w:cs="Arial Narrow"/>
-          <w:color w:val="000000"/>
-          <w:kern w:val="0"/>
-          <w:sz w:val="22"/>
-          <w:szCs w:val="22"/>
-          <w:lang w:eastAsia="es-PE"/>
-          <w14:ligatures w14:val="none"/>
-        </w:rPr>
-        <w:t/>
-      </w:r>
-      <w:r>
-        <w:rPr>
-          <w:rFonts w:ascii="Arial Narrow" w:eastAsia="Arial Narrow" w:hAnsi="Arial Narrow" w:cs="Arial Narrow"/>
-          <w:color w:val="000000"/>
-          <w:sz w:val="22"/>
-          <w:szCs w:val="22"/>
-        </w:rPr>
-        <w:t xml:space="preserve"/>
-      </w:r>
-      <w:r>
-        <w:rPr>
-          <w:rStyle w:val="Refdenotaalpie"/>
-          <w:rFonts w:ascii="Arial Narrow" w:eastAsia="Arial Narrow" w:hAnsi="Arial Narrow" w:cs="Arial Narrow"/>
-          <w:sz w:val="22"/>
-          <w:szCs w:val="22"/>
-          <w:vertAlign w:val="superscript"/>
-        </w:rPr>
-        <w:footnoteReference w:id="15"/>
-      </w:r>
-      <w:r>
-        <w:rPr>
-          <w:rFonts w:ascii="Arial Narrow" w:eastAsia="Arial Narrow" w:hAnsi="Arial Narrow" w:cs="Arial Narrow"/>
-          <w:sz w:val="22"/>
-          <w:szCs w:val="22"/>
-        </w:rPr>
-        <w:t/>
-      </w:r>
-    </w:p>
-    <w:p>
-      <w:pPr>
-        <w:suppressAutoHyphens/>
-        <w:spacing w:after="0" w:line="240" w:lineRule="auto"/>
-        <w:jc w:val="both"/>
-        <w:rPr>
-          <w:rFonts w:ascii="Arial Narrow" w:eastAsia="Arial Narrow" w:hAnsi="Arial Narrow" w:cs="Arial Narrow"/>
-          <w:sz w:val="22"/>
-          <w:szCs w:val="22"/>
-        </w:rPr>
-      </w:pPr>
-    </w:p>
-    <w:p>
-      <w:pPr>
-        <w:spacing w:after="0" w:line="240" w:lineRule="auto"/>
-        <w:jc w:val="both"/>
+          <w:color w:val="000000"/>
+          <w:kern w:val="0"/>
+          <w14:ligatures w14:val="none"/>
+          <w:sz w:val="22"/>
+          <w:szCs w:val="22"/>
+        </w:rPr>
+      </w:pPr>
+      <w:r>
         <w:rPr>
           <w:rFonts w:ascii="Arial Narrow" w:eastAsia="Arial Narrow" w:hAnsi="Arial Narrow" w:cs="Arial Narrow"/>
           <w:b/>
-          <w:color w:val="000000"/>
-          <w:kern w:val="0"/>
-          <w:sz w:val="22"/>
-          <w:szCs w:val="22"/>
-          <w:lang w:eastAsia="es-PE"/>
-          <w14:ligatures w14:val="none"/>
-        </w:rPr>
-      </w:pPr>
-    </w:p>
-    <w:p>
-      <w:pPr>
-        <w:spacing w:after="0" w:line="240" w:lineRule="auto"/>
-        <w:jc w:val="both"/>
-        <w:rPr>
-          <w:rFonts w:ascii="Arial Narrow" w:eastAsia="Arial Narrow" w:hAnsi="Arial Narrow" w:cs="Arial Narrow"/>
-          <w:b/>
-          <w:color w:val="000000"/>
-          <w:kern w:val="0"/>
-          <w:sz w:val="22"/>
-          <w:szCs w:val="22"/>
-          <w:lang w:eastAsia="es-PE"/>
-          <w14:ligatures w14:val="none"/>
-        </w:rPr>
-      </w:pPr>
-    </w:p>
-    <w:p>
-      <w:pPr>
-        <w:spacing w:after="0" w:line="240" w:lineRule="auto"/>
-        <w:jc w:val="both"/>
-        <w:rPr>
-          <w:rFonts w:ascii="Arial Narrow" w:eastAsia="Arial Narrow" w:hAnsi="Arial Narrow" w:cs="Arial Narrow"/>
-          <w:b/>
-          <w:color w:val="000000"/>
-          <w:kern w:val="0"/>
-          <w:sz w:val="22"/>
-          <w:szCs w:val="22"/>
-          <w:lang w:eastAsia="es-PE"/>
-          <w14:ligatures w14:val="none"/>
-        </w:rPr>
-      </w:pPr>
-    </w:p>
-    <w:p>
-      <w:pPr>
-        <w:spacing w:after="0" w:line="240" w:lineRule="auto"/>
-        <w:jc w:val="both"/>
-        <w:rPr>
-          <w:rFonts w:ascii="Arial Narrow" w:eastAsia="Arial Narrow" w:hAnsi="Arial Narrow" w:cs="Arial Narrow"/>
-          <w:b/>
-          <w:color w:val="000000"/>
-          <w:kern w:val="0"/>
-          <w:sz w:val="22"/>
-          <w:szCs w:val="22"/>
-          <w:lang w:eastAsia="es-PE"/>
-          <w14:ligatures w14:val="none"/>
-        </w:rPr>
-      </w:pPr>
-    </w:p>
-    <w:bookmarkEnd w:id="0"/>
+          <w:bCs/>
+          <w:color w:val="000000"/>
+          <w:kern w:val="0"/>
+          <w14:ligatures w14:val="none"/>
+          <w:sz w:val="22"/>
+          <w:szCs w:val="22"/>
+        </w:rPr>
+        <w:t xml:space="preserve">Firmado digitalmente por</w:t>
+      </w:r>
+    </w:p>
     <w:p>
       <w:pPr>
         <w:shd w:val="clear" w:color="auto" w:fill="FFFFFF" w:themeFill="background1"/>
@@ -9272,6 +9330,9 @@
     <w:p>
       <w:pPr>
         <w:pStyle w:val="Textonotapie"/>
+        <w:tabs>
+          <w:tab w:val="left" w:pos="567"/>
+        </w:tabs>
         <w:ind w:left="567" w:hanging="567"/>
         <w:jc w:val="both"/>
         <w:rPr>
@@ -9296,7 +9357,82 @@
           <w:sz w:val="16"/>
           <w:szCs w:val="16"/>
         </w:rPr>
+        <w:tab/>
+        <w:t xml:space="preserve"/>
+      </w:r>
+      <w:r>
+        <w:rPr>
+          <w:rFonts w:ascii="Arial Narrow" w:eastAsia="Arial Narrow" w:hAnsi="Arial Narrow" w:cs="Arial Narrow"/>
+          <w:sz w:val="16"/>
+          <w:szCs w:val="16"/>
+        </w:rPr>
+        <w:tab/>
+        <w:t>Publicado</w:t>
+      </w:r>
+      <w:r>
+        <w:rPr>
+          <w:rFonts w:ascii="Arial Narrow" w:eastAsia="Arial Narrow" w:hAnsi="Arial Narrow" w:cs="Arial Narrow"/>
+          <w:b/>
+          <w:sz w:val="16"/>
+          <w:szCs w:val="16"/>
+        </w:rPr>
         <w:t xml:space="preserve"> </w:t>
+      </w:r>
+      <w:r>
+        <w:rPr>
+          <w:rFonts w:ascii="Arial Narrow" w:eastAsia="Arial Narrow" w:hAnsi="Arial Narrow" w:cs="Arial Narrow"/>
+          <w:sz w:val="16"/>
+          <w:szCs w:val="16"/>
+        </w:rPr>
+        <w:t xml:space="preserve">el 2 de setiembre de 2010 en el Diario Oficial El Peruano, vigente desde el 2 de octubre de 2010 y modificado por Decreto Legislativo 1308.</w:t>
+      </w:r>
+    </w:p>
+    <w:p>
+      <w:pPr>
+        <w:pStyle w:val="Textonotapie"/>
+        <w:ind w:left="567" w:hanging="567"/>
+        <w:jc w:val="both"/>
+        <w:rPr>
+          <w:rFonts w:ascii="Arial Narrow" w:eastAsia="Arial Narrow" w:hAnsi="Arial Narrow" w:cs="Arial Narrow"/>
+          <w:sz w:val="16"/>
+          <w:szCs w:val="16"/>
+        </w:rPr>
+      </w:pPr>
+    </w:p>
+  </w:footnote>
+  <w:footnote w:id="2">
+    <w:p>
+      <w:pPr>
+        <w:pStyle w:val="Textonotapie"/>
+        <w:tabs>
+          <w:tab w:val="left" w:pos="567"/>
+        </w:tabs>
+        <w:ind w:left="567" w:hanging="567"/>
+        <w:jc w:val="both"/>
+        <w:rPr>
+          <w:rFonts w:ascii="Arial Narrow" w:eastAsia="Arial Narrow" w:hAnsi="Arial Narrow" w:cs="Arial Narrow"/>
+          <w:sz w:val="16"/>
+          <w:szCs w:val="16"/>
+        </w:rPr>
+      </w:pPr>
+      <w:r>
+        <w:rPr>
+          <w:rStyle w:val="Refdenotaalpie"/>
+          <w:rFonts w:ascii="Arial Narrow" w:eastAsia="Arial Narrow" w:hAnsi="Arial Narrow" w:cs="Arial Narrow"/>
+          <w:sz w:val="16"/>
+          <w:szCs w:val="16"/>
+          <w:vertAlign w:val="superscript"/>
+        </w:rPr>
+        <w:footnoteRef/>
+      </w:r>
+      <w:r>
+        <w:rPr>
+          <w:rFonts w:ascii="Arial Narrow" w:eastAsia="Arial Narrow" w:hAnsi="Arial Narrow" w:cs="Arial Narrow"/>
+          <w:sz w:val="16"/>
+          <w:szCs w:val="16"/>
+        </w:rPr>
+        <w:tab/>
+        <w:t xml:space="preserve"/>
       </w:r>
       <w:r>
         <w:rPr>
@@ -9404,76 +9540,6 @@
           <w:szCs w:val="16"/>
         </w:rPr>
         <w:t xml:space="preserve">.</w:t>
-      </w:r>
-    </w:p>
-    <w:p>
-      <w:pPr>
-        <w:pStyle w:val="Textonotapie"/>
-        <w:ind w:left="567" w:hanging="567"/>
-        <w:jc w:val="both"/>
-        <w:rPr>
-          <w:rFonts w:ascii="Arial Narrow" w:eastAsia="Arial Narrow" w:hAnsi="Arial Narrow" w:cs="Arial Narrow"/>
-          <w:sz w:val="16"/>
-          <w:szCs w:val="16"/>
-        </w:rPr>
-      </w:pPr>
-    </w:p>
-  </w:footnote>
-  <w:footnote w:id="2">
-    <w:p>
-      <w:pPr>
-        <w:pStyle w:val="Textonotapie"/>
-        <w:ind w:left="567" w:hanging="567"/>
-        <w:jc w:val="both"/>
-        <w:rPr>
-          <w:rFonts w:ascii="Arial Narrow" w:eastAsia="Arial Narrow" w:hAnsi="Arial Narrow" w:cs="Arial Narrow"/>
-          <w:sz w:val="16"/>
-          <w:szCs w:val="16"/>
-        </w:rPr>
-      </w:pPr>
-      <w:r>
-        <w:rPr>
-          <w:rStyle w:val="Refdenotaalpie"/>
-          <w:rFonts w:ascii="Arial Narrow" w:eastAsia="Arial Narrow" w:hAnsi="Arial Narrow" w:cs="Arial Narrow"/>
-          <w:sz w:val="16"/>
-          <w:szCs w:val="16"/>
-          <w:vertAlign w:val="superscript"/>
-        </w:rPr>
-        <w:footnoteRef/>
-      </w:r>
-      <w:r>
-        <w:rPr>
-          <w:rFonts w:ascii="Arial Narrow" w:eastAsia="Arial Narrow" w:hAnsi="Arial Narrow" w:cs="Arial Narrow"/>
-          <w:sz w:val="16"/>
-          <w:szCs w:val="16"/>
-        </w:rPr>
-        <w:t xml:space="preserve"> </w:t>
-      </w:r>
-      <w:r>
-        <w:rPr>
-          <w:rFonts w:ascii="Arial Narrow" w:eastAsia="Arial Narrow" w:hAnsi="Arial Narrow" w:cs="Arial Narrow"/>
-          <w:sz w:val="16"/>
-          <w:szCs w:val="16"/>
-        </w:rPr>
-        <w:tab/>
-        <w:t>Publicado</w:t>
-      </w:r>
-      <w:r>
-        <w:rPr>
-          <w:rFonts w:ascii="Arial Narrow" w:eastAsia="Arial Narrow" w:hAnsi="Arial Narrow" w:cs="Arial Narrow"/>
-          <w:b/>
-          <w:sz w:val="16"/>
-          <w:szCs w:val="16"/>
-        </w:rPr>
-        <w:t xml:space="preserve"> </w:t>
-      </w:r>
-      <w:r>
-        <w:rPr>
-          <w:rFonts w:ascii="Arial Narrow" w:eastAsia="Arial Narrow" w:hAnsi="Arial Narrow" w:cs="Arial Narrow"/>
-          <w:sz w:val="16"/>
-          <w:szCs w:val="16"/>
-        </w:rPr>
-        <w:t xml:space="preserve">el 2 de setiembre de 2010 en el Diario Oficial El Peruano, vigente desde el 2 de octubre de 2010 y modificado por Decreto Legislativo 1308.</w:t>
       </w:r>
     </w:p>
     <w:p>
@@ -9522,7 +9588,8 @@
           <w:sz w:val="16"/>
           <w:szCs w:val="16"/>
         </w:rPr>
-        <w:t xml:space="preserve"> </w:t>
+        <w:tab/>
+        <w:t xml:space="preserve"/>
       </w:r>
       <w:r>
         <w:rPr>
@@ -9562,7 +9629,7 @@
           <w:sz w:val="16"/>
           <w:szCs w:val="16"/>
         </w:rPr>
-        <w:t xml:space="preserve"> 29571, CÓDIGO DE PROTECCIÓN Y DEFENSA DEL CONSUMIDOR, publicado el 2 de setiembre de 2010 y modificado por Decreto Legislativo </w:t>
+        <w:t xml:space="preserve">29571, CÓDIGO DE PROTECCIÓN Y DEFENSA DEL CONSUMIDOR, publicado el 2 de setiembre de 2010 y modificado por Decreto Legislativo </w:t>
       </w:r>
       <w:proofErr w:type="spellStart"/>
       <w:r>
@@ -9584,7 +9651,7 @@
           <w:sz w:val="16"/>
           <w:szCs w:val="16"/>
         </w:rPr>
-        <w:t xml:space="preserve"> 1308 </w:t>
+        <w:t xml:space="preserve">1308 </w:t>
       </w:r>
     </w:p>
     <w:p>
@@ -9654,7 +9721,7 @@
           <w:sz w:val="16"/>
           <w:szCs w:val="16"/>
         </w:rPr>
-        <w:t xml:space="preserve"> 1033, Ley de Organización y Funciones del Indecopi. Dicha competencia solo puede ser negada cuando ella haya sido asignada o se asigne a favor de otro organismo por norma expresa con rango de ley. </w:t>
+        <w:t xml:space="preserve">1033, Ley de Organización y Funciones del Indecopi. Dicha competencia solo puede ser negada cuando ella haya sido asignada o se asigne a favor de otro organismo por norma expresa con rango de ley. </w:t>
       </w:r>
     </w:p>
     <w:p>
@@ -9691,10 +9758,52 @@
         <w:jc w:val="both"/>
         <w:rPr>
           <w:rFonts w:ascii="Arial Narrow" w:eastAsia="Arial Narrow" w:hAnsi="Arial Narrow" w:cs="Arial Narrow"/>
-          <w:sz w:val="16"/>
-          <w:szCs w:val="16"/>
-        </w:rPr>
-      </w:pPr>
+          <w:b/>
+          <w:bCs/>
+          <w:sz w:val="16"/>
+          <w:szCs w:val="16"/>
+        </w:rPr>
+      </w:pPr>
+      <w:r>
+        <w:rPr>
+          <w:rFonts w:ascii="Arial Narrow" w:eastAsia="Arial Narrow" w:hAnsi="Arial Narrow" w:cs="Arial Narrow"/>
+          <w:sz w:val="16"/>
+          <w:szCs w:val="16"/>
+        </w:rPr>
+        <w:tab/>
+      </w:r>
+      <w:r>
+        <w:rPr>
+          <w:rFonts w:ascii="Arial Narrow" w:eastAsia="Arial Narrow" w:hAnsi="Arial Narrow" w:cs="Arial Narrow"/>
+          <w:b/>
+          <w:bCs/>
+          <w:sz w:val="16"/>
+          <w:szCs w:val="16"/>
+        </w:rPr>
+        <w:t xml:space="preserve">LEY DE ORGANIZACIÓN Y FUNCIONES DEL INDECOPI, APROBADA POR DECRETO LEGISLATIVO </w:t>
+      </w:r>
+      <w:proofErr w:type="spellStart"/>
+      <w:r>
+        <w:rPr>
+          <w:rFonts w:ascii="Arial Narrow" w:eastAsia="Arial Narrow" w:hAnsi="Arial Narrow" w:cs="Arial Narrow"/>
+          <w:b/>
+          <w:bCs/>
+          <w:sz w:val="16"/>
+          <w:szCs w:val="16"/>
+        </w:rPr>
+        <w:t/>
+      </w:r>
+      <w:proofErr w:type="spellEnd"/>
+      <w:r>
+        <w:rPr>
+          <w:rFonts w:ascii="Arial Narrow" w:eastAsia="Arial Narrow" w:hAnsi="Arial Narrow" w:cs="Arial Narrow"/>
+          <w:b/>
+          <w:bCs/>
+          <w:sz w:val="16"/>
+          <w:szCs w:val="16"/>
+        </w:rPr>
+        <w:t xml:space="preserve">1033 </w:t>
+      </w:r>
     </w:p>
     <w:p>
       <w:pPr>
@@ -9706,51 +9815,46 @@
         <w:jc w:val="both"/>
         <w:rPr>
           <w:rFonts w:ascii="Arial Narrow" w:eastAsia="Arial Narrow" w:hAnsi="Arial Narrow" w:cs="Arial Narrow"/>
+          <w:sz w:val="16"/>
+          <w:szCs w:val="16"/>
+        </w:rPr>
+      </w:pPr>
+      <w:r>
+        <w:rPr>
+          <w:rFonts w:ascii="Arial Narrow" w:eastAsia="Arial Narrow" w:hAnsi="Arial Narrow" w:cs="Arial Narrow"/>
           <w:b/>
           <w:bCs/>
           <w:sz w:val="16"/>
           <w:szCs w:val="16"/>
         </w:rPr>
-      </w:pPr>
-      <w:r>
-        <w:rPr>
-          <w:rFonts w:ascii="Arial Narrow" w:eastAsia="Arial Narrow" w:hAnsi="Arial Narrow" w:cs="Arial Narrow"/>
-          <w:sz w:val="16"/>
-          <w:szCs w:val="16"/>
-        </w:rPr>
         <w:tab/>
-      </w:r>
-      <w:r>
-        <w:rPr>
-          <w:rFonts w:ascii="Arial Narrow" w:eastAsia="Arial Narrow" w:hAnsi="Arial Narrow" w:cs="Arial Narrow"/>
-          <w:b/>
-          <w:bCs/>
-          <w:sz w:val="16"/>
-          <w:szCs w:val="16"/>
-        </w:rPr>
-        <w:t xml:space="preserve">LEY DE ORGANIZACIÓN Y FUNCIONES DEL INDECOPI, APROBADA POR DECRETO LEGISLATIVO </w:t>
-      </w:r>
-      <w:proofErr w:type="spellStart"/>
-      <w:r>
-        <w:rPr>
-          <w:rFonts w:ascii="Arial Narrow" w:eastAsia="Arial Narrow" w:hAnsi="Arial Narrow" w:cs="Arial Narrow"/>
-          <w:b/>
-          <w:bCs/>
-          <w:sz w:val="16"/>
-          <w:szCs w:val="16"/>
-        </w:rPr>
-        <w:t/>
-      </w:r>
-      <w:proofErr w:type="spellEnd"/>
-      <w:r>
-        <w:rPr>
-          <w:rFonts w:ascii="Arial Narrow" w:eastAsia="Arial Narrow" w:hAnsi="Arial Narrow" w:cs="Arial Narrow"/>
-          <w:b/>
-          <w:bCs/>
-          <w:sz w:val="16"/>
-          <w:szCs w:val="16"/>
-        </w:rPr>
-        <w:t xml:space="preserve"> 1033 </w:t>
+        <w:t>Artículo 27.-</w:t>
+      </w:r>
+      <w:r>
+        <w:rPr>
+          <w:rFonts w:ascii="Arial Narrow" w:eastAsia="Arial Narrow" w:hAnsi="Arial Narrow" w:cs="Arial Narrow"/>
+          <w:sz w:val="16"/>
+          <w:szCs w:val="16"/>
+        </w:rPr>
+        <w:t xml:space="preserve"> De la Comisión de Protección al </w:t>
+      </w:r>
+      <w:proofErr w:type="gramStart"/>
+      <w:r>
+        <w:rPr>
+          <w:rFonts w:ascii="Arial Narrow" w:eastAsia="Arial Narrow" w:hAnsi="Arial Narrow" w:cs="Arial Narrow"/>
+          <w:sz w:val="16"/>
+          <w:szCs w:val="16"/>
+        </w:rPr>
+        <w:t>Consumidor.-</w:t>
+      </w:r>
+      <w:proofErr w:type="gramEnd"/>
+      <w:r>
+        <w:rPr>
+          <w:rFonts w:ascii="Arial Narrow" w:eastAsia="Arial Narrow" w:hAnsi="Arial Narrow" w:cs="Arial Narrow"/>
+          <w:sz w:val="16"/>
+          <w:szCs w:val="16"/>
+        </w:rPr>
+        <w:t xml:space="preserve"> </w:t>
       </w:r>
     </w:p>
     <w:p>
@@ -9770,39 +9874,11 @@
       <w:r>
         <w:rPr>
           <w:rFonts w:ascii="Arial Narrow" w:eastAsia="Arial Narrow" w:hAnsi="Arial Narrow" w:cs="Arial Narrow"/>
-          <w:b/>
-          <w:bCs/>
           <w:sz w:val="16"/>
           <w:szCs w:val="16"/>
         </w:rPr>
         <w:tab/>
-        <w:t>Artículo 27.-</w:t>
-      </w:r>
-      <w:r>
-        <w:rPr>
-          <w:rFonts w:ascii="Arial Narrow" w:eastAsia="Arial Narrow" w:hAnsi="Arial Narrow" w:cs="Arial Narrow"/>
-          <w:sz w:val="16"/>
-          <w:szCs w:val="16"/>
-        </w:rPr>
-        <w:t xml:space="preserve"> De la Comisión de Protección al </w:t>
-      </w:r>
-      <w:proofErr w:type="gramStart"/>
-      <w:r>
-        <w:rPr>
-          <w:rFonts w:ascii="Arial Narrow" w:eastAsia="Arial Narrow" w:hAnsi="Arial Narrow" w:cs="Arial Narrow"/>
-          <w:sz w:val="16"/>
-          <w:szCs w:val="16"/>
-        </w:rPr>
-        <w:t>Consumidor.-</w:t>
-      </w:r>
-      <w:proofErr w:type="gramEnd"/>
-      <w:r>
-        <w:rPr>
-          <w:rFonts w:ascii="Arial Narrow" w:eastAsia="Arial Narrow" w:hAnsi="Arial Narrow" w:cs="Arial Narrow"/>
-          <w:sz w:val="16"/>
-          <w:szCs w:val="16"/>
-        </w:rPr>
-        <w:t xml:space="preserve"> </w:t>
+        <w:t>Corresponde a la Comisión de Protección al Consumidor velar por el cumplimiento de la Ley de Protección al Consumidor y de las leyes que, en general, protegen a los consumidores de la falta de idoneidad de los bienes y servicios en función de la información brindada, de las omisiones de información y de la discriminación en el consumo, así como de aquellas que complementen o sustituyan a las anteriores.</w:t>
       </w:r>
     </w:p>
     <w:p>
@@ -9815,20 +9891,15 @@
         <w:jc w:val="both"/>
         <w:rPr>
           <w:rFonts w:ascii="Arial Narrow" w:eastAsia="Arial Narrow" w:hAnsi="Arial Narrow" w:cs="Arial Narrow"/>
-          <w:sz w:val="16"/>
-          <w:szCs w:val="16"/>
-        </w:rPr>
-      </w:pPr>
-      <w:r>
-        <w:rPr>
-          <w:rFonts w:ascii="Arial Narrow" w:eastAsia="Arial Narrow" w:hAnsi="Arial Narrow" w:cs="Arial Narrow"/>
-          <w:sz w:val="16"/>
-          <w:szCs w:val="16"/>
-        </w:rPr>
-        <w:tab/>
-        <w:t>Corresponde a la Comisión de Protección al Consumidor velar por el cumplimiento de la Ley de Protección al Consumidor y de las leyes que, en general, protegen a los consumidores de la falta de idoneidad de los bienes y servicios en función de la información brindada, de las omisiones de información y de la discriminación en el consumo, así como de aquellas que complementen o sustituyan a las anteriores.</w:t>
-      </w:r>
-    </w:p>
+          <w:b/>
+          <w:bCs/>
+          <w:sz w:val="16"/>
+          <w:szCs w:val="16"/>
+        </w:rPr>
+      </w:pPr>
+    </w:p>
+  </w:footnote>
+  <w:footnote w:id="4">
     <w:p>
       <w:pPr>
         <w:pStyle w:val="Textonotapie"/>
@@ -9845,9 +9916,193 @@
           <w:szCs w:val="16"/>
         </w:rPr>
       </w:pPr>
-    </w:p>
-  </w:footnote>
-  <w:footnote w:id="4">
+      <w:r>
+        <w:rPr>
+          <w:rStyle w:val="Refdenotaalpie"/>
+          <w:rFonts w:ascii="Arial Narrow" w:eastAsia="Arial Narrow" w:hAnsi="Arial Narrow" w:cs="Arial Narrow"/>
+          <w:sz w:val="16"/>
+          <w:szCs w:val="16"/>
+          <w:vertAlign w:val="superscript"/>
+        </w:rPr>
+        <w:footnoteRef/>
+      </w:r>
+      <w:r>
+        <w:rPr>
+          <w:rFonts w:ascii="Arial Narrow" w:eastAsia="Arial Narrow" w:hAnsi="Arial Narrow" w:cs="Arial Narrow"/>
+          <w:sz w:val="16"/>
+          <w:szCs w:val="16"/>
+        </w:rPr>
+        <w:tab/>
+        <w:t xml:space="preserve"/>
+      </w:r>
+      <w:r>
+        <w:rPr>
+          <w:rFonts w:ascii="Arial Narrow" w:eastAsia="Arial Narrow" w:hAnsi="Arial Narrow" w:cs="Arial Narrow"/>
+          <w:sz w:val="16"/>
+          <w:szCs w:val="16"/>
+        </w:rPr>
+        <w:tab/>
+      </w:r>
+      <w:r>
+        <w:rPr>
+          <w:rFonts w:ascii="Arial Narrow" w:eastAsia="Arial Narrow" w:hAnsi="Arial Narrow" w:cs="Arial Narrow"/>
+          <w:b/>
+          <w:bCs/>
+          <w:sz w:val="16"/>
+          <w:szCs w:val="16"/>
+        </w:rPr>
+        <w:t xml:space="preserve">LEY </w:t>
+      </w:r>
+      <w:proofErr w:type="spellStart"/>
+      <w:r>
+        <w:rPr>
+          <w:rFonts w:ascii="Arial Narrow" w:eastAsia="Arial Narrow" w:hAnsi="Arial Narrow" w:cs="Arial Narrow"/>
+          <w:b/>
+          <w:bCs/>
+          <w:sz w:val="16"/>
+          <w:szCs w:val="16"/>
+        </w:rPr>
+        <w:t/>
+      </w:r>
+      <w:proofErr w:type="spellEnd"/>
+      <w:r>
+        <w:rPr>
+          <w:rFonts w:ascii="Arial Narrow" w:eastAsia="Arial Narrow" w:hAnsi="Arial Narrow" w:cs="Arial Narrow"/>
+          <w:b/>
+          <w:bCs/>
+          <w:sz w:val="16"/>
+          <w:szCs w:val="16"/>
+        </w:rPr>
+        <w:t xml:space="preserve">29571, CÓDIGO DE PROTECCIÓN Y DEFENSA DEL CONSUMIDOR, publicado el 2 de setiembre de 2010 y modificado por Decreto Legislativo </w:t>
+      </w:r>
+      <w:proofErr w:type="spellStart"/>
+      <w:r>
+        <w:rPr>
+          <w:rFonts w:ascii="Arial Narrow" w:eastAsia="Arial Narrow" w:hAnsi="Arial Narrow" w:cs="Arial Narrow"/>
+          <w:b/>
+          <w:bCs/>
+          <w:sz w:val="16"/>
+          <w:szCs w:val="16"/>
+        </w:rPr>
+        <w:t/>
+      </w:r>
+      <w:proofErr w:type="spellEnd"/>
+      <w:r>
+        <w:rPr>
+          <w:rFonts w:ascii="Arial Narrow" w:eastAsia="Arial Narrow" w:hAnsi="Arial Narrow" w:cs="Arial Narrow"/>
+          <w:b/>
+          <w:bCs/>
+          <w:sz w:val="16"/>
+          <w:szCs w:val="16"/>
+        </w:rPr>
+        <w:t xml:space="preserve">1308 </w:t>
+      </w:r>
+    </w:p>
+    <w:p>
+      <w:pPr>
+        <w:pStyle w:val="Textonotapie"/>
+        <w:tabs>
+          <w:tab w:val="left" w:pos="567"/>
+        </w:tabs>
+        <w:rPr>
+          <w:rFonts w:ascii="Arial Narrow" w:eastAsia="Arial Narrow" w:hAnsi="Arial Narrow" w:cs="Arial Narrow"/>
+          <w:sz w:val="16"/>
+          <w:szCs w:val="16"/>
+        </w:rPr>
+      </w:pPr>
+      <w:r>
+        <w:rPr>
+          <w:rFonts w:ascii="Arial Narrow" w:eastAsia="Arial Narrow" w:hAnsi="Arial Narrow" w:cs="Arial Narrow"/>
+          <w:b/>
+          <w:bCs/>
+          <w:sz w:val="16"/>
+          <w:szCs w:val="16"/>
+        </w:rPr>
+        <w:tab/>
+        <w:t>Artículo 56.- Métodos comerciales coercitivos</w:t>
+      </w:r>
+    </w:p>
+    <w:p>
+      <w:pPr>
+        <w:pStyle w:val="Textonotapie"/>
+        <w:ind w:left="567"/>
+        <w:rPr>
+          <w:rFonts w:ascii="Arial Narrow" w:eastAsia="Arial Narrow" w:hAnsi="Arial Narrow" w:cs="Arial Narrow"/>
+          <w:sz w:val="16"/>
+          <w:szCs w:val="16"/>
+        </w:rPr>
+      </w:pPr>
+      <w:r>
+        <w:rPr>
+          <w:rFonts w:ascii="Arial Narrow" w:eastAsia="Arial Narrow" w:hAnsi="Arial Narrow" w:cs="Arial Narrow"/>
+          <w:sz w:val="16"/>
+          <w:szCs w:val="16"/>
+        </w:rPr>
+        <w:t>56.1 De manera enunciativa y no limitativa, el derecho de todo consumidor a la protección contra los métodos comerciales coercitivos implica que los proveedores no pueden:</w:t>
+      </w:r>
+    </w:p>
+    <w:p>
+      <w:pPr>
+        <w:pStyle w:val="Textonotapie"/>
+        <w:ind w:left="567"/>
+        <w:rPr>
+          <w:rFonts w:ascii="Arial Narrow" w:eastAsia="Arial Narrow" w:hAnsi="Arial Narrow" w:cs="Arial Narrow"/>
+          <w:sz w:val="16"/>
+          <w:szCs w:val="16"/>
+        </w:rPr>
+      </w:pPr>
+      <w:r>
+        <w:rPr>
+          <w:rFonts w:ascii="Arial Narrow" w:eastAsia="Arial Narrow" w:hAnsi="Arial Narrow" w:cs="Arial Narrow"/>
+          <w:sz w:val="16"/>
+          <w:szCs w:val="16"/>
+        </w:rPr>
+        <w:t>(…)</w:t>
+      </w:r>
+    </w:p>
+    <w:p>
+      <w:pPr>
+        <w:pStyle w:val="Textonotapie"/>
+        <w:ind w:left="567"/>
+        <w:rPr>
+          <w:rFonts w:ascii="Arial Narrow" w:eastAsia="Arial Narrow" w:hAnsi="Arial Narrow" w:cs="Arial Narrow"/>
+          <w:sz w:val="16"/>
+          <w:szCs w:val="16"/>
+        </w:rPr>
+      </w:pPr>
+      <w:r>
+        <w:rPr>
+          <w:rFonts w:ascii="Arial Narrow" w:eastAsia="Arial Narrow" w:hAnsi="Arial Narrow" w:cs="Arial Narrow"/>
+          <w:sz w:val="16"/>
+          <w:szCs w:val="16"/>
+        </w:rPr>
+        <w:t>c</w:t>
+      </w:r>
+      <w:r>
+        <w:rPr>
+          <w:rFonts w:ascii="Arial Narrow" w:eastAsia="Arial Narrow" w:hAnsi="Arial Narrow" w:cs="Arial Narrow"/>
+          <w:sz w:val="16"/>
+          <w:szCs w:val="16"/>
+        </w:rPr>
+        <w:t xml:space="preserve">. </w:t>
+      </w:r>
+      <w:r>
+        <w:rPr>
+          <w:rFonts w:ascii="Arial Narrow" w:eastAsia="Arial Narrow" w:hAnsi="Arial Narrow" w:cs="Arial Narrow"/>
+          <w:sz w:val="16"/>
+          <w:szCs w:val="16"/>
+        </w:rPr>
+        <w:t>Modificar, sin el consentimiento expreso del consumidor, las condiciones y términos en los que adquirió un producto o contrató un servicio, inclusive si el proveedor considera que la modificación podría ser beneficiosa para el consumidor. No se puede presumir el silencio del consumidor como aceptación, salvo que él así lo haya autorizado expresamente y con anterioridad</w:t>
+      </w:r>
+      <w:r>
+        <w:rPr>
+          <w:rFonts w:ascii="Arial Narrow" w:eastAsia="Arial Narrow" w:hAnsi="Arial Narrow" w:cs="Arial Narrow"/>
+          <w:sz w:val="16"/>
+          <w:szCs w:val="16"/>
+        </w:rPr>
+        <w:t>.</w:t>
+      </w:r>
+    </w:p>
     <w:p>
       <w:pPr>
         <w:pStyle w:val="Textonotapie"/>
@@ -9864,192 +10119,9 @@
           <w:szCs w:val="16"/>
         </w:rPr>
       </w:pPr>
-      <w:r>
-        <w:rPr>
-          <w:rStyle w:val="Refdenotaalpie"/>
-          <w:rFonts w:ascii="Arial Narrow" w:eastAsia="Arial Narrow" w:hAnsi="Arial Narrow" w:cs="Arial Narrow"/>
-          <w:sz w:val="16"/>
-          <w:szCs w:val="16"/>
-          <w:vertAlign w:val="superscript"/>
-        </w:rPr>
-        <w:footnoteRef/>
-      </w:r>
-      <w:r>
-        <w:rPr>
-          <w:rFonts w:ascii="Arial Narrow" w:eastAsia="Arial Narrow" w:hAnsi="Arial Narrow" w:cs="Arial Narrow"/>
-          <w:sz w:val="16"/>
-          <w:szCs w:val="16"/>
-        </w:rPr>
-        <w:t xml:space="preserve"> </w:t>
-      </w:r>
-      <w:r>
-        <w:rPr>
-          <w:rFonts w:ascii="Arial Narrow" w:eastAsia="Arial Narrow" w:hAnsi="Arial Narrow" w:cs="Arial Narrow"/>
-          <w:sz w:val="16"/>
-          <w:szCs w:val="16"/>
-        </w:rPr>
-        <w:tab/>
-      </w:r>
-      <w:r>
-        <w:rPr>
-          <w:rFonts w:ascii="Arial Narrow" w:eastAsia="Arial Narrow" w:hAnsi="Arial Narrow" w:cs="Arial Narrow"/>
-          <w:b/>
-          <w:bCs/>
-          <w:sz w:val="16"/>
-          <w:szCs w:val="16"/>
-        </w:rPr>
-        <w:t xml:space="preserve">LEY </w:t>
-      </w:r>
-      <w:proofErr w:type="spellStart"/>
-      <w:r>
-        <w:rPr>
-          <w:rFonts w:ascii="Arial Narrow" w:eastAsia="Arial Narrow" w:hAnsi="Arial Narrow" w:cs="Arial Narrow"/>
-          <w:b/>
-          <w:bCs/>
-          <w:sz w:val="16"/>
-          <w:szCs w:val="16"/>
-        </w:rPr>
-        <w:t/>
-      </w:r>
-      <w:proofErr w:type="spellEnd"/>
-      <w:r>
-        <w:rPr>
-          <w:rFonts w:ascii="Arial Narrow" w:eastAsia="Arial Narrow" w:hAnsi="Arial Narrow" w:cs="Arial Narrow"/>
-          <w:b/>
-          <w:bCs/>
-          <w:sz w:val="16"/>
-          <w:szCs w:val="16"/>
-        </w:rPr>
-        <w:t xml:space="preserve"> 29571, CÓDIGO DE PROTECCIÓN Y DEFENSA DEL CONSUMIDOR, publicado el 2 de setiembre de 2010 y modificado por Decreto Legislativo </w:t>
-      </w:r>
-      <w:proofErr w:type="spellStart"/>
-      <w:r>
-        <w:rPr>
-          <w:rFonts w:ascii="Arial Narrow" w:eastAsia="Arial Narrow" w:hAnsi="Arial Narrow" w:cs="Arial Narrow"/>
-          <w:b/>
-          <w:bCs/>
-          <w:sz w:val="16"/>
-          <w:szCs w:val="16"/>
-        </w:rPr>
-        <w:t/>
-      </w:r>
-      <w:proofErr w:type="spellEnd"/>
-      <w:r>
-        <w:rPr>
-          <w:rFonts w:ascii="Arial Narrow" w:eastAsia="Arial Narrow" w:hAnsi="Arial Narrow" w:cs="Arial Narrow"/>
-          <w:b/>
-          <w:bCs/>
-          <w:sz w:val="16"/>
-          <w:szCs w:val="16"/>
-        </w:rPr>
-        <w:t xml:space="preserve"> 1308 </w:t>
-      </w:r>
-    </w:p>
-    <w:p>
-      <w:pPr>
-        <w:pStyle w:val="Textonotapie"/>
-        <w:tabs>
-          <w:tab w:val="left" w:pos="567"/>
-        </w:tabs>
-        <w:rPr>
-          <w:rFonts w:ascii="Arial Narrow" w:eastAsia="Arial Narrow" w:hAnsi="Arial Narrow" w:cs="Arial Narrow"/>
-          <w:sz w:val="16"/>
-          <w:szCs w:val="16"/>
-        </w:rPr>
-      </w:pPr>
-      <w:r>
-        <w:rPr>
-          <w:rFonts w:ascii="Arial Narrow" w:eastAsia="Arial Narrow" w:hAnsi="Arial Narrow" w:cs="Arial Narrow"/>
-          <w:b/>
-          <w:bCs/>
-          <w:sz w:val="16"/>
-          <w:szCs w:val="16"/>
-        </w:rPr>
-        <w:tab/>
-        <w:t>Artículo 56.- Métodos comerciales coercitivos</w:t>
-      </w:r>
-    </w:p>
-    <w:p>
-      <w:pPr>
-        <w:pStyle w:val="Textonotapie"/>
-        <w:ind w:left="567"/>
-        <w:rPr>
-          <w:rFonts w:ascii="Arial Narrow" w:eastAsia="Arial Narrow" w:hAnsi="Arial Narrow" w:cs="Arial Narrow"/>
-          <w:sz w:val="16"/>
-          <w:szCs w:val="16"/>
-        </w:rPr>
-      </w:pPr>
-      <w:r>
-        <w:rPr>
-          <w:rFonts w:ascii="Arial Narrow" w:eastAsia="Arial Narrow" w:hAnsi="Arial Narrow" w:cs="Arial Narrow"/>
-          <w:sz w:val="16"/>
-          <w:szCs w:val="16"/>
-        </w:rPr>
-        <w:t>56.1 De manera enunciativa y no limitativa, el derecho de todo consumidor a la protección contra los métodos comerciales coercitivos implica que los proveedores no pueden:</w:t>
-      </w:r>
-    </w:p>
-    <w:p>
-      <w:pPr>
-        <w:pStyle w:val="Textonotapie"/>
-        <w:ind w:left="567"/>
-        <w:rPr>
-          <w:rFonts w:ascii="Arial Narrow" w:eastAsia="Arial Narrow" w:hAnsi="Arial Narrow" w:cs="Arial Narrow"/>
-          <w:sz w:val="16"/>
-          <w:szCs w:val="16"/>
-        </w:rPr>
-      </w:pPr>
-      <w:r>
-        <w:rPr>
-          <w:rFonts w:ascii="Arial Narrow" w:eastAsia="Arial Narrow" w:hAnsi="Arial Narrow" w:cs="Arial Narrow"/>
-          <w:sz w:val="16"/>
-          <w:szCs w:val="16"/>
-        </w:rPr>
-        <w:t>(…)</w:t>
-      </w:r>
-    </w:p>
-    <w:p>
-      <w:pPr>
-        <w:pStyle w:val="Textonotapie"/>
-        <w:ind w:left="567"/>
-        <w:rPr>
-          <w:rFonts w:ascii="Arial Narrow" w:eastAsia="Arial Narrow" w:hAnsi="Arial Narrow" w:cs="Arial Narrow"/>
-          <w:sz w:val="16"/>
-          <w:szCs w:val="16"/>
-        </w:rPr>
-      </w:pPr>
-      <w:r>
-        <w:rPr>
-          <w:rFonts w:ascii="Arial Narrow" w:eastAsia="Arial Narrow" w:hAnsi="Arial Narrow" w:cs="Arial Narrow"/>
-          <w:sz w:val="16"/>
-          <w:szCs w:val="16"/>
-        </w:rPr>
-        <w:t>c</w:t>
-      </w:r>
-      <w:r>
-        <w:rPr>
-          <w:rFonts w:ascii="Arial Narrow" w:eastAsia="Arial Narrow" w:hAnsi="Arial Narrow" w:cs="Arial Narrow"/>
-          <w:sz w:val="16"/>
-          <w:szCs w:val="16"/>
-        </w:rPr>
-        <w:t xml:space="preserve">. </w:t>
-      </w:r>
-      <w:r>
-        <w:rPr>
-          <w:rFonts w:ascii="Arial Narrow" w:eastAsia="Arial Narrow" w:hAnsi="Arial Narrow" w:cs="Arial Narrow"/>
-          <w:sz w:val="16"/>
-          <w:szCs w:val="16"/>
-        </w:rPr>
-        <w:t>Modificar, sin el consentimiento expreso del consumidor, las condiciones y términos en los que adquirió un producto o contrató un servicio, inclusive si el proveedor considera que la modificación podría ser beneficiosa para el consumidor. No se puede presumir el silencio del consumidor como aceptación, salvo que él así lo haya autorizado expresamente y con anterioridad</w:t>
-      </w:r>
-      <w:r>
-        <w:rPr>
-          <w:rFonts w:ascii="Arial Narrow" w:eastAsia="Arial Narrow" w:hAnsi="Arial Narrow" w:cs="Arial Narrow"/>
-          <w:sz w:val="16"/>
-          <w:szCs w:val="16"/>
-        </w:rPr>
-        <w:t>.</w:t>
-      </w:r>
-    </w:p>
+    </w:p>
+  </w:footnote>
+  <w:footnote w:id="5">
     <w:p>
       <w:pPr>
         <w:pStyle w:val="Textonotapie"/>
@@ -10066,9 +10138,194 @@
           <w:szCs w:val="16"/>
         </w:rPr>
       </w:pPr>
-    </w:p>
-  </w:footnote>
-  <w:footnote w:id="5">
+      <w:r>
+        <w:rPr>
+          <w:rStyle w:val="Refdenotaalpie"/>
+          <w:rFonts w:ascii="Arial Narrow" w:eastAsia="Arial Narrow" w:hAnsi="Arial Narrow" w:cs="Arial Narrow"/>
+          <w:sz w:val="16"/>
+          <w:szCs w:val="16"/>
+          <w:vertAlign w:val="superscript"/>
+        </w:rPr>
+        <w:footnoteRef/>
+      </w:r>
+      <w:r>
+        <w:rPr>
+          <w:rFonts w:ascii="Arial Narrow" w:eastAsia="Arial Narrow" w:hAnsi="Arial Narrow" w:cs="Arial Narrow"/>
+          <w:sz w:val="16"/>
+          <w:szCs w:val="16"/>
+        </w:rPr>
+        <w:tab/>
+        <w:t xml:space="preserve"/>
+      </w:r>
+      <w:r>
+        <w:rPr>
+          <w:rFonts w:ascii="Arial Narrow" w:eastAsia="Arial Narrow" w:hAnsi="Arial Narrow" w:cs="Arial Narrow"/>
+          <w:sz w:val="16"/>
+          <w:szCs w:val="16"/>
+        </w:rPr>
+        <w:tab/>
+      </w:r>
+      <w:r>
+        <w:rPr>
+          <w:rFonts w:ascii="Arial Narrow" w:eastAsia="Arial Narrow" w:hAnsi="Arial Narrow" w:cs="Arial Narrow"/>
+          <w:b/>
+          <w:bCs/>
+          <w:sz w:val="16"/>
+          <w:szCs w:val="16"/>
+        </w:rPr>
+        <w:t xml:space="preserve">LEY </w:t>
+      </w:r>
+      <w:proofErr w:type="spellStart"/>
+      <w:r>
+        <w:rPr>
+          <w:rFonts w:ascii="Arial Narrow" w:eastAsia="Arial Narrow" w:hAnsi="Arial Narrow" w:cs="Arial Narrow"/>
+          <w:b/>
+          <w:bCs/>
+          <w:sz w:val="16"/>
+          <w:szCs w:val="16"/>
+        </w:rPr>
+        <w:t/>
+      </w:r>
+      <w:proofErr w:type="spellEnd"/>
+      <w:r>
+        <w:rPr>
+          <w:rFonts w:ascii="Arial Narrow" w:eastAsia="Arial Narrow" w:hAnsi="Arial Narrow" w:cs="Arial Narrow"/>
+          <w:b/>
+          <w:bCs/>
+          <w:sz w:val="16"/>
+          <w:szCs w:val="16"/>
+        </w:rPr>
+        <w:t xml:space="preserve">29571, CÓDIGO DE PROTECCIÓN Y DEFENSA DEL CONSUMIDOR, publicado el 2 de setiembre de 2010 y modificado por Decreto Legislativo </w:t>
+      </w:r>
+      <w:proofErr w:type="spellStart"/>
+      <w:r>
+        <w:rPr>
+          <w:rFonts w:ascii="Arial Narrow" w:eastAsia="Arial Narrow" w:hAnsi="Arial Narrow" w:cs="Arial Narrow"/>
+          <w:b/>
+          <w:bCs/>
+          <w:sz w:val="16"/>
+          <w:szCs w:val="16"/>
+        </w:rPr>
+        <w:t/>
+      </w:r>
+      <w:proofErr w:type="spellEnd"/>
+      <w:r>
+        <w:rPr>
+          <w:rFonts w:ascii="Arial Narrow" w:eastAsia="Arial Narrow" w:hAnsi="Arial Narrow" w:cs="Arial Narrow"/>
+          <w:b/>
+          <w:bCs/>
+          <w:sz w:val="16"/>
+          <w:szCs w:val="16"/>
+        </w:rPr>
+        <w:t xml:space="preserve">1308 </w:t>
+      </w:r>
+    </w:p>
+    <w:p>
+      <w:pPr>
+        <w:pStyle w:val="Textonotapie"/>
+        <w:ind w:left="567" w:right="-1"/>
+        <w:jc w:val="both"/>
+        <w:rPr>
+          <w:rFonts w:ascii="Arial Narrow" w:eastAsia="Arial Narrow" w:hAnsi="Arial Narrow" w:cs="Arial Narrow"/>
+          <w:b/>
+          <w:bCs/>
+          <w:sz w:val="16"/>
+          <w:szCs w:val="16"/>
+        </w:rPr>
+      </w:pPr>
+      <w:r>
+        <w:rPr>
+          <w:rFonts w:ascii="Arial Narrow" w:eastAsia="Arial Narrow" w:hAnsi="Arial Narrow" w:cs="Arial Narrow"/>
+          <w:b/>
+          <w:bCs/>
+          <w:sz w:val="16"/>
+          <w:szCs w:val="16"/>
+        </w:rPr>
+        <w:t xml:space="preserve">Artículo 18.- Idoneidad </w:t>
+      </w:r>
+    </w:p>
+    <w:p>
+      <w:pPr>
+        <w:pStyle w:val="Textonotapie"/>
+        <w:ind w:left="567" w:right="-1"/>
+        <w:jc w:val="both"/>
+        <w:rPr>
+          <w:rFonts w:ascii="Arial Narrow" w:eastAsia="Arial Narrow" w:hAnsi="Arial Narrow" w:cs="Arial Narrow"/>
+          <w:sz w:val="16"/>
+          <w:szCs w:val="16"/>
+        </w:rPr>
+      </w:pPr>
+      <w:r>
+        <w:rPr>
+          <w:rFonts w:ascii="Arial Narrow" w:eastAsia="Arial Narrow" w:hAnsi="Arial Narrow" w:cs="Arial Narrow"/>
+          <w:sz w:val="16"/>
+          <w:szCs w:val="16"/>
+        </w:rPr>
+        <w:t xml:space="preserve">Se entiende por idoneidad la correspondencia entre lo que un consumidor espera y lo que efectivamente recibe, en función a lo que se le hubiera ofrecido, la publicidad e información transmitida, las condiciones y circunstancias de la transacción, las características y naturaleza del producto o servicio, el precio, entre otros factores, atendiendo a las circunstancias del caso. </w:t>
+      </w:r>
+    </w:p>
+    <w:p>
+      <w:pPr>
+        <w:pStyle w:val="Textonotapie"/>
+        <w:ind w:left="567" w:right="-1"/>
+        <w:jc w:val="both"/>
+        <w:rPr>
+          <w:rFonts w:ascii="Arial Narrow" w:eastAsia="Arial Narrow" w:hAnsi="Arial Narrow" w:cs="Arial Narrow"/>
+          <w:sz w:val="16"/>
+          <w:szCs w:val="16"/>
+        </w:rPr>
+      </w:pPr>
+      <w:r>
+        <w:rPr>
+          <w:rFonts w:ascii="Arial Narrow" w:eastAsia="Arial Narrow" w:hAnsi="Arial Narrow" w:cs="Arial Narrow"/>
+          <w:sz w:val="16"/>
+          <w:szCs w:val="16"/>
+        </w:rPr>
+        <w:t xml:space="preserve">La idoneidad es evaluada en función a la propia naturaleza del producto o servicio y a su aptitud para satisfacer la finalidad para la cual ha sido puesto en el mercado. Las autorizaciones por parte de los organismos del Estado para la fabricación de un producto o la prestación de un servicio, en los casos que sea necesario, no eximen de responsabilidad al proveedor frente al consumidor. </w:t>
+      </w:r>
+    </w:p>
+    <w:p>
+      <w:pPr>
+        <w:pStyle w:val="Textonotapie"/>
+        <w:ind w:left="567" w:right="-1"/>
+        <w:jc w:val="both"/>
+        <w:rPr>
+          <w:rFonts w:ascii="Arial Narrow" w:eastAsia="Arial Narrow" w:hAnsi="Arial Narrow" w:cs="Arial Narrow"/>
+          <w:sz w:val="16"/>
+          <w:szCs w:val="16"/>
+        </w:rPr>
+      </w:pPr>
+      <w:r>
+        <w:rPr>
+          <w:rFonts w:ascii="Arial Narrow" w:eastAsia="Arial Narrow" w:hAnsi="Arial Narrow" w:cs="Arial Narrow"/>
+          <w:b/>
+          <w:bCs/>
+          <w:sz w:val="16"/>
+          <w:szCs w:val="16"/>
+        </w:rPr>
+        <w:t xml:space="preserve">Artículo 19.- Obligación de los proveedores </w:t>
+      </w:r>
+    </w:p>
+    <w:p>
+      <w:pPr>
+        <w:pStyle w:val="Textonotapie"/>
+        <w:ind w:left="567" w:right="-1"/>
+        <w:jc w:val="both"/>
+        <w:rPr>
+          <w:rFonts w:ascii="Arial Narrow" w:eastAsia="Arial Narrow" w:hAnsi="Arial Narrow" w:cs="Arial Narrow"/>
+          <w:sz w:val="16"/>
+          <w:szCs w:val="16"/>
+        </w:rPr>
+      </w:pPr>
+      <w:r>
+        <w:rPr>
+          <w:rFonts w:ascii="Arial Narrow" w:eastAsia="Arial Narrow" w:hAnsi="Arial Narrow" w:cs="Arial Narrow"/>
+          <w:sz w:val="16"/>
+          <w:szCs w:val="16"/>
+        </w:rPr>
+        <w:t>El proveedor responde por la idoneidad y calidad de los productos y servicios ofrecidos; por la autenticidad de las marcas y leyendas que exhiben sus productos o del signo que respalda al prestador del servicio, por la falta de conformidad entre la publicidad comercial de los productos y servicios y estos, así como por el contenido y la vida útil del producto indicado en el envase, en lo que corresponda.</w:t>
+      </w:r>
+    </w:p>
     <w:p>
       <w:pPr>
         <w:pStyle w:val="Textonotapie"/>
@@ -10085,205 +10342,9 @@
           <w:szCs w:val="16"/>
         </w:rPr>
       </w:pPr>
-      <w:r>
-        <w:rPr>
-          <w:rStyle w:val="Refdenotaalpie"/>
-          <w:rFonts w:ascii="Arial Narrow" w:eastAsia="Arial Narrow" w:hAnsi="Arial Narrow" w:cs="Arial Narrow"/>
-          <w:sz w:val="16"/>
-          <w:szCs w:val="16"/>
-          <w:vertAlign w:val="superscript"/>
-        </w:rPr>
-        <w:footnoteRef/>
-      </w:r>
-      <w:r>
-        <w:rPr>
-          <w:rFonts w:ascii="Arial Narrow" w:eastAsia="Arial Narrow" w:hAnsi="Arial Narrow" w:cs="Arial Narrow"/>
-          <w:sz w:val="16"/>
-          <w:szCs w:val="16"/>
-        </w:rPr>
-        <w:t xml:space="preserve"> </w:t>
-      </w:r>
-      <w:r>
-        <w:rPr>
-          <w:rFonts w:ascii="Arial Narrow" w:eastAsia="Arial Narrow" w:hAnsi="Arial Narrow" w:cs="Arial Narrow"/>
-          <w:sz w:val="16"/>
-          <w:szCs w:val="16"/>
-        </w:rPr>
-        <w:tab/>
-      </w:r>
-      <w:r>
-        <w:rPr>
-          <w:rFonts w:ascii="Arial Narrow" w:eastAsia="Arial Narrow" w:hAnsi="Arial Narrow" w:cs="Arial Narrow"/>
-          <w:b/>
-          <w:bCs/>
-          <w:sz w:val="16"/>
-          <w:szCs w:val="16"/>
-        </w:rPr>
-        <w:t xml:space="preserve">LEY </w:t>
-      </w:r>
-      <w:proofErr w:type="spellStart"/>
-      <w:r>
-        <w:rPr>
-          <w:rFonts w:ascii="Arial Narrow" w:eastAsia="Arial Narrow" w:hAnsi="Arial Narrow" w:cs="Arial Narrow"/>
-          <w:b/>
-          <w:bCs/>
-          <w:sz w:val="16"/>
-          <w:szCs w:val="16"/>
-        </w:rPr>
-        <w:t/>
-      </w:r>
-      <w:proofErr w:type="spellEnd"/>
-      <w:r>
-        <w:rPr>
-          <w:rFonts w:ascii="Arial Narrow" w:eastAsia="Arial Narrow" w:hAnsi="Arial Narrow" w:cs="Arial Narrow"/>
-          <w:b/>
-          <w:bCs/>
-          <w:sz w:val="16"/>
-          <w:szCs w:val="16"/>
-        </w:rPr>
-        <w:t xml:space="preserve"> 29571, CÓDIGO DE PROTECCIÓN Y DEFENSA DEL CONSUMIDOR, publicado el 2 de setiembre de 2010 y modificado por Decreto Legislativo </w:t>
-      </w:r>
-      <w:proofErr w:type="spellStart"/>
-      <w:r>
-        <w:rPr>
-          <w:rFonts w:ascii="Arial Narrow" w:eastAsia="Arial Narrow" w:hAnsi="Arial Narrow" w:cs="Arial Narrow"/>
-          <w:b/>
-          <w:bCs/>
-          <w:sz w:val="16"/>
-          <w:szCs w:val="16"/>
-        </w:rPr>
-        <w:t/>
-      </w:r>
-      <w:proofErr w:type="spellEnd"/>
-      <w:r>
-        <w:rPr>
-          <w:rFonts w:ascii="Arial Narrow" w:eastAsia="Arial Narrow" w:hAnsi="Arial Narrow" w:cs="Arial Narrow"/>
-          <w:b/>
-          <w:bCs/>
-          <w:sz w:val="16"/>
-          <w:szCs w:val="16"/>
-        </w:rPr>
-        <w:t xml:space="preserve"> 1308 </w:t>
-      </w:r>
-    </w:p>
-    <w:p>
-      <w:pPr>
-        <w:pStyle w:val="Textonotapie"/>
-        <w:ind w:left="567" w:right="-1"/>
-        <w:jc w:val="both"/>
-        <w:rPr>
-          <w:rFonts w:ascii="Arial Narrow" w:eastAsia="Arial Narrow" w:hAnsi="Arial Narrow" w:cs="Arial Narrow"/>
-          <w:b/>
-          <w:bCs/>
-          <w:sz w:val="16"/>
-          <w:szCs w:val="16"/>
-        </w:rPr>
-      </w:pPr>
-      <w:r>
-        <w:rPr>
-          <w:rFonts w:ascii="Arial Narrow" w:eastAsia="Arial Narrow" w:hAnsi="Arial Narrow" w:cs="Arial Narrow"/>
-          <w:b/>
-          <w:bCs/>
-          <w:sz w:val="16"/>
-          <w:szCs w:val="16"/>
-        </w:rPr>
-        <w:t xml:space="preserve">Artículo 18.- Idoneidad </w:t>
-      </w:r>
-    </w:p>
-    <w:p>
-      <w:pPr>
-        <w:pStyle w:val="Textonotapie"/>
-        <w:ind w:left="567" w:right="-1"/>
-        <w:jc w:val="both"/>
-        <w:rPr>
-          <w:rFonts w:ascii="Arial Narrow" w:eastAsia="Arial Narrow" w:hAnsi="Arial Narrow" w:cs="Arial Narrow"/>
-          <w:sz w:val="16"/>
-          <w:szCs w:val="16"/>
-        </w:rPr>
-      </w:pPr>
-      <w:r>
-        <w:rPr>
-          <w:rFonts w:ascii="Arial Narrow" w:eastAsia="Arial Narrow" w:hAnsi="Arial Narrow" w:cs="Arial Narrow"/>
-          <w:sz w:val="16"/>
-          <w:szCs w:val="16"/>
-        </w:rPr>
-        <w:t xml:space="preserve">Se entiende por idoneidad la correspondencia entre lo que un consumidor espera y lo que efectivamente recibe, en función a lo que se le hubiera ofrecido, la publicidad e información transmitida, las condiciones y circunstancias de la transacción, las características y naturaleza del producto o servicio, el precio, entre otros factores, atendiendo a las circunstancias del caso. </w:t>
-      </w:r>
-    </w:p>
-    <w:p>
-      <w:pPr>
-        <w:pStyle w:val="Textonotapie"/>
-        <w:ind w:left="567" w:right="-1"/>
-        <w:jc w:val="both"/>
-        <w:rPr>
-          <w:rFonts w:ascii="Arial Narrow" w:eastAsia="Arial Narrow" w:hAnsi="Arial Narrow" w:cs="Arial Narrow"/>
-          <w:sz w:val="16"/>
-          <w:szCs w:val="16"/>
-        </w:rPr>
-      </w:pPr>
-      <w:r>
-        <w:rPr>
-          <w:rFonts w:ascii="Arial Narrow" w:eastAsia="Arial Narrow" w:hAnsi="Arial Narrow" w:cs="Arial Narrow"/>
-          <w:sz w:val="16"/>
-          <w:szCs w:val="16"/>
-        </w:rPr>
-        <w:t xml:space="preserve">La idoneidad es evaluada en función a la propia naturaleza del producto o servicio y a su aptitud para satisfacer la finalidad para la cual ha sido puesto en el mercado. Las autorizaciones por parte de los organismos del Estado para la fabricación de un producto o la prestación de un servicio, en los casos que sea necesario, no eximen de responsabilidad al proveedor frente al consumidor. </w:t>
-      </w:r>
-    </w:p>
-    <w:p>
-      <w:pPr>
-        <w:pStyle w:val="Textonotapie"/>
-        <w:ind w:left="567" w:right="-1"/>
-        <w:jc w:val="both"/>
-        <w:rPr>
-          <w:rFonts w:ascii="Arial Narrow" w:eastAsia="Arial Narrow" w:hAnsi="Arial Narrow" w:cs="Arial Narrow"/>
-          <w:sz w:val="16"/>
-          <w:szCs w:val="16"/>
-        </w:rPr>
-      </w:pPr>
-    </w:p>
-    <w:p>
-      <w:pPr>
-        <w:pStyle w:val="Textonotapie"/>
-        <w:ind w:left="567" w:right="-1"/>
-        <w:jc w:val="both"/>
-        <w:rPr>
-          <w:rFonts w:ascii="Arial Narrow" w:eastAsia="Arial Narrow" w:hAnsi="Arial Narrow" w:cs="Arial Narrow"/>
-          <w:sz w:val="16"/>
-          <w:szCs w:val="16"/>
-        </w:rPr>
-      </w:pPr>
-      <w:r>
-        <w:rPr>
-          <w:rFonts w:ascii="Arial Narrow" w:eastAsia="Arial Narrow" w:hAnsi="Arial Narrow" w:cs="Arial Narrow"/>
-          <w:b/>
-          <w:bCs/>
-          <w:sz w:val="16"/>
-          <w:szCs w:val="16"/>
-        </w:rPr>
-        <w:t xml:space="preserve">Artículo 19.- Obligación de los proveedores </w:t>
-      </w:r>
-    </w:p>
-    <w:p>
-      <w:pPr>
-        <w:pStyle w:val="Textonotapie"/>
-        <w:ind w:left="567" w:right="-1"/>
-        <w:jc w:val="both"/>
-        <w:rPr>
-          <w:rFonts w:ascii="Arial Narrow" w:eastAsia="Arial Narrow" w:hAnsi="Arial Narrow" w:cs="Arial Narrow"/>
-          <w:sz w:val="16"/>
-          <w:szCs w:val="16"/>
-        </w:rPr>
-      </w:pPr>
-      <w:r>
-        <w:rPr>
-          <w:rFonts w:ascii="Arial Narrow" w:eastAsia="Arial Narrow" w:hAnsi="Arial Narrow" w:cs="Arial Narrow"/>
-          <w:sz w:val="16"/>
-          <w:szCs w:val="16"/>
-        </w:rPr>
-        <w:t>El proveedor responde por la idoneidad y calidad de los productos y servicios ofrecidos; por la autenticidad de las marcas y leyendas que exhiben sus productos o del signo que respalda al prestador del servicio, por la falta de conformidad entre la publicidad comercial de los productos y servicios y estos, así como por el contenido y la vida útil del producto indicado en el envase, en lo que corresponda.</w:t>
-      </w:r>
-    </w:p>
+    </w:p>
+  </w:footnote>
+  <w:footnote w:id="6">
     <w:p>
       <w:pPr>
         <w:pStyle w:val="Textonotapie"/>
@@ -10300,9 +10361,166 @@
           <w:szCs w:val="16"/>
         </w:rPr>
       </w:pPr>
-    </w:p>
-  </w:footnote>
-  <w:footnote w:id="6">
+      <w:r>
+        <w:rPr>
+          <w:rStyle w:val="Refdenotaalpie"/>
+          <w:rFonts w:ascii="Arial Narrow" w:eastAsia="Arial Narrow" w:hAnsi="Arial Narrow" w:cs="Arial Narrow"/>
+          <w:sz w:val="16"/>
+          <w:szCs w:val="16"/>
+          <w:vertAlign w:val="superscript"/>
+        </w:rPr>
+        <w:footnoteRef/>
+      </w:r>
+      <w:r>
+        <w:rPr>
+          <w:rFonts w:ascii="Arial Narrow" w:eastAsia="Arial Narrow" w:hAnsi="Arial Narrow" w:cs="Arial Narrow"/>
+          <w:sz w:val="16"/>
+          <w:szCs w:val="16"/>
+        </w:rPr>
+        <w:tab/>
+        <w:t xml:space="preserve"/>
+      </w:r>
+      <w:r>
+        <w:rPr>
+          <w:rFonts w:ascii="Arial Narrow" w:eastAsia="Arial Narrow" w:hAnsi="Arial Narrow" w:cs="Arial Narrow"/>
+          <w:sz w:val="16"/>
+          <w:szCs w:val="16"/>
+        </w:rPr>
+        <w:tab/>
+      </w:r>
+      <w:r>
+        <w:rPr>
+          <w:rFonts w:ascii="Arial Narrow" w:eastAsia="Arial Narrow" w:hAnsi="Arial Narrow" w:cs="Arial Narrow"/>
+          <w:b/>
+          <w:bCs/>
+          <w:sz w:val="16"/>
+          <w:szCs w:val="16"/>
+        </w:rPr>
+        <w:t xml:space="preserve">LEY </w:t>
+      </w:r>
+      <w:proofErr w:type="spellStart"/>
+      <w:r>
+        <w:rPr>
+          <w:rFonts w:ascii="Arial Narrow" w:eastAsia="Arial Narrow" w:hAnsi="Arial Narrow" w:cs="Arial Narrow"/>
+          <w:b/>
+          <w:bCs/>
+          <w:sz w:val="16"/>
+          <w:szCs w:val="16"/>
+        </w:rPr>
+        <w:t/>
+      </w:r>
+      <w:proofErr w:type="spellEnd"/>
+      <w:r>
+        <w:rPr>
+          <w:rFonts w:ascii="Arial Narrow" w:eastAsia="Arial Narrow" w:hAnsi="Arial Narrow" w:cs="Arial Narrow"/>
+          <w:b/>
+          <w:bCs/>
+          <w:sz w:val="16"/>
+          <w:szCs w:val="16"/>
+        </w:rPr>
+        <w:t xml:space="preserve">29571, CÓDIGO DE PROTECCIÓN Y DEFENSA DEL CONSUMIDOR, publicado el 2 de setiembre de 2010 y modificado por Decreto Legislativo </w:t>
+      </w:r>
+      <w:proofErr w:type="spellStart"/>
+      <w:r>
+        <w:rPr>
+          <w:rFonts w:ascii="Arial Narrow" w:eastAsia="Arial Narrow" w:hAnsi="Arial Narrow" w:cs="Arial Narrow"/>
+          <w:b/>
+          <w:bCs/>
+          <w:sz w:val="16"/>
+          <w:szCs w:val="16"/>
+        </w:rPr>
+        <w:t/>
+      </w:r>
+      <w:proofErr w:type="spellEnd"/>
+      <w:r>
+        <w:rPr>
+          <w:rFonts w:ascii="Arial Narrow" w:eastAsia="Arial Narrow" w:hAnsi="Arial Narrow" w:cs="Arial Narrow"/>
+          <w:b/>
+          <w:bCs/>
+          <w:sz w:val="16"/>
+          <w:szCs w:val="16"/>
+        </w:rPr>
+        <w:t xml:space="preserve">1308 </w:t>
+      </w:r>
+    </w:p>
+    <w:p>
+      <w:pPr>
+        <w:pStyle w:val="Textonotapie"/>
+        <w:ind w:firstLine="567"/>
+        <w:jc w:val="both"/>
+        <w:rPr>
+          <w:rFonts w:ascii="Arial Narrow" w:eastAsia="Arial Narrow" w:hAnsi="Arial Narrow" w:cs="Arial Narrow"/>
+          <w:b/>
+          <w:bCs/>
+          <w:sz w:val="16"/>
+          <w:szCs w:val="16"/>
+        </w:rPr>
+      </w:pPr>
+      <w:r>
+        <w:rPr>
+          <w:rFonts w:ascii="Arial Narrow" w:eastAsia="Arial Narrow" w:hAnsi="Arial Narrow" w:cs="Arial Narrow"/>
+          <w:b/>
+          <w:bCs/>
+          <w:sz w:val="16"/>
+          <w:szCs w:val="16"/>
+        </w:rPr>
+        <w:t>Artículo 1.- Derechos de los consumidores</w:t>
+      </w:r>
+    </w:p>
+    <w:p>
+      <w:pPr>
+        <w:pStyle w:val="Textonotapie"/>
+        <w:tabs>
+          <w:tab w:val="left" w:pos="567"/>
+        </w:tabs>
+        <w:jc w:val="both"/>
+        <w:rPr>
+          <w:rFonts w:ascii="Arial Narrow" w:eastAsia="Arial Narrow" w:hAnsi="Arial Narrow" w:cs="Arial Narrow"/>
+          <w:sz w:val="16"/>
+          <w:szCs w:val="16"/>
+        </w:rPr>
+      </w:pPr>
+      <w:r>
+        <w:rPr>
+          <w:rFonts w:ascii="Arial Narrow" w:eastAsia="Arial Narrow" w:hAnsi="Arial Narrow" w:cs="Arial Narrow"/>
+          <w:sz w:val="16"/>
+          <w:szCs w:val="16"/>
+        </w:rPr>
+        <w:tab/>
+        <w:t>1.1 (…)</w:t>
+      </w:r>
+    </w:p>
+    <w:p>
+      <w:pPr>
+        <w:pStyle w:val="Textonotapie"/>
+        <w:tabs>
+          <w:tab w:val="left" w:pos="567"/>
+        </w:tabs>
+        <w:ind w:left="570"/>
+        <w:jc w:val="both"/>
+        <w:rPr>
+          <w:rFonts w:ascii="Arial Narrow" w:eastAsia="Arial Narrow" w:hAnsi="Arial Narrow" w:cs="Arial Narrow"/>
+          <w:sz w:val="16"/>
+          <w:szCs w:val="16"/>
+        </w:rPr>
+      </w:pPr>
+      <w:r>
+        <w:rPr>
+          <w:rFonts w:ascii="Arial Narrow" w:eastAsia="Arial Narrow" w:hAnsi="Arial Narrow" w:cs="Arial Narrow"/>
+          <w:sz w:val="16"/>
+          <w:szCs w:val="16"/>
+        </w:rPr>
+        <w:t xml:space="preserve">b. </w:t>
+      </w:r>
+      <w:r>
+        <w:rPr>
+          <w:rFonts w:ascii="Arial Narrow" w:eastAsia="Arial Narrow" w:hAnsi="Arial Narrow" w:cs="Arial Narrow"/>
+          <w:sz w:val="16"/>
+          <w:szCs w:val="16"/>
+        </w:rPr>
+        <w:t xml:space="preserve">Derecho a acceder a información oportuna, suficiente, veraz y fácilmente accesible, relevante para tomar una decisión o realizar una elección de consumo que se ajuste a sus intereses, así como para efectuar un uso o consumo adecuado de los productos o servicios. </w:t>
+      </w:r>
+    </w:p>
     <w:p>
       <w:pPr>
         <w:pStyle w:val="Textonotapie"/>
@@ -10313,6 +10531,27 @@
         <w:jc w:val="both"/>
         <w:rPr>
           <w:rFonts w:ascii="Arial Narrow" w:eastAsia="Arial Narrow" w:hAnsi="Arial Narrow" w:cs="Arial Narrow"/>
+          <w:sz w:val="16"/>
+          <w:szCs w:val="16"/>
+        </w:rPr>
+      </w:pPr>
+      <w:r>
+        <w:rPr>
+          <w:rFonts w:ascii="Arial Narrow" w:eastAsia="Arial Narrow" w:hAnsi="Arial Narrow" w:cs="Arial Narrow"/>
+          <w:sz w:val="16"/>
+          <w:szCs w:val="16"/>
+        </w:rPr>
+        <w:tab/>
+        <w:t>(…).</w:t>
+      </w:r>
+    </w:p>
+    <w:p>
+      <w:pPr>
+        <w:pStyle w:val="Textonotapie"/>
+        <w:ind w:firstLine="567"/>
+        <w:jc w:val="both"/>
+        <w:rPr>
+          <w:rFonts w:ascii="Arial Narrow" w:eastAsia="Arial Narrow" w:hAnsi="Arial Narrow" w:cs="Arial Narrow"/>
           <w:b/>
           <w:bCs/>
           <w:sz w:val="16"/>
@@ -10321,107 +10560,13 @@
       </w:pPr>
       <w:r>
         <w:rPr>
-          <w:rStyle w:val="Refdenotaalpie"/>
-          <w:rFonts w:ascii="Arial Narrow" w:eastAsia="Arial Narrow" w:hAnsi="Arial Narrow" w:cs="Arial Narrow"/>
-          <w:sz w:val="16"/>
-          <w:szCs w:val="16"/>
-          <w:vertAlign w:val="superscript"/>
-        </w:rPr>
-        <w:footnoteRef/>
-      </w:r>
-      <w:r>
-        <w:rPr>
-          <w:rFonts w:ascii="Arial Narrow" w:eastAsia="Arial Narrow" w:hAnsi="Arial Narrow" w:cs="Arial Narrow"/>
-          <w:sz w:val="16"/>
-          <w:szCs w:val="16"/>
-        </w:rPr>
-        <w:t xml:space="preserve"> </w:t>
-      </w:r>
-      <w:r>
-        <w:rPr>
-          <w:rFonts w:ascii="Arial Narrow" w:eastAsia="Arial Narrow" w:hAnsi="Arial Narrow" w:cs="Arial Narrow"/>
-          <w:sz w:val="16"/>
-          <w:szCs w:val="16"/>
-        </w:rPr>
-        <w:tab/>
-      </w:r>
-      <w:r>
-        <w:rPr>
           <w:rFonts w:ascii="Arial Narrow" w:eastAsia="Arial Narrow" w:hAnsi="Arial Narrow" w:cs="Arial Narrow"/>
           <w:b/>
           <w:bCs/>
           <w:sz w:val="16"/>
           <w:szCs w:val="16"/>
         </w:rPr>
-        <w:t xml:space="preserve">LEY </w:t>
-      </w:r>
-      <w:proofErr w:type="spellStart"/>
-      <w:r>
-        <w:rPr>
-          <w:rFonts w:ascii="Arial Narrow" w:eastAsia="Arial Narrow" w:hAnsi="Arial Narrow" w:cs="Arial Narrow"/>
-          <w:b/>
-          <w:bCs/>
-          <w:sz w:val="16"/>
-          <w:szCs w:val="16"/>
-        </w:rPr>
-        <w:t/>
-      </w:r>
-      <w:proofErr w:type="spellEnd"/>
-      <w:r>
-        <w:rPr>
-          <w:rFonts w:ascii="Arial Narrow" w:eastAsia="Arial Narrow" w:hAnsi="Arial Narrow" w:cs="Arial Narrow"/>
-          <w:b/>
-          <w:bCs/>
-          <w:sz w:val="16"/>
-          <w:szCs w:val="16"/>
-        </w:rPr>
-        <w:t xml:space="preserve"> 29571, CÓDIGO DE PROTECCIÓN Y DEFENSA DEL CONSUMIDOR, publicado el 2 de setiembre de 2010 y modificado por Decreto Legislativo </w:t>
-      </w:r>
-      <w:proofErr w:type="spellStart"/>
-      <w:r>
-        <w:rPr>
-          <w:rFonts w:ascii="Arial Narrow" w:eastAsia="Arial Narrow" w:hAnsi="Arial Narrow" w:cs="Arial Narrow"/>
-          <w:b/>
-          <w:bCs/>
-          <w:sz w:val="16"/>
-          <w:szCs w:val="16"/>
-        </w:rPr>
-        <w:t/>
-      </w:r>
-      <w:proofErr w:type="spellEnd"/>
-      <w:r>
-        <w:rPr>
-          <w:rFonts w:ascii="Arial Narrow" w:eastAsia="Arial Narrow" w:hAnsi="Arial Narrow" w:cs="Arial Narrow"/>
-          <w:b/>
-          <w:bCs/>
-          <w:sz w:val="16"/>
-          <w:szCs w:val="16"/>
-        </w:rPr>
-        <w:t xml:space="preserve"> 1308 </w:t>
-      </w:r>
-    </w:p>
-    <w:p>
-      <w:pPr>
-        <w:pStyle w:val="Textonotapie"/>
-        <w:ind w:firstLine="567"/>
-        <w:jc w:val="both"/>
-        <w:rPr>
-          <w:rFonts w:ascii="Arial Narrow" w:eastAsia="Arial Narrow" w:hAnsi="Arial Narrow" w:cs="Arial Narrow"/>
-          <w:b/>
-          <w:bCs/>
-          <w:sz w:val="16"/>
-          <w:szCs w:val="16"/>
-        </w:rPr>
-      </w:pPr>
-      <w:r>
-        <w:rPr>
-          <w:rFonts w:ascii="Arial Narrow" w:eastAsia="Arial Narrow" w:hAnsi="Arial Narrow" w:cs="Arial Narrow"/>
-          <w:b/>
-          <w:bCs/>
-          <w:sz w:val="16"/>
-          <w:szCs w:val="16"/>
-        </w:rPr>
-        <w:t>Artículo 1.- Derechos de los consumidores</w:t>
+        <w:t>Artículo 2.- Información relevante</w:t>
       </w:r>
     </w:p>
     <w:p>
@@ -10430,21 +10575,21 @@
         <w:tabs>
           <w:tab w:val="left" w:pos="567"/>
         </w:tabs>
-        <w:jc w:val="both"/>
-        <w:rPr>
-          <w:rFonts w:ascii="Arial Narrow" w:eastAsia="Arial Narrow" w:hAnsi="Arial Narrow" w:cs="Arial Narrow"/>
-          <w:sz w:val="16"/>
-          <w:szCs w:val="16"/>
-        </w:rPr>
-      </w:pPr>
-      <w:r>
-        <w:rPr>
-          <w:rFonts w:ascii="Arial Narrow" w:eastAsia="Arial Narrow" w:hAnsi="Arial Narrow" w:cs="Arial Narrow"/>
-          <w:sz w:val="16"/>
-          <w:szCs w:val="16"/>
-        </w:rPr>
-        <w:tab/>
-        <w:t>1.1 (…)</w:t>
+        <w:ind w:left="567"/>
+        <w:jc w:val="both"/>
+        <w:rPr>
+          <w:rFonts w:ascii="Arial Narrow" w:eastAsia="Arial Narrow" w:hAnsi="Arial Narrow" w:cs="Arial Narrow"/>
+          <w:sz w:val="16"/>
+          <w:szCs w:val="16"/>
+        </w:rPr>
+      </w:pPr>
+      <w:r>
+        <w:rPr>
+          <w:rFonts w:ascii="Arial Narrow" w:eastAsia="Arial Narrow" w:hAnsi="Arial Narrow" w:cs="Arial Narrow"/>
+          <w:sz w:val="16"/>
+          <w:szCs w:val="16"/>
+        </w:rPr>
+        <w:t xml:space="preserve">2.1 El proveedor tiene la obligación de ofrecer al consumidor toda la información relevante para tomar una decisión o realizar una elección adecuada de consumo, así como para efectuar un uso o consumo adecuado de los productos o servicios. </w:t>
       </w:r>
     </w:p>
     <w:p>
@@ -10453,29 +10598,75 @@
         <w:tabs>
           <w:tab w:val="left" w:pos="567"/>
         </w:tabs>
-        <w:ind w:left="570"/>
-        <w:jc w:val="both"/>
-        <w:rPr>
-          <w:rFonts w:ascii="Arial Narrow" w:eastAsia="Arial Narrow" w:hAnsi="Arial Narrow" w:cs="Arial Narrow"/>
-          <w:sz w:val="16"/>
-          <w:szCs w:val="16"/>
-        </w:rPr>
-      </w:pPr>
-      <w:r>
-        <w:rPr>
-          <w:rFonts w:ascii="Arial Narrow" w:eastAsia="Arial Narrow" w:hAnsi="Arial Narrow" w:cs="Arial Narrow"/>
-          <w:sz w:val="16"/>
-          <w:szCs w:val="16"/>
-        </w:rPr>
-        <w:t xml:space="preserve">b. </w:t>
-      </w:r>
-      <w:r>
-        <w:rPr>
-          <w:rFonts w:ascii="Arial Narrow" w:eastAsia="Arial Narrow" w:hAnsi="Arial Narrow" w:cs="Arial Narrow"/>
-          <w:sz w:val="16"/>
-          <w:szCs w:val="16"/>
-        </w:rPr>
-        <w:t xml:space="preserve">Derecho a acceder a información oportuna, suficiente, veraz y fácilmente accesible, relevante para tomar una decisión o realizar una elección de consumo que se ajuste a sus intereses, así como para efectuar un uso o consumo adecuado de los productos o servicios. </w:t>
+        <w:ind w:left="567"/>
+        <w:jc w:val="both"/>
+        <w:rPr>
+          <w:rFonts w:ascii="Arial Narrow" w:eastAsia="Arial Narrow" w:hAnsi="Arial Narrow" w:cs="Arial Narrow"/>
+          <w:sz w:val="16"/>
+          <w:szCs w:val="16"/>
+        </w:rPr>
+      </w:pPr>
+      <w:r>
+        <w:rPr>
+          <w:rFonts w:ascii="Arial Narrow" w:eastAsia="Arial Narrow" w:hAnsi="Arial Narrow" w:cs="Arial Narrow"/>
+          <w:sz w:val="16"/>
+          <w:szCs w:val="16"/>
+        </w:rPr>
+        <w:t xml:space="preserve">2.2 La información debe ser veraz, suficiente, de fácil comprensión, apropiada, oportuna y fácilmente accesible, debiendo ser brindada en idioma castellano. </w:t>
+      </w:r>
+    </w:p>
+    <w:p>
+      <w:pPr>
+        <w:pStyle w:val="Textonotapie"/>
+        <w:tabs>
+          <w:tab w:val="left" w:pos="567"/>
+        </w:tabs>
+        <w:ind w:left="567"/>
+        <w:jc w:val="both"/>
+        <w:rPr>
+          <w:rFonts w:ascii="Arial Narrow" w:eastAsia="Arial Narrow" w:hAnsi="Arial Narrow" w:cs="Arial Narrow"/>
+          <w:sz w:val="16"/>
+          <w:szCs w:val="16"/>
+        </w:rPr>
+      </w:pPr>
+      <w:r>
+        <w:rPr>
+          <w:rFonts w:ascii="Arial Narrow" w:eastAsia="Arial Narrow" w:hAnsi="Arial Narrow" w:cs="Arial Narrow"/>
+          <w:sz w:val="16"/>
+          <w:szCs w:val="16"/>
+        </w:rPr>
+        <w:t xml:space="preserve">2.3 Sin perjuicio de las exigencias concretas de las normas sectoriales correspondientes, para analizar la información relevante se tiene en consideración a toda aquella sin la cual no se hubiera adoptado la decisión de consumo o se hubiera efectuado en términos substancialmente distintos. Para ello se debe examinar si la información omitida desnaturaliza las condiciones en que se realizó la oferta al consumidor. </w:t>
+      </w:r>
+    </w:p>
+    <w:p>
+      <w:pPr>
+        <w:pStyle w:val="Textonotapie"/>
+        <w:tabs>
+          <w:tab w:val="left" w:pos="567"/>
+        </w:tabs>
+        <w:ind w:left="567"/>
+        <w:jc w:val="both"/>
+        <w:rPr>
+          <w:rFonts w:ascii="Arial Narrow" w:eastAsia="Arial Narrow" w:hAnsi="Arial Narrow" w:cs="Arial Narrow"/>
+          <w:sz w:val="16"/>
+          <w:szCs w:val="16"/>
+        </w:rPr>
+      </w:pPr>
+      <w:r>
+        <w:rPr>
+          <w:rFonts w:ascii="Arial Narrow" w:eastAsia="Arial Narrow" w:hAnsi="Arial Narrow" w:cs="Arial Narrow"/>
+          <w:sz w:val="16"/>
+          <w:szCs w:val="16"/>
+        </w:rPr>
+        <w:t>2.4 Al evaluarse la información, deben considerarse los problemas de confusión que generarían al consumidor el suministro de información excesiva o sumamente compleja, atendiendo a la naturaleza del producto adquirido o al servicio contratado</w:t>
+      </w:r>
+      <w:r>
+        <w:rPr>
+          <w:rFonts w:ascii="Arial Narrow" w:eastAsia="Arial Narrow" w:hAnsi="Arial Narrow" w:cs="Arial Narrow"/>
+          <w:sz w:val="16"/>
+          <w:szCs w:val="16"/>
+        </w:rPr>
+        <w:t xml:space="preserve">. </w:t>
       </w:r>
     </w:p>
     <w:p>
@@ -10488,20 +10679,15 @@
         <w:jc w:val="both"/>
         <w:rPr>
           <w:rFonts w:ascii="Arial Narrow" w:eastAsia="Arial Narrow" w:hAnsi="Arial Narrow" w:cs="Arial Narrow"/>
-          <w:sz w:val="16"/>
-          <w:szCs w:val="16"/>
-        </w:rPr>
-      </w:pPr>
-      <w:r>
-        <w:rPr>
-          <w:rFonts w:ascii="Arial Narrow" w:eastAsia="Arial Narrow" w:hAnsi="Arial Narrow" w:cs="Arial Narrow"/>
-          <w:sz w:val="16"/>
-          <w:szCs w:val="16"/>
-        </w:rPr>
-        <w:tab/>
-        <w:t>(…).</w:t>
-      </w:r>
-    </w:p>
+          <w:b/>
+          <w:bCs/>
+          <w:sz w:val="16"/>
+          <w:szCs w:val="16"/>
+        </w:rPr>
+      </w:pPr>
+    </w:p>
+  </w:footnote>
+  <w:footnote w:id="7">
     <w:p>
       <w:pPr>
         <w:pStyle w:val="Textonotapie"/>
@@ -10518,12 +10704,34 @@
           <w:szCs w:val="16"/>
         </w:rPr>
       </w:pPr>
-    </w:p>
-    <w:p>
-      <w:pPr>
-        <w:pStyle w:val="Textonotapie"/>
-        <w:ind w:firstLine="567"/>
-        <w:jc w:val="both"/>
+      <w:r>
+        <w:rPr>
+          <w:rStyle w:val="Refdenotaalpie"/>
+          <w:rFonts w:ascii="Arial Narrow" w:eastAsia="Arial Narrow" w:hAnsi="Arial Narrow" w:cs="Arial Narrow"/>
+          <w:sz w:val="16"/>
+          <w:szCs w:val="16"/>
+          <w:vertAlign w:val="superscript"/>
+        </w:rPr>
+        <w:footnoteRef/>
+      </w:r>
+      <w:r>
+        <w:rPr>
+          <w:rFonts w:ascii="Arial Narrow" w:eastAsia="Arial Narrow" w:hAnsi="Arial Narrow" w:cs="Arial Narrow"/>
+          <w:sz w:val="16"/>
+          <w:szCs w:val="16"/>
+        </w:rPr>
+        <w:tab/>
+        <w:t xml:space="preserve"/>
+      </w:r>
+      <w:r>
+        <w:rPr>
+          <w:rFonts w:ascii="Arial Narrow" w:eastAsia="Arial Narrow" w:hAnsi="Arial Narrow" w:cs="Arial Narrow"/>
+          <w:sz w:val="16"/>
+          <w:szCs w:val="16"/>
+        </w:rPr>
+        <w:tab/>
+      </w:r>
+      <w:r>
         <w:rPr>
           <w:rFonts w:ascii="Arial Narrow" w:eastAsia="Arial Narrow" w:hAnsi="Arial Narrow" w:cs="Arial Narrow"/>
           <w:b/>
@@ -10531,8 +10739,14 @@
           <w:sz w:val="16"/>
           <w:szCs w:val="16"/>
         </w:rPr>
-      </w:pPr>
-      <w:r>
+        <w:t xml:space="preserve">LEY 29571, CÓDIGO DE PROTECCIÓN Y DEFENSA DEL CONSUMIDOR, publicado el 2 de setiembre de 2010 y modificado por Decreto Legislativo 1308 </w:t>
+      </w:r>
+    </w:p>
+    <w:p>
+      <w:pPr>
+        <w:pStyle w:val="Textonotapie"/>
+        <w:ind w:left="567" w:right="-1"/>
+        <w:jc w:val="both"/>
         <w:rPr>
           <w:rFonts w:ascii="Arial Narrow" w:eastAsia="Arial Narrow" w:hAnsi="Arial Narrow" w:cs="Arial Narrow"/>
           <w:b/>
@@ -10540,99 +10754,36 @@
           <w:sz w:val="16"/>
           <w:szCs w:val="16"/>
         </w:rPr>
-        <w:t>Artículo 2.- Información relevante</w:t>
+      </w:pPr>
+      <w:r>
+        <w:rPr>
+          <w:rFonts w:ascii="Arial Narrow" w:eastAsia="Arial Narrow" w:hAnsi="Arial Narrow" w:cs="Arial Narrow"/>
+          <w:b/>
+          <w:bCs/>
+          <w:sz w:val="16"/>
+          <w:szCs w:val="16"/>
+        </w:rPr>
+        <w:t>Artículo 88.- Reclamo de productos o servicios financieros y de seguros</w:t>
       </w:r>
     </w:p>
     <w:p>
       <w:pPr>
         <w:pStyle w:val="Textonotapie"/>
-        <w:tabs>
-          <w:tab w:val="left" w:pos="567"/>
-        </w:tabs>
-        <w:ind w:left="567"/>
-        <w:jc w:val="both"/>
-        <w:rPr>
-          <w:rFonts w:ascii="Arial Narrow" w:eastAsia="Arial Narrow" w:hAnsi="Arial Narrow" w:cs="Arial Narrow"/>
-          <w:sz w:val="16"/>
-          <w:szCs w:val="16"/>
-        </w:rPr>
-      </w:pPr>
-      <w:r>
-        <w:rPr>
-          <w:rFonts w:ascii="Arial Narrow" w:eastAsia="Arial Narrow" w:hAnsi="Arial Narrow" w:cs="Arial Narrow"/>
-          <w:sz w:val="16"/>
-          <w:szCs w:val="16"/>
-        </w:rPr>
-        <w:t xml:space="preserve">2.1 El proveedor tiene la obligación de ofrecer al consumidor toda la información relevante para tomar una decisión o realizar una elección adecuada de consumo, así como para efectuar un uso o consumo adecuado de los productos o servicios. </w:t>
-      </w:r>
-    </w:p>
-    <w:p>
-      <w:pPr>
-        <w:pStyle w:val="Textonotapie"/>
-        <w:tabs>
-          <w:tab w:val="left" w:pos="567"/>
-        </w:tabs>
-        <w:ind w:left="567"/>
-        <w:jc w:val="both"/>
-        <w:rPr>
-          <w:rFonts w:ascii="Arial Narrow" w:eastAsia="Arial Narrow" w:hAnsi="Arial Narrow" w:cs="Arial Narrow"/>
-          <w:sz w:val="16"/>
-          <w:szCs w:val="16"/>
-        </w:rPr>
-      </w:pPr>
-      <w:r>
-        <w:rPr>
-          <w:rFonts w:ascii="Arial Narrow" w:eastAsia="Arial Narrow" w:hAnsi="Arial Narrow" w:cs="Arial Narrow"/>
-          <w:sz w:val="16"/>
-          <w:szCs w:val="16"/>
-        </w:rPr>
-        <w:t xml:space="preserve">2.2 La información debe ser veraz, suficiente, de fácil comprensión, apropiada, oportuna y fácilmente accesible, debiendo ser brindada en idioma castellano. </w:t>
-      </w:r>
-    </w:p>
-    <w:p>
-      <w:pPr>
-        <w:pStyle w:val="Textonotapie"/>
-        <w:tabs>
-          <w:tab w:val="left" w:pos="567"/>
-        </w:tabs>
-        <w:ind w:left="567"/>
-        <w:jc w:val="both"/>
-        <w:rPr>
-          <w:rFonts w:ascii="Arial Narrow" w:eastAsia="Arial Narrow" w:hAnsi="Arial Narrow" w:cs="Arial Narrow"/>
-          <w:sz w:val="16"/>
-          <w:szCs w:val="16"/>
-        </w:rPr>
-      </w:pPr>
-      <w:r>
-        <w:rPr>
-          <w:rFonts w:ascii="Arial Narrow" w:eastAsia="Arial Narrow" w:hAnsi="Arial Narrow" w:cs="Arial Narrow"/>
-          <w:sz w:val="16"/>
-          <w:szCs w:val="16"/>
-        </w:rPr>
-        <w:t xml:space="preserve">2.3 Sin perjuicio de las exigencias concretas de las normas sectoriales correspondientes, para analizar la información relevante se tiene en consideración a toda aquella sin la cual no se hubiera adoptado la decisión de consumo o se hubiera efectuado en términos substancialmente distintos. Para ello se debe examinar si la información omitida desnaturaliza las condiciones en que se realizó la oferta al consumidor. </w:t>
-      </w:r>
-    </w:p>
-    <w:p>
-      <w:pPr>
-        <w:pStyle w:val="Textonotapie"/>
-        <w:tabs>
-          <w:tab w:val="left" w:pos="567"/>
-        </w:tabs>
-        <w:ind w:left="567"/>
-        <w:jc w:val="both"/>
-        <w:rPr>
-          <w:rFonts w:ascii="Arial Narrow" w:eastAsia="Arial Narrow" w:hAnsi="Arial Narrow" w:cs="Arial Narrow"/>
-          <w:sz w:val="16"/>
-          <w:szCs w:val="16"/>
-        </w:rPr>
-      </w:pPr>
-      <w:r>
-        <w:rPr>
-          <w:rFonts w:ascii="Arial Narrow" w:eastAsia="Arial Narrow" w:hAnsi="Arial Narrow" w:cs="Arial Narrow"/>
-          <w:sz w:val="16"/>
-          <w:szCs w:val="16"/>
-        </w:rPr>
-        <w:t>2.4 Al evaluarse la información, deben considerarse los problemas de confusión que generarían al consumidor el suministro de información excesiva o sumamente compleja, atendiendo a la naturaleza del producto adquirido o al servicio contratado</w:t>
+        <w:ind w:left="567" w:right="-1"/>
+        <w:jc w:val="both"/>
+        <w:rPr>
+          <w:rFonts w:ascii="Arial Narrow" w:eastAsia="Arial Narrow" w:hAnsi="Arial Narrow" w:cs="Arial Narrow"/>
+          <w:sz w:val="16"/>
+          <w:szCs w:val="16"/>
+        </w:rPr>
+      </w:pPr>
+      <w:r>
+        <w:rPr>
+          <w:rFonts w:ascii="Arial Narrow" w:eastAsia="Arial Narrow" w:hAnsi="Arial Narrow" w:cs="Arial Narrow"/>
+          <w:sz w:val="16"/>
+          <w:szCs w:val="16"/>
+        </w:rPr>
+        <w:t>88.1 Las entidades del sistema financiero y de seguros, en todas sus oficinas en la República, deben resolver los reclamos en un plazo no mayor de quince días hábiles. Excepcionalmente, la Superintendencia de Banca, Seguros y Administradoras Privadas de Fondos de Pensiones podrá establecer un plazo ampliatorio cuando la naturaleza y complejidad de la operación, producto o servicio materia del reclamo o requerimiento lo justifique, situación que debe ponerse en conocimiento del consumidor antes de la culminación del plazo inicial, sin perjuicio del derecho del consumidor de recurrir directamente ante la Autoridad de Consumo</w:t>
       </w:r>
       <w:r>
         <w:rPr>
@@ -10661,7 +10812,7 @@
       </w:pPr>
     </w:p>
   </w:footnote>
-  <w:footnote w:id="7">
+  <w:footnote w:id="8">
     <w:p>
       <w:pPr>
         <w:pStyle w:val="Textonotapie"/>
@@ -10672,99 +10823,72 @@
         <w:jc w:val="both"/>
         <w:rPr>
           <w:rFonts w:ascii="Arial Narrow" w:eastAsia="Arial Narrow" w:hAnsi="Arial Narrow" w:cs="Arial Narrow"/>
+          <w:sz w:val="16"/>
+          <w:szCs w:val="16"/>
+        </w:rPr>
+      </w:pPr>
+      <w:r>
+        <w:rPr>
+          <w:rStyle w:val="Refdenotaalpie"/>
+          <w:rFonts w:ascii="Arial Narrow" w:eastAsia="Arial Narrow" w:hAnsi="Arial Narrow" w:cs="Arial Narrow"/>
+          <w:sz w:val="16"/>
+          <w:szCs w:val="16"/>
+          <w:vertAlign w:val="superscript"/>
+        </w:rPr>
+        <w:footnoteRef/>
+      </w:r>
+      <w:r>
+        <w:rPr>
+          <w:rFonts w:ascii="Arial Narrow" w:eastAsia="Arial Narrow" w:hAnsi="Arial Narrow" w:cs="Arial Narrow"/>
+          <w:sz w:val="16"/>
+          <w:szCs w:val="16"/>
+        </w:rPr>
+        <w:tab/>
+        <w:t xml:space="preserve"/>
+      </w:r>
+      <w:r>
+        <w:rPr>
+          <w:rFonts w:ascii="Arial Narrow" w:eastAsia="Arial Narrow" w:hAnsi="Arial Narrow" w:cs="Arial Narrow"/>
+          <w:sz w:val="16"/>
+          <w:szCs w:val="16"/>
+        </w:rPr>
+        <w:tab/>
+      </w:r>
+      <w:r>
+        <w:rPr>
+          <w:rFonts w:ascii="Arial Narrow" w:eastAsia="Arial Narrow" w:hAnsi="Arial Narrow" w:cs="Arial Narrow"/>
           <w:b/>
           <w:bCs/>
           <w:sz w:val="16"/>
           <w:szCs w:val="16"/>
         </w:rPr>
-      </w:pPr>
-      <w:r>
-        <w:rPr>
-          <w:rStyle w:val="Refdenotaalpie"/>
-          <w:rFonts w:ascii="Arial Narrow" w:eastAsia="Arial Narrow" w:hAnsi="Arial Narrow" w:cs="Arial Narrow"/>
-          <w:sz w:val="16"/>
-          <w:szCs w:val="16"/>
-          <w:vertAlign w:val="superscript"/>
-        </w:rPr>
-        <w:footnoteRef/>
-      </w:r>
-      <w:r>
-        <w:rPr>
-          <w:rFonts w:ascii="Arial Narrow" w:eastAsia="Arial Narrow" w:hAnsi="Arial Narrow" w:cs="Arial Narrow"/>
-          <w:sz w:val="16"/>
-          <w:szCs w:val="16"/>
-        </w:rPr>
-        <w:t xml:space="preserve"> </w:t>
-      </w:r>
-      <w:r>
-        <w:rPr>
-          <w:rFonts w:ascii="Arial Narrow" w:eastAsia="Arial Narrow" w:hAnsi="Arial Narrow" w:cs="Arial Narrow"/>
-          <w:sz w:val="16"/>
-          <w:szCs w:val="16"/>
-        </w:rPr>
-        <w:tab/>
-      </w:r>
-      <w:r>
-        <w:rPr>
-          <w:rFonts w:ascii="Arial Narrow" w:eastAsia="Arial Narrow" w:hAnsi="Arial Narrow" w:cs="Arial Narrow"/>
-          <w:b/>
-          <w:bCs/>
-          <w:sz w:val="16"/>
-          <w:szCs w:val="16"/>
-        </w:rPr>
-        <w:t xml:space="preserve">LEY 29571, CÓDIGO DE PROTECCIÓN Y DEFENSA DEL CONSUMIDOR, publicado el 2 de setiembre de 2010 y modificado por Decreto Legislativo 1308 </w:t>
-      </w:r>
-    </w:p>
-    <w:p>
-      <w:pPr>
-        <w:pStyle w:val="Textonotapie"/>
-        <w:ind w:left="567" w:right="-1"/>
-        <w:jc w:val="both"/>
-        <w:rPr>
-          <w:rFonts w:ascii="Arial Narrow" w:eastAsia="Arial Narrow" w:hAnsi="Arial Narrow" w:cs="Arial Narrow"/>
-          <w:b/>
-          <w:bCs/>
-          <w:sz w:val="16"/>
-          <w:szCs w:val="16"/>
-        </w:rPr>
-      </w:pPr>
-      <w:r>
-        <w:rPr>
-          <w:rFonts w:ascii="Arial Narrow" w:eastAsia="Arial Narrow" w:hAnsi="Arial Narrow" w:cs="Arial Narrow"/>
-          <w:b/>
-          <w:bCs/>
-          <w:sz w:val="16"/>
-          <w:szCs w:val="16"/>
-        </w:rPr>
-        <w:t>Artículo 88.- Reclamo de productos o servicios financieros y de seguros</w:t>
-      </w:r>
-    </w:p>
-    <w:p>
-      <w:pPr>
-        <w:pStyle w:val="Textonotapie"/>
-        <w:ind w:left="567" w:right="-1"/>
-        <w:jc w:val="both"/>
-        <w:rPr>
-          <w:rFonts w:ascii="Arial Narrow" w:eastAsia="Arial Narrow" w:hAnsi="Arial Narrow" w:cs="Arial Narrow"/>
-          <w:sz w:val="16"/>
-          <w:szCs w:val="16"/>
-        </w:rPr>
-      </w:pPr>
-      <w:r>
-        <w:rPr>
-          <w:rFonts w:ascii="Arial Narrow" w:eastAsia="Arial Narrow" w:hAnsi="Arial Narrow" w:cs="Arial Narrow"/>
-          <w:sz w:val="16"/>
-          <w:szCs w:val="16"/>
-        </w:rPr>
-        <w:t>88.1 Las entidades del sistema financiero y de seguros, en todas sus oficinas en la República, deben resolver los reclamos en un plazo no mayor de quince días hábiles. Excepcionalmente, la Superintendencia de Banca, Seguros y Administradoras Privadas de Fondos de Pensiones podrá establecer un plazo ampliatorio cuando la naturaleza y complejidad de la operación, producto o servicio materia del reclamo o requerimiento lo justifique, situación que debe ponerse en conocimiento del consumidor antes de la culminación del plazo inicial, sin perjuicio del derecho del consumidor de recurrir directamente ante la Autoridad de Consumo</w:t>
-      </w:r>
-      <w:r>
-        <w:rPr>
-          <w:rFonts w:ascii="Arial Narrow" w:eastAsia="Arial Narrow" w:hAnsi="Arial Narrow" w:cs="Arial Narrow"/>
-          <w:sz w:val="16"/>
-          <w:szCs w:val="16"/>
-        </w:rPr>
-        <w:t xml:space="preserve">. </w:t>
+        <w:t>LEY SOBRE FACULTADES, NORMAS Y ORGANIZACIÓN DEL INDECOPI, APROBADA POR DECRETO LEGISLATIVO 807 Artículo 24.-</w:t>
+      </w:r>
+      <w:r>
+        <w:rPr>
+          <w:rFonts w:ascii="Arial Narrow" w:eastAsia="Arial Narrow" w:hAnsi="Arial Narrow" w:cs="Arial Narrow"/>
+          <w:sz w:val="16"/>
+          <w:szCs w:val="16"/>
+        </w:rPr>
+        <w:t xml:space="preserve"> El </w:t>
+      </w:r>
+      <w:proofErr w:type="gramStart"/>
+      <w:r>
+        <w:rPr>
+          <w:rFonts w:ascii="Arial Narrow" w:eastAsia="Arial Narrow" w:hAnsi="Arial Narrow" w:cs="Arial Narrow"/>
+          <w:sz w:val="16"/>
+          <w:szCs w:val="16"/>
+        </w:rPr>
+        <w:t>Secretario Técnico</w:t>
+      </w:r>
+      <w:proofErr w:type="gramEnd"/>
+      <w:r>
+        <w:rPr>
+          <w:rFonts w:ascii="Arial Narrow" w:eastAsia="Arial Narrow" w:hAnsi="Arial Narrow" w:cs="Arial Narrow"/>
+          <w:sz w:val="16"/>
+          <w:szCs w:val="16"/>
+        </w:rPr>
+        <w:t xml:space="preserve"> se encargará de la tramitación del procedimiento. Para ello, cuenta con las siguientes facultades:</w:t>
       </w:r>
     </w:p>
     <w:p>
@@ -10777,15 +10901,20 @@
         <w:jc w:val="both"/>
         <w:rPr>
           <w:rFonts w:ascii="Arial Narrow" w:eastAsia="Arial Narrow" w:hAnsi="Arial Narrow" w:cs="Arial Narrow"/>
-          <w:b/>
-          <w:bCs/>
-          <w:sz w:val="16"/>
-          <w:szCs w:val="16"/>
-        </w:rPr>
-      </w:pPr>
-    </w:p>
-  </w:footnote>
-  <w:footnote w:id="8">
+          <w:sz w:val="16"/>
+          <w:szCs w:val="16"/>
+        </w:rPr>
+      </w:pPr>
+      <w:r>
+        <w:rPr>
+          <w:rFonts w:ascii="Arial Narrow" w:eastAsia="Arial Narrow" w:hAnsi="Arial Narrow" w:cs="Arial Narrow"/>
+          <w:sz w:val="16"/>
+          <w:szCs w:val="16"/>
+        </w:rPr>
+        <w:tab/>
+        <w:t xml:space="preserve">(...) </w:t>
+      </w:r>
+    </w:p>
     <w:p>
       <w:pPr>
         <w:pStyle w:val="Textonotapie"/>
@@ -10802,65 +10931,12 @@
       </w:pPr>
       <w:r>
         <w:rPr>
-          <w:rStyle w:val="Refdenotaalpie"/>
-          <w:rFonts w:ascii="Arial Narrow" w:eastAsia="Arial Narrow" w:hAnsi="Arial Narrow" w:cs="Arial Narrow"/>
-          <w:sz w:val="16"/>
-          <w:szCs w:val="16"/>
-          <w:vertAlign w:val="superscript"/>
-        </w:rPr>
-        <w:footnoteRef/>
-      </w:r>
-      <w:r>
-        <w:rPr>
-          <w:rFonts w:ascii="Arial Narrow" w:eastAsia="Arial Narrow" w:hAnsi="Arial Narrow" w:cs="Arial Narrow"/>
-          <w:sz w:val="16"/>
-          <w:szCs w:val="16"/>
-        </w:rPr>
-        <w:t xml:space="preserve"> </w:t>
-      </w:r>
-      <w:r>
-        <w:rPr>
           <w:rFonts w:ascii="Arial Narrow" w:eastAsia="Arial Narrow" w:hAnsi="Arial Narrow" w:cs="Arial Narrow"/>
           <w:sz w:val="16"/>
           <w:szCs w:val="16"/>
         </w:rPr>
         <w:tab/>
-      </w:r>
-      <w:r>
-        <w:rPr>
-          <w:rFonts w:ascii="Arial Narrow" w:eastAsia="Arial Narrow" w:hAnsi="Arial Narrow" w:cs="Arial Narrow"/>
-          <w:b/>
-          <w:bCs/>
-          <w:sz w:val="16"/>
-          <w:szCs w:val="16"/>
-        </w:rPr>
-        <w:t>LEY SOBRE FACULTADES, NORMAS Y ORGANIZACIÓN DEL INDECOPI, APROBADA POR DECRETO LEGISLATIVO 807 Artículo 24.-</w:t>
-      </w:r>
-      <w:r>
-        <w:rPr>
-          <w:rFonts w:ascii="Arial Narrow" w:eastAsia="Arial Narrow" w:hAnsi="Arial Narrow" w:cs="Arial Narrow"/>
-          <w:sz w:val="16"/>
-          <w:szCs w:val="16"/>
-        </w:rPr>
-        <w:t xml:space="preserve"> El </w:t>
-      </w:r>
-      <w:proofErr w:type="gramStart"/>
-      <w:r>
-        <w:rPr>
-          <w:rFonts w:ascii="Arial Narrow" w:eastAsia="Arial Narrow" w:hAnsi="Arial Narrow" w:cs="Arial Narrow"/>
-          <w:sz w:val="16"/>
-          <w:szCs w:val="16"/>
-        </w:rPr>
-        <w:t>Secretario Técnico</w:t>
-      </w:r>
-      <w:proofErr w:type="gramEnd"/>
-      <w:r>
-        <w:rPr>
-          <w:rFonts w:ascii="Arial Narrow" w:eastAsia="Arial Narrow" w:hAnsi="Arial Narrow" w:cs="Arial Narrow"/>
-          <w:sz w:val="16"/>
-          <w:szCs w:val="16"/>
-        </w:rPr>
-        <w:t xml:space="preserve"> se encargará de la tramitación del procedimiento. Para ello, cuenta con las siguientes facultades:</w:t>
+        <w:t xml:space="preserve">c) Admitir denuncias a trámite, en aquellos casos en que la Comisión le haya delegado esta facultad. </w:t>
       </w:r>
     </w:p>
     <w:p>
@@ -10884,7 +10960,7 @@
           <w:szCs w:val="16"/>
         </w:rPr>
         <w:tab/>
-        <w:t xml:space="preserve">(...) </w:t>
+        <w:t>(...).</w:t>
       </w:r>
     </w:p>
     <w:p>
@@ -10901,30 +10977,33 @@
           <w:szCs w:val="16"/>
         </w:rPr>
       </w:pPr>
-      <w:r>
-        <w:rPr>
-          <w:rFonts w:ascii="Arial Narrow" w:eastAsia="Arial Narrow" w:hAnsi="Arial Narrow" w:cs="Arial Narrow"/>
-          <w:sz w:val="16"/>
-          <w:szCs w:val="16"/>
-        </w:rPr>
-        <w:tab/>
-        <w:t xml:space="preserve">c) Admitir denuncias a trámite, en aquellos casos en que la Comisión le haya delegado esta facultad. </w:t>
-      </w:r>
-    </w:p>
+    </w:p>
+  </w:footnote>
+  <w:footnote w:id="9">
     <w:p>
       <w:pPr>
         <w:pStyle w:val="Textonotapie"/>
         <w:tabs>
           <w:tab w:val="left" w:pos="567"/>
         </w:tabs>
-        <w:ind w:left="567" w:right="-1" w:hanging="567"/>
-        <w:jc w:val="both"/>
-        <w:rPr>
-          <w:rFonts w:ascii="Arial Narrow" w:eastAsia="Arial Narrow" w:hAnsi="Arial Narrow" w:cs="Arial Narrow"/>
-          <w:sz w:val="16"/>
-          <w:szCs w:val="16"/>
-        </w:rPr>
-      </w:pPr>
+        <w:ind w:left="567" w:hanging="567"/>
+        <w:jc w:val="both"/>
+        <w:rPr>
+          <w:rFonts w:ascii="Arial Narrow" w:eastAsia="Arial Narrow" w:hAnsi="Arial Narrow" w:cs="Arial Narrow"/>
+          <w:sz w:val="16"/>
+          <w:szCs w:val="16"/>
+        </w:rPr>
+      </w:pPr>
+      <w:r>
+        <w:rPr>
+          <w:rStyle w:val="Refdenotaalpie"/>
+          <w:rFonts w:ascii="Arial Narrow" w:eastAsia="Arial Narrow" w:hAnsi="Arial Narrow" w:cs="Arial Narrow"/>
+          <w:sz w:val="16"/>
+          <w:szCs w:val="16"/>
+          <w:vertAlign w:val="superscript"/>
+        </w:rPr>
+        <w:footnoteRef/>
+      </w:r>
       <w:r>
         <w:rPr>
           <w:rFonts w:ascii="Arial Narrow" w:eastAsia="Arial Narrow" w:hAnsi="Arial Narrow" w:cs="Arial Narrow"/>
@@ -10932,52 +11011,74 @@
           <w:szCs w:val="16"/>
         </w:rPr>
         <w:tab/>
-        <w:t>(...).</w:t>
-      </w:r>
-    </w:p>
+        <w:t xml:space="preserve"/>
+      </w:r>
+      <w:r>
+        <w:rPr>
+          <w:rFonts w:ascii="Arial Narrow" w:eastAsia="Arial Narrow" w:hAnsi="Arial Narrow" w:cs="Arial Narrow"/>
+          <w:sz w:val="16"/>
+          <w:szCs w:val="16"/>
+        </w:rPr>
+        <w:tab/>
+        <w:t xml:space="preserve">El número de trabajadores se atenderá siempre que la empresa haya sido constituida antes de la vigencia de la Ley </w:t>
+      </w:r>
+      <w:proofErr w:type="spellStart"/>
+      <w:r>
+        <w:rPr>
+          <w:rFonts w:ascii="Arial Narrow" w:eastAsia="Arial Narrow" w:hAnsi="Arial Narrow" w:cs="Arial Narrow"/>
+          <w:sz w:val="16"/>
+          <w:szCs w:val="16"/>
+        </w:rPr>
+        <w:t/>
+      </w:r>
+      <w:proofErr w:type="spellEnd"/>
+      <w:r>
+        <w:rPr>
+          <w:rFonts w:ascii="Arial Narrow" w:eastAsia="Arial Narrow" w:hAnsi="Arial Narrow" w:cs="Arial Narrow"/>
+          <w:sz w:val="16"/>
+          <w:szCs w:val="16"/>
+        </w:rPr>
+        <w:t xml:space="preserve">30056, publicada el 2 de julio de 2013, que modificó el artículo 5 del Texto Único Ordenado de la Ley de Promoción de la Competitividad, Formalización y Desarrollo de la Micro y Pequeña Empresa y de Acceso al Empleo Decente (LEY MYPE). Ello, en la medida que la Tercera Disposición Complementaria Transitoria de la norma modificatoria precisa que las empresas constituidas antes de la </w:t>
+      </w:r>
+      <w:proofErr w:type="gramStart"/>
+      <w:r>
+        <w:rPr>
+          <w:rFonts w:ascii="Arial Narrow" w:eastAsia="Arial Narrow" w:hAnsi="Arial Narrow" w:cs="Arial Narrow"/>
+          <w:sz w:val="16"/>
+          <w:szCs w:val="16"/>
+        </w:rPr>
+        <w:t>entrada en vigencia</w:t>
+      </w:r>
+      <w:proofErr w:type="gramEnd"/>
+      <w:r>
+        <w:rPr>
+          <w:rFonts w:ascii="Arial Narrow" w:eastAsia="Arial Narrow" w:hAnsi="Arial Narrow" w:cs="Arial Narrow"/>
+          <w:sz w:val="16"/>
+          <w:szCs w:val="16"/>
+        </w:rPr>
+        <w:t xml:space="preserve"> de dicha Ley se rigen por los requisitos de acogimiento al régimen de las micro y pequeñas empresas regulados en el Decreto Legislativo 1086.</w:t>
+      </w:r>
+    </w:p>
+    <w:p>
+      <w:pPr>
+        <w:pStyle w:val="Textonotapie"/>
+        <w:ind w:left="567" w:hanging="567"/>
+        <w:jc w:val="both"/>
+        <w:rPr>
+          <w:rFonts w:ascii="Arial Narrow" w:eastAsia="Arial Narrow" w:hAnsi="Arial Narrow" w:cs="Arial Narrow"/>
+          <w:sz w:val="16"/>
+          <w:szCs w:val="16"/>
+        </w:rPr>
+      </w:pPr>
+    </w:p>
+  </w:footnote>
+  <w:footnote w:id="10">
     <w:p>
       <w:pPr>
         <w:pStyle w:val="Textonotapie"/>
         <w:tabs>
           <w:tab w:val="left" w:pos="567"/>
         </w:tabs>
-        <w:ind w:left="567" w:right="-1" w:hanging="567"/>
-        <w:jc w:val="both"/>
-        <w:rPr>
-          <w:rFonts w:ascii="Arial Narrow" w:eastAsia="Arial Narrow" w:hAnsi="Arial Narrow" w:cs="Arial Narrow"/>
-          <w:sz w:val="16"/>
-          <w:szCs w:val="16"/>
-        </w:rPr>
-      </w:pPr>
-      <w:r>
-        <w:rPr>
-          <w:rFonts w:ascii="Arial Narrow" w:eastAsia="Arial Narrow" w:hAnsi="Arial Narrow" w:cs="Arial Narrow"/>
-          <w:sz w:val="16"/>
-          <w:szCs w:val="16"/>
-        </w:rPr>
-        <w:t xml:space="preserve">. </w:t>
-      </w:r>
-    </w:p>
-    <w:p>
-      <w:pPr>
-        <w:pStyle w:val="Textonotapie"/>
-        <w:tabs>
-          <w:tab w:val="left" w:pos="567"/>
-        </w:tabs>
-        <w:ind w:left="567" w:right="-1" w:hanging="567"/>
-        <w:jc w:val="both"/>
-        <w:rPr>
-          <w:rFonts w:ascii="Arial Narrow" w:eastAsia="Arial Narrow" w:hAnsi="Arial Narrow" w:cs="Arial Narrow"/>
-          <w:sz w:val="16"/>
-          <w:szCs w:val="16"/>
-        </w:rPr>
-      </w:pPr>
-    </w:p>
-  </w:footnote>
-  <w:footnote w:id="9">
-    <w:p>
-      <w:pPr>
-        <w:pStyle w:val="Textonotapie"/>
         <w:ind w:left="567" w:hanging="567"/>
         <w:jc w:val="both"/>
         <w:rPr>
@@ -11002,96 +11103,8 @@
           <w:sz w:val="16"/>
           <w:szCs w:val="16"/>
         </w:rPr>
-        <w:t xml:space="preserve"> </w:t>
-      </w:r>
-      <w:r>
-        <w:rPr>
-          <w:rFonts w:ascii="Arial Narrow" w:eastAsia="Arial Narrow" w:hAnsi="Arial Narrow" w:cs="Arial Narrow"/>
-          <w:sz w:val="16"/>
-          <w:szCs w:val="16"/>
-        </w:rPr>
         <w:tab/>
-        <w:t xml:space="preserve">El número de trabajadores se atenderá siempre que la empresa haya sido constituida antes de la vigencia de la Ley </w:t>
-      </w:r>
-      <w:proofErr w:type="spellStart"/>
-      <w:r>
-        <w:rPr>
-          <w:rFonts w:ascii="Arial Narrow" w:eastAsia="Arial Narrow" w:hAnsi="Arial Narrow" w:cs="Arial Narrow"/>
-          <w:sz w:val="16"/>
-          <w:szCs w:val="16"/>
-        </w:rPr>
-        <w:t/>
-      </w:r>
-      <w:proofErr w:type="spellEnd"/>
-      <w:r>
-        <w:rPr>
-          <w:rFonts w:ascii="Arial Narrow" w:eastAsia="Arial Narrow" w:hAnsi="Arial Narrow" w:cs="Arial Narrow"/>
-          <w:sz w:val="16"/>
-          <w:szCs w:val="16"/>
-        </w:rPr>
-        <w:t xml:space="preserve"> 30056, publicada el 2 de julio de 2013, que modificó el artículo 5 del Texto Único Ordenado de la Ley de Promoción de la Competitividad, Formalización y Desarrollo de la Micro y Pequeña Empresa y de Acceso al Empleo Decente (LEY MYPE). Ello, en la medida que la Tercera Disposición Complementaria Transitoria de la norma modificatoria precisa que las empresas constituidas antes de la </w:t>
-      </w:r>
-      <w:proofErr w:type="gramStart"/>
-      <w:r>
-        <w:rPr>
-          <w:rFonts w:ascii="Arial Narrow" w:eastAsia="Arial Narrow" w:hAnsi="Arial Narrow" w:cs="Arial Narrow"/>
-          <w:sz w:val="16"/>
-          <w:szCs w:val="16"/>
-        </w:rPr>
-        <w:t>entrada en vigencia</w:t>
-      </w:r>
-      <w:proofErr w:type="gramEnd"/>
-      <w:r>
-        <w:rPr>
-          <w:rFonts w:ascii="Arial Narrow" w:eastAsia="Arial Narrow" w:hAnsi="Arial Narrow" w:cs="Arial Narrow"/>
-          <w:sz w:val="16"/>
-          <w:szCs w:val="16"/>
-        </w:rPr>
-        <w:t xml:space="preserve"> de dicha Ley se rigen por los requisitos de acogimiento al régimen de las micro y pequeñas empresas regulados en el Decreto Legislativo 1086.</w:t>
-      </w:r>
-    </w:p>
-    <w:p>
-      <w:pPr>
-        <w:pStyle w:val="Textonotapie"/>
-        <w:ind w:left="567" w:hanging="567"/>
-        <w:jc w:val="both"/>
-        <w:rPr>
-          <w:rFonts w:ascii="Arial Narrow" w:eastAsia="Arial Narrow" w:hAnsi="Arial Narrow" w:cs="Arial Narrow"/>
-          <w:sz w:val="16"/>
-          <w:szCs w:val="16"/>
-        </w:rPr>
-      </w:pPr>
-    </w:p>
-  </w:footnote>
-  <w:footnote w:id="10">
-    <w:p>
-      <w:pPr>
-        <w:pStyle w:val="Textonotapie"/>
-        <w:ind w:left="567" w:hanging="567"/>
-        <w:jc w:val="both"/>
-        <w:rPr>
-          <w:rFonts w:ascii="Arial Narrow" w:eastAsia="Arial Narrow" w:hAnsi="Arial Narrow" w:cs="Arial Narrow"/>
-          <w:sz w:val="16"/>
-          <w:szCs w:val="16"/>
-        </w:rPr>
-      </w:pPr>
-      <w:r>
-        <w:rPr>
-          <w:rStyle w:val="Refdenotaalpie"/>
-          <w:rFonts w:ascii="Arial Narrow" w:eastAsia="Arial Narrow" w:hAnsi="Arial Narrow" w:cs="Arial Narrow"/>
-          <w:sz w:val="16"/>
-          <w:szCs w:val="16"/>
-          <w:vertAlign w:val="superscript"/>
-        </w:rPr>
-        <w:footnoteRef/>
-      </w:r>
-      <w:r>
-        <w:rPr>
-          <w:rFonts w:ascii="Arial Narrow" w:eastAsia="Arial Narrow" w:hAnsi="Arial Narrow" w:cs="Arial Narrow"/>
-          <w:sz w:val="16"/>
-          <w:szCs w:val="16"/>
-        </w:rPr>
-        <w:t xml:space="preserve"> </w:t>
+        <w:t xml:space="preserve"/>
       </w:r>
       <w:r>
         <w:rPr>
@@ -11250,7 +11263,50 @@
       </w:pPr>
     </w:p>
   </w:footnote>
-  <w:footnote w:id="16">
+  <w:footnote w:id="11">
+    <w:p>
+      <w:pPr>
+        <w:pStyle w:val="Textonotapie"/>
+        <w:tabs>
+          <w:tab w:val="left" w:pos="567"/>
+        </w:tabs>
+        <w:ind w:left="567" w:hanging="567"/>
+        <w:jc w:val="both"/>
+        <w:rPr>
+          <w:rFonts w:ascii="Arial Narrow" w:eastAsia="Arial Narrow" w:hAnsi="Arial Narrow" w:cs="Arial Narrow"/>
+          <w:sz w:val="16"/>
+          <w:szCs w:val="16"/>
+        </w:rPr>
+      </w:pPr>
+      <w:r>
+        <w:rPr>
+          <w:rStyle w:val="Refdenotaalpie"/>
+          <w:rFonts w:ascii="Arial Narrow" w:eastAsia="Arial Narrow" w:hAnsi="Arial Narrow" w:cs="Arial Narrow"/>
+          <w:sz w:val="16"/>
+          <w:szCs w:val="16"/>
+          <w:vertAlign w:val="superscript"/>
+        </w:rPr>
+        <w:footnoteRef/>
+      </w:r>
+      <w:r>
+        <w:rPr>
+          <w:rFonts w:ascii="Arial Narrow" w:eastAsia="Arial Narrow" w:hAnsi="Arial Narrow" w:cs="Arial Narrow"/>
+          <w:sz w:val="16"/>
+          <w:szCs w:val="16"/>
+        </w:rPr>
+        <w:tab/>
+      </w:r>
+      <w:r>
+        <w:rPr>
+          <w:rFonts w:ascii="Arial Narrow" w:eastAsia="Arial Narrow" w:hAnsi="Arial Narrow" w:cs="Arial Narrow"/>
+          <w:b/>
+          <w:bCs/>
+          <w:sz w:val="16"/>
+          <w:szCs w:val="16"/>
+        </w:rPr>
+        <w:t xml:space="preserve">DECRETO LEGISLATIVO 807, LEY SOBRE FACULTADES, NORMAS Y ORGANIZACIÓN DEL INDECOPI, publicado el 18 de abril de 1996</w:t>
+      </w:r>
+    </w:p>
     <w:p>
       <w:pPr>
         <w:pStyle w:val="Textonotapie"/>
@@ -11264,16 +11320,6 @@
       </w:pPr>
       <w:r>
         <w:rPr>
-          <w:rStyle w:val="Refdenotaalpie"/>
-          <w:rFonts w:ascii="Arial Narrow" w:eastAsia="Arial Narrow" w:hAnsi="Arial Narrow" w:cs="Arial Narrow"/>
-          <w:sz w:val="16"/>
-          <w:szCs w:val="16"/>
-          <w:vertAlign w:val="superscript"/>
-        </w:rPr>
-        <w:footnoteRef/>
-      </w:r>
-      <w:r>
-        <w:rPr>
           <w:rFonts w:ascii="Arial Narrow" w:eastAsia="Arial Narrow" w:hAnsi="Arial Narrow" w:cs="Arial Narrow"/>
           <w:sz w:val="16"/>
           <w:szCs w:val="16"/>
@@ -11288,7 +11334,15 @@
           <w:sz w:val="16"/>
           <w:szCs w:val="16"/>
         </w:rPr>
-        <w:t xml:space="preserve">DECRETO LEGISLATIVO 807, LEY SOBRE FACULTADES, NORMAS Y ORGANIZACIÓN DEL INDECOPI, publicado el 18 de abril de 1996</w:t>
+        <w:t xml:space="preserve">Artículo 26.-</w:t>
+      </w:r>
+      <w:r>
+        <w:rPr>
+          <w:rFonts w:ascii="Arial Narrow" w:eastAsia="Arial Narrow" w:hAnsi="Arial Narrow" w:cs="Arial Narrow"/>
+          <w:sz w:val="16"/>
+          <w:szCs w:val="16"/>
+        </w:rPr>
+        <w:t xml:space="preserve"> Una vez admitida a trámite la denuncia, se correrá traslado de la misma al denunciado, a fin de que éste presente su descargo. El plazo para la presentación del descargo será de cinco (5) días contados desde la notificación, vencido el cual, el Secretario Técnico declarará en rebeldía al denunciado que no lo hubiera presentado.</w:t>
       </w:r>
     </w:p>
     <w:p>
@@ -11302,6 +11356,33 @@
           <w:szCs w:val="16"/>
         </w:rPr>
       </w:pPr>
+    </w:p>
+  </w:footnote>
+  <w:footnote w:id="12">
+    <w:p>
+      <w:pPr>
+        <w:pStyle w:val="Textonotapie"/>
+        <w:tabs>
+          <w:tab w:val="left" w:pos="567"/>
+        </w:tabs>
+        <w:ind w:left="567" w:hanging="567"/>
+        <w:jc w:val="both"/>
+        <w:rPr>
+          <w:rFonts w:ascii="Arial Narrow" w:eastAsia="Arial Narrow" w:hAnsi="Arial Narrow" w:cs="Arial Narrow"/>
+          <w:sz w:val="16"/>
+          <w:szCs w:val="16"/>
+        </w:rPr>
+      </w:pPr>
+      <w:r>
+        <w:rPr>
+          <w:rStyle w:val="Refdenotaalpie"/>
+          <w:rFonts w:ascii="Arial Narrow" w:eastAsia="Arial Narrow" w:hAnsi="Arial Narrow" w:cs="Arial Narrow"/>
+          <w:sz w:val="16"/>
+          <w:szCs w:val="16"/>
+          <w:vertAlign w:val="superscript"/>
+        </w:rPr>
+        <w:footnoteRef/>
+      </w:r>
       <w:r>
         <w:rPr>
           <w:rFonts w:ascii="Arial Narrow" w:eastAsia="Arial Narrow" w:hAnsi="Arial Narrow" w:cs="Arial Narrow"/>
@@ -11318,15 +11399,7 @@
           <w:sz w:val="16"/>
           <w:szCs w:val="16"/>
         </w:rPr>
-        <w:t xml:space="preserve">Artículo 26.-</w:t>
-      </w:r>
-      <w:r>
-        <w:rPr>
-          <w:rFonts w:ascii="Arial Narrow" w:eastAsia="Arial Narrow" w:hAnsi="Arial Narrow" w:cs="Arial Narrow"/>
-          <w:sz w:val="16"/>
-          <w:szCs w:val="16"/>
-        </w:rPr>
-        <w:t xml:space="preserve"> Una vez admitida a trámite la denuncia, se correrá traslado de la misma al denunciado, a fin de que éste presente su descargo. El plazo para la presentación del descargo será de cinco (5) días contados desde la notificación, vencido el cual, el Secretario Técnico declarará en rebeldía al denunciado que no lo hubiera presentado.</w:t>
+        <w:t xml:space="preserve">DECRETO SUPREMO 006-2026-JUS, TEXTO ÚNICO ORDENADO DE LA LEY 27444, LEY DEL PROCEDIMIENTO ADMINISTRATIVO GENERAL, publicado el 30 de abril de 2026</w:t>
       </w:r>
     </w:p>
     <w:p>
@@ -11340,9 +11413,25 @@
           <w:szCs w:val="16"/>
         </w:rPr>
       </w:pPr>
-    </w:p>
-  </w:footnote>
-  <w:footnote w:id="17">
+      <w:r>
+        <w:rPr>
+          <w:rFonts w:ascii="Arial Narrow" w:eastAsia="Arial Narrow" w:hAnsi="Arial Narrow" w:cs="Arial Narrow"/>
+          <w:sz w:val="16"/>
+          <w:szCs w:val="16"/>
+        </w:rPr>
+        <w:tab/>
+      </w:r>
+      <w:r>
+        <w:rPr>
+          <w:rFonts w:ascii="Arial Narrow" w:eastAsia="Arial Narrow" w:hAnsi="Arial Narrow" w:cs="Arial Narrow"/>
+          <w:b/>
+          <w:bCs/>
+          <w:sz w:val="16"/>
+          <w:szCs w:val="16"/>
+        </w:rPr>
+        <w:t xml:space="preserve">Artículo 223.- Contestación de la reclamación</w:t>
+      </w:r>
+    </w:p>
     <w:p>
       <w:pPr>
         <w:pStyle w:val="Textonotapie"/>
@@ -11356,16 +11445,6 @@
       </w:pPr>
       <w:r>
         <w:rPr>
-          <w:rStyle w:val="Refdenotaalpie"/>
-          <w:rFonts w:ascii="Arial Narrow" w:eastAsia="Arial Narrow" w:hAnsi="Arial Narrow" w:cs="Arial Narrow"/>
-          <w:sz w:val="16"/>
-          <w:szCs w:val="16"/>
-          <w:vertAlign w:val="superscript"/>
-        </w:rPr>
-        <w:footnoteRef/>
-      </w:r>
-      <w:r>
-        <w:rPr>
           <w:rFonts w:ascii="Arial Narrow" w:eastAsia="Arial Narrow" w:hAnsi="Arial Narrow" w:cs="Arial Narrow"/>
           <w:sz w:val="16"/>
           <w:szCs w:val="16"/>
@@ -11375,12 +11454,10 @@
       <w:r>
         <w:rPr>
           <w:rFonts w:ascii="Arial Narrow" w:eastAsia="Arial Narrow" w:hAnsi="Arial Narrow" w:cs="Arial Narrow"/>
-          <w:b/>
-          <w:bCs/>
-          <w:sz w:val="16"/>
-          <w:szCs w:val="16"/>
-        </w:rPr>
-        <w:t xml:space="preserve">DECRETO SUPREMO 006-2026-JUS, TEXTO ÚNICO ORDENADO DE LA LEY 27444, LEY DEL PROCEDIMIENTO ADMINISTRATIVO GENERAL, publicado el 30 de abril de 2026</w:t>
+          <w:sz w:val="16"/>
+          <w:szCs w:val="16"/>
+        </w:rPr>
+        <w:t xml:space="preserve">223.1 El reclamado deberá presentar la contestación de la reclamación dentro de los quince (15) días posteriores a la notificación de ésta; vencido este plazo, la Administración declarará en rebeldía al reclamado que no la hubiera presentado. La contestación deberá contener los requisitos de los escritos previstos en el artículo 113 de la presente Ley, así como la absolución de todos los asuntos controvertidos de hecho y de derecho, Las alegaciones y los hechos relevantes de la reclamación, salvo que hayan sido específicamente negadas en la contestación, se tendrán por aceptadas o merituadas como ciertas.</w:t>
       </w:r>
     </w:p>
     <w:p>
@@ -11394,69 +11471,14 @@
           <w:szCs w:val="16"/>
         </w:rPr>
       </w:pPr>
-      <w:r>
-        <w:rPr>
-          <w:rFonts w:ascii="Arial Narrow" w:eastAsia="Arial Narrow" w:hAnsi="Arial Narrow" w:cs="Arial Narrow"/>
-          <w:sz w:val="16"/>
-          <w:szCs w:val="16"/>
-        </w:rPr>
-        <w:tab/>
-      </w:r>
-      <w:r>
-        <w:rPr>
-          <w:rFonts w:ascii="Arial Narrow" w:eastAsia="Arial Narrow" w:hAnsi="Arial Narrow" w:cs="Arial Narrow"/>
-          <w:b/>
-          <w:bCs/>
-          <w:sz w:val="16"/>
-          <w:szCs w:val="16"/>
-        </w:rPr>
-        <w:t xml:space="preserve">Artículo 223.- Contestación de la reclamación</w:t>
-      </w:r>
-    </w:p>
-    <w:p>
-      <w:pPr>
-        <w:pStyle w:val="Textonotapie"/>
-        <w:ind w:left="567" w:hanging="567"/>
-        <w:jc w:val="both"/>
-        <w:rPr>
-          <w:rFonts w:ascii="Arial Narrow" w:eastAsia="Arial Narrow" w:hAnsi="Arial Narrow" w:cs="Arial Narrow"/>
-          <w:sz w:val="16"/>
-          <w:szCs w:val="16"/>
-        </w:rPr>
-      </w:pPr>
-      <w:r>
-        <w:rPr>
-          <w:rFonts w:ascii="Arial Narrow" w:eastAsia="Arial Narrow" w:hAnsi="Arial Narrow" w:cs="Arial Narrow"/>
-          <w:sz w:val="16"/>
-          <w:szCs w:val="16"/>
-        </w:rPr>
-        <w:tab/>
-      </w:r>
-      <w:r>
-        <w:rPr>
-          <w:rFonts w:ascii="Arial Narrow" w:eastAsia="Arial Narrow" w:hAnsi="Arial Narrow" w:cs="Arial Narrow"/>
-          <w:sz w:val="16"/>
-          <w:szCs w:val="16"/>
-        </w:rPr>
-        <w:t xml:space="preserve">223.1 El reclamado deberá presentar la contestación de la reclamación dentro de los quince (15) días posteriores a la notificación de ésta; vencido este plazo, la Administración declarará en rebeldía al reclamado que no la hubiera presentado. La contestación deberá contener los requisitos de los escritos previstos en el artículo 113 de la presente Ley, así como la absolución de todos los asuntos controvertidos de hecho y de derecho, Las alegaciones y los hechos relevantes de la reclamación, salvo que hayan sido específicamente negadas en la contestación, se tendrán por aceptadas o merituadas como ciertas.</w:t>
-      </w:r>
-    </w:p>
-    <w:p>
-      <w:pPr>
-        <w:pStyle w:val="Textonotapie"/>
-        <w:ind w:left="567" w:hanging="567"/>
-        <w:jc w:val="both"/>
-        <w:rPr>
-          <w:rFonts w:ascii="Arial Narrow" w:eastAsia="Arial Narrow" w:hAnsi="Arial Narrow" w:cs="Arial Narrow"/>
-          <w:sz w:val="16"/>
-          <w:szCs w:val="16"/>
-        </w:rPr>
-      </w:pPr>
     </w:p>
   </w:footnote>
-  <w:footnote w:id="11">
-    <w:p>
-      <w:pPr>
+  <w:footnote w:id="13">
+    <w:p>
+      <w:pPr>
+        <w:tabs>
+          <w:tab w:val="left" w:pos="567"/>
+        </w:tabs>
         <w:spacing w:after="0" w:line="240" w:lineRule="auto"/>
         <w:ind w:left="567" w:hanging="567"/>
         <w:jc w:val="both"/>
@@ -11483,7 +11505,8 @@
           <w:szCs w:val="16"/>
           <w:vertAlign w:val="superscript"/>
         </w:rPr>
-        <w:t xml:space="preserve"> </w:t>
+        <w:tab/>
+        <w:t xml:space="preserve"/>
       </w:r>
       <w:r>
         <w:rPr>
@@ -11678,9 +11701,110 @@
       </w:pPr>
     </w:p>
   </w:footnote>
-  <w:footnote w:id="12">
-    <w:p>
-      <w:pPr>
+  <w:footnote w:id="14">
+    <w:p>
+      <w:pPr>
+        <w:pStyle w:val="Textonotapie"/>
+        <w:tabs>
+          <w:tab w:val="left" w:pos="567"/>
+        </w:tabs>
+        <w:ind w:left="567" w:right="-1" w:hanging="567"/>
+        <w:jc w:val="both"/>
+        <w:rPr>
+          <w:rFonts w:ascii="Arial Narrow" w:eastAsia="Arial Narrow" w:hAnsi="Arial Narrow" w:cs="Arial Narrow"/>
+          <w:b/>
+          <w:bCs/>
+          <w:sz w:val="16"/>
+          <w:szCs w:val="16"/>
+        </w:rPr>
+      </w:pPr>
+      <w:r>
+        <w:rPr>
+          <w:rStyle w:val="Refdenotaalpie"/>
+          <w:rFonts w:ascii="Arial Narrow" w:eastAsia="Arial Narrow" w:hAnsi="Arial Narrow" w:cs="Arial Narrow"/>
+          <w:sz w:val="16"/>
+          <w:szCs w:val="16"/>
+          <w:vertAlign w:val="superscript"/>
+        </w:rPr>
+        <w:footnoteRef/>
+      </w:r>
+      <w:r>
+        <w:rPr>
+          <w:rFonts w:ascii="Arial Narrow" w:eastAsia="Arial Narrow" w:hAnsi="Arial Narrow" w:cs="Arial Narrow"/>
+          <w:sz w:val="16"/>
+          <w:szCs w:val="16"/>
+        </w:rPr>
+        <w:tab/>
+        <w:t xml:space="preserve"/>
+      </w:r>
+      <w:r>
+        <w:rPr>
+          <w:rFonts w:ascii="Arial Narrow" w:eastAsia="Arial Narrow" w:hAnsi="Arial Narrow" w:cs="Arial Narrow"/>
+          <w:sz w:val="16"/>
+          <w:szCs w:val="16"/>
+        </w:rPr>
+        <w:tab/>
+      </w:r>
+      <w:r>
+        <w:rPr>
+          <w:rFonts w:ascii="Arial Narrow" w:eastAsia="Arial Narrow" w:hAnsi="Arial Narrow" w:cs="Arial Narrow"/>
+          <w:b/>
+          <w:bCs/>
+          <w:sz w:val="16"/>
+          <w:szCs w:val="16"/>
+        </w:rPr>
+        <w:t xml:space="preserve">LEY </w:t>
+      </w:r>
+      <w:proofErr w:type="spellStart"/>
+      <w:r>
+        <w:rPr>
+          <w:rFonts w:ascii="Arial Narrow" w:eastAsia="Arial Narrow" w:hAnsi="Arial Narrow" w:cs="Arial Narrow"/>
+          <w:b/>
+          <w:bCs/>
+          <w:sz w:val="16"/>
+          <w:szCs w:val="16"/>
+        </w:rPr>
+        <w:t/>
+      </w:r>
+      <w:proofErr w:type="spellEnd"/>
+      <w:r>
+        <w:rPr>
+          <w:rFonts w:ascii="Arial Narrow" w:eastAsia="Arial Narrow" w:hAnsi="Arial Narrow" w:cs="Arial Narrow"/>
+          <w:b/>
+          <w:bCs/>
+          <w:sz w:val="16"/>
+          <w:szCs w:val="16"/>
+        </w:rPr>
+        <w:t xml:space="preserve">29571, CÓDIGO DE PROTECCIÓN Y DEFENSA DEL CONSUMIDOR, publicado el 2 de setiembre de 2010 y modificado por Decreto Legislativo </w:t>
+      </w:r>
+      <w:proofErr w:type="spellStart"/>
+      <w:r>
+        <w:rPr>
+          <w:rFonts w:ascii="Arial Narrow" w:eastAsia="Arial Narrow" w:hAnsi="Arial Narrow" w:cs="Arial Narrow"/>
+          <w:b/>
+          <w:bCs/>
+          <w:sz w:val="16"/>
+          <w:szCs w:val="16"/>
+        </w:rPr>
+        <w:t/>
+      </w:r>
+      <w:proofErr w:type="spellEnd"/>
+      <w:r>
+        <w:rPr>
+          <w:rFonts w:ascii="Arial Narrow" w:eastAsia="Arial Narrow" w:hAnsi="Arial Narrow" w:cs="Arial Narrow"/>
+          <w:b/>
+          <w:bCs/>
+          <w:sz w:val="16"/>
+          <w:szCs w:val="16"/>
+        </w:rPr>
+        <w:t xml:space="preserve">1308 </w:t>
+      </w:r>
+    </w:p>
+    <w:p>
+      <w:pPr>
+        <w:tabs>
+          <w:tab w:val="left" w:pos="567"/>
+        </w:tabs>
         <w:spacing w:after="0" w:line="240" w:lineRule="auto"/>
         <w:ind w:left="567" w:hanging="567"/>
         <w:jc w:val="both"/>
@@ -11692,29 +11816,12 @@
       </w:pPr>
       <w:r>
         <w:rPr>
-          <w:rStyle w:val="Refdenotaalpie"/>
-          <w:rFonts w:ascii="Arial Narrow" w:eastAsia="Arial Narrow" w:hAnsi="Arial Narrow" w:cs="Arial Narrow"/>
-          <w:sz w:val="16"/>
-          <w:szCs w:val="16"/>
-          <w:vertAlign w:val="superscript"/>
-        </w:rPr>
-        <w:footnoteRef/>
-      </w:r>
-      <w:r>
-        <w:rPr>
-          <w:rFonts w:ascii="Arial Narrow" w:eastAsia="Arial Narrow" w:hAnsi="Arial Narrow" w:cs="Arial Narrow"/>
-          <w:sz w:val="16"/>
-          <w:szCs w:val="16"/>
-        </w:rPr>
-        <w:t xml:space="preserve"> </w:t>
-      </w:r>
-      <w:r>
-        <w:rPr>
           <w:rFonts w:ascii="Arial Narrow" w:eastAsia="Arial Narrow" w:hAnsi="Arial Narrow" w:cs="Arial Narrow"/>
           <w:sz w:val="16"/>
           <w:szCs w:val="16"/>
         </w:rPr>
         <w:tab/>
+        <w:t xml:space="preserve"/>
       </w:r>
       <w:r>
         <w:rPr>
@@ -11787,18 +11894,6 @@
         <w:tab/>
         <w:t>Las medidas correctivas complementarias pueden dictarse de oficio o a pedido de parte.</w:t>
       </w:r>
-    </w:p>
-    <w:p>
-      <w:pPr>
-        <w:spacing w:after="0" w:line="240" w:lineRule="auto"/>
-        <w:ind w:left="567" w:hanging="567"/>
-        <w:jc w:val="both"/>
-        <w:rPr>
-          <w:rFonts w:ascii="Arial Narrow" w:eastAsia="Arial Narrow" w:hAnsi="Arial Narrow" w:cs="Arial Narrow"/>
-          <w:sz w:val="16"/>
-          <w:szCs w:val="16"/>
-        </w:rPr>
-      </w:pPr>
     </w:p>
     <w:p>
       <w:pPr>
@@ -12013,8 +12108,12 @@
     </w:p>
     <w:p>
       <w:pPr>
-        <w:pStyle w:val="Sinespaciado"/>
-        <w:ind w:firstLine="567"/>
+        <w:numPr>
+          <w:ilvl w:val="0"/>
+          <w:numId w:val="1"/>
+        </w:numPr>
+        <w:spacing w:after="0" w:line="240" w:lineRule="auto"/>
+        <w:ind w:left="567" w:firstLine="0"/>
         <w:jc w:val="both"/>
         <w:rPr>
           <w:rFonts w:ascii="Arial Narrow" w:eastAsia="Arial Narrow" w:hAnsi="Arial Narrow" w:cs="Arial Narrow"/>
@@ -12033,8 +12132,12 @@
     </w:p>
     <w:p>
       <w:pPr>
-        <w:pStyle w:val="Sinespaciado"/>
-        <w:ind w:firstLine="567"/>
+        <w:numPr>
+          <w:ilvl w:val="0"/>
+          <w:numId w:val="1"/>
+        </w:numPr>
+        <w:spacing w:after="0" w:line="240" w:lineRule="auto"/>
+        <w:ind w:left="567" w:firstLine="0"/>
         <w:jc w:val="both"/>
         <w:rPr>
           <w:rFonts w:ascii="Arial Narrow" w:eastAsia="Arial Narrow" w:hAnsi="Arial Narrow" w:cs="Arial Narrow"/>
@@ -12196,10 +12299,22 @@
         <w:jc w:val="both"/>
         <w:rPr>
           <w:rFonts w:ascii="Arial Narrow" w:eastAsia="Arial Narrow" w:hAnsi="Arial Narrow" w:cs="Arial Narrow"/>
-          <w:sz w:val="16"/>
-          <w:szCs w:val="16"/>
-        </w:rPr>
-      </w:pPr>
+          <w:b/>
+          <w:bCs/>
+          <w:sz w:val="16"/>
+          <w:szCs w:val="16"/>
+        </w:rPr>
+      </w:pPr>
+      <w:r>
+        <w:rPr>
+          <w:rFonts w:ascii="Arial Narrow" w:eastAsia="Arial Narrow" w:hAnsi="Arial Narrow" w:cs="Arial Narrow"/>
+          <w:b/>
+          <w:bCs/>
+          <w:sz w:val="16"/>
+          <w:szCs w:val="16"/>
+        </w:rPr>
+        <w:t>Artículo 116.- Medidas correctivas complementarias</w:t>
+      </w:r>
     </w:p>
     <w:p>
       <w:pPr>
@@ -12208,21 +12323,17 @@
         <w:jc w:val="both"/>
         <w:rPr>
           <w:rFonts w:ascii="Arial Narrow" w:eastAsia="Arial Narrow" w:hAnsi="Arial Narrow" w:cs="Arial Narrow"/>
-          <w:b/>
-          <w:bCs/>
-          <w:sz w:val="16"/>
-          <w:szCs w:val="16"/>
-        </w:rPr>
-      </w:pPr>
-      <w:r>
-        <w:rPr>
-          <w:rFonts w:ascii="Arial Narrow" w:eastAsia="Arial Narrow" w:hAnsi="Arial Narrow" w:cs="Arial Narrow"/>
-          <w:b/>
-          <w:bCs/>
-          <w:sz w:val="16"/>
-          <w:szCs w:val="16"/>
-        </w:rPr>
-        <w:t>Artículo 116.- Medidas correctivas complementarias</w:t>
+          <w:sz w:val="16"/>
+          <w:szCs w:val="16"/>
+        </w:rPr>
+      </w:pPr>
+      <w:r>
+        <w:rPr>
+          <w:rFonts w:ascii="Arial Narrow" w:eastAsia="Arial Narrow" w:hAnsi="Arial Narrow" w:cs="Arial Narrow"/>
+          <w:sz w:val="16"/>
+          <w:szCs w:val="16"/>
+        </w:rPr>
+        <w:t xml:space="preserve">Las medidas correctivas complementarias tienen el objeto de revertir los efectos de la conducta infractora o evitar que esta se produzca nuevamente en el futuro y pueden ser, entre otras, las siguientes: </w:t>
       </w:r>
     </w:p>
     <w:p>
@@ -12242,7 +12353,7 @@
           <w:sz w:val="16"/>
           <w:szCs w:val="16"/>
         </w:rPr>
-        <w:t xml:space="preserve">Las medidas correctivas complementarias tienen el objeto de revertir los efectos de la conducta infractora o evitar que esta se produzca nuevamente en el futuro y pueden ser, entre otras, las siguientes: </w:t>
+        <w:t xml:space="preserve">a. Que el proveedor cumpla con atender la solicitud de información requerida por el consumidor, siempre que dicho requerimiento guarde relación con el producto adquirido o servicio contratado. </w:t>
       </w:r>
     </w:p>
     <w:p>
@@ -12262,7 +12373,7 @@
           <w:sz w:val="16"/>
           <w:szCs w:val="16"/>
         </w:rPr>
-        <w:t xml:space="preserve">a. Que el proveedor cumpla con atender la solicitud de información requerida por el consumidor, siempre que dicho requerimiento guarde relación con el producto adquirido o servicio contratado. </w:t>
+        <w:t xml:space="preserve">b. Declarar inexigibles las cláusulas que han sido identificadas como abusivas en el procedimiento. </w:t>
       </w:r>
     </w:p>
     <w:p>
@@ -12282,7 +12393,7 @@
           <w:sz w:val="16"/>
           <w:szCs w:val="16"/>
         </w:rPr>
-        <w:t xml:space="preserve">b. Declarar inexigibles las cláusulas que han sido identificadas como abusivas en el procedimiento. </w:t>
+        <w:t xml:space="preserve">c. El decomiso y destrucción de la mercadería, envases, envolturas o etiquetas. </w:t>
       </w:r>
     </w:p>
     <w:p>
@@ -12302,7 +12413,25 @@
           <w:sz w:val="16"/>
           <w:szCs w:val="16"/>
         </w:rPr>
-        <w:t xml:space="preserve">c. El decomiso y destrucción de la mercadería, envases, envolturas o etiquetas. </w:t>
+        <w:t xml:space="preserve">d. En caso de infracciones muy graves y de reincidencia o </w:t>
+      </w:r>
+      <w:proofErr w:type="spellStart"/>
+      <w:r>
+        <w:rPr>
+          <w:rFonts w:ascii="Arial Narrow" w:eastAsia="Arial Narrow" w:hAnsi="Arial Narrow" w:cs="Arial Narrow"/>
+          <w:sz w:val="16"/>
+          <w:szCs w:val="16"/>
+        </w:rPr>
+        <w:t>reiterancia</w:t>
+      </w:r>
+      <w:proofErr w:type="spellEnd"/>
+      <w:r>
+        <w:rPr>
+          <w:rFonts w:ascii="Arial Narrow" w:eastAsia="Arial Narrow" w:hAnsi="Arial Narrow" w:cs="Arial Narrow"/>
+          <w:sz w:val="16"/>
+          <w:szCs w:val="16"/>
+        </w:rPr>
+        <w:t xml:space="preserve">: </w:t>
       </w:r>
     </w:p>
     <w:p>
@@ -12322,25 +12451,7 @@
           <w:sz w:val="16"/>
           <w:szCs w:val="16"/>
         </w:rPr>
-        <w:t xml:space="preserve">d. En caso de infracciones muy graves y de reincidencia o </w:t>
-      </w:r>
-      <w:proofErr w:type="spellStart"/>
-      <w:r>
-        <w:rPr>
-          <w:rFonts w:ascii="Arial Narrow" w:eastAsia="Arial Narrow" w:hAnsi="Arial Narrow" w:cs="Arial Narrow"/>
-          <w:sz w:val="16"/>
-          <w:szCs w:val="16"/>
-        </w:rPr>
-        <w:t>reiterancia</w:t>
-      </w:r>
-      <w:proofErr w:type="spellEnd"/>
-      <w:r>
-        <w:rPr>
-          <w:rFonts w:ascii="Arial Narrow" w:eastAsia="Arial Narrow" w:hAnsi="Arial Narrow" w:cs="Arial Narrow"/>
-          <w:sz w:val="16"/>
-          <w:szCs w:val="16"/>
-        </w:rPr>
-        <w:t xml:space="preserve">: </w:t>
+        <w:t xml:space="preserve">(i) Solicitar a la autoridad correspondiente la clausura temporal del establecimiento industrial, comercial o de servicios por un plazo máximo de seis (6) meses. </w:t>
       </w:r>
     </w:p>
     <w:p>
@@ -12360,7 +12471,25 @@
           <w:sz w:val="16"/>
           <w:szCs w:val="16"/>
         </w:rPr>
-        <w:t xml:space="preserve">(i) Solicitar a la autoridad correspondiente la clausura temporal del establecimiento industrial, comercial o de servicios por un plazo máximo de seis (6) meses. </w:t>
+        <w:t>(</w:t>
+      </w:r>
+      <w:proofErr w:type="spellStart"/>
+      <w:r>
+        <w:rPr>
+          <w:rFonts w:ascii="Arial Narrow" w:eastAsia="Arial Narrow" w:hAnsi="Arial Narrow" w:cs="Arial Narrow"/>
+          <w:sz w:val="16"/>
+          <w:szCs w:val="16"/>
+        </w:rPr>
+        <w:t>ii</w:t>
+      </w:r>
+      <w:proofErr w:type="spellEnd"/>
+      <w:r>
+        <w:rPr>
+          <w:rFonts w:ascii="Arial Narrow" w:eastAsia="Arial Narrow" w:hAnsi="Arial Narrow" w:cs="Arial Narrow"/>
+          <w:sz w:val="16"/>
+          <w:szCs w:val="16"/>
+        </w:rPr>
+        <w:t xml:space="preserve">) Solicitar a la autoridad competente la inhabilitación, temporal o permanente, del proveedor en función de los alcances de la infracción sancionada. </w:t>
       </w:r>
     </w:p>
     <w:p>
@@ -12380,7 +12509,7 @@
           <w:sz w:val="16"/>
           <w:szCs w:val="16"/>
         </w:rPr>
-        <w:t>(</w:t>
+        <w:t xml:space="preserve">e. Publicación de avisos </w:t>
       </w:r>
       <w:proofErr w:type="spellStart"/>
       <w:r>
@@ -12389,7 +12518,7 @@
           <w:sz w:val="16"/>
           <w:szCs w:val="16"/>
         </w:rPr>
-        <w:t>ii</w:t>
+        <w:t>rectificatorios</w:t>
       </w:r>
       <w:proofErr w:type="spellEnd"/>
       <w:r>
@@ -12398,7 +12527,7 @@
           <w:sz w:val="16"/>
           <w:szCs w:val="16"/>
         </w:rPr>
-        <w:t xml:space="preserve">) Solicitar a la autoridad competente la inhabilitación, temporal o permanente, del proveedor en función de los alcances de la infracción sancionada. </w:t>
+        <w:t xml:space="preserve"> o informativos en la forma que determine el Indecopi, tomando en consideración los medios que resulten idóneos para revertir los efectos que el acto objeto de sanción ha ocasionado. </w:t>
       </w:r>
     </w:p>
     <w:p>
@@ -12418,25 +12547,7 @@
           <w:sz w:val="16"/>
           <w:szCs w:val="16"/>
         </w:rPr>
-        <w:t xml:space="preserve">e. Publicación de avisos </w:t>
-      </w:r>
-      <w:proofErr w:type="spellStart"/>
-      <w:r>
-        <w:rPr>
-          <w:rFonts w:ascii="Arial Narrow" w:eastAsia="Arial Narrow" w:hAnsi="Arial Narrow" w:cs="Arial Narrow"/>
-          <w:sz w:val="16"/>
-          <w:szCs w:val="16"/>
-        </w:rPr>
-        <w:t>rectificatorios</w:t>
-      </w:r>
-      <w:proofErr w:type="spellEnd"/>
-      <w:r>
-        <w:rPr>
-          <w:rFonts w:ascii="Arial Narrow" w:eastAsia="Arial Narrow" w:hAnsi="Arial Narrow" w:cs="Arial Narrow"/>
-          <w:sz w:val="16"/>
-          <w:szCs w:val="16"/>
-        </w:rPr>
-        <w:t xml:space="preserve"> o informativos en la forma que determine el Indecopi, tomando en consideración los medios que resulten idóneos para revertir los efectos que el acto objeto de sanción ha ocasionado. </w:t>
+        <w:t xml:space="preserve">f. Cualquier otra medida correctiva que tenga el objeto de revertir los efectos de la conducta infractora o evitar que esta se produzca nuevamente en el futuro. </w:t>
       </w:r>
     </w:p>
     <w:p>
@@ -12456,26 +12567,6 @@
           <w:sz w:val="16"/>
           <w:szCs w:val="16"/>
         </w:rPr>
-        <w:t xml:space="preserve">f. Cualquier otra medida correctiva que tenga el objeto de revertir los efectos de la conducta infractora o evitar que esta se produzca nuevamente en el futuro. </w:t>
-      </w:r>
-    </w:p>
-    <w:p>
-      <w:pPr>
-        <w:spacing w:after="0" w:line="240" w:lineRule="auto"/>
-        <w:ind w:left="567"/>
-        <w:jc w:val="both"/>
-        <w:rPr>
-          <w:rFonts w:ascii="Arial Narrow" w:eastAsia="Arial Narrow" w:hAnsi="Arial Narrow" w:cs="Arial Narrow"/>
-          <w:sz w:val="16"/>
-          <w:szCs w:val="16"/>
-        </w:rPr>
-      </w:pPr>
-      <w:r>
-        <w:rPr>
-          <w:rFonts w:ascii="Arial Narrow" w:eastAsia="Arial Narrow" w:hAnsi="Arial Narrow" w:cs="Arial Narrow"/>
-          <w:sz w:val="16"/>
-          <w:szCs w:val="16"/>
-        </w:rPr>
         <w:t>El Indecopi está facultado para solicitar a la autoridad municipal y policial el apoyo respectivo para la ejecución de las medidas correctivas complementarias correspondientes.</w:t>
       </w:r>
     </w:p>
@@ -12492,7 +12583,7 @@
       </w:pPr>
     </w:p>
   </w:footnote>
-  <w:footnote w:id="13">
+  <w:footnote w:id="15">
     <w:p>
       <w:pPr>
         <w:pStyle w:val="Textonotapie"/>
@@ -12524,7 +12615,8 @@
           <w:sz w:val="16"/>
           <w:szCs w:val="16"/>
         </w:rPr>
-        <w:t xml:space="preserve"> </w:t>
+        <w:tab/>
+        <w:t xml:space="preserve"/>
       </w:r>
       <w:r>
         <w:rPr>
@@ -12715,7 +12807,155 @@
       </w:pPr>
     </w:p>
   </w:footnote>
-  <w:footnote w:id="14">
+  <w:footnote w:id="16">
+    <w:p>
+      <w:pPr>
+        <w:autoSpaceDE w:val="0"/>
+        <w:autoSpaceDN w:val="0"/>
+        <w:adjustRightInd w:val="0"/>
+        <w:tabs>
+          <w:tab w:val="left" w:pos="567"/>
+        </w:tabs>
+        <w:spacing w:after="0" w:line="240" w:lineRule="auto"/>
+        <w:ind w:left="567" w:hanging="567"/>
+        <w:jc w:val="both"/>
+        <w:rPr>
+          <w:rFonts w:ascii="Arial Narrow" w:eastAsia="Arial Narrow" w:hAnsi="Arial Narrow" w:cs="Arial Narrow"/>
+          <w:b/>
+          <w:bCs/>
+          <w:sz w:val="16"/>
+          <w:szCs w:val="16"/>
+        </w:rPr>
+      </w:pPr>
+      <w:r>
+        <w:rPr>
+          <w:rStyle w:val="Refdenotaalpie"/>
+          <w:rFonts w:ascii="Arial Narrow" w:eastAsia="Arial Narrow" w:hAnsi="Arial Narrow" w:cs="Arial Narrow"/>
+          <w:b/>
+          <w:bCs/>
+          <w:sz w:val="16"/>
+          <w:szCs w:val="16"/>
+          <w:vertAlign w:val="superscript"/>
+        </w:rPr>
+        <w:footnoteRef/>
+      </w:r>
+      <w:r>
+        <w:rPr>
+          <w:rFonts w:ascii="Arial Narrow" w:eastAsia="Arial Narrow" w:hAnsi="Arial Narrow" w:cs="Arial Narrow"/>
+          <w:b/>
+          <w:bCs/>
+          <w:sz w:val="16"/>
+          <w:szCs w:val="16"/>
+        </w:rPr>
+        <w:tab/>
+        <w:t xml:space="preserve"/>
+      </w:r>
+      <w:r>
+        <w:rPr>
+          <w:rFonts w:ascii="Arial Narrow" w:eastAsia="Arial Narrow" w:hAnsi="Arial Narrow" w:cs="Arial Narrow"/>
+          <w:b/>
+          <w:bCs/>
+          <w:sz w:val="16"/>
+          <w:szCs w:val="16"/>
+        </w:rPr>
+        <w:tab/>
+        <w:t xml:space="preserve">DECRETO LEGISLATIVO </w:t>
+      </w:r>
+      <w:proofErr w:type="spellStart"/>
+      <w:r>
+        <w:rPr>
+          <w:rFonts w:ascii="Arial Narrow" w:eastAsia="Arial Narrow" w:hAnsi="Arial Narrow" w:cs="Arial Narrow"/>
+          <w:b/>
+          <w:bCs/>
+          <w:sz w:val="16"/>
+          <w:szCs w:val="16"/>
+        </w:rPr>
+        <w:t/>
+      </w:r>
+      <w:proofErr w:type="spellEnd"/>
+      <w:r>
+        <w:rPr>
+          <w:rFonts w:ascii="Arial Narrow" w:eastAsia="Arial Narrow" w:hAnsi="Arial Narrow" w:cs="Arial Narrow"/>
+          <w:b/>
+          <w:bCs/>
+          <w:sz w:val="16"/>
+          <w:szCs w:val="16"/>
+        </w:rPr>
+        <w:t xml:space="preserve">807, LEY SOBRE FACULTADES, NORMAS Y ORGANIZACIÓN DEL INDECOPI FACULTADES DE LAS COMISIONES Y OFICINAS DEL INDECOPI</w:t>
+      </w:r>
+    </w:p>
+    <w:p>
+      <w:pPr>
+        <w:pStyle w:val="NormalWeb"/>
+        <w:spacing w:after="0" w:line="240" w:lineRule="auto"/>
+        <w:ind w:left="567"/>
+        <w:jc w:val="both"/>
+        <w:rPr>
+          <w:rFonts w:ascii="Arial Narrow" w:eastAsia="Arial Narrow" w:hAnsi="Arial Narrow" w:cs="Arial Narrow"/>
+          <w:bCs/>
+          <w:sz w:val="16"/>
+          <w:szCs w:val="16"/>
+        </w:rPr>
+      </w:pPr>
+      <w:r>
+        <w:rPr>
+          <w:rFonts w:ascii="Arial Narrow" w:eastAsia="Arial Narrow" w:hAnsi="Arial Narrow" w:cs="Arial Narrow"/>
+          <w:b/>
+          <w:sz w:val="16"/>
+          <w:szCs w:val="16"/>
+        </w:rPr>
+        <w:t xml:space="preserve">Artículo 29.- </w:t>
+      </w:r>
+      <w:r>
+        <w:rPr>
+          <w:rFonts w:ascii="Arial Narrow" w:eastAsia="Arial Narrow" w:hAnsi="Arial Narrow" w:cs="Arial Narrow"/>
+          <w:bCs/>
+          <w:sz w:val="16"/>
+          <w:szCs w:val="16"/>
+        </w:rPr>
+        <w:t xml:space="preserve">En cualquier estado del procedimiento, e incluso antes de admitirse a trámite la denuncia, el </w:t>
+      </w:r>
+      <w:proofErr w:type="gramStart"/>
+      <w:r>
+        <w:rPr>
+          <w:rFonts w:ascii="Arial Narrow" w:eastAsia="Arial Narrow" w:hAnsi="Arial Narrow" w:cs="Arial Narrow"/>
+          <w:bCs/>
+          <w:sz w:val="16"/>
+          <w:szCs w:val="16"/>
+        </w:rPr>
+        <w:t>Secretario Técnico</w:t>
+      </w:r>
+      <w:proofErr w:type="gramEnd"/>
+      <w:r>
+        <w:rPr>
+          <w:rFonts w:ascii="Arial Narrow" w:eastAsia="Arial Narrow" w:hAnsi="Arial Narrow" w:cs="Arial Narrow"/>
+          <w:bCs/>
+          <w:sz w:val="16"/>
+          <w:szCs w:val="16"/>
+        </w:rPr>
+        <w:t xml:space="preserve"> podrá citar a las partes a audiencia de conciliación. La audiencia se desarrollará ante el </w:t>
+      </w:r>
+      <w:proofErr w:type="gramStart"/>
+      <w:r>
+        <w:rPr>
+          <w:rFonts w:ascii="Arial Narrow" w:eastAsia="Arial Narrow" w:hAnsi="Arial Narrow" w:cs="Arial Narrow"/>
+          <w:bCs/>
+          <w:sz w:val="16"/>
+          <w:szCs w:val="16"/>
+        </w:rPr>
+        <w:t>Secretario Técnico</w:t>
+      </w:r>
+      <w:proofErr w:type="gramEnd"/>
+      <w:r>
+        <w:rPr>
+          <w:rFonts w:ascii="Arial Narrow" w:eastAsia="Arial Narrow" w:hAnsi="Arial Narrow" w:cs="Arial Narrow"/>
+          <w:bCs/>
+          <w:sz w:val="16"/>
+          <w:szCs w:val="16"/>
+        </w:rPr>
+        <w:t xml:space="preserve"> o ante la persona que este designe. Si ambas partes arribaran a un acuerdo respecto de la denuncia, se levantará un acta donde conste el acuerdo respectivo, el mismo que tendrá efectos de transacción extrajudicial. En cualquier caso, la Comisión podrá continuar de oficio el procedimiento, si del análisis de los hechos denunciados considera que podría estarse afectando intereses de terceros.</w:t>
+      </w:r>
+    </w:p>
     <w:p>
       <w:pPr>
         <w:autoSpaceDE w:val="0"/>
@@ -12732,12 +12972,27 @@
           <w:szCs w:val="16"/>
         </w:rPr>
       </w:pPr>
+    </w:p>
+  </w:footnote>
+  <w:footnote w:id="17">
+    <w:p>
+      <w:pPr>
+        <w:pStyle w:val="Textonotapie"/>
+        <w:tabs>
+          <w:tab w:val="left" w:pos="567"/>
+        </w:tabs>
+        <w:ind w:left="567" w:hanging="567"/>
+        <w:jc w:val="both"/>
+        <w:rPr>
+          <w:rFonts w:ascii="Arial Narrow" w:eastAsia="Arial Narrow" w:hAnsi="Arial Narrow" w:cs="Arial Narrow"/>
+          <w:sz w:val="16"/>
+          <w:szCs w:val="16"/>
+        </w:rPr>
+      </w:pPr>
       <w:r>
         <w:rPr>
           <w:rStyle w:val="Refdenotaalpie"/>
           <w:rFonts w:ascii="Arial Narrow" w:eastAsia="Arial Narrow" w:hAnsi="Arial Narrow" w:cs="Arial Narrow"/>
-          <w:b/>
-          <w:bCs/>
           <w:sz w:val="16"/>
           <w:szCs w:val="16"/>
           <w:vertAlign w:val="superscript"/>
@@ -12747,166 +13002,11 @@
       <w:r>
         <w:rPr>
           <w:rFonts w:ascii="Arial Narrow" w:eastAsia="Arial Narrow" w:hAnsi="Arial Narrow" w:cs="Arial Narrow"/>
-          <w:b/>
-          <w:bCs/>
-          <w:sz w:val="16"/>
-          <w:szCs w:val="16"/>
-        </w:rPr>
-        <w:t xml:space="preserve"> </w:t>
-      </w:r>
-      <w:r>
-        <w:rPr>
-          <w:rFonts w:ascii="Arial Narrow" w:eastAsia="Arial Narrow" w:hAnsi="Arial Narrow" w:cs="Arial Narrow"/>
-          <w:b/>
-          <w:bCs/>
           <w:sz w:val="16"/>
           <w:szCs w:val="16"/>
         </w:rPr>
         <w:tab/>
-        <w:t xml:space="preserve">DECRETO LEGISLATIVO </w:t>
-      </w:r>
-      <w:proofErr w:type="spellStart"/>
-      <w:r>
-        <w:rPr>
-          <w:rFonts w:ascii="Arial Narrow" w:eastAsia="Arial Narrow" w:hAnsi="Arial Narrow" w:cs="Arial Narrow"/>
-          <w:b/>
-          <w:bCs/>
-          <w:sz w:val="16"/>
-          <w:szCs w:val="16"/>
-        </w:rPr>
-        <w:t/>
-      </w:r>
-      <w:proofErr w:type="spellEnd"/>
-      <w:r>
-        <w:rPr>
-          <w:rFonts w:ascii="Arial Narrow" w:eastAsia="Arial Narrow" w:hAnsi="Arial Narrow" w:cs="Arial Narrow"/>
-          <w:b/>
-          <w:bCs/>
-          <w:sz w:val="16"/>
-          <w:szCs w:val="16"/>
-        </w:rPr>
-        <w:t xml:space="preserve"> 807, LEY SOBRE FACULTADES, NORMAS Y ORGANIZACIÓN DEL INDECOPI FACULTADES DE LAS COMISIONES Y OFICINAS DEL INDECOPI</w:t>
-      </w:r>
-    </w:p>
-    <w:p>
-      <w:pPr>
-        <w:pStyle w:val="NormalWeb"/>
-        <w:spacing w:after="0" w:line="240" w:lineRule="auto"/>
-        <w:ind w:left="567"/>
-        <w:jc w:val="both"/>
-        <w:rPr>
-          <w:rFonts w:ascii="Arial Narrow" w:eastAsia="Arial Narrow" w:hAnsi="Arial Narrow" w:cs="Arial Narrow"/>
-          <w:bCs/>
-          <w:sz w:val="16"/>
-          <w:szCs w:val="16"/>
-        </w:rPr>
-      </w:pPr>
-      <w:r>
-        <w:rPr>
-          <w:rFonts w:ascii="Arial Narrow" w:eastAsia="Arial Narrow" w:hAnsi="Arial Narrow" w:cs="Arial Narrow"/>
-          <w:b/>
-          <w:sz w:val="16"/>
-          <w:szCs w:val="16"/>
-        </w:rPr>
-        <w:t xml:space="preserve">Artículo 29.- </w:t>
-      </w:r>
-      <w:r>
-        <w:rPr>
-          <w:rFonts w:ascii="Arial Narrow" w:eastAsia="Arial Narrow" w:hAnsi="Arial Narrow" w:cs="Arial Narrow"/>
-          <w:bCs/>
-          <w:sz w:val="16"/>
-          <w:szCs w:val="16"/>
-        </w:rPr>
-        <w:t xml:space="preserve">En cualquier estado del procedimiento, e incluso antes de admitirse a trámite la denuncia, el </w:t>
-      </w:r>
-      <w:proofErr w:type="gramStart"/>
-      <w:r>
-        <w:rPr>
-          <w:rFonts w:ascii="Arial Narrow" w:eastAsia="Arial Narrow" w:hAnsi="Arial Narrow" w:cs="Arial Narrow"/>
-          <w:bCs/>
-          <w:sz w:val="16"/>
-          <w:szCs w:val="16"/>
-        </w:rPr>
-        <w:t>Secretario Técnico</w:t>
-      </w:r>
-      <w:proofErr w:type="gramEnd"/>
-      <w:r>
-        <w:rPr>
-          <w:rFonts w:ascii="Arial Narrow" w:eastAsia="Arial Narrow" w:hAnsi="Arial Narrow" w:cs="Arial Narrow"/>
-          <w:bCs/>
-          <w:sz w:val="16"/>
-          <w:szCs w:val="16"/>
-        </w:rPr>
-        <w:t xml:space="preserve"> podrá citar a las partes a audiencia de conciliación. La audiencia se desarrollará ante el </w:t>
-      </w:r>
-      <w:proofErr w:type="gramStart"/>
-      <w:r>
-        <w:rPr>
-          <w:rFonts w:ascii="Arial Narrow" w:eastAsia="Arial Narrow" w:hAnsi="Arial Narrow" w:cs="Arial Narrow"/>
-          <w:bCs/>
-          <w:sz w:val="16"/>
-          <w:szCs w:val="16"/>
-        </w:rPr>
-        <w:t>Secretario Técnico</w:t>
-      </w:r>
-      <w:proofErr w:type="gramEnd"/>
-      <w:r>
-        <w:rPr>
-          <w:rFonts w:ascii="Arial Narrow" w:eastAsia="Arial Narrow" w:hAnsi="Arial Narrow" w:cs="Arial Narrow"/>
-          <w:bCs/>
-          <w:sz w:val="16"/>
-          <w:szCs w:val="16"/>
-        </w:rPr>
-        <w:t xml:space="preserve"> o ante la persona que este designe. Si ambas partes arribaran a un acuerdo respecto de la denuncia, se levantará un acta donde conste el acuerdo respectivo, el mismo que tendrá efectos de transacción extrajudicial. En cualquier caso, la Comisión podrá continuar de oficio el procedimiento, si del análisis de los hechos denunciados considera que podría estarse afectando intereses de terceros.</w:t>
-      </w:r>
-    </w:p>
-    <w:p>
-      <w:pPr>
-        <w:autoSpaceDE w:val="0"/>
-        <w:autoSpaceDN w:val="0"/>
-        <w:adjustRightInd w:val="0"/>
-        <w:spacing w:after="0" w:line="240" w:lineRule="auto"/>
-        <w:ind w:left="567" w:hanging="567"/>
-        <w:jc w:val="both"/>
-        <w:rPr>
-          <w:rFonts w:ascii="Arial Narrow" w:eastAsia="Arial Narrow" w:hAnsi="Arial Narrow" w:cs="Arial Narrow"/>
-          <w:b/>
-          <w:bCs/>
-          <w:sz w:val="16"/>
-          <w:szCs w:val="16"/>
-        </w:rPr>
-      </w:pPr>
-    </w:p>
-  </w:footnote>
-  <w:footnote w:id="15">
-    <w:p>
-      <w:pPr>
-        <w:pStyle w:val="Textonotapie"/>
-        <w:ind w:left="567" w:hanging="567"/>
-        <w:jc w:val="both"/>
-        <w:rPr>
-          <w:rFonts w:ascii="Arial Narrow" w:eastAsia="Arial Narrow" w:hAnsi="Arial Narrow" w:cs="Arial Narrow"/>
-          <w:sz w:val="16"/>
-          <w:szCs w:val="16"/>
-        </w:rPr>
-      </w:pPr>
-      <w:r>
-        <w:rPr>
-          <w:rStyle w:val="Refdenotaalpie"/>
-          <w:rFonts w:ascii="Arial Narrow" w:eastAsia="Arial Narrow" w:hAnsi="Arial Narrow" w:cs="Arial Narrow"/>
-          <w:sz w:val="16"/>
-          <w:szCs w:val="16"/>
-          <w:vertAlign w:val="superscript"/>
-        </w:rPr>
-        <w:footnoteRef/>
-      </w:r>
-      <w:r>
-        <w:rPr>
-          <w:rFonts w:ascii="Arial Narrow" w:eastAsia="Arial Narrow" w:hAnsi="Arial Narrow" w:cs="Arial Narrow"/>
-          <w:sz w:val="16"/>
-          <w:szCs w:val="16"/>
-        </w:rPr>
-        <w:t xml:space="preserve"> </w:t>
+        <w:t xml:space="preserve"/>
       </w:r>
       <w:r>
         <w:rPr>

--- a/plantillas_maestras/02_seguro_vida/liquidacion_o_pago_menor/2_o_mas_ddos_varios/varon/TPL_2156_2025_SEGURO_VIDA_LIQUIDACION_O_PAGO_MENOR_ASEGURADORA_VARON_R2.docx
+++ b/plantillas_maestras/02_seguro_vida/liquidacion_o_pago_menor/2_o_mas_ddos_varios/varon/TPL_2156_2025_SEGURO_VIDA_LIQUIDACION_O_PAGO_MENOR_ASEGURADORA_VARON_R2.docx
@@ -515,7 +515,7 @@
     </w:p>
     <w:p>
       <w:pPr>
-        <w:spacing w:after="0" w:line="240" w:lineRule="auto"/>
+        <w:spacing w:before="0" w:after="0" w:line="240" w:lineRule="auto"/>
         <w:jc w:val="both"/>
         <w:rPr>
           <w:rFonts w:ascii="Arial Narrow" w:eastAsia="Arial Narrow" w:hAnsi="Arial Narrow" w:cs="Arial Narrow"/>
@@ -557,7 +557,7 @@
           <w:lang w:val="es-ES" w:eastAsia="es-ES"/>
           <w14:ligatures w14:val="none"/>
         </w:rPr>
-        <w:t xml:space="preserve">Mediante el escrito del 11 de agosto de 2025, el señor [APELLIDO] denunció a Rímac, por presuntas infracciones a la Ley 29571, Código de Protección y Defensa del Consumidor</w:t>
+        <w:t xml:space="preserve">Mediante el escrito del 11 de agosto de 2025</w:t>
       </w:r>
       <w:r>
         <w:rPr>
@@ -583,67 +583,7 @@
           <w:lang w:val="es-ES" w:eastAsia="es-ES"/>
           <w14:ligatures w14:val="none"/>
         </w:rPr>
-        <w:t xml:space="preserve"> (en adelante, Código), señalando lo siguiente:</w:t>
-      </w:r>
-      <w:r>
-        <w:rPr>
-          <w:rFonts w:ascii="Arial Narrow" w:eastAsia="Arial Narrow" w:hAnsi="Arial Narrow" w:cs="Arial Narrow"/>
-          <w:color w:val="000000"/>
-          <w:kern w:val="0"/>
-          <w:sz w:val="22"/>
-          <w:szCs w:val="22"/>
-          <w:lang w:val="es-ES" w:eastAsia="es-ES"/>
-          <w14:ligatures w14:val="none"/>
-        </w:rPr>
-        <w:t xml:space="preserve"/>
-      </w:r>
-      <w:r>
-        <w:rPr>
-          <w:rFonts w:ascii="Arial Narrow" w:eastAsia="Arial Narrow" w:hAnsi="Arial Narrow" w:cs="Arial Narrow"/>
-          <w:color w:val="000000"/>
-          <w:kern w:val="0"/>
-          <w:sz w:val="22"/>
-          <w:szCs w:val="22"/>
-          <w:lang w:val="es-ES" w:eastAsia="es-ES"/>
-          <w14:ligatures w14:val="none"/>
-        </w:rPr>
-        <w:t/>
-      </w:r>
-      <w:r>
-        <w:rPr>
-          <w:rFonts w:ascii="Arial Narrow" w:eastAsia="Arial Narrow" w:hAnsi="Arial Narrow" w:cs="Arial Narrow"/>
-          <w:color w:val="000000"/>
-          <w:kern w:val="0"/>
-          <w:sz w:val="22"/>
-          <w:szCs w:val="22"/>
-          <w:lang w:val="es-ES" w:eastAsia="es-ES"/>
-          <w14:ligatures w14:val="none"/>
-        </w:rPr>
-        <w:t xml:space="preserve"/>
-      </w:r>
-      <w:r>
-        <w:rPr>
-          <w:rFonts w:ascii="Arial Narrow" w:eastAsia="Arial Narrow" w:hAnsi="Arial Narrow" w:cs="Arial Narrow"/>
-          <w:color w:val="000000"/>
-          <w:kern w:val="0"/>
-          <w:sz w:val="22"/>
-          <w:szCs w:val="22"/>
-          <w:lang w:val="es-ES" w:eastAsia="es-ES"/>
-          <w14:ligatures w14:val="none"/>
-        </w:rPr>
-        <w:t/>
-      </w:r>
-      <w:r>
-        <w:rPr>
-          <w:rFonts w:ascii="Arial Narrow" w:eastAsia="Arial Narrow" w:hAnsi="Arial Narrow" w:cs="Arial Narrow"/>
-          <w:color w:val="000000"/>
-          <w:kern w:val="0"/>
-          <w:sz w:val="22"/>
-          <w:szCs w:val="22"/>
-          <w:lang w:val="es-ES" w:eastAsia="es-ES"/>
-          <w14:ligatures w14:val="none"/>
-        </w:rPr>
-        <w:t xml:space="preserve"/>
+        <w:t xml:space="preserve">, el señor [APELLIDO] denunció a Rímac, por presuntas infracciones a la Ley 29571, Código de Protección y Defensa del Consumidor</w:t>
       </w:r>
       <w:r>
         <w:rPr>
@@ -662,30 +602,72 @@
       <w:r>
         <w:rPr>
           <w:rFonts w:ascii="Arial Narrow" w:eastAsia="Arial Narrow" w:hAnsi="Arial Narrow" w:cs="Arial Narrow"/>
-          <w:kern w:val="0"/>
-          <w14:ligatures w14:val="none"/>
-          <w:sz w:val="22"/>
-          <w:szCs w:val="22"/>
+          <w:color w:val="000000"/>
+          <w:kern w:val="0"/>
+          <w:sz w:val="22"/>
+          <w:szCs w:val="22"/>
+          <w:lang w:val="es-ES" w:eastAsia="es-ES"/>
+          <w14:ligatures w14:val="none"/>
+        </w:rPr>
+        <w:t xml:space="preserve"> (en adelante, Código), señalando lo siguiente:</w:t>
+      </w:r>
+      <w:r>
+        <w:rPr>
+          <w:rFonts w:ascii="Arial Narrow" w:eastAsia="Arial Narrow" w:hAnsi="Arial Narrow" w:cs="Arial Narrow"/>
+          <w:color w:val="000000"/>
+          <w:kern w:val="0"/>
+          <w:sz w:val="22"/>
+          <w:szCs w:val="22"/>
+          <w:lang w:val="es-ES" w:eastAsia="es-ES"/>
+          <w14:ligatures w14:val="none"/>
+        </w:rPr>
+        <w:t xml:space="preserve"/>
+      </w:r>
+      <w:r>
+        <w:rPr>
+          <w:rFonts w:ascii="Arial Narrow" w:eastAsia="Arial Narrow" w:hAnsi="Arial Narrow" w:cs="Arial Narrow"/>
+          <w:color w:val="000000"/>
+          <w:kern w:val="0"/>
+          <w:sz w:val="22"/>
+          <w:szCs w:val="22"/>
+          <w:lang w:val="es-ES" w:eastAsia="es-ES"/>
+          <w14:ligatures w14:val="none"/>
         </w:rPr>
         <w:t/>
       </w:r>
       <w:r>
         <w:rPr>
           <w:rFonts w:ascii="Arial Narrow" w:eastAsia="Arial Narrow" w:hAnsi="Arial Narrow" w:cs="Arial Narrow"/>
-          <w:kern w:val="0"/>
-          <w14:ligatures w14:val="none"/>
-          <w:sz w:val="22"/>
-          <w:szCs w:val="22"/>
+          <w:color w:val="000000"/>
+          <w:kern w:val="0"/>
+          <w:sz w:val="22"/>
+          <w:szCs w:val="22"/>
+          <w:lang w:val="es-ES" w:eastAsia="es-ES"/>
+          <w14:ligatures w14:val="none"/>
         </w:rPr>
         <w:t xml:space="preserve"/>
       </w:r>
       <w:r>
         <w:rPr>
           <w:rFonts w:ascii="Arial Narrow" w:eastAsia="Arial Narrow" w:hAnsi="Arial Narrow" w:cs="Arial Narrow"/>
-          <w:kern w:val="0"/>
-          <w14:ligatures w14:val="none"/>
-          <w:sz w:val="22"/>
-          <w:szCs w:val="22"/>
+          <w:color w:val="000000"/>
+          <w:kern w:val="0"/>
+          <w:sz w:val="22"/>
+          <w:szCs w:val="22"/>
+          <w:lang w:val="es-ES" w:eastAsia="es-ES"/>
+          <w14:ligatures w14:val="none"/>
+        </w:rPr>
+        <w:t/>
+      </w:r>
+      <w:r>
+        <w:rPr>
+          <w:rFonts w:ascii="Arial Narrow" w:eastAsia="Arial Narrow" w:hAnsi="Arial Narrow" w:cs="Arial Narrow"/>
+          <w:color w:val="000000"/>
+          <w:kern w:val="0"/>
+          <w:sz w:val="22"/>
+          <w:szCs w:val="22"/>
+          <w:lang w:val="es-ES" w:eastAsia="es-ES"/>
+          <w14:ligatures w14:val="none"/>
         </w:rPr>
         <w:t xml:space="preserve"/>
       </w:r>
@@ -702,6 +684,36 @@
       <w:r>
         <w:rPr>
           <w:rFonts w:ascii="Arial Narrow" w:eastAsia="Arial Narrow" w:hAnsi="Arial Narrow" w:cs="Arial Narrow"/>
+          <w:kern w:val="0"/>
+          <w14:ligatures w14:val="none"/>
+          <w:sz w:val="22"/>
+          <w:szCs w:val="22"/>
+        </w:rPr>
+        <w:t xml:space="preserve"/>
+      </w:r>
+      <w:r>
+        <w:rPr>
+          <w:rFonts w:ascii="Arial Narrow" w:eastAsia="Arial Narrow" w:hAnsi="Arial Narrow" w:cs="Arial Narrow"/>
+          <w:kern w:val="0"/>
+          <w14:ligatures w14:val="none"/>
+          <w:sz w:val="22"/>
+          <w:szCs w:val="22"/>
+        </w:rPr>
+        <w:t xml:space="preserve"/>
+      </w:r>
+      <w:r>
+        <w:rPr>
+          <w:rFonts w:ascii="Arial Narrow" w:eastAsia="Arial Narrow" w:hAnsi="Arial Narrow" w:cs="Arial Narrow"/>
+          <w:kern w:val="0"/>
+          <w14:ligatures w14:val="none"/>
+          <w:sz w:val="22"/>
+          <w:szCs w:val="22"/>
+        </w:rPr>
+        <w:t/>
+      </w:r>
+      <w:r>
+        <w:rPr>
+          <w:rFonts w:ascii="Arial Narrow" w:eastAsia="Arial Narrow" w:hAnsi="Arial Narrow" w:cs="Arial Narrow"/>
           <w:color w:val="000000"/>
           <w:kern w:val="0"/>
           <w:sz w:val="22"/>
@@ -775,10 +787,10 @@
     </w:p>
     <w:p>
       <w:pPr>
+        <w:spacing w:before="0" w:after="0" w:line="240" w:lineRule="auto"/>
         <w:tabs>
           <w:tab w:val="left" w:pos="1134"/>
         </w:tabs>
-        <w:spacing w:after="0" w:line="240" w:lineRule="auto"/>
         <w:jc w:val="both"/>
         <w:rPr>
           <w:rFonts w:ascii="Arial Narrow" w:eastAsia="Arial Narrow" w:hAnsi="Arial Narrow" w:cs="Arial Narrow"/>
@@ -1070,7 +1082,7 @@
     <w:p>
       <w:pPr>
         <w:pStyle w:val="Prrafodelista"/>
-        <w:spacing w:after="0" w:line="240" w:lineRule="auto"/>
+        <w:spacing w:before="0" w:after="0" w:line="240" w:lineRule="auto"/>
         <w:ind w:left="1134"/>
         <w:jc w:val="both"/>
         <w:rPr>
@@ -1351,7 +1363,7 @@
     <w:p>
       <w:pPr>
         <w:pStyle w:val="Prrafodelista"/>
-        <w:spacing w:line="240" w:lineRule="auto"/>
+        <w:spacing w:before="0" w:after="0" w:line="240" w:lineRule="auto"/>
         <w:rPr>
           <w:rFonts w:ascii="Arial Narrow" w:eastAsia="Arial Narrow" w:hAnsi="Arial Narrow" w:cs="Arial Narrow"/>
           <w:color w:val="000000"/>
@@ -1486,7 +1498,7 @@
     <w:p>
       <w:pPr>
         <w:pStyle w:val="Prrafodelista"/>
-        <w:spacing w:after="0" w:line="240" w:lineRule="auto"/>
+        <w:spacing w:before="0" w:after="0" w:line="240" w:lineRule="auto"/>
         <w:ind w:left="1134"/>
         <w:jc w:val="both"/>
         <w:rPr>
@@ -1659,7 +1671,7 @@
     <w:p>
       <w:pPr>
         <w:pStyle w:val="Prrafodelista"/>
-        <w:spacing w:after="0" w:line="240" w:lineRule="auto"/>
+        <w:spacing w:before="0" w:after="0" w:line="240" w:lineRule="auto"/>
         <w:ind w:left="1134"/>
         <w:jc w:val="both"/>
         <w:rPr>
@@ -1892,7 +1904,7 @@
     <w:p>
       <w:pPr>
         <w:pStyle w:val="Prrafodelista"/>
-        <w:spacing w:after="0" w:line="240" w:lineRule="auto"/>
+        <w:spacing w:before="0" w:after="0" w:line="240" w:lineRule="auto"/>
         <w:ind w:left="1134"/>
         <w:jc w:val="both"/>
         <w:rPr>
@@ -2091,7 +2103,7 @@
     <w:p>
       <w:pPr>
         <w:pStyle w:val="Prrafodelista"/>
-        <w:spacing w:after="0" w:line="240" w:lineRule="auto"/>
+        <w:spacing w:before="0" w:after="0" w:line="240" w:lineRule="auto"/>
         <w:ind w:left="1134"/>
         <w:jc w:val="both"/>
         <w:rPr>
@@ -2241,7 +2253,7 @@
     <w:p>
       <w:pPr>
         <w:pStyle w:val="Prrafodelista"/>
-        <w:spacing w:after="0" w:line="240" w:lineRule="auto"/>
+        <w:spacing w:before="0" w:after="0" w:line="240" w:lineRule="auto"/>
         <w:ind w:left="1134"/>
         <w:jc w:val="both"/>
         <w:rPr>
@@ -2558,7 +2570,7 @@
     <w:p>
       <w:pPr>
         <w:pStyle w:val="Prrafodelista"/>
-        <w:spacing w:line="240" w:lineRule="auto"/>
+        <w:spacing w:before="0" w:after="0" w:line="240" w:lineRule="auto"/>
         <w:rPr>
           <w:rFonts w:ascii="Arial Narrow" w:eastAsia="Arial Narrow" w:hAnsi="Arial Narrow" w:cs="Arial Narrow"/>
           <w:color w:val="000000"/>
@@ -2873,7 +2885,7 @@
     <w:p>
       <w:pPr>
         <w:pStyle w:val="Prrafodelista"/>
-        <w:spacing w:after="0" w:line="240" w:lineRule="auto"/>
+        <w:spacing w:before="0" w:after="0" w:line="240" w:lineRule="auto"/>
         <w:ind w:left="1134"/>
         <w:jc w:val="both"/>
         <w:rPr>
@@ -3094,7 +3106,7 @@
     <w:p>
       <w:pPr>
         <w:pStyle w:val="Prrafodelista"/>
-        <w:spacing w:after="0" w:line="240" w:lineRule="auto"/>
+        <w:spacing w:before="0" w:after="0" w:line="240" w:lineRule="auto"/>
         <w:ind w:left="1134"/>
         <w:jc w:val="both"/>
         <w:rPr>
@@ -3254,10 +3266,10 @@
     </w:p>
     <w:p>
       <w:pPr>
+        <w:spacing w:before="0" w:after="0" w:line="240" w:lineRule="auto"/>
         <w:tabs>
           <w:tab w:val="left" w:pos="1134"/>
         </w:tabs>
-        <w:spacing w:after="0" w:line="240" w:lineRule="auto"/>
         <w:jc w:val="both"/>
         <w:rPr>
           <w:rFonts w:ascii="Arial Narrow" w:eastAsia="Arial Narrow" w:hAnsi="Arial Narrow" w:cs="Arial Narrow"/>
@@ -3876,7 +3888,7 @@
     </w:p>
     <w:p>
       <w:pPr>
-        <w:spacing w:after="0" w:line="240" w:lineRule="auto"/>
+        <w:spacing w:before="0" w:after="0" w:line="240" w:lineRule="auto"/>
         <w:contextualSpacing/>
         <w:jc w:val="both"/>
         <w:rPr>
@@ -3932,7 +3944,7 @@
     </w:p>
     <w:p>
       <w:pPr>
-        <w:spacing w:after="0" w:line="240" w:lineRule="auto"/>
+        <w:spacing w:before="0" w:after="0" w:line="240" w:lineRule="auto"/>
         <w:ind w:left="567"/>
         <w:contextualSpacing/>
         <w:jc w:val="both"/>
@@ -4161,7 +4173,7 @@
     <w:p>
       <w:pPr>
         <w:pStyle w:val="Prrafodelista"/>
-        <w:spacing w:after="0" w:line="240" w:lineRule="auto"/>
+        <w:spacing w:before="0" w:after="0" w:line="240" w:lineRule="auto"/>
         <w:ind w:left="567"/>
         <w:jc w:val="both"/>
         <w:rPr>
@@ -4343,7 +4355,7 @@
     <w:p>
       <w:pPr>
         <w:pStyle w:val="Prrafodelista"/>
-        <w:spacing w:after="0" w:line="240" w:lineRule="auto"/>
+        <w:spacing w:before="0" w:after="0" w:line="240" w:lineRule="auto"/>
         <w:ind w:left="567"/>
         <w:jc w:val="both"/>
         <w:rPr>
@@ -4542,7 +4554,7 @@
     </w:p>
     <w:p>
       <w:pPr>
-        <w:spacing w:after="0" w:line="240" w:lineRule="auto"/>
+        <w:spacing w:before="0" w:after="0" w:line="240" w:lineRule="auto"/>
         <w:jc w:val="both"/>
         <w:rPr>
           <w:rFonts w:ascii="Arial Narrow" w:eastAsia="Arial Narrow" w:hAnsi="Arial Narrow" w:cs="Arial Narrow"/>
@@ -4702,7 +4714,7 @@
     </w:p>
     <w:p>
       <w:pPr>
-        <w:spacing w:after="0" w:line="240" w:lineRule="auto"/>
+        <w:spacing w:before="0" w:after="0" w:line="240" w:lineRule="auto"/>
         <w:jc w:val="both"/>
         <w:rPr>
           <w:rFonts w:ascii="Arial Narrow" w:eastAsia="Arial Narrow" w:hAnsi="Arial Narrow" w:cs="Arial Narrow"/>
@@ -4869,7 +4881,7 @@
     <w:p>
       <w:pPr>
         <w:pStyle w:val="Prrafodelista"/>
-        <w:spacing w:line="240" w:lineRule="auto"/>
+        <w:spacing w:before="0" w:after="0" w:line="240" w:lineRule="auto"/>
         <w:rPr>
           <w:rFonts w:ascii="Arial Narrow" w:eastAsia="Arial Narrow" w:hAnsi="Arial Narrow" w:cs="Arial Narrow"/>
           <w:kern w:val="0"/>
@@ -4969,6 +4981,7 @@
     <w:p>
       <w:pPr>
         <w:pStyle w:val="Prrafodelista"/>
+        <w:spacing w:before="0" w:after="0" w:line="240" w:lineRule="auto"/>
         <w:rPr>
           <w:rFonts w:ascii="Arial Narrow" w:eastAsia="Arial Narrow" w:hAnsi="Arial Narrow" w:cs="Arial Narrow"/>
           <w:kern w:val="0"/>
@@ -5138,6 +5151,7 @@
     <w:p>
       <w:pPr>
         <w:pStyle w:val="Prrafodelista"/>
+        <w:spacing w:before="0" w:after="0" w:line="240" w:lineRule="auto"/>
         <w:rPr>
           <w:rFonts w:ascii="Arial Narrow" w:eastAsia="Arial Narrow" w:hAnsi="Arial Narrow" w:cs="Arial Narrow"/>
           <w:kern w:val="0"/>
@@ -5306,7 +5320,7 @@
     </w:p>
     <w:p>
       <w:pPr>
-        <w:spacing w:after="0" w:line="240" w:lineRule="auto"/>
+        <w:spacing w:before="0" w:after="0" w:line="240" w:lineRule="auto"/>
         <w:jc w:val="both"/>
         <w:rPr>
           <w:rFonts w:ascii="Arial Narrow" w:eastAsia="Arial Narrow" w:hAnsi="Arial Narrow" w:cs="Arial Narrow"/>
@@ -5389,7 +5403,7 @@
     </w:p>
     <w:p>
       <w:pPr>
-        <w:spacing w:after="0" w:line="240" w:lineRule="auto"/>
+        <w:spacing w:before="0" w:after="0" w:line="240" w:lineRule="auto"/>
         <w:ind w:left="567"/>
         <w:contextualSpacing/>
         <w:jc w:val="both"/>
@@ -5471,7 +5485,7 @@
     </w:p>
     <w:p>
       <w:pPr>
-        <w:spacing w:after="0" w:line="240" w:lineRule="auto"/>
+        <w:spacing w:before="0" w:after="0" w:line="240" w:lineRule="auto"/>
         <w:jc w:val="both"/>
         <w:rPr>
           <w:rFonts w:ascii="Arial Narrow" w:eastAsia="Arial Narrow" w:hAnsi="Arial Narrow" w:cs="Arial Narrow"/>
@@ -5836,7 +5850,7 @@
     <w:p>
       <w:pPr>
         <w:pStyle w:val="Prrafodelista"/>
-        <w:spacing w:after="0" w:line="240" w:lineRule="auto"/>
+        <w:spacing w:before="0" w:after="0" w:line="240" w:lineRule="auto"/>
         <w:ind w:left="567"/>
         <w:jc w:val="both"/>
         <w:rPr>
@@ -5891,10 +5905,37 @@
     </w:p>
     <w:p>
       <w:pPr>
+        <w:spacing w:before="0" w:after="0" w:line="240" w:lineRule="auto"/>
+        <w:jc w:val="both"/>
+        <w:rPr>
+          <w:rFonts w:ascii="Arial Narrow" w:eastAsia="Arial Narrow" w:hAnsi="Arial Narrow" w:cs="Arial Narrow"/>
+          <w:b/>
+          <w:color w:val="000000"/>
+          <w:kern w:val="0"/>
+          <w:sz w:val="22"/>
+          <w:szCs w:val="22"/>
+          <w:lang w:eastAsia="es-PE"/>
+          <w14:ligatures w14:val="none"/>
+        </w:rPr>
+      </w:pPr>
+    </w:p>
+    <w:p>
+      <w:pPr>
         <w:spacing w:after="0" w:line="240" w:lineRule="auto"/>
         <w:jc w:val="both"/>
         <w:rPr>
           <w:rFonts w:ascii="Arial Narrow" w:eastAsia="Arial Narrow" w:hAnsi="Arial Narrow" w:cs="Arial Narrow"/>
+          <w:color w:val="000000"/>
+          <w:kern w:val="0"/>
+          <w:sz w:val="22"/>
+          <w:szCs w:val="22"/>
+          <w:lang w:eastAsia="es-PE"/>
+          <w14:ligatures w14:val="none"/>
+        </w:rPr>
+      </w:pPr>
+      <w:r>
+        <w:rPr>
+          <w:rFonts w:ascii="Arial Narrow" w:eastAsia="Arial Narrow" w:hAnsi="Arial Narrow" w:cs="Arial Narrow"/>
           <w:b/>
           <w:color w:val="000000"/>
           <w:kern w:val="0"/>
@@ -5903,33 +5944,6 @@
           <w:lang w:eastAsia="es-PE"/>
           <w14:ligatures w14:val="none"/>
         </w:rPr>
-      </w:pPr>
-    </w:p>
-    <w:p>
-      <w:pPr>
-        <w:spacing w:after="0" w:line="240" w:lineRule="auto"/>
-        <w:jc w:val="both"/>
-        <w:rPr>
-          <w:rFonts w:ascii="Arial Narrow" w:eastAsia="Arial Narrow" w:hAnsi="Arial Narrow" w:cs="Arial Narrow"/>
-          <w:color w:val="000000"/>
-          <w:kern w:val="0"/>
-          <w:sz w:val="22"/>
-          <w:szCs w:val="22"/>
-          <w:lang w:eastAsia="es-PE"/>
-          <w14:ligatures w14:val="none"/>
-        </w:rPr>
-      </w:pPr>
-      <w:r>
-        <w:rPr>
-          <w:rFonts w:ascii="Arial Narrow" w:eastAsia="Arial Narrow" w:hAnsi="Arial Narrow" w:cs="Arial Narrow"/>
-          <w:b/>
-          <w:color w:val="000000"/>
-          <w:kern w:val="0"/>
-          <w:sz w:val="22"/>
-          <w:szCs w:val="22"/>
-          <w:lang w:eastAsia="es-PE"/>
-          <w14:ligatures w14:val="none"/>
-        </w:rPr>
         <w:t xml:space="preserve">PRIMERO:</w:t>
       </w:r>
       <w:r>
@@ -6061,7 +6075,7 @@
     </w:p>
     <w:p>
       <w:pPr>
-        <w:spacing w:after="0" w:line="240" w:lineRule="auto"/>
+        <w:spacing w:before="0" w:after="0" w:line="240" w:lineRule="auto"/>
         <w:jc w:val="both"/>
         <w:rPr>
           <w:rFonts w:ascii="Arial Narrow" w:eastAsia="Arial Narrow" w:hAnsi="Arial Narrow" w:cs="Arial Narrow"/>
@@ -6195,7 +6209,7 @@
     <w:p>
       <w:pPr>
         <w:pStyle w:val="Prrafodelista"/>
-        <w:spacing w:after="0" w:line="240" w:lineRule="auto"/>
+        <w:spacing w:before="0" w:after="0" w:line="240" w:lineRule="auto"/>
         <w:ind w:left="567"/>
         <w:jc w:val="both"/>
         <w:rPr>
@@ -6296,7 +6310,7 @@
     <w:p>
       <w:pPr>
         <w:pStyle w:val="Prrafodelista"/>
-        <w:spacing w:after="0" w:line="240" w:lineRule="auto"/>
+        <w:spacing w:before="0" w:after="0" w:line="240" w:lineRule="auto"/>
         <w:ind w:left="567"/>
         <w:jc w:val="both"/>
         <w:rPr>
@@ -6445,7 +6459,7 @@
     <w:p>
       <w:pPr>
         <w:pStyle w:val="Prrafodelista"/>
-        <w:spacing w:after="0" w:line="240" w:lineRule="auto"/>
+        <w:spacing w:before="0" w:after="0" w:line="240" w:lineRule="auto"/>
         <w:ind w:left="567"/>
         <w:jc w:val="both"/>
         <w:rPr>
@@ -6534,7 +6548,7 @@
     <w:p>
       <w:pPr>
         <w:pStyle w:val="Prrafodelista"/>
-        <w:spacing w:after="0" w:line="240" w:lineRule="auto"/>
+        <w:spacing w:before="0" w:after="0" w:line="240" w:lineRule="auto"/>
         <w:ind w:left="567"/>
         <w:jc w:val="both"/>
         <w:rPr>
@@ -6625,7 +6639,7 @@
     <w:p>
       <w:pPr>
         <w:pStyle w:val="Prrafodelista"/>
-        <w:spacing w:after="0" w:line="240" w:lineRule="auto"/>
+        <w:spacing w:before="0" w:after="0" w:line="240" w:lineRule="auto"/>
         <w:ind w:left="567"/>
         <w:jc w:val="both"/>
         <w:rPr>
@@ -6747,7 +6761,7 @@
     <w:p>
       <w:pPr>
         <w:pStyle w:val="Prrafodelista"/>
-        <w:spacing w:after="0" w:line="240" w:lineRule="auto"/>
+        <w:spacing w:before="0" w:after="0" w:line="240" w:lineRule="auto"/>
         <w:ind w:left="567"/>
         <w:jc w:val="both"/>
         <w:rPr>
@@ -6880,7 +6894,7 @@
     <w:p>
       <w:pPr>
         <w:pStyle w:val="Prrafodelista"/>
-        <w:spacing w:after="0" w:line="240" w:lineRule="auto"/>
+        <w:spacing w:before="0" w:after="0" w:line="240" w:lineRule="auto"/>
         <w:ind w:left="567"/>
         <w:jc w:val="both"/>
         <w:rPr>
@@ -6960,7 +6974,7 @@
     </w:p>
     <w:p>
       <w:pPr>
-        <w:spacing w:after="0" w:line="240" w:lineRule="auto"/>
+        <w:spacing w:before="0" w:after="0" w:line="240" w:lineRule="auto"/>
         <w:jc w:val="both"/>
         <w:rPr>
           <w:rFonts w:ascii="Arial Narrow" w:eastAsia="Arial Narrow" w:hAnsi="Arial Narrow" w:cs="Arial Narrow"/>
@@ -7046,7 +7060,7 @@
     </w:p>
     <w:p>
       <w:pPr>
-        <w:spacing w:line="240" w:lineRule="auto"/>
+        <w:spacing w:before="0" w:after="0" w:line="240" w:lineRule="auto"/>
         <w:contextualSpacing/>
         <w:jc w:val="both"/>
         <w:rPr>
@@ -7151,7 +7165,7 @@
     </w:p>
     <w:p>
       <w:pPr>
-        <w:spacing w:after="0" w:line="240" w:lineRule="auto"/>
+        <w:spacing w:before="0" w:after="0" w:line="240" w:lineRule="auto"/>
         <w:jc w:val="both"/>
         <w:rPr>
           <w:rFonts w:ascii="Arial Narrow" w:eastAsia="Arial Narrow" w:hAnsi="Arial Narrow" w:cs="Arial Narrow"/>
@@ -7466,7 +7480,7 @@
     </w:p>
     <w:p>
       <w:pPr>
-        <w:spacing w:after="0" w:line="240" w:lineRule="auto"/>
+        <w:spacing w:before="0" w:after="0" w:line="240" w:lineRule="auto"/>
         <w:ind w:left="567"/>
         <w:jc w:val="both"/>
         <w:rPr>
@@ -7567,6 +7581,21 @@
     </w:p>
     <w:p>
       <w:pPr>
+        <w:spacing w:before="0" w:after="0" w:line="240" w:lineRule="auto"/>
+        <w:jc w:val="both"/>
+        <w:rPr>
+          <w:rFonts w:ascii="Arial Narrow" w:eastAsia="Arial Narrow" w:hAnsi="Arial Narrow" w:cs="Arial Narrow"/>
+          <w:color w:val="000000"/>
+          <w:kern w:val="0"/>
+          <w:sz w:val="22"/>
+          <w:szCs w:val="22"/>
+          <w:lang w:eastAsia="es-PE"/>
+          <w14:ligatures w14:val="none"/>
+        </w:rPr>
+      </w:pPr>
+    </w:p>
+    <w:p>
+      <w:pPr>
         <w:spacing w:after="0" w:line="240" w:lineRule="auto"/>
         <w:jc w:val="both"/>
         <w:rPr>
@@ -7575,21 +7604,6 @@
           <w:kern w:val="0"/>
           <w:sz w:val="22"/>
           <w:szCs w:val="22"/>
-          <w:lang w:eastAsia="es-PE"/>
-          <w14:ligatures w14:val="none"/>
-        </w:rPr>
-      </w:pPr>
-    </w:p>
-    <w:p>
-      <w:pPr>
-        <w:spacing w:after="0" w:line="240" w:lineRule="auto"/>
-        <w:jc w:val="both"/>
-        <w:rPr>
-          <w:rFonts w:ascii="Arial Narrow" w:eastAsia="Arial Narrow" w:hAnsi="Arial Narrow" w:cs="Arial Narrow"/>
-          <w:color w:val="000000"/>
-          <w:kern w:val="0"/>
-          <w:sz w:val="22"/>
-          <w:szCs w:val="22"/>
           <w:lang w:val="es-ES" w:eastAsia="es-ES"/>
           <w14:ligatures w14:val="none"/>
         </w:rPr>
@@ -7943,7 +7957,7 @@
     </w:p>
     <w:p>
       <w:pPr>
-        <w:spacing w:after="0" w:line="240" w:lineRule="auto"/>
+        <w:spacing w:before="0" w:after="0" w:line="240" w:lineRule="auto"/>
         <w:jc w:val="both"/>
         <w:rPr>
           <w:rFonts w:ascii="Arial Narrow" w:eastAsia="Arial Narrow" w:hAnsi="Arial Narrow" w:cs="Arial Narrow"/>
@@ -8224,11 +8238,39 @@
     </w:p>
     <w:p>
       <w:pPr>
+        <w:spacing w:before="0" w:after="0" w:line="240" w:lineRule="auto"/>
+        <w:shd w:val="clear" w:color="auto" w:fill="FFFFFF"/>
+        <w:jc w:val="both"/>
+        <w:rPr>
+          <w:rFonts w:ascii="Arial Narrow" w:eastAsia="Arial Narrow" w:hAnsi="Arial Narrow" w:cs="Arial Narrow"/>
+          <w:b/>
+          <w:color w:val="000000"/>
+          <w:kern w:val="0"/>
+          <w:sz w:val="22"/>
+          <w:szCs w:val="22"/>
+          <w:lang w:eastAsia="es-PE"/>
+          <w14:ligatures w14:val="none"/>
+        </w:rPr>
+      </w:pPr>
+    </w:p>
+    <w:p>
+      <w:pPr>
         <w:shd w:val="clear" w:color="auto" w:fill="FFFFFF"/>
         <w:spacing w:after="0" w:line="240" w:lineRule="auto"/>
         <w:jc w:val="both"/>
         <w:rPr>
           <w:rFonts w:ascii="Arial Narrow" w:eastAsia="Arial Narrow" w:hAnsi="Arial Narrow" w:cs="Arial Narrow"/>
+          <w:color w:val="000000"/>
+          <w:kern w:val="0"/>
+          <w:sz w:val="22"/>
+          <w:szCs w:val="22"/>
+          <w:lang w:eastAsia="es-PE"/>
+          <w14:ligatures w14:val="none"/>
+        </w:rPr>
+      </w:pPr>
+      <w:r>
+        <w:rPr>
+          <w:rFonts w:ascii="Arial Narrow" w:eastAsia="Arial Narrow" w:hAnsi="Arial Narrow" w:cs="Arial Narrow"/>
           <w:b/>
           <w:color w:val="000000"/>
           <w:kern w:val="0"/>
@@ -8237,77 +8279,49 @@
           <w:lang w:eastAsia="es-PE"/>
           <w14:ligatures w14:val="none"/>
         </w:rPr>
-      </w:pPr>
-    </w:p>
-    <w:p>
-      <w:pPr>
+        <w:t>SÉTIMO:</w:t>
+      </w:r>
+      <w:r>
+        <w:rPr>
+          <w:rFonts w:ascii="Arial Narrow" w:eastAsia="Arial Narrow" w:hAnsi="Arial Narrow" w:cs="Arial Narrow"/>
+          <w:color w:val="000000"/>
+          <w:kern w:val="0"/>
+          <w:sz w:val="22"/>
+          <w:szCs w:val="22"/>
+          <w:lang w:eastAsia="es-PE"/>
+          <w14:ligatures w14:val="none"/>
+        </w:rPr>
+        <w:t xml:space="preserve"> informar a las partes que conforme a lo establecido en el artículo 39</w:t>
+      </w:r>
+      <w:r>
+        <w:rPr>
+          <w:rFonts w:ascii="Arial Narrow" w:eastAsia="Arial Narrow" w:hAnsi="Arial Narrow" w:cs="Arial Narrow"/>
+          <w:color w:val="000000"/>
+          <w:kern w:val="0"/>
+          <w:sz w:val="22"/>
+          <w:szCs w:val="22"/>
+          <w:lang w:eastAsia="es-PE"/>
+          <w14:ligatures w14:val="none"/>
+        </w:rPr>
+        <w:t/>
+      </w:r>
+      <w:r>
+        <w:rPr>
+          <w:rFonts w:ascii="Arial Narrow" w:eastAsia="Arial Narrow" w:hAnsi="Arial Narrow" w:cs="Arial Narrow"/>
+          <w:color w:val="000000"/>
+          <w:kern w:val="0"/>
+          <w:sz w:val="22"/>
+          <w:szCs w:val="22"/>
+          <w:lang w:eastAsia="es-PE"/>
+          <w14:ligatures w14:val="none"/>
+        </w:rPr>
+        <w:t xml:space="preserve"> de la Ley sobre Facultades, Normas y Organización del Indecopi, aprobada por Decreto Legislativo 807, los gastos por los peritajes realizados, actuación de pruebas, inspecciones y otros derivados de la tramitación del proceso serán de cargo de la parte que solicita la prueba, salvo pacto en contrario. En todos los casos, la resolución final determinará si los gastos deben ser asumidos por alguna de las partes, o reembolsados a la otra parte o al Indecopi, según sea el caso, de manera adicional a la sanción que haya podido imponerse. </w:t>
+      </w:r>
+    </w:p>
+    <w:p>
+      <w:pPr>
+        <w:spacing w:before="0" w:after="0" w:line="240" w:lineRule="auto"/>
         <w:shd w:val="clear" w:color="auto" w:fill="FFFFFF"/>
-        <w:spacing w:after="0" w:line="240" w:lineRule="auto"/>
-        <w:jc w:val="both"/>
-        <w:rPr>
-          <w:rFonts w:ascii="Arial Narrow" w:eastAsia="Arial Narrow" w:hAnsi="Arial Narrow" w:cs="Arial Narrow"/>
-          <w:color w:val="000000"/>
-          <w:kern w:val="0"/>
-          <w:sz w:val="22"/>
-          <w:szCs w:val="22"/>
-          <w:lang w:eastAsia="es-PE"/>
-          <w14:ligatures w14:val="none"/>
-        </w:rPr>
-      </w:pPr>
-      <w:r>
-        <w:rPr>
-          <w:rFonts w:ascii="Arial Narrow" w:eastAsia="Arial Narrow" w:hAnsi="Arial Narrow" w:cs="Arial Narrow"/>
-          <w:b/>
-          <w:color w:val="000000"/>
-          <w:kern w:val="0"/>
-          <w:sz w:val="22"/>
-          <w:szCs w:val="22"/>
-          <w:lang w:eastAsia="es-PE"/>
-          <w14:ligatures w14:val="none"/>
-        </w:rPr>
-        <w:t>SÉTIMO:</w:t>
-      </w:r>
-      <w:r>
-        <w:rPr>
-          <w:rFonts w:ascii="Arial Narrow" w:eastAsia="Arial Narrow" w:hAnsi="Arial Narrow" w:cs="Arial Narrow"/>
-          <w:color w:val="000000"/>
-          <w:kern w:val="0"/>
-          <w:sz w:val="22"/>
-          <w:szCs w:val="22"/>
-          <w:lang w:eastAsia="es-PE"/>
-          <w14:ligatures w14:val="none"/>
-        </w:rPr>
-        <w:t xml:space="preserve"> informar a las partes que conforme a lo establecido en el artículo 39</w:t>
-      </w:r>
-      <w:r>
-        <w:rPr>
-          <w:rFonts w:ascii="Arial Narrow" w:eastAsia="Arial Narrow" w:hAnsi="Arial Narrow" w:cs="Arial Narrow"/>
-          <w:color w:val="000000"/>
-          <w:kern w:val="0"/>
-          <w:sz w:val="22"/>
-          <w:szCs w:val="22"/>
-          <w:lang w:eastAsia="es-PE"/>
-          <w14:ligatures w14:val="none"/>
-        </w:rPr>
-        <w:t/>
-      </w:r>
-      <w:r>
-        <w:rPr>
-          <w:rFonts w:ascii="Arial Narrow" w:eastAsia="Arial Narrow" w:hAnsi="Arial Narrow" w:cs="Arial Narrow"/>
-          <w:color w:val="000000"/>
-          <w:kern w:val="0"/>
-          <w:sz w:val="22"/>
-          <w:szCs w:val="22"/>
-          <w:lang w:eastAsia="es-PE"/>
-          <w14:ligatures w14:val="none"/>
-        </w:rPr>
-        <w:t xml:space="preserve"> de la Ley sobre Facultades, Normas y Organización del Indecopi, aprobada por Decreto Legislativo 807, los gastos por los peritajes realizados, actuación de pruebas, inspecciones y otros derivados de la tramitación del proceso serán de cargo de la parte que solicita la prueba, salvo pacto en contrario. En todos los casos, la resolución final determinará si los gastos deben ser asumidos por alguna de las partes, o reembolsados a la otra parte o al Indecopi, según sea el caso, de manera adicional a la sanción que haya podido imponerse. </w:t>
-      </w:r>
-    </w:p>
-    <w:p>
-      <w:pPr>
-        <w:shd w:val="clear" w:color="auto" w:fill="FFFFFF"/>
-        <w:spacing w:after="0" w:line="240" w:lineRule="auto"/>
         <w:jc w:val="both"/>
         <w:rPr>
           <w:rFonts w:ascii="Arial Narrow" w:eastAsia="Arial Narrow" w:hAnsi="Arial Narrow" w:cs="Arial Narrow"/>
@@ -8487,26 +8501,26 @@
     </w:p>
     <w:p>
       <w:pPr>
+        <w:spacing w:before="0" w:after="0" w:line="240" w:lineRule="auto"/>
+        <w:suppressAutoHyphens/>
+        <w:jc w:val="both"/>
+        <w:rPr>
+          <w:rFonts w:ascii="Arial Narrow" w:eastAsia="Arial Narrow" w:hAnsi="Arial Narrow" w:cs="Arial Narrow"/>
+          <w:kern w:val="0"/>
+          <w:sz w:val="22"/>
+          <w:szCs w:val="22"/>
+          <w:u w:val="single"/>
+          <w14:ligatures w14:val="none"/>
+        </w:rPr>
+      </w:pPr>
+    </w:p>
+    <w:p>
+      <w:pPr>
         <w:suppressAutoHyphens/>
         <w:spacing w:after="0" w:line="240" w:lineRule="auto"/>
         <w:jc w:val="both"/>
         <w:rPr>
           <w:rFonts w:ascii="Arial Narrow" w:eastAsia="Arial Narrow" w:hAnsi="Arial Narrow" w:cs="Arial Narrow"/>
-          <w:kern w:val="0"/>
-          <w:sz w:val="22"/>
-          <w:szCs w:val="22"/>
-          <w:u w:val="single"/>
-          <w14:ligatures w14:val="none"/>
-        </w:rPr>
-      </w:pPr>
-    </w:p>
-    <w:p>
-      <w:pPr>
-        <w:suppressAutoHyphens/>
-        <w:spacing w:after="0" w:line="240" w:lineRule="auto"/>
-        <w:jc w:val="both"/>
-        <w:rPr>
-          <w:rFonts w:ascii="Arial Narrow" w:eastAsia="Arial Narrow" w:hAnsi="Arial Narrow" w:cs="Arial Narrow"/>
           <w:color w:val="000000"/>
           <w:kern w:val="0"/>
           <w:sz w:val="22"/>
@@ -8545,8 +8559,8 @@
     </w:p>
     <w:p>
       <w:pPr>
+        <w:spacing w:before="0" w:after="0" w:line="240" w:lineRule="auto"/>
         <w:suppressAutoHyphens/>
-        <w:spacing w:after="0" w:line="240" w:lineRule="auto"/>
         <w:jc w:val="both"/>
         <w:rPr>
           <w:rFonts w:ascii="Arial Narrow" w:eastAsia="Arial Narrow" w:hAnsi="Arial Narrow" w:cs="Arial Narrow"/>
@@ -9357,7 +9371,47 @@
           <w:sz w:val="16"/>
           <w:szCs w:val="16"/>
         </w:rPr>
+        <w:t xml:space="preserve"/>
+      </w:r>
+      <w:r>
+        <w:rPr>
+          <w:rFonts w:ascii="Arial Narrow" w:eastAsia="Arial Narrow" w:hAnsi="Arial Narrow" w:cs="Arial Narrow"/>
+          <w:sz w:val="16"/>
+          <w:szCs w:val="16"/>
+        </w:rPr>
         <w:tab/>
+        <w:t xml:space="preserve">Denuncia remitida a esta Comisión mediante MEMORANDUM </w:t>
+      </w:r>
+      <w:r>
+        <w:rPr>
+          <w:rFonts w:ascii="Arial Narrow" w:eastAsia="Arial Narrow" w:hAnsi="Arial Narrow" w:cs="Arial Narrow"/>
+          <w:sz w:val="16"/>
+          <w:szCs w:val="16"/>
+        </w:rPr>
+        <w:t xml:space="preserve">001971-2025-PS1/INDECOPI </w:t>
+      </w:r>
+      <w:r>
+        <w:rPr>
+          <w:rFonts w:ascii="Arial Narrow" w:eastAsia="Arial Narrow" w:hAnsi="Arial Narrow" w:cs="Arial Narrow"/>
+          <w:sz w:val="16"/>
+          <w:szCs w:val="16"/>
+        </w:rPr>
+        <w:t xml:space="preserve">de fecha </w:t>
+      </w:r>
+      <w:r>
+        <w:rPr>
+          <w:rFonts w:ascii="Arial Narrow" w:eastAsia="Arial Narrow" w:hAnsi="Arial Narrow" w:cs="Arial Narrow"/>
+          <w:sz w:val="16"/>
+          <w:szCs w:val="16"/>
+        </w:rPr>
+        <w:t xml:space="preserve">4 de setiembre de 2025</w:t>
+      </w:r>
+      <w:r>
+        <w:rPr>
+          <w:rFonts w:ascii="Arial Narrow" w:eastAsia="Arial Narrow" w:hAnsi="Arial Narrow" w:cs="Arial Narrow"/>
+          <w:sz w:val="16"/>
+          <w:szCs w:val="16"/>
+        </w:rPr>
         <w:t xml:space="preserve"/>
       </w:r>
       <w:r>
@@ -9366,25 +9420,65 @@
           <w:sz w:val="16"/>
           <w:szCs w:val="16"/>
         </w:rPr>
-        <w:tab/>
-        <w:t>Publicado</w:t>
-      </w:r>
-      <w:r>
-        <w:rPr>
-          <w:rFonts w:ascii="Arial Narrow" w:eastAsia="Arial Narrow" w:hAnsi="Arial Narrow" w:cs="Arial Narrow"/>
-          <w:b/>
-          <w:sz w:val="16"/>
-          <w:szCs w:val="16"/>
-        </w:rPr>
-        <w:t xml:space="preserve"> </w:t>
-      </w:r>
-      <w:r>
-        <w:rPr>
-          <w:rFonts w:ascii="Arial Narrow" w:eastAsia="Arial Narrow" w:hAnsi="Arial Narrow" w:cs="Arial Narrow"/>
-          <w:sz w:val="16"/>
-          <w:szCs w:val="16"/>
-        </w:rPr>
-        <w:t xml:space="preserve">el 2 de setiembre de 2010 en el Diario Oficial El Peruano, vigente desde el 2 de octubre de 2010 y modificado por Decreto Legislativo 1308.</w:t>
+        <w:t xml:space="preserve"/>
+      </w:r>
+      <w:r>
+        <w:rPr>
+          <w:rFonts w:ascii="Arial Narrow" w:eastAsia="Arial Narrow" w:hAnsi="Arial Narrow" w:cs="Arial Narrow"/>
+          <w:sz w:val="16"/>
+          <w:szCs w:val="16"/>
+        </w:rPr>
+        <w:t xml:space="preserve">, </w:t>
+      </w:r>
+      <w:proofErr w:type="spellStart"/>
+      <w:r>
+        <w:rPr>
+          <w:rFonts w:ascii="Arial Narrow" w:eastAsia="Arial Narrow" w:hAnsi="Arial Narrow" w:cs="Arial Narrow"/>
+          <w:sz w:val="16"/>
+          <w:szCs w:val="16"/>
+        </w:rPr>
+        <w:t xml:space="preserve">recibida</w:t>
+      </w:r>
+      <w:proofErr w:type="spellEnd"/>
+      <w:r>
+        <w:rPr>
+          <w:rFonts w:ascii="Arial Narrow" w:eastAsia="Arial Narrow" w:hAnsi="Arial Narrow" w:cs="Arial Narrow"/>
+          <w:sz w:val="16"/>
+          <w:szCs w:val="16"/>
+        </w:rPr>
+        <w:t xml:space="preserve"> el </w:t>
+      </w:r>
+      <w:r>
+        <w:rPr>
+          <w:rFonts w:ascii="Arial Narrow" w:eastAsia="Arial Narrow" w:hAnsi="Arial Narrow" w:cs="Arial Narrow"/>
+          <w:sz w:val="16"/>
+          <w:szCs w:val="16"/>
+        </w:rPr>
+        <w:t xml:space="preserve">4 de setiembre de 2025</w:t>
+      </w:r>
+      <w:r>
+        <w:rPr>
+          <w:rFonts w:ascii="Arial Narrow" w:eastAsia="Arial Narrow" w:hAnsi="Arial Narrow" w:cs="Arial Narrow"/>
+          <w:sz w:val="16"/>
+          <w:szCs w:val="16"/>
+        </w:rPr>
+        <w:t xml:space="preserve"/>
+      </w:r>
+      <w:r>
+        <w:rPr>
+          <w:rFonts w:ascii="Arial Narrow" w:eastAsia="Arial Narrow" w:hAnsi="Arial Narrow" w:cs="Arial Narrow"/>
+          <w:sz w:val="16"/>
+          <w:szCs w:val="16"/>
+        </w:rPr>
+        <w:t xml:space="preserve"/>
+      </w:r>
+      <w:r>
+        <w:rPr>
+          <w:rFonts w:ascii="Arial Narrow" w:eastAsia="Arial Narrow" w:hAnsi="Arial Narrow" w:cs="Arial Narrow"/>
+          <w:sz w:val="16"/>
+          <w:szCs w:val="16"/>
+        </w:rPr>
+        <w:t xml:space="preserve">.</w:t>
       </w:r>
     </w:p>
     <w:p>
@@ -9431,115 +9525,33 @@
           <w:sz w:val="16"/>
           <w:szCs w:val="16"/>
         </w:rPr>
+        <w:t xml:space="preserve"/>
+      </w:r>
+      <w:r>
+        <w:rPr>
+          <w:rFonts w:ascii="Arial Narrow" w:eastAsia="Arial Narrow" w:hAnsi="Arial Narrow" w:cs="Arial Narrow"/>
+          <w:sz w:val="16"/>
+          <w:szCs w:val="16"/>
+        </w:rPr>
         <w:tab/>
-        <w:t xml:space="preserve"/>
-      </w:r>
-      <w:r>
-        <w:rPr>
-          <w:rFonts w:ascii="Arial Narrow" w:eastAsia="Arial Narrow" w:hAnsi="Arial Narrow" w:cs="Arial Narrow"/>
-          <w:sz w:val="16"/>
-          <w:szCs w:val="16"/>
-        </w:rPr>
-        <w:tab/>
-        <w:t xml:space="preserve">Denuncia remitida a esta Comisión mediante MEMORANDUM </w:t>
-      </w:r>
-      <w:r>
-        <w:rPr>
-          <w:rFonts w:ascii="Arial Narrow" w:eastAsia="Arial Narrow" w:hAnsi="Arial Narrow" w:cs="Arial Narrow"/>
-          <w:sz w:val="16"/>
-          <w:szCs w:val="16"/>
-        </w:rPr>
-        <w:t xml:space="preserve">001971-2025-PS1/INDECOPI </w:t>
-      </w:r>
-      <w:r>
-        <w:rPr>
-          <w:rFonts w:ascii="Arial Narrow" w:eastAsia="Arial Narrow" w:hAnsi="Arial Narrow" w:cs="Arial Narrow"/>
-          <w:sz w:val="16"/>
-          <w:szCs w:val="16"/>
-        </w:rPr>
-        <w:t xml:space="preserve">de fecha </w:t>
-      </w:r>
-      <w:r>
-        <w:rPr>
-          <w:rFonts w:ascii="Arial Narrow" w:eastAsia="Arial Narrow" w:hAnsi="Arial Narrow" w:cs="Arial Narrow"/>
-          <w:sz w:val="16"/>
-          <w:szCs w:val="16"/>
-        </w:rPr>
-        <w:t xml:space="preserve">4 de setiembre de 2025</w:t>
-      </w:r>
-      <w:r>
-        <w:rPr>
-          <w:rFonts w:ascii="Arial Narrow" w:eastAsia="Arial Narrow" w:hAnsi="Arial Narrow" w:cs="Arial Narrow"/>
-          <w:sz w:val="16"/>
-          <w:szCs w:val="16"/>
-        </w:rPr>
-        <w:t xml:space="preserve"/>
-      </w:r>
-      <w:r>
-        <w:rPr>
-          <w:rFonts w:ascii="Arial Narrow" w:eastAsia="Arial Narrow" w:hAnsi="Arial Narrow" w:cs="Arial Narrow"/>
-          <w:sz w:val="16"/>
-          <w:szCs w:val="16"/>
-        </w:rPr>
-        <w:t xml:space="preserve"/>
-      </w:r>
-      <w:r>
-        <w:rPr>
-          <w:rFonts w:ascii="Arial Narrow" w:eastAsia="Arial Narrow" w:hAnsi="Arial Narrow" w:cs="Arial Narrow"/>
-          <w:sz w:val="16"/>
-          <w:szCs w:val="16"/>
-        </w:rPr>
-        <w:t xml:space="preserve">, </w:t>
-      </w:r>
-      <w:proofErr w:type="spellStart"/>
-      <w:r>
-        <w:rPr>
-          <w:rFonts w:ascii="Arial Narrow" w:eastAsia="Arial Narrow" w:hAnsi="Arial Narrow" w:cs="Arial Narrow"/>
-          <w:sz w:val="16"/>
-          <w:szCs w:val="16"/>
-        </w:rPr>
-        <w:t xml:space="preserve">recibida</w:t>
-      </w:r>
-      <w:proofErr w:type="spellEnd"/>
-      <w:r>
-        <w:rPr>
-          <w:rFonts w:ascii="Arial Narrow" w:eastAsia="Arial Narrow" w:hAnsi="Arial Narrow" w:cs="Arial Narrow"/>
-          <w:sz w:val="16"/>
-          <w:szCs w:val="16"/>
-        </w:rPr>
-        <w:t xml:space="preserve"> el </w:t>
-      </w:r>
-      <w:r>
-        <w:rPr>
-          <w:rFonts w:ascii="Arial Narrow" w:eastAsia="Arial Narrow" w:hAnsi="Arial Narrow" w:cs="Arial Narrow"/>
-          <w:sz w:val="16"/>
-          <w:szCs w:val="16"/>
-        </w:rPr>
-        <w:t xml:space="preserve">4 de setiembre de 2025</w:t>
-      </w:r>
-      <w:r>
-        <w:rPr>
-          <w:rFonts w:ascii="Arial Narrow" w:eastAsia="Arial Narrow" w:hAnsi="Arial Narrow" w:cs="Arial Narrow"/>
-          <w:sz w:val="16"/>
-          <w:szCs w:val="16"/>
-        </w:rPr>
-        <w:t xml:space="preserve"/>
-      </w:r>
-      <w:r>
-        <w:rPr>
-          <w:rFonts w:ascii="Arial Narrow" w:eastAsia="Arial Narrow" w:hAnsi="Arial Narrow" w:cs="Arial Narrow"/>
-          <w:sz w:val="16"/>
-          <w:szCs w:val="16"/>
-        </w:rPr>
-        <w:t xml:space="preserve"/>
-      </w:r>
-      <w:r>
-        <w:rPr>
-          <w:rFonts w:ascii="Arial Narrow" w:eastAsia="Arial Narrow" w:hAnsi="Arial Narrow" w:cs="Arial Narrow"/>
-          <w:sz w:val="16"/>
-          <w:szCs w:val="16"/>
-        </w:rPr>
-        <w:t xml:space="preserve">.</w:t>
+        <w:t>Publicado</w:t>
+      </w:r>
+      <w:r>
+        <w:rPr>
+          <w:rFonts w:ascii="Arial Narrow" w:eastAsia="Arial Narrow" w:hAnsi="Arial Narrow" w:cs="Arial Narrow"/>
+          <w:b/>
+          <w:sz w:val="16"/>
+          <w:szCs w:val="16"/>
+        </w:rPr>
+        <w:t xml:space="preserve"> </w:t>
+      </w:r>
+      <w:r>
+        <w:rPr>
+          <w:rFonts w:ascii="Arial Narrow" w:eastAsia="Arial Narrow" w:hAnsi="Arial Narrow" w:cs="Arial Narrow"/>
+          <w:sz w:val="16"/>
+          <w:szCs w:val="16"/>
+        </w:rPr>
+        <w:t xml:space="preserve">el 2 de setiembre de 2010 en el Diario Oficial El Peruano, vigente desde el 2 de octubre de 2010 y modificado por Decreto Legislativo 1308.</w:t>
       </w:r>
     </w:p>
     <w:p>
@@ -9588,7 +9600,6 @@
           <w:sz w:val="16"/>
           <w:szCs w:val="16"/>
         </w:rPr>
-        <w:tab/>
         <w:t xml:space="preserve"/>
       </w:r>
       <w:r>
@@ -9597,7 +9608,6 @@
           <w:sz w:val="16"/>
           <w:szCs w:val="16"/>
         </w:rPr>
-        <w:tab/>
       </w:r>
       <w:r>
         <w:rPr>
@@ -9607,6 +9617,7 @@
           <w:sz w:val="16"/>
           <w:szCs w:val="16"/>
         </w:rPr>
+        <w:tab/>
         <w:t xml:space="preserve">LEY </w:t>
       </w:r>
       <w:proofErr w:type="spellStart"/>
@@ -9932,7 +9943,6 @@
           <w:sz w:val="16"/>
           <w:szCs w:val="16"/>
         </w:rPr>
-        <w:tab/>
         <w:t xml:space="preserve"/>
       </w:r>
       <w:r>
@@ -9941,7 +9951,6 @@
           <w:sz w:val="16"/>
           <w:szCs w:val="16"/>
         </w:rPr>
-        <w:tab/>
       </w:r>
       <w:r>
         <w:rPr>
@@ -9951,6 +9960,7 @@
           <w:sz w:val="16"/>
           <w:szCs w:val="16"/>
         </w:rPr>
+        <w:tab/>
         <w:t xml:space="preserve">LEY </w:t>
       </w:r>
       <w:proofErr w:type="spellStart"/>
@@ -10154,7 +10164,6 @@
           <w:sz w:val="16"/>
           <w:szCs w:val="16"/>
         </w:rPr>
-        <w:tab/>
         <w:t xml:space="preserve"/>
       </w:r>
       <w:r>
@@ -10163,7 +10172,6 @@
           <w:sz w:val="16"/>
           <w:szCs w:val="16"/>
         </w:rPr>
-        <w:tab/>
       </w:r>
       <w:r>
         <w:rPr>
@@ -10173,6 +10181,7 @@
           <w:sz w:val="16"/>
           <w:szCs w:val="16"/>
         </w:rPr>
+        <w:tab/>
         <w:t xml:space="preserve">LEY </w:t>
       </w:r>
       <w:proofErr w:type="spellStart"/>
@@ -10377,7 +10386,6 @@
           <w:sz w:val="16"/>
           <w:szCs w:val="16"/>
         </w:rPr>
-        <w:tab/>
         <w:t xml:space="preserve"/>
       </w:r>
       <w:r>
@@ -10386,7 +10394,6 @@
           <w:sz w:val="16"/>
           <w:szCs w:val="16"/>
         </w:rPr>
-        <w:tab/>
       </w:r>
       <w:r>
         <w:rPr>
@@ -10396,6 +10403,7 @@
           <w:sz w:val="16"/>
           <w:szCs w:val="16"/>
         </w:rPr>
+        <w:tab/>
         <w:t xml:space="preserve">LEY </w:t>
       </w:r>
       <w:proofErr w:type="spellStart"/>
@@ -10720,7 +10728,6 @@
           <w:sz w:val="16"/>
           <w:szCs w:val="16"/>
         </w:rPr>
-        <w:tab/>
         <w:t xml:space="preserve"/>
       </w:r>
       <w:r>
@@ -10729,7 +10736,6 @@
           <w:sz w:val="16"/>
           <w:szCs w:val="16"/>
         </w:rPr>
-        <w:tab/>
       </w:r>
       <w:r>
         <w:rPr>
@@ -10739,6 +10745,7 @@
           <w:sz w:val="16"/>
           <w:szCs w:val="16"/>
         </w:rPr>
+        <w:tab/>
         <w:t xml:space="preserve">LEY 29571, CÓDIGO DE PROTECCIÓN Y DEFENSA DEL CONSUMIDOR, publicado el 2 de setiembre de 2010 y modificado por Decreto Legislativo 1308 </w:t>
       </w:r>
     </w:p>
@@ -10843,7 +10850,6 @@
           <w:sz w:val="16"/>
           <w:szCs w:val="16"/>
         </w:rPr>
-        <w:tab/>
         <w:t xml:space="preserve"/>
       </w:r>
       <w:r>
@@ -10852,7 +10858,6 @@
           <w:sz w:val="16"/>
           <w:szCs w:val="16"/>
         </w:rPr>
-        <w:tab/>
       </w:r>
       <w:r>
         <w:rPr>
@@ -10862,6 +10867,7 @@
           <w:sz w:val="16"/>
           <w:szCs w:val="16"/>
         </w:rPr>
+        <w:tab/>
         <w:t>LEY SOBRE FACULTADES, NORMAS Y ORGANIZACIÓN DEL INDECOPI, APROBADA POR DECRETO LEGISLATIVO 807 Artículo 24.-</w:t>
       </w:r>
       <w:r>
@@ -11010,7 +11016,6 @@
           <w:sz w:val="16"/>
           <w:szCs w:val="16"/>
         </w:rPr>
-        <w:tab/>
         <w:t xml:space="preserve"/>
       </w:r>
       <w:r>
@@ -11103,24 +11108,23 @@
           <w:sz w:val="16"/>
           <w:szCs w:val="16"/>
         </w:rPr>
+        <w:t xml:space="preserve"/>
+      </w:r>
+      <w:r>
+        <w:rPr>
+          <w:rFonts w:ascii="Arial Narrow" w:eastAsia="Arial Narrow" w:hAnsi="Arial Narrow" w:cs="Arial Narrow"/>
+          <w:sz w:val="16"/>
+          <w:szCs w:val="16"/>
+        </w:rPr>
+      </w:r>
+      <w:r>
+        <w:rPr>
+          <w:rFonts w:ascii="Arial Narrow" w:eastAsia="Arial Narrow" w:hAnsi="Arial Narrow" w:cs="Arial Narrow"/>
+          <w:b/>
+          <w:sz w:val="16"/>
+          <w:szCs w:val="16"/>
+        </w:rPr>
         <w:tab/>
-        <w:t xml:space="preserve"/>
-      </w:r>
-      <w:r>
-        <w:rPr>
-          <w:rFonts w:ascii="Arial Narrow" w:eastAsia="Arial Narrow" w:hAnsi="Arial Narrow" w:cs="Arial Narrow"/>
-          <w:sz w:val="16"/>
-          <w:szCs w:val="16"/>
-        </w:rPr>
-        <w:tab/>
-      </w:r>
-      <w:r>
-        <w:rPr>
-          <w:rFonts w:ascii="Arial Narrow" w:eastAsia="Arial Narrow" w:hAnsi="Arial Narrow" w:cs="Arial Narrow"/>
-          <w:b/>
-          <w:sz w:val="16"/>
-          <w:szCs w:val="16"/>
-        </w:rPr>
         <w:t>LEY 29571, CÓDIGO DE PROTECCIÓN Y DEFENSA DEL CONSUMIDOR</w:t>
       </w:r>
       <w:r>
@@ -11505,32 +11509,31 @@
           <w:szCs w:val="16"/>
           <w:vertAlign w:val="superscript"/>
         </w:rPr>
+        <w:t xml:space="preserve"/>
+      </w:r>
+      <w:r>
+        <w:rPr>
+          <w:rFonts w:ascii="Arial Narrow" w:eastAsia="Arial Narrow" w:hAnsi="Arial Narrow" w:cs="Arial Narrow"/>
+          <w:sz w:val="16"/>
+          <w:szCs w:val="16"/>
+        </w:rPr>
+        <w:t xml:space="preserve"/>
+      </w:r>
+      <w:r>
+        <w:rPr>
+          <w:rFonts w:ascii="Arial Narrow" w:eastAsia="Arial Narrow" w:hAnsi="Arial Narrow" w:cs="Arial Narrow"/>
+          <w:sz w:val="16"/>
+          <w:szCs w:val="16"/>
+        </w:rPr>
+      </w:r>
+      <w:r>
+        <w:rPr>
+          <w:rFonts w:ascii="Arial Narrow" w:eastAsia="Arial Narrow" w:hAnsi="Arial Narrow" w:cs="Arial Narrow"/>
+          <w:b/>
+          <w:sz w:val="16"/>
+          <w:szCs w:val="16"/>
+        </w:rPr>
         <w:tab/>
-        <w:t xml:space="preserve"/>
-      </w:r>
-      <w:r>
-        <w:rPr>
-          <w:rFonts w:ascii="Arial Narrow" w:eastAsia="Arial Narrow" w:hAnsi="Arial Narrow" w:cs="Arial Narrow"/>
-          <w:sz w:val="16"/>
-          <w:szCs w:val="16"/>
-        </w:rPr>
-        <w:t xml:space="preserve"> </w:t>
-      </w:r>
-      <w:r>
-        <w:rPr>
-          <w:rFonts w:ascii="Arial Narrow" w:eastAsia="Arial Narrow" w:hAnsi="Arial Narrow" w:cs="Arial Narrow"/>
-          <w:sz w:val="16"/>
-          <w:szCs w:val="16"/>
-        </w:rPr>
-        <w:tab/>
-      </w:r>
-      <w:r>
-        <w:rPr>
-          <w:rFonts w:ascii="Arial Narrow" w:eastAsia="Arial Narrow" w:hAnsi="Arial Narrow" w:cs="Arial Narrow"/>
-          <w:b/>
-          <w:sz w:val="16"/>
-          <w:szCs w:val="16"/>
-        </w:rPr>
         <w:t>LEY 29571, CÓDIGO DE PROTECCIÓN Y DEFENSA DEL CONSUMIDOR</w:t>
       </w:r>
       <w:r>
@@ -11734,7 +11737,6 @@
           <w:sz w:val="16"/>
           <w:szCs w:val="16"/>
         </w:rPr>
-        <w:tab/>
         <w:t xml:space="preserve"/>
       </w:r>
       <w:r>
@@ -11743,7 +11745,6 @@
           <w:sz w:val="16"/>
           <w:szCs w:val="16"/>
         </w:rPr>
-        <w:tab/>
       </w:r>
       <w:r>
         <w:rPr>
@@ -11753,6 +11754,7 @@
           <w:sz w:val="16"/>
           <w:szCs w:val="16"/>
         </w:rPr>
+        <w:tab/>
         <w:t xml:space="preserve">LEY </w:t>
       </w:r>
       <w:proofErr w:type="spellStart"/>
@@ -12615,24 +12617,23 @@
           <w:sz w:val="16"/>
           <w:szCs w:val="16"/>
         </w:rPr>
+        <w:t xml:space="preserve"/>
+      </w:r>
+      <w:r>
+        <w:rPr>
+          <w:rFonts w:ascii="Arial Narrow" w:eastAsia="Arial Narrow" w:hAnsi="Arial Narrow" w:cs="Arial Narrow"/>
+          <w:sz w:val="16"/>
+          <w:szCs w:val="16"/>
+        </w:rPr>
+      </w:r>
+      <w:r>
+        <w:rPr>
+          <w:rFonts w:ascii="Arial Narrow" w:eastAsia="Arial Narrow" w:hAnsi="Arial Narrow" w:cs="Arial Narrow"/>
+          <w:b/>
+          <w:sz w:val="16"/>
+          <w:szCs w:val="16"/>
+        </w:rPr>
         <w:tab/>
-        <w:t xml:space="preserve"/>
-      </w:r>
-      <w:r>
-        <w:rPr>
-          <w:rFonts w:ascii="Arial Narrow" w:eastAsia="Arial Narrow" w:hAnsi="Arial Narrow" w:cs="Arial Narrow"/>
-          <w:sz w:val="16"/>
-          <w:szCs w:val="16"/>
-        </w:rPr>
-        <w:tab/>
-      </w:r>
-      <w:r>
-        <w:rPr>
-          <w:rFonts w:ascii="Arial Narrow" w:eastAsia="Arial Narrow" w:hAnsi="Arial Narrow" w:cs="Arial Narrow"/>
-          <w:b/>
-          <w:sz w:val="16"/>
-          <w:szCs w:val="16"/>
-        </w:rPr>
         <w:t>LEY 29571, CÓDIGO DE PROTECCIÓN Y DEFENSA DEL CONSUMIDOR</w:t>
       </w:r>
       <w:r>
@@ -12847,7 +12848,6 @@
           <w:sz w:val="16"/>
           <w:szCs w:val="16"/>
         </w:rPr>
-        <w:tab/>
         <w:t xml:space="preserve"/>
       </w:r>
       <w:r>
@@ -13005,31 +13005,30 @@
           <w:sz w:val="16"/>
           <w:szCs w:val="16"/>
         </w:rPr>
+        <w:t xml:space="preserve"/>
+      </w:r>
+      <w:r>
+        <w:rPr>
+          <w:rFonts w:ascii="Arial Narrow" w:eastAsia="Arial Narrow" w:hAnsi="Arial Narrow" w:cs="Arial Narrow"/>
+          <w:sz w:val="16"/>
+          <w:szCs w:val="16"/>
+        </w:rPr>
+      </w:r>
+      <w:r>
+        <w:rPr>
+          <w:rFonts w:ascii="Arial Narrow" w:eastAsia="Arial Narrow" w:hAnsi="Arial Narrow" w:cs="Arial Narrow"/>
+          <w:b/>
+          <w:sz w:val="16"/>
+          <w:szCs w:val="16"/>
+        </w:rPr>
         <w:tab/>
-        <w:t xml:space="preserve"/>
-      </w:r>
-      <w:r>
-        <w:rPr>
-          <w:rFonts w:ascii="Arial Narrow" w:eastAsia="Arial Narrow" w:hAnsi="Arial Narrow" w:cs="Arial Narrow"/>
-          <w:sz w:val="16"/>
-          <w:szCs w:val="16"/>
-        </w:rPr>
-        <w:tab/>
-      </w:r>
-      <w:r>
-        <w:rPr>
-          <w:rFonts w:ascii="Arial Narrow" w:eastAsia="Arial Narrow" w:hAnsi="Arial Narrow" w:cs="Arial Narrow"/>
-          <w:b/>
-          <w:sz w:val="16"/>
-          <w:szCs w:val="16"/>
-        </w:rPr>
         <w:t>TEXTO ÚNICO ORDENADO DE LA LEY DEL PROCEDIMIENTO ADMINISTRATIVO GENERAL, aprobado mediante Decreto Supremo 006-2026-JUS y publicado el 30 de abril de 2026</w:t>
       </w:r>
     </w:p>
     <w:p>
       <w:pPr>
         <w:pStyle w:val="Textonotapie"/>
-        <w:ind w:left="1134" w:hanging="567"/>
+        <w:ind w:left="1134"/>
         <w:jc w:val="both"/>
         <w:rPr>
           <w:rFonts w:ascii="Arial Narrow" w:eastAsia="Arial Narrow" w:hAnsi="Arial Narrow" w:cs="Arial Narrow"/>
@@ -13053,7 +13052,7 @@
     <w:p>
       <w:pPr>
         <w:pStyle w:val="Textonotapie"/>
-        <w:ind w:left="1134" w:hanging="567"/>
+        <w:ind w:left="1134" w:hanging="1134"/>
         <w:jc w:val="both"/>
         <w:rPr>
           <w:rFonts w:ascii="Arial Narrow" w:eastAsia="Arial Narrow" w:hAnsi="Arial Narrow" w:cs="Arial Narrow"/>

--- a/plantillas_maestras/02_seguro_vida/liquidacion_o_pago_menor/2_o_mas_ddos_varios/varon/TPL_2156_2025_SEGURO_VIDA_LIQUIDACION_O_PAGO_MENOR_ASEGURADORA_VARON_R2.docx
+++ b/plantillas_maestras/02_seguro_vida/liquidacion_o_pago_menor/2_o_mas_ddos_varios/varon/TPL_2156_2025_SEGURO_VIDA_LIQUIDACION_O_PAGO_MENOR_ASEGURADORA_VARON_R2.docx
@@ -4819,7 +4819,7 @@
           <w:lang w:eastAsia="es-PE"/>
           <w14:ligatures w14:val="none"/>
         </w:rPr>
-        <w:t xml:space="preserve">. Por consiguiente, corresponde calificar el hecho materia de denuncia como una presunta infracción al deber de información, tipificado en el </w:t>
+        <w:t xml:space="preserve">; involucraría una presunta afectación al derecho de información de los consumidores. Por consiguiente, corresponde calificar el hecho materia de denuncia como una presunta infracción al deber de información, tipificado en el artículo 1, numeral 1, literal b) y al artículo 2 del Código</w:t>
       </w:r>
       <w:bookmarkStart w:id="4" w:name="_Hlk195611851"/>
       <w:r>
@@ -4833,7 +4833,7 @@
           <w:lang w:eastAsia="es-PE"/>
           <w14:ligatures w14:val="none"/>
         </w:rPr>
-        <w:t xml:space="preserve">artículo 1, numeral 1, literal b) </w:t>
+        <w:t xml:space="preserve"/>
       </w:r>
       <w:bookmarkEnd w:id="4"/>
       <w:r>
@@ -4847,7 +4847,7 @@
           <w:lang w:eastAsia="es-PE"/>
           <w14:ligatures w14:val="none"/>
         </w:rPr>
-        <w:t>y al artículo 2 del Código</w:t>
+        <w:t xml:space="preserve"/>
       </w:r>
       <w:r>
         <w:rPr>

--- a/plantillas_maestras/02_seguro_vida/liquidacion_o_pago_menor/2_o_mas_ddos_varios/varon/TPL_2156_2025_SEGURO_VIDA_LIQUIDACION_O_PAGO_MENOR_ASEGURADORA_VARON_R2.docx
+++ b/plantillas_maestras/02_seguro_vida/liquidacion_o_pago_menor/2_o_mas_ddos_varios/varon/TPL_2156_2025_SEGURO_VIDA_LIQUIDACION_O_PAGO_MENOR_ASEGURADORA_VARON_R2.docx
@@ -4927,17 +4927,17 @@
           <w:sz w:val="22"/>
           <w:szCs w:val="22"/>
         </w:rPr>
-        <w:t>la compañía aseguradora mediante carta del 3 de julio de 2025 no habría brindado una respuesta adecuada al reclamo presentado por el denunciante, al no pronunciarse sobre el hecho cuestionado</w:t>
-      </w:r>
-      <w:r>
-        <w:rPr>
-          <w:rFonts w:ascii="Arial Narrow" w:eastAsia="Arial Narrow" w:hAnsi="Arial Narrow" w:cs="Arial Narrow"/>
-          <w:kern w:val="0"/>
-          <w14:ligatures w14:val="none"/>
-          <w:sz w:val="22"/>
-          <w:szCs w:val="22"/>
-        </w:rPr>
-        <w:t>. Por consiguiente, corresponde calificar el hecho materia de denuncia</w:t>
+        <w:t xml:space="preserve">la compañía aseguradora mediante carta del 3 de julio de 2025 no habría brindado una respuesta adecuada al reclamo presentado por el denunciante, al no pronunciarse sobre el hecho cuestionado</w:t>
+      </w:r>
+      <w:r>
+        <w:rPr>
+          <w:rFonts w:ascii="Arial Narrow" w:eastAsia="Arial Narrow" w:hAnsi="Arial Narrow" w:cs="Arial Narrow"/>
+          <w:kern w:val="0"/>
+          <w14:ligatures w14:val="none"/>
+          <w:sz w:val="22"/>
+          <w:szCs w:val="22"/>
+        </w:rPr>
+        <w:t xml:space="preserve">; involucraría una presunta afectación a su derecho de recibir respuestas adecuadas a los reclamos formulados. Por consiguiente, corresponde calificar el hecho materia de denuncia</w:t>
       </w:r>
       <w:r>
         <w:rPr>
@@ -4975,7 +4975,7 @@
           <w:lang w:eastAsia="es-PE"/>
           <w14:ligatures w14:val="none"/>
         </w:rPr>
-        <w:t>.</w:t>
+        <w:t xml:space="preserve">.</w:t>
       </w:r>
     </w:p>
     <w:p>
@@ -7532,7 +7532,7 @@
           <w:sz w:val="22"/>
           <w:szCs w:val="22"/>
         </w:rPr>
-        <w:t xml:space="preserve">correr traslado de la presente resolución a Rímac Seguros y Reaseguros S.A. para que, de conformidad con lo dispuesto por el artículo 26 de la Ley sobre Facultades, Normas y Organización del Indecopi, aprobada por Decreto Legislativo 807</w:t>
+        <w:t xml:space="preserve">correr traslado de la denuncia del 11 de agosto de 2025 a Rímac Seguros y Reaseguros S.A. para que, de conformidad con lo dispuesto por el artículo 26 de la Ley sobre Facultades, Normas y Organización del Indecopi, aprobada por Decreto Legislativo 807</w:t>
       </w:r>
       <w:r>
         <w:rPr>
